--- a/docs/tables/whole/sec5_ckd_composite.docx
+++ b/docs/tables/whole/sec5_ckd_composite.docx
@@ -997,7 +997,7 @@
                 <w:szCs w:val="22"/>
                 <w:color w:val="000000"/>
               </w:rPr>
-              <w:t xml:space="preserve">0.540</w:t>
+              <w:t xml:space="preserve">0.510</w:t>
             </w:r>
           </w:p>
         </w:tc>
@@ -1103,7 +1103,7 @@
                 <w:szCs w:val="22"/>
                 <w:color w:val="000000"/>
               </w:rPr>
-              <w:t xml:space="preserve">1.11</w:t>
+              <w:t xml:space="preserve">1.18</w:t>
             </w:r>
           </w:p>
         </w:tc>
@@ -1156,7 +1156,7 @@
                 <w:szCs w:val="22"/>
                 <w:color w:val="000000"/>
               </w:rPr>
-              <w:t xml:space="preserve">0.88, 1.39</w:t>
+              <w:t xml:space="preserve">0.95, 1.47</w:t>
             </w:r>
           </w:p>
         </w:tc>
@@ -1209,7 +1209,7 @@
                 <w:szCs w:val="22"/>
                 <w:color w:val="000000"/>
               </w:rPr>
-              <w:t xml:space="preserve">0.370</w:t>
+              <w:t xml:space="preserve">0.130</w:t>
             </w:r>
           </w:p>
         </w:tc>
@@ -1586,113 +1586,113 @@
                 <w:szCs w:val="22"/>
                 <w:color w:val="000000"/>
               </w:rPr>
-              <w:t xml:space="preserve">1.04</w:t>
-            </w:r>
-          </w:p>
-        </w:tc>
-        <w:tc>
-          <w:tcPr>
-            <w:tcBorders>
-              <w:bottom w:val="none" w:sz="0" w:space="0" w:color="000000"/>
-              <w:top w:val="none" w:sz="0" w:space="0" w:color="000000"/>
-              <w:left w:val="none" w:sz="0" w:space="0" w:color="000000"/>
-              <w:right w:val="none" w:sz="0" w:space="0" w:color="000000"/>
-            </w:tcBorders>
-            <w:shd w:val="clear" w:color="auto" w:fill="FFFFFF"/>
-            <w:tcMar>
-              <w:top w:w="0" w:type="dxa"/>
-              <w:bottom w:w="0" w:type="dxa"/>
-              <w:left w:w="0" w:type="dxa"/>
-              <w:right w:w="0" w:type="dxa"/>
-            </w:tcMar>
-            <w:vAlign w:val="top"/>
-          </w:tcPr>
-          <w:p>
-            <w:pPr>
-              <w:pStyle w:val="Normal"/>
-              <w:jc w:val="center"/>
-              <w:pBdr>
-                <w:bottom w:val="none" w:sz="0" w:space="0" w:color="000000"/>
-                <w:top w:val="none" w:sz="0" w:space="0" w:color="000000"/>
-                <w:left w:val="none" w:sz="0" w:space="0" w:color="000000"/>
-                <w:right w:val="none" w:sz="0" w:space="0" w:color="000000"/>
-              </w:pBdr>
-              <w:spacing w:after="100" w:before="100" w:line="240"/>
-              <w:ind w:left="100" w:right="100" w:firstLine="0" w:firstLineChars="0"/>
-              <w:rPr>
-                <w:rFonts w:ascii="Helvetica" w:hAnsi="Helvetica" w:eastAsia="Helvetica" w:cs="Helvetica"/>
-                <w:i w:val="false"/>
-                <w:b w:val="false"/>
-                <w:u w:val="none"/>
-                <w:sz w:val="22"/>
-                <w:szCs w:val="22"/>
-                <w:color w:val="000000"/>
-              </w:rPr>
-            </w:pPr>
-            <w:r>
-              <w:rPr>
-                <w:rFonts w:ascii="Helvetica" w:hAnsi="Helvetica" w:eastAsia="Helvetica" w:cs="Helvetica"/>
-                <w:i w:val="false"/>
-                <w:b w:val="false"/>
-                <w:u w:val="none"/>
-                <w:sz w:val="22"/>
-                <w:szCs w:val="22"/>
-                <w:color w:val="000000"/>
-              </w:rPr>
-              <w:t xml:space="preserve">0.98, 1.11</w:t>
-            </w:r>
-          </w:p>
-        </w:tc>
-        <w:tc>
-          <w:tcPr>
-            <w:tcBorders>
-              <w:bottom w:val="none" w:sz="0" w:space="0" w:color="000000"/>
-              <w:top w:val="none" w:sz="0" w:space="0" w:color="000000"/>
-              <w:left w:val="none" w:sz="0" w:space="0" w:color="000000"/>
-              <w:right w:val="none" w:sz="0" w:space="0" w:color="000000"/>
-            </w:tcBorders>
-            <w:shd w:val="clear" w:color="auto" w:fill="FFFFFF"/>
-            <w:tcMar>
-              <w:top w:w="0" w:type="dxa"/>
-              <w:bottom w:w="0" w:type="dxa"/>
-              <w:left w:w="0" w:type="dxa"/>
-              <w:right w:w="0" w:type="dxa"/>
-            </w:tcMar>
-            <w:vAlign w:val="top"/>
-          </w:tcPr>
-          <w:p>
-            <w:pPr>
-              <w:pStyle w:val="Normal"/>
-              <w:jc w:val="center"/>
-              <w:pBdr>
-                <w:bottom w:val="none" w:sz="0" w:space="0" w:color="000000"/>
-                <w:top w:val="none" w:sz="0" w:space="0" w:color="000000"/>
-                <w:left w:val="none" w:sz="0" w:space="0" w:color="000000"/>
-                <w:right w:val="none" w:sz="0" w:space="0" w:color="000000"/>
-              </w:pBdr>
-              <w:spacing w:after="100" w:before="100" w:line="240"/>
-              <w:ind w:left="100" w:right="100" w:firstLine="0" w:firstLineChars="0"/>
-              <w:rPr>
-                <w:rFonts w:ascii="Helvetica" w:hAnsi="Helvetica" w:eastAsia="Helvetica" w:cs="Helvetica"/>
-                <w:i w:val="false"/>
-                <w:b w:val="false"/>
-                <w:u w:val="none"/>
-                <w:sz w:val="22"/>
-                <w:szCs w:val="22"/>
-                <w:color w:val="000000"/>
-              </w:rPr>
-            </w:pPr>
-            <w:r>
-              <w:rPr>
-                <w:rFonts w:ascii="Helvetica" w:hAnsi="Helvetica" w:eastAsia="Helvetica" w:cs="Helvetica"/>
-                <w:i w:val="false"/>
-                <w:b w:val="false"/>
-                <w:u w:val="none"/>
-                <w:sz w:val="22"/>
-                <w:szCs w:val="22"/>
-                <w:color w:val="000000"/>
-              </w:rPr>
-              <w:t xml:space="preserve">0.230</w:t>
+              <w:t xml:space="preserve">1.05</w:t>
+            </w:r>
+          </w:p>
+        </w:tc>
+        <w:tc>
+          <w:tcPr>
+            <w:tcBorders>
+              <w:bottom w:val="none" w:sz="0" w:space="0" w:color="000000"/>
+              <w:top w:val="none" w:sz="0" w:space="0" w:color="000000"/>
+              <w:left w:val="none" w:sz="0" w:space="0" w:color="000000"/>
+              <w:right w:val="none" w:sz="0" w:space="0" w:color="000000"/>
+            </w:tcBorders>
+            <w:shd w:val="clear" w:color="auto" w:fill="FFFFFF"/>
+            <w:tcMar>
+              <w:top w:w="0" w:type="dxa"/>
+              <w:bottom w:w="0" w:type="dxa"/>
+              <w:left w:w="0" w:type="dxa"/>
+              <w:right w:w="0" w:type="dxa"/>
+            </w:tcMar>
+            <w:vAlign w:val="top"/>
+          </w:tcPr>
+          <w:p>
+            <w:pPr>
+              <w:pStyle w:val="Normal"/>
+              <w:jc w:val="center"/>
+              <w:pBdr>
+                <w:bottom w:val="none" w:sz="0" w:space="0" w:color="000000"/>
+                <w:top w:val="none" w:sz="0" w:space="0" w:color="000000"/>
+                <w:left w:val="none" w:sz="0" w:space="0" w:color="000000"/>
+                <w:right w:val="none" w:sz="0" w:space="0" w:color="000000"/>
+              </w:pBdr>
+              <w:spacing w:after="100" w:before="100" w:line="240"/>
+              <w:ind w:left="100" w:right="100" w:firstLine="0" w:firstLineChars="0"/>
+              <w:rPr>
+                <w:rFonts w:ascii="Helvetica" w:hAnsi="Helvetica" w:eastAsia="Helvetica" w:cs="Helvetica"/>
+                <w:i w:val="false"/>
+                <w:b w:val="false"/>
+                <w:u w:val="none"/>
+                <w:sz w:val="22"/>
+                <w:szCs w:val="22"/>
+                <w:color w:val="000000"/>
+              </w:rPr>
+            </w:pPr>
+            <w:r>
+              <w:rPr>
+                <w:rFonts w:ascii="Helvetica" w:hAnsi="Helvetica" w:eastAsia="Helvetica" w:cs="Helvetica"/>
+                <w:i w:val="false"/>
+                <w:b w:val="false"/>
+                <w:u w:val="none"/>
+                <w:sz w:val="22"/>
+                <w:szCs w:val="22"/>
+                <w:color w:val="000000"/>
+              </w:rPr>
+              <w:t xml:space="preserve">0.99, 1.12</w:t>
+            </w:r>
+          </w:p>
+        </w:tc>
+        <w:tc>
+          <w:tcPr>
+            <w:tcBorders>
+              <w:bottom w:val="none" w:sz="0" w:space="0" w:color="000000"/>
+              <w:top w:val="none" w:sz="0" w:space="0" w:color="000000"/>
+              <w:left w:val="none" w:sz="0" w:space="0" w:color="000000"/>
+              <w:right w:val="none" w:sz="0" w:space="0" w:color="000000"/>
+            </w:tcBorders>
+            <w:shd w:val="clear" w:color="auto" w:fill="FFFFFF"/>
+            <w:tcMar>
+              <w:top w:w="0" w:type="dxa"/>
+              <w:bottom w:w="0" w:type="dxa"/>
+              <w:left w:w="0" w:type="dxa"/>
+              <w:right w:w="0" w:type="dxa"/>
+            </w:tcMar>
+            <w:vAlign w:val="top"/>
+          </w:tcPr>
+          <w:p>
+            <w:pPr>
+              <w:pStyle w:val="Normal"/>
+              <w:jc w:val="center"/>
+              <w:pBdr>
+                <w:bottom w:val="none" w:sz="0" w:space="0" w:color="000000"/>
+                <w:top w:val="none" w:sz="0" w:space="0" w:color="000000"/>
+                <w:left w:val="none" w:sz="0" w:space="0" w:color="000000"/>
+                <w:right w:val="none" w:sz="0" w:space="0" w:color="000000"/>
+              </w:pBdr>
+              <w:spacing w:after="100" w:before="100" w:line="240"/>
+              <w:ind w:left="100" w:right="100" w:firstLine="0" w:firstLineChars="0"/>
+              <w:rPr>
+                <w:rFonts w:ascii="Helvetica" w:hAnsi="Helvetica" w:eastAsia="Helvetica" w:cs="Helvetica"/>
+                <w:i w:val="false"/>
+                <w:b w:val="false"/>
+                <w:u w:val="none"/>
+                <w:sz w:val="22"/>
+                <w:szCs w:val="22"/>
+                <w:color w:val="000000"/>
+              </w:rPr>
+            </w:pPr>
+            <w:r>
+              <w:rPr>
+                <w:rFonts w:ascii="Helvetica" w:hAnsi="Helvetica" w:eastAsia="Helvetica" w:cs="Helvetica"/>
+                <w:i w:val="false"/>
+                <w:b w:val="false"/>
+                <w:u w:val="none"/>
+                <w:sz w:val="22"/>
+                <w:szCs w:val="22"/>
+                <w:color w:val="000000"/>
+              </w:rPr>
+              <w:t xml:space="preserve">0.083</w:t>
             </w:r>
           </w:p>
         </w:tc>
@@ -2823,113 +2823,113 @@
                 <w:szCs w:val="22"/>
                 <w:color w:val="000000"/>
               </w:rPr>
-              <w:t xml:space="preserve">1.44</w:t>
-            </w:r>
-          </w:p>
-        </w:tc>
-        <w:tc>
-          <w:tcPr>
-            <w:tcBorders>
-              <w:bottom w:val="none" w:sz="0" w:space="0" w:color="000000"/>
-              <w:top w:val="none" w:sz="0" w:space="0" w:color="000000"/>
-              <w:left w:val="none" w:sz="0" w:space="0" w:color="000000"/>
-              <w:right w:val="none" w:sz="0" w:space="0" w:color="000000"/>
-            </w:tcBorders>
-            <w:shd w:val="clear" w:color="auto" w:fill="FFFFFF"/>
-            <w:tcMar>
-              <w:top w:w="0" w:type="dxa"/>
-              <w:bottom w:w="0" w:type="dxa"/>
-              <w:left w:w="0" w:type="dxa"/>
-              <w:right w:w="0" w:type="dxa"/>
-            </w:tcMar>
-            <w:vAlign w:val="top"/>
-          </w:tcPr>
-          <w:p>
-            <w:pPr>
-              <w:pStyle w:val="Normal"/>
-              <w:jc w:val="center"/>
-              <w:pBdr>
-                <w:bottom w:val="none" w:sz="0" w:space="0" w:color="000000"/>
-                <w:top w:val="none" w:sz="0" w:space="0" w:color="000000"/>
-                <w:left w:val="none" w:sz="0" w:space="0" w:color="000000"/>
-                <w:right w:val="none" w:sz="0" w:space="0" w:color="000000"/>
-              </w:pBdr>
-              <w:spacing w:after="100" w:before="100" w:line="240"/>
-              <w:ind w:left="100" w:right="100" w:firstLine="0" w:firstLineChars="0"/>
-              <w:rPr>
-                <w:rFonts w:ascii="Helvetica" w:hAnsi="Helvetica" w:eastAsia="Helvetica" w:cs="Helvetica"/>
-                <w:i w:val="false"/>
-                <w:b w:val="false"/>
-                <w:u w:val="none"/>
-                <w:sz w:val="22"/>
-                <w:szCs w:val="22"/>
-                <w:color w:val="000000"/>
-              </w:rPr>
-            </w:pPr>
-            <w:r>
-              <w:rPr>
-                <w:rFonts w:ascii="Helvetica" w:hAnsi="Helvetica" w:eastAsia="Helvetica" w:cs="Helvetica"/>
-                <w:i w:val="false"/>
-                <w:b w:val="false"/>
-                <w:u w:val="none"/>
-                <w:sz w:val="22"/>
-                <w:szCs w:val="22"/>
-                <w:color w:val="000000"/>
-              </w:rPr>
-              <w:t xml:space="preserve">0.67, 3.10</w:t>
-            </w:r>
-          </w:p>
-        </w:tc>
-        <w:tc>
-          <w:tcPr>
-            <w:tcBorders>
-              <w:bottom w:val="none" w:sz="0" w:space="0" w:color="000000"/>
-              <w:top w:val="none" w:sz="0" w:space="0" w:color="000000"/>
-              <w:left w:val="none" w:sz="0" w:space="0" w:color="000000"/>
-              <w:right w:val="none" w:sz="0" w:space="0" w:color="000000"/>
-            </w:tcBorders>
-            <w:shd w:val="clear" w:color="auto" w:fill="FFFFFF"/>
-            <w:tcMar>
-              <w:top w:w="0" w:type="dxa"/>
-              <w:bottom w:w="0" w:type="dxa"/>
-              <w:left w:w="0" w:type="dxa"/>
-              <w:right w:w="0" w:type="dxa"/>
-            </w:tcMar>
-            <w:vAlign w:val="top"/>
-          </w:tcPr>
-          <w:p>
-            <w:pPr>
-              <w:pStyle w:val="Normal"/>
-              <w:jc w:val="center"/>
-              <w:pBdr>
-                <w:bottom w:val="none" w:sz="0" w:space="0" w:color="000000"/>
-                <w:top w:val="none" w:sz="0" w:space="0" w:color="000000"/>
-                <w:left w:val="none" w:sz="0" w:space="0" w:color="000000"/>
-                <w:right w:val="none" w:sz="0" w:space="0" w:color="000000"/>
-              </w:pBdr>
-              <w:spacing w:after="100" w:before="100" w:line="240"/>
-              <w:ind w:left="100" w:right="100" w:firstLine="0" w:firstLineChars="0"/>
-              <w:rPr>
-                <w:rFonts w:ascii="Helvetica" w:hAnsi="Helvetica" w:eastAsia="Helvetica" w:cs="Helvetica"/>
-                <w:i w:val="false"/>
-                <w:b w:val="false"/>
-                <w:u w:val="none"/>
-                <w:sz w:val="22"/>
-                <w:szCs w:val="22"/>
-                <w:color w:val="000000"/>
-              </w:rPr>
-            </w:pPr>
-            <w:r>
-              <w:rPr>
-                <w:rFonts w:ascii="Helvetica" w:hAnsi="Helvetica" w:eastAsia="Helvetica" w:cs="Helvetica"/>
-                <w:i w:val="false"/>
-                <w:b w:val="false"/>
-                <w:u w:val="none"/>
-                <w:sz w:val="22"/>
-                <w:szCs w:val="22"/>
-                <w:color w:val="000000"/>
-              </w:rPr>
-              <w:t xml:space="preserve">0.350</w:t>
+              <w:t xml:space="preserve">1.29</w:t>
+            </w:r>
+          </w:p>
+        </w:tc>
+        <w:tc>
+          <w:tcPr>
+            <w:tcBorders>
+              <w:bottom w:val="none" w:sz="0" w:space="0" w:color="000000"/>
+              <w:top w:val="none" w:sz="0" w:space="0" w:color="000000"/>
+              <w:left w:val="none" w:sz="0" w:space="0" w:color="000000"/>
+              <w:right w:val="none" w:sz="0" w:space="0" w:color="000000"/>
+            </w:tcBorders>
+            <w:shd w:val="clear" w:color="auto" w:fill="FFFFFF"/>
+            <w:tcMar>
+              <w:top w:w="0" w:type="dxa"/>
+              <w:bottom w:w="0" w:type="dxa"/>
+              <w:left w:w="0" w:type="dxa"/>
+              <w:right w:w="0" w:type="dxa"/>
+            </w:tcMar>
+            <w:vAlign w:val="top"/>
+          </w:tcPr>
+          <w:p>
+            <w:pPr>
+              <w:pStyle w:val="Normal"/>
+              <w:jc w:val="center"/>
+              <w:pBdr>
+                <w:bottom w:val="none" w:sz="0" w:space="0" w:color="000000"/>
+                <w:top w:val="none" w:sz="0" w:space="0" w:color="000000"/>
+                <w:left w:val="none" w:sz="0" w:space="0" w:color="000000"/>
+                <w:right w:val="none" w:sz="0" w:space="0" w:color="000000"/>
+              </w:pBdr>
+              <w:spacing w:after="100" w:before="100" w:line="240"/>
+              <w:ind w:left="100" w:right="100" w:firstLine="0" w:firstLineChars="0"/>
+              <w:rPr>
+                <w:rFonts w:ascii="Helvetica" w:hAnsi="Helvetica" w:eastAsia="Helvetica" w:cs="Helvetica"/>
+                <w:i w:val="false"/>
+                <w:b w:val="false"/>
+                <w:u w:val="none"/>
+                <w:sz w:val="22"/>
+                <w:szCs w:val="22"/>
+                <w:color w:val="000000"/>
+              </w:rPr>
+            </w:pPr>
+            <w:r>
+              <w:rPr>
+                <w:rFonts w:ascii="Helvetica" w:hAnsi="Helvetica" w:eastAsia="Helvetica" w:cs="Helvetica"/>
+                <w:i w:val="false"/>
+                <w:b w:val="false"/>
+                <w:u w:val="none"/>
+                <w:sz w:val="22"/>
+                <w:szCs w:val="22"/>
+                <w:color w:val="000000"/>
+              </w:rPr>
+              <w:t xml:space="preserve">0.63, 2.63</w:t>
+            </w:r>
+          </w:p>
+        </w:tc>
+        <w:tc>
+          <w:tcPr>
+            <w:tcBorders>
+              <w:bottom w:val="none" w:sz="0" w:space="0" w:color="000000"/>
+              <w:top w:val="none" w:sz="0" w:space="0" w:color="000000"/>
+              <w:left w:val="none" w:sz="0" w:space="0" w:color="000000"/>
+              <w:right w:val="none" w:sz="0" w:space="0" w:color="000000"/>
+            </w:tcBorders>
+            <w:shd w:val="clear" w:color="auto" w:fill="FFFFFF"/>
+            <w:tcMar>
+              <w:top w:w="0" w:type="dxa"/>
+              <w:bottom w:w="0" w:type="dxa"/>
+              <w:left w:w="0" w:type="dxa"/>
+              <w:right w:w="0" w:type="dxa"/>
+            </w:tcMar>
+            <w:vAlign w:val="top"/>
+          </w:tcPr>
+          <w:p>
+            <w:pPr>
+              <w:pStyle w:val="Normal"/>
+              <w:jc w:val="center"/>
+              <w:pBdr>
+                <w:bottom w:val="none" w:sz="0" w:space="0" w:color="000000"/>
+                <w:top w:val="none" w:sz="0" w:space="0" w:color="000000"/>
+                <w:left w:val="none" w:sz="0" w:space="0" w:color="000000"/>
+                <w:right w:val="none" w:sz="0" w:space="0" w:color="000000"/>
+              </w:pBdr>
+              <w:spacing w:after="100" w:before="100" w:line="240"/>
+              <w:ind w:left="100" w:right="100" w:firstLine="0" w:firstLineChars="0"/>
+              <w:rPr>
+                <w:rFonts w:ascii="Helvetica" w:hAnsi="Helvetica" w:eastAsia="Helvetica" w:cs="Helvetica"/>
+                <w:i w:val="false"/>
+                <w:b w:val="false"/>
+                <w:u w:val="none"/>
+                <w:sz w:val="22"/>
+                <w:szCs w:val="22"/>
+                <w:color w:val="000000"/>
+              </w:rPr>
+            </w:pPr>
+            <w:r>
+              <w:rPr>
+                <w:rFonts w:ascii="Helvetica" w:hAnsi="Helvetica" w:eastAsia="Helvetica" w:cs="Helvetica"/>
+                <w:i w:val="false"/>
+                <w:b w:val="false"/>
+                <w:u w:val="none"/>
+                <w:sz w:val="22"/>
+                <w:szCs w:val="22"/>
+                <w:color w:val="000000"/>
+              </w:rPr>
+              <w:t xml:space="preserve">0.480</w:t>
             </w:r>
           </w:p>
         </w:tc>
@@ -3035,113 +3035,113 @@
                 <w:szCs w:val="22"/>
                 <w:color w:val="000000"/>
               </w:rPr>
-              <w:t xml:space="preserve">1.98</w:t>
-            </w:r>
-          </w:p>
-        </w:tc>
-        <w:tc>
-          <w:tcPr>
-            <w:tcBorders>
-              <w:bottom w:val="none" w:sz="0" w:space="0" w:color="000000"/>
-              <w:top w:val="none" w:sz="0" w:space="0" w:color="000000"/>
-              <w:left w:val="none" w:sz="0" w:space="0" w:color="000000"/>
-              <w:right w:val="none" w:sz="0" w:space="0" w:color="000000"/>
-            </w:tcBorders>
-            <w:shd w:val="clear" w:color="auto" w:fill="FFFFFF"/>
-            <w:tcMar>
-              <w:top w:w="0" w:type="dxa"/>
-              <w:bottom w:w="0" w:type="dxa"/>
-              <w:left w:w="0" w:type="dxa"/>
-              <w:right w:w="0" w:type="dxa"/>
-            </w:tcMar>
-            <w:vAlign w:val="top"/>
-          </w:tcPr>
-          <w:p>
-            <w:pPr>
-              <w:pStyle w:val="Normal"/>
-              <w:jc w:val="center"/>
-              <w:pBdr>
-                <w:bottom w:val="none" w:sz="0" w:space="0" w:color="000000"/>
-                <w:top w:val="none" w:sz="0" w:space="0" w:color="000000"/>
-                <w:left w:val="none" w:sz="0" w:space="0" w:color="000000"/>
-                <w:right w:val="none" w:sz="0" w:space="0" w:color="000000"/>
-              </w:pBdr>
-              <w:spacing w:after="100" w:before="100" w:line="240"/>
-              <w:ind w:left="100" w:right="100" w:firstLine="0" w:firstLineChars="0"/>
-              <w:rPr>
-                <w:rFonts w:ascii="Helvetica" w:hAnsi="Helvetica" w:eastAsia="Helvetica" w:cs="Helvetica"/>
-                <w:i w:val="false"/>
-                <w:b w:val="false"/>
-                <w:u w:val="none"/>
-                <w:sz w:val="22"/>
-                <w:szCs w:val="22"/>
-                <w:color w:val="000000"/>
-              </w:rPr>
-            </w:pPr>
-            <w:r>
-              <w:rPr>
-                <w:rFonts w:ascii="Helvetica" w:hAnsi="Helvetica" w:eastAsia="Helvetica" w:cs="Helvetica"/>
-                <w:i w:val="false"/>
-                <w:b w:val="false"/>
-                <w:u w:val="none"/>
-                <w:sz w:val="22"/>
-                <w:szCs w:val="22"/>
-                <w:color w:val="000000"/>
-              </w:rPr>
-              <w:t xml:space="preserve">0.56, 6.98</w:t>
-            </w:r>
-          </w:p>
-        </w:tc>
-        <w:tc>
-          <w:tcPr>
-            <w:tcBorders>
-              <w:bottom w:val="none" w:sz="0" w:space="0" w:color="000000"/>
-              <w:top w:val="none" w:sz="0" w:space="0" w:color="000000"/>
-              <w:left w:val="none" w:sz="0" w:space="0" w:color="000000"/>
-              <w:right w:val="none" w:sz="0" w:space="0" w:color="000000"/>
-            </w:tcBorders>
-            <w:shd w:val="clear" w:color="auto" w:fill="FFFFFF"/>
-            <w:tcMar>
-              <w:top w:w="0" w:type="dxa"/>
-              <w:bottom w:w="0" w:type="dxa"/>
-              <w:left w:w="0" w:type="dxa"/>
-              <w:right w:w="0" w:type="dxa"/>
-            </w:tcMar>
-            <w:vAlign w:val="top"/>
-          </w:tcPr>
-          <w:p>
-            <w:pPr>
-              <w:pStyle w:val="Normal"/>
-              <w:jc w:val="center"/>
-              <w:pBdr>
-                <w:bottom w:val="none" w:sz="0" w:space="0" w:color="000000"/>
-                <w:top w:val="none" w:sz="0" w:space="0" w:color="000000"/>
-                <w:left w:val="none" w:sz="0" w:space="0" w:color="000000"/>
-                <w:right w:val="none" w:sz="0" w:space="0" w:color="000000"/>
-              </w:pBdr>
-              <w:spacing w:after="100" w:before="100" w:line="240"/>
-              <w:ind w:left="100" w:right="100" w:firstLine="0" w:firstLineChars="0"/>
-              <w:rPr>
-                <w:rFonts w:ascii="Helvetica" w:hAnsi="Helvetica" w:eastAsia="Helvetica" w:cs="Helvetica"/>
-                <w:i w:val="false"/>
-                <w:b w:val="false"/>
-                <w:u w:val="none"/>
-                <w:sz w:val="22"/>
-                <w:szCs w:val="22"/>
-                <w:color w:val="000000"/>
-              </w:rPr>
-            </w:pPr>
-            <w:r>
-              <w:rPr>
-                <w:rFonts w:ascii="Helvetica" w:hAnsi="Helvetica" w:eastAsia="Helvetica" w:cs="Helvetica"/>
-                <w:i w:val="false"/>
-                <w:b w:val="false"/>
-                <w:u w:val="none"/>
-                <w:sz w:val="22"/>
-                <w:szCs w:val="22"/>
-                <w:color w:val="000000"/>
-              </w:rPr>
-              <w:t xml:space="preserve">0.290</w:t>
+              <w:t xml:space="preserve">1.81</w:t>
+            </w:r>
+          </w:p>
+        </w:tc>
+        <w:tc>
+          <w:tcPr>
+            <w:tcBorders>
+              <w:bottom w:val="none" w:sz="0" w:space="0" w:color="000000"/>
+              <w:top w:val="none" w:sz="0" w:space="0" w:color="000000"/>
+              <w:left w:val="none" w:sz="0" w:space="0" w:color="000000"/>
+              <w:right w:val="none" w:sz="0" w:space="0" w:color="000000"/>
+            </w:tcBorders>
+            <w:shd w:val="clear" w:color="auto" w:fill="FFFFFF"/>
+            <w:tcMar>
+              <w:top w:w="0" w:type="dxa"/>
+              <w:bottom w:w="0" w:type="dxa"/>
+              <w:left w:w="0" w:type="dxa"/>
+              <w:right w:w="0" w:type="dxa"/>
+            </w:tcMar>
+            <w:vAlign w:val="top"/>
+          </w:tcPr>
+          <w:p>
+            <w:pPr>
+              <w:pStyle w:val="Normal"/>
+              <w:jc w:val="center"/>
+              <w:pBdr>
+                <w:bottom w:val="none" w:sz="0" w:space="0" w:color="000000"/>
+                <w:top w:val="none" w:sz="0" w:space="0" w:color="000000"/>
+                <w:left w:val="none" w:sz="0" w:space="0" w:color="000000"/>
+                <w:right w:val="none" w:sz="0" w:space="0" w:color="000000"/>
+              </w:pBdr>
+              <w:spacing w:after="100" w:before="100" w:line="240"/>
+              <w:ind w:left="100" w:right="100" w:firstLine="0" w:firstLineChars="0"/>
+              <w:rPr>
+                <w:rFonts w:ascii="Helvetica" w:hAnsi="Helvetica" w:eastAsia="Helvetica" w:cs="Helvetica"/>
+                <w:i w:val="false"/>
+                <w:b w:val="false"/>
+                <w:u w:val="none"/>
+                <w:sz w:val="22"/>
+                <w:szCs w:val="22"/>
+                <w:color w:val="000000"/>
+              </w:rPr>
+            </w:pPr>
+            <w:r>
+              <w:rPr>
+                <w:rFonts w:ascii="Helvetica" w:hAnsi="Helvetica" w:eastAsia="Helvetica" w:cs="Helvetica"/>
+                <w:i w:val="false"/>
+                <w:b w:val="false"/>
+                <w:u w:val="none"/>
+                <w:sz w:val="22"/>
+                <w:szCs w:val="22"/>
+                <w:color w:val="000000"/>
+              </w:rPr>
+              <w:t xml:space="preserve">0.54, 6.05</w:t>
+            </w:r>
+          </w:p>
+        </w:tc>
+        <w:tc>
+          <w:tcPr>
+            <w:tcBorders>
+              <w:bottom w:val="none" w:sz="0" w:space="0" w:color="000000"/>
+              <w:top w:val="none" w:sz="0" w:space="0" w:color="000000"/>
+              <w:left w:val="none" w:sz="0" w:space="0" w:color="000000"/>
+              <w:right w:val="none" w:sz="0" w:space="0" w:color="000000"/>
+            </w:tcBorders>
+            <w:shd w:val="clear" w:color="auto" w:fill="FFFFFF"/>
+            <w:tcMar>
+              <w:top w:w="0" w:type="dxa"/>
+              <w:bottom w:w="0" w:type="dxa"/>
+              <w:left w:w="0" w:type="dxa"/>
+              <w:right w:w="0" w:type="dxa"/>
+            </w:tcMar>
+            <w:vAlign w:val="top"/>
+          </w:tcPr>
+          <w:p>
+            <w:pPr>
+              <w:pStyle w:val="Normal"/>
+              <w:jc w:val="center"/>
+              <w:pBdr>
+                <w:bottom w:val="none" w:sz="0" w:space="0" w:color="000000"/>
+                <w:top w:val="none" w:sz="0" w:space="0" w:color="000000"/>
+                <w:left w:val="none" w:sz="0" w:space="0" w:color="000000"/>
+                <w:right w:val="none" w:sz="0" w:space="0" w:color="000000"/>
+              </w:pBdr>
+              <w:spacing w:after="100" w:before="100" w:line="240"/>
+              <w:ind w:left="100" w:right="100" w:firstLine="0" w:firstLineChars="0"/>
+              <w:rPr>
+                <w:rFonts w:ascii="Helvetica" w:hAnsi="Helvetica" w:eastAsia="Helvetica" w:cs="Helvetica"/>
+                <w:i w:val="false"/>
+                <w:b w:val="false"/>
+                <w:u w:val="none"/>
+                <w:sz w:val="22"/>
+                <w:szCs w:val="22"/>
+                <w:color w:val="000000"/>
+              </w:rPr>
+            </w:pPr>
+            <w:r>
+              <w:rPr>
+                <w:rFonts w:ascii="Helvetica" w:hAnsi="Helvetica" w:eastAsia="Helvetica" w:cs="Helvetica"/>
+                <w:i w:val="false"/>
+                <w:b w:val="false"/>
+                <w:u w:val="none"/>
+                <w:sz w:val="22"/>
+                <w:szCs w:val="22"/>
+                <w:color w:val="000000"/>
+              </w:rPr>
+              <w:t xml:space="preserve">0.340</w:t>
             </w:r>
           </w:p>
         </w:tc>
@@ -3306,113 +3306,113 @@
                 <w:szCs w:val="22"/>
                 <w:color w:val="000000"/>
               </w:rPr>
-              <w:t xml:space="preserve">1.17</w:t>
-            </w:r>
-          </w:p>
-        </w:tc>
-        <w:tc>
-          <w:tcPr>
-            <w:tcBorders>
-              <w:bottom w:val="none" w:sz="0" w:space="0" w:color="000000"/>
-              <w:top w:val="none" w:sz="0" w:space="0" w:color="000000"/>
-              <w:left w:val="none" w:sz="0" w:space="0" w:color="000000"/>
-              <w:right w:val="none" w:sz="0" w:space="0" w:color="000000"/>
-            </w:tcBorders>
-            <w:shd w:val="clear" w:color="auto" w:fill="FFFFFF"/>
-            <w:tcMar>
-              <w:top w:w="0" w:type="dxa"/>
-              <w:bottom w:w="0" w:type="dxa"/>
-              <w:left w:w="0" w:type="dxa"/>
-              <w:right w:w="0" w:type="dxa"/>
-            </w:tcMar>
-            <w:vAlign w:val="top"/>
-          </w:tcPr>
-          <w:p>
-            <w:pPr>
-              <w:pStyle w:val="Normal"/>
-              <w:jc w:val="center"/>
-              <w:pBdr>
-                <w:bottom w:val="none" w:sz="0" w:space="0" w:color="000000"/>
-                <w:top w:val="none" w:sz="0" w:space="0" w:color="000000"/>
-                <w:left w:val="none" w:sz="0" w:space="0" w:color="000000"/>
-                <w:right w:val="none" w:sz="0" w:space="0" w:color="000000"/>
-              </w:pBdr>
-              <w:spacing w:after="100" w:before="100" w:line="240"/>
-              <w:ind w:left="100" w:right="100" w:firstLine="0" w:firstLineChars="0"/>
-              <w:rPr>
-                <w:rFonts w:ascii="Helvetica" w:hAnsi="Helvetica" w:eastAsia="Helvetica" w:cs="Helvetica"/>
-                <w:i w:val="false"/>
-                <w:b w:val="false"/>
-                <w:u w:val="none"/>
-                <w:sz w:val="22"/>
-                <w:szCs w:val="22"/>
-                <w:color w:val="000000"/>
-              </w:rPr>
-            </w:pPr>
-            <w:r>
-              <w:rPr>
-                <w:rFonts w:ascii="Helvetica" w:hAnsi="Helvetica" w:eastAsia="Helvetica" w:cs="Helvetica"/>
-                <w:i w:val="false"/>
-                <w:b w:val="false"/>
-                <w:u w:val="none"/>
-                <w:sz w:val="22"/>
-                <w:szCs w:val="22"/>
-                <w:color w:val="000000"/>
-              </w:rPr>
-              <w:t xml:space="preserve">1.05, 1.30</w:t>
-            </w:r>
-          </w:p>
-        </w:tc>
-        <w:tc>
-          <w:tcPr>
-            <w:tcBorders>
-              <w:bottom w:val="none" w:sz="0" w:space="0" w:color="000000"/>
-              <w:top w:val="none" w:sz="0" w:space="0" w:color="000000"/>
-              <w:left w:val="none" w:sz="0" w:space="0" w:color="000000"/>
-              <w:right w:val="none" w:sz="0" w:space="0" w:color="000000"/>
-            </w:tcBorders>
-            <w:shd w:val="clear" w:color="auto" w:fill="FFFFFF"/>
-            <w:tcMar>
-              <w:top w:w="0" w:type="dxa"/>
-              <w:bottom w:w="0" w:type="dxa"/>
-              <w:left w:w="0" w:type="dxa"/>
-              <w:right w:w="0" w:type="dxa"/>
-            </w:tcMar>
-            <w:vAlign w:val="top"/>
-          </w:tcPr>
-          <w:p>
-            <w:pPr>
-              <w:pStyle w:val="Normal"/>
-              <w:jc w:val="center"/>
-              <w:pBdr>
-                <w:bottom w:val="none" w:sz="0" w:space="0" w:color="000000"/>
-                <w:top w:val="none" w:sz="0" w:space="0" w:color="000000"/>
-                <w:left w:val="none" w:sz="0" w:space="0" w:color="000000"/>
-                <w:right w:val="none" w:sz="0" w:space="0" w:color="000000"/>
-              </w:pBdr>
-              <w:spacing w:after="100" w:before="100" w:line="240"/>
-              <w:ind w:left="100" w:right="100" w:firstLine="0" w:firstLineChars="0"/>
-              <w:rPr>
-                <w:rFonts w:ascii="Helvetica" w:hAnsi="Helvetica" w:eastAsia="Helvetica" w:cs="Helvetica"/>
-                <w:i w:val="false"/>
-                <w:b w:val="false"/>
-                <w:u w:val="none"/>
-                <w:sz w:val="22"/>
-                <w:szCs w:val="22"/>
-                <w:color w:val="000000"/>
-              </w:rPr>
-            </w:pPr>
-            <w:r>
-              <w:rPr>
-                <w:rFonts w:ascii="Helvetica" w:hAnsi="Helvetica" w:eastAsia="Helvetica" w:cs="Helvetica"/>
-                <w:i w:val="false"/>
-                <w:b w:val="false"/>
-                <w:u w:val="none"/>
-                <w:sz w:val="22"/>
-                <w:szCs w:val="22"/>
-                <w:color w:val="000000"/>
-              </w:rPr>
-              <w:t xml:space="preserve">0.005</w:t>
+              <w:t xml:space="preserve">1.15</w:t>
+            </w:r>
+          </w:p>
+        </w:tc>
+        <w:tc>
+          <w:tcPr>
+            <w:tcBorders>
+              <w:bottom w:val="none" w:sz="0" w:space="0" w:color="000000"/>
+              <w:top w:val="none" w:sz="0" w:space="0" w:color="000000"/>
+              <w:left w:val="none" w:sz="0" w:space="0" w:color="000000"/>
+              <w:right w:val="none" w:sz="0" w:space="0" w:color="000000"/>
+            </w:tcBorders>
+            <w:shd w:val="clear" w:color="auto" w:fill="FFFFFF"/>
+            <w:tcMar>
+              <w:top w:w="0" w:type="dxa"/>
+              <w:bottom w:w="0" w:type="dxa"/>
+              <w:left w:w="0" w:type="dxa"/>
+              <w:right w:w="0" w:type="dxa"/>
+            </w:tcMar>
+            <w:vAlign w:val="top"/>
+          </w:tcPr>
+          <w:p>
+            <w:pPr>
+              <w:pStyle w:val="Normal"/>
+              <w:jc w:val="center"/>
+              <w:pBdr>
+                <w:bottom w:val="none" w:sz="0" w:space="0" w:color="000000"/>
+                <w:top w:val="none" w:sz="0" w:space="0" w:color="000000"/>
+                <w:left w:val="none" w:sz="0" w:space="0" w:color="000000"/>
+                <w:right w:val="none" w:sz="0" w:space="0" w:color="000000"/>
+              </w:pBdr>
+              <w:spacing w:after="100" w:before="100" w:line="240"/>
+              <w:ind w:left="100" w:right="100" w:firstLine="0" w:firstLineChars="0"/>
+              <w:rPr>
+                <w:rFonts w:ascii="Helvetica" w:hAnsi="Helvetica" w:eastAsia="Helvetica" w:cs="Helvetica"/>
+                <w:i w:val="false"/>
+                <w:b w:val="false"/>
+                <w:u w:val="none"/>
+                <w:sz w:val="22"/>
+                <w:szCs w:val="22"/>
+                <w:color w:val="000000"/>
+              </w:rPr>
+            </w:pPr>
+            <w:r>
+              <w:rPr>
+                <w:rFonts w:ascii="Helvetica" w:hAnsi="Helvetica" w:eastAsia="Helvetica" w:cs="Helvetica"/>
+                <w:i w:val="false"/>
+                <w:b w:val="false"/>
+                <w:u w:val="none"/>
+                <w:sz w:val="22"/>
+                <w:szCs w:val="22"/>
+                <w:color w:val="000000"/>
+              </w:rPr>
+              <w:t xml:space="preserve">1.05, 1.27</w:t>
+            </w:r>
+          </w:p>
+        </w:tc>
+        <w:tc>
+          <w:tcPr>
+            <w:tcBorders>
+              <w:bottom w:val="none" w:sz="0" w:space="0" w:color="000000"/>
+              <w:top w:val="none" w:sz="0" w:space="0" w:color="000000"/>
+              <w:left w:val="none" w:sz="0" w:space="0" w:color="000000"/>
+              <w:right w:val="none" w:sz="0" w:space="0" w:color="000000"/>
+            </w:tcBorders>
+            <w:shd w:val="clear" w:color="auto" w:fill="FFFFFF"/>
+            <w:tcMar>
+              <w:top w:w="0" w:type="dxa"/>
+              <w:bottom w:w="0" w:type="dxa"/>
+              <w:left w:w="0" w:type="dxa"/>
+              <w:right w:w="0" w:type="dxa"/>
+            </w:tcMar>
+            <w:vAlign w:val="top"/>
+          </w:tcPr>
+          <w:p>
+            <w:pPr>
+              <w:pStyle w:val="Normal"/>
+              <w:jc w:val="center"/>
+              <w:pBdr>
+                <w:bottom w:val="none" w:sz="0" w:space="0" w:color="000000"/>
+                <w:top w:val="none" w:sz="0" w:space="0" w:color="000000"/>
+                <w:left w:val="none" w:sz="0" w:space="0" w:color="000000"/>
+                <w:right w:val="none" w:sz="0" w:space="0" w:color="000000"/>
+              </w:pBdr>
+              <w:spacing w:after="100" w:before="100" w:line="240"/>
+              <w:ind w:left="100" w:right="100" w:firstLine="0" w:firstLineChars="0"/>
+              <w:rPr>
+                <w:rFonts w:ascii="Helvetica" w:hAnsi="Helvetica" w:eastAsia="Helvetica" w:cs="Helvetica"/>
+                <w:i w:val="false"/>
+                <w:b w:val="false"/>
+                <w:u w:val="none"/>
+                <w:sz w:val="22"/>
+                <w:szCs w:val="22"/>
+                <w:color w:val="000000"/>
+              </w:rPr>
+            </w:pPr>
+            <w:r>
+              <w:rPr>
+                <w:rFonts w:ascii="Helvetica" w:hAnsi="Helvetica" w:eastAsia="Helvetica" w:cs="Helvetica"/>
+                <w:i w:val="false"/>
+                <w:b w:val="false"/>
+                <w:u w:val="none"/>
+                <w:sz w:val="22"/>
+                <w:szCs w:val="22"/>
+                <w:color w:val="000000"/>
+              </w:rPr>
+              <w:t xml:space="preserve">0.004</w:t>
             </w:r>
           </w:p>
         </w:tc>
@@ -3518,113 +3518,113 @@
                 <w:szCs w:val="22"/>
                 <w:color w:val="000000"/>
               </w:rPr>
-              <w:t xml:space="preserve">0.93</w:t>
-            </w:r>
-          </w:p>
-        </w:tc>
-        <w:tc>
-          <w:tcPr>
-            <w:tcBorders>
-              <w:bottom w:val="none" w:sz="0" w:space="0" w:color="000000"/>
-              <w:top w:val="none" w:sz="0" w:space="0" w:color="000000"/>
-              <w:left w:val="none" w:sz="0" w:space="0" w:color="000000"/>
-              <w:right w:val="none" w:sz="0" w:space="0" w:color="000000"/>
-            </w:tcBorders>
-            <w:shd w:val="clear" w:color="auto" w:fill="FFFFFF"/>
-            <w:tcMar>
-              <w:top w:w="0" w:type="dxa"/>
-              <w:bottom w:w="0" w:type="dxa"/>
-              <w:left w:w="0" w:type="dxa"/>
-              <w:right w:w="0" w:type="dxa"/>
-            </w:tcMar>
-            <w:vAlign w:val="top"/>
-          </w:tcPr>
-          <w:p>
-            <w:pPr>
-              <w:pStyle w:val="Normal"/>
-              <w:jc w:val="center"/>
-              <w:pBdr>
-                <w:bottom w:val="none" w:sz="0" w:space="0" w:color="000000"/>
-                <w:top w:val="none" w:sz="0" w:space="0" w:color="000000"/>
-                <w:left w:val="none" w:sz="0" w:space="0" w:color="000000"/>
-                <w:right w:val="none" w:sz="0" w:space="0" w:color="000000"/>
-              </w:pBdr>
-              <w:spacing w:after="100" w:before="100" w:line="240"/>
-              <w:ind w:left="100" w:right="100" w:firstLine="0" w:firstLineChars="0"/>
-              <w:rPr>
-                <w:rFonts w:ascii="Helvetica" w:hAnsi="Helvetica" w:eastAsia="Helvetica" w:cs="Helvetica"/>
-                <w:i w:val="false"/>
-                <w:b w:val="false"/>
-                <w:u w:val="none"/>
-                <w:sz w:val="22"/>
-                <w:szCs w:val="22"/>
-                <w:color w:val="000000"/>
-              </w:rPr>
-            </w:pPr>
-            <w:r>
-              <w:rPr>
-                <w:rFonts w:ascii="Helvetica" w:hAnsi="Helvetica" w:eastAsia="Helvetica" w:cs="Helvetica"/>
-                <w:i w:val="false"/>
-                <w:b w:val="false"/>
-                <w:u w:val="none"/>
-                <w:sz w:val="22"/>
-                <w:szCs w:val="22"/>
-                <w:color w:val="000000"/>
-              </w:rPr>
-              <w:t xml:space="preserve">0.78, 1.12</w:t>
-            </w:r>
-          </w:p>
-        </w:tc>
-        <w:tc>
-          <w:tcPr>
-            <w:tcBorders>
-              <w:bottom w:val="none" w:sz="0" w:space="0" w:color="000000"/>
-              <w:top w:val="none" w:sz="0" w:space="0" w:color="000000"/>
-              <w:left w:val="none" w:sz="0" w:space="0" w:color="000000"/>
-              <w:right w:val="none" w:sz="0" w:space="0" w:color="000000"/>
-            </w:tcBorders>
-            <w:shd w:val="clear" w:color="auto" w:fill="FFFFFF"/>
-            <w:tcMar>
-              <w:top w:w="0" w:type="dxa"/>
-              <w:bottom w:w="0" w:type="dxa"/>
-              <w:left w:w="0" w:type="dxa"/>
-              <w:right w:w="0" w:type="dxa"/>
-            </w:tcMar>
-            <w:vAlign w:val="top"/>
-          </w:tcPr>
-          <w:p>
-            <w:pPr>
-              <w:pStyle w:val="Normal"/>
-              <w:jc w:val="center"/>
-              <w:pBdr>
-                <w:bottom w:val="none" w:sz="0" w:space="0" w:color="000000"/>
-                <w:top w:val="none" w:sz="0" w:space="0" w:color="000000"/>
-                <w:left w:val="none" w:sz="0" w:space="0" w:color="000000"/>
-                <w:right w:val="none" w:sz="0" w:space="0" w:color="000000"/>
-              </w:pBdr>
-              <w:spacing w:after="100" w:before="100" w:line="240"/>
-              <w:ind w:left="100" w:right="100" w:firstLine="0" w:firstLineChars="0"/>
-              <w:rPr>
-                <w:rFonts w:ascii="Helvetica" w:hAnsi="Helvetica" w:eastAsia="Helvetica" w:cs="Helvetica"/>
-                <w:i w:val="false"/>
-                <w:b w:val="false"/>
-                <w:u w:val="none"/>
-                <w:sz w:val="22"/>
-                <w:szCs w:val="22"/>
-                <w:color w:val="000000"/>
-              </w:rPr>
-            </w:pPr>
-            <w:r>
-              <w:rPr>
-                <w:rFonts w:ascii="Helvetica" w:hAnsi="Helvetica" w:eastAsia="Helvetica" w:cs="Helvetica"/>
-                <w:i w:val="false"/>
-                <w:b w:val="false"/>
-                <w:u w:val="none"/>
-                <w:sz w:val="22"/>
-                <w:szCs w:val="22"/>
-                <w:color w:val="000000"/>
-              </w:rPr>
-              <w:t xml:space="preserve">0.460</w:t>
+              <w:t xml:space="preserve">0.92</w:t>
+            </w:r>
+          </w:p>
+        </w:tc>
+        <w:tc>
+          <w:tcPr>
+            <w:tcBorders>
+              <w:bottom w:val="none" w:sz="0" w:space="0" w:color="000000"/>
+              <w:top w:val="none" w:sz="0" w:space="0" w:color="000000"/>
+              <w:left w:val="none" w:sz="0" w:space="0" w:color="000000"/>
+              <w:right w:val="none" w:sz="0" w:space="0" w:color="000000"/>
+            </w:tcBorders>
+            <w:shd w:val="clear" w:color="auto" w:fill="FFFFFF"/>
+            <w:tcMar>
+              <w:top w:w="0" w:type="dxa"/>
+              <w:bottom w:w="0" w:type="dxa"/>
+              <w:left w:w="0" w:type="dxa"/>
+              <w:right w:w="0" w:type="dxa"/>
+            </w:tcMar>
+            <w:vAlign w:val="top"/>
+          </w:tcPr>
+          <w:p>
+            <w:pPr>
+              <w:pStyle w:val="Normal"/>
+              <w:jc w:val="center"/>
+              <w:pBdr>
+                <w:bottom w:val="none" w:sz="0" w:space="0" w:color="000000"/>
+                <w:top w:val="none" w:sz="0" w:space="0" w:color="000000"/>
+                <w:left w:val="none" w:sz="0" w:space="0" w:color="000000"/>
+                <w:right w:val="none" w:sz="0" w:space="0" w:color="000000"/>
+              </w:pBdr>
+              <w:spacing w:after="100" w:before="100" w:line="240"/>
+              <w:ind w:left="100" w:right="100" w:firstLine="0" w:firstLineChars="0"/>
+              <w:rPr>
+                <w:rFonts w:ascii="Helvetica" w:hAnsi="Helvetica" w:eastAsia="Helvetica" w:cs="Helvetica"/>
+                <w:i w:val="false"/>
+                <w:b w:val="false"/>
+                <w:u w:val="none"/>
+                <w:sz w:val="22"/>
+                <w:szCs w:val="22"/>
+                <w:color w:val="000000"/>
+              </w:rPr>
+            </w:pPr>
+            <w:r>
+              <w:rPr>
+                <w:rFonts w:ascii="Helvetica" w:hAnsi="Helvetica" w:eastAsia="Helvetica" w:cs="Helvetica"/>
+                <w:i w:val="false"/>
+                <w:b w:val="false"/>
+                <w:u w:val="none"/>
+                <w:sz w:val="22"/>
+                <w:szCs w:val="22"/>
+                <w:color w:val="000000"/>
+              </w:rPr>
+              <w:t xml:space="preserve">0.77, 1.11</w:t>
+            </w:r>
+          </w:p>
+        </w:tc>
+        <w:tc>
+          <w:tcPr>
+            <w:tcBorders>
+              <w:bottom w:val="none" w:sz="0" w:space="0" w:color="000000"/>
+              <w:top w:val="none" w:sz="0" w:space="0" w:color="000000"/>
+              <w:left w:val="none" w:sz="0" w:space="0" w:color="000000"/>
+              <w:right w:val="none" w:sz="0" w:space="0" w:color="000000"/>
+            </w:tcBorders>
+            <w:shd w:val="clear" w:color="auto" w:fill="FFFFFF"/>
+            <w:tcMar>
+              <w:top w:w="0" w:type="dxa"/>
+              <w:bottom w:w="0" w:type="dxa"/>
+              <w:left w:w="0" w:type="dxa"/>
+              <w:right w:w="0" w:type="dxa"/>
+            </w:tcMar>
+            <w:vAlign w:val="top"/>
+          </w:tcPr>
+          <w:p>
+            <w:pPr>
+              <w:pStyle w:val="Normal"/>
+              <w:jc w:val="center"/>
+              <w:pBdr>
+                <w:bottom w:val="none" w:sz="0" w:space="0" w:color="000000"/>
+                <w:top w:val="none" w:sz="0" w:space="0" w:color="000000"/>
+                <w:left w:val="none" w:sz="0" w:space="0" w:color="000000"/>
+                <w:right w:val="none" w:sz="0" w:space="0" w:color="000000"/>
+              </w:pBdr>
+              <w:spacing w:after="100" w:before="100" w:line="240"/>
+              <w:ind w:left="100" w:right="100" w:firstLine="0" w:firstLineChars="0"/>
+              <w:rPr>
+                <w:rFonts w:ascii="Helvetica" w:hAnsi="Helvetica" w:eastAsia="Helvetica" w:cs="Helvetica"/>
+                <w:i w:val="false"/>
+                <w:b w:val="false"/>
+                <w:u w:val="none"/>
+                <w:sz w:val="22"/>
+                <w:szCs w:val="22"/>
+                <w:color w:val="000000"/>
+              </w:rPr>
+            </w:pPr>
+            <w:r>
+              <w:rPr>
+                <w:rFonts w:ascii="Helvetica" w:hAnsi="Helvetica" w:eastAsia="Helvetica" w:cs="Helvetica"/>
+                <w:i w:val="false"/>
+                <w:b w:val="false"/>
+                <w:u w:val="none"/>
+                <w:sz w:val="22"/>
+                <w:szCs w:val="22"/>
+                <w:color w:val="000000"/>
+              </w:rPr>
+              <w:t xml:space="preserve">0.400</w:t>
             </w:r>
           </w:p>
         </w:tc>
@@ -4755,113 +4755,113 @@
                 <w:szCs w:val="22"/>
                 <w:color w:val="000000"/>
               </w:rPr>
-              <w:t xml:space="preserve">2.25</w:t>
-            </w:r>
-          </w:p>
-        </w:tc>
-        <w:tc>
-          <w:tcPr>
-            <w:tcBorders>
-              <w:bottom w:val="none" w:sz="0" w:space="0" w:color="000000"/>
-              <w:top w:val="none" w:sz="0" w:space="0" w:color="000000"/>
-              <w:left w:val="none" w:sz="0" w:space="0" w:color="000000"/>
-              <w:right w:val="none" w:sz="0" w:space="0" w:color="000000"/>
-            </w:tcBorders>
-            <w:shd w:val="clear" w:color="auto" w:fill="FFFFFF"/>
-            <w:tcMar>
-              <w:top w:w="0" w:type="dxa"/>
-              <w:bottom w:w="0" w:type="dxa"/>
-              <w:left w:w="0" w:type="dxa"/>
-              <w:right w:w="0" w:type="dxa"/>
-            </w:tcMar>
-            <w:vAlign w:val="top"/>
-          </w:tcPr>
-          <w:p>
-            <w:pPr>
-              <w:pStyle w:val="Normal"/>
-              <w:jc w:val="center"/>
-              <w:pBdr>
-                <w:bottom w:val="none" w:sz="0" w:space="0" w:color="000000"/>
-                <w:top w:val="none" w:sz="0" w:space="0" w:color="000000"/>
-                <w:left w:val="none" w:sz="0" w:space="0" w:color="000000"/>
-                <w:right w:val="none" w:sz="0" w:space="0" w:color="000000"/>
-              </w:pBdr>
-              <w:spacing w:after="100" w:before="100" w:line="240"/>
-              <w:ind w:left="100" w:right="100" w:firstLine="0" w:firstLineChars="0"/>
-              <w:rPr>
-                <w:rFonts w:ascii="Helvetica" w:hAnsi="Helvetica" w:eastAsia="Helvetica" w:cs="Helvetica"/>
-                <w:i w:val="false"/>
-                <w:b w:val="false"/>
-                <w:u w:val="none"/>
-                <w:sz w:val="22"/>
-                <w:szCs w:val="22"/>
-                <w:color w:val="000000"/>
-              </w:rPr>
-            </w:pPr>
-            <w:r>
-              <w:rPr>
-                <w:rFonts w:ascii="Helvetica" w:hAnsi="Helvetica" w:eastAsia="Helvetica" w:cs="Helvetica"/>
-                <w:i w:val="false"/>
-                <w:b w:val="false"/>
-                <w:u w:val="none"/>
-                <w:sz w:val="22"/>
-                <w:szCs w:val="22"/>
-                <w:color w:val="000000"/>
-              </w:rPr>
-              <w:t xml:space="preserve">1.03, 4.91</w:t>
-            </w:r>
-          </w:p>
-        </w:tc>
-        <w:tc>
-          <w:tcPr>
-            <w:tcBorders>
-              <w:bottom w:val="none" w:sz="0" w:space="0" w:color="000000"/>
-              <w:top w:val="none" w:sz="0" w:space="0" w:color="000000"/>
-              <w:left w:val="none" w:sz="0" w:space="0" w:color="000000"/>
-              <w:right w:val="none" w:sz="0" w:space="0" w:color="000000"/>
-            </w:tcBorders>
-            <w:shd w:val="clear" w:color="auto" w:fill="FFFFFF"/>
-            <w:tcMar>
-              <w:top w:w="0" w:type="dxa"/>
-              <w:bottom w:w="0" w:type="dxa"/>
-              <w:left w:w="0" w:type="dxa"/>
-              <w:right w:w="0" w:type="dxa"/>
-            </w:tcMar>
-            <w:vAlign w:val="top"/>
-          </w:tcPr>
-          <w:p>
-            <w:pPr>
-              <w:pStyle w:val="Normal"/>
-              <w:jc w:val="center"/>
-              <w:pBdr>
-                <w:bottom w:val="none" w:sz="0" w:space="0" w:color="000000"/>
-                <w:top w:val="none" w:sz="0" w:space="0" w:color="000000"/>
-                <w:left w:val="none" w:sz="0" w:space="0" w:color="000000"/>
-                <w:right w:val="none" w:sz="0" w:space="0" w:color="000000"/>
-              </w:pBdr>
-              <w:spacing w:after="100" w:before="100" w:line="240"/>
-              <w:ind w:left="100" w:right="100" w:firstLine="0" w:firstLineChars="0"/>
-              <w:rPr>
-                <w:rFonts w:ascii="Helvetica" w:hAnsi="Helvetica" w:eastAsia="Helvetica" w:cs="Helvetica"/>
-                <w:i w:val="false"/>
-                <w:b w:val="false"/>
-                <w:u w:val="none"/>
-                <w:sz w:val="22"/>
-                <w:szCs w:val="22"/>
-                <w:color w:val="000000"/>
-              </w:rPr>
-            </w:pPr>
-            <w:r>
-              <w:rPr>
-                <w:rFonts w:ascii="Helvetica" w:hAnsi="Helvetica" w:eastAsia="Helvetica" w:cs="Helvetica"/>
-                <w:i w:val="false"/>
-                <w:b w:val="false"/>
-                <w:u w:val="none"/>
-                <w:sz w:val="22"/>
-                <w:szCs w:val="22"/>
-                <w:color w:val="000000"/>
-              </w:rPr>
-              <w:t xml:space="preserve">0.042</w:t>
+              <w:t xml:space="preserve">1.89</w:t>
+            </w:r>
+          </w:p>
+        </w:tc>
+        <w:tc>
+          <w:tcPr>
+            <w:tcBorders>
+              <w:bottom w:val="none" w:sz="0" w:space="0" w:color="000000"/>
+              <w:top w:val="none" w:sz="0" w:space="0" w:color="000000"/>
+              <w:left w:val="none" w:sz="0" w:space="0" w:color="000000"/>
+              <w:right w:val="none" w:sz="0" w:space="0" w:color="000000"/>
+            </w:tcBorders>
+            <w:shd w:val="clear" w:color="auto" w:fill="FFFFFF"/>
+            <w:tcMar>
+              <w:top w:w="0" w:type="dxa"/>
+              <w:bottom w:w="0" w:type="dxa"/>
+              <w:left w:w="0" w:type="dxa"/>
+              <w:right w:w="0" w:type="dxa"/>
+            </w:tcMar>
+            <w:vAlign w:val="top"/>
+          </w:tcPr>
+          <w:p>
+            <w:pPr>
+              <w:pStyle w:val="Normal"/>
+              <w:jc w:val="center"/>
+              <w:pBdr>
+                <w:bottom w:val="none" w:sz="0" w:space="0" w:color="000000"/>
+                <w:top w:val="none" w:sz="0" w:space="0" w:color="000000"/>
+                <w:left w:val="none" w:sz="0" w:space="0" w:color="000000"/>
+                <w:right w:val="none" w:sz="0" w:space="0" w:color="000000"/>
+              </w:pBdr>
+              <w:spacing w:after="100" w:before="100" w:line="240"/>
+              <w:ind w:left="100" w:right="100" w:firstLine="0" w:firstLineChars="0"/>
+              <w:rPr>
+                <w:rFonts w:ascii="Helvetica" w:hAnsi="Helvetica" w:eastAsia="Helvetica" w:cs="Helvetica"/>
+                <w:i w:val="false"/>
+                <w:b w:val="false"/>
+                <w:u w:val="none"/>
+                <w:sz w:val="22"/>
+                <w:szCs w:val="22"/>
+                <w:color w:val="000000"/>
+              </w:rPr>
+            </w:pPr>
+            <w:r>
+              <w:rPr>
+                <w:rFonts w:ascii="Helvetica" w:hAnsi="Helvetica" w:eastAsia="Helvetica" w:cs="Helvetica"/>
+                <w:i w:val="false"/>
+                <w:b w:val="false"/>
+                <w:u w:val="none"/>
+                <w:sz w:val="22"/>
+                <w:szCs w:val="22"/>
+                <w:color w:val="000000"/>
+              </w:rPr>
+              <w:t xml:space="preserve">0.92, 3.89</w:t>
+            </w:r>
+          </w:p>
+        </w:tc>
+        <w:tc>
+          <w:tcPr>
+            <w:tcBorders>
+              <w:bottom w:val="none" w:sz="0" w:space="0" w:color="000000"/>
+              <w:top w:val="none" w:sz="0" w:space="0" w:color="000000"/>
+              <w:left w:val="none" w:sz="0" w:space="0" w:color="000000"/>
+              <w:right w:val="none" w:sz="0" w:space="0" w:color="000000"/>
+            </w:tcBorders>
+            <w:shd w:val="clear" w:color="auto" w:fill="FFFFFF"/>
+            <w:tcMar>
+              <w:top w:w="0" w:type="dxa"/>
+              <w:bottom w:w="0" w:type="dxa"/>
+              <w:left w:w="0" w:type="dxa"/>
+              <w:right w:w="0" w:type="dxa"/>
+            </w:tcMar>
+            <w:vAlign w:val="top"/>
+          </w:tcPr>
+          <w:p>
+            <w:pPr>
+              <w:pStyle w:val="Normal"/>
+              <w:jc w:val="center"/>
+              <w:pBdr>
+                <w:bottom w:val="none" w:sz="0" w:space="0" w:color="000000"/>
+                <w:top w:val="none" w:sz="0" w:space="0" w:color="000000"/>
+                <w:left w:val="none" w:sz="0" w:space="0" w:color="000000"/>
+                <w:right w:val="none" w:sz="0" w:space="0" w:color="000000"/>
+              </w:pBdr>
+              <w:spacing w:after="100" w:before="100" w:line="240"/>
+              <w:ind w:left="100" w:right="100" w:firstLine="0" w:firstLineChars="0"/>
+              <w:rPr>
+                <w:rFonts w:ascii="Helvetica" w:hAnsi="Helvetica" w:eastAsia="Helvetica" w:cs="Helvetica"/>
+                <w:i w:val="false"/>
+                <w:b w:val="false"/>
+                <w:u w:val="none"/>
+                <w:sz w:val="22"/>
+                <w:szCs w:val="22"/>
+                <w:color w:val="000000"/>
+              </w:rPr>
+            </w:pPr>
+            <w:r>
+              <w:rPr>
+                <w:rFonts w:ascii="Helvetica" w:hAnsi="Helvetica" w:eastAsia="Helvetica" w:cs="Helvetica"/>
+                <w:i w:val="false"/>
+                <w:b w:val="false"/>
+                <w:u w:val="none"/>
+                <w:sz w:val="22"/>
+                <w:szCs w:val="22"/>
+                <w:color w:val="000000"/>
+              </w:rPr>
+              <w:t xml:space="preserve">0.083</w:t>
             </w:r>
           </w:p>
         </w:tc>
@@ -4967,113 +4967,113 @@
                 <w:szCs w:val="22"/>
                 <w:color w:val="000000"/>
               </w:rPr>
-              <w:t xml:space="preserve">0.99</w:t>
-            </w:r>
-          </w:p>
-        </w:tc>
-        <w:tc>
-          <w:tcPr>
-            <w:tcBorders>
-              <w:bottom w:val="none" w:sz="0" w:space="0" w:color="000000"/>
-              <w:top w:val="none" w:sz="0" w:space="0" w:color="000000"/>
-              <w:left w:val="none" w:sz="0" w:space="0" w:color="000000"/>
-              <w:right w:val="none" w:sz="0" w:space="0" w:color="000000"/>
-            </w:tcBorders>
-            <w:shd w:val="clear" w:color="auto" w:fill="FFFFFF"/>
-            <w:tcMar>
-              <w:top w:w="0" w:type="dxa"/>
-              <w:bottom w:w="0" w:type="dxa"/>
-              <w:left w:w="0" w:type="dxa"/>
-              <w:right w:w="0" w:type="dxa"/>
-            </w:tcMar>
-            <w:vAlign w:val="top"/>
-          </w:tcPr>
-          <w:p>
-            <w:pPr>
-              <w:pStyle w:val="Normal"/>
-              <w:jc w:val="center"/>
-              <w:pBdr>
-                <w:bottom w:val="none" w:sz="0" w:space="0" w:color="000000"/>
-                <w:top w:val="none" w:sz="0" w:space="0" w:color="000000"/>
-                <w:left w:val="none" w:sz="0" w:space="0" w:color="000000"/>
-                <w:right w:val="none" w:sz="0" w:space="0" w:color="000000"/>
-              </w:pBdr>
-              <w:spacing w:after="100" w:before="100" w:line="240"/>
-              <w:ind w:left="100" w:right="100" w:firstLine="0" w:firstLineChars="0"/>
-              <w:rPr>
-                <w:rFonts w:ascii="Helvetica" w:hAnsi="Helvetica" w:eastAsia="Helvetica" w:cs="Helvetica"/>
-                <w:i w:val="false"/>
-                <w:b w:val="false"/>
-                <w:u w:val="none"/>
-                <w:sz w:val="22"/>
-                <w:szCs w:val="22"/>
-                <w:color w:val="000000"/>
-              </w:rPr>
-            </w:pPr>
-            <w:r>
-              <w:rPr>
-                <w:rFonts w:ascii="Helvetica" w:hAnsi="Helvetica" w:eastAsia="Helvetica" w:cs="Helvetica"/>
-                <w:i w:val="false"/>
-                <w:b w:val="false"/>
-                <w:u w:val="none"/>
-                <w:sz w:val="22"/>
-                <w:szCs w:val="22"/>
-                <w:color w:val="000000"/>
-              </w:rPr>
-              <w:t xml:space="preserve">0.39, 2.52</w:t>
-            </w:r>
-          </w:p>
-        </w:tc>
-        <w:tc>
-          <w:tcPr>
-            <w:tcBorders>
-              <w:bottom w:val="none" w:sz="0" w:space="0" w:color="000000"/>
-              <w:top w:val="none" w:sz="0" w:space="0" w:color="000000"/>
-              <w:left w:val="none" w:sz="0" w:space="0" w:color="000000"/>
-              <w:right w:val="none" w:sz="0" w:space="0" w:color="000000"/>
-            </w:tcBorders>
-            <w:shd w:val="clear" w:color="auto" w:fill="FFFFFF"/>
-            <w:tcMar>
-              <w:top w:w="0" w:type="dxa"/>
-              <w:bottom w:w="0" w:type="dxa"/>
-              <w:left w:w="0" w:type="dxa"/>
-              <w:right w:w="0" w:type="dxa"/>
-            </w:tcMar>
-            <w:vAlign w:val="top"/>
-          </w:tcPr>
-          <w:p>
-            <w:pPr>
-              <w:pStyle w:val="Normal"/>
-              <w:jc w:val="center"/>
-              <w:pBdr>
-                <w:bottom w:val="none" w:sz="0" w:space="0" w:color="000000"/>
-                <w:top w:val="none" w:sz="0" w:space="0" w:color="000000"/>
-                <w:left w:val="none" w:sz="0" w:space="0" w:color="000000"/>
-                <w:right w:val="none" w:sz="0" w:space="0" w:color="000000"/>
-              </w:pBdr>
-              <w:spacing w:after="100" w:before="100" w:line="240"/>
-              <w:ind w:left="100" w:right="100" w:firstLine="0" w:firstLineChars="0"/>
-              <w:rPr>
-                <w:rFonts w:ascii="Helvetica" w:hAnsi="Helvetica" w:eastAsia="Helvetica" w:cs="Helvetica"/>
-                <w:i w:val="false"/>
-                <w:b w:val="false"/>
-                <w:u w:val="none"/>
-                <w:sz w:val="22"/>
-                <w:szCs w:val="22"/>
-                <w:color w:val="000000"/>
-              </w:rPr>
-            </w:pPr>
-            <w:r>
-              <w:rPr>
-                <w:rFonts w:ascii="Helvetica" w:hAnsi="Helvetica" w:eastAsia="Helvetica" w:cs="Helvetica"/>
-                <w:i w:val="false"/>
-                <w:b w:val="false"/>
-                <w:u w:val="none"/>
-                <w:sz w:val="22"/>
-                <w:szCs w:val="22"/>
-                <w:color w:val="000000"/>
-              </w:rPr>
-              <w:t xml:space="preserve">0.980</w:t>
+              <w:t xml:space="preserve">0.97</w:t>
+            </w:r>
+          </w:p>
+        </w:tc>
+        <w:tc>
+          <w:tcPr>
+            <w:tcBorders>
+              <w:bottom w:val="none" w:sz="0" w:space="0" w:color="000000"/>
+              <w:top w:val="none" w:sz="0" w:space="0" w:color="000000"/>
+              <w:left w:val="none" w:sz="0" w:space="0" w:color="000000"/>
+              <w:right w:val="none" w:sz="0" w:space="0" w:color="000000"/>
+            </w:tcBorders>
+            <w:shd w:val="clear" w:color="auto" w:fill="FFFFFF"/>
+            <w:tcMar>
+              <w:top w:w="0" w:type="dxa"/>
+              <w:bottom w:w="0" w:type="dxa"/>
+              <w:left w:w="0" w:type="dxa"/>
+              <w:right w:w="0" w:type="dxa"/>
+            </w:tcMar>
+            <w:vAlign w:val="top"/>
+          </w:tcPr>
+          <w:p>
+            <w:pPr>
+              <w:pStyle w:val="Normal"/>
+              <w:jc w:val="center"/>
+              <w:pBdr>
+                <w:bottom w:val="none" w:sz="0" w:space="0" w:color="000000"/>
+                <w:top w:val="none" w:sz="0" w:space="0" w:color="000000"/>
+                <w:left w:val="none" w:sz="0" w:space="0" w:color="000000"/>
+                <w:right w:val="none" w:sz="0" w:space="0" w:color="000000"/>
+              </w:pBdr>
+              <w:spacing w:after="100" w:before="100" w:line="240"/>
+              <w:ind w:left="100" w:right="100" w:firstLine="0" w:firstLineChars="0"/>
+              <w:rPr>
+                <w:rFonts w:ascii="Helvetica" w:hAnsi="Helvetica" w:eastAsia="Helvetica" w:cs="Helvetica"/>
+                <w:i w:val="false"/>
+                <w:b w:val="false"/>
+                <w:u w:val="none"/>
+                <w:sz w:val="22"/>
+                <w:szCs w:val="22"/>
+                <w:color w:val="000000"/>
+              </w:rPr>
+            </w:pPr>
+            <w:r>
+              <w:rPr>
+                <w:rFonts w:ascii="Helvetica" w:hAnsi="Helvetica" w:eastAsia="Helvetica" w:cs="Helvetica"/>
+                <w:i w:val="false"/>
+                <w:b w:val="false"/>
+                <w:u w:val="none"/>
+                <w:sz w:val="22"/>
+                <w:szCs w:val="22"/>
+                <w:color w:val="000000"/>
+              </w:rPr>
+              <w:t xml:space="preserve">0.42, 2.25</w:t>
+            </w:r>
+          </w:p>
+        </w:tc>
+        <w:tc>
+          <w:tcPr>
+            <w:tcBorders>
+              <w:bottom w:val="none" w:sz="0" w:space="0" w:color="000000"/>
+              <w:top w:val="none" w:sz="0" w:space="0" w:color="000000"/>
+              <w:left w:val="none" w:sz="0" w:space="0" w:color="000000"/>
+              <w:right w:val="none" w:sz="0" w:space="0" w:color="000000"/>
+            </w:tcBorders>
+            <w:shd w:val="clear" w:color="auto" w:fill="FFFFFF"/>
+            <w:tcMar>
+              <w:top w:w="0" w:type="dxa"/>
+              <w:bottom w:w="0" w:type="dxa"/>
+              <w:left w:w="0" w:type="dxa"/>
+              <w:right w:w="0" w:type="dxa"/>
+            </w:tcMar>
+            <w:vAlign w:val="top"/>
+          </w:tcPr>
+          <w:p>
+            <w:pPr>
+              <w:pStyle w:val="Normal"/>
+              <w:jc w:val="center"/>
+              <w:pBdr>
+                <w:bottom w:val="none" w:sz="0" w:space="0" w:color="000000"/>
+                <w:top w:val="none" w:sz="0" w:space="0" w:color="000000"/>
+                <w:left w:val="none" w:sz="0" w:space="0" w:color="000000"/>
+                <w:right w:val="none" w:sz="0" w:space="0" w:color="000000"/>
+              </w:pBdr>
+              <w:spacing w:after="100" w:before="100" w:line="240"/>
+              <w:ind w:left="100" w:right="100" w:firstLine="0" w:firstLineChars="0"/>
+              <w:rPr>
+                <w:rFonts w:ascii="Helvetica" w:hAnsi="Helvetica" w:eastAsia="Helvetica" w:cs="Helvetica"/>
+                <w:i w:val="false"/>
+                <w:b w:val="false"/>
+                <w:u w:val="none"/>
+                <w:sz w:val="22"/>
+                <w:szCs w:val="22"/>
+                <w:color w:val="000000"/>
+              </w:rPr>
+            </w:pPr>
+            <w:r>
+              <w:rPr>
+                <w:rFonts w:ascii="Helvetica" w:hAnsi="Helvetica" w:eastAsia="Helvetica" w:cs="Helvetica"/>
+                <w:i w:val="false"/>
+                <w:b w:val="false"/>
+                <w:u w:val="none"/>
+                <w:sz w:val="22"/>
+                <w:szCs w:val="22"/>
+                <w:color w:val="000000"/>
+              </w:rPr>
+              <w:t xml:space="preserve">0.950</w:t>
             </w:r>
           </w:p>
         </w:tc>
@@ -6046,7 +6046,7 @@
       </w:tr>
       <w:tr>
         <w:trPr>
-          <w:trHeight w:val="597" w:hRule="auto"/>
+          <w:trHeight w:val="598" w:hRule="auto"/>
         </w:trPr>
         body12
         <w:tc>
@@ -6204,113 +6204,113 @@
                 <w:szCs w:val="22"/>
                 <w:color w:val="000000"/>
               </w:rPr>
-              <w:t xml:space="preserve">0.00</w:t>
-            </w:r>
-          </w:p>
-        </w:tc>
-        <w:tc>
-          <w:tcPr>
-            <w:tcBorders>
-              <w:bottom w:val="none" w:sz="0" w:space="0" w:color="000000"/>
-              <w:top w:val="none" w:sz="0" w:space="0" w:color="000000"/>
-              <w:left w:val="none" w:sz="0" w:space="0" w:color="000000"/>
-              <w:right w:val="none" w:sz="0" w:space="0" w:color="000000"/>
-            </w:tcBorders>
-            <w:shd w:val="clear" w:color="auto" w:fill="FFFFFF"/>
-            <w:tcMar>
-              <w:top w:w="0" w:type="dxa"/>
-              <w:bottom w:w="0" w:type="dxa"/>
-              <w:left w:w="0" w:type="dxa"/>
-              <w:right w:w="0" w:type="dxa"/>
-            </w:tcMar>
-            <w:vAlign w:val="top"/>
-          </w:tcPr>
-          <w:p>
-            <w:pPr>
-              <w:pStyle w:val="Normal"/>
-              <w:jc w:val="center"/>
-              <w:pBdr>
-                <w:bottom w:val="none" w:sz="0" w:space="0" w:color="000000"/>
-                <w:top w:val="none" w:sz="0" w:space="0" w:color="000000"/>
-                <w:left w:val="none" w:sz="0" w:space="0" w:color="000000"/>
-                <w:right w:val="none" w:sz="0" w:space="0" w:color="000000"/>
-              </w:pBdr>
-              <w:spacing w:after="100" w:before="100" w:line="240"/>
-              <w:ind w:left="100" w:right="100" w:firstLine="0" w:firstLineChars="0"/>
-              <w:rPr>
-                <w:rFonts w:ascii="Helvetica" w:hAnsi="Helvetica" w:eastAsia="Helvetica" w:cs="Helvetica"/>
-                <w:i w:val="false"/>
-                <w:b w:val="false"/>
-                <w:u w:val="none"/>
-                <w:sz w:val="22"/>
-                <w:szCs w:val="22"/>
-                <w:color w:val="000000"/>
-              </w:rPr>
-            </w:pPr>
-            <w:r>
-              <w:rPr>
-                <w:rFonts w:ascii="Helvetica" w:hAnsi="Helvetica" w:eastAsia="Helvetica" w:cs="Helvetica"/>
-                <w:i w:val="false"/>
-                <w:b w:val="false"/>
-                <w:u w:val="none"/>
-                <w:sz w:val="22"/>
-                <w:szCs w:val="22"/>
-                <w:color w:val="000000"/>
-              </w:rPr>
-              <w:t xml:space="preserve">0.00, 0.00</w:t>
-            </w:r>
-          </w:p>
-        </w:tc>
-        <w:tc>
-          <w:tcPr>
-            <w:tcBorders>
-              <w:bottom w:val="none" w:sz="0" w:space="0" w:color="000000"/>
-              <w:top w:val="none" w:sz="0" w:space="0" w:color="000000"/>
-              <w:left w:val="none" w:sz="0" w:space="0" w:color="000000"/>
-              <w:right w:val="none" w:sz="0" w:space="0" w:color="000000"/>
-            </w:tcBorders>
-            <w:shd w:val="clear" w:color="auto" w:fill="FFFFFF"/>
-            <w:tcMar>
-              <w:top w:w="0" w:type="dxa"/>
-              <w:bottom w:w="0" w:type="dxa"/>
-              <w:left w:w="0" w:type="dxa"/>
-              <w:right w:w="0" w:type="dxa"/>
-            </w:tcMar>
-            <w:vAlign w:val="top"/>
-          </w:tcPr>
-          <w:p>
-            <w:pPr>
-              <w:pStyle w:val="Normal"/>
-              <w:jc w:val="center"/>
-              <w:pBdr>
-                <w:bottom w:val="none" w:sz="0" w:space="0" w:color="000000"/>
-                <w:top w:val="none" w:sz="0" w:space="0" w:color="000000"/>
-                <w:left w:val="none" w:sz="0" w:space="0" w:color="000000"/>
-                <w:right w:val="none" w:sz="0" w:space="0" w:color="000000"/>
-              </w:pBdr>
-              <w:spacing w:after="100" w:before="100" w:line="240"/>
-              <w:ind w:left="100" w:right="100" w:firstLine="0" w:firstLineChars="0"/>
-              <w:rPr>
-                <w:rFonts w:ascii="Helvetica" w:hAnsi="Helvetica" w:eastAsia="Helvetica" w:cs="Helvetica"/>
-                <w:i w:val="false"/>
-                <w:b w:val="false"/>
-                <w:u w:val="none"/>
-                <w:sz w:val="22"/>
-                <w:szCs w:val="22"/>
-                <w:color w:val="000000"/>
-              </w:rPr>
-            </w:pPr>
-            <w:r>
-              <w:rPr>
-                <w:rFonts w:ascii="Helvetica" w:hAnsi="Helvetica" w:eastAsia="Helvetica" w:cs="Helvetica"/>
-                <w:i w:val="false"/>
-                <w:b w:val="false"/>
-                <w:u w:val="none"/>
-                <w:sz w:val="22"/>
-                <w:szCs w:val="22"/>
-                <w:color w:val="000000"/>
-              </w:rPr>
-              <w:t xml:space="preserve">&lt;0.001</w:t>
+              <w:t xml:space="preserve">0.08</w:t>
+            </w:r>
+          </w:p>
+        </w:tc>
+        <w:tc>
+          <w:tcPr>
+            <w:tcBorders>
+              <w:bottom w:val="none" w:sz="0" w:space="0" w:color="000000"/>
+              <w:top w:val="none" w:sz="0" w:space="0" w:color="000000"/>
+              <w:left w:val="none" w:sz="0" w:space="0" w:color="000000"/>
+              <w:right w:val="none" w:sz="0" w:space="0" w:color="000000"/>
+            </w:tcBorders>
+            <w:shd w:val="clear" w:color="auto" w:fill="FFFFFF"/>
+            <w:tcMar>
+              <w:top w:w="0" w:type="dxa"/>
+              <w:bottom w:w="0" w:type="dxa"/>
+              <w:left w:w="0" w:type="dxa"/>
+              <w:right w:w="0" w:type="dxa"/>
+            </w:tcMar>
+            <w:vAlign w:val="top"/>
+          </w:tcPr>
+          <w:p>
+            <w:pPr>
+              <w:pStyle w:val="Normal"/>
+              <w:jc w:val="center"/>
+              <w:pBdr>
+                <w:bottom w:val="none" w:sz="0" w:space="0" w:color="000000"/>
+                <w:top w:val="none" w:sz="0" w:space="0" w:color="000000"/>
+                <w:left w:val="none" w:sz="0" w:space="0" w:color="000000"/>
+                <w:right w:val="none" w:sz="0" w:space="0" w:color="000000"/>
+              </w:pBdr>
+              <w:spacing w:after="100" w:before="100" w:line="240"/>
+              <w:ind w:left="100" w:right="100" w:firstLine="0" w:firstLineChars="0"/>
+              <w:rPr>
+                <w:rFonts w:ascii="Helvetica" w:hAnsi="Helvetica" w:eastAsia="Helvetica" w:cs="Helvetica"/>
+                <w:i w:val="false"/>
+                <w:b w:val="false"/>
+                <w:u w:val="none"/>
+                <w:sz w:val="22"/>
+                <w:szCs w:val="22"/>
+                <w:color w:val="000000"/>
+              </w:rPr>
+            </w:pPr>
+            <w:r>
+              <w:rPr>
+                <w:rFonts w:ascii="Helvetica" w:hAnsi="Helvetica" w:eastAsia="Helvetica" w:cs="Helvetica"/>
+                <w:i w:val="false"/>
+                <w:b w:val="false"/>
+                <w:u w:val="none"/>
+                <w:sz w:val="22"/>
+                <w:szCs w:val="22"/>
+                <w:color w:val="000000"/>
+              </w:rPr>
+              <w:t xml:space="preserve">0.01, 0.59</w:t>
+            </w:r>
+          </w:p>
+        </w:tc>
+        <w:tc>
+          <w:tcPr>
+            <w:tcBorders>
+              <w:bottom w:val="none" w:sz="0" w:space="0" w:color="000000"/>
+              <w:top w:val="none" w:sz="0" w:space="0" w:color="000000"/>
+              <w:left w:val="none" w:sz="0" w:space="0" w:color="000000"/>
+              <w:right w:val="none" w:sz="0" w:space="0" w:color="000000"/>
+            </w:tcBorders>
+            <w:shd w:val="clear" w:color="auto" w:fill="FFFFFF"/>
+            <w:tcMar>
+              <w:top w:w="0" w:type="dxa"/>
+              <w:bottom w:w="0" w:type="dxa"/>
+              <w:left w:w="0" w:type="dxa"/>
+              <w:right w:w="0" w:type="dxa"/>
+            </w:tcMar>
+            <w:vAlign w:val="top"/>
+          </w:tcPr>
+          <w:p>
+            <w:pPr>
+              <w:pStyle w:val="Normal"/>
+              <w:jc w:val="center"/>
+              <w:pBdr>
+                <w:bottom w:val="none" w:sz="0" w:space="0" w:color="000000"/>
+                <w:top w:val="none" w:sz="0" w:space="0" w:color="000000"/>
+                <w:left w:val="none" w:sz="0" w:space="0" w:color="000000"/>
+                <w:right w:val="none" w:sz="0" w:space="0" w:color="000000"/>
+              </w:pBdr>
+              <w:spacing w:after="100" w:before="100" w:line="240"/>
+              <w:ind w:left="100" w:right="100" w:firstLine="0" w:firstLineChars="0"/>
+              <w:rPr>
+                <w:rFonts w:ascii="Helvetica" w:hAnsi="Helvetica" w:eastAsia="Helvetica" w:cs="Helvetica"/>
+                <w:i w:val="false"/>
+                <w:b w:val="false"/>
+                <w:u w:val="none"/>
+                <w:sz w:val="22"/>
+                <w:szCs w:val="22"/>
+                <w:color w:val="000000"/>
+              </w:rPr>
+            </w:pPr>
+            <w:r>
+              <w:rPr>
+                <w:rFonts w:ascii="Helvetica" w:hAnsi="Helvetica" w:eastAsia="Helvetica" w:cs="Helvetica"/>
+                <w:i w:val="false"/>
+                <w:b w:val="false"/>
+                <w:u w:val="none"/>
+                <w:sz w:val="22"/>
+                <w:szCs w:val="22"/>
+                <w:color w:val="000000"/>
+              </w:rPr>
+              <w:t xml:space="preserve">0.013</w:t>
             </w:r>
           </w:p>
         </w:tc>
@@ -6416,113 +6416,113 @@
                 <w:szCs w:val="22"/>
                 <w:color w:val="000000"/>
               </w:rPr>
-              <w:t xml:space="preserve">0.00</w:t>
-            </w:r>
-          </w:p>
-        </w:tc>
-        <w:tc>
-          <w:tcPr>
-            <w:tcBorders>
-              <w:bottom w:val="none" w:sz="0" w:space="0" w:color="000000"/>
-              <w:top w:val="none" w:sz="0" w:space="0" w:color="000000"/>
-              <w:left w:val="none" w:sz="0" w:space="0" w:color="000000"/>
-              <w:right w:val="none" w:sz="0" w:space="0" w:color="000000"/>
-            </w:tcBorders>
-            <w:shd w:val="clear" w:color="auto" w:fill="FFFFFF"/>
-            <w:tcMar>
-              <w:top w:w="0" w:type="dxa"/>
-              <w:bottom w:w="0" w:type="dxa"/>
-              <w:left w:w="0" w:type="dxa"/>
-              <w:right w:w="0" w:type="dxa"/>
-            </w:tcMar>
-            <w:vAlign w:val="top"/>
-          </w:tcPr>
-          <w:p>
-            <w:pPr>
-              <w:pStyle w:val="Normal"/>
-              <w:jc w:val="center"/>
-              <w:pBdr>
-                <w:bottom w:val="none" w:sz="0" w:space="0" w:color="000000"/>
-                <w:top w:val="none" w:sz="0" w:space="0" w:color="000000"/>
-                <w:left w:val="none" w:sz="0" w:space="0" w:color="000000"/>
-                <w:right w:val="none" w:sz="0" w:space="0" w:color="000000"/>
-              </w:pBdr>
-              <w:spacing w:after="100" w:before="100" w:line="240"/>
-              <w:ind w:left="100" w:right="100" w:firstLine="0" w:firstLineChars="0"/>
-              <w:rPr>
-                <w:rFonts w:ascii="Helvetica" w:hAnsi="Helvetica" w:eastAsia="Helvetica" w:cs="Helvetica"/>
-                <w:i w:val="false"/>
-                <w:b w:val="false"/>
-                <w:u w:val="none"/>
-                <w:sz w:val="22"/>
-                <w:szCs w:val="22"/>
-                <w:color w:val="000000"/>
-              </w:rPr>
-            </w:pPr>
-            <w:r>
-              <w:rPr>
-                <w:rFonts w:ascii="Helvetica" w:hAnsi="Helvetica" w:eastAsia="Helvetica" w:cs="Helvetica"/>
-                <w:i w:val="false"/>
-                <w:b w:val="false"/>
-                <w:u w:val="none"/>
-                <w:sz w:val="22"/>
-                <w:szCs w:val="22"/>
-                <w:color w:val="000000"/>
-              </w:rPr>
-              <w:t xml:space="preserve">0.00, 0.00</w:t>
-            </w:r>
-          </w:p>
-        </w:tc>
-        <w:tc>
-          <w:tcPr>
-            <w:tcBorders>
-              <w:bottom w:val="none" w:sz="0" w:space="0" w:color="000000"/>
-              <w:top w:val="none" w:sz="0" w:space="0" w:color="000000"/>
-              <w:left w:val="none" w:sz="0" w:space="0" w:color="000000"/>
-              <w:right w:val="none" w:sz="0" w:space="0" w:color="000000"/>
-            </w:tcBorders>
-            <w:shd w:val="clear" w:color="auto" w:fill="FFFFFF"/>
-            <w:tcMar>
-              <w:top w:w="0" w:type="dxa"/>
-              <w:bottom w:w="0" w:type="dxa"/>
-              <w:left w:w="0" w:type="dxa"/>
-              <w:right w:w="0" w:type="dxa"/>
-            </w:tcMar>
-            <w:vAlign w:val="top"/>
-          </w:tcPr>
-          <w:p>
-            <w:pPr>
-              <w:pStyle w:val="Normal"/>
-              <w:jc w:val="center"/>
-              <w:pBdr>
-                <w:bottom w:val="none" w:sz="0" w:space="0" w:color="000000"/>
-                <w:top w:val="none" w:sz="0" w:space="0" w:color="000000"/>
-                <w:left w:val="none" w:sz="0" w:space="0" w:color="000000"/>
-                <w:right w:val="none" w:sz="0" w:space="0" w:color="000000"/>
-              </w:pBdr>
-              <w:spacing w:after="100" w:before="100" w:line="240"/>
-              <w:ind w:left="100" w:right="100" w:firstLine="0" w:firstLineChars="0"/>
-              <w:rPr>
-                <w:rFonts w:ascii="Helvetica" w:hAnsi="Helvetica" w:eastAsia="Helvetica" w:cs="Helvetica"/>
-                <w:i w:val="false"/>
-                <w:b w:val="false"/>
-                <w:u w:val="none"/>
-                <w:sz w:val="22"/>
-                <w:szCs w:val="22"/>
-                <w:color w:val="000000"/>
-              </w:rPr>
-            </w:pPr>
-            <w:r>
-              <w:rPr>
-                <w:rFonts w:ascii="Helvetica" w:hAnsi="Helvetica" w:eastAsia="Helvetica" w:cs="Helvetica"/>
-                <w:i w:val="false"/>
-                <w:b w:val="false"/>
-                <w:u w:val="none"/>
-                <w:sz w:val="22"/>
-                <w:szCs w:val="22"/>
-                <w:color w:val="000000"/>
-              </w:rPr>
-              <w:t xml:space="preserve">&lt;0.001</w:t>
+              <w:t xml:space="preserve">0.15</w:t>
+            </w:r>
+          </w:p>
+        </w:tc>
+        <w:tc>
+          <w:tcPr>
+            <w:tcBorders>
+              <w:bottom w:val="none" w:sz="0" w:space="0" w:color="000000"/>
+              <w:top w:val="none" w:sz="0" w:space="0" w:color="000000"/>
+              <w:left w:val="none" w:sz="0" w:space="0" w:color="000000"/>
+              <w:right w:val="none" w:sz="0" w:space="0" w:color="000000"/>
+            </w:tcBorders>
+            <w:shd w:val="clear" w:color="auto" w:fill="FFFFFF"/>
+            <w:tcMar>
+              <w:top w:w="0" w:type="dxa"/>
+              <w:bottom w:w="0" w:type="dxa"/>
+              <w:left w:w="0" w:type="dxa"/>
+              <w:right w:w="0" w:type="dxa"/>
+            </w:tcMar>
+            <w:vAlign w:val="top"/>
+          </w:tcPr>
+          <w:p>
+            <w:pPr>
+              <w:pStyle w:val="Normal"/>
+              <w:jc w:val="center"/>
+              <w:pBdr>
+                <w:bottom w:val="none" w:sz="0" w:space="0" w:color="000000"/>
+                <w:top w:val="none" w:sz="0" w:space="0" w:color="000000"/>
+                <w:left w:val="none" w:sz="0" w:space="0" w:color="000000"/>
+                <w:right w:val="none" w:sz="0" w:space="0" w:color="000000"/>
+              </w:pBdr>
+              <w:spacing w:after="100" w:before="100" w:line="240"/>
+              <w:ind w:left="100" w:right="100" w:firstLine="0" w:firstLineChars="0"/>
+              <w:rPr>
+                <w:rFonts w:ascii="Helvetica" w:hAnsi="Helvetica" w:eastAsia="Helvetica" w:cs="Helvetica"/>
+                <w:i w:val="false"/>
+                <w:b w:val="false"/>
+                <w:u w:val="none"/>
+                <w:sz w:val="22"/>
+                <w:szCs w:val="22"/>
+                <w:color w:val="000000"/>
+              </w:rPr>
+            </w:pPr>
+            <w:r>
+              <w:rPr>
+                <w:rFonts w:ascii="Helvetica" w:hAnsi="Helvetica" w:eastAsia="Helvetica" w:cs="Helvetica"/>
+                <w:i w:val="false"/>
+                <w:b w:val="false"/>
+                <w:u w:val="none"/>
+                <w:sz w:val="22"/>
+                <w:szCs w:val="22"/>
+                <w:color w:val="000000"/>
+              </w:rPr>
+              <w:t xml:space="preserve">0.01, 2.16</w:t>
+            </w:r>
+          </w:p>
+        </w:tc>
+        <w:tc>
+          <w:tcPr>
+            <w:tcBorders>
+              <w:bottom w:val="none" w:sz="0" w:space="0" w:color="000000"/>
+              <w:top w:val="none" w:sz="0" w:space="0" w:color="000000"/>
+              <w:left w:val="none" w:sz="0" w:space="0" w:color="000000"/>
+              <w:right w:val="none" w:sz="0" w:space="0" w:color="000000"/>
+            </w:tcBorders>
+            <w:shd w:val="clear" w:color="auto" w:fill="FFFFFF"/>
+            <w:tcMar>
+              <w:top w:w="0" w:type="dxa"/>
+              <w:bottom w:w="0" w:type="dxa"/>
+              <w:left w:w="0" w:type="dxa"/>
+              <w:right w:w="0" w:type="dxa"/>
+            </w:tcMar>
+            <w:vAlign w:val="top"/>
+          </w:tcPr>
+          <w:p>
+            <w:pPr>
+              <w:pStyle w:val="Normal"/>
+              <w:jc w:val="center"/>
+              <w:pBdr>
+                <w:bottom w:val="none" w:sz="0" w:space="0" w:color="000000"/>
+                <w:top w:val="none" w:sz="0" w:space="0" w:color="000000"/>
+                <w:left w:val="none" w:sz="0" w:space="0" w:color="000000"/>
+                <w:right w:val="none" w:sz="0" w:space="0" w:color="000000"/>
+              </w:pBdr>
+              <w:spacing w:after="100" w:before="100" w:line="240"/>
+              <w:ind w:left="100" w:right="100" w:firstLine="0" w:firstLineChars="0"/>
+              <w:rPr>
+                <w:rFonts w:ascii="Helvetica" w:hAnsi="Helvetica" w:eastAsia="Helvetica" w:cs="Helvetica"/>
+                <w:i w:val="false"/>
+                <w:b w:val="false"/>
+                <w:u w:val="none"/>
+                <w:sz w:val="22"/>
+                <w:szCs w:val="22"/>
+                <w:color w:val="000000"/>
+              </w:rPr>
+            </w:pPr>
+            <w:r>
+              <w:rPr>
+                <w:rFonts w:ascii="Helvetica" w:hAnsi="Helvetica" w:eastAsia="Helvetica" w:cs="Helvetica"/>
+                <w:i w:val="false"/>
+                <w:b w:val="false"/>
+                <w:u w:val="none"/>
+                <w:sz w:val="22"/>
+                <w:szCs w:val="22"/>
+                <w:color w:val="000000"/>
+              </w:rPr>
+              <w:t xml:space="preserve">0.160</w:t>
             </w:r>
           </w:p>
         </w:tc>
@@ -6740,60 +6740,60 @@
                 <w:szCs w:val="22"/>
                 <w:color w:val="000000"/>
               </w:rPr>
-              <w:t xml:space="preserve">0.18, 1.83</w:t>
-            </w:r>
-          </w:p>
-        </w:tc>
-        <w:tc>
-          <w:tcPr>
-            <w:tcBorders>
-              <w:bottom w:val="none" w:sz="0" w:space="0" w:color="000000"/>
-              <w:top w:val="none" w:sz="0" w:space="0" w:color="000000"/>
-              <w:left w:val="none" w:sz="0" w:space="0" w:color="000000"/>
-              <w:right w:val="none" w:sz="0" w:space="0" w:color="000000"/>
-            </w:tcBorders>
-            <w:shd w:val="clear" w:color="auto" w:fill="FFFFFF"/>
-            <w:tcMar>
-              <w:top w:w="0" w:type="dxa"/>
-              <w:bottom w:w="0" w:type="dxa"/>
-              <w:left w:w="0" w:type="dxa"/>
-              <w:right w:w="0" w:type="dxa"/>
-            </w:tcMar>
-            <w:vAlign w:val="top"/>
-          </w:tcPr>
-          <w:p>
-            <w:pPr>
-              <w:pStyle w:val="Normal"/>
-              <w:jc w:val="center"/>
-              <w:pBdr>
-                <w:bottom w:val="none" w:sz="0" w:space="0" w:color="000000"/>
-                <w:top w:val="none" w:sz="0" w:space="0" w:color="000000"/>
-                <w:left w:val="none" w:sz="0" w:space="0" w:color="000000"/>
-                <w:right w:val="none" w:sz="0" w:space="0" w:color="000000"/>
-              </w:pBdr>
-              <w:spacing w:after="100" w:before="100" w:line="240"/>
-              <w:ind w:left="100" w:right="100" w:firstLine="0" w:firstLineChars="0"/>
-              <w:rPr>
-                <w:rFonts w:ascii="Helvetica" w:hAnsi="Helvetica" w:eastAsia="Helvetica" w:cs="Helvetica"/>
-                <w:i w:val="false"/>
-                <w:b w:val="false"/>
-                <w:u w:val="none"/>
-                <w:sz w:val="22"/>
-                <w:szCs w:val="22"/>
-                <w:color w:val="000000"/>
-              </w:rPr>
-            </w:pPr>
-            <w:r>
-              <w:rPr>
-                <w:rFonts w:ascii="Helvetica" w:hAnsi="Helvetica" w:eastAsia="Helvetica" w:cs="Helvetica"/>
-                <w:i w:val="false"/>
-                <w:b w:val="false"/>
-                <w:u w:val="none"/>
-                <w:sz w:val="22"/>
-                <w:szCs w:val="22"/>
-                <w:color w:val="000000"/>
-              </w:rPr>
-              <w:t xml:space="preserve">0.340</w:t>
+              <w:t xml:space="preserve">0.18, 1.79</w:t>
+            </w:r>
+          </w:p>
+        </w:tc>
+        <w:tc>
+          <w:tcPr>
+            <w:tcBorders>
+              <w:bottom w:val="none" w:sz="0" w:space="0" w:color="000000"/>
+              <w:top w:val="none" w:sz="0" w:space="0" w:color="000000"/>
+              <w:left w:val="none" w:sz="0" w:space="0" w:color="000000"/>
+              <w:right w:val="none" w:sz="0" w:space="0" w:color="000000"/>
+            </w:tcBorders>
+            <w:shd w:val="clear" w:color="auto" w:fill="FFFFFF"/>
+            <w:tcMar>
+              <w:top w:w="0" w:type="dxa"/>
+              <w:bottom w:w="0" w:type="dxa"/>
+              <w:left w:w="0" w:type="dxa"/>
+              <w:right w:w="0" w:type="dxa"/>
+            </w:tcMar>
+            <w:vAlign w:val="top"/>
+          </w:tcPr>
+          <w:p>
+            <w:pPr>
+              <w:pStyle w:val="Normal"/>
+              <w:jc w:val="center"/>
+              <w:pBdr>
+                <w:bottom w:val="none" w:sz="0" w:space="0" w:color="000000"/>
+                <w:top w:val="none" w:sz="0" w:space="0" w:color="000000"/>
+                <w:left w:val="none" w:sz="0" w:space="0" w:color="000000"/>
+                <w:right w:val="none" w:sz="0" w:space="0" w:color="000000"/>
+              </w:pBdr>
+              <w:spacing w:after="100" w:before="100" w:line="240"/>
+              <w:ind w:left="100" w:right="100" w:firstLine="0" w:firstLineChars="0"/>
+              <w:rPr>
+                <w:rFonts w:ascii="Helvetica" w:hAnsi="Helvetica" w:eastAsia="Helvetica" w:cs="Helvetica"/>
+                <w:i w:val="false"/>
+                <w:b w:val="false"/>
+                <w:u w:val="none"/>
+                <w:sz w:val="22"/>
+                <w:szCs w:val="22"/>
+                <w:color w:val="000000"/>
+              </w:rPr>
+            </w:pPr>
+            <w:r>
+              <w:rPr>
+                <w:rFonts w:ascii="Helvetica" w:hAnsi="Helvetica" w:eastAsia="Helvetica" w:cs="Helvetica"/>
+                <w:i w:val="false"/>
+                <w:b w:val="false"/>
+                <w:u w:val="none"/>
+                <w:sz w:val="22"/>
+                <w:szCs w:val="22"/>
+                <w:color w:val="000000"/>
+              </w:rPr>
+              <w:t xml:space="preserve">0.330</w:t>
             </w:r>
           </w:p>
         </w:tc>
@@ -6899,60 +6899,60 @@
                 <w:szCs w:val="22"/>
                 <w:color w:val="000000"/>
               </w:rPr>
-              <w:t xml:space="preserve">2.55</w:t>
-            </w:r>
-          </w:p>
-        </w:tc>
-        <w:tc>
-          <w:tcPr>
-            <w:tcBorders>
-              <w:bottom w:val="none" w:sz="0" w:space="0" w:color="000000"/>
-              <w:top w:val="none" w:sz="0" w:space="0" w:color="000000"/>
-              <w:left w:val="none" w:sz="0" w:space="0" w:color="000000"/>
-              <w:right w:val="none" w:sz="0" w:space="0" w:color="000000"/>
-            </w:tcBorders>
-            <w:shd w:val="clear" w:color="auto" w:fill="FFFFFF"/>
-            <w:tcMar>
-              <w:top w:w="0" w:type="dxa"/>
-              <w:bottom w:w="0" w:type="dxa"/>
-              <w:left w:w="0" w:type="dxa"/>
-              <w:right w:w="0" w:type="dxa"/>
-            </w:tcMar>
-            <w:vAlign w:val="top"/>
-          </w:tcPr>
-          <w:p>
-            <w:pPr>
-              <w:pStyle w:val="Normal"/>
-              <w:jc w:val="center"/>
-              <w:pBdr>
-                <w:bottom w:val="none" w:sz="0" w:space="0" w:color="000000"/>
-                <w:top w:val="none" w:sz="0" w:space="0" w:color="000000"/>
-                <w:left w:val="none" w:sz="0" w:space="0" w:color="000000"/>
-                <w:right w:val="none" w:sz="0" w:space="0" w:color="000000"/>
-              </w:pBdr>
-              <w:spacing w:after="100" w:before="100" w:line="240"/>
-              <w:ind w:left="100" w:right="100" w:firstLine="0" w:firstLineChars="0"/>
-              <w:rPr>
-                <w:rFonts w:ascii="Helvetica" w:hAnsi="Helvetica" w:eastAsia="Helvetica" w:cs="Helvetica"/>
-                <w:i w:val="false"/>
-                <w:b w:val="false"/>
-                <w:u w:val="none"/>
-                <w:sz w:val="22"/>
-                <w:szCs w:val="22"/>
-                <w:color w:val="000000"/>
-              </w:rPr>
-            </w:pPr>
-            <w:r>
-              <w:rPr>
-                <w:rFonts w:ascii="Helvetica" w:hAnsi="Helvetica" w:eastAsia="Helvetica" w:cs="Helvetica"/>
-                <w:i w:val="false"/>
-                <w:b w:val="false"/>
-                <w:u w:val="none"/>
-                <w:sz w:val="22"/>
-                <w:szCs w:val="22"/>
-                <w:color w:val="000000"/>
-              </w:rPr>
-              <w:t xml:space="preserve">0.23, 27.8</w:t>
+              <w:t xml:space="preserve">2.43</w:t>
+            </w:r>
+          </w:p>
+        </w:tc>
+        <w:tc>
+          <w:tcPr>
+            <w:tcBorders>
+              <w:bottom w:val="none" w:sz="0" w:space="0" w:color="000000"/>
+              <w:top w:val="none" w:sz="0" w:space="0" w:color="000000"/>
+              <w:left w:val="none" w:sz="0" w:space="0" w:color="000000"/>
+              <w:right w:val="none" w:sz="0" w:space="0" w:color="000000"/>
+            </w:tcBorders>
+            <w:shd w:val="clear" w:color="auto" w:fill="FFFFFF"/>
+            <w:tcMar>
+              <w:top w:w="0" w:type="dxa"/>
+              <w:bottom w:w="0" w:type="dxa"/>
+              <w:left w:w="0" w:type="dxa"/>
+              <w:right w:w="0" w:type="dxa"/>
+            </w:tcMar>
+            <w:vAlign w:val="top"/>
+          </w:tcPr>
+          <w:p>
+            <w:pPr>
+              <w:pStyle w:val="Normal"/>
+              <w:jc w:val="center"/>
+              <w:pBdr>
+                <w:bottom w:val="none" w:sz="0" w:space="0" w:color="000000"/>
+                <w:top w:val="none" w:sz="0" w:space="0" w:color="000000"/>
+                <w:left w:val="none" w:sz="0" w:space="0" w:color="000000"/>
+                <w:right w:val="none" w:sz="0" w:space="0" w:color="000000"/>
+              </w:pBdr>
+              <w:spacing w:after="100" w:before="100" w:line="240"/>
+              <w:ind w:left="100" w:right="100" w:firstLine="0" w:firstLineChars="0"/>
+              <w:rPr>
+                <w:rFonts w:ascii="Helvetica" w:hAnsi="Helvetica" w:eastAsia="Helvetica" w:cs="Helvetica"/>
+                <w:i w:val="false"/>
+                <w:b w:val="false"/>
+                <w:u w:val="none"/>
+                <w:sz w:val="22"/>
+                <w:szCs w:val="22"/>
+                <w:color w:val="000000"/>
+              </w:rPr>
+            </w:pPr>
+            <w:r>
+              <w:rPr>
+                <w:rFonts w:ascii="Helvetica" w:hAnsi="Helvetica" w:eastAsia="Helvetica" w:cs="Helvetica"/>
+                <w:i w:val="false"/>
+                <w:b w:val="false"/>
+                <w:u w:val="none"/>
+                <w:sz w:val="22"/>
+                <w:szCs w:val="22"/>
+                <w:color w:val="000000"/>
+              </w:rPr>
+              <w:t xml:space="preserve">0.25, 23.1</w:t>
             </w:r>
           </w:p>
         </w:tc>
@@ -7170,113 +7170,113 @@
                 <w:szCs w:val="22"/>
                 <w:color w:val="000000"/>
               </w:rPr>
-              <w:t xml:space="preserve">0.51</w:t>
-            </w:r>
-          </w:p>
-        </w:tc>
-        <w:tc>
-          <w:tcPr>
-            <w:tcBorders>
-              <w:bottom w:val="none" w:sz="0" w:space="0" w:color="000000"/>
-              <w:top w:val="none" w:sz="0" w:space="0" w:color="000000"/>
-              <w:left w:val="none" w:sz="0" w:space="0" w:color="000000"/>
-              <w:right w:val="none" w:sz="0" w:space="0" w:color="000000"/>
-            </w:tcBorders>
-            <w:shd w:val="clear" w:color="auto" w:fill="FFFFFF"/>
-            <w:tcMar>
-              <w:top w:w="0" w:type="dxa"/>
-              <w:bottom w:w="0" w:type="dxa"/>
-              <w:left w:w="0" w:type="dxa"/>
-              <w:right w:w="0" w:type="dxa"/>
-            </w:tcMar>
-            <w:vAlign w:val="top"/>
-          </w:tcPr>
-          <w:p>
-            <w:pPr>
-              <w:pStyle w:val="Normal"/>
-              <w:jc w:val="center"/>
-              <w:pBdr>
-                <w:bottom w:val="none" w:sz="0" w:space="0" w:color="000000"/>
-                <w:top w:val="none" w:sz="0" w:space="0" w:color="000000"/>
-                <w:left w:val="none" w:sz="0" w:space="0" w:color="000000"/>
-                <w:right w:val="none" w:sz="0" w:space="0" w:color="000000"/>
-              </w:pBdr>
-              <w:spacing w:after="100" w:before="100" w:line="240"/>
-              <w:ind w:left="100" w:right="100" w:firstLine="0" w:firstLineChars="0"/>
-              <w:rPr>
-                <w:rFonts w:ascii="Helvetica" w:hAnsi="Helvetica" w:eastAsia="Helvetica" w:cs="Helvetica"/>
-                <w:i w:val="false"/>
-                <w:b w:val="false"/>
-                <w:u w:val="none"/>
-                <w:sz w:val="22"/>
-                <w:szCs w:val="22"/>
-                <w:color w:val="000000"/>
-              </w:rPr>
-            </w:pPr>
-            <w:r>
-              <w:rPr>
-                <w:rFonts w:ascii="Helvetica" w:hAnsi="Helvetica" w:eastAsia="Helvetica" w:cs="Helvetica"/>
-                <w:i w:val="false"/>
-                <w:b w:val="false"/>
-                <w:u w:val="none"/>
-                <w:sz w:val="22"/>
-                <w:szCs w:val="22"/>
-                <w:color w:val="000000"/>
-              </w:rPr>
-              <w:t xml:space="preserve">0.19, 1.41</w:t>
-            </w:r>
-          </w:p>
-        </w:tc>
-        <w:tc>
-          <w:tcPr>
-            <w:tcBorders>
-              <w:bottom w:val="none" w:sz="0" w:space="0" w:color="000000"/>
-              <w:top w:val="none" w:sz="0" w:space="0" w:color="000000"/>
-              <w:left w:val="none" w:sz="0" w:space="0" w:color="000000"/>
-              <w:right w:val="none" w:sz="0" w:space="0" w:color="000000"/>
-            </w:tcBorders>
-            <w:shd w:val="clear" w:color="auto" w:fill="FFFFFF"/>
-            <w:tcMar>
-              <w:top w:w="0" w:type="dxa"/>
-              <w:bottom w:w="0" w:type="dxa"/>
-              <w:left w:w="0" w:type="dxa"/>
-              <w:right w:w="0" w:type="dxa"/>
-            </w:tcMar>
-            <w:vAlign w:val="top"/>
-          </w:tcPr>
-          <w:p>
-            <w:pPr>
-              <w:pStyle w:val="Normal"/>
-              <w:jc w:val="center"/>
-              <w:pBdr>
-                <w:bottom w:val="none" w:sz="0" w:space="0" w:color="000000"/>
-                <w:top w:val="none" w:sz="0" w:space="0" w:color="000000"/>
-                <w:left w:val="none" w:sz="0" w:space="0" w:color="000000"/>
-                <w:right w:val="none" w:sz="0" w:space="0" w:color="000000"/>
-              </w:pBdr>
-              <w:spacing w:after="100" w:before="100" w:line="240"/>
-              <w:ind w:left="100" w:right="100" w:firstLine="0" w:firstLineChars="0"/>
-              <w:rPr>
-                <w:rFonts w:ascii="Helvetica" w:hAnsi="Helvetica" w:eastAsia="Helvetica" w:cs="Helvetica"/>
-                <w:i w:val="false"/>
-                <w:b w:val="false"/>
-                <w:u w:val="none"/>
-                <w:sz w:val="22"/>
-                <w:szCs w:val="22"/>
-                <w:color w:val="000000"/>
-              </w:rPr>
-            </w:pPr>
-            <w:r>
-              <w:rPr>
-                <w:rFonts w:ascii="Helvetica" w:hAnsi="Helvetica" w:eastAsia="Helvetica" w:cs="Helvetica"/>
-                <w:i w:val="false"/>
-                <w:b w:val="false"/>
-                <w:u w:val="none"/>
-                <w:sz w:val="22"/>
-                <w:szCs w:val="22"/>
-                <w:color w:val="000000"/>
-              </w:rPr>
-              <w:t xml:space="preserve">0.200</w:t>
+              <w:t xml:space="preserve">0.59</w:t>
+            </w:r>
+          </w:p>
+        </w:tc>
+        <w:tc>
+          <w:tcPr>
+            <w:tcBorders>
+              <w:bottom w:val="none" w:sz="0" w:space="0" w:color="000000"/>
+              <w:top w:val="none" w:sz="0" w:space="0" w:color="000000"/>
+              <w:left w:val="none" w:sz="0" w:space="0" w:color="000000"/>
+              <w:right w:val="none" w:sz="0" w:space="0" w:color="000000"/>
+            </w:tcBorders>
+            <w:shd w:val="clear" w:color="auto" w:fill="FFFFFF"/>
+            <w:tcMar>
+              <w:top w:w="0" w:type="dxa"/>
+              <w:bottom w:w="0" w:type="dxa"/>
+              <w:left w:w="0" w:type="dxa"/>
+              <w:right w:w="0" w:type="dxa"/>
+            </w:tcMar>
+            <w:vAlign w:val="top"/>
+          </w:tcPr>
+          <w:p>
+            <w:pPr>
+              <w:pStyle w:val="Normal"/>
+              <w:jc w:val="center"/>
+              <w:pBdr>
+                <w:bottom w:val="none" w:sz="0" w:space="0" w:color="000000"/>
+                <w:top w:val="none" w:sz="0" w:space="0" w:color="000000"/>
+                <w:left w:val="none" w:sz="0" w:space="0" w:color="000000"/>
+                <w:right w:val="none" w:sz="0" w:space="0" w:color="000000"/>
+              </w:pBdr>
+              <w:spacing w:after="100" w:before="100" w:line="240"/>
+              <w:ind w:left="100" w:right="100" w:firstLine="0" w:firstLineChars="0"/>
+              <w:rPr>
+                <w:rFonts w:ascii="Helvetica" w:hAnsi="Helvetica" w:eastAsia="Helvetica" w:cs="Helvetica"/>
+                <w:i w:val="false"/>
+                <w:b w:val="false"/>
+                <w:u w:val="none"/>
+                <w:sz w:val="22"/>
+                <w:szCs w:val="22"/>
+                <w:color w:val="000000"/>
+              </w:rPr>
+            </w:pPr>
+            <w:r>
+              <w:rPr>
+                <w:rFonts w:ascii="Helvetica" w:hAnsi="Helvetica" w:eastAsia="Helvetica" w:cs="Helvetica"/>
+                <w:i w:val="false"/>
+                <w:b w:val="false"/>
+                <w:u w:val="none"/>
+                <w:sz w:val="22"/>
+                <w:szCs w:val="22"/>
+                <w:color w:val="000000"/>
+              </w:rPr>
+              <w:t xml:space="preserve">0.23, 1.52</w:t>
+            </w:r>
+          </w:p>
+        </w:tc>
+        <w:tc>
+          <w:tcPr>
+            <w:tcBorders>
+              <w:bottom w:val="none" w:sz="0" w:space="0" w:color="000000"/>
+              <w:top w:val="none" w:sz="0" w:space="0" w:color="000000"/>
+              <w:left w:val="none" w:sz="0" w:space="0" w:color="000000"/>
+              <w:right w:val="none" w:sz="0" w:space="0" w:color="000000"/>
+            </w:tcBorders>
+            <w:shd w:val="clear" w:color="auto" w:fill="FFFFFF"/>
+            <w:tcMar>
+              <w:top w:w="0" w:type="dxa"/>
+              <w:bottom w:w="0" w:type="dxa"/>
+              <w:left w:w="0" w:type="dxa"/>
+              <w:right w:w="0" w:type="dxa"/>
+            </w:tcMar>
+            <w:vAlign w:val="top"/>
+          </w:tcPr>
+          <w:p>
+            <w:pPr>
+              <w:pStyle w:val="Normal"/>
+              <w:jc w:val="center"/>
+              <w:pBdr>
+                <w:bottom w:val="none" w:sz="0" w:space="0" w:color="000000"/>
+                <w:top w:val="none" w:sz="0" w:space="0" w:color="000000"/>
+                <w:left w:val="none" w:sz="0" w:space="0" w:color="000000"/>
+                <w:right w:val="none" w:sz="0" w:space="0" w:color="000000"/>
+              </w:pBdr>
+              <w:spacing w:after="100" w:before="100" w:line="240"/>
+              <w:ind w:left="100" w:right="100" w:firstLine="0" w:firstLineChars="0"/>
+              <w:rPr>
+                <w:rFonts w:ascii="Helvetica" w:hAnsi="Helvetica" w:eastAsia="Helvetica" w:cs="Helvetica"/>
+                <w:i w:val="false"/>
+                <w:b w:val="false"/>
+                <w:u w:val="none"/>
+                <w:sz w:val="22"/>
+                <w:szCs w:val="22"/>
+                <w:color w:val="000000"/>
+              </w:rPr>
+            </w:pPr>
+            <w:r>
+              <w:rPr>
+                <w:rFonts w:ascii="Helvetica" w:hAnsi="Helvetica" w:eastAsia="Helvetica" w:cs="Helvetica"/>
+                <w:i w:val="false"/>
+                <w:b w:val="false"/>
+                <w:u w:val="none"/>
+                <w:sz w:val="22"/>
+                <w:szCs w:val="22"/>
+                <w:color w:val="000000"/>
+              </w:rPr>
+              <w:t xml:space="preserve">0.280</w:t>
             </w:r>
           </w:p>
         </w:tc>
@@ -7382,113 +7382,113 @@
                 <w:szCs w:val="22"/>
                 <w:color w:val="000000"/>
               </w:rPr>
-              <w:t xml:space="preserve">0.85</w:t>
-            </w:r>
-          </w:p>
-        </w:tc>
-        <w:tc>
-          <w:tcPr>
-            <w:tcBorders>
-              <w:bottom w:val="none" w:sz="0" w:space="0" w:color="000000"/>
-              <w:top w:val="none" w:sz="0" w:space="0" w:color="000000"/>
-              <w:left w:val="none" w:sz="0" w:space="0" w:color="000000"/>
-              <w:right w:val="none" w:sz="0" w:space="0" w:color="000000"/>
-            </w:tcBorders>
-            <w:shd w:val="clear" w:color="auto" w:fill="FFFFFF"/>
-            <w:tcMar>
-              <w:top w:w="0" w:type="dxa"/>
-              <w:bottom w:w="0" w:type="dxa"/>
-              <w:left w:w="0" w:type="dxa"/>
-              <w:right w:w="0" w:type="dxa"/>
-            </w:tcMar>
-            <w:vAlign w:val="top"/>
-          </w:tcPr>
-          <w:p>
-            <w:pPr>
-              <w:pStyle w:val="Normal"/>
-              <w:jc w:val="center"/>
-              <w:pBdr>
-                <w:bottom w:val="none" w:sz="0" w:space="0" w:color="000000"/>
-                <w:top w:val="none" w:sz="0" w:space="0" w:color="000000"/>
-                <w:left w:val="none" w:sz="0" w:space="0" w:color="000000"/>
-                <w:right w:val="none" w:sz="0" w:space="0" w:color="000000"/>
-              </w:pBdr>
-              <w:spacing w:after="100" w:before="100" w:line="240"/>
-              <w:ind w:left="100" w:right="100" w:firstLine="0" w:firstLineChars="0"/>
-              <w:rPr>
-                <w:rFonts w:ascii="Helvetica" w:hAnsi="Helvetica" w:eastAsia="Helvetica" w:cs="Helvetica"/>
-                <w:i w:val="false"/>
-                <w:b w:val="false"/>
-                <w:u w:val="none"/>
-                <w:sz w:val="22"/>
-                <w:szCs w:val="22"/>
-                <w:color w:val="000000"/>
-              </w:rPr>
-            </w:pPr>
-            <w:r>
-              <w:rPr>
-                <w:rFonts w:ascii="Helvetica" w:hAnsi="Helvetica" w:eastAsia="Helvetica" w:cs="Helvetica"/>
-                <w:i w:val="false"/>
-                <w:b w:val="false"/>
-                <w:u w:val="none"/>
-                <w:sz w:val="22"/>
-                <w:szCs w:val="22"/>
-                <w:color w:val="000000"/>
-              </w:rPr>
-              <w:t xml:space="preserve">0.07, 10.1</w:t>
-            </w:r>
-          </w:p>
-        </w:tc>
-        <w:tc>
-          <w:tcPr>
-            <w:tcBorders>
-              <w:bottom w:val="none" w:sz="0" w:space="0" w:color="000000"/>
-              <w:top w:val="none" w:sz="0" w:space="0" w:color="000000"/>
-              <w:left w:val="none" w:sz="0" w:space="0" w:color="000000"/>
-              <w:right w:val="none" w:sz="0" w:space="0" w:color="000000"/>
-            </w:tcBorders>
-            <w:shd w:val="clear" w:color="auto" w:fill="FFFFFF"/>
-            <w:tcMar>
-              <w:top w:w="0" w:type="dxa"/>
-              <w:bottom w:w="0" w:type="dxa"/>
-              <w:left w:w="0" w:type="dxa"/>
-              <w:right w:w="0" w:type="dxa"/>
-            </w:tcMar>
-            <w:vAlign w:val="top"/>
-          </w:tcPr>
-          <w:p>
-            <w:pPr>
-              <w:pStyle w:val="Normal"/>
-              <w:jc w:val="center"/>
-              <w:pBdr>
-                <w:bottom w:val="none" w:sz="0" w:space="0" w:color="000000"/>
-                <w:top w:val="none" w:sz="0" w:space="0" w:color="000000"/>
-                <w:left w:val="none" w:sz="0" w:space="0" w:color="000000"/>
-                <w:right w:val="none" w:sz="0" w:space="0" w:color="000000"/>
-              </w:pBdr>
-              <w:spacing w:after="100" w:before="100" w:line="240"/>
-              <w:ind w:left="100" w:right="100" w:firstLine="0" w:firstLineChars="0"/>
-              <w:rPr>
-                <w:rFonts w:ascii="Helvetica" w:hAnsi="Helvetica" w:eastAsia="Helvetica" w:cs="Helvetica"/>
-                <w:i w:val="false"/>
-                <w:b w:val="false"/>
-                <w:u w:val="none"/>
-                <w:sz w:val="22"/>
-                <w:szCs w:val="22"/>
-                <w:color w:val="000000"/>
-              </w:rPr>
-            </w:pPr>
-            <w:r>
-              <w:rPr>
-                <w:rFonts w:ascii="Helvetica" w:hAnsi="Helvetica" w:eastAsia="Helvetica" w:cs="Helvetica"/>
-                <w:i w:val="false"/>
-                <w:b w:val="false"/>
-                <w:u w:val="none"/>
-                <w:sz w:val="22"/>
-                <w:szCs w:val="22"/>
-                <w:color w:val="000000"/>
-              </w:rPr>
-              <w:t xml:space="preserve">0.900</w:t>
+              <w:t xml:space="preserve">0.89</w:t>
+            </w:r>
+          </w:p>
+        </w:tc>
+        <w:tc>
+          <w:tcPr>
+            <w:tcBorders>
+              <w:bottom w:val="none" w:sz="0" w:space="0" w:color="000000"/>
+              <w:top w:val="none" w:sz="0" w:space="0" w:color="000000"/>
+              <w:left w:val="none" w:sz="0" w:space="0" w:color="000000"/>
+              <w:right w:val="none" w:sz="0" w:space="0" w:color="000000"/>
+            </w:tcBorders>
+            <w:shd w:val="clear" w:color="auto" w:fill="FFFFFF"/>
+            <w:tcMar>
+              <w:top w:w="0" w:type="dxa"/>
+              <w:bottom w:w="0" w:type="dxa"/>
+              <w:left w:w="0" w:type="dxa"/>
+              <w:right w:w="0" w:type="dxa"/>
+            </w:tcMar>
+            <w:vAlign w:val="top"/>
+          </w:tcPr>
+          <w:p>
+            <w:pPr>
+              <w:pStyle w:val="Normal"/>
+              <w:jc w:val="center"/>
+              <w:pBdr>
+                <w:bottom w:val="none" w:sz="0" w:space="0" w:color="000000"/>
+                <w:top w:val="none" w:sz="0" w:space="0" w:color="000000"/>
+                <w:left w:val="none" w:sz="0" w:space="0" w:color="000000"/>
+                <w:right w:val="none" w:sz="0" w:space="0" w:color="000000"/>
+              </w:pBdr>
+              <w:spacing w:after="100" w:before="100" w:line="240"/>
+              <w:ind w:left="100" w:right="100" w:firstLine="0" w:firstLineChars="0"/>
+              <w:rPr>
+                <w:rFonts w:ascii="Helvetica" w:hAnsi="Helvetica" w:eastAsia="Helvetica" w:cs="Helvetica"/>
+                <w:i w:val="false"/>
+                <w:b w:val="false"/>
+                <w:u w:val="none"/>
+                <w:sz w:val="22"/>
+                <w:szCs w:val="22"/>
+                <w:color w:val="000000"/>
+              </w:rPr>
+            </w:pPr>
+            <w:r>
+              <w:rPr>
+                <w:rFonts w:ascii="Helvetica" w:hAnsi="Helvetica" w:eastAsia="Helvetica" w:cs="Helvetica"/>
+                <w:i w:val="false"/>
+                <w:b w:val="false"/>
+                <w:u w:val="none"/>
+                <w:sz w:val="22"/>
+                <w:szCs w:val="22"/>
+                <w:color w:val="000000"/>
+              </w:rPr>
+              <w:t xml:space="preserve">0.11, 7.17</w:t>
+            </w:r>
+          </w:p>
+        </w:tc>
+        <w:tc>
+          <w:tcPr>
+            <w:tcBorders>
+              <w:bottom w:val="none" w:sz="0" w:space="0" w:color="000000"/>
+              <w:top w:val="none" w:sz="0" w:space="0" w:color="000000"/>
+              <w:left w:val="none" w:sz="0" w:space="0" w:color="000000"/>
+              <w:right w:val="none" w:sz="0" w:space="0" w:color="000000"/>
+            </w:tcBorders>
+            <w:shd w:val="clear" w:color="auto" w:fill="FFFFFF"/>
+            <w:tcMar>
+              <w:top w:w="0" w:type="dxa"/>
+              <w:bottom w:w="0" w:type="dxa"/>
+              <w:left w:w="0" w:type="dxa"/>
+              <w:right w:w="0" w:type="dxa"/>
+            </w:tcMar>
+            <w:vAlign w:val="top"/>
+          </w:tcPr>
+          <w:p>
+            <w:pPr>
+              <w:pStyle w:val="Normal"/>
+              <w:jc w:val="center"/>
+              <w:pBdr>
+                <w:bottom w:val="none" w:sz="0" w:space="0" w:color="000000"/>
+                <w:top w:val="none" w:sz="0" w:space="0" w:color="000000"/>
+                <w:left w:val="none" w:sz="0" w:space="0" w:color="000000"/>
+                <w:right w:val="none" w:sz="0" w:space="0" w:color="000000"/>
+              </w:pBdr>
+              <w:spacing w:after="100" w:before="100" w:line="240"/>
+              <w:ind w:left="100" w:right="100" w:firstLine="0" w:firstLineChars="0"/>
+              <w:rPr>
+                <w:rFonts w:ascii="Helvetica" w:hAnsi="Helvetica" w:eastAsia="Helvetica" w:cs="Helvetica"/>
+                <w:i w:val="false"/>
+                <w:b w:val="false"/>
+                <w:u w:val="none"/>
+                <w:sz w:val="22"/>
+                <w:szCs w:val="22"/>
+                <w:color w:val="000000"/>
+              </w:rPr>
+            </w:pPr>
+            <w:r>
+              <w:rPr>
+                <w:rFonts w:ascii="Helvetica" w:hAnsi="Helvetica" w:eastAsia="Helvetica" w:cs="Helvetica"/>
+                <w:i w:val="false"/>
+                <w:b w:val="false"/>
+                <w:u w:val="none"/>
+                <w:sz w:val="22"/>
+                <w:szCs w:val="22"/>
+                <w:color w:val="000000"/>
+              </w:rPr>
+              <w:t xml:space="preserve">0.910</w:t>
             </w:r>
           </w:p>
         </w:tc>
@@ -7653,60 +7653,60 @@
                 <w:szCs w:val="22"/>
                 <w:color w:val="000000"/>
               </w:rPr>
-              <w:t xml:space="preserve">0.21</w:t>
-            </w:r>
-          </w:p>
-        </w:tc>
-        <w:tc>
-          <w:tcPr>
-            <w:tcBorders>
-              <w:bottom w:val="none" w:sz="0" w:space="0" w:color="000000"/>
-              <w:top w:val="none" w:sz="0" w:space="0" w:color="000000"/>
-              <w:left w:val="none" w:sz="0" w:space="0" w:color="000000"/>
-              <w:right w:val="none" w:sz="0" w:space="0" w:color="000000"/>
-            </w:tcBorders>
-            <w:shd w:val="clear" w:color="auto" w:fill="FFFFFF"/>
-            <w:tcMar>
-              <w:top w:w="0" w:type="dxa"/>
-              <w:bottom w:w="0" w:type="dxa"/>
-              <w:left w:w="0" w:type="dxa"/>
-              <w:right w:w="0" w:type="dxa"/>
-            </w:tcMar>
-            <w:vAlign w:val="top"/>
-          </w:tcPr>
-          <w:p>
-            <w:pPr>
-              <w:pStyle w:val="Normal"/>
-              <w:jc w:val="center"/>
-              <w:pBdr>
-                <w:bottom w:val="none" w:sz="0" w:space="0" w:color="000000"/>
-                <w:top w:val="none" w:sz="0" w:space="0" w:color="000000"/>
-                <w:left w:val="none" w:sz="0" w:space="0" w:color="000000"/>
-                <w:right w:val="none" w:sz="0" w:space="0" w:color="000000"/>
-              </w:pBdr>
-              <w:spacing w:after="100" w:before="100" w:line="240"/>
-              <w:ind w:left="100" w:right="100" w:firstLine="0" w:firstLineChars="0"/>
-              <w:rPr>
-                <w:rFonts w:ascii="Helvetica" w:hAnsi="Helvetica" w:eastAsia="Helvetica" w:cs="Helvetica"/>
-                <w:i w:val="false"/>
-                <w:b w:val="false"/>
-                <w:u w:val="none"/>
-                <w:sz w:val="22"/>
-                <w:szCs w:val="22"/>
-                <w:color w:val="000000"/>
-              </w:rPr>
-            </w:pPr>
-            <w:r>
-              <w:rPr>
-                <w:rFonts w:ascii="Helvetica" w:hAnsi="Helvetica" w:eastAsia="Helvetica" w:cs="Helvetica"/>
-                <w:i w:val="false"/>
-                <w:b w:val="false"/>
-                <w:u w:val="none"/>
-                <w:sz w:val="22"/>
-                <w:szCs w:val="22"/>
-                <w:color w:val="000000"/>
-              </w:rPr>
-              <w:t xml:space="preserve">0.07, 0.66</w:t>
+              <w:t xml:space="preserve">0.24</w:t>
+            </w:r>
+          </w:p>
+        </w:tc>
+        <w:tc>
+          <w:tcPr>
+            <w:tcBorders>
+              <w:bottom w:val="none" w:sz="0" w:space="0" w:color="000000"/>
+              <w:top w:val="none" w:sz="0" w:space="0" w:color="000000"/>
+              <w:left w:val="none" w:sz="0" w:space="0" w:color="000000"/>
+              <w:right w:val="none" w:sz="0" w:space="0" w:color="000000"/>
+            </w:tcBorders>
+            <w:shd w:val="clear" w:color="auto" w:fill="FFFFFF"/>
+            <w:tcMar>
+              <w:top w:w="0" w:type="dxa"/>
+              <w:bottom w:w="0" w:type="dxa"/>
+              <w:left w:w="0" w:type="dxa"/>
+              <w:right w:w="0" w:type="dxa"/>
+            </w:tcMar>
+            <w:vAlign w:val="top"/>
+          </w:tcPr>
+          <w:p>
+            <w:pPr>
+              <w:pStyle w:val="Normal"/>
+              <w:jc w:val="center"/>
+              <w:pBdr>
+                <w:bottom w:val="none" w:sz="0" w:space="0" w:color="000000"/>
+                <w:top w:val="none" w:sz="0" w:space="0" w:color="000000"/>
+                <w:left w:val="none" w:sz="0" w:space="0" w:color="000000"/>
+                <w:right w:val="none" w:sz="0" w:space="0" w:color="000000"/>
+              </w:pBdr>
+              <w:spacing w:after="100" w:before="100" w:line="240"/>
+              <w:ind w:left="100" w:right="100" w:firstLine="0" w:firstLineChars="0"/>
+              <w:rPr>
+                <w:rFonts w:ascii="Helvetica" w:hAnsi="Helvetica" w:eastAsia="Helvetica" w:cs="Helvetica"/>
+                <w:i w:val="false"/>
+                <w:b w:val="false"/>
+                <w:u w:val="none"/>
+                <w:sz w:val="22"/>
+                <w:szCs w:val="22"/>
+                <w:color w:val="000000"/>
+              </w:rPr>
+            </w:pPr>
+            <w:r>
+              <w:rPr>
+                <w:rFonts w:ascii="Helvetica" w:hAnsi="Helvetica" w:eastAsia="Helvetica" w:cs="Helvetica"/>
+                <w:i w:val="false"/>
+                <w:b w:val="false"/>
+                <w:u w:val="none"/>
+                <w:sz w:val="22"/>
+                <w:szCs w:val="22"/>
+                <w:color w:val="000000"/>
+              </w:rPr>
+              <w:t xml:space="preserve">0.09, 0.68</w:t>
             </w:r>
           </w:p>
         </w:tc>
@@ -7865,113 +7865,113 @@
                 <w:szCs w:val="22"/>
                 <w:color w:val="000000"/>
               </w:rPr>
-              <w:t xml:space="preserve">0.65</w:t>
-            </w:r>
-          </w:p>
-        </w:tc>
-        <w:tc>
-          <w:tcPr>
-            <w:tcBorders>
-              <w:bottom w:val="none" w:sz="0" w:space="0" w:color="000000"/>
-              <w:top w:val="none" w:sz="0" w:space="0" w:color="000000"/>
-              <w:left w:val="none" w:sz="0" w:space="0" w:color="000000"/>
-              <w:right w:val="none" w:sz="0" w:space="0" w:color="000000"/>
-            </w:tcBorders>
-            <w:shd w:val="clear" w:color="auto" w:fill="FFFFFF"/>
-            <w:tcMar>
-              <w:top w:w="0" w:type="dxa"/>
-              <w:bottom w:w="0" w:type="dxa"/>
-              <w:left w:w="0" w:type="dxa"/>
-              <w:right w:w="0" w:type="dxa"/>
-            </w:tcMar>
-            <w:vAlign w:val="top"/>
-          </w:tcPr>
-          <w:p>
-            <w:pPr>
-              <w:pStyle w:val="Normal"/>
-              <w:jc w:val="center"/>
-              <w:pBdr>
-                <w:bottom w:val="none" w:sz="0" w:space="0" w:color="000000"/>
-                <w:top w:val="none" w:sz="0" w:space="0" w:color="000000"/>
-                <w:left w:val="none" w:sz="0" w:space="0" w:color="000000"/>
-                <w:right w:val="none" w:sz="0" w:space="0" w:color="000000"/>
-              </w:pBdr>
-              <w:spacing w:after="100" w:before="100" w:line="240"/>
-              <w:ind w:left="100" w:right="100" w:firstLine="0" w:firstLineChars="0"/>
-              <w:rPr>
-                <w:rFonts w:ascii="Helvetica" w:hAnsi="Helvetica" w:eastAsia="Helvetica" w:cs="Helvetica"/>
-                <w:i w:val="false"/>
-                <w:b w:val="false"/>
-                <w:u w:val="none"/>
-                <w:sz w:val="22"/>
-                <w:szCs w:val="22"/>
-                <w:color w:val="000000"/>
-              </w:rPr>
-            </w:pPr>
-            <w:r>
-              <w:rPr>
-                <w:rFonts w:ascii="Helvetica" w:hAnsi="Helvetica" w:eastAsia="Helvetica" w:cs="Helvetica"/>
-                <w:i w:val="false"/>
-                <w:b w:val="false"/>
-                <w:u w:val="none"/>
-                <w:sz w:val="22"/>
-                <w:szCs w:val="22"/>
-                <w:color w:val="000000"/>
-              </w:rPr>
-              <w:t xml:space="preserve">0.08, 5.57</w:t>
-            </w:r>
-          </w:p>
-        </w:tc>
-        <w:tc>
-          <w:tcPr>
-            <w:tcBorders>
-              <w:bottom w:val="none" w:sz="0" w:space="0" w:color="000000"/>
-              <w:top w:val="none" w:sz="0" w:space="0" w:color="000000"/>
-              <w:left w:val="none" w:sz="0" w:space="0" w:color="000000"/>
-              <w:right w:val="none" w:sz="0" w:space="0" w:color="000000"/>
-            </w:tcBorders>
-            <w:shd w:val="clear" w:color="auto" w:fill="FFFFFF"/>
-            <w:tcMar>
-              <w:top w:w="0" w:type="dxa"/>
-              <w:bottom w:w="0" w:type="dxa"/>
-              <w:left w:w="0" w:type="dxa"/>
-              <w:right w:w="0" w:type="dxa"/>
-            </w:tcMar>
-            <w:vAlign w:val="top"/>
-          </w:tcPr>
-          <w:p>
-            <w:pPr>
-              <w:pStyle w:val="Normal"/>
-              <w:jc w:val="center"/>
-              <w:pBdr>
-                <w:bottom w:val="none" w:sz="0" w:space="0" w:color="000000"/>
-                <w:top w:val="none" w:sz="0" w:space="0" w:color="000000"/>
-                <w:left w:val="none" w:sz="0" w:space="0" w:color="000000"/>
-                <w:right w:val="none" w:sz="0" w:space="0" w:color="000000"/>
-              </w:pBdr>
-              <w:spacing w:after="100" w:before="100" w:line="240"/>
-              <w:ind w:left="100" w:right="100" w:firstLine="0" w:firstLineChars="0"/>
-              <w:rPr>
-                <w:rFonts w:ascii="Helvetica" w:hAnsi="Helvetica" w:eastAsia="Helvetica" w:cs="Helvetica"/>
-                <w:i w:val="false"/>
-                <w:b w:val="false"/>
-                <w:u w:val="none"/>
-                <w:sz w:val="22"/>
-                <w:szCs w:val="22"/>
-                <w:color w:val="000000"/>
-              </w:rPr>
-            </w:pPr>
-            <w:r>
-              <w:rPr>
-                <w:rFonts w:ascii="Helvetica" w:hAnsi="Helvetica" w:eastAsia="Helvetica" w:cs="Helvetica"/>
-                <w:i w:val="false"/>
-                <w:b w:val="false"/>
-                <w:u w:val="none"/>
-                <w:sz w:val="22"/>
-                <w:szCs w:val="22"/>
-                <w:color w:val="000000"/>
-              </w:rPr>
-              <w:t xml:space="preserve">0.700</w:t>
+              <w:t xml:space="preserve">0.72</w:t>
+            </w:r>
+          </w:p>
+        </w:tc>
+        <w:tc>
+          <w:tcPr>
+            <w:tcBorders>
+              <w:bottom w:val="none" w:sz="0" w:space="0" w:color="000000"/>
+              <w:top w:val="none" w:sz="0" w:space="0" w:color="000000"/>
+              <w:left w:val="none" w:sz="0" w:space="0" w:color="000000"/>
+              <w:right w:val="none" w:sz="0" w:space="0" w:color="000000"/>
+            </w:tcBorders>
+            <w:shd w:val="clear" w:color="auto" w:fill="FFFFFF"/>
+            <w:tcMar>
+              <w:top w:w="0" w:type="dxa"/>
+              <w:bottom w:w="0" w:type="dxa"/>
+              <w:left w:w="0" w:type="dxa"/>
+              <w:right w:w="0" w:type="dxa"/>
+            </w:tcMar>
+            <w:vAlign w:val="top"/>
+          </w:tcPr>
+          <w:p>
+            <w:pPr>
+              <w:pStyle w:val="Normal"/>
+              <w:jc w:val="center"/>
+              <w:pBdr>
+                <w:bottom w:val="none" w:sz="0" w:space="0" w:color="000000"/>
+                <w:top w:val="none" w:sz="0" w:space="0" w:color="000000"/>
+                <w:left w:val="none" w:sz="0" w:space="0" w:color="000000"/>
+                <w:right w:val="none" w:sz="0" w:space="0" w:color="000000"/>
+              </w:pBdr>
+              <w:spacing w:after="100" w:before="100" w:line="240"/>
+              <w:ind w:left="100" w:right="100" w:firstLine="0" w:firstLineChars="0"/>
+              <w:rPr>
+                <w:rFonts w:ascii="Helvetica" w:hAnsi="Helvetica" w:eastAsia="Helvetica" w:cs="Helvetica"/>
+                <w:i w:val="false"/>
+                <w:b w:val="false"/>
+                <w:u w:val="none"/>
+                <w:sz w:val="22"/>
+                <w:szCs w:val="22"/>
+                <w:color w:val="000000"/>
+              </w:rPr>
+            </w:pPr>
+            <w:r>
+              <w:rPr>
+                <w:rFonts w:ascii="Helvetica" w:hAnsi="Helvetica" w:eastAsia="Helvetica" w:cs="Helvetica"/>
+                <w:i w:val="false"/>
+                <w:b w:val="false"/>
+                <w:u w:val="none"/>
+                <w:sz w:val="22"/>
+                <w:szCs w:val="22"/>
+                <w:color w:val="000000"/>
+              </w:rPr>
+              <w:t xml:space="preserve">0.11, 4.72</w:t>
+            </w:r>
+          </w:p>
+        </w:tc>
+        <w:tc>
+          <w:tcPr>
+            <w:tcBorders>
+              <w:bottom w:val="none" w:sz="0" w:space="0" w:color="000000"/>
+              <w:top w:val="none" w:sz="0" w:space="0" w:color="000000"/>
+              <w:left w:val="none" w:sz="0" w:space="0" w:color="000000"/>
+              <w:right w:val="none" w:sz="0" w:space="0" w:color="000000"/>
+            </w:tcBorders>
+            <w:shd w:val="clear" w:color="auto" w:fill="FFFFFF"/>
+            <w:tcMar>
+              <w:top w:w="0" w:type="dxa"/>
+              <w:bottom w:w="0" w:type="dxa"/>
+              <w:left w:w="0" w:type="dxa"/>
+              <w:right w:w="0" w:type="dxa"/>
+            </w:tcMar>
+            <w:vAlign w:val="top"/>
+          </w:tcPr>
+          <w:p>
+            <w:pPr>
+              <w:pStyle w:val="Normal"/>
+              <w:jc w:val="center"/>
+              <w:pBdr>
+                <w:bottom w:val="none" w:sz="0" w:space="0" w:color="000000"/>
+                <w:top w:val="none" w:sz="0" w:space="0" w:color="000000"/>
+                <w:left w:val="none" w:sz="0" w:space="0" w:color="000000"/>
+                <w:right w:val="none" w:sz="0" w:space="0" w:color="000000"/>
+              </w:pBdr>
+              <w:spacing w:after="100" w:before="100" w:line="240"/>
+              <w:ind w:left="100" w:right="100" w:firstLine="0" w:firstLineChars="0"/>
+              <w:rPr>
+                <w:rFonts w:ascii="Helvetica" w:hAnsi="Helvetica" w:eastAsia="Helvetica" w:cs="Helvetica"/>
+                <w:i w:val="false"/>
+                <w:b w:val="false"/>
+                <w:u w:val="none"/>
+                <w:sz w:val="22"/>
+                <w:szCs w:val="22"/>
+                <w:color w:val="000000"/>
+              </w:rPr>
+            </w:pPr>
+            <w:r>
+              <w:rPr>
+                <w:rFonts w:ascii="Helvetica" w:hAnsi="Helvetica" w:eastAsia="Helvetica" w:cs="Helvetica"/>
+                <w:i w:val="false"/>
+                <w:b w:val="false"/>
+                <w:u w:val="none"/>
+                <w:sz w:val="22"/>
+                <w:szCs w:val="22"/>
+                <w:color w:val="000000"/>
+              </w:rPr>
+              <w:t xml:space="preserve">0.730</w:t>
             </w:r>
           </w:p>
         </w:tc>
@@ -8136,113 +8136,113 @@
                 <w:szCs w:val="22"/>
                 <w:color w:val="000000"/>
               </w:rPr>
-              <w:t xml:space="preserve">0.16</w:t>
-            </w:r>
-          </w:p>
-        </w:tc>
-        <w:tc>
-          <w:tcPr>
-            <w:tcBorders>
-              <w:bottom w:val="none" w:sz="0" w:space="0" w:color="000000"/>
-              <w:top w:val="none" w:sz="0" w:space="0" w:color="000000"/>
-              <w:left w:val="none" w:sz="0" w:space="0" w:color="000000"/>
-              <w:right w:val="none" w:sz="0" w:space="0" w:color="000000"/>
-            </w:tcBorders>
-            <w:shd w:val="clear" w:color="auto" w:fill="FFFFFF"/>
-            <w:tcMar>
-              <w:top w:w="0" w:type="dxa"/>
-              <w:bottom w:w="0" w:type="dxa"/>
-              <w:left w:w="0" w:type="dxa"/>
-              <w:right w:w="0" w:type="dxa"/>
-            </w:tcMar>
-            <w:vAlign w:val="top"/>
-          </w:tcPr>
-          <w:p>
-            <w:pPr>
-              <w:pStyle w:val="Normal"/>
-              <w:jc w:val="center"/>
-              <w:pBdr>
-                <w:bottom w:val="none" w:sz="0" w:space="0" w:color="000000"/>
-                <w:top w:val="none" w:sz="0" w:space="0" w:color="000000"/>
-                <w:left w:val="none" w:sz="0" w:space="0" w:color="000000"/>
-                <w:right w:val="none" w:sz="0" w:space="0" w:color="000000"/>
-              </w:pBdr>
-              <w:spacing w:after="100" w:before="100" w:line="240"/>
-              <w:ind w:left="100" w:right="100" w:firstLine="0" w:firstLineChars="0"/>
-              <w:rPr>
-                <w:rFonts w:ascii="Helvetica" w:hAnsi="Helvetica" w:eastAsia="Helvetica" w:cs="Helvetica"/>
-                <w:i w:val="false"/>
-                <w:b w:val="false"/>
-                <w:u w:val="none"/>
-                <w:sz w:val="22"/>
-                <w:szCs w:val="22"/>
-                <w:color w:val="000000"/>
-              </w:rPr>
-            </w:pPr>
-            <w:r>
-              <w:rPr>
-                <w:rFonts w:ascii="Helvetica" w:hAnsi="Helvetica" w:eastAsia="Helvetica" w:cs="Helvetica"/>
-                <w:i w:val="false"/>
-                <w:b w:val="false"/>
-                <w:u w:val="none"/>
-                <w:sz w:val="22"/>
-                <w:szCs w:val="22"/>
-                <w:color w:val="000000"/>
-              </w:rPr>
-              <w:t xml:space="preserve">0.03, 0.74</w:t>
-            </w:r>
-          </w:p>
-        </w:tc>
-        <w:tc>
-          <w:tcPr>
-            <w:tcBorders>
-              <w:bottom w:val="none" w:sz="0" w:space="0" w:color="000000"/>
-              <w:top w:val="none" w:sz="0" w:space="0" w:color="000000"/>
-              <w:left w:val="none" w:sz="0" w:space="0" w:color="000000"/>
-              <w:right w:val="none" w:sz="0" w:space="0" w:color="000000"/>
-            </w:tcBorders>
-            <w:shd w:val="clear" w:color="auto" w:fill="FFFFFF"/>
-            <w:tcMar>
-              <w:top w:w="0" w:type="dxa"/>
-              <w:bottom w:w="0" w:type="dxa"/>
-              <w:left w:w="0" w:type="dxa"/>
-              <w:right w:w="0" w:type="dxa"/>
-            </w:tcMar>
-            <w:vAlign w:val="top"/>
-          </w:tcPr>
-          <w:p>
-            <w:pPr>
-              <w:pStyle w:val="Normal"/>
-              <w:jc w:val="center"/>
-              <w:pBdr>
-                <w:bottom w:val="none" w:sz="0" w:space="0" w:color="000000"/>
-                <w:top w:val="none" w:sz="0" w:space="0" w:color="000000"/>
-                <w:left w:val="none" w:sz="0" w:space="0" w:color="000000"/>
-                <w:right w:val="none" w:sz="0" w:space="0" w:color="000000"/>
-              </w:pBdr>
-              <w:spacing w:after="100" w:before="100" w:line="240"/>
-              <w:ind w:left="100" w:right="100" w:firstLine="0" w:firstLineChars="0"/>
-              <w:rPr>
-                <w:rFonts w:ascii="Helvetica" w:hAnsi="Helvetica" w:eastAsia="Helvetica" w:cs="Helvetica"/>
-                <w:i w:val="false"/>
-                <w:b w:val="false"/>
-                <w:u w:val="none"/>
-                <w:sz w:val="22"/>
-                <w:szCs w:val="22"/>
-                <w:color w:val="000000"/>
-              </w:rPr>
-            </w:pPr>
-            <w:r>
-              <w:rPr>
-                <w:rFonts w:ascii="Helvetica" w:hAnsi="Helvetica" w:eastAsia="Helvetica" w:cs="Helvetica"/>
-                <w:i w:val="false"/>
-                <w:b w:val="false"/>
-                <w:u w:val="none"/>
-                <w:sz w:val="22"/>
-                <w:szCs w:val="22"/>
-                <w:color w:val="000000"/>
-              </w:rPr>
-              <w:t xml:space="preserve">0.019</w:t>
+              <w:t xml:space="preserve">0.15</w:t>
+            </w:r>
+          </w:p>
+        </w:tc>
+        <w:tc>
+          <w:tcPr>
+            <w:tcBorders>
+              <w:bottom w:val="none" w:sz="0" w:space="0" w:color="000000"/>
+              <w:top w:val="none" w:sz="0" w:space="0" w:color="000000"/>
+              <w:left w:val="none" w:sz="0" w:space="0" w:color="000000"/>
+              <w:right w:val="none" w:sz="0" w:space="0" w:color="000000"/>
+            </w:tcBorders>
+            <w:shd w:val="clear" w:color="auto" w:fill="FFFFFF"/>
+            <w:tcMar>
+              <w:top w:w="0" w:type="dxa"/>
+              <w:bottom w:w="0" w:type="dxa"/>
+              <w:left w:w="0" w:type="dxa"/>
+              <w:right w:w="0" w:type="dxa"/>
+            </w:tcMar>
+            <w:vAlign w:val="top"/>
+          </w:tcPr>
+          <w:p>
+            <w:pPr>
+              <w:pStyle w:val="Normal"/>
+              <w:jc w:val="center"/>
+              <w:pBdr>
+                <w:bottom w:val="none" w:sz="0" w:space="0" w:color="000000"/>
+                <w:top w:val="none" w:sz="0" w:space="0" w:color="000000"/>
+                <w:left w:val="none" w:sz="0" w:space="0" w:color="000000"/>
+                <w:right w:val="none" w:sz="0" w:space="0" w:color="000000"/>
+              </w:pBdr>
+              <w:spacing w:after="100" w:before="100" w:line="240"/>
+              <w:ind w:left="100" w:right="100" w:firstLine="0" w:firstLineChars="0"/>
+              <w:rPr>
+                <w:rFonts w:ascii="Helvetica" w:hAnsi="Helvetica" w:eastAsia="Helvetica" w:cs="Helvetica"/>
+                <w:i w:val="false"/>
+                <w:b w:val="false"/>
+                <w:u w:val="none"/>
+                <w:sz w:val="22"/>
+                <w:szCs w:val="22"/>
+                <w:color w:val="000000"/>
+              </w:rPr>
+            </w:pPr>
+            <w:r>
+              <w:rPr>
+                <w:rFonts w:ascii="Helvetica" w:hAnsi="Helvetica" w:eastAsia="Helvetica" w:cs="Helvetica"/>
+                <w:i w:val="false"/>
+                <w:b w:val="false"/>
+                <w:u w:val="none"/>
+                <w:sz w:val="22"/>
+                <w:szCs w:val="22"/>
+                <w:color w:val="000000"/>
+              </w:rPr>
+              <w:t xml:space="preserve">0.03, 0.69</w:t>
+            </w:r>
+          </w:p>
+        </w:tc>
+        <w:tc>
+          <w:tcPr>
+            <w:tcBorders>
+              <w:bottom w:val="none" w:sz="0" w:space="0" w:color="000000"/>
+              <w:top w:val="none" w:sz="0" w:space="0" w:color="000000"/>
+              <w:left w:val="none" w:sz="0" w:space="0" w:color="000000"/>
+              <w:right w:val="none" w:sz="0" w:space="0" w:color="000000"/>
+            </w:tcBorders>
+            <w:shd w:val="clear" w:color="auto" w:fill="FFFFFF"/>
+            <w:tcMar>
+              <w:top w:w="0" w:type="dxa"/>
+              <w:bottom w:w="0" w:type="dxa"/>
+              <w:left w:w="0" w:type="dxa"/>
+              <w:right w:w="0" w:type="dxa"/>
+            </w:tcMar>
+            <w:vAlign w:val="top"/>
+          </w:tcPr>
+          <w:p>
+            <w:pPr>
+              <w:pStyle w:val="Normal"/>
+              <w:jc w:val="center"/>
+              <w:pBdr>
+                <w:bottom w:val="none" w:sz="0" w:space="0" w:color="000000"/>
+                <w:top w:val="none" w:sz="0" w:space="0" w:color="000000"/>
+                <w:left w:val="none" w:sz="0" w:space="0" w:color="000000"/>
+                <w:right w:val="none" w:sz="0" w:space="0" w:color="000000"/>
+              </w:pBdr>
+              <w:spacing w:after="100" w:before="100" w:line="240"/>
+              <w:ind w:left="100" w:right="100" w:firstLine="0" w:firstLineChars="0"/>
+              <w:rPr>
+                <w:rFonts w:ascii="Helvetica" w:hAnsi="Helvetica" w:eastAsia="Helvetica" w:cs="Helvetica"/>
+                <w:i w:val="false"/>
+                <w:b w:val="false"/>
+                <w:u w:val="none"/>
+                <w:sz w:val="22"/>
+                <w:szCs w:val="22"/>
+                <w:color w:val="000000"/>
+              </w:rPr>
+            </w:pPr>
+            <w:r>
+              <w:rPr>
+                <w:rFonts w:ascii="Helvetica" w:hAnsi="Helvetica" w:eastAsia="Helvetica" w:cs="Helvetica"/>
+                <w:i w:val="false"/>
+                <w:b w:val="false"/>
+                <w:u w:val="none"/>
+                <w:sz w:val="22"/>
+                <w:szCs w:val="22"/>
+                <w:color w:val="000000"/>
+              </w:rPr>
+              <w:t xml:space="preserve">0.015</w:t>
             </w:r>
           </w:p>
         </w:tc>
@@ -8348,113 +8348,113 @@
                 <w:szCs w:val="22"/>
                 <w:color w:val="000000"/>
               </w:rPr>
-              <w:t xml:space="preserve">0.51</w:t>
-            </w:r>
-          </w:p>
-        </w:tc>
-        <w:tc>
-          <w:tcPr>
-            <w:tcBorders>
-              <w:bottom w:val="none" w:sz="0" w:space="0" w:color="000000"/>
-              <w:top w:val="none" w:sz="0" w:space="0" w:color="000000"/>
-              <w:left w:val="none" w:sz="0" w:space="0" w:color="000000"/>
-              <w:right w:val="none" w:sz="0" w:space="0" w:color="000000"/>
-            </w:tcBorders>
-            <w:shd w:val="clear" w:color="auto" w:fill="FFFFFF"/>
-            <w:tcMar>
-              <w:top w:w="0" w:type="dxa"/>
-              <w:bottom w:w="0" w:type="dxa"/>
-              <w:left w:w="0" w:type="dxa"/>
-              <w:right w:w="0" w:type="dxa"/>
-            </w:tcMar>
-            <w:vAlign w:val="top"/>
-          </w:tcPr>
-          <w:p>
-            <w:pPr>
-              <w:pStyle w:val="Normal"/>
-              <w:jc w:val="center"/>
-              <w:pBdr>
-                <w:bottom w:val="none" w:sz="0" w:space="0" w:color="000000"/>
-                <w:top w:val="none" w:sz="0" w:space="0" w:color="000000"/>
-                <w:left w:val="none" w:sz="0" w:space="0" w:color="000000"/>
-                <w:right w:val="none" w:sz="0" w:space="0" w:color="000000"/>
-              </w:pBdr>
-              <w:spacing w:after="100" w:before="100" w:line="240"/>
-              <w:ind w:left="100" w:right="100" w:firstLine="0" w:firstLineChars="0"/>
-              <w:rPr>
-                <w:rFonts w:ascii="Helvetica" w:hAnsi="Helvetica" w:eastAsia="Helvetica" w:cs="Helvetica"/>
-                <w:i w:val="false"/>
-                <w:b w:val="false"/>
-                <w:u w:val="none"/>
-                <w:sz w:val="22"/>
-                <w:szCs w:val="22"/>
-                <w:color w:val="000000"/>
-              </w:rPr>
-            </w:pPr>
-            <w:r>
-              <w:rPr>
-                <w:rFonts w:ascii="Helvetica" w:hAnsi="Helvetica" w:eastAsia="Helvetica" w:cs="Helvetica"/>
-                <w:i w:val="false"/>
-                <w:b w:val="false"/>
-                <w:u w:val="none"/>
-                <w:sz w:val="22"/>
-                <w:szCs w:val="22"/>
-                <w:color w:val="000000"/>
-              </w:rPr>
-              <w:t xml:space="preserve">0.04, 7.13</w:t>
-            </w:r>
-          </w:p>
-        </w:tc>
-        <w:tc>
-          <w:tcPr>
-            <w:tcBorders>
-              <w:bottom w:val="none" w:sz="0" w:space="0" w:color="000000"/>
-              <w:top w:val="none" w:sz="0" w:space="0" w:color="000000"/>
-              <w:left w:val="none" w:sz="0" w:space="0" w:color="000000"/>
-              <w:right w:val="none" w:sz="0" w:space="0" w:color="000000"/>
-            </w:tcBorders>
-            <w:shd w:val="clear" w:color="auto" w:fill="FFFFFF"/>
-            <w:tcMar>
-              <w:top w:w="0" w:type="dxa"/>
-              <w:bottom w:w="0" w:type="dxa"/>
-              <w:left w:w="0" w:type="dxa"/>
-              <w:right w:w="0" w:type="dxa"/>
-            </w:tcMar>
-            <w:vAlign w:val="top"/>
-          </w:tcPr>
-          <w:p>
-            <w:pPr>
-              <w:pStyle w:val="Normal"/>
-              <w:jc w:val="center"/>
-              <w:pBdr>
-                <w:bottom w:val="none" w:sz="0" w:space="0" w:color="000000"/>
-                <w:top w:val="none" w:sz="0" w:space="0" w:color="000000"/>
-                <w:left w:val="none" w:sz="0" w:space="0" w:color="000000"/>
-                <w:right w:val="none" w:sz="0" w:space="0" w:color="000000"/>
-              </w:pBdr>
-              <w:spacing w:after="100" w:before="100" w:line="240"/>
-              <w:ind w:left="100" w:right="100" w:firstLine="0" w:firstLineChars="0"/>
-              <w:rPr>
-                <w:rFonts w:ascii="Helvetica" w:hAnsi="Helvetica" w:eastAsia="Helvetica" w:cs="Helvetica"/>
-                <w:i w:val="false"/>
-                <w:b w:val="false"/>
-                <w:u w:val="none"/>
-                <w:sz w:val="22"/>
-                <w:szCs w:val="22"/>
-                <w:color w:val="000000"/>
-              </w:rPr>
-            </w:pPr>
-            <w:r>
-              <w:rPr>
-                <w:rFonts w:ascii="Helvetica" w:hAnsi="Helvetica" w:eastAsia="Helvetica" w:cs="Helvetica"/>
-                <w:i w:val="false"/>
-                <w:b w:val="false"/>
-                <w:u w:val="none"/>
-                <w:sz w:val="22"/>
-                <w:szCs w:val="22"/>
-                <w:color w:val="000000"/>
-              </w:rPr>
-              <w:t xml:space="preserve">0.620</w:t>
+              <w:t xml:space="preserve">0.57</w:t>
+            </w:r>
+          </w:p>
+        </w:tc>
+        <w:tc>
+          <w:tcPr>
+            <w:tcBorders>
+              <w:bottom w:val="none" w:sz="0" w:space="0" w:color="000000"/>
+              <w:top w:val="none" w:sz="0" w:space="0" w:color="000000"/>
+              <w:left w:val="none" w:sz="0" w:space="0" w:color="000000"/>
+              <w:right w:val="none" w:sz="0" w:space="0" w:color="000000"/>
+            </w:tcBorders>
+            <w:shd w:val="clear" w:color="auto" w:fill="FFFFFF"/>
+            <w:tcMar>
+              <w:top w:w="0" w:type="dxa"/>
+              <w:bottom w:w="0" w:type="dxa"/>
+              <w:left w:w="0" w:type="dxa"/>
+              <w:right w:w="0" w:type="dxa"/>
+            </w:tcMar>
+            <w:vAlign w:val="top"/>
+          </w:tcPr>
+          <w:p>
+            <w:pPr>
+              <w:pStyle w:val="Normal"/>
+              <w:jc w:val="center"/>
+              <w:pBdr>
+                <w:bottom w:val="none" w:sz="0" w:space="0" w:color="000000"/>
+                <w:top w:val="none" w:sz="0" w:space="0" w:color="000000"/>
+                <w:left w:val="none" w:sz="0" w:space="0" w:color="000000"/>
+                <w:right w:val="none" w:sz="0" w:space="0" w:color="000000"/>
+              </w:pBdr>
+              <w:spacing w:after="100" w:before="100" w:line="240"/>
+              <w:ind w:left="100" w:right="100" w:firstLine="0" w:firstLineChars="0"/>
+              <w:rPr>
+                <w:rFonts w:ascii="Helvetica" w:hAnsi="Helvetica" w:eastAsia="Helvetica" w:cs="Helvetica"/>
+                <w:i w:val="false"/>
+                <w:b w:val="false"/>
+                <w:u w:val="none"/>
+                <w:sz w:val="22"/>
+                <w:szCs w:val="22"/>
+                <w:color w:val="000000"/>
+              </w:rPr>
+            </w:pPr>
+            <w:r>
+              <w:rPr>
+                <w:rFonts w:ascii="Helvetica" w:hAnsi="Helvetica" w:eastAsia="Helvetica" w:cs="Helvetica"/>
+                <w:i w:val="false"/>
+                <w:b w:val="false"/>
+                <w:u w:val="none"/>
+                <w:sz w:val="22"/>
+                <w:szCs w:val="22"/>
+                <w:color w:val="000000"/>
+              </w:rPr>
+              <w:t xml:space="preserve">0.05, 6.37</w:t>
+            </w:r>
+          </w:p>
+        </w:tc>
+        <w:tc>
+          <w:tcPr>
+            <w:tcBorders>
+              <w:bottom w:val="none" w:sz="0" w:space="0" w:color="000000"/>
+              <w:top w:val="none" w:sz="0" w:space="0" w:color="000000"/>
+              <w:left w:val="none" w:sz="0" w:space="0" w:color="000000"/>
+              <w:right w:val="none" w:sz="0" w:space="0" w:color="000000"/>
+            </w:tcBorders>
+            <w:shd w:val="clear" w:color="auto" w:fill="FFFFFF"/>
+            <w:tcMar>
+              <w:top w:w="0" w:type="dxa"/>
+              <w:bottom w:w="0" w:type="dxa"/>
+              <w:left w:w="0" w:type="dxa"/>
+              <w:right w:w="0" w:type="dxa"/>
+            </w:tcMar>
+            <w:vAlign w:val="top"/>
+          </w:tcPr>
+          <w:p>
+            <w:pPr>
+              <w:pStyle w:val="Normal"/>
+              <w:jc w:val="center"/>
+              <w:pBdr>
+                <w:bottom w:val="none" w:sz="0" w:space="0" w:color="000000"/>
+                <w:top w:val="none" w:sz="0" w:space="0" w:color="000000"/>
+                <w:left w:val="none" w:sz="0" w:space="0" w:color="000000"/>
+                <w:right w:val="none" w:sz="0" w:space="0" w:color="000000"/>
+              </w:pBdr>
+              <w:spacing w:after="100" w:before="100" w:line="240"/>
+              <w:ind w:left="100" w:right="100" w:firstLine="0" w:firstLineChars="0"/>
+              <w:rPr>
+                <w:rFonts w:ascii="Helvetica" w:hAnsi="Helvetica" w:eastAsia="Helvetica" w:cs="Helvetica"/>
+                <w:i w:val="false"/>
+                <w:b w:val="false"/>
+                <w:u w:val="none"/>
+                <w:sz w:val="22"/>
+                <w:szCs w:val="22"/>
+                <w:color w:val="000000"/>
+              </w:rPr>
+            </w:pPr>
+            <w:r>
+              <w:rPr>
+                <w:rFonts w:ascii="Helvetica" w:hAnsi="Helvetica" w:eastAsia="Helvetica" w:cs="Helvetica"/>
+                <w:i w:val="false"/>
+                <w:b w:val="false"/>
+                <w:u w:val="none"/>
+                <w:sz w:val="22"/>
+                <w:szCs w:val="22"/>
+                <w:color w:val="000000"/>
+              </w:rPr>
+              <w:t xml:space="preserve">0.650</w:t>
             </w:r>
           </w:p>
         </w:tc>
@@ -10068,113 +10068,113 @@
                 <w:szCs w:val="22"/>
                 <w:color w:val="000000"/>
               </w:rPr>
-              <w:t xml:space="preserve">2.11</w:t>
-            </w:r>
-          </w:p>
-        </w:tc>
-        <w:tc>
-          <w:tcPr>
-            <w:tcBorders>
-              <w:bottom w:val="none" w:sz="0" w:space="0" w:color="000000"/>
-              <w:top w:val="none" w:sz="0" w:space="0" w:color="000000"/>
-              <w:left w:val="none" w:sz="0" w:space="0" w:color="000000"/>
-              <w:right w:val="none" w:sz="0" w:space="0" w:color="000000"/>
-            </w:tcBorders>
-            <w:shd w:val="clear" w:color="auto" w:fill="FFFFFF"/>
-            <w:tcMar>
-              <w:top w:w="0" w:type="dxa"/>
-              <w:bottom w:w="0" w:type="dxa"/>
-              <w:left w:w="0" w:type="dxa"/>
-              <w:right w:w="0" w:type="dxa"/>
-            </w:tcMar>
-            <w:vAlign w:val="top"/>
-          </w:tcPr>
-          <w:p>
-            <w:pPr>
-              <w:pStyle w:val="Normal"/>
-              <w:jc w:val="center"/>
-              <w:pBdr>
-                <w:bottom w:val="none" w:sz="0" w:space="0" w:color="000000"/>
-                <w:top w:val="none" w:sz="0" w:space="0" w:color="000000"/>
-                <w:left w:val="none" w:sz="0" w:space="0" w:color="000000"/>
-                <w:right w:val="none" w:sz="0" w:space="0" w:color="000000"/>
-              </w:pBdr>
-              <w:spacing w:after="100" w:before="100" w:line="240"/>
-              <w:ind w:left="100" w:right="100" w:firstLine="0" w:firstLineChars="0"/>
-              <w:rPr>
-                <w:rFonts w:ascii="Helvetica" w:hAnsi="Helvetica" w:eastAsia="Helvetica" w:cs="Helvetica"/>
-                <w:i w:val="false"/>
-                <w:b w:val="false"/>
-                <w:u w:val="none"/>
-                <w:sz w:val="22"/>
-                <w:szCs w:val="22"/>
-                <w:color w:val="000000"/>
-              </w:rPr>
-            </w:pPr>
-            <w:r>
-              <w:rPr>
-                <w:rFonts w:ascii="Helvetica" w:hAnsi="Helvetica" w:eastAsia="Helvetica" w:cs="Helvetica"/>
-                <w:i w:val="false"/>
-                <w:b w:val="false"/>
-                <w:u w:val="none"/>
-                <w:sz w:val="22"/>
-                <w:szCs w:val="22"/>
-                <w:color w:val="000000"/>
-              </w:rPr>
-              <w:t xml:space="preserve">0.98, 4.55</w:t>
-            </w:r>
-          </w:p>
-        </w:tc>
-        <w:tc>
-          <w:tcPr>
-            <w:tcBorders>
-              <w:bottom w:val="none" w:sz="0" w:space="0" w:color="000000"/>
-              <w:top w:val="none" w:sz="0" w:space="0" w:color="000000"/>
-              <w:left w:val="none" w:sz="0" w:space="0" w:color="000000"/>
-              <w:right w:val="none" w:sz="0" w:space="0" w:color="000000"/>
-            </w:tcBorders>
-            <w:shd w:val="clear" w:color="auto" w:fill="FFFFFF"/>
-            <w:tcMar>
-              <w:top w:w="0" w:type="dxa"/>
-              <w:bottom w:w="0" w:type="dxa"/>
-              <w:left w:w="0" w:type="dxa"/>
-              <w:right w:w="0" w:type="dxa"/>
-            </w:tcMar>
-            <w:vAlign w:val="top"/>
-          </w:tcPr>
-          <w:p>
-            <w:pPr>
-              <w:pStyle w:val="Normal"/>
-              <w:jc w:val="center"/>
-              <w:pBdr>
-                <w:bottom w:val="none" w:sz="0" w:space="0" w:color="000000"/>
-                <w:top w:val="none" w:sz="0" w:space="0" w:color="000000"/>
-                <w:left w:val="none" w:sz="0" w:space="0" w:color="000000"/>
-                <w:right w:val="none" w:sz="0" w:space="0" w:color="000000"/>
-              </w:pBdr>
-              <w:spacing w:after="100" w:before="100" w:line="240"/>
-              <w:ind w:left="100" w:right="100" w:firstLine="0" w:firstLineChars="0"/>
-              <w:rPr>
-                <w:rFonts w:ascii="Helvetica" w:hAnsi="Helvetica" w:eastAsia="Helvetica" w:cs="Helvetica"/>
-                <w:i w:val="false"/>
-                <w:b w:val="false"/>
-                <w:u w:val="none"/>
-                <w:sz w:val="22"/>
-                <w:szCs w:val="22"/>
-                <w:color w:val="000000"/>
-              </w:rPr>
-            </w:pPr>
-            <w:r>
-              <w:rPr>
-                <w:rFonts w:ascii="Helvetica" w:hAnsi="Helvetica" w:eastAsia="Helvetica" w:cs="Helvetica"/>
-                <w:i w:val="false"/>
-                <w:b w:val="false"/>
-                <w:u w:val="none"/>
-                <w:sz w:val="22"/>
-                <w:szCs w:val="22"/>
-                <w:color w:val="000000"/>
-              </w:rPr>
-              <w:t xml:space="preserve">0.056</w:t>
+              <w:t xml:space="preserve">1.79</w:t>
+            </w:r>
+          </w:p>
+        </w:tc>
+        <w:tc>
+          <w:tcPr>
+            <w:tcBorders>
+              <w:bottom w:val="none" w:sz="0" w:space="0" w:color="000000"/>
+              <w:top w:val="none" w:sz="0" w:space="0" w:color="000000"/>
+              <w:left w:val="none" w:sz="0" w:space="0" w:color="000000"/>
+              <w:right w:val="none" w:sz="0" w:space="0" w:color="000000"/>
+            </w:tcBorders>
+            <w:shd w:val="clear" w:color="auto" w:fill="FFFFFF"/>
+            <w:tcMar>
+              <w:top w:w="0" w:type="dxa"/>
+              <w:bottom w:w="0" w:type="dxa"/>
+              <w:left w:w="0" w:type="dxa"/>
+              <w:right w:w="0" w:type="dxa"/>
+            </w:tcMar>
+            <w:vAlign w:val="top"/>
+          </w:tcPr>
+          <w:p>
+            <w:pPr>
+              <w:pStyle w:val="Normal"/>
+              <w:jc w:val="center"/>
+              <w:pBdr>
+                <w:bottom w:val="none" w:sz="0" w:space="0" w:color="000000"/>
+                <w:top w:val="none" w:sz="0" w:space="0" w:color="000000"/>
+                <w:left w:val="none" w:sz="0" w:space="0" w:color="000000"/>
+                <w:right w:val="none" w:sz="0" w:space="0" w:color="000000"/>
+              </w:pBdr>
+              <w:spacing w:after="100" w:before="100" w:line="240"/>
+              <w:ind w:left="100" w:right="100" w:firstLine="0" w:firstLineChars="0"/>
+              <w:rPr>
+                <w:rFonts w:ascii="Helvetica" w:hAnsi="Helvetica" w:eastAsia="Helvetica" w:cs="Helvetica"/>
+                <w:i w:val="false"/>
+                <w:b w:val="false"/>
+                <w:u w:val="none"/>
+                <w:sz w:val="22"/>
+                <w:szCs w:val="22"/>
+                <w:color w:val="000000"/>
+              </w:rPr>
+            </w:pPr>
+            <w:r>
+              <w:rPr>
+                <w:rFonts w:ascii="Helvetica" w:hAnsi="Helvetica" w:eastAsia="Helvetica" w:cs="Helvetica"/>
+                <w:i w:val="false"/>
+                <w:b w:val="false"/>
+                <w:u w:val="none"/>
+                <w:sz w:val="22"/>
+                <w:szCs w:val="22"/>
+                <w:color w:val="000000"/>
+              </w:rPr>
+              <w:t xml:space="preserve">0.89, 3.62</w:t>
+            </w:r>
+          </w:p>
+        </w:tc>
+        <w:tc>
+          <w:tcPr>
+            <w:tcBorders>
+              <w:bottom w:val="none" w:sz="0" w:space="0" w:color="000000"/>
+              <w:top w:val="none" w:sz="0" w:space="0" w:color="000000"/>
+              <w:left w:val="none" w:sz="0" w:space="0" w:color="000000"/>
+              <w:right w:val="none" w:sz="0" w:space="0" w:color="000000"/>
+            </w:tcBorders>
+            <w:shd w:val="clear" w:color="auto" w:fill="FFFFFF"/>
+            <w:tcMar>
+              <w:top w:w="0" w:type="dxa"/>
+              <w:bottom w:w="0" w:type="dxa"/>
+              <w:left w:w="0" w:type="dxa"/>
+              <w:right w:w="0" w:type="dxa"/>
+            </w:tcMar>
+            <w:vAlign w:val="top"/>
+          </w:tcPr>
+          <w:p>
+            <w:pPr>
+              <w:pStyle w:val="Normal"/>
+              <w:jc w:val="center"/>
+              <w:pBdr>
+                <w:bottom w:val="none" w:sz="0" w:space="0" w:color="000000"/>
+                <w:top w:val="none" w:sz="0" w:space="0" w:color="000000"/>
+                <w:left w:val="none" w:sz="0" w:space="0" w:color="000000"/>
+                <w:right w:val="none" w:sz="0" w:space="0" w:color="000000"/>
+              </w:pBdr>
+              <w:spacing w:after="100" w:before="100" w:line="240"/>
+              <w:ind w:left="100" w:right="100" w:firstLine="0" w:firstLineChars="0"/>
+              <w:rPr>
+                <w:rFonts w:ascii="Helvetica" w:hAnsi="Helvetica" w:eastAsia="Helvetica" w:cs="Helvetica"/>
+                <w:i w:val="false"/>
+                <w:b w:val="false"/>
+                <w:u w:val="none"/>
+                <w:sz w:val="22"/>
+                <w:szCs w:val="22"/>
+                <w:color w:val="000000"/>
+              </w:rPr>
+            </w:pPr>
+            <w:r>
+              <w:rPr>
+                <w:rFonts w:ascii="Helvetica" w:hAnsi="Helvetica" w:eastAsia="Helvetica" w:cs="Helvetica"/>
+                <w:i w:val="false"/>
+                <w:b w:val="false"/>
+                <w:u w:val="none"/>
+                <w:sz w:val="22"/>
+                <w:szCs w:val="22"/>
+                <w:color w:val="000000"/>
+              </w:rPr>
+              <w:t xml:space="preserve">0.100</w:t>
             </w:r>
           </w:p>
         </w:tc>
@@ -10280,113 +10280,113 @@
                 <w:szCs w:val="22"/>
                 <w:color w:val="000000"/>
               </w:rPr>
-              <w:t xml:space="preserve">2.72</w:t>
-            </w:r>
-          </w:p>
-        </w:tc>
-        <w:tc>
-          <w:tcPr>
-            <w:tcBorders>
-              <w:bottom w:val="none" w:sz="0" w:space="0" w:color="000000"/>
-              <w:top w:val="none" w:sz="0" w:space="0" w:color="000000"/>
-              <w:left w:val="none" w:sz="0" w:space="0" w:color="000000"/>
-              <w:right w:val="none" w:sz="0" w:space="0" w:color="000000"/>
-            </w:tcBorders>
-            <w:shd w:val="clear" w:color="auto" w:fill="FFFFFF"/>
-            <w:tcMar>
-              <w:top w:w="0" w:type="dxa"/>
-              <w:bottom w:w="0" w:type="dxa"/>
-              <w:left w:w="0" w:type="dxa"/>
-              <w:right w:w="0" w:type="dxa"/>
-            </w:tcMar>
-            <w:vAlign w:val="top"/>
-          </w:tcPr>
-          <w:p>
-            <w:pPr>
-              <w:pStyle w:val="Normal"/>
-              <w:jc w:val="center"/>
-              <w:pBdr>
-                <w:bottom w:val="none" w:sz="0" w:space="0" w:color="000000"/>
-                <w:top w:val="none" w:sz="0" w:space="0" w:color="000000"/>
-                <w:left w:val="none" w:sz="0" w:space="0" w:color="000000"/>
-                <w:right w:val="none" w:sz="0" w:space="0" w:color="000000"/>
-              </w:pBdr>
-              <w:spacing w:after="100" w:before="100" w:line="240"/>
-              <w:ind w:left="100" w:right="100" w:firstLine="0" w:firstLineChars="0"/>
-              <w:rPr>
-                <w:rFonts w:ascii="Helvetica" w:hAnsi="Helvetica" w:eastAsia="Helvetica" w:cs="Helvetica"/>
-                <w:i w:val="false"/>
-                <w:b w:val="false"/>
-                <w:u w:val="none"/>
-                <w:sz w:val="22"/>
-                <w:szCs w:val="22"/>
-                <w:color w:val="000000"/>
-              </w:rPr>
-            </w:pPr>
-            <w:r>
-              <w:rPr>
-                <w:rFonts w:ascii="Helvetica" w:hAnsi="Helvetica" w:eastAsia="Helvetica" w:cs="Helvetica"/>
-                <w:i w:val="false"/>
-                <w:b w:val="false"/>
-                <w:u w:val="none"/>
-                <w:sz w:val="22"/>
-                <w:szCs w:val="22"/>
-                <w:color w:val="000000"/>
-              </w:rPr>
-              <w:t xml:space="preserve">0.67, 11.1</w:t>
-            </w:r>
-          </w:p>
-        </w:tc>
-        <w:tc>
-          <w:tcPr>
-            <w:tcBorders>
-              <w:bottom w:val="none" w:sz="0" w:space="0" w:color="000000"/>
-              <w:top w:val="none" w:sz="0" w:space="0" w:color="000000"/>
-              <w:left w:val="none" w:sz="0" w:space="0" w:color="000000"/>
-              <w:right w:val="none" w:sz="0" w:space="0" w:color="000000"/>
-            </w:tcBorders>
-            <w:shd w:val="clear" w:color="auto" w:fill="FFFFFF"/>
-            <w:tcMar>
-              <w:top w:w="0" w:type="dxa"/>
-              <w:bottom w:w="0" w:type="dxa"/>
-              <w:left w:w="0" w:type="dxa"/>
-              <w:right w:w="0" w:type="dxa"/>
-            </w:tcMar>
-            <w:vAlign w:val="top"/>
-          </w:tcPr>
-          <w:p>
-            <w:pPr>
-              <w:pStyle w:val="Normal"/>
-              <w:jc w:val="center"/>
-              <w:pBdr>
-                <w:bottom w:val="none" w:sz="0" w:space="0" w:color="000000"/>
-                <w:top w:val="none" w:sz="0" w:space="0" w:color="000000"/>
-                <w:left w:val="none" w:sz="0" w:space="0" w:color="000000"/>
-                <w:right w:val="none" w:sz="0" w:space="0" w:color="000000"/>
-              </w:pBdr>
-              <w:spacing w:after="100" w:before="100" w:line="240"/>
-              <w:ind w:left="100" w:right="100" w:firstLine="0" w:firstLineChars="0"/>
-              <w:rPr>
-                <w:rFonts w:ascii="Helvetica" w:hAnsi="Helvetica" w:eastAsia="Helvetica" w:cs="Helvetica"/>
-                <w:i w:val="false"/>
-                <w:b w:val="false"/>
-                <w:u w:val="none"/>
-                <w:sz w:val="22"/>
-                <w:szCs w:val="22"/>
-                <w:color w:val="000000"/>
-              </w:rPr>
-            </w:pPr>
-            <w:r>
-              <w:rPr>
-                <w:rFonts w:ascii="Helvetica" w:hAnsi="Helvetica" w:eastAsia="Helvetica" w:cs="Helvetica"/>
-                <w:i w:val="false"/>
-                <w:b w:val="false"/>
-                <w:u w:val="none"/>
-                <w:sz w:val="22"/>
-                <w:szCs w:val="22"/>
-                <w:color w:val="000000"/>
-              </w:rPr>
-              <w:t xml:space="preserve">0.160</w:t>
+              <w:t xml:space="preserve">1.95</w:t>
+            </w:r>
+          </w:p>
+        </w:tc>
+        <w:tc>
+          <w:tcPr>
+            <w:tcBorders>
+              <w:bottom w:val="none" w:sz="0" w:space="0" w:color="000000"/>
+              <w:top w:val="none" w:sz="0" w:space="0" w:color="000000"/>
+              <w:left w:val="none" w:sz="0" w:space="0" w:color="000000"/>
+              <w:right w:val="none" w:sz="0" w:space="0" w:color="000000"/>
+            </w:tcBorders>
+            <w:shd w:val="clear" w:color="auto" w:fill="FFFFFF"/>
+            <w:tcMar>
+              <w:top w:w="0" w:type="dxa"/>
+              <w:bottom w:w="0" w:type="dxa"/>
+              <w:left w:w="0" w:type="dxa"/>
+              <w:right w:w="0" w:type="dxa"/>
+            </w:tcMar>
+            <w:vAlign w:val="top"/>
+          </w:tcPr>
+          <w:p>
+            <w:pPr>
+              <w:pStyle w:val="Normal"/>
+              <w:jc w:val="center"/>
+              <w:pBdr>
+                <w:bottom w:val="none" w:sz="0" w:space="0" w:color="000000"/>
+                <w:top w:val="none" w:sz="0" w:space="0" w:color="000000"/>
+                <w:left w:val="none" w:sz="0" w:space="0" w:color="000000"/>
+                <w:right w:val="none" w:sz="0" w:space="0" w:color="000000"/>
+              </w:pBdr>
+              <w:spacing w:after="100" w:before="100" w:line="240"/>
+              <w:ind w:left="100" w:right="100" w:firstLine="0" w:firstLineChars="0"/>
+              <w:rPr>
+                <w:rFonts w:ascii="Helvetica" w:hAnsi="Helvetica" w:eastAsia="Helvetica" w:cs="Helvetica"/>
+                <w:i w:val="false"/>
+                <w:b w:val="false"/>
+                <w:u w:val="none"/>
+                <w:sz w:val="22"/>
+                <w:szCs w:val="22"/>
+                <w:color w:val="000000"/>
+              </w:rPr>
+            </w:pPr>
+            <w:r>
+              <w:rPr>
+                <w:rFonts w:ascii="Helvetica" w:hAnsi="Helvetica" w:eastAsia="Helvetica" w:cs="Helvetica"/>
+                <w:i w:val="false"/>
+                <w:b w:val="false"/>
+                <w:u w:val="none"/>
+                <w:sz w:val="22"/>
+                <w:szCs w:val="22"/>
+                <w:color w:val="000000"/>
+              </w:rPr>
+              <w:t xml:space="preserve">0.57, 6.62</w:t>
+            </w:r>
+          </w:p>
+        </w:tc>
+        <w:tc>
+          <w:tcPr>
+            <w:tcBorders>
+              <w:bottom w:val="none" w:sz="0" w:space="0" w:color="000000"/>
+              <w:top w:val="none" w:sz="0" w:space="0" w:color="000000"/>
+              <w:left w:val="none" w:sz="0" w:space="0" w:color="000000"/>
+              <w:right w:val="none" w:sz="0" w:space="0" w:color="000000"/>
+            </w:tcBorders>
+            <w:shd w:val="clear" w:color="auto" w:fill="FFFFFF"/>
+            <w:tcMar>
+              <w:top w:w="0" w:type="dxa"/>
+              <w:bottom w:w="0" w:type="dxa"/>
+              <w:left w:w="0" w:type="dxa"/>
+              <w:right w:w="0" w:type="dxa"/>
+            </w:tcMar>
+            <w:vAlign w:val="top"/>
+          </w:tcPr>
+          <w:p>
+            <w:pPr>
+              <w:pStyle w:val="Normal"/>
+              <w:jc w:val="center"/>
+              <w:pBdr>
+                <w:bottom w:val="none" w:sz="0" w:space="0" w:color="000000"/>
+                <w:top w:val="none" w:sz="0" w:space="0" w:color="000000"/>
+                <w:left w:val="none" w:sz="0" w:space="0" w:color="000000"/>
+                <w:right w:val="none" w:sz="0" w:space="0" w:color="000000"/>
+              </w:pBdr>
+              <w:spacing w:after="100" w:before="100" w:line="240"/>
+              <w:ind w:left="100" w:right="100" w:firstLine="0" w:firstLineChars="0"/>
+              <w:rPr>
+                <w:rFonts w:ascii="Helvetica" w:hAnsi="Helvetica" w:eastAsia="Helvetica" w:cs="Helvetica"/>
+                <w:i w:val="false"/>
+                <w:b w:val="false"/>
+                <w:u w:val="none"/>
+                <w:sz w:val="22"/>
+                <w:szCs w:val="22"/>
+                <w:color w:val="000000"/>
+              </w:rPr>
+            </w:pPr>
+            <w:r>
+              <w:rPr>
+                <w:rFonts w:ascii="Helvetica" w:hAnsi="Helvetica" w:eastAsia="Helvetica" w:cs="Helvetica"/>
+                <w:i w:val="false"/>
+                <w:b w:val="false"/>
+                <w:u w:val="none"/>
+                <w:sz w:val="22"/>
+                <w:szCs w:val="22"/>
+                <w:color w:val="000000"/>
+              </w:rPr>
+              <w:t xml:space="preserve">0.280</w:t>
             </w:r>
           </w:p>
         </w:tc>
@@ -11517,113 +11517,113 @@
                 <w:szCs w:val="22"/>
                 <w:color w:val="000000"/>
               </w:rPr>
-              <w:t xml:space="preserve">1.17</w:t>
-            </w:r>
-          </w:p>
-        </w:tc>
-        <w:tc>
-          <w:tcPr>
-            <w:tcBorders>
-              <w:bottom w:val="none" w:sz="0" w:space="0" w:color="000000"/>
-              <w:top w:val="none" w:sz="0" w:space="0" w:color="000000"/>
-              <w:left w:val="none" w:sz="0" w:space="0" w:color="000000"/>
-              <w:right w:val="none" w:sz="0" w:space="0" w:color="000000"/>
-            </w:tcBorders>
-            <w:shd w:val="clear" w:color="auto" w:fill="FFFFFF"/>
-            <w:tcMar>
-              <w:top w:w="0" w:type="dxa"/>
-              <w:bottom w:w="0" w:type="dxa"/>
-              <w:left w:w="0" w:type="dxa"/>
-              <w:right w:w="0" w:type="dxa"/>
-            </w:tcMar>
-            <w:vAlign w:val="top"/>
-          </w:tcPr>
-          <w:p>
-            <w:pPr>
-              <w:pStyle w:val="Normal"/>
-              <w:jc w:val="center"/>
-              <w:pBdr>
-                <w:bottom w:val="none" w:sz="0" w:space="0" w:color="000000"/>
-                <w:top w:val="none" w:sz="0" w:space="0" w:color="000000"/>
-                <w:left w:val="none" w:sz="0" w:space="0" w:color="000000"/>
-                <w:right w:val="none" w:sz="0" w:space="0" w:color="000000"/>
-              </w:pBdr>
-              <w:spacing w:after="100" w:before="100" w:line="240"/>
-              <w:ind w:left="100" w:right="100" w:firstLine="0" w:firstLineChars="0"/>
-              <w:rPr>
-                <w:rFonts w:ascii="Helvetica" w:hAnsi="Helvetica" w:eastAsia="Helvetica" w:cs="Helvetica"/>
-                <w:i w:val="false"/>
-                <w:b w:val="false"/>
-                <w:u w:val="none"/>
-                <w:sz w:val="22"/>
-                <w:szCs w:val="22"/>
-                <w:color w:val="000000"/>
-              </w:rPr>
-            </w:pPr>
-            <w:r>
-              <w:rPr>
-                <w:rFonts w:ascii="Helvetica" w:hAnsi="Helvetica" w:eastAsia="Helvetica" w:cs="Helvetica"/>
-                <w:i w:val="false"/>
-                <w:b w:val="false"/>
-                <w:u w:val="none"/>
-                <w:sz w:val="22"/>
-                <w:szCs w:val="22"/>
-                <w:color w:val="000000"/>
-              </w:rPr>
-              <w:t xml:space="preserve">0.55, 2.53</w:t>
-            </w:r>
-          </w:p>
-        </w:tc>
-        <w:tc>
-          <w:tcPr>
-            <w:tcBorders>
-              <w:bottom w:val="none" w:sz="0" w:space="0" w:color="000000"/>
-              <w:top w:val="none" w:sz="0" w:space="0" w:color="000000"/>
-              <w:left w:val="none" w:sz="0" w:space="0" w:color="000000"/>
-              <w:right w:val="none" w:sz="0" w:space="0" w:color="000000"/>
-            </w:tcBorders>
-            <w:shd w:val="clear" w:color="auto" w:fill="FFFFFF"/>
-            <w:tcMar>
-              <w:top w:w="0" w:type="dxa"/>
-              <w:bottom w:w="0" w:type="dxa"/>
-              <w:left w:w="0" w:type="dxa"/>
-              <w:right w:w="0" w:type="dxa"/>
-            </w:tcMar>
-            <w:vAlign w:val="top"/>
-          </w:tcPr>
-          <w:p>
-            <w:pPr>
-              <w:pStyle w:val="Normal"/>
-              <w:jc w:val="center"/>
-              <w:pBdr>
-                <w:bottom w:val="none" w:sz="0" w:space="0" w:color="000000"/>
-                <w:top w:val="none" w:sz="0" w:space="0" w:color="000000"/>
-                <w:left w:val="none" w:sz="0" w:space="0" w:color="000000"/>
-                <w:right w:val="none" w:sz="0" w:space="0" w:color="000000"/>
-              </w:pBdr>
-              <w:spacing w:after="100" w:before="100" w:line="240"/>
-              <w:ind w:left="100" w:right="100" w:firstLine="0" w:firstLineChars="0"/>
-              <w:rPr>
-                <w:rFonts w:ascii="Helvetica" w:hAnsi="Helvetica" w:eastAsia="Helvetica" w:cs="Helvetica"/>
-                <w:i w:val="false"/>
-                <w:b w:val="false"/>
-                <w:u w:val="none"/>
-                <w:sz w:val="22"/>
-                <w:szCs w:val="22"/>
-                <w:color w:val="000000"/>
-              </w:rPr>
-            </w:pPr>
-            <w:r>
-              <w:rPr>
-                <w:rFonts w:ascii="Helvetica" w:hAnsi="Helvetica" w:eastAsia="Helvetica" w:cs="Helvetica"/>
-                <w:i w:val="false"/>
-                <w:b w:val="false"/>
-                <w:u w:val="none"/>
-                <w:sz w:val="22"/>
-                <w:szCs w:val="22"/>
-                <w:color w:val="000000"/>
-              </w:rPr>
-              <w:t xml:space="preserve">0.680</w:t>
+              <w:t xml:space="preserve">1.46</w:t>
+            </w:r>
+          </w:p>
+        </w:tc>
+        <w:tc>
+          <w:tcPr>
+            <w:tcBorders>
+              <w:bottom w:val="none" w:sz="0" w:space="0" w:color="000000"/>
+              <w:top w:val="none" w:sz="0" w:space="0" w:color="000000"/>
+              <w:left w:val="none" w:sz="0" w:space="0" w:color="000000"/>
+              <w:right w:val="none" w:sz="0" w:space="0" w:color="000000"/>
+            </w:tcBorders>
+            <w:shd w:val="clear" w:color="auto" w:fill="FFFFFF"/>
+            <w:tcMar>
+              <w:top w:w="0" w:type="dxa"/>
+              <w:bottom w:w="0" w:type="dxa"/>
+              <w:left w:w="0" w:type="dxa"/>
+              <w:right w:w="0" w:type="dxa"/>
+            </w:tcMar>
+            <w:vAlign w:val="top"/>
+          </w:tcPr>
+          <w:p>
+            <w:pPr>
+              <w:pStyle w:val="Normal"/>
+              <w:jc w:val="center"/>
+              <w:pBdr>
+                <w:bottom w:val="none" w:sz="0" w:space="0" w:color="000000"/>
+                <w:top w:val="none" w:sz="0" w:space="0" w:color="000000"/>
+                <w:left w:val="none" w:sz="0" w:space="0" w:color="000000"/>
+                <w:right w:val="none" w:sz="0" w:space="0" w:color="000000"/>
+              </w:pBdr>
+              <w:spacing w:after="100" w:before="100" w:line="240"/>
+              <w:ind w:left="100" w:right="100" w:firstLine="0" w:firstLineChars="0"/>
+              <w:rPr>
+                <w:rFonts w:ascii="Helvetica" w:hAnsi="Helvetica" w:eastAsia="Helvetica" w:cs="Helvetica"/>
+                <w:i w:val="false"/>
+                <w:b w:val="false"/>
+                <w:u w:val="none"/>
+                <w:sz w:val="22"/>
+                <w:szCs w:val="22"/>
+                <w:color w:val="000000"/>
+              </w:rPr>
+            </w:pPr>
+            <w:r>
+              <w:rPr>
+                <w:rFonts w:ascii="Helvetica" w:hAnsi="Helvetica" w:eastAsia="Helvetica" w:cs="Helvetica"/>
+                <w:i w:val="false"/>
+                <w:b w:val="false"/>
+                <w:u w:val="none"/>
+                <w:sz w:val="22"/>
+                <w:szCs w:val="22"/>
+                <w:color w:val="000000"/>
+              </w:rPr>
+              <w:t xml:space="preserve">0.70, 3.03</w:t>
+            </w:r>
+          </w:p>
+        </w:tc>
+        <w:tc>
+          <w:tcPr>
+            <w:tcBorders>
+              <w:bottom w:val="none" w:sz="0" w:space="0" w:color="000000"/>
+              <w:top w:val="none" w:sz="0" w:space="0" w:color="000000"/>
+              <w:left w:val="none" w:sz="0" w:space="0" w:color="000000"/>
+              <w:right w:val="none" w:sz="0" w:space="0" w:color="000000"/>
+            </w:tcBorders>
+            <w:shd w:val="clear" w:color="auto" w:fill="FFFFFF"/>
+            <w:tcMar>
+              <w:top w:w="0" w:type="dxa"/>
+              <w:bottom w:w="0" w:type="dxa"/>
+              <w:left w:w="0" w:type="dxa"/>
+              <w:right w:w="0" w:type="dxa"/>
+            </w:tcMar>
+            <w:vAlign w:val="top"/>
+          </w:tcPr>
+          <w:p>
+            <w:pPr>
+              <w:pStyle w:val="Normal"/>
+              <w:jc w:val="center"/>
+              <w:pBdr>
+                <w:bottom w:val="none" w:sz="0" w:space="0" w:color="000000"/>
+                <w:top w:val="none" w:sz="0" w:space="0" w:color="000000"/>
+                <w:left w:val="none" w:sz="0" w:space="0" w:color="000000"/>
+                <w:right w:val="none" w:sz="0" w:space="0" w:color="000000"/>
+              </w:pBdr>
+              <w:spacing w:after="100" w:before="100" w:line="240"/>
+              <w:ind w:left="100" w:right="100" w:firstLine="0" w:firstLineChars="0"/>
+              <w:rPr>
+                <w:rFonts w:ascii="Helvetica" w:hAnsi="Helvetica" w:eastAsia="Helvetica" w:cs="Helvetica"/>
+                <w:i w:val="false"/>
+                <w:b w:val="false"/>
+                <w:u w:val="none"/>
+                <w:sz w:val="22"/>
+                <w:szCs w:val="22"/>
+                <w:color w:val="000000"/>
+              </w:rPr>
+            </w:pPr>
+            <w:r>
+              <w:rPr>
+                <w:rFonts w:ascii="Helvetica" w:hAnsi="Helvetica" w:eastAsia="Helvetica" w:cs="Helvetica"/>
+                <w:i w:val="false"/>
+                <w:b w:val="false"/>
+                <w:u w:val="none"/>
+                <w:sz w:val="22"/>
+                <w:szCs w:val="22"/>
+                <w:color w:val="000000"/>
+              </w:rPr>
+              <w:t xml:space="preserve">0.310</w:t>
             </w:r>
           </w:p>
         </w:tc>
@@ -11729,113 +11729,113 @@
                 <w:szCs w:val="22"/>
                 <w:color w:val="000000"/>
               </w:rPr>
-              <w:t xml:space="preserve">4.04</w:t>
-            </w:r>
-          </w:p>
-        </w:tc>
-        <w:tc>
-          <w:tcPr>
-            <w:tcBorders>
-              <w:bottom w:val="none" w:sz="0" w:space="0" w:color="000000"/>
-              <w:top w:val="none" w:sz="0" w:space="0" w:color="000000"/>
-              <w:left w:val="none" w:sz="0" w:space="0" w:color="000000"/>
-              <w:right w:val="none" w:sz="0" w:space="0" w:color="000000"/>
-            </w:tcBorders>
-            <w:shd w:val="clear" w:color="auto" w:fill="FFFFFF"/>
-            <w:tcMar>
-              <w:top w:w="0" w:type="dxa"/>
-              <w:bottom w:w="0" w:type="dxa"/>
-              <w:left w:w="0" w:type="dxa"/>
-              <w:right w:w="0" w:type="dxa"/>
-            </w:tcMar>
-            <w:vAlign w:val="top"/>
-          </w:tcPr>
-          <w:p>
-            <w:pPr>
-              <w:pStyle w:val="Normal"/>
-              <w:jc w:val="center"/>
-              <w:pBdr>
-                <w:bottom w:val="none" w:sz="0" w:space="0" w:color="000000"/>
-                <w:top w:val="none" w:sz="0" w:space="0" w:color="000000"/>
-                <w:left w:val="none" w:sz="0" w:space="0" w:color="000000"/>
-                <w:right w:val="none" w:sz="0" w:space="0" w:color="000000"/>
-              </w:pBdr>
-              <w:spacing w:after="100" w:before="100" w:line="240"/>
-              <w:ind w:left="100" w:right="100" w:firstLine="0" w:firstLineChars="0"/>
-              <w:rPr>
-                <w:rFonts w:ascii="Helvetica" w:hAnsi="Helvetica" w:eastAsia="Helvetica" w:cs="Helvetica"/>
-                <w:i w:val="false"/>
-                <w:b w:val="false"/>
-                <w:u w:val="none"/>
-                <w:sz w:val="22"/>
-                <w:szCs w:val="22"/>
-                <w:color w:val="000000"/>
-              </w:rPr>
-            </w:pPr>
-            <w:r>
-              <w:rPr>
-                <w:rFonts w:ascii="Helvetica" w:hAnsi="Helvetica" w:eastAsia="Helvetica" w:cs="Helvetica"/>
-                <w:i w:val="false"/>
-                <w:b w:val="false"/>
-                <w:u w:val="none"/>
-                <w:sz w:val="22"/>
-                <w:szCs w:val="22"/>
-                <w:color w:val="000000"/>
-              </w:rPr>
-              <w:t xml:space="preserve">1.00, 16.4</w:t>
-            </w:r>
-          </w:p>
-        </w:tc>
-        <w:tc>
-          <w:tcPr>
-            <w:tcBorders>
-              <w:bottom w:val="none" w:sz="0" w:space="0" w:color="000000"/>
-              <w:top w:val="none" w:sz="0" w:space="0" w:color="000000"/>
-              <w:left w:val="none" w:sz="0" w:space="0" w:color="000000"/>
-              <w:right w:val="none" w:sz="0" w:space="0" w:color="000000"/>
-            </w:tcBorders>
-            <w:shd w:val="clear" w:color="auto" w:fill="FFFFFF"/>
-            <w:tcMar>
-              <w:top w:w="0" w:type="dxa"/>
-              <w:bottom w:w="0" w:type="dxa"/>
-              <w:left w:w="0" w:type="dxa"/>
-              <w:right w:w="0" w:type="dxa"/>
-            </w:tcMar>
-            <w:vAlign w:val="top"/>
-          </w:tcPr>
-          <w:p>
-            <w:pPr>
-              <w:pStyle w:val="Normal"/>
-              <w:jc w:val="center"/>
-              <w:pBdr>
-                <w:bottom w:val="none" w:sz="0" w:space="0" w:color="000000"/>
-                <w:top w:val="none" w:sz="0" w:space="0" w:color="000000"/>
-                <w:left w:val="none" w:sz="0" w:space="0" w:color="000000"/>
-                <w:right w:val="none" w:sz="0" w:space="0" w:color="000000"/>
-              </w:pBdr>
-              <w:spacing w:after="100" w:before="100" w:line="240"/>
-              <w:ind w:left="100" w:right="100" w:firstLine="0" w:firstLineChars="0"/>
-              <w:rPr>
-                <w:rFonts w:ascii="Helvetica" w:hAnsi="Helvetica" w:eastAsia="Helvetica" w:cs="Helvetica"/>
-                <w:i w:val="false"/>
-                <w:b w:val="false"/>
-                <w:u w:val="none"/>
-                <w:sz w:val="22"/>
-                <w:szCs w:val="22"/>
-                <w:color w:val="000000"/>
-              </w:rPr>
-            </w:pPr>
-            <w:r>
-              <w:rPr>
-                <w:rFonts w:ascii="Helvetica" w:hAnsi="Helvetica" w:eastAsia="Helvetica" w:cs="Helvetica"/>
-                <w:i w:val="false"/>
-                <w:b w:val="false"/>
-                <w:u w:val="none"/>
-                <w:sz w:val="22"/>
-                <w:szCs w:val="22"/>
-                <w:color w:val="000000"/>
-              </w:rPr>
-              <w:t xml:space="preserve">0.051</w:t>
+              <w:t xml:space="preserve">4.32</w:t>
+            </w:r>
+          </w:p>
+        </w:tc>
+        <w:tc>
+          <w:tcPr>
+            <w:tcBorders>
+              <w:bottom w:val="none" w:sz="0" w:space="0" w:color="000000"/>
+              <w:top w:val="none" w:sz="0" w:space="0" w:color="000000"/>
+              <w:left w:val="none" w:sz="0" w:space="0" w:color="000000"/>
+              <w:right w:val="none" w:sz="0" w:space="0" w:color="000000"/>
+            </w:tcBorders>
+            <w:shd w:val="clear" w:color="auto" w:fill="FFFFFF"/>
+            <w:tcMar>
+              <w:top w:w="0" w:type="dxa"/>
+              <w:bottom w:w="0" w:type="dxa"/>
+              <w:left w:w="0" w:type="dxa"/>
+              <w:right w:w="0" w:type="dxa"/>
+            </w:tcMar>
+            <w:vAlign w:val="top"/>
+          </w:tcPr>
+          <w:p>
+            <w:pPr>
+              <w:pStyle w:val="Normal"/>
+              <w:jc w:val="center"/>
+              <w:pBdr>
+                <w:bottom w:val="none" w:sz="0" w:space="0" w:color="000000"/>
+                <w:top w:val="none" w:sz="0" w:space="0" w:color="000000"/>
+                <w:left w:val="none" w:sz="0" w:space="0" w:color="000000"/>
+                <w:right w:val="none" w:sz="0" w:space="0" w:color="000000"/>
+              </w:pBdr>
+              <w:spacing w:after="100" w:before="100" w:line="240"/>
+              <w:ind w:left="100" w:right="100" w:firstLine="0" w:firstLineChars="0"/>
+              <w:rPr>
+                <w:rFonts w:ascii="Helvetica" w:hAnsi="Helvetica" w:eastAsia="Helvetica" w:cs="Helvetica"/>
+                <w:i w:val="false"/>
+                <w:b w:val="false"/>
+                <w:u w:val="none"/>
+                <w:sz w:val="22"/>
+                <w:szCs w:val="22"/>
+                <w:color w:val="000000"/>
+              </w:rPr>
+            </w:pPr>
+            <w:r>
+              <w:rPr>
+                <w:rFonts w:ascii="Helvetica" w:hAnsi="Helvetica" w:eastAsia="Helvetica" w:cs="Helvetica"/>
+                <w:i w:val="false"/>
+                <w:b w:val="false"/>
+                <w:u w:val="none"/>
+                <w:sz w:val="22"/>
+                <w:szCs w:val="22"/>
+                <w:color w:val="000000"/>
+              </w:rPr>
+              <w:t xml:space="preserve">1.12, 16.7</w:t>
+            </w:r>
+          </w:p>
+        </w:tc>
+        <w:tc>
+          <w:tcPr>
+            <w:tcBorders>
+              <w:bottom w:val="none" w:sz="0" w:space="0" w:color="000000"/>
+              <w:top w:val="none" w:sz="0" w:space="0" w:color="000000"/>
+              <w:left w:val="none" w:sz="0" w:space="0" w:color="000000"/>
+              <w:right w:val="none" w:sz="0" w:space="0" w:color="000000"/>
+            </w:tcBorders>
+            <w:shd w:val="clear" w:color="auto" w:fill="FFFFFF"/>
+            <w:tcMar>
+              <w:top w:w="0" w:type="dxa"/>
+              <w:bottom w:w="0" w:type="dxa"/>
+              <w:left w:w="0" w:type="dxa"/>
+              <w:right w:w="0" w:type="dxa"/>
+            </w:tcMar>
+            <w:vAlign w:val="top"/>
+          </w:tcPr>
+          <w:p>
+            <w:pPr>
+              <w:pStyle w:val="Normal"/>
+              <w:jc w:val="center"/>
+              <w:pBdr>
+                <w:bottom w:val="none" w:sz="0" w:space="0" w:color="000000"/>
+                <w:top w:val="none" w:sz="0" w:space="0" w:color="000000"/>
+                <w:left w:val="none" w:sz="0" w:space="0" w:color="000000"/>
+                <w:right w:val="none" w:sz="0" w:space="0" w:color="000000"/>
+              </w:pBdr>
+              <w:spacing w:after="100" w:before="100" w:line="240"/>
+              <w:ind w:left="100" w:right="100" w:firstLine="0" w:firstLineChars="0"/>
+              <w:rPr>
+                <w:rFonts w:ascii="Helvetica" w:hAnsi="Helvetica" w:eastAsia="Helvetica" w:cs="Helvetica"/>
+                <w:i w:val="false"/>
+                <w:b w:val="false"/>
+                <w:u w:val="none"/>
+                <w:sz w:val="22"/>
+                <w:szCs w:val="22"/>
+                <w:color w:val="000000"/>
+              </w:rPr>
+            </w:pPr>
+            <w:r>
+              <w:rPr>
+                <w:rFonts w:ascii="Helvetica" w:hAnsi="Helvetica" w:eastAsia="Helvetica" w:cs="Helvetica"/>
+                <w:i w:val="false"/>
+                <w:b w:val="false"/>
+                <w:u w:val="none"/>
+                <w:sz w:val="22"/>
+                <w:szCs w:val="22"/>
+                <w:color w:val="000000"/>
+              </w:rPr>
+              <w:t xml:space="preserve">0.034</w:t>
             </w:r>
           </w:p>
         </w:tc>
@@ -12000,113 +12000,113 @@
                 <w:szCs w:val="22"/>
                 <w:color w:val="000000"/>
               </w:rPr>
-              <w:t xml:space="preserve">0.71</w:t>
-            </w:r>
-          </w:p>
-        </w:tc>
-        <w:tc>
-          <w:tcPr>
-            <w:tcBorders>
-              <w:bottom w:val="none" w:sz="0" w:space="0" w:color="000000"/>
-              <w:top w:val="none" w:sz="0" w:space="0" w:color="000000"/>
-              <w:left w:val="none" w:sz="0" w:space="0" w:color="000000"/>
-              <w:right w:val="none" w:sz="0" w:space="0" w:color="000000"/>
-            </w:tcBorders>
-            <w:shd w:val="clear" w:color="auto" w:fill="FFFFFF"/>
-            <w:tcMar>
-              <w:top w:w="0" w:type="dxa"/>
-              <w:bottom w:w="0" w:type="dxa"/>
-              <w:left w:w="0" w:type="dxa"/>
-              <w:right w:w="0" w:type="dxa"/>
-            </w:tcMar>
-            <w:vAlign w:val="top"/>
-          </w:tcPr>
-          <w:p>
-            <w:pPr>
-              <w:pStyle w:val="Normal"/>
-              <w:jc w:val="center"/>
-              <w:pBdr>
-                <w:bottom w:val="none" w:sz="0" w:space="0" w:color="000000"/>
-                <w:top w:val="none" w:sz="0" w:space="0" w:color="000000"/>
-                <w:left w:val="none" w:sz="0" w:space="0" w:color="000000"/>
-                <w:right w:val="none" w:sz="0" w:space="0" w:color="000000"/>
-              </w:pBdr>
-              <w:spacing w:after="100" w:before="100" w:line="240"/>
-              <w:ind w:left="100" w:right="100" w:firstLine="0" w:firstLineChars="0"/>
-              <w:rPr>
-                <w:rFonts w:ascii="Helvetica" w:hAnsi="Helvetica" w:eastAsia="Helvetica" w:cs="Helvetica"/>
-                <w:i w:val="false"/>
-                <w:b w:val="false"/>
-                <w:u w:val="none"/>
-                <w:sz w:val="22"/>
-                <w:szCs w:val="22"/>
-                <w:color w:val="000000"/>
-              </w:rPr>
-            </w:pPr>
-            <w:r>
-              <w:rPr>
-                <w:rFonts w:ascii="Helvetica" w:hAnsi="Helvetica" w:eastAsia="Helvetica" w:cs="Helvetica"/>
-                <w:i w:val="false"/>
-                <w:b w:val="false"/>
-                <w:u w:val="none"/>
-                <w:sz w:val="22"/>
-                <w:szCs w:val="22"/>
-                <w:color w:val="000000"/>
-              </w:rPr>
-              <w:t xml:space="preserve">0.31, 1.61</w:t>
-            </w:r>
-          </w:p>
-        </w:tc>
-        <w:tc>
-          <w:tcPr>
-            <w:tcBorders>
-              <w:bottom w:val="none" w:sz="0" w:space="0" w:color="000000"/>
-              <w:top w:val="none" w:sz="0" w:space="0" w:color="000000"/>
-              <w:left w:val="none" w:sz="0" w:space="0" w:color="000000"/>
-              <w:right w:val="none" w:sz="0" w:space="0" w:color="000000"/>
-            </w:tcBorders>
-            <w:shd w:val="clear" w:color="auto" w:fill="FFFFFF"/>
-            <w:tcMar>
-              <w:top w:w="0" w:type="dxa"/>
-              <w:bottom w:w="0" w:type="dxa"/>
-              <w:left w:w="0" w:type="dxa"/>
-              <w:right w:w="0" w:type="dxa"/>
-            </w:tcMar>
-            <w:vAlign w:val="top"/>
-          </w:tcPr>
-          <w:p>
-            <w:pPr>
-              <w:pStyle w:val="Normal"/>
-              <w:jc w:val="center"/>
-              <w:pBdr>
-                <w:bottom w:val="none" w:sz="0" w:space="0" w:color="000000"/>
-                <w:top w:val="none" w:sz="0" w:space="0" w:color="000000"/>
-                <w:left w:val="none" w:sz="0" w:space="0" w:color="000000"/>
-                <w:right w:val="none" w:sz="0" w:space="0" w:color="000000"/>
-              </w:pBdr>
-              <w:spacing w:after="100" w:before="100" w:line="240"/>
-              <w:ind w:left="100" w:right="100" w:firstLine="0" w:firstLineChars="0"/>
-              <w:rPr>
-                <w:rFonts w:ascii="Helvetica" w:hAnsi="Helvetica" w:eastAsia="Helvetica" w:cs="Helvetica"/>
-                <w:i w:val="false"/>
-                <w:b w:val="false"/>
-                <w:u w:val="none"/>
-                <w:sz w:val="22"/>
-                <w:szCs w:val="22"/>
-                <w:color w:val="000000"/>
-              </w:rPr>
-            </w:pPr>
-            <w:r>
-              <w:rPr>
-                <w:rFonts w:ascii="Helvetica" w:hAnsi="Helvetica" w:eastAsia="Helvetica" w:cs="Helvetica"/>
-                <w:i w:val="false"/>
-                <w:b w:val="false"/>
-                <w:u w:val="none"/>
-                <w:sz w:val="22"/>
-                <w:szCs w:val="22"/>
-                <w:color w:val="000000"/>
-              </w:rPr>
-              <w:t xml:space="preserve">0.410</w:t>
+              <w:t xml:space="preserve">0.68</w:t>
+            </w:r>
+          </w:p>
+        </w:tc>
+        <w:tc>
+          <w:tcPr>
+            <w:tcBorders>
+              <w:bottom w:val="none" w:sz="0" w:space="0" w:color="000000"/>
+              <w:top w:val="none" w:sz="0" w:space="0" w:color="000000"/>
+              <w:left w:val="none" w:sz="0" w:space="0" w:color="000000"/>
+              <w:right w:val="none" w:sz="0" w:space="0" w:color="000000"/>
+            </w:tcBorders>
+            <w:shd w:val="clear" w:color="auto" w:fill="FFFFFF"/>
+            <w:tcMar>
+              <w:top w:w="0" w:type="dxa"/>
+              <w:bottom w:w="0" w:type="dxa"/>
+              <w:left w:w="0" w:type="dxa"/>
+              <w:right w:w="0" w:type="dxa"/>
+            </w:tcMar>
+            <w:vAlign w:val="top"/>
+          </w:tcPr>
+          <w:p>
+            <w:pPr>
+              <w:pStyle w:val="Normal"/>
+              <w:jc w:val="center"/>
+              <w:pBdr>
+                <w:bottom w:val="none" w:sz="0" w:space="0" w:color="000000"/>
+                <w:top w:val="none" w:sz="0" w:space="0" w:color="000000"/>
+                <w:left w:val="none" w:sz="0" w:space="0" w:color="000000"/>
+                <w:right w:val="none" w:sz="0" w:space="0" w:color="000000"/>
+              </w:pBdr>
+              <w:spacing w:after="100" w:before="100" w:line="240"/>
+              <w:ind w:left="100" w:right="100" w:firstLine="0" w:firstLineChars="0"/>
+              <w:rPr>
+                <w:rFonts w:ascii="Helvetica" w:hAnsi="Helvetica" w:eastAsia="Helvetica" w:cs="Helvetica"/>
+                <w:i w:val="false"/>
+                <w:b w:val="false"/>
+                <w:u w:val="none"/>
+                <w:sz w:val="22"/>
+                <w:szCs w:val="22"/>
+                <w:color w:val="000000"/>
+              </w:rPr>
+            </w:pPr>
+            <w:r>
+              <w:rPr>
+                <w:rFonts w:ascii="Helvetica" w:hAnsi="Helvetica" w:eastAsia="Helvetica" w:cs="Helvetica"/>
+                <w:i w:val="false"/>
+                <w:b w:val="false"/>
+                <w:u w:val="none"/>
+                <w:sz w:val="22"/>
+                <w:szCs w:val="22"/>
+                <w:color w:val="000000"/>
+              </w:rPr>
+              <w:t xml:space="preserve">0.31, 1.46</w:t>
+            </w:r>
+          </w:p>
+        </w:tc>
+        <w:tc>
+          <w:tcPr>
+            <w:tcBorders>
+              <w:bottom w:val="none" w:sz="0" w:space="0" w:color="000000"/>
+              <w:top w:val="none" w:sz="0" w:space="0" w:color="000000"/>
+              <w:left w:val="none" w:sz="0" w:space="0" w:color="000000"/>
+              <w:right w:val="none" w:sz="0" w:space="0" w:color="000000"/>
+            </w:tcBorders>
+            <w:shd w:val="clear" w:color="auto" w:fill="FFFFFF"/>
+            <w:tcMar>
+              <w:top w:w="0" w:type="dxa"/>
+              <w:bottom w:w="0" w:type="dxa"/>
+              <w:left w:w="0" w:type="dxa"/>
+              <w:right w:w="0" w:type="dxa"/>
+            </w:tcMar>
+            <w:vAlign w:val="top"/>
+          </w:tcPr>
+          <w:p>
+            <w:pPr>
+              <w:pStyle w:val="Normal"/>
+              <w:jc w:val="center"/>
+              <w:pBdr>
+                <w:bottom w:val="none" w:sz="0" w:space="0" w:color="000000"/>
+                <w:top w:val="none" w:sz="0" w:space="0" w:color="000000"/>
+                <w:left w:val="none" w:sz="0" w:space="0" w:color="000000"/>
+                <w:right w:val="none" w:sz="0" w:space="0" w:color="000000"/>
+              </w:pBdr>
+              <w:spacing w:after="100" w:before="100" w:line="240"/>
+              <w:ind w:left="100" w:right="100" w:firstLine="0" w:firstLineChars="0"/>
+              <w:rPr>
+                <w:rFonts w:ascii="Helvetica" w:hAnsi="Helvetica" w:eastAsia="Helvetica" w:cs="Helvetica"/>
+                <w:i w:val="false"/>
+                <w:b w:val="false"/>
+                <w:u w:val="none"/>
+                <w:sz w:val="22"/>
+                <w:szCs w:val="22"/>
+                <w:color w:val="000000"/>
+              </w:rPr>
+            </w:pPr>
+            <w:r>
+              <w:rPr>
+                <w:rFonts w:ascii="Helvetica" w:hAnsi="Helvetica" w:eastAsia="Helvetica" w:cs="Helvetica"/>
+                <w:i w:val="false"/>
+                <w:b w:val="false"/>
+                <w:u w:val="none"/>
+                <w:sz w:val="22"/>
+                <w:szCs w:val="22"/>
+                <w:color w:val="000000"/>
+              </w:rPr>
+              <w:t xml:space="preserve">0.320</w:t>
             </w:r>
           </w:p>
         </w:tc>
@@ -12212,113 +12212,113 @@
                 <w:szCs w:val="22"/>
                 <w:color w:val="000000"/>
               </w:rPr>
-              <w:t xml:space="preserve">0.91</w:t>
-            </w:r>
-          </w:p>
-        </w:tc>
-        <w:tc>
-          <w:tcPr>
-            <w:tcBorders>
-              <w:bottom w:val="none" w:sz="0" w:space="0" w:color="000000"/>
-              <w:top w:val="none" w:sz="0" w:space="0" w:color="000000"/>
-              <w:left w:val="none" w:sz="0" w:space="0" w:color="000000"/>
-              <w:right w:val="none" w:sz="0" w:space="0" w:color="000000"/>
-            </w:tcBorders>
-            <w:shd w:val="clear" w:color="auto" w:fill="FFFFFF"/>
-            <w:tcMar>
-              <w:top w:w="0" w:type="dxa"/>
-              <w:bottom w:w="0" w:type="dxa"/>
-              <w:left w:w="0" w:type="dxa"/>
-              <w:right w:w="0" w:type="dxa"/>
-            </w:tcMar>
-            <w:vAlign w:val="top"/>
-          </w:tcPr>
-          <w:p>
-            <w:pPr>
-              <w:pStyle w:val="Normal"/>
-              <w:jc w:val="center"/>
-              <w:pBdr>
-                <w:bottom w:val="none" w:sz="0" w:space="0" w:color="000000"/>
-                <w:top w:val="none" w:sz="0" w:space="0" w:color="000000"/>
-                <w:left w:val="none" w:sz="0" w:space="0" w:color="000000"/>
-                <w:right w:val="none" w:sz="0" w:space="0" w:color="000000"/>
-              </w:pBdr>
-              <w:spacing w:after="100" w:before="100" w:line="240"/>
-              <w:ind w:left="100" w:right="100" w:firstLine="0" w:firstLineChars="0"/>
-              <w:rPr>
-                <w:rFonts w:ascii="Helvetica" w:hAnsi="Helvetica" w:eastAsia="Helvetica" w:cs="Helvetica"/>
-                <w:i w:val="false"/>
-                <w:b w:val="false"/>
-                <w:u w:val="none"/>
-                <w:sz w:val="22"/>
-                <w:szCs w:val="22"/>
-                <w:color w:val="000000"/>
-              </w:rPr>
-            </w:pPr>
-            <w:r>
-              <w:rPr>
-                <w:rFonts w:ascii="Helvetica" w:hAnsi="Helvetica" w:eastAsia="Helvetica" w:cs="Helvetica"/>
-                <w:i w:val="false"/>
-                <w:b w:val="false"/>
-                <w:u w:val="none"/>
-                <w:sz w:val="22"/>
-                <w:szCs w:val="22"/>
-                <w:color w:val="000000"/>
-              </w:rPr>
-              <w:t xml:space="preserve">0.18, 4.71</w:t>
-            </w:r>
-          </w:p>
-        </w:tc>
-        <w:tc>
-          <w:tcPr>
-            <w:tcBorders>
-              <w:bottom w:val="none" w:sz="0" w:space="0" w:color="000000"/>
-              <w:top w:val="none" w:sz="0" w:space="0" w:color="000000"/>
-              <w:left w:val="none" w:sz="0" w:space="0" w:color="000000"/>
-              <w:right w:val="none" w:sz="0" w:space="0" w:color="000000"/>
-            </w:tcBorders>
-            <w:shd w:val="clear" w:color="auto" w:fill="FFFFFF"/>
-            <w:tcMar>
-              <w:top w:w="0" w:type="dxa"/>
-              <w:bottom w:w="0" w:type="dxa"/>
-              <w:left w:w="0" w:type="dxa"/>
-              <w:right w:w="0" w:type="dxa"/>
-            </w:tcMar>
-            <w:vAlign w:val="top"/>
-          </w:tcPr>
-          <w:p>
-            <w:pPr>
-              <w:pStyle w:val="Normal"/>
-              <w:jc w:val="center"/>
-              <w:pBdr>
-                <w:bottom w:val="none" w:sz="0" w:space="0" w:color="000000"/>
-                <w:top w:val="none" w:sz="0" w:space="0" w:color="000000"/>
-                <w:left w:val="none" w:sz="0" w:space="0" w:color="000000"/>
-                <w:right w:val="none" w:sz="0" w:space="0" w:color="000000"/>
-              </w:pBdr>
-              <w:spacing w:after="100" w:before="100" w:line="240"/>
-              <w:ind w:left="100" w:right="100" w:firstLine="0" w:firstLineChars="0"/>
-              <w:rPr>
-                <w:rFonts w:ascii="Helvetica" w:hAnsi="Helvetica" w:eastAsia="Helvetica" w:cs="Helvetica"/>
-                <w:i w:val="false"/>
-                <w:b w:val="false"/>
-                <w:u w:val="none"/>
-                <w:sz w:val="22"/>
-                <w:szCs w:val="22"/>
-                <w:color w:val="000000"/>
-              </w:rPr>
-            </w:pPr>
-            <w:r>
-              <w:rPr>
-                <w:rFonts w:ascii="Helvetica" w:hAnsi="Helvetica" w:eastAsia="Helvetica" w:cs="Helvetica"/>
-                <w:i w:val="false"/>
-                <w:b w:val="false"/>
-                <w:u w:val="none"/>
-                <w:sz w:val="22"/>
-                <w:szCs w:val="22"/>
-                <w:color w:val="000000"/>
-              </w:rPr>
-              <w:t xml:space="preserve">0.910</w:t>
+              <w:t xml:space="preserve">0.89</w:t>
+            </w:r>
+          </w:p>
+        </w:tc>
+        <w:tc>
+          <w:tcPr>
+            <w:tcBorders>
+              <w:bottom w:val="none" w:sz="0" w:space="0" w:color="000000"/>
+              <w:top w:val="none" w:sz="0" w:space="0" w:color="000000"/>
+              <w:left w:val="none" w:sz="0" w:space="0" w:color="000000"/>
+              <w:right w:val="none" w:sz="0" w:space="0" w:color="000000"/>
+            </w:tcBorders>
+            <w:shd w:val="clear" w:color="auto" w:fill="FFFFFF"/>
+            <w:tcMar>
+              <w:top w:w="0" w:type="dxa"/>
+              <w:bottom w:w="0" w:type="dxa"/>
+              <w:left w:w="0" w:type="dxa"/>
+              <w:right w:w="0" w:type="dxa"/>
+            </w:tcMar>
+            <w:vAlign w:val="top"/>
+          </w:tcPr>
+          <w:p>
+            <w:pPr>
+              <w:pStyle w:val="Normal"/>
+              <w:jc w:val="center"/>
+              <w:pBdr>
+                <w:bottom w:val="none" w:sz="0" w:space="0" w:color="000000"/>
+                <w:top w:val="none" w:sz="0" w:space="0" w:color="000000"/>
+                <w:left w:val="none" w:sz="0" w:space="0" w:color="000000"/>
+                <w:right w:val="none" w:sz="0" w:space="0" w:color="000000"/>
+              </w:pBdr>
+              <w:spacing w:after="100" w:before="100" w:line="240"/>
+              <w:ind w:left="100" w:right="100" w:firstLine="0" w:firstLineChars="0"/>
+              <w:rPr>
+                <w:rFonts w:ascii="Helvetica" w:hAnsi="Helvetica" w:eastAsia="Helvetica" w:cs="Helvetica"/>
+                <w:i w:val="false"/>
+                <w:b w:val="false"/>
+                <w:u w:val="none"/>
+                <w:sz w:val="22"/>
+                <w:szCs w:val="22"/>
+                <w:color w:val="000000"/>
+              </w:rPr>
+            </w:pPr>
+            <w:r>
+              <w:rPr>
+                <w:rFonts w:ascii="Helvetica" w:hAnsi="Helvetica" w:eastAsia="Helvetica" w:cs="Helvetica"/>
+                <w:i w:val="false"/>
+                <w:b w:val="false"/>
+                <w:u w:val="none"/>
+                <w:sz w:val="22"/>
+                <w:szCs w:val="22"/>
+                <w:color w:val="000000"/>
+              </w:rPr>
+              <w:t xml:space="preserve">0.23, 3.51</w:t>
+            </w:r>
+          </w:p>
+        </w:tc>
+        <w:tc>
+          <w:tcPr>
+            <w:tcBorders>
+              <w:bottom w:val="none" w:sz="0" w:space="0" w:color="000000"/>
+              <w:top w:val="none" w:sz="0" w:space="0" w:color="000000"/>
+              <w:left w:val="none" w:sz="0" w:space="0" w:color="000000"/>
+              <w:right w:val="none" w:sz="0" w:space="0" w:color="000000"/>
+            </w:tcBorders>
+            <w:shd w:val="clear" w:color="auto" w:fill="FFFFFF"/>
+            <w:tcMar>
+              <w:top w:w="0" w:type="dxa"/>
+              <w:bottom w:w="0" w:type="dxa"/>
+              <w:left w:w="0" w:type="dxa"/>
+              <w:right w:w="0" w:type="dxa"/>
+            </w:tcMar>
+            <w:vAlign w:val="top"/>
+          </w:tcPr>
+          <w:p>
+            <w:pPr>
+              <w:pStyle w:val="Normal"/>
+              <w:jc w:val="center"/>
+              <w:pBdr>
+                <w:bottom w:val="none" w:sz="0" w:space="0" w:color="000000"/>
+                <w:top w:val="none" w:sz="0" w:space="0" w:color="000000"/>
+                <w:left w:val="none" w:sz="0" w:space="0" w:color="000000"/>
+                <w:right w:val="none" w:sz="0" w:space="0" w:color="000000"/>
+              </w:pBdr>
+              <w:spacing w:after="100" w:before="100" w:line="240"/>
+              <w:ind w:left="100" w:right="100" w:firstLine="0" w:firstLineChars="0"/>
+              <w:rPr>
+                <w:rFonts w:ascii="Helvetica" w:hAnsi="Helvetica" w:eastAsia="Helvetica" w:cs="Helvetica"/>
+                <w:i w:val="false"/>
+                <w:b w:val="false"/>
+                <w:u w:val="none"/>
+                <w:sz w:val="22"/>
+                <w:szCs w:val="22"/>
+                <w:color w:val="000000"/>
+              </w:rPr>
+            </w:pPr>
+            <w:r>
+              <w:rPr>
+                <w:rFonts w:ascii="Helvetica" w:hAnsi="Helvetica" w:eastAsia="Helvetica" w:cs="Helvetica"/>
+                <w:i w:val="false"/>
+                <w:b w:val="false"/>
+                <w:u w:val="none"/>
+                <w:sz w:val="22"/>
+                <w:szCs w:val="22"/>
+                <w:color w:val="000000"/>
+              </w:rPr>
+              <w:t xml:space="preserve">0.870</w:t>
             </w:r>
           </w:p>
         </w:tc>
@@ -12483,113 +12483,113 @@
                 <w:szCs w:val="22"/>
                 <w:color w:val="000000"/>
               </w:rPr>
-              <w:t xml:space="preserve">4.04</w:t>
-            </w:r>
-          </w:p>
-        </w:tc>
-        <w:tc>
-          <w:tcPr>
-            <w:tcBorders>
-              <w:bottom w:val="none" w:sz="0" w:space="0" w:color="000000"/>
-              <w:top w:val="none" w:sz="0" w:space="0" w:color="000000"/>
-              <w:left w:val="none" w:sz="0" w:space="0" w:color="000000"/>
-              <w:right w:val="none" w:sz="0" w:space="0" w:color="000000"/>
-            </w:tcBorders>
-            <w:shd w:val="clear" w:color="auto" w:fill="FFFFFF"/>
-            <w:tcMar>
-              <w:top w:w="0" w:type="dxa"/>
-              <w:bottom w:w="0" w:type="dxa"/>
-              <w:left w:w="0" w:type="dxa"/>
-              <w:right w:w="0" w:type="dxa"/>
-            </w:tcMar>
-            <w:vAlign w:val="top"/>
-          </w:tcPr>
-          <w:p>
-            <w:pPr>
-              <w:pStyle w:val="Normal"/>
-              <w:jc w:val="center"/>
-              <w:pBdr>
-                <w:bottom w:val="none" w:sz="0" w:space="0" w:color="000000"/>
-                <w:top w:val="none" w:sz="0" w:space="0" w:color="000000"/>
-                <w:left w:val="none" w:sz="0" w:space="0" w:color="000000"/>
-                <w:right w:val="none" w:sz="0" w:space="0" w:color="000000"/>
-              </w:pBdr>
-              <w:spacing w:after="100" w:before="100" w:line="240"/>
-              <w:ind w:left="100" w:right="100" w:firstLine="0" w:firstLineChars="0"/>
-              <w:rPr>
-                <w:rFonts w:ascii="Helvetica" w:hAnsi="Helvetica" w:eastAsia="Helvetica" w:cs="Helvetica"/>
-                <w:i w:val="false"/>
-                <w:b w:val="false"/>
-                <w:u w:val="none"/>
-                <w:sz w:val="22"/>
-                <w:szCs w:val="22"/>
-                <w:color w:val="000000"/>
-              </w:rPr>
-            </w:pPr>
-            <w:r>
-              <w:rPr>
-                <w:rFonts w:ascii="Helvetica" w:hAnsi="Helvetica" w:eastAsia="Helvetica" w:cs="Helvetica"/>
-                <w:i w:val="false"/>
-                <w:b w:val="false"/>
-                <w:u w:val="none"/>
-                <w:sz w:val="22"/>
-                <w:szCs w:val="22"/>
-                <w:color w:val="000000"/>
-              </w:rPr>
-              <w:t xml:space="preserve">1.67, 9.77</w:t>
-            </w:r>
-          </w:p>
-        </w:tc>
-        <w:tc>
-          <w:tcPr>
-            <w:tcBorders>
-              <w:bottom w:val="none" w:sz="0" w:space="0" w:color="000000"/>
-              <w:top w:val="none" w:sz="0" w:space="0" w:color="000000"/>
-              <w:left w:val="none" w:sz="0" w:space="0" w:color="000000"/>
-              <w:right w:val="none" w:sz="0" w:space="0" w:color="000000"/>
-            </w:tcBorders>
-            <w:shd w:val="clear" w:color="auto" w:fill="FFFFFF"/>
-            <w:tcMar>
-              <w:top w:w="0" w:type="dxa"/>
-              <w:bottom w:w="0" w:type="dxa"/>
-              <w:left w:w="0" w:type="dxa"/>
-              <w:right w:w="0" w:type="dxa"/>
-            </w:tcMar>
-            <w:vAlign w:val="top"/>
-          </w:tcPr>
-          <w:p>
-            <w:pPr>
-              <w:pStyle w:val="Normal"/>
-              <w:jc w:val="center"/>
-              <w:pBdr>
-                <w:bottom w:val="none" w:sz="0" w:space="0" w:color="000000"/>
-                <w:top w:val="none" w:sz="0" w:space="0" w:color="000000"/>
-                <w:left w:val="none" w:sz="0" w:space="0" w:color="000000"/>
-                <w:right w:val="none" w:sz="0" w:space="0" w:color="000000"/>
-              </w:pBdr>
-              <w:spacing w:after="100" w:before="100" w:line="240"/>
-              <w:ind w:left="100" w:right="100" w:firstLine="0" w:firstLineChars="0"/>
-              <w:rPr>
-                <w:rFonts w:ascii="Helvetica" w:hAnsi="Helvetica" w:eastAsia="Helvetica" w:cs="Helvetica"/>
-                <w:i w:val="false"/>
-                <w:b w:val="false"/>
-                <w:u w:val="none"/>
-                <w:sz w:val="22"/>
-                <w:szCs w:val="22"/>
-                <w:color w:val="000000"/>
-              </w:rPr>
-            </w:pPr>
-            <w:r>
-              <w:rPr>
-                <w:rFonts w:ascii="Helvetica" w:hAnsi="Helvetica" w:eastAsia="Helvetica" w:cs="Helvetica"/>
-                <w:i w:val="false"/>
-                <w:b w:val="false"/>
-                <w:u w:val="none"/>
-                <w:sz w:val="22"/>
-                <w:szCs w:val="22"/>
-                <w:color w:val="000000"/>
-              </w:rPr>
-              <w:t xml:space="preserve">0.002</w:t>
+              <w:t xml:space="preserve">3.92</w:t>
+            </w:r>
+          </w:p>
+        </w:tc>
+        <w:tc>
+          <w:tcPr>
+            <w:tcBorders>
+              <w:bottom w:val="none" w:sz="0" w:space="0" w:color="000000"/>
+              <w:top w:val="none" w:sz="0" w:space="0" w:color="000000"/>
+              <w:left w:val="none" w:sz="0" w:space="0" w:color="000000"/>
+              <w:right w:val="none" w:sz="0" w:space="0" w:color="000000"/>
+            </w:tcBorders>
+            <w:shd w:val="clear" w:color="auto" w:fill="FFFFFF"/>
+            <w:tcMar>
+              <w:top w:w="0" w:type="dxa"/>
+              <w:bottom w:w="0" w:type="dxa"/>
+              <w:left w:w="0" w:type="dxa"/>
+              <w:right w:w="0" w:type="dxa"/>
+            </w:tcMar>
+            <w:vAlign w:val="top"/>
+          </w:tcPr>
+          <w:p>
+            <w:pPr>
+              <w:pStyle w:val="Normal"/>
+              <w:jc w:val="center"/>
+              <w:pBdr>
+                <w:bottom w:val="none" w:sz="0" w:space="0" w:color="000000"/>
+                <w:top w:val="none" w:sz="0" w:space="0" w:color="000000"/>
+                <w:left w:val="none" w:sz="0" w:space="0" w:color="000000"/>
+                <w:right w:val="none" w:sz="0" w:space="0" w:color="000000"/>
+              </w:pBdr>
+              <w:spacing w:after="100" w:before="100" w:line="240"/>
+              <w:ind w:left="100" w:right="100" w:firstLine="0" w:firstLineChars="0"/>
+              <w:rPr>
+                <w:rFonts w:ascii="Helvetica" w:hAnsi="Helvetica" w:eastAsia="Helvetica" w:cs="Helvetica"/>
+                <w:i w:val="false"/>
+                <w:b w:val="false"/>
+                <w:u w:val="none"/>
+                <w:sz w:val="22"/>
+                <w:szCs w:val="22"/>
+                <w:color w:val="000000"/>
+              </w:rPr>
+            </w:pPr>
+            <w:r>
+              <w:rPr>
+                <w:rFonts w:ascii="Helvetica" w:hAnsi="Helvetica" w:eastAsia="Helvetica" w:cs="Helvetica"/>
+                <w:i w:val="false"/>
+                <w:b w:val="false"/>
+                <w:u w:val="none"/>
+                <w:sz w:val="22"/>
+                <w:szCs w:val="22"/>
+                <w:color w:val="000000"/>
+              </w:rPr>
+              <w:t xml:space="preserve">1.71, 8.94</w:t>
+            </w:r>
+          </w:p>
+        </w:tc>
+        <w:tc>
+          <w:tcPr>
+            <w:tcBorders>
+              <w:bottom w:val="none" w:sz="0" w:space="0" w:color="000000"/>
+              <w:top w:val="none" w:sz="0" w:space="0" w:color="000000"/>
+              <w:left w:val="none" w:sz="0" w:space="0" w:color="000000"/>
+              <w:right w:val="none" w:sz="0" w:space="0" w:color="000000"/>
+            </w:tcBorders>
+            <w:shd w:val="clear" w:color="auto" w:fill="FFFFFF"/>
+            <w:tcMar>
+              <w:top w:w="0" w:type="dxa"/>
+              <w:bottom w:w="0" w:type="dxa"/>
+              <w:left w:w="0" w:type="dxa"/>
+              <w:right w:w="0" w:type="dxa"/>
+            </w:tcMar>
+            <w:vAlign w:val="top"/>
+          </w:tcPr>
+          <w:p>
+            <w:pPr>
+              <w:pStyle w:val="Normal"/>
+              <w:jc w:val="center"/>
+              <w:pBdr>
+                <w:bottom w:val="none" w:sz="0" w:space="0" w:color="000000"/>
+                <w:top w:val="none" w:sz="0" w:space="0" w:color="000000"/>
+                <w:left w:val="none" w:sz="0" w:space="0" w:color="000000"/>
+                <w:right w:val="none" w:sz="0" w:space="0" w:color="000000"/>
+              </w:pBdr>
+              <w:spacing w:after="100" w:before="100" w:line="240"/>
+              <w:ind w:left="100" w:right="100" w:firstLine="0" w:firstLineChars="0"/>
+              <w:rPr>
+                <w:rFonts w:ascii="Helvetica" w:hAnsi="Helvetica" w:eastAsia="Helvetica" w:cs="Helvetica"/>
+                <w:i w:val="false"/>
+                <w:b w:val="false"/>
+                <w:u w:val="none"/>
+                <w:sz w:val="22"/>
+                <w:szCs w:val="22"/>
+                <w:color w:val="000000"/>
+              </w:rPr>
+            </w:pPr>
+            <w:r>
+              <w:rPr>
+                <w:rFonts w:ascii="Helvetica" w:hAnsi="Helvetica" w:eastAsia="Helvetica" w:cs="Helvetica"/>
+                <w:i w:val="false"/>
+                <w:b w:val="false"/>
+                <w:u w:val="none"/>
+                <w:sz w:val="22"/>
+                <w:szCs w:val="22"/>
+                <w:color w:val="000000"/>
+              </w:rPr>
+              <w:t xml:space="preserve">0.001</w:t>
             </w:r>
           </w:p>
         </w:tc>
@@ -12695,113 +12695,113 @@
                 <w:szCs w:val="22"/>
                 <w:color w:val="000000"/>
               </w:rPr>
-              <w:t xml:space="preserve">1.69</w:t>
-            </w:r>
-          </w:p>
-        </w:tc>
-        <w:tc>
-          <w:tcPr>
-            <w:tcBorders>
-              <w:bottom w:val="none" w:sz="0" w:space="0" w:color="000000"/>
-              <w:top w:val="none" w:sz="0" w:space="0" w:color="000000"/>
-              <w:left w:val="none" w:sz="0" w:space="0" w:color="000000"/>
-              <w:right w:val="none" w:sz="0" w:space="0" w:color="000000"/>
-            </w:tcBorders>
-            <w:shd w:val="clear" w:color="auto" w:fill="FFFFFF"/>
-            <w:tcMar>
-              <w:top w:w="0" w:type="dxa"/>
-              <w:bottom w:w="0" w:type="dxa"/>
-              <w:left w:w="0" w:type="dxa"/>
-              <w:right w:w="0" w:type="dxa"/>
-            </w:tcMar>
-            <w:vAlign w:val="top"/>
-          </w:tcPr>
-          <w:p>
-            <w:pPr>
-              <w:pStyle w:val="Normal"/>
-              <w:jc w:val="center"/>
-              <w:pBdr>
-                <w:bottom w:val="none" w:sz="0" w:space="0" w:color="000000"/>
-                <w:top w:val="none" w:sz="0" w:space="0" w:color="000000"/>
-                <w:left w:val="none" w:sz="0" w:space="0" w:color="000000"/>
-                <w:right w:val="none" w:sz="0" w:space="0" w:color="000000"/>
-              </w:pBdr>
-              <w:spacing w:after="100" w:before="100" w:line="240"/>
-              <w:ind w:left="100" w:right="100" w:firstLine="0" w:firstLineChars="0"/>
-              <w:rPr>
-                <w:rFonts w:ascii="Helvetica" w:hAnsi="Helvetica" w:eastAsia="Helvetica" w:cs="Helvetica"/>
-                <w:i w:val="false"/>
-                <w:b w:val="false"/>
-                <w:u w:val="none"/>
-                <w:sz w:val="22"/>
-                <w:szCs w:val="22"/>
-                <w:color w:val="000000"/>
-              </w:rPr>
-            </w:pPr>
-            <w:r>
-              <w:rPr>
-                <w:rFonts w:ascii="Helvetica" w:hAnsi="Helvetica" w:eastAsia="Helvetica" w:cs="Helvetica"/>
-                <w:i w:val="false"/>
-                <w:b w:val="false"/>
-                <w:u w:val="none"/>
-                <w:sz w:val="22"/>
-                <w:szCs w:val="22"/>
-                <w:color w:val="000000"/>
-              </w:rPr>
-              <w:t xml:space="preserve">0.24, 11.6</w:t>
-            </w:r>
-          </w:p>
-        </w:tc>
-        <w:tc>
-          <w:tcPr>
-            <w:tcBorders>
-              <w:bottom w:val="none" w:sz="0" w:space="0" w:color="000000"/>
-              <w:top w:val="none" w:sz="0" w:space="0" w:color="000000"/>
-              <w:left w:val="none" w:sz="0" w:space="0" w:color="000000"/>
-              <w:right w:val="none" w:sz="0" w:space="0" w:color="000000"/>
-            </w:tcBorders>
-            <w:shd w:val="clear" w:color="auto" w:fill="FFFFFF"/>
-            <w:tcMar>
-              <w:top w:w="0" w:type="dxa"/>
-              <w:bottom w:w="0" w:type="dxa"/>
-              <w:left w:w="0" w:type="dxa"/>
-              <w:right w:w="0" w:type="dxa"/>
-            </w:tcMar>
-            <w:vAlign w:val="top"/>
-          </w:tcPr>
-          <w:p>
-            <w:pPr>
-              <w:pStyle w:val="Normal"/>
-              <w:jc w:val="center"/>
-              <w:pBdr>
-                <w:bottom w:val="none" w:sz="0" w:space="0" w:color="000000"/>
-                <w:top w:val="none" w:sz="0" w:space="0" w:color="000000"/>
-                <w:left w:val="none" w:sz="0" w:space="0" w:color="000000"/>
-                <w:right w:val="none" w:sz="0" w:space="0" w:color="000000"/>
-              </w:pBdr>
-              <w:spacing w:after="100" w:before="100" w:line="240"/>
-              <w:ind w:left="100" w:right="100" w:firstLine="0" w:firstLineChars="0"/>
-              <w:rPr>
-                <w:rFonts w:ascii="Helvetica" w:hAnsi="Helvetica" w:eastAsia="Helvetica" w:cs="Helvetica"/>
-                <w:i w:val="false"/>
-                <w:b w:val="false"/>
-                <w:u w:val="none"/>
-                <w:sz w:val="22"/>
-                <w:szCs w:val="22"/>
-                <w:color w:val="000000"/>
-              </w:rPr>
-            </w:pPr>
-            <w:r>
-              <w:rPr>
-                <w:rFonts w:ascii="Helvetica" w:hAnsi="Helvetica" w:eastAsia="Helvetica" w:cs="Helvetica"/>
-                <w:i w:val="false"/>
-                <w:b w:val="false"/>
-                <w:u w:val="none"/>
-                <w:sz w:val="22"/>
-                <w:szCs w:val="22"/>
-                <w:color w:val="000000"/>
-              </w:rPr>
-              <w:t xml:space="preserve">0.600</w:t>
+              <w:t xml:space="preserve">1.87</w:t>
+            </w:r>
+          </w:p>
+        </w:tc>
+        <w:tc>
+          <w:tcPr>
+            <w:tcBorders>
+              <w:bottom w:val="none" w:sz="0" w:space="0" w:color="000000"/>
+              <w:top w:val="none" w:sz="0" w:space="0" w:color="000000"/>
+              <w:left w:val="none" w:sz="0" w:space="0" w:color="000000"/>
+              <w:right w:val="none" w:sz="0" w:space="0" w:color="000000"/>
+            </w:tcBorders>
+            <w:shd w:val="clear" w:color="auto" w:fill="FFFFFF"/>
+            <w:tcMar>
+              <w:top w:w="0" w:type="dxa"/>
+              <w:bottom w:w="0" w:type="dxa"/>
+              <w:left w:w="0" w:type="dxa"/>
+              <w:right w:w="0" w:type="dxa"/>
+            </w:tcMar>
+            <w:vAlign w:val="top"/>
+          </w:tcPr>
+          <w:p>
+            <w:pPr>
+              <w:pStyle w:val="Normal"/>
+              <w:jc w:val="center"/>
+              <w:pBdr>
+                <w:bottom w:val="none" w:sz="0" w:space="0" w:color="000000"/>
+                <w:top w:val="none" w:sz="0" w:space="0" w:color="000000"/>
+                <w:left w:val="none" w:sz="0" w:space="0" w:color="000000"/>
+                <w:right w:val="none" w:sz="0" w:space="0" w:color="000000"/>
+              </w:pBdr>
+              <w:spacing w:after="100" w:before="100" w:line="240"/>
+              <w:ind w:left="100" w:right="100" w:firstLine="0" w:firstLineChars="0"/>
+              <w:rPr>
+                <w:rFonts w:ascii="Helvetica" w:hAnsi="Helvetica" w:eastAsia="Helvetica" w:cs="Helvetica"/>
+                <w:i w:val="false"/>
+                <w:b w:val="false"/>
+                <w:u w:val="none"/>
+                <w:sz w:val="22"/>
+                <w:szCs w:val="22"/>
+                <w:color w:val="000000"/>
+              </w:rPr>
+            </w:pPr>
+            <w:r>
+              <w:rPr>
+                <w:rFonts w:ascii="Helvetica" w:hAnsi="Helvetica" w:eastAsia="Helvetica" w:cs="Helvetica"/>
+                <w:i w:val="false"/>
+                <w:b w:val="false"/>
+                <w:u w:val="none"/>
+                <w:sz w:val="22"/>
+                <w:szCs w:val="22"/>
+                <w:color w:val="000000"/>
+              </w:rPr>
+              <w:t xml:space="preserve">0.30, 11.8</w:t>
+            </w:r>
+          </w:p>
+        </w:tc>
+        <w:tc>
+          <w:tcPr>
+            <w:tcBorders>
+              <w:bottom w:val="none" w:sz="0" w:space="0" w:color="000000"/>
+              <w:top w:val="none" w:sz="0" w:space="0" w:color="000000"/>
+              <w:left w:val="none" w:sz="0" w:space="0" w:color="000000"/>
+              <w:right w:val="none" w:sz="0" w:space="0" w:color="000000"/>
+            </w:tcBorders>
+            <w:shd w:val="clear" w:color="auto" w:fill="FFFFFF"/>
+            <w:tcMar>
+              <w:top w:w="0" w:type="dxa"/>
+              <w:bottom w:w="0" w:type="dxa"/>
+              <w:left w:w="0" w:type="dxa"/>
+              <w:right w:w="0" w:type="dxa"/>
+            </w:tcMar>
+            <w:vAlign w:val="top"/>
+          </w:tcPr>
+          <w:p>
+            <w:pPr>
+              <w:pStyle w:val="Normal"/>
+              <w:jc w:val="center"/>
+              <w:pBdr>
+                <w:bottom w:val="none" w:sz="0" w:space="0" w:color="000000"/>
+                <w:top w:val="none" w:sz="0" w:space="0" w:color="000000"/>
+                <w:left w:val="none" w:sz="0" w:space="0" w:color="000000"/>
+                <w:right w:val="none" w:sz="0" w:space="0" w:color="000000"/>
+              </w:pBdr>
+              <w:spacing w:after="100" w:before="100" w:line="240"/>
+              <w:ind w:left="100" w:right="100" w:firstLine="0" w:firstLineChars="0"/>
+              <w:rPr>
+                <w:rFonts w:ascii="Helvetica" w:hAnsi="Helvetica" w:eastAsia="Helvetica" w:cs="Helvetica"/>
+                <w:i w:val="false"/>
+                <w:b w:val="false"/>
+                <w:u w:val="none"/>
+                <w:sz w:val="22"/>
+                <w:szCs w:val="22"/>
+                <w:color w:val="000000"/>
+              </w:rPr>
+            </w:pPr>
+            <w:r>
+              <w:rPr>
+                <w:rFonts w:ascii="Helvetica" w:hAnsi="Helvetica" w:eastAsia="Helvetica" w:cs="Helvetica"/>
+                <w:i w:val="false"/>
+                <w:b w:val="false"/>
+                <w:u w:val="none"/>
+                <w:sz w:val="22"/>
+                <w:szCs w:val="22"/>
+                <w:color w:val="000000"/>
+              </w:rPr>
+              <w:t xml:space="preserve">0.510</w:t>
             </w:r>
           </w:p>
         </w:tc>
@@ -12966,113 +12966,113 @@
                 <w:szCs w:val="22"/>
                 <w:color w:val="000000"/>
               </w:rPr>
-              <w:t xml:space="preserve">2.07</w:t>
-            </w:r>
-          </w:p>
-        </w:tc>
-        <w:tc>
-          <w:tcPr>
-            <w:tcBorders>
-              <w:bottom w:val="none" w:sz="0" w:space="0" w:color="000000"/>
-              <w:top w:val="none" w:sz="0" w:space="0" w:color="000000"/>
-              <w:left w:val="none" w:sz="0" w:space="0" w:color="000000"/>
-              <w:right w:val="none" w:sz="0" w:space="0" w:color="000000"/>
-            </w:tcBorders>
-            <w:shd w:val="clear" w:color="auto" w:fill="FFFFFF"/>
-            <w:tcMar>
-              <w:top w:w="0" w:type="dxa"/>
-              <w:bottom w:w="0" w:type="dxa"/>
-              <w:left w:w="0" w:type="dxa"/>
-              <w:right w:w="0" w:type="dxa"/>
-            </w:tcMar>
-            <w:vAlign w:val="top"/>
-          </w:tcPr>
-          <w:p>
-            <w:pPr>
-              <w:pStyle w:val="Normal"/>
-              <w:jc w:val="center"/>
-              <w:pBdr>
-                <w:bottom w:val="none" w:sz="0" w:space="0" w:color="000000"/>
-                <w:top w:val="none" w:sz="0" w:space="0" w:color="000000"/>
-                <w:left w:val="none" w:sz="0" w:space="0" w:color="000000"/>
-                <w:right w:val="none" w:sz="0" w:space="0" w:color="000000"/>
-              </w:pBdr>
-              <w:spacing w:after="100" w:before="100" w:line="240"/>
-              <w:ind w:left="100" w:right="100" w:firstLine="0" w:firstLineChars="0"/>
-              <w:rPr>
-                <w:rFonts w:ascii="Helvetica" w:hAnsi="Helvetica" w:eastAsia="Helvetica" w:cs="Helvetica"/>
-                <w:i w:val="false"/>
-                <w:b w:val="false"/>
-                <w:u w:val="none"/>
-                <w:sz w:val="22"/>
-                <w:szCs w:val="22"/>
-                <w:color w:val="000000"/>
-              </w:rPr>
-            </w:pPr>
-            <w:r>
-              <w:rPr>
-                <w:rFonts w:ascii="Helvetica" w:hAnsi="Helvetica" w:eastAsia="Helvetica" w:cs="Helvetica"/>
-                <w:i w:val="false"/>
-                <w:b w:val="false"/>
-                <w:u w:val="none"/>
-                <w:sz w:val="22"/>
-                <w:szCs w:val="22"/>
-                <w:color w:val="000000"/>
-              </w:rPr>
-              <w:t xml:space="preserve">0.82, 5.27</w:t>
-            </w:r>
-          </w:p>
-        </w:tc>
-        <w:tc>
-          <w:tcPr>
-            <w:tcBorders>
-              <w:bottom w:val="none" w:sz="0" w:space="0" w:color="000000"/>
-              <w:top w:val="none" w:sz="0" w:space="0" w:color="000000"/>
-              <w:left w:val="none" w:sz="0" w:space="0" w:color="000000"/>
-              <w:right w:val="none" w:sz="0" w:space="0" w:color="000000"/>
-            </w:tcBorders>
-            <w:shd w:val="clear" w:color="auto" w:fill="FFFFFF"/>
-            <w:tcMar>
-              <w:top w:w="0" w:type="dxa"/>
-              <w:bottom w:w="0" w:type="dxa"/>
-              <w:left w:w="0" w:type="dxa"/>
-              <w:right w:w="0" w:type="dxa"/>
-            </w:tcMar>
-            <w:vAlign w:val="top"/>
-          </w:tcPr>
-          <w:p>
-            <w:pPr>
-              <w:pStyle w:val="Normal"/>
-              <w:jc w:val="center"/>
-              <w:pBdr>
-                <w:bottom w:val="none" w:sz="0" w:space="0" w:color="000000"/>
-                <w:top w:val="none" w:sz="0" w:space="0" w:color="000000"/>
-                <w:left w:val="none" w:sz="0" w:space="0" w:color="000000"/>
-                <w:right w:val="none" w:sz="0" w:space="0" w:color="000000"/>
-              </w:pBdr>
-              <w:spacing w:after="100" w:before="100" w:line="240"/>
-              <w:ind w:left="100" w:right="100" w:firstLine="0" w:firstLineChars="0"/>
-              <w:rPr>
-                <w:rFonts w:ascii="Helvetica" w:hAnsi="Helvetica" w:eastAsia="Helvetica" w:cs="Helvetica"/>
-                <w:i w:val="false"/>
-                <w:b w:val="false"/>
-                <w:u w:val="none"/>
-                <w:sz w:val="22"/>
-                <w:szCs w:val="22"/>
-                <w:color w:val="000000"/>
-              </w:rPr>
-            </w:pPr>
-            <w:r>
-              <w:rPr>
-                <w:rFonts w:ascii="Helvetica" w:hAnsi="Helvetica" w:eastAsia="Helvetica" w:cs="Helvetica"/>
-                <w:i w:val="false"/>
-                <w:b w:val="false"/>
-                <w:u w:val="none"/>
-                <w:sz w:val="22"/>
-                <w:szCs w:val="22"/>
-                <w:color w:val="000000"/>
-              </w:rPr>
-              <w:t xml:space="preserve">0.130</w:t>
+              <w:t xml:space="preserve">2.25</w:t>
+            </w:r>
+          </w:p>
+        </w:tc>
+        <w:tc>
+          <w:tcPr>
+            <w:tcBorders>
+              <w:bottom w:val="none" w:sz="0" w:space="0" w:color="000000"/>
+              <w:top w:val="none" w:sz="0" w:space="0" w:color="000000"/>
+              <w:left w:val="none" w:sz="0" w:space="0" w:color="000000"/>
+              <w:right w:val="none" w:sz="0" w:space="0" w:color="000000"/>
+            </w:tcBorders>
+            <w:shd w:val="clear" w:color="auto" w:fill="FFFFFF"/>
+            <w:tcMar>
+              <w:top w:w="0" w:type="dxa"/>
+              <w:bottom w:w="0" w:type="dxa"/>
+              <w:left w:w="0" w:type="dxa"/>
+              <w:right w:w="0" w:type="dxa"/>
+            </w:tcMar>
+            <w:vAlign w:val="top"/>
+          </w:tcPr>
+          <w:p>
+            <w:pPr>
+              <w:pStyle w:val="Normal"/>
+              <w:jc w:val="center"/>
+              <w:pBdr>
+                <w:bottom w:val="none" w:sz="0" w:space="0" w:color="000000"/>
+                <w:top w:val="none" w:sz="0" w:space="0" w:color="000000"/>
+                <w:left w:val="none" w:sz="0" w:space="0" w:color="000000"/>
+                <w:right w:val="none" w:sz="0" w:space="0" w:color="000000"/>
+              </w:pBdr>
+              <w:spacing w:after="100" w:before="100" w:line="240"/>
+              <w:ind w:left="100" w:right="100" w:firstLine="0" w:firstLineChars="0"/>
+              <w:rPr>
+                <w:rFonts w:ascii="Helvetica" w:hAnsi="Helvetica" w:eastAsia="Helvetica" w:cs="Helvetica"/>
+                <w:i w:val="false"/>
+                <w:b w:val="false"/>
+                <w:u w:val="none"/>
+                <w:sz w:val="22"/>
+                <w:szCs w:val="22"/>
+                <w:color w:val="000000"/>
+              </w:rPr>
+            </w:pPr>
+            <w:r>
+              <w:rPr>
+                <w:rFonts w:ascii="Helvetica" w:hAnsi="Helvetica" w:eastAsia="Helvetica" w:cs="Helvetica"/>
+                <w:i w:val="false"/>
+                <w:b w:val="false"/>
+                <w:u w:val="none"/>
+                <w:sz w:val="22"/>
+                <w:szCs w:val="22"/>
+                <w:color w:val="000000"/>
+              </w:rPr>
+              <w:t xml:space="preserve">0.96, 5.28</w:t>
+            </w:r>
+          </w:p>
+        </w:tc>
+        <w:tc>
+          <w:tcPr>
+            <w:tcBorders>
+              <w:bottom w:val="none" w:sz="0" w:space="0" w:color="000000"/>
+              <w:top w:val="none" w:sz="0" w:space="0" w:color="000000"/>
+              <w:left w:val="none" w:sz="0" w:space="0" w:color="000000"/>
+              <w:right w:val="none" w:sz="0" w:space="0" w:color="000000"/>
+            </w:tcBorders>
+            <w:shd w:val="clear" w:color="auto" w:fill="FFFFFF"/>
+            <w:tcMar>
+              <w:top w:w="0" w:type="dxa"/>
+              <w:bottom w:w="0" w:type="dxa"/>
+              <w:left w:w="0" w:type="dxa"/>
+              <w:right w:w="0" w:type="dxa"/>
+            </w:tcMar>
+            <w:vAlign w:val="top"/>
+          </w:tcPr>
+          <w:p>
+            <w:pPr>
+              <w:pStyle w:val="Normal"/>
+              <w:jc w:val="center"/>
+              <w:pBdr>
+                <w:bottom w:val="none" w:sz="0" w:space="0" w:color="000000"/>
+                <w:top w:val="none" w:sz="0" w:space="0" w:color="000000"/>
+                <w:left w:val="none" w:sz="0" w:space="0" w:color="000000"/>
+                <w:right w:val="none" w:sz="0" w:space="0" w:color="000000"/>
+              </w:pBdr>
+              <w:spacing w:after="100" w:before="100" w:line="240"/>
+              <w:ind w:left="100" w:right="100" w:firstLine="0" w:firstLineChars="0"/>
+              <w:rPr>
+                <w:rFonts w:ascii="Helvetica" w:hAnsi="Helvetica" w:eastAsia="Helvetica" w:cs="Helvetica"/>
+                <w:i w:val="false"/>
+                <w:b w:val="false"/>
+                <w:u w:val="none"/>
+                <w:sz w:val="22"/>
+                <w:szCs w:val="22"/>
+                <w:color w:val="000000"/>
+              </w:rPr>
+            </w:pPr>
+            <w:r>
+              <w:rPr>
+                <w:rFonts w:ascii="Helvetica" w:hAnsi="Helvetica" w:eastAsia="Helvetica" w:cs="Helvetica"/>
+                <w:i w:val="false"/>
+                <w:b w:val="false"/>
+                <w:u w:val="none"/>
+                <w:sz w:val="22"/>
+                <w:szCs w:val="22"/>
+                <w:color w:val="000000"/>
+              </w:rPr>
+              <w:t xml:space="preserve">0.063</w:t>
             </w:r>
           </w:p>
         </w:tc>
@@ -13178,113 +13178,113 @@
                 <w:szCs w:val="22"/>
                 <w:color w:val="000000"/>
               </w:rPr>
-              <w:t xml:space="preserve">1.06</w:t>
-            </w:r>
-          </w:p>
-        </w:tc>
-        <w:tc>
-          <w:tcPr>
-            <w:tcBorders>
-              <w:bottom w:val="none" w:sz="0" w:space="0" w:color="000000"/>
-              <w:top w:val="none" w:sz="0" w:space="0" w:color="000000"/>
-              <w:left w:val="none" w:sz="0" w:space="0" w:color="000000"/>
-              <w:right w:val="none" w:sz="0" w:space="0" w:color="000000"/>
-            </w:tcBorders>
-            <w:shd w:val="clear" w:color="auto" w:fill="FFFFFF"/>
-            <w:tcMar>
-              <w:top w:w="0" w:type="dxa"/>
-              <w:bottom w:w="0" w:type="dxa"/>
-              <w:left w:w="0" w:type="dxa"/>
-              <w:right w:w="0" w:type="dxa"/>
-            </w:tcMar>
-            <w:vAlign w:val="top"/>
-          </w:tcPr>
-          <w:p>
-            <w:pPr>
-              <w:pStyle w:val="Normal"/>
-              <w:jc w:val="center"/>
-              <w:pBdr>
-                <w:bottom w:val="none" w:sz="0" w:space="0" w:color="000000"/>
-                <w:top w:val="none" w:sz="0" w:space="0" w:color="000000"/>
-                <w:left w:val="none" w:sz="0" w:space="0" w:color="000000"/>
-                <w:right w:val="none" w:sz="0" w:space="0" w:color="000000"/>
-              </w:pBdr>
-              <w:spacing w:after="100" w:before="100" w:line="240"/>
-              <w:ind w:left="100" w:right="100" w:firstLine="0" w:firstLineChars="0"/>
-              <w:rPr>
-                <w:rFonts w:ascii="Helvetica" w:hAnsi="Helvetica" w:eastAsia="Helvetica" w:cs="Helvetica"/>
-                <w:i w:val="false"/>
-                <w:b w:val="false"/>
-                <w:u w:val="none"/>
-                <w:sz w:val="22"/>
-                <w:szCs w:val="22"/>
-                <w:color w:val="000000"/>
-              </w:rPr>
-            </w:pPr>
-            <w:r>
-              <w:rPr>
-                <w:rFonts w:ascii="Helvetica" w:hAnsi="Helvetica" w:eastAsia="Helvetica" w:cs="Helvetica"/>
-                <w:i w:val="false"/>
-                <w:b w:val="false"/>
-                <w:u w:val="none"/>
-                <w:sz w:val="22"/>
-                <w:szCs w:val="22"/>
-                <w:color w:val="000000"/>
-              </w:rPr>
-              <w:t xml:space="preserve">0.17, 6.70</w:t>
-            </w:r>
-          </w:p>
-        </w:tc>
-        <w:tc>
-          <w:tcPr>
-            <w:tcBorders>
-              <w:bottom w:val="none" w:sz="0" w:space="0" w:color="000000"/>
-              <w:top w:val="none" w:sz="0" w:space="0" w:color="000000"/>
-              <w:left w:val="none" w:sz="0" w:space="0" w:color="000000"/>
-              <w:right w:val="none" w:sz="0" w:space="0" w:color="000000"/>
-            </w:tcBorders>
-            <w:shd w:val="clear" w:color="auto" w:fill="FFFFFF"/>
-            <w:tcMar>
-              <w:top w:w="0" w:type="dxa"/>
-              <w:bottom w:w="0" w:type="dxa"/>
-              <w:left w:w="0" w:type="dxa"/>
-              <w:right w:w="0" w:type="dxa"/>
-            </w:tcMar>
-            <w:vAlign w:val="top"/>
-          </w:tcPr>
-          <w:p>
-            <w:pPr>
-              <w:pStyle w:val="Normal"/>
-              <w:jc w:val="center"/>
-              <w:pBdr>
-                <w:bottom w:val="none" w:sz="0" w:space="0" w:color="000000"/>
-                <w:top w:val="none" w:sz="0" w:space="0" w:color="000000"/>
-                <w:left w:val="none" w:sz="0" w:space="0" w:color="000000"/>
-                <w:right w:val="none" w:sz="0" w:space="0" w:color="000000"/>
-              </w:pBdr>
-              <w:spacing w:after="100" w:before="100" w:line="240"/>
-              <w:ind w:left="100" w:right="100" w:firstLine="0" w:firstLineChars="0"/>
-              <w:rPr>
-                <w:rFonts w:ascii="Helvetica" w:hAnsi="Helvetica" w:eastAsia="Helvetica" w:cs="Helvetica"/>
-                <w:i w:val="false"/>
-                <w:b w:val="false"/>
-                <w:u w:val="none"/>
-                <w:sz w:val="22"/>
-                <w:szCs w:val="22"/>
-                <w:color w:val="000000"/>
-              </w:rPr>
-            </w:pPr>
-            <w:r>
-              <w:rPr>
-                <w:rFonts w:ascii="Helvetica" w:hAnsi="Helvetica" w:eastAsia="Helvetica" w:cs="Helvetica"/>
-                <w:i w:val="false"/>
-                <w:b w:val="false"/>
-                <w:u w:val="none"/>
-                <w:sz w:val="22"/>
-                <w:szCs w:val="22"/>
-                <w:color w:val="000000"/>
-              </w:rPr>
-              <w:t xml:space="preserve">0.950</w:t>
+              <w:t xml:space="preserve">1.82</w:t>
+            </w:r>
+          </w:p>
+        </w:tc>
+        <w:tc>
+          <w:tcPr>
+            <w:tcBorders>
+              <w:bottom w:val="none" w:sz="0" w:space="0" w:color="000000"/>
+              <w:top w:val="none" w:sz="0" w:space="0" w:color="000000"/>
+              <w:left w:val="none" w:sz="0" w:space="0" w:color="000000"/>
+              <w:right w:val="none" w:sz="0" w:space="0" w:color="000000"/>
+            </w:tcBorders>
+            <w:shd w:val="clear" w:color="auto" w:fill="FFFFFF"/>
+            <w:tcMar>
+              <w:top w:w="0" w:type="dxa"/>
+              <w:bottom w:w="0" w:type="dxa"/>
+              <w:left w:w="0" w:type="dxa"/>
+              <w:right w:w="0" w:type="dxa"/>
+            </w:tcMar>
+            <w:vAlign w:val="top"/>
+          </w:tcPr>
+          <w:p>
+            <w:pPr>
+              <w:pStyle w:val="Normal"/>
+              <w:jc w:val="center"/>
+              <w:pBdr>
+                <w:bottom w:val="none" w:sz="0" w:space="0" w:color="000000"/>
+                <w:top w:val="none" w:sz="0" w:space="0" w:color="000000"/>
+                <w:left w:val="none" w:sz="0" w:space="0" w:color="000000"/>
+                <w:right w:val="none" w:sz="0" w:space="0" w:color="000000"/>
+              </w:pBdr>
+              <w:spacing w:after="100" w:before="100" w:line="240"/>
+              <w:ind w:left="100" w:right="100" w:firstLine="0" w:firstLineChars="0"/>
+              <w:rPr>
+                <w:rFonts w:ascii="Helvetica" w:hAnsi="Helvetica" w:eastAsia="Helvetica" w:cs="Helvetica"/>
+                <w:i w:val="false"/>
+                <w:b w:val="false"/>
+                <w:u w:val="none"/>
+                <w:sz w:val="22"/>
+                <w:szCs w:val="22"/>
+                <w:color w:val="000000"/>
+              </w:rPr>
+            </w:pPr>
+            <w:r>
+              <w:rPr>
+                <w:rFonts w:ascii="Helvetica" w:hAnsi="Helvetica" w:eastAsia="Helvetica" w:cs="Helvetica"/>
+                <w:i w:val="false"/>
+                <w:b w:val="false"/>
+                <w:u w:val="none"/>
+                <w:sz w:val="22"/>
+                <w:szCs w:val="22"/>
+                <w:color w:val="000000"/>
+              </w:rPr>
+              <w:t xml:space="preserve">0.38, 8.83</w:t>
+            </w:r>
+          </w:p>
+        </w:tc>
+        <w:tc>
+          <w:tcPr>
+            <w:tcBorders>
+              <w:bottom w:val="none" w:sz="0" w:space="0" w:color="000000"/>
+              <w:top w:val="none" w:sz="0" w:space="0" w:color="000000"/>
+              <w:left w:val="none" w:sz="0" w:space="0" w:color="000000"/>
+              <w:right w:val="none" w:sz="0" w:space="0" w:color="000000"/>
+            </w:tcBorders>
+            <w:shd w:val="clear" w:color="auto" w:fill="FFFFFF"/>
+            <w:tcMar>
+              <w:top w:w="0" w:type="dxa"/>
+              <w:bottom w:w="0" w:type="dxa"/>
+              <w:left w:w="0" w:type="dxa"/>
+              <w:right w:w="0" w:type="dxa"/>
+            </w:tcMar>
+            <w:vAlign w:val="top"/>
+          </w:tcPr>
+          <w:p>
+            <w:pPr>
+              <w:pStyle w:val="Normal"/>
+              <w:jc w:val="center"/>
+              <w:pBdr>
+                <w:bottom w:val="none" w:sz="0" w:space="0" w:color="000000"/>
+                <w:top w:val="none" w:sz="0" w:space="0" w:color="000000"/>
+                <w:left w:val="none" w:sz="0" w:space="0" w:color="000000"/>
+                <w:right w:val="none" w:sz="0" w:space="0" w:color="000000"/>
+              </w:pBdr>
+              <w:spacing w:after="100" w:before="100" w:line="240"/>
+              <w:ind w:left="100" w:right="100" w:firstLine="0" w:firstLineChars="0"/>
+              <w:rPr>
+                <w:rFonts w:ascii="Helvetica" w:hAnsi="Helvetica" w:eastAsia="Helvetica" w:cs="Helvetica"/>
+                <w:i w:val="false"/>
+                <w:b w:val="false"/>
+                <w:u w:val="none"/>
+                <w:sz w:val="22"/>
+                <w:szCs w:val="22"/>
+                <w:color w:val="000000"/>
+              </w:rPr>
+            </w:pPr>
+            <w:r>
+              <w:rPr>
+                <w:rFonts w:ascii="Helvetica" w:hAnsi="Helvetica" w:eastAsia="Helvetica" w:cs="Helvetica"/>
+                <w:i w:val="false"/>
+                <w:b w:val="false"/>
+                <w:u w:val="none"/>
+                <w:sz w:val="22"/>
+                <w:szCs w:val="22"/>
+                <w:color w:val="000000"/>
+              </w:rPr>
+              <w:t xml:space="preserve">0.460</w:t>
             </w:r>
           </w:p>
         </w:tc>
@@ -13449,113 +13449,113 @@
                 <w:szCs w:val="22"/>
                 <w:color w:val="000000"/>
               </w:rPr>
-              <w:t xml:space="preserve">0.75</w:t>
-            </w:r>
-          </w:p>
-        </w:tc>
-        <w:tc>
-          <w:tcPr>
-            <w:tcBorders>
-              <w:bottom w:val="none" w:sz="0" w:space="0" w:color="000000"/>
-              <w:top w:val="none" w:sz="0" w:space="0" w:color="000000"/>
-              <w:left w:val="none" w:sz="0" w:space="0" w:color="000000"/>
-              <w:right w:val="none" w:sz="0" w:space="0" w:color="000000"/>
-            </w:tcBorders>
-            <w:shd w:val="clear" w:color="auto" w:fill="FFFFFF"/>
-            <w:tcMar>
-              <w:top w:w="0" w:type="dxa"/>
-              <w:bottom w:w="0" w:type="dxa"/>
-              <w:left w:w="0" w:type="dxa"/>
-              <w:right w:w="0" w:type="dxa"/>
-            </w:tcMar>
-            <w:vAlign w:val="top"/>
-          </w:tcPr>
-          <w:p>
-            <w:pPr>
-              <w:pStyle w:val="Normal"/>
-              <w:jc w:val="center"/>
-              <w:pBdr>
-                <w:bottom w:val="none" w:sz="0" w:space="0" w:color="000000"/>
-                <w:top w:val="none" w:sz="0" w:space="0" w:color="000000"/>
-                <w:left w:val="none" w:sz="0" w:space="0" w:color="000000"/>
-                <w:right w:val="none" w:sz="0" w:space="0" w:color="000000"/>
-              </w:pBdr>
-              <w:spacing w:after="100" w:before="100" w:line="240"/>
-              <w:ind w:left="100" w:right="100" w:firstLine="0" w:firstLineChars="0"/>
-              <w:rPr>
-                <w:rFonts w:ascii="Helvetica" w:hAnsi="Helvetica" w:eastAsia="Helvetica" w:cs="Helvetica"/>
-                <w:i w:val="false"/>
-                <w:b w:val="false"/>
-                <w:u w:val="none"/>
-                <w:sz w:val="22"/>
-                <w:szCs w:val="22"/>
-                <w:color w:val="000000"/>
-              </w:rPr>
-            </w:pPr>
-            <w:r>
-              <w:rPr>
-                <w:rFonts w:ascii="Helvetica" w:hAnsi="Helvetica" w:eastAsia="Helvetica" w:cs="Helvetica"/>
-                <w:i w:val="false"/>
-                <w:b w:val="false"/>
-                <w:u w:val="none"/>
-                <w:sz w:val="22"/>
-                <w:szCs w:val="22"/>
-                <w:color w:val="000000"/>
-              </w:rPr>
-              <w:t xml:space="preserve">0.18, 3.22</w:t>
-            </w:r>
-          </w:p>
-        </w:tc>
-        <w:tc>
-          <w:tcPr>
-            <w:tcBorders>
-              <w:bottom w:val="none" w:sz="0" w:space="0" w:color="000000"/>
-              <w:top w:val="none" w:sz="0" w:space="0" w:color="000000"/>
-              <w:left w:val="none" w:sz="0" w:space="0" w:color="000000"/>
-              <w:right w:val="none" w:sz="0" w:space="0" w:color="000000"/>
-            </w:tcBorders>
-            <w:shd w:val="clear" w:color="auto" w:fill="FFFFFF"/>
-            <w:tcMar>
-              <w:top w:w="0" w:type="dxa"/>
-              <w:bottom w:w="0" w:type="dxa"/>
-              <w:left w:w="0" w:type="dxa"/>
-              <w:right w:w="0" w:type="dxa"/>
-            </w:tcMar>
-            <w:vAlign w:val="top"/>
-          </w:tcPr>
-          <w:p>
-            <w:pPr>
-              <w:pStyle w:val="Normal"/>
-              <w:jc w:val="center"/>
-              <w:pBdr>
-                <w:bottom w:val="none" w:sz="0" w:space="0" w:color="000000"/>
-                <w:top w:val="none" w:sz="0" w:space="0" w:color="000000"/>
-                <w:left w:val="none" w:sz="0" w:space="0" w:color="000000"/>
-                <w:right w:val="none" w:sz="0" w:space="0" w:color="000000"/>
-              </w:pBdr>
-              <w:spacing w:after="100" w:before="100" w:line="240"/>
-              <w:ind w:left="100" w:right="100" w:firstLine="0" w:firstLineChars="0"/>
-              <w:rPr>
-                <w:rFonts w:ascii="Helvetica" w:hAnsi="Helvetica" w:eastAsia="Helvetica" w:cs="Helvetica"/>
-                <w:i w:val="false"/>
-                <w:b w:val="false"/>
-                <w:u w:val="none"/>
-                <w:sz w:val="22"/>
-                <w:szCs w:val="22"/>
-                <w:color w:val="000000"/>
-              </w:rPr>
-            </w:pPr>
-            <w:r>
-              <w:rPr>
-                <w:rFonts w:ascii="Helvetica" w:hAnsi="Helvetica" w:eastAsia="Helvetica" w:cs="Helvetica"/>
-                <w:i w:val="false"/>
-                <w:b w:val="false"/>
-                <w:u w:val="none"/>
-                <w:sz w:val="22"/>
-                <w:szCs w:val="22"/>
-                <w:color w:val="000000"/>
-              </w:rPr>
-              <w:t xml:space="preserve">0.700</w:t>
+              <w:t xml:space="preserve">0.66</w:t>
+            </w:r>
+          </w:p>
+        </w:tc>
+        <w:tc>
+          <w:tcPr>
+            <w:tcBorders>
+              <w:bottom w:val="none" w:sz="0" w:space="0" w:color="000000"/>
+              <w:top w:val="none" w:sz="0" w:space="0" w:color="000000"/>
+              <w:left w:val="none" w:sz="0" w:space="0" w:color="000000"/>
+              <w:right w:val="none" w:sz="0" w:space="0" w:color="000000"/>
+            </w:tcBorders>
+            <w:shd w:val="clear" w:color="auto" w:fill="FFFFFF"/>
+            <w:tcMar>
+              <w:top w:w="0" w:type="dxa"/>
+              <w:bottom w:w="0" w:type="dxa"/>
+              <w:left w:w="0" w:type="dxa"/>
+              <w:right w:w="0" w:type="dxa"/>
+            </w:tcMar>
+            <w:vAlign w:val="top"/>
+          </w:tcPr>
+          <w:p>
+            <w:pPr>
+              <w:pStyle w:val="Normal"/>
+              <w:jc w:val="center"/>
+              <w:pBdr>
+                <w:bottom w:val="none" w:sz="0" w:space="0" w:color="000000"/>
+                <w:top w:val="none" w:sz="0" w:space="0" w:color="000000"/>
+                <w:left w:val="none" w:sz="0" w:space="0" w:color="000000"/>
+                <w:right w:val="none" w:sz="0" w:space="0" w:color="000000"/>
+              </w:pBdr>
+              <w:spacing w:after="100" w:before="100" w:line="240"/>
+              <w:ind w:left="100" w:right="100" w:firstLine="0" w:firstLineChars="0"/>
+              <w:rPr>
+                <w:rFonts w:ascii="Helvetica" w:hAnsi="Helvetica" w:eastAsia="Helvetica" w:cs="Helvetica"/>
+                <w:i w:val="false"/>
+                <w:b w:val="false"/>
+                <w:u w:val="none"/>
+                <w:sz w:val="22"/>
+                <w:szCs w:val="22"/>
+                <w:color w:val="000000"/>
+              </w:rPr>
+            </w:pPr>
+            <w:r>
+              <w:rPr>
+                <w:rFonts w:ascii="Helvetica" w:hAnsi="Helvetica" w:eastAsia="Helvetica" w:cs="Helvetica"/>
+                <w:i w:val="false"/>
+                <w:b w:val="false"/>
+                <w:u w:val="none"/>
+                <w:sz w:val="22"/>
+                <w:szCs w:val="22"/>
+                <w:color w:val="000000"/>
+              </w:rPr>
+              <w:t xml:space="preserve">0.15, 2.79</w:t>
+            </w:r>
+          </w:p>
+        </w:tc>
+        <w:tc>
+          <w:tcPr>
+            <w:tcBorders>
+              <w:bottom w:val="none" w:sz="0" w:space="0" w:color="000000"/>
+              <w:top w:val="none" w:sz="0" w:space="0" w:color="000000"/>
+              <w:left w:val="none" w:sz="0" w:space="0" w:color="000000"/>
+              <w:right w:val="none" w:sz="0" w:space="0" w:color="000000"/>
+            </w:tcBorders>
+            <w:shd w:val="clear" w:color="auto" w:fill="FFFFFF"/>
+            <w:tcMar>
+              <w:top w:w="0" w:type="dxa"/>
+              <w:bottom w:w="0" w:type="dxa"/>
+              <w:left w:w="0" w:type="dxa"/>
+              <w:right w:w="0" w:type="dxa"/>
+            </w:tcMar>
+            <w:vAlign w:val="top"/>
+          </w:tcPr>
+          <w:p>
+            <w:pPr>
+              <w:pStyle w:val="Normal"/>
+              <w:jc w:val="center"/>
+              <w:pBdr>
+                <w:bottom w:val="none" w:sz="0" w:space="0" w:color="000000"/>
+                <w:top w:val="none" w:sz="0" w:space="0" w:color="000000"/>
+                <w:left w:val="none" w:sz="0" w:space="0" w:color="000000"/>
+                <w:right w:val="none" w:sz="0" w:space="0" w:color="000000"/>
+              </w:pBdr>
+              <w:spacing w:after="100" w:before="100" w:line="240"/>
+              <w:ind w:left="100" w:right="100" w:firstLine="0" w:firstLineChars="0"/>
+              <w:rPr>
+                <w:rFonts w:ascii="Helvetica" w:hAnsi="Helvetica" w:eastAsia="Helvetica" w:cs="Helvetica"/>
+                <w:i w:val="false"/>
+                <w:b w:val="false"/>
+                <w:u w:val="none"/>
+                <w:sz w:val="22"/>
+                <w:szCs w:val="22"/>
+                <w:color w:val="000000"/>
+              </w:rPr>
+            </w:pPr>
+            <w:r>
+              <w:rPr>
+                <w:rFonts w:ascii="Helvetica" w:hAnsi="Helvetica" w:eastAsia="Helvetica" w:cs="Helvetica"/>
+                <w:i w:val="false"/>
+                <w:b w:val="false"/>
+                <w:u w:val="none"/>
+                <w:sz w:val="22"/>
+                <w:szCs w:val="22"/>
+                <w:color w:val="000000"/>
+              </w:rPr>
+              <w:t xml:space="preserve">0.570</w:t>
             </w:r>
           </w:p>
         </w:tc>
@@ -13661,113 +13661,113 @@
                 <w:szCs w:val="22"/>
                 <w:color w:val="000000"/>
               </w:rPr>
-              <w:t xml:space="preserve">0.82</w:t>
-            </w:r>
-          </w:p>
-        </w:tc>
-        <w:tc>
-          <w:tcPr>
-            <w:tcBorders>
-              <w:bottom w:val="none" w:sz="0" w:space="0" w:color="000000"/>
-              <w:top w:val="none" w:sz="0" w:space="0" w:color="000000"/>
-              <w:left w:val="none" w:sz="0" w:space="0" w:color="000000"/>
-              <w:right w:val="none" w:sz="0" w:space="0" w:color="000000"/>
-            </w:tcBorders>
-            <w:shd w:val="clear" w:color="auto" w:fill="FFFFFF"/>
-            <w:tcMar>
-              <w:top w:w="0" w:type="dxa"/>
-              <w:bottom w:w="0" w:type="dxa"/>
-              <w:left w:w="0" w:type="dxa"/>
-              <w:right w:w="0" w:type="dxa"/>
-            </w:tcMar>
-            <w:vAlign w:val="top"/>
-          </w:tcPr>
-          <w:p>
-            <w:pPr>
-              <w:pStyle w:val="Normal"/>
-              <w:jc w:val="center"/>
-              <w:pBdr>
-                <w:bottom w:val="none" w:sz="0" w:space="0" w:color="000000"/>
-                <w:top w:val="none" w:sz="0" w:space="0" w:color="000000"/>
-                <w:left w:val="none" w:sz="0" w:space="0" w:color="000000"/>
-                <w:right w:val="none" w:sz="0" w:space="0" w:color="000000"/>
-              </w:pBdr>
-              <w:spacing w:after="100" w:before="100" w:line="240"/>
-              <w:ind w:left="100" w:right="100" w:firstLine="0" w:firstLineChars="0"/>
-              <w:rPr>
-                <w:rFonts w:ascii="Helvetica" w:hAnsi="Helvetica" w:eastAsia="Helvetica" w:cs="Helvetica"/>
-                <w:i w:val="false"/>
-                <w:b w:val="false"/>
-                <w:u w:val="none"/>
-                <w:sz w:val="22"/>
-                <w:szCs w:val="22"/>
-                <w:color w:val="000000"/>
-              </w:rPr>
-            </w:pPr>
-            <w:r>
-              <w:rPr>
-                <w:rFonts w:ascii="Helvetica" w:hAnsi="Helvetica" w:eastAsia="Helvetica" w:cs="Helvetica"/>
-                <w:i w:val="false"/>
-                <w:b w:val="false"/>
-                <w:u w:val="none"/>
-                <w:sz w:val="22"/>
-                <w:szCs w:val="22"/>
-                <w:color w:val="000000"/>
-              </w:rPr>
-              <w:t xml:space="preserve">0.15, 4.40</w:t>
-            </w:r>
-          </w:p>
-        </w:tc>
-        <w:tc>
-          <w:tcPr>
-            <w:tcBorders>
-              <w:bottom w:val="none" w:sz="0" w:space="0" w:color="000000"/>
-              <w:top w:val="none" w:sz="0" w:space="0" w:color="000000"/>
-              <w:left w:val="none" w:sz="0" w:space="0" w:color="000000"/>
-              <w:right w:val="none" w:sz="0" w:space="0" w:color="000000"/>
-            </w:tcBorders>
-            <w:shd w:val="clear" w:color="auto" w:fill="FFFFFF"/>
-            <w:tcMar>
-              <w:top w:w="0" w:type="dxa"/>
-              <w:bottom w:w="0" w:type="dxa"/>
-              <w:left w:w="0" w:type="dxa"/>
-              <w:right w:w="0" w:type="dxa"/>
-            </w:tcMar>
-            <w:vAlign w:val="top"/>
-          </w:tcPr>
-          <w:p>
-            <w:pPr>
-              <w:pStyle w:val="Normal"/>
-              <w:jc w:val="center"/>
-              <w:pBdr>
-                <w:bottom w:val="none" w:sz="0" w:space="0" w:color="000000"/>
-                <w:top w:val="none" w:sz="0" w:space="0" w:color="000000"/>
-                <w:left w:val="none" w:sz="0" w:space="0" w:color="000000"/>
-                <w:right w:val="none" w:sz="0" w:space="0" w:color="000000"/>
-              </w:pBdr>
-              <w:spacing w:after="100" w:before="100" w:line="240"/>
-              <w:ind w:left="100" w:right="100" w:firstLine="0" w:firstLineChars="0"/>
-              <w:rPr>
-                <w:rFonts w:ascii="Helvetica" w:hAnsi="Helvetica" w:eastAsia="Helvetica" w:cs="Helvetica"/>
-                <w:i w:val="false"/>
-                <w:b w:val="false"/>
-                <w:u w:val="none"/>
-                <w:sz w:val="22"/>
-                <w:szCs w:val="22"/>
-                <w:color w:val="000000"/>
-              </w:rPr>
-            </w:pPr>
-            <w:r>
-              <w:rPr>
-                <w:rFonts w:ascii="Helvetica" w:hAnsi="Helvetica" w:eastAsia="Helvetica" w:cs="Helvetica"/>
-                <w:i w:val="false"/>
-                <w:b w:val="false"/>
-                <w:u w:val="none"/>
-                <w:sz w:val="22"/>
-                <w:szCs w:val="22"/>
-                <w:color w:val="000000"/>
-              </w:rPr>
-              <w:t xml:space="preserve">0.810</w:t>
+              <w:t xml:space="preserve">0.67</w:t>
+            </w:r>
+          </w:p>
+        </w:tc>
+        <w:tc>
+          <w:tcPr>
+            <w:tcBorders>
+              <w:bottom w:val="none" w:sz="0" w:space="0" w:color="000000"/>
+              <w:top w:val="none" w:sz="0" w:space="0" w:color="000000"/>
+              <w:left w:val="none" w:sz="0" w:space="0" w:color="000000"/>
+              <w:right w:val="none" w:sz="0" w:space="0" w:color="000000"/>
+            </w:tcBorders>
+            <w:shd w:val="clear" w:color="auto" w:fill="FFFFFF"/>
+            <w:tcMar>
+              <w:top w:w="0" w:type="dxa"/>
+              <w:bottom w:w="0" w:type="dxa"/>
+              <w:left w:w="0" w:type="dxa"/>
+              <w:right w:w="0" w:type="dxa"/>
+            </w:tcMar>
+            <w:vAlign w:val="top"/>
+          </w:tcPr>
+          <w:p>
+            <w:pPr>
+              <w:pStyle w:val="Normal"/>
+              <w:jc w:val="center"/>
+              <w:pBdr>
+                <w:bottom w:val="none" w:sz="0" w:space="0" w:color="000000"/>
+                <w:top w:val="none" w:sz="0" w:space="0" w:color="000000"/>
+                <w:left w:val="none" w:sz="0" w:space="0" w:color="000000"/>
+                <w:right w:val="none" w:sz="0" w:space="0" w:color="000000"/>
+              </w:pBdr>
+              <w:spacing w:after="100" w:before="100" w:line="240"/>
+              <w:ind w:left="100" w:right="100" w:firstLine="0" w:firstLineChars="0"/>
+              <w:rPr>
+                <w:rFonts w:ascii="Helvetica" w:hAnsi="Helvetica" w:eastAsia="Helvetica" w:cs="Helvetica"/>
+                <w:i w:val="false"/>
+                <w:b w:val="false"/>
+                <w:u w:val="none"/>
+                <w:sz w:val="22"/>
+                <w:szCs w:val="22"/>
+                <w:color w:val="000000"/>
+              </w:rPr>
+            </w:pPr>
+            <w:r>
+              <w:rPr>
+                <w:rFonts w:ascii="Helvetica" w:hAnsi="Helvetica" w:eastAsia="Helvetica" w:cs="Helvetica"/>
+                <w:i w:val="false"/>
+                <w:b w:val="false"/>
+                <w:u w:val="none"/>
+                <w:sz w:val="22"/>
+                <w:szCs w:val="22"/>
+                <w:color w:val="000000"/>
+              </w:rPr>
+              <w:t xml:space="preserve">0.13, 3.34</w:t>
+            </w:r>
+          </w:p>
+        </w:tc>
+        <w:tc>
+          <w:tcPr>
+            <w:tcBorders>
+              <w:bottom w:val="none" w:sz="0" w:space="0" w:color="000000"/>
+              <w:top w:val="none" w:sz="0" w:space="0" w:color="000000"/>
+              <w:left w:val="none" w:sz="0" w:space="0" w:color="000000"/>
+              <w:right w:val="none" w:sz="0" w:space="0" w:color="000000"/>
+            </w:tcBorders>
+            <w:shd w:val="clear" w:color="auto" w:fill="FFFFFF"/>
+            <w:tcMar>
+              <w:top w:w="0" w:type="dxa"/>
+              <w:bottom w:w="0" w:type="dxa"/>
+              <w:left w:w="0" w:type="dxa"/>
+              <w:right w:w="0" w:type="dxa"/>
+            </w:tcMar>
+            <w:vAlign w:val="top"/>
+          </w:tcPr>
+          <w:p>
+            <w:pPr>
+              <w:pStyle w:val="Normal"/>
+              <w:jc w:val="center"/>
+              <w:pBdr>
+                <w:bottom w:val="none" w:sz="0" w:space="0" w:color="000000"/>
+                <w:top w:val="none" w:sz="0" w:space="0" w:color="000000"/>
+                <w:left w:val="none" w:sz="0" w:space="0" w:color="000000"/>
+                <w:right w:val="none" w:sz="0" w:space="0" w:color="000000"/>
+              </w:pBdr>
+              <w:spacing w:after="100" w:before="100" w:line="240"/>
+              <w:ind w:left="100" w:right="100" w:firstLine="0" w:firstLineChars="0"/>
+              <w:rPr>
+                <w:rFonts w:ascii="Helvetica" w:hAnsi="Helvetica" w:eastAsia="Helvetica" w:cs="Helvetica"/>
+                <w:i w:val="false"/>
+                <w:b w:val="false"/>
+                <w:u w:val="none"/>
+                <w:sz w:val="22"/>
+                <w:szCs w:val="22"/>
+                <w:color w:val="000000"/>
+              </w:rPr>
+            </w:pPr>
+            <w:r>
+              <w:rPr>
+                <w:rFonts w:ascii="Helvetica" w:hAnsi="Helvetica" w:eastAsia="Helvetica" w:cs="Helvetica"/>
+                <w:i w:val="false"/>
+                <w:b w:val="false"/>
+                <w:u w:val="none"/>
+                <w:sz w:val="22"/>
+                <w:szCs w:val="22"/>
+                <w:color w:val="000000"/>
+              </w:rPr>
+              <w:t xml:space="preserve">0.630</w:t>
             </w:r>
           </w:p>
         </w:tc>
@@ -13932,113 +13932,113 @@
                 <w:szCs w:val="22"/>
                 <w:color w:val="000000"/>
               </w:rPr>
-              <w:t xml:space="preserve">1.01</w:t>
-            </w:r>
-          </w:p>
-        </w:tc>
-        <w:tc>
-          <w:tcPr>
-            <w:tcBorders>
-              <w:bottom w:val="none" w:sz="0" w:space="0" w:color="000000"/>
-              <w:top w:val="none" w:sz="0" w:space="0" w:color="000000"/>
-              <w:left w:val="none" w:sz="0" w:space="0" w:color="000000"/>
-              <w:right w:val="none" w:sz="0" w:space="0" w:color="000000"/>
-            </w:tcBorders>
-            <w:shd w:val="clear" w:color="auto" w:fill="FFFFFF"/>
-            <w:tcMar>
-              <w:top w:w="0" w:type="dxa"/>
-              <w:bottom w:w="0" w:type="dxa"/>
-              <w:left w:w="0" w:type="dxa"/>
-              <w:right w:w="0" w:type="dxa"/>
-            </w:tcMar>
-            <w:vAlign w:val="top"/>
-          </w:tcPr>
-          <w:p>
-            <w:pPr>
-              <w:pStyle w:val="Normal"/>
-              <w:jc w:val="center"/>
-              <w:pBdr>
-                <w:bottom w:val="none" w:sz="0" w:space="0" w:color="000000"/>
-                <w:top w:val="none" w:sz="0" w:space="0" w:color="000000"/>
-                <w:left w:val="none" w:sz="0" w:space="0" w:color="000000"/>
-                <w:right w:val="none" w:sz="0" w:space="0" w:color="000000"/>
-              </w:pBdr>
-              <w:spacing w:after="100" w:before="100" w:line="240"/>
-              <w:ind w:left="100" w:right="100" w:firstLine="0" w:firstLineChars="0"/>
-              <w:rPr>
-                <w:rFonts w:ascii="Helvetica" w:hAnsi="Helvetica" w:eastAsia="Helvetica" w:cs="Helvetica"/>
-                <w:i w:val="false"/>
-                <w:b w:val="false"/>
-                <w:u w:val="none"/>
-                <w:sz w:val="22"/>
-                <w:szCs w:val="22"/>
-                <w:color w:val="000000"/>
-              </w:rPr>
-            </w:pPr>
-            <w:r>
-              <w:rPr>
-                <w:rFonts w:ascii="Helvetica" w:hAnsi="Helvetica" w:eastAsia="Helvetica" w:cs="Helvetica"/>
-                <w:i w:val="false"/>
-                <w:b w:val="false"/>
-                <w:u w:val="none"/>
-                <w:sz w:val="22"/>
-                <w:szCs w:val="22"/>
-                <w:color w:val="000000"/>
-              </w:rPr>
-              <w:t xml:space="preserve">0.96, 1.06</w:t>
-            </w:r>
-          </w:p>
-        </w:tc>
-        <w:tc>
-          <w:tcPr>
-            <w:tcBorders>
-              <w:bottom w:val="none" w:sz="0" w:space="0" w:color="000000"/>
-              <w:top w:val="none" w:sz="0" w:space="0" w:color="000000"/>
-              <w:left w:val="none" w:sz="0" w:space="0" w:color="000000"/>
-              <w:right w:val="none" w:sz="0" w:space="0" w:color="000000"/>
-            </w:tcBorders>
-            <w:shd w:val="clear" w:color="auto" w:fill="FFFFFF"/>
-            <w:tcMar>
-              <w:top w:w="0" w:type="dxa"/>
-              <w:bottom w:w="0" w:type="dxa"/>
-              <w:left w:w="0" w:type="dxa"/>
-              <w:right w:w="0" w:type="dxa"/>
-            </w:tcMar>
-            <w:vAlign w:val="top"/>
-          </w:tcPr>
-          <w:p>
-            <w:pPr>
-              <w:pStyle w:val="Normal"/>
-              <w:jc w:val="center"/>
-              <w:pBdr>
-                <w:bottom w:val="none" w:sz="0" w:space="0" w:color="000000"/>
-                <w:top w:val="none" w:sz="0" w:space="0" w:color="000000"/>
-                <w:left w:val="none" w:sz="0" w:space="0" w:color="000000"/>
-                <w:right w:val="none" w:sz="0" w:space="0" w:color="000000"/>
-              </w:pBdr>
-              <w:spacing w:after="100" w:before="100" w:line="240"/>
-              <w:ind w:left="100" w:right="100" w:firstLine="0" w:firstLineChars="0"/>
-              <w:rPr>
-                <w:rFonts w:ascii="Helvetica" w:hAnsi="Helvetica" w:eastAsia="Helvetica" w:cs="Helvetica"/>
-                <w:i w:val="false"/>
-                <w:b w:val="false"/>
-                <w:u w:val="none"/>
-                <w:sz w:val="22"/>
-                <w:szCs w:val="22"/>
-                <w:color w:val="000000"/>
-              </w:rPr>
-            </w:pPr>
-            <w:r>
-              <w:rPr>
-                <w:rFonts w:ascii="Helvetica" w:hAnsi="Helvetica" w:eastAsia="Helvetica" w:cs="Helvetica"/>
-                <w:i w:val="false"/>
-                <w:b w:val="false"/>
-                <w:u w:val="none"/>
-                <w:sz w:val="22"/>
-                <w:szCs w:val="22"/>
-                <w:color w:val="000000"/>
-              </w:rPr>
-              <w:t xml:space="preserve">0.770</w:t>
+              <w:t xml:space="preserve">1.00</w:t>
+            </w:r>
+          </w:p>
+        </w:tc>
+        <w:tc>
+          <w:tcPr>
+            <w:tcBorders>
+              <w:bottom w:val="none" w:sz="0" w:space="0" w:color="000000"/>
+              <w:top w:val="none" w:sz="0" w:space="0" w:color="000000"/>
+              <w:left w:val="none" w:sz="0" w:space="0" w:color="000000"/>
+              <w:right w:val="none" w:sz="0" w:space="0" w:color="000000"/>
+            </w:tcBorders>
+            <w:shd w:val="clear" w:color="auto" w:fill="FFFFFF"/>
+            <w:tcMar>
+              <w:top w:w="0" w:type="dxa"/>
+              <w:bottom w:w="0" w:type="dxa"/>
+              <w:left w:w="0" w:type="dxa"/>
+              <w:right w:w="0" w:type="dxa"/>
+            </w:tcMar>
+            <w:vAlign w:val="top"/>
+          </w:tcPr>
+          <w:p>
+            <w:pPr>
+              <w:pStyle w:val="Normal"/>
+              <w:jc w:val="center"/>
+              <w:pBdr>
+                <w:bottom w:val="none" w:sz="0" w:space="0" w:color="000000"/>
+                <w:top w:val="none" w:sz="0" w:space="0" w:color="000000"/>
+                <w:left w:val="none" w:sz="0" w:space="0" w:color="000000"/>
+                <w:right w:val="none" w:sz="0" w:space="0" w:color="000000"/>
+              </w:pBdr>
+              <w:spacing w:after="100" w:before="100" w:line="240"/>
+              <w:ind w:left="100" w:right="100" w:firstLine="0" w:firstLineChars="0"/>
+              <w:rPr>
+                <w:rFonts w:ascii="Helvetica" w:hAnsi="Helvetica" w:eastAsia="Helvetica" w:cs="Helvetica"/>
+                <w:i w:val="false"/>
+                <w:b w:val="false"/>
+                <w:u w:val="none"/>
+                <w:sz w:val="22"/>
+                <w:szCs w:val="22"/>
+                <w:color w:val="000000"/>
+              </w:rPr>
+            </w:pPr>
+            <w:r>
+              <w:rPr>
+                <w:rFonts w:ascii="Helvetica" w:hAnsi="Helvetica" w:eastAsia="Helvetica" w:cs="Helvetica"/>
+                <w:i w:val="false"/>
+                <w:b w:val="false"/>
+                <w:u w:val="none"/>
+                <w:sz w:val="22"/>
+                <w:szCs w:val="22"/>
+                <w:color w:val="000000"/>
+              </w:rPr>
+              <w:t xml:space="preserve">0.96, 1.05</w:t>
+            </w:r>
+          </w:p>
+        </w:tc>
+        <w:tc>
+          <w:tcPr>
+            <w:tcBorders>
+              <w:bottom w:val="none" w:sz="0" w:space="0" w:color="000000"/>
+              <w:top w:val="none" w:sz="0" w:space="0" w:color="000000"/>
+              <w:left w:val="none" w:sz="0" w:space="0" w:color="000000"/>
+              <w:right w:val="none" w:sz="0" w:space="0" w:color="000000"/>
+            </w:tcBorders>
+            <w:shd w:val="clear" w:color="auto" w:fill="FFFFFF"/>
+            <w:tcMar>
+              <w:top w:w="0" w:type="dxa"/>
+              <w:bottom w:w="0" w:type="dxa"/>
+              <w:left w:w="0" w:type="dxa"/>
+              <w:right w:w="0" w:type="dxa"/>
+            </w:tcMar>
+            <w:vAlign w:val="top"/>
+          </w:tcPr>
+          <w:p>
+            <w:pPr>
+              <w:pStyle w:val="Normal"/>
+              <w:jc w:val="center"/>
+              <w:pBdr>
+                <w:bottom w:val="none" w:sz="0" w:space="0" w:color="000000"/>
+                <w:top w:val="none" w:sz="0" w:space="0" w:color="000000"/>
+                <w:left w:val="none" w:sz="0" w:space="0" w:color="000000"/>
+                <w:right w:val="none" w:sz="0" w:space="0" w:color="000000"/>
+              </w:pBdr>
+              <w:spacing w:after="100" w:before="100" w:line="240"/>
+              <w:ind w:left="100" w:right="100" w:firstLine="0" w:firstLineChars="0"/>
+              <w:rPr>
+                <w:rFonts w:ascii="Helvetica" w:hAnsi="Helvetica" w:eastAsia="Helvetica" w:cs="Helvetica"/>
+                <w:i w:val="false"/>
+                <w:b w:val="false"/>
+                <w:u w:val="none"/>
+                <w:sz w:val="22"/>
+                <w:szCs w:val="22"/>
+                <w:color w:val="000000"/>
+              </w:rPr>
+            </w:pPr>
+            <w:r>
+              <w:rPr>
+                <w:rFonts w:ascii="Helvetica" w:hAnsi="Helvetica" w:eastAsia="Helvetica" w:cs="Helvetica"/>
+                <w:i w:val="false"/>
+                <w:b w:val="false"/>
+                <w:u w:val="none"/>
+                <w:sz w:val="22"/>
+                <w:szCs w:val="22"/>
+                <w:color w:val="000000"/>
+              </w:rPr>
+              <w:t xml:space="preserve">0.890</w:t>
             </w:r>
           </w:p>
         </w:tc>
@@ -14144,113 +14144,113 @@
                 <w:szCs w:val="22"/>
                 <w:color w:val="000000"/>
               </w:rPr>
-              <w:t xml:space="preserve">1.02</w:t>
-            </w:r>
-          </w:p>
-        </w:tc>
-        <w:tc>
-          <w:tcPr>
-            <w:tcBorders>
-              <w:bottom w:val="none" w:sz="0" w:space="0" w:color="000000"/>
-              <w:top w:val="none" w:sz="0" w:space="0" w:color="000000"/>
-              <w:left w:val="none" w:sz="0" w:space="0" w:color="000000"/>
-              <w:right w:val="none" w:sz="0" w:space="0" w:color="000000"/>
-            </w:tcBorders>
-            <w:shd w:val="clear" w:color="auto" w:fill="FFFFFF"/>
-            <w:tcMar>
-              <w:top w:w="0" w:type="dxa"/>
-              <w:bottom w:w="0" w:type="dxa"/>
-              <w:left w:w="0" w:type="dxa"/>
-              <w:right w:w="0" w:type="dxa"/>
-            </w:tcMar>
-            <w:vAlign w:val="top"/>
-          </w:tcPr>
-          <w:p>
-            <w:pPr>
-              <w:pStyle w:val="Normal"/>
-              <w:jc w:val="center"/>
-              <w:pBdr>
-                <w:bottom w:val="none" w:sz="0" w:space="0" w:color="000000"/>
-                <w:top w:val="none" w:sz="0" w:space="0" w:color="000000"/>
-                <w:left w:val="none" w:sz="0" w:space="0" w:color="000000"/>
-                <w:right w:val="none" w:sz="0" w:space="0" w:color="000000"/>
-              </w:pBdr>
-              <w:spacing w:after="100" w:before="100" w:line="240"/>
-              <w:ind w:left="100" w:right="100" w:firstLine="0" w:firstLineChars="0"/>
-              <w:rPr>
-                <w:rFonts w:ascii="Helvetica" w:hAnsi="Helvetica" w:eastAsia="Helvetica" w:cs="Helvetica"/>
-                <w:i w:val="false"/>
-                <w:b w:val="false"/>
-                <w:u w:val="none"/>
-                <w:sz w:val="22"/>
-                <w:szCs w:val="22"/>
-                <w:color w:val="000000"/>
-              </w:rPr>
-            </w:pPr>
-            <w:r>
-              <w:rPr>
-                <w:rFonts w:ascii="Helvetica" w:hAnsi="Helvetica" w:eastAsia="Helvetica" w:cs="Helvetica"/>
-                <w:i w:val="false"/>
-                <w:b w:val="false"/>
-                <w:u w:val="none"/>
-                <w:sz w:val="22"/>
-                <w:szCs w:val="22"/>
-                <w:color w:val="000000"/>
-              </w:rPr>
-              <w:t xml:space="preserve">0.93, 1.13</w:t>
-            </w:r>
-          </w:p>
-        </w:tc>
-        <w:tc>
-          <w:tcPr>
-            <w:tcBorders>
-              <w:bottom w:val="none" w:sz="0" w:space="0" w:color="000000"/>
-              <w:top w:val="none" w:sz="0" w:space="0" w:color="000000"/>
-              <w:left w:val="none" w:sz="0" w:space="0" w:color="000000"/>
-              <w:right w:val="none" w:sz="0" w:space="0" w:color="000000"/>
-            </w:tcBorders>
-            <w:shd w:val="clear" w:color="auto" w:fill="FFFFFF"/>
-            <w:tcMar>
-              <w:top w:w="0" w:type="dxa"/>
-              <w:bottom w:w="0" w:type="dxa"/>
-              <w:left w:w="0" w:type="dxa"/>
-              <w:right w:w="0" w:type="dxa"/>
-            </w:tcMar>
-            <w:vAlign w:val="top"/>
-          </w:tcPr>
-          <w:p>
-            <w:pPr>
-              <w:pStyle w:val="Normal"/>
-              <w:jc w:val="center"/>
-              <w:pBdr>
-                <w:bottom w:val="none" w:sz="0" w:space="0" w:color="000000"/>
-                <w:top w:val="none" w:sz="0" w:space="0" w:color="000000"/>
-                <w:left w:val="none" w:sz="0" w:space="0" w:color="000000"/>
-                <w:right w:val="none" w:sz="0" w:space="0" w:color="000000"/>
-              </w:pBdr>
-              <w:spacing w:after="100" w:before="100" w:line="240"/>
-              <w:ind w:left="100" w:right="100" w:firstLine="0" w:firstLineChars="0"/>
-              <w:rPr>
-                <w:rFonts w:ascii="Helvetica" w:hAnsi="Helvetica" w:eastAsia="Helvetica" w:cs="Helvetica"/>
-                <w:i w:val="false"/>
-                <w:b w:val="false"/>
-                <w:u w:val="none"/>
-                <w:sz w:val="22"/>
-                <w:szCs w:val="22"/>
-                <w:color w:val="000000"/>
-              </w:rPr>
-            </w:pPr>
-            <w:r>
-              <w:rPr>
-                <w:rFonts w:ascii="Helvetica" w:hAnsi="Helvetica" w:eastAsia="Helvetica" w:cs="Helvetica"/>
-                <w:i w:val="false"/>
-                <w:b w:val="false"/>
-                <w:u w:val="none"/>
-                <w:sz w:val="22"/>
-                <w:szCs w:val="22"/>
-                <w:color w:val="000000"/>
-              </w:rPr>
-              <w:t xml:space="preserve">0.640</w:t>
+              <w:t xml:space="preserve">1.00</w:t>
+            </w:r>
+          </w:p>
+        </w:tc>
+        <w:tc>
+          <w:tcPr>
+            <w:tcBorders>
+              <w:bottom w:val="none" w:sz="0" w:space="0" w:color="000000"/>
+              <w:top w:val="none" w:sz="0" w:space="0" w:color="000000"/>
+              <w:left w:val="none" w:sz="0" w:space="0" w:color="000000"/>
+              <w:right w:val="none" w:sz="0" w:space="0" w:color="000000"/>
+            </w:tcBorders>
+            <w:shd w:val="clear" w:color="auto" w:fill="FFFFFF"/>
+            <w:tcMar>
+              <w:top w:w="0" w:type="dxa"/>
+              <w:bottom w:w="0" w:type="dxa"/>
+              <w:left w:w="0" w:type="dxa"/>
+              <w:right w:w="0" w:type="dxa"/>
+            </w:tcMar>
+            <w:vAlign w:val="top"/>
+          </w:tcPr>
+          <w:p>
+            <w:pPr>
+              <w:pStyle w:val="Normal"/>
+              <w:jc w:val="center"/>
+              <w:pBdr>
+                <w:bottom w:val="none" w:sz="0" w:space="0" w:color="000000"/>
+                <w:top w:val="none" w:sz="0" w:space="0" w:color="000000"/>
+                <w:left w:val="none" w:sz="0" w:space="0" w:color="000000"/>
+                <w:right w:val="none" w:sz="0" w:space="0" w:color="000000"/>
+              </w:pBdr>
+              <w:spacing w:after="100" w:before="100" w:line="240"/>
+              <w:ind w:left="100" w:right="100" w:firstLine="0" w:firstLineChars="0"/>
+              <w:rPr>
+                <w:rFonts w:ascii="Helvetica" w:hAnsi="Helvetica" w:eastAsia="Helvetica" w:cs="Helvetica"/>
+                <w:i w:val="false"/>
+                <w:b w:val="false"/>
+                <w:u w:val="none"/>
+                <w:sz w:val="22"/>
+                <w:szCs w:val="22"/>
+                <w:color w:val="000000"/>
+              </w:rPr>
+            </w:pPr>
+            <w:r>
+              <w:rPr>
+                <w:rFonts w:ascii="Helvetica" w:hAnsi="Helvetica" w:eastAsia="Helvetica" w:cs="Helvetica"/>
+                <w:i w:val="false"/>
+                <w:b w:val="false"/>
+                <w:u w:val="none"/>
+                <w:sz w:val="22"/>
+                <w:szCs w:val="22"/>
+                <w:color w:val="000000"/>
+              </w:rPr>
+              <w:t xml:space="preserve">0.92, 1.09</w:t>
+            </w:r>
+          </w:p>
+        </w:tc>
+        <w:tc>
+          <w:tcPr>
+            <w:tcBorders>
+              <w:bottom w:val="none" w:sz="0" w:space="0" w:color="000000"/>
+              <w:top w:val="none" w:sz="0" w:space="0" w:color="000000"/>
+              <w:left w:val="none" w:sz="0" w:space="0" w:color="000000"/>
+              <w:right w:val="none" w:sz="0" w:space="0" w:color="000000"/>
+            </w:tcBorders>
+            <w:shd w:val="clear" w:color="auto" w:fill="FFFFFF"/>
+            <w:tcMar>
+              <w:top w:w="0" w:type="dxa"/>
+              <w:bottom w:w="0" w:type="dxa"/>
+              <w:left w:w="0" w:type="dxa"/>
+              <w:right w:w="0" w:type="dxa"/>
+            </w:tcMar>
+            <w:vAlign w:val="top"/>
+          </w:tcPr>
+          <w:p>
+            <w:pPr>
+              <w:pStyle w:val="Normal"/>
+              <w:jc w:val="center"/>
+              <w:pBdr>
+                <w:bottom w:val="none" w:sz="0" w:space="0" w:color="000000"/>
+                <w:top w:val="none" w:sz="0" w:space="0" w:color="000000"/>
+                <w:left w:val="none" w:sz="0" w:space="0" w:color="000000"/>
+                <w:right w:val="none" w:sz="0" w:space="0" w:color="000000"/>
+              </w:pBdr>
+              <w:spacing w:after="100" w:before="100" w:line="240"/>
+              <w:ind w:left="100" w:right="100" w:firstLine="0" w:firstLineChars="0"/>
+              <w:rPr>
+                <w:rFonts w:ascii="Helvetica" w:hAnsi="Helvetica" w:eastAsia="Helvetica" w:cs="Helvetica"/>
+                <w:i w:val="false"/>
+                <w:b w:val="false"/>
+                <w:u w:val="none"/>
+                <w:sz w:val="22"/>
+                <w:szCs w:val="22"/>
+                <w:color w:val="000000"/>
+              </w:rPr>
+            </w:pPr>
+            <w:r>
+              <w:rPr>
+                <w:rFonts w:ascii="Helvetica" w:hAnsi="Helvetica" w:eastAsia="Helvetica" w:cs="Helvetica"/>
+                <w:i w:val="false"/>
+                <w:b w:val="false"/>
+                <w:u w:val="none"/>
+                <w:sz w:val="22"/>
+                <w:szCs w:val="22"/>
+                <w:color w:val="000000"/>
+              </w:rPr>
+              <w:t xml:space="preserve">0.990</w:t>
             </w:r>
           </w:p>
         </w:tc>
@@ -14415,113 +14415,113 @@
                 <w:szCs w:val="22"/>
                 <w:color w:val="000000"/>
               </w:rPr>
-              <w:t xml:space="preserve">2.15</w:t>
-            </w:r>
-          </w:p>
-        </w:tc>
-        <w:tc>
-          <w:tcPr>
-            <w:tcBorders>
-              <w:bottom w:val="none" w:sz="0" w:space="0" w:color="000000"/>
-              <w:top w:val="none" w:sz="0" w:space="0" w:color="000000"/>
-              <w:left w:val="none" w:sz="0" w:space="0" w:color="000000"/>
-              <w:right w:val="none" w:sz="0" w:space="0" w:color="000000"/>
-            </w:tcBorders>
-            <w:shd w:val="clear" w:color="auto" w:fill="FFFFFF"/>
-            <w:tcMar>
-              <w:top w:w="0" w:type="dxa"/>
-              <w:bottom w:w="0" w:type="dxa"/>
-              <w:left w:w="0" w:type="dxa"/>
-              <w:right w:w="0" w:type="dxa"/>
-            </w:tcMar>
-            <w:vAlign w:val="top"/>
-          </w:tcPr>
-          <w:p>
-            <w:pPr>
-              <w:pStyle w:val="Normal"/>
-              <w:jc w:val="center"/>
-              <w:pBdr>
-                <w:bottom w:val="none" w:sz="0" w:space="0" w:color="000000"/>
-                <w:top w:val="none" w:sz="0" w:space="0" w:color="000000"/>
-                <w:left w:val="none" w:sz="0" w:space="0" w:color="000000"/>
-                <w:right w:val="none" w:sz="0" w:space="0" w:color="000000"/>
-              </w:pBdr>
-              <w:spacing w:after="100" w:before="100" w:line="240"/>
-              <w:ind w:left="100" w:right="100" w:firstLine="0" w:firstLineChars="0"/>
-              <w:rPr>
-                <w:rFonts w:ascii="Helvetica" w:hAnsi="Helvetica" w:eastAsia="Helvetica" w:cs="Helvetica"/>
-                <w:i w:val="false"/>
-                <w:b w:val="false"/>
-                <w:u w:val="none"/>
-                <w:sz w:val="22"/>
-                <w:szCs w:val="22"/>
-                <w:color w:val="000000"/>
-              </w:rPr>
-            </w:pPr>
-            <w:r>
-              <w:rPr>
-                <w:rFonts w:ascii="Helvetica" w:hAnsi="Helvetica" w:eastAsia="Helvetica" w:cs="Helvetica"/>
-                <w:i w:val="false"/>
-                <w:b w:val="false"/>
-                <w:u w:val="none"/>
-                <w:sz w:val="22"/>
-                <w:szCs w:val="22"/>
-                <w:color w:val="000000"/>
-              </w:rPr>
-              <w:t xml:space="preserve">1.00, 4.62</w:t>
-            </w:r>
-          </w:p>
-        </w:tc>
-        <w:tc>
-          <w:tcPr>
-            <w:tcBorders>
-              <w:bottom w:val="none" w:sz="0" w:space="0" w:color="000000"/>
-              <w:top w:val="none" w:sz="0" w:space="0" w:color="000000"/>
-              <w:left w:val="none" w:sz="0" w:space="0" w:color="000000"/>
-              <w:right w:val="none" w:sz="0" w:space="0" w:color="000000"/>
-            </w:tcBorders>
-            <w:shd w:val="clear" w:color="auto" w:fill="FFFFFF"/>
-            <w:tcMar>
-              <w:top w:w="0" w:type="dxa"/>
-              <w:bottom w:w="0" w:type="dxa"/>
-              <w:left w:w="0" w:type="dxa"/>
-              <w:right w:w="0" w:type="dxa"/>
-            </w:tcMar>
-            <w:vAlign w:val="top"/>
-          </w:tcPr>
-          <w:p>
-            <w:pPr>
-              <w:pStyle w:val="Normal"/>
-              <w:jc w:val="center"/>
-              <w:pBdr>
-                <w:bottom w:val="none" w:sz="0" w:space="0" w:color="000000"/>
-                <w:top w:val="none" w:sz="0" w:space="0" w:color="000000"/>
-                <w:left w:val="none" w:sz="0" w:space="0" w:color="000000"/>
-                <w:right w:val="none" w:sz="0" w:space="0" w:color="000000"/>
-              </w:pBdr>
-              <w:spacing w:after="100" w:before="100" w:line="240"/>
-              <w:ind w:left="100" w:right="100" w:firstLine="0" w:firstLineChars="0"/>
-              <w:rPr>
-                <w:rFonts w:ascii="Helvetica" w:hAnsi="Helvetica" w:eastAsia="Helvetica" w:cs="Helvetica"/>
-                <w:i w:val="false"/>
-                <w:b w:val="false"/>
-                <w:u w:val="none"/>
-                <w:sz w:val="22"/>
-                <w:szCs w:val="22"/>
-                <w:color w:val="000000"/>
-              </w:rPr>
-            </w:pPr>
-            <w:r>
-              <w:rPr>
-                <w:rFonts w:ascii="Helvetica" w:hAnsi="Helvetica" w:eastAsia="Helvetica" w:cs="Helvetica"/>
-                <w:i w:val="false"/>
-                <w:b w:val="false"/>
-                <w:u w:val="none"/>
-                <w:sz w:val="22"/>
-                <w:szCs w:val="22"/>
-                <w:color w:val="000000"/>
-              </w:rPr>
-              <w:t xml:space="preserve">0.050</w:t>
+              <w:t xml:space="preserve">2.11</w:t>
+            </w:r>
+          </w:p>
+        </w:tc>
+        <w:tc>
+          <w:tcPr>
+            <w:tcBorders>
+              <w:bottom w:val="none" w:sz="0" w:space="0" w:color="000000"/>
+              <w:top w:val="none" w:sz="0" w:space="0" w:color="000000"/>
+              <w:left w:val="none" w:sz="0" w:space="0" w:color="000000"/>
+              <w:right w:val="none" w:sz="0" w:space="0" w:color="000000"/>
+            </w:tcBorders>
+            <w:shd w:val="clear" w:color="auto" w:fill="FFFFFF"/>
+            <w:tcMar>
+              <w:top w:w="0" w:type="dxa"/>
+              <w:bottom w:w="0" w:type="dxa"/>
+              <w:left w:w="0" w:type="dxa"/>
+              <w:right w:w="0" w:type="dxa"/>
+            </w:tcMar>
+            <w:vAlign w:val="top"/>
+          </w:tcPr>
+          <w:p>
+            <w:pPr>
+              <w:pStyle w:val="Normal"/>
+              <w:jc w:val="center"/>
+              <w:pBdr>
+                <w:bottom w:val="none" w:sz="0" w:space="0" w:color="000000"/>
+                <w:top w:val="none" w:sz="0" w:space="0" w:color="000000"/>
+                <w:left w:val="none" w:sz="0" w:space="0" w:color="000000"/>
+                <w:right w:val="none" w:sz="0" w:space="0" w:color="000000"/>
+              </w:pBdr>
+              <w:spacing w:after="100" w:before="100" w:line="240"/>
+              <w:ind w:left="100" w:right="100" w:firstLine="0" w:firstLineChars="0"/>
+              <w:rPr>
+                <w:rFonts w:ascii="Helvetica" w:hAnsi="Helvetica" w:eastAsia="Helvetica" w:cs="Helvetica"/>
+                <w:i w:val="false"/>
+                <w:b w:val="false"/>
+                <w:u w:val="none"/>
+                <w:sz w:val="22"/>
+                <w:szCs w:val="22"/>
+                <w:color w:val="000000"/>
+              </w:rPr>
+            </w:pPr>
+            <w:r>
+              <w:rPr>
+                <w:rFonts w:ascii="Helvetica" w:hAnsi="Helvetica" w:eastAsia="Helvetica" w:cs="Helvetica"/>
+                <w:i w:val="false"/>
+                <w:b w:val="false"/>
+                <w:u w:val="none"/>
+                <w:sz w:val="22"/>
+                <w:szCs w:val="22"/>
+                <w:color w:val="000000"/>
+              </w:rPr>
+              <w:t xml:space="preserve">1.04, 4.28</w:t>
+            </w:r>
+          </w:p>
+        </w:tc>
+        <w:tc>
+          <w:tcPr>
+            <w:tcBorders>
+              <w:bottom w:val="none" w:sz="0" w:space="0" w:color="000000"/>
+              <w:top w:val="none" w:sz="0" w:space="0" w:color="000000"/>
+              <w:left w:val="none" w:sz="0" w:space="0" w:color="000000"/>
+              <w:right w:val="none" w:sz="0" w:space="0" w:color="000000"/>
+            </w:tcBorders>
+            <w:shd w:val="clear" w:color="auto" w:fill="FFFFFF"/>
+            <w:tcMar>
+              <w:top w:w="0" w:type="dxa"/>
+              <w:bottom w:w="0" w:type="dxa"/>
+              <w:left w:w="0" w:type="dxa"/>
+              <w:right w:w="0" w:type="dxa"/>
+            </w:tcMar>
+            <w:vAlign w:val="top"/>
+          </w:tcPr>
+          <w:p>
+            <w:pPr>
+              <w:pStyle w:val="Normal"/>
+              <w:jc w:val="center"/>
+              <w:pBdr>
+                <w:bottom w:val="none" w:sz="0" w:space="0" w:color="000000"/>
+                <w:top w:val="none" w:sz="0" w:space="0" w:color="000000"/>
+                <w:left w:val="none" w:sz="0" w:space="0" w:color="000000"/>
+                <w:right w:val="none" w:sz="0" w:space="0" w:color="000000"/>
+              </w:pBdr>
+              <w:spacing w:after="100" w:before="100" w:line="240"/>
+              <w:ind w:left="100" w:right="100" w:firstLine="0" w:firstLineChars="0"/>
+              <w:rPr>
+                <w:rFonts w:ascii="Helvetica" w:hAnsi="Helvetica" w:eastAsia="Helvetica" w:cs="Helvetica"/>
+                <w:i w:val="false"/>
+                <w:b w:val="false"/>
+                <w:u w:val="none"/>
+                <w:sz w:val="22"/>
+                <w:szCs w:val="22"/>
+                <w:color w:val="000000"/>
+              </w:rPr>
+            </w:pPr>
+            <w:r>
+              <w:rPr>
+                <w:rFonts w:ascii="Helvetica" w:hAnsi="Helvetica" w:eastAsia="Helvetica" w:cs="Helvetica"/>
+                <w:i w:val="false"/>
+                <w:b w:val="false"/>
+                <w:u w:val="none"/>
+                <w:sz w:val="22"/>
+                <w:szCs w:val="22"/>
+                <w:color w:val="000000"/>
+              </w:rPr>
+              <w:t xml:space="preserve">0.040</w:t>
             </w:r>
           </w:p>
         </w:tc>
@@ -14627,113 +14627,113 @@
                 <w:szCs w:val="22"/>
                 <w:color w:val="000000"/>
               </w:rPr>
-              <w:t xml:space="preserve">0.65</w:t>
-            </w:r>
-          </w:p>
-        </w:tc>
-        <w:tc>
-          <w:tcPr>
-            <w:tcBorders>
-              <w:bottom w:val="none" w:sz="0" w:space="0" w:color="000000"/>
-              <w:top w:val="none" w:sz="0" w:space="0" w:color="000000"/>
-              <w:left w:val="none" w:sz="0" w:space="0" w:color="000000"/>
-              <w:right w:val="none" w:sz="0" w:space="0" w:color="000000"/>
-            </w:tcBorders>
-            <w:shd w:val="clear" w:color="auto" w:fill="FFFFFF"/>
-            <w:tcMar>
-              <w:top w:w="0" w:type="dxa"/>
-              <w:bottom w:w="0" w:type="dxa"/>
-              <w:left w:w="0" w:type="dxa"/>
-              <w:right w:w="0" w:type="dxa"/>
-            </w:tcMar>
-            <w:vAlign w:val="top"/>
-          </w:tcPr>
-          <w:p>
-            <w:pPr>
-              <w:pStyle w:val="Normal"/>
-              <w:jc w:val="center"/>
-              <w:pBdr>
-                <w:bottom w:val="none" w:sz="0" w:space="0" w:color="000000"/>
-                <w:top w:val="none" w:sz="0" w:space="0" w:color="000000"/>
-                <w:left w:val="none" w:sz="0" w:space="0" w:color="000000"/>
-                <w:right w:val="none" w:sz="0" w:space="0" w:color="000000"/>
-              </w:pBdr>
-              <w:spacing w:after="100" w:before="100" w:line="240"/>
-              <w:ind w:left="100" w:right="100" w:firstLine="0" w:firstLineChars="0"/>
-              <w:rPr>
-                <w:rFonts w:ascii="Helvetica" w:hAnsi="Helvetica" w:eastAsia="Helvetica" w:cs="Helvetica"/>
-                <w:i w:val="false"/>
-                <w:b w:val="false"/>
-                <w:u w:val="none"/>
-                <w:sz w:val="22"/>
-                <w:szCs w:val="22"/>
-                <w:color w:val="000000"/>
-              </w:rPr>
-            </w:pPr>
-            <w:r>
-              <w:rPr>
-                <w:rFonts w:ascii="Helvetica" w:hAnsi="Helvetica" w:eastAsia="Helvetica" w:cs="Helvetica"/>
-                <w:i w:val="false"/>
-                <w:b w:val="false"/>
-                <w:u w:val="none"/>
-                <w:sz w:val="22"/>
-                <w:szCs w:val="22"/>
-                <w:color w:val="000000"/>
-              </w:rPr>
-              <w:t xml:space="preserve">0.23, 1.83</w:t>
-            </w:r>
-          </w:p>
-        </w:tc>
-        <w:tc>
-          <w:tcPr>
-            <w:tcBorders>
-              <w:bottom w:val="none" w:sz="0" w:space="0" w:color="000000"/>
-              <w:top w:val="none" w:sz="0" w:space="0" w:color="000000"/>
-              <w:left w:val="none" w:sz="0" w:space="0" w:color="000000"/>
-              <w:right w:val="none" w:sz="0" w:space="0" w:color="000000"/>
-            </w:tcBorders>
-            <w:shd w:val="clear" w:color="auto" w:fill="FFFFFF"/>
-            <w:tcMar>
-              <w:top w:w="0" w:type="dxa"/>
-              <w:bottom w:w="0" w:type="dxa"/>
-              <w:left w:w="0" w:type="dxa"/>
-              <w:right w:w="0" w:type="dxa"/>
-            </w:tcMar>
-            <w:vAlign w:val="top"/>
-          </w:tcPr>
-          <w:p>
-            <w:pPr>
-              <w:pStyle w:val="Normal"/>
-              <w:jc w:val="center"/>
-              <w:pBdr>
-                <w:bottom w:val="none" w:sz="0" w:space="0" w:color="000000"/>
-                <w:top w:val="none" w:sz="0" w:space="0" w:color="000000"/>
-                <w:left w:val="none" w:sz="0" w:space="0" w:color="000000"/>
-                <w:right w:val="none" w:sz="0" w:space="0" w:color="000000"/>
-              </w:pBdr>
-              <w:spacing w:after="100" w:before="100" w:line="240"/>
-              <w:ind w:left="100" w:right="100" w:firstLine="0" w:firstLineChars="0"/>
-              <w:rPr>
-                <w:rFonts w:ascii="Helvetica" w:hAnsi="Helvetica" w:eastAsia="Helvetica" w:cs="Helvetica"/>
-                <w:i w:val="false"/>
-                <w:b w:val="false"/>
-                <w:u w:val="none"/>
-                <w:sz w:val="22"/>
-                <w:szCs w:val="22"/>
-                <w:color w:val="000000"/>
-              </w:rPr>
-            </w:pPr>
-            <w:r>
-              <w:rPr>
-                <w:rFonts w:ascii="Helvetica" w:hAnsi="Helvetica" w:eastAsia="Helvetica" w:cs="Helvetica"/>
-                <w:i w:val="false"/>
-                <w:b w:val="false"/>
-                <w:u w:val="none"/>
-                <w:sz w:val="22"/>
-                <w:szCs w:val="22"/>
-                <w:color w:val="000000"/>
-              </w:rPr>
-              <w:t xml:space="preserve">0.420</w:t>
+              <w:t xml:space="preserve">0.71</w:t>
+            </w:r>
+          </w:p>
+        </w:tc>
+        <w:tc>
+          <w:tcPr>
+            <w:tcBorders>
+              <w:bottom w:val="none" w:sz="0" w:space="0" w:color="000000"/>
+              <w:top w:val="none" w:sz="0" w:space="0" w:color="000000"/>
+              <w:left w:val="none" w:sz="0" w:space="0" w:color="000000"/>
+              <w:right w:val="none" w:sz="0" w:space="0" w:color="000000"/>
+            </w:tcBorders>
+            <w:shd w:val="clear" w:color="auto" w:fill="FFFFFF"/>
+            <w:tcMar>
+              <w:top w:w="0" w:type="dxa"/>
+              <w:bottom w:w="0" w:type="dxa"/>
+              <w:left w:w="0" w:type="dxa"/>
+              <w:right w:w="0" w:type="dxa"/>
+            </w:tcMar>
+            <w:vAlign w:val="top"/>
+          </w:tcPr>
+          <w:p>
+            <w:pPr>
+              <w:pStyle w:val="Normal"/>
+              <w:jc w:val="center"/>
+              <w:pBdr>
+                <w:bottom w:val="none" w:sz="0" w:space="0" w:color="000000"/>
+                <w:top w:val="none" w:sz="0" w:space="0" w:color="000000"/>
+                <w:left w:val="none" w:sz="0" w:space="0" w:color="000000"/>
+                <w:right w:val="none" w:sz="0" w:space="0" w:color="000000"/>
+              </w:pBdr>
+              <w:spacing w:after="100" w:before="100" w:line="240"/>
+              <w:ind w:left="100" w:right="100" w:firstLine="0" w:firstLineChars="0"/>
+              <w:rPr>
+                <w:rFonts w:ascii="Helvetica" w:hAnsi="Helvetica" w:eastAsia="Helvetica" w:cs="Helvetica"/>
+                <w:i w:val="false"/>
+                <w:b w:val="false"/>
+                <w:u w:val="none"/>
+                <w:sz w:val="22"/>
+                <w:szCs w:val="22"/>
+                <w:color w:val="000000"/>
+              </w:rPr>
+            </w:pPr>
+            <w:r>
+              <w:rPr>
+                <w:rFonts w:ascii="Helvetica" w:hAnsi="Helvetica" w:eastAsia="Helvetica" w:cs="Helvetica"/>
+                <w:i w:val="false"/>
+                <w:b w:val="false"/>
+                <w:u w:val="none"/>
+                <w:sz w:val="22"/>
+                <w:szCs w:val="22"/>
+                <w:color w:val="000000"/>
+              </w:rPr>
+              <w:t xml:space="preserve">0.30, 1.69</w:t>
+            </w:r>
+          </w:p>
+        </w:tc>
+        <w:tc>
+          <w:tcPr>
+            <w:tcBorders>
+              <w:bottom w:val="none" w:sz="0" w:space="0" w:color="000000"/>
+              <w:top w:val="none" w:sz="0" w:space="0" w:color="000000"/>
+              <w:left w:val="none" w:sz="0" w:space="0" w:color="000000"/>
+              <w:right w:val="none" w:sz="0" w:space="0" w:color="000000"/>
+            </w:tcBorders>
+            <w:shd w:val="clear" w:color="auto" w:fill="FFFFFF"/>
+            <w:tcMar>
+              <w:top w:w="0" w:type="dxa"/>
+              <w:bottom w:w="0" w:type="dxa"/>
+              <w:left w:w="0" w:type="dxa"/>
+              <w:right w:w="0" w:type="dxa"/>
+            </w:tcMar>
+            <w:vAlign w:val="top"/>
+          </w:tcPr>
+          <w:p>
+            <w:pPr>
+              <w:pStyle w:val="Normal"/>
+              <w:jc w:val="center"/>
+              <w:pBdr>
+                <w:bottom w:val="none" w:sz="0" w:space="0" w:color="000000"/>
+                <w:top w:val="none" w:sz="0" w:space="0" w:color="000000"/>
+                <w:left w:val="none" w:sz="0" w:space="0" w:color="000000"/>
+                <w:right w:val="none" w:sz="0" w:space="0" w:color="000000"/>
+              </w:pBdr>
+              <w:spacing w:after="100" w:before="100" w:line="240"/>
+              <w:ind w:left="100" w:right="100" w:firstLine="0" w:firstLineChars="0"/>
+              <w:rPr>
+                <w:rFonts w:ascii="Helvetica" w:hAnsi="Helvetica" w:eastAsia="Helvetica" w:cs="Helvetica"/>
+                <w:i w:val="false"/>
+                <w:b w:val="false"/>
+                <w:u w:val="none"/>
+                <w:sz w:val="22"/>
+                <w:szCs w:val="22"/>
+                <w:color w:val="000000"/>
+              </w:rPr>
+            </w:pPr>
+            <w:r>
+              <w:rPr>
+                <w:rFonts w:ascii="Helvetica" w:hAnsi="Helvetica" w:eastAsia="Helvetica" w:cs="Helvetica"/>
+                <w:i w:val="false"/>
+                <w:b w:val="false"/>
+                <w:u w:val="none"/>
+                <w:sz w:val="22"/>
+                <w:szCs w:val="22"/>
+                <w:color w:val="000000"/>
+              </w:rPr>
+              <w:t xml:space="preserve">0.440</w:t>
             </w:r>
           </w:p>
         </w:tc>
@@ -14898,60 +14898,60 @@
                 <w:szCs w:val="22"/>
                 <w:color w:val="000000"/>
               </w:rPr>
-              <w:t xml:space="preserve">22,657</w:t>
-            </w:r>
-          </w:p>
-        </w:tc>
-        <w:tc>
-          <w:tcPr>
-            <w:tcBorders>
-              <w:bottom w:val="none" w:sz="0" w:space="0" w:color="000000"/>
-              <w:top w:val="none" w:sz="0" w:space="0" w:color="000000"/>
-              <w:left w:val="none" w:sz="0" w:space="0" w:color="000000"/>
-              <w:right w:val="none" w:sz="0" w:space="0" w:color="000000"/>
-            </w:tcBorders>
-            <w:shd w:val="clear" w:color="auto" w:fill="FFFFFF"/>
-            <w:tcMar>
-              <w:top w:w="0" w:type="dxa"/>
-              <w:bottom w:w="0" w:type="dxa"/>
-              <w:left w:w="0" w:type="dxa"/>
-              <w:right w:w="0" w:type="dxa"/>
-            </w:tcMar>
-            <w:vAlign w:val="top"/>
-          </w:tcPr>
-          <w:p>
-            <w:pPr>
-              <w:pStyle w:val="Normal"/>
-              <w:jc w:val="center"/>
-              <w:pBdr>
-                <w:bottom w:val="none" w:sz="0" w:space="0" w:color="000000"/>
-                <w:top w:val="none" w:sz="0" w:space="0" w:color="000000"/>
-                <w:left w:val="none" w:sz="0" w:space="0" w:color="000000"/>
-                <w:right w:val="none" w:sz="0" w:space="0" w:color="000000"/>
-              </w:pBdr>
-              <w:spacing w:after="100" w:before="100" w:line="240"/>
-              <w:ind w:left="100" w:right="100" w:firstLine="0" w:firstLineChars="0"/>
-              <w:rPr>
-                <w:rFonts w:ascii="Helvetica" w:hAnsi="Helvetica" w:eastAsia="Helvetica" w:cs="Helvetica"/>
-                <w:i w:val="false"/>
-                <w:b w:val="false"/>
-                <w:u w:val="none"/>
-                <w:sz w:val="22"/>
-                <w:szCs w:val="22"/>
-                <w:color w:val="000000"/>
-              </w:rPr>
-            </w:pPr>
-            <w:r>
-              <w:rPr>
-                <w:rFonts w:ascii="Helvetica" w:hAnsi="Helvetica" w:eastAsia="Helvetica" w:cs="Helvetica"/>
-                <w:i w:val="false"/>
-                <w:b w:val="false"/>
-                <w:u w:val="none"/>
-                <w:sz w:val="22"/>
-                <w:szCs w:val="22"/>
-                <w:color w:val="000000"/>
-              </w:rPr>
-              <w:t xml:space="preserve">8,557, 59,994</w:t>
+              <w:t xml:space="preserve">22,642</w:t>
+            </w:r>
+          </w:p>
+        </w:tc>
+        <w:tc>
+          <w:tcPr>
+            <w:tcBorders>
+              <w:bottom w:val="none" w:sz="0" w:space="0" w:color="000000"/>
+              <w:top w:val="none" w:sz="0" w:space="0" w:color="000000"/>
+              <w:left w:val="none" w:sz="0" w:space="0" w:color="000000"/>
+              <w:right w:val="none" w:sz="0" w:space="0" w:color="000000"/>
+            </w:tcBorders>
+            <w:shd w:val="clear" w:color="auto" w:fill="FFFFFF"/>
+            <w:tcMar>
+              <w:top w:w="0" w:type="dxa"/>
+              <w:bottom w:w="0" w:type="dxa"/>
+              <w:left w:w="0" w:type="dxa"/>
+              <w:right w:w="0" w:type="dxa"/>
+            </w:tcMar>
+            <w:vAlign w:val="top"/>
+          </w:tcPr>
+          <w:p>
+            <w:pPr>
+              <w:pStyle w:val="Normal"/>
+              <w:jc w:val="center"/>
+              <w:pBdr>
+                <w:bottom w:val="none" w:sz="0" w:space="0" w:color="000000"/>
+                <w:top w:val="none" w:sz="0" w:space="0" w:color="000000"/>
+                <w:left w:val="none" w:sz="0" w:space="0" w:color="000000"/>
+                <w:right w:val="none" w:sz="0" w:space="0" w:color="000000"/>
+              </w:pBdr>
+              <w:spacing w:after="100" w:before="100" w:line="240"/>
+              <w:ind w:left="100" w:right="100" w:firstLine="0" w:firstLineChars="0"/>
+              <w:rPr>
+                <w:rFonts w:ascii="Helvetica" w:hAnsi="Helvetica" w:eastAsia="Helvetica" w:cs="Helvetica"/>
+                <w:i w:val="false"/>
+                <w:b w:val="false"/>
+                <w:u w:val="none"/>
+                <w:sz w:val="22"/>
+                <w:szCs w:val="22"/>
+                <w:color w:val="000000"/>
+              </w:rPr>
+            </w:pPr>
+            <w:r>
+              <w:rPr>
+                <w:rFonts w:ascii="Helvetica" w:hAnsi="Helvetica" w:eastAsia="Helvetica" w:cs="Helvetica"/>
+                <w:i w:val="false"/>
+                <w:b w:val="false"/>
+                <w:u w:val="none"/>
+                <w:sz w:val="22"/>
+                <w:szCs w:val="22"/>
+                <w:color w:val="000000"/>
+              </w:rPr>
+              <w:t xml:space="preserve">8,480, 60,457</w:t>
             </w:r>
           </w:p>
         </w:tc>
@@ -15110,60 +15110,60 @@
                 <w:szCs w:val="22"/>
                 <w:color w:val="000000"/>
               </w:rPr>
-              <w:t xml:space="preserve">21,920</w:t>
-            </w:r>
-          </w:p>
-        </w:tc>
-        <w:tc>
-          <w:tcPr>
-            <w:tcBorders>
-              <w:bottom w:val="none" w:sz="0" w:space="0" w:color="000000"/>
-              <w:top w:val="none" w:sz="0" w:space="0" w:color="000000"/>
-              <w:left w:val="none" w:sz="0" w:space="0" w:color="000000"/>
-              <w:right w:val="none" w:sz="0" w:space="0" w:color="000000"/>
-            </w:tcBorders>
-            <w:shd w:val="clear" w:color="auto" w:fill="FFFFFF"/>
-            <w:tcMar>
-              <w:top w:w="0" w:type="dxa"/>
-              <w:bottom w:w="0" w:type="dxa"/>
-              <w:left w:w="0" w:type="dxa"/>
-              <w:right w:w="0" w:type="dxa"/>
-            </w:tcMar>
-            <w:vAlign w:val="top"/>
-          </w:tcPr>
-          <w:p>
-            <w:pPr>
-              <w:pStyle w:val="Normal"/>
-              <w:jc w:val="center"/>
-              <w:pBdr>
-                <w:bottom w:val="none" w:sz="0" w:space="0" w:color="000000"/>
-                <w:top w:val="none" w:sz="0" w:space="0" w:color="000000"/>
-                <w:left w:val="none" w:sz="0" w:space="0" w:color="000000"/>
-                <w:right w:val="none" w:sz="0" w:space="0" w:color="000000"/>
-              </w:pBdr>
-              <w:spacing w:after="100" w:before="100" w:line="240"/>
-              <w:ind w:left="100" w:right="100" w:firstLine="0" w:firstLineChars="0"/>
-              <w:rPr>
-                <w:rFonts w:ascii="Helvetica" w:hAnsi="Helvetica" w:eastAsia="Helvetica" w:cs="Helvetica"/>
-                <w:i w:val="false"/>
-                <w:b w:val="false"/>
-                <w:u w:val="none"/>
-                <w:sz w:val="22"/>
-                <w:szCs w:val="22"/>
-                <w:color w:val="000000"/>
-              </w:rPr>
-            </w:pPr>
-            <w:r>
-              <w:rPr>
-                <w:rFonts w:ascii="Helvetica" w:hAnsi="Helvetica" w:eastAsia="Helvetica" w:cs="Helvetica"/>
-                <w:i w:val="false"/>
-                <w:b w:val="false"/>
-                <w:u w:val="none"/>
-                <w:sz w:val="22"/>
-                <w:szCs w:val="22"/>
-                <w:color w:val="000000"/>
-              </w:rPr>
-              <w:t xml:space="preserve">3,463, 138,759</w:t>
+              <w:t xml:space="preserve">23,119</w:t>
+            </w:r>
+          </w:p>
+        </w:tc>
+        <w:tc>
+          <w:tcPr>
+            <w:tcBorders>
+              <w:bottom w:val="none" w:sz="0" w:space="0" w:color="000000"/>
+              <w:top w:val="none" w:sz="0" w:space="0" w:color="000000"/>
+              <w:left w:val="none" w:sz="0" w:space="0" w:color="000000"/>
+              <w:right w:val="none" w:sz="0" w:space="0" w:color="000000"/>
+            </w:tcBorders>
+            <w:shd w:val="clear" w:color="auto" w:fill="FFFFFF"/>
+            <w:tcMar>
+              <w:top w:w="0" w:type="dxa"/>
+              <w:bottom w:w="0" w:type="dxa"/>
+              <w:left w:w="0" w:type="dxa"/>
+              <w:right w:w="0" w:type="dxa"/>
+            </w:tcMar>
+            <w:vAlign w:val="top"/>
+          </w:tcPr>
+          <w:p>
+            <w:pPr>
+              <w:pStyle w:val="Normal"/>
+              <w:jc w:val="center"/>
+              <w:pBdr>
+                <w:bottom w:val="none" w:sz="0" w:space="0" w:color="000000"/>
+                <w:top w:val="none" w:sz="0" w:space="0" w:color="000000"/>
+                <w:left w:val="none" w:sz="0" w:space="0" w:color="000000"/>
+                <w:right w:val="none" w:sz="0" w:space="0" w:color="000000"/>
+              </w:pBdr>
+              <w:spacing w:after="100" w:before="100" w:line="240"/>
+              <w:ind w:left="100" w:right="100" w:firstLine="0" w:firstLineChars="0"/>
+              <w:rPr>
+                <w:rFonts w:ascii="Helvetica" w:hAnsi="Helvetica" w:eastAsia="Helvetica" w:cs="Helvetica"/>
+                <w:i w:val="false"/>
+                <w:b w:val="false"/>
+                <w:u w:val="none"/>
+                <w:sz w:val="22"/>
+                <w:szCs w:val="22"/>
+                <w:color w:val="000000"/>
+              </w:rPr>
+            </w:pPr>
+            <w:r>
+              <w:rPr>
+                <w:rFonts w:ascii="Helvetica" w:hAnsi="Helvetica" w:eastAsia="Helvetica" w:cs="Helvetica"/>
+                <w:i w:val="false"/>
+                <w:b w:val="false"/>
+                <w:u w:val="none"/>
+                <w:sz w:val="22"/>
+                <w:szCs w:val="22"/>
+                <w:color w:val="000000"/>
+              </w:rPr>
+              <w:t xml:space="preserve">3,883, 137,626</w:t>
             </w:r>
           </w:p>
         </w:tc>
@@ -15381,113 +15381,113 @@
                 <w:szCs w:val="22"/>
                 <w:color w:val="000000"/>
               </w:rPr>
-              <w:t xml:space="preserve">1.62</w:t>
-            </w:r>
-          </w:p>
-        </w:tc>
-        <w:tc>
-          <w:tcPr>
-            <w:tcBorders>
-              <w:bottom w:val="none" w:sz="0" w:space="0" w:color="000000"/>
-              <w:top w:val="none" w:sz="0" w:space="0" w:color="000000"/>
-              <w:left w:val="none" w:sz="0" w:space="0" w:color="000000"/>
-              <w:right w:val="none" w:sz="0" w:space="0" w:color="000000"/>
-            </w:tcBorders>
-            <w:shd w:val="clear" w:color="auto" w:fill="FFFFFF"/>
-            <w:tcMar>
-              <w:top w:w="0" w:type="dxa"/>
-              <w:bottom w:w="0" w:type="dxa"/>
-              <w:left w:w="0" w:type="dxa"/>
-              <w:right w:w="0" w:type="dxa"/>
-            </w:tcMar>
-            <w:vAlign w:val="top"/>
-          </w:tcPr>
-          <w:p>
-            <w:pPr>
-              <w:pStyle w:val="Normal"/>
-              <w:jc w:val="center"/>
-              <w:pBdr>
-                <w:bottom w:val="none" w:sz="0" w:space="0" w:color="000000"/>
-                <w:top w:val="none" w:sz="0" w:space="0" w:color="000000"/>
-                <w:left w:val="none" w:sz="0" w:space="0" w:color="000000"/>
-                <w:right w:val="none" w:sz="0" w:space="0" w:color="000000"/>
-              </w:pBdr>
-              <w:spacing w:after="100" w:before="100" w:line="240"/>
-              <w:ind w:left="100" w:right="100" w:firstLine="0" w:firstLineChars="0"/>
-              <w:rPr>
-                <w:rFonts w:ascii="Helvetica" w:hAnsi="Helvetica" w:eastAsia="Helvetica" w:cs="Helvetica"/>
-                <w:i w:val="false"/>
-                <w:b w:val="false"/>
-                <w:u w:val="none"/>
-                <w:sz w:val="22"/>
-                <w:szCs w:val="22"/>
-                <w:color w:val="000000"/>
-              </w:rPr>
-            </w:pPr>
-            <w:r>
-              <w:rPr>
-                <w:rFonts w:ascii="Helvetica" w:hAnsi="Helvetica" w:eastAsia="Helvetica" w:cs="Helvetica"/>
-                <w:i w:val="false"/>
-                <w:b w:val="false"/>
-                <w:u w:val="none"/>
-                <w:sz w:val="22"/>
-                <w:szCs w:val="22"/>
-                <w:color w:val="000000"/>
-              </w:rPr>
-              <w:t xml:space="preserve">0.65, 4.02</w:t>
-            </w:r>
-          </w:p>
-        </w:tc>
-        <w:tc>
-          <w:tcPr>
-            <w:tcBorders>
-              <w:bottom w:val="none" w:sz="0" w:space="0" w:color="000000"/>
-              <w:top w:val="none" w:sz="0" w:space="0" w:color="000000"/>
-              <w:left w:val="none" w:sz="0" w:space="0" w:color="000000"/>
-              <w:right w:val="none" w:sz="0" w:space="0" w:color="000000"/>
-            </w:tcBorders>
-            <w:shd w:val="clear" w:color="auto" w:fill="FFFFFF"/>
-            <w:tcMar>
-              <w:top w:w="0" w:type="dxa"/>
-              <w:bottom w:w="0" w:type="dxa"/>
-              <w:left w:w="0" w:type="dxa"/>
-              <w:right w:w="0" w:type="dxa"/>
-            </w:tcMar>
-            <w:vAlign w:val="top"/>
-          </w:tcPr>
-          <w:p>
-            <w:pPr>
-              <w:pStyle w:val="Normal"/>
-              <w:jc w:val="center"/>
-              <w:pBdr>
-                <w:bottom w:val="none" w:sz="0" w:space="0" w:color="000000"/>
-                <w:top w:val="none" w:sz="0" w:space="0" w:color="000000"/>
-                <w:left w:val="none" w:sz="0" w:space="0" w:color="000000"/>
-                <w:right w:val="none" w:sz="0" w:space="0" w:color="000000"/>
-              </w:pBdr>
-              <w:spacing w:after="100" w:before="100" w:line="240"/>
-              <w:ind w:left="100" w:right="100" w:firstLine="0" w:firstLineChars="0"/>
-              <w:rPr>
-                <w:rFonts w:ascii="Helvetica" w:hAnsi="Helvetica" w:eastAsia="Helvetica" w:cs="Helvetica"/>
-                <w:i w:val="false"/>
-                <w:b w:val="false"/>
-                <w:u w:val="none"/>
-                <w:sz w:val="22"/>
-                <w:szCs w:val="22"/>
-                <w:color w:val="000000"/>
-              </w:rPr>
-            </w:pPr>
-            <w:r>
-              <w:rPr>
-                <w:rFonts w:ascii="Helvetica" w:hAnsi="Helvetica" w:eastAsia="Helvetica" w:cs="Helvetica"/>
-                <w:i w:val="false"/>
-                <w:b w:val="false"/>
-                <w:u w:val="none"/>
-                <w:sz w:val="22"/>
-                <w:szCs w:val="22"/>
-                <w:color w:val="000000"/>
-              </w:rPr>
-              <w:t xml:space="preserve">0.300</w:t>
+              <w:t xml:space="preserve">1.31</w:t>
+            </w:r>
+          </w:p>
+        </w:tc>
+        <w:tc>
+          <w:tcPr>
+            <w:tcBorders>
+              <w:bottom w:val="none" w:sz="0" w:space="0" w:color="000000"/>
+              <w:top w:val="none" w:sz="0" w:space="0" w:color="000000"/>
+              <w:left w:val="none" w:sz="0" w:space="0" w:color="000000"/>
+              <w:right w:val="none" w:sz="0" w:space="0" w:color="000000"/>
+            </w:tcBorders>
+            <w:shd w:val="clear" w:color="auto" w:fill="FFFFFF"/>
+            <w:tcMar>
+              <w:top w:w="0" w:type="dxa"/>
+              <w:bottom w:w="0" w:type="dxa"/>
+              <w:left w:w="0" w:type="dxa"/>
+              <w:right w:w="0" w:type="dxa"/>
+            </w:tcMar>
+            <w:vAlign w:val="top"/>
+          </w:tcPr>
+          <w:p>
+            <w:pPr>
+              <w:pStyle w:val="Normal"/>
+              <w:jc w:val="center"/>
+              <w:pBdr>
+                <w:bottom w:val="none" w:sz="0" w:space="0" w:color="000000"/>
+                <w:top w:val="none" w:sz="0" w:space="0" w:color="000000"/>
+                <w:left w:val="none" w:sz="0" w:space="0" w:color="000000"/>
+                <w:right w:val="none" w:sz="0" w:space="0" w:color="000000"/>
+              </w:pBdr>
+              <w:spacing w:after="100" w:before="100" w:line="240"/>
+              <w:ind w:left="100" w:right="100" w:firstLine="0" w:firstLineChars="0"/>
+              <w:rPr>
+                <w:rFonts w:ascii="Helvetica" w:hAnsi="Helvetica" w:eastAsia="Helvetica" w:cs="Helvetica"/>
+                <w:i w:val="false"/>
+                <w:b w:val="false"/>
+                <w:u w:val="none"/>
+                <w:sz w:val="22"/>
+                <w:szCs w:val="22"/>
+                <w:color w:val="000000"/>
+              </w:rPr>
+            </w:pPr>
+            <w:r>
+              <w:rPr>
+                <w:rFonts w:ascii="Helvetica" w:hAnsi="Helvetica" w:eastAsia="Helvetica" w:cs="Helvetica"/>
+                <w:i w:val="false"/>
+                <w:b w:val="false"/>
+                <w:u w:val="none"/>
+                <w:sz w:val="22"/>
+                <w:szCs w:val="22"/>
+                <w:color w:val="000000"/>
+              </w:rPr>
+              <w:t xml:space="preserve">0.54, 3.18</w:t>
+            </w:r>
+          </w:p>
+        </w:tc>
+        <w:tc>
+          <w:tcPr>
+            <w:tcBorders>
+              <w:bottom w:val="none" w:sz="0" w:space="0" w:color="000000"/>
+              <w:top w:val="none" w:sz="0" w:space="0" w:color="000000"/>
+              <w:left w:val="none" w:sz="0" w:space="0" w:color="000000"/>
+              <w:right w:val="none" w:sz="0" w:space="0" w:color="000000"/>
+            </w:tcBorders>
+            <w:shd w:val="clear" w:color="auto" w:fill="FFFFFF"/>
+            <w:tcMar>
+              <w:top w:w="0" w:type="dxa"/>
+              <w:bottom w:w="0" w:type="dxa"/>
+              <w:left w:w="0" w:type="dxa"/>
+              <w:right w:w="0" w:type="dxa"/>
+            </w:tcMar>
+            <w:vAlign w:val="top"/>
+          </w:tcPr>
+          <w:p>
+            <w:pPr>
+              <w:pStyle w:val="Normal"/>
+              <w:jc w:val="center"/>
+              <w:pBdr>
+                <w:bottom w:val="none" w:sz="0" w:space="0" w:color="000000"/>
+                <w:top w:val="none" w:sz="0" w:space="0" w:color="000000"/>
+                <w:left w:val="none" w:sz="0" w:space="0" w:color="000000"/>
+                <w:right w:val="none" w:sz="0" w:space="0" w:color="000000"/>
+              </w:pBdr>
+              <w:spacing w:after="100" w:before="100" w:line="240"/>
+              <w:ind w:left="100" w:right="100" w:firstLine="0" w:firstLineChars="0"/>
+              <w:rPr>
+                <w:rFonts w:ascii="Helvetica" w:hAnsi="Helvetica" w:eastAsia="Helvetica" w:cs="Helvetica"/>
+                <w:i w:val="false"/>
+                <w:b w:val="false"/>
+                <w:u w:val="none"/>
+                <w:sz w:val="22"/>
+                <w:szCs w:val="22"/>
+                <w:color w:val="000000"/>
+              </w:rPr>
+            </w:pPr>
+            <w:r>
+              <w:rPr>
+                <w:rFonts w:ascii="Helvetica" w:hAnsi="Helvetica" w:eastAsia="Helvetica" w:cs="Helvetica"/>
+                <w:i w:val="false"/>
+                <w:b w:val="false"/>
+                <w:u w:val="none"/>
+                <w:sz w:val="22"/>
+                <w:szCs w:val="22"/>
+                <w:color w:val="000000"/>
+              </w:rPr>
+              <w:t xml:space="preserve">0.560</w:t>
             </w:r>
           </w:p>
         </w:tc>
@@ -15593,113 +15593,113 @@
                 <w:szCs w:val="22"/>
                 <w:color w:val="000000"/>
               </w:rPr>
-              <w:t xml:space="preserve">1.45</w:t>
-            </w:r>
-          </w:p>
-        </w:tc>
-        <w:tc>
-          <w:tcPr>
-            <w:tcBorders>
-              <w:bottom w:val="none" w:sz="0" w:space="0" w:color="000000"/>
-              <w:top w:val="none" w:sz="0" w:space="0" w:color="000000"/>
-              <w:left w:val="none" w:sz="0" w:space="0" w:color="000000"/>
-              <w:right w:val="none" w:sz="0" w:space="0" w:color="000000"/>
-            </w:tcBorders>
-            <w:shd w:val="clear" w:color="auto" w:fill="FFFFFF"/>
-            <w:tcMar>
-              <w:top w:w="0" w:type="dxa"/>
-              <w:bottom w:w="0" w:type="dxa"/>
-              <w:left w:w="0" w:type="dxa"/>
-              <w:right w:w="0" w:type="dxa"/>
-            </w:tcMar>
-            <w:vAlign w:val="top"/>
-          </w:tcPr>
-          <w:p>
-            <w:pPr>
-              <w:pStyle w:val="Normal"/>
-              <w:jc w:val="center"/>
-              <w:pBdr>
-                <w:bottom w:val="none" w:sz="0" w:space="0" w:color="000000"/>
-                <w:top w:val="none" w:sz="0" w:space="0" w:color="000000"/>
-                <w:left w:val="none" w:sz="0" w:space="0" w:color="000000"/>
-                <w:right w:val="none" w:sz="0" w:space="0" w:color="000000"/>
-              </w:pBdr>
-              <w:spacing w:after="100" w:before="100" w:line="240"/>
-              <w:ind w:left="100" w:right="100" w:firstLine="0" w:firstLineChars="0"/>
-              <w:rPr>
-                <w:rFonts w:ascii="Helvetica" w:hAnsi="Helvetica" w:eastAsia="Helvetica" w:cs="Helvetica"/>
-                <w:i w:val="false"/>
-                <w:b w:val="false"/>
-                <w:u w:val="none"/>
-                <w:sz w:val="22"/>
-                <w:szCs w:val="22"/>
-                <w:color w:val="000000"/>
-              </w:rPr>
-            </w:pPr>
-            <w:r>
-              <w:rPr>
-                <w:rFonts w:ascii="Helvetica" w:hAnsi="Helvetica" w:eastAsia="Helvetica" w:cs="Helvetica"/>
-                <w:i w:val="false"/>
-                <w:b w:val="false"/>
-                <w:u w:val="none"/>
-                <w:sz w:val="22"/>
-                <w:szCs w:val="22"/>
-                <w:color w:val="000000"/>
-              </w:rPr>
-              <w:t xml:space="preserve">0.58, 3.58</w:t>
-            </w:r>
-          </w:p>
-        </w:tc>
-        <w:tc>
-          <w:tcPr>
-            <w:tcBorders>
-              <w:bottom w:val="none" w:sz="0" w:space="0" w:color="000000"/>
-              <w:top w:val="none" w:sz="0" w:space="0" w:color="000000"/>
-              <w:left w:val="none" w:sz="0" w:space="0" w:color="000000"/>
-              <w:right w:val="none" w:sz="0" w:space="0" w:color="000000"/>
-            </w:tcBorders>
-            <w:shd w:val="clear" w:color="auto" w:fill="FFFFFF"/>
-            <w:tcMar>
-              <w:top w:w="0" w:type="dxa"/>
-              <w:bottom w:w="0" w:type="dxa"/>
-              <w:left w:w="0" w:type="dxa"/>
-              <w:right w:w="0" w:type="dxa"/>
-            </w:tcMar>
-            <w:vAlign w:val="top"/>
-          </w:tcPr>
-          <w:p>
-            <w:pPr>
-              <w:pStyle w:val="Normal"/>
-              <w:jc w:val="center"/>
-              <w:pBdr>
-                <w:bottom w:val="none" w:sz="0" w:space="0" w:color="000000"/>
-                <w:top w:val="none" w:sz="0" w:space="0" w:color="000000"/>
-                <w:left w:val="none" w:sz="0" w:space="0" w:color="000000"/>
-                <w:right w:val="none" w:sz="0" w:space="0" w:color="000000"/>
-              </w:pBdr>
-              <w:spacing w:after="100" w:before="100" w:line="240"/>
-              <w:ind w:left="100" w:right="100" w:firstLine="0" w:firstLineChars="0"/>
-              <w:rPr>
-                <w:rFonts w:ascii="Helvetica" w:hAnsi="Helvetica" w:eastAsia="Helvetica" w:cs="Helvetica"/>
-                <w:i w:val="false"/>
-                <w:b w:val="false"/>
-                <w:u w:val="none"/>
-                <w:sz w:val="22"/>
-                <w:szCs w:val="22"/>
-                <w:color w:val="000000"/>
-              </w:rPr>
-            </w:pPr>
-            <w:r>
-              <w:rPr>
-                <w:rFonts w:ascii="Helvetica" w:hAnsi="Helvetica" w:eastAsia="Helvetica" w:cs="Helvetica"/>
-                <w:i w:val="false"/>
-                <w:b w:val="false"/>
-                <w:u w:val="none"/>
-                <w:sz w:val="22"/>
-                <w:szCs w:val="22"/>
-                <w:color w:val="000000"/>
-              </w:rPr>
-              <w:t xml:space="preserve">0.430</w:t>
+              <w:t xml:space="preserve">0.96</w:t>
+            </w:r>
+          </w:p>
+        </w:tc>
+        <w:tc>
+          <w:tcPr>
+            <w:tcBorders>
+              <w:bottom w:val="none" w:sz="0" w:space="0" w:color="000000"/>
+              <w:top w:val="none" w:sz="0" w:space="0" w:color="000000"/>
+              <w:left w:val="none" w:sz="0" w:space="0" w:color="000000"/>
+              <w:right w:val="none" w:sz="0" w:space="0" w:color="000000"/>
+            </w:tcBorders>
+            <w:shd w:val="clear" w:color="auto" w:fill="FFFFFF"/>
+            <w:tcMar>
+              <w:top w:w="0" w:type="dxa"/>
+              <w:bottom w:w="0" w:type="dxa"/>
+              <w:left w:w="0" w:type="dxa"/>
+              <w:right w:w="0" w:type="dxa"/>
+            </w:tcMar>
+            <w:vAlign w:val="top"/>
+          </w:tcPr>
+          <w:p>
+            <w:pPr>
+              <w:pStyle w:val="Normal"/>
+              <w:jc w:val="center"/>
+              <w:pBdr>
+                <w:bottom w:val="none" w:sz="0" w:space="0" w:color="000000"/>
+                <w:top w:val="none" w:sz="0" w:space="0" w:color="000000"/>
+                <w:left w:val="none" w:sz="0" w:space="0" w:color="000000"/>
+                <w:right w:val="none" w:sz="0" w:space="0" w:color="000000"/>
+              </w:pBdr>
+              <w:spacing w:after="100" w:before="100" w:line="240"/>
+              <w:ind w:left="100" w:right="100" w:firstLine="0" w:firstLineChars="0"/>
+              <w:rPr>
+                <w:rFonts w:ascii="Helvetica" w:hAnsi="Helvetica" w:eastAsia="Helvetica" w:cs="Helvetica"/>
+                <w:i w:val="false"/>
+                <w:b w:val="false"/>
+                <w:u w:val="none"/>
+                <w:sz w:val="22"/>
+                <w:szCs w:val="22"/>
+                <w:color w:val="000000"/>
+              </w:rPr>
+            </w:pPr>
+            <w:r>
+              <w:rPr>
+                <w:rFonts w:ascii="Helvetica" w:hAnsi="Helvetica" w:eastAsia="Helvetica" w:cs="Helvetica"/>
+                <w:i w:val="false"/>
+                <w:b w:val="false"/>
+                <w:u w:val="none"/>
+                <w:sz w:val="22"/>
+                <w:szCs w:val="22"/>
+                <w:color w:val="000000"/>
+              </w:rPr>
+              <w:t xml:space="preserve">0.37, 2.46</w:t>
+            </w:r>
+          </w:p>
+        </w:tc>
+        <w:tc>
+          <w:tcPr>
+            <w:tcBorders>
+              <w:bottom w:val="none" w:sz="0" w:space="0" w:color="000000"/>
+              <w:top w:val="none" w:sz="0" w:space="0" w:color="000000"/>
+              <w:left w:val="none" w:sz="0" w:space="0" w:color="000000"/>
+              <w:right w:val="none" w:sz="0" w:space="0" w:color="000000"/>
+            </w:tcBorders>
+            <w:shd w:val="clear" w:color="auto" w:fill="FFFFFF"/>
+            <w:tcMar>
+              <w:top w:w="0" w:type="dxa"/>
+              <w:bottom w:w="0" w:type="dxa"/>
+              <w:left w:w="0" w:type="dxa"/>
+              <w:right w:w="0" w:type="dxa"/>
+            </w:tcMar>
+            <w:vAlign w:val="top"/>
+          </w:tcPr>
+          <w:p>
+            <w:pPr>
+              <w:pStyle w:val="Normal"/>
+              <w:jc w:val="center"/>
+              <w:pBdr>
+                <w:bottom w:val="none" w:sz="0" w:space="0" w:color="000000"/>
+                <w:top w:val="none" w:sz="0" w:space="0" w:color="000000"/>
+                <w:left w:val="none" w:sz="0" w:space="0" w:color="000000"/>
+                <w:right w:val="none" w:sz="0" w:space="0" w:color="000000"/>
+              </w:pBdr>
+              <w:spacing w:after="100" w:before="100" w:line="240"/>
+              <w:ind w:left="100" w:right="100" w:firstLine="0" w:firstLineChars="0"/>
+              <w:rPr>
+                <w:rFonts w:ascii="Helvetica" w:hAnsi="Helvetica" w:eastAsia="Helvetica" w:cs="Helvetica"/>
+                <w:i w:val="false"/>
+                <w:b w:val="false"/>
+                <w:u w:val="none"/>
+                <w:sz w:val="22"/>
+                <w:szCs w:val="22"/>
+                <w:color w:val="000000"/>
+              </w:rPr>
+            </w:pPr>
+            <w:r>
+              <w:rPr>
+                <w:rFonts w:ascii="Helvetica" w:hAnsi="Helvetica" w:eastAsia="Helvetica" w:cs="Helvetica"/>
+                <w:i w:val="false"/>
+                <w:b w:val="false"/>
+                <w:u w:val="none"/>
+                <w:sz w:val="22"/>
+                <w:szCs w:val="22"/>
+                <w:color w:val="000000"/>
+              </w:rPr>
+              <w:t xml:space="preserve">0.930</w:t>
             </w:r>
           </w:p>
         </w:tc>
@@ -15864,7 +15864,7 @@
                 <w:szCs w:val="22"/>
                 <w:color w:val="000000"/>
               </w:rPr>
-              <w:t xml:space="preserve">0.96</w:t>
+              <w:t xml:space="preserve">0.97</w:t>
             </w:r>
           </w:p>
         </w:tc>
@@ -16076,7 +16076,7 @@
                 <w:szCs w:val="22"/>
                 <w:color w:val="000000"/>
               </w:rPr>
-              <w:t xml:space="preserve">0.95</w:t>
+              <w:t xml:space="preserve">0.97</w:t>
             </w:r>
           </w:p>
         </w:tc>
@@ -16129,7 +16129,7 @@
                 <w:szCs w:val="22"/>
                 <w:color w:val="000000"/>
               </w:rPr>
-              <w:t xml:space="preserve">0.92, 0.99</w:t>
+              <w:t xml:space="preserve">0.94, 1.00</w:t>
             </w:r>
           </w:p>
         </w:tc>
@@ -16182,7 +16182,7 @@
                 <w:szCs w:val="22"/>
                 <w:color w:val="000000"/>
               </w:rPr>
-              <w:t xml:space="preserve">0.009</w:t>
+              <w:t xml:space="preserve">0.025</w:t>
             </w:r>
           </w:p>
         </w:tc>

--- a/docs/tables/whole/sec5_ckd_composite.docx
+++ b/docs/tables/whole/sec5_ckd_composite.docx
@@ -785,7 +785,7 @@
                 <w:szCs w:val="22"/>
                 <w:color w:val="000000"/>
               </w:rPr>
-              <w:t xml:space="preserve">egfr_diff_pct_per10</w:t>
+              <w:t xml:space="preserve">egfr_diff_pct_sens_per10</w:t>
             </w:r>
           </w:p>
         </w:tc>
@@ -891,7 +891,7 @@
                 <w:szCs w:val="22"/>
                 <w:color w:val="000000"/>
               </w:rPr>
-              <w:t xml:space="preserve">1.05</w:t>
+              <w:t xml:space="preserve">1.40</w:t>
             </w:r>
           </w:p>
         </w:tc>
@@ -944,7 +944,7 @@
                 <w:szCs w:val="22"/>
                 <w:color w:val="000000"/>
               </w:rPr>
-              <w:t xml:space="preserve">0.90, 1.22</w:t>
+              <w:t xml:space="preserve">1.21, 1.62</w:t>
             </w:r>
           </w:p>
         </w:tc>
@@ -997,7 +997,7 @@
                 <w:szCs w:val="22"/>
                 <w:color w:val="000000"/>
               </w:rPr>
-              <w:t xml:space="preserve">0.510</w:t>
+              <w:t xml:space="preserve">&lt;0.001</w:t>
             </w:r>
           </w:p>
         </w:tc>
@@ -1103,7 +1103,7 @@
                 <w:szCs w:val="22"/>
                 <w:color w:val="000000"/>
               </w:rPr>
-              <w:t xml:space="preserve">1.18</w:t>
+              <w:t xml:space="preserve">1.11</w:t>
             </w:r>
           </w:p>
         </w:tc>
@@ -1156,7 +1156,7 @@
                 <w:szCs w:val="22"/>
                 <w:color w:val="000000"/>
               </w:rPr>
-              <w:t xml:space="preserve">0.95, 1.47</w:t>
+              <w:t xml:space="preserve">0.93, 1.33</w:t>
             </w:r>
           </w:p>
         </w:tc>
@@ -1209,7 +1209,7 @@
                 <w:szCs w:val="22"/>
                 <w:color w:val="000000"/>
               </w:rPr>
-              <w:t xml:space="preserve">0.130</w:t>
+              <w:t xml:space="preserve">0.240</w:t>
             </w:r>
           </w:p>
         </w:tc>
@@ -1586,113 +1586,113 @@
                 <w:szCs w:val="22"/>
                 <w:color w:val="000000"/>
               </w:rPr>
-              <w:t xml:space="preserve">1.05</w:t>
-            </w:r>
-          </w:p>
-        </w:tc>
-        <w:tc>
-          <w:tcPr>
-            <w:tcBorders>
-              <w:bottom w:val="none" w:sz="0" w:space="0" w:color="000000"/>
-              <w:top w:val="none" w:sz="0" w:space="0" w:color="000000"/>
-              <w:left w:val="none" w:sz="0" w:space="0" w:color="000000"/>
-              <w:right w:val="none" w:sz="0" w:space="0" w:color="000000"/>
-            </w:tcBorders>
-            <w:shd w:val="clear" w:color="auto" w:fill="FFFFFF"/>
-            <w:tcMar>
-              <w:top w:w="0" w:type="dxa"/>
-              <w:bottom w:w="0" w:type="dxa"/>
-              <w:left w:w="0" w:type="dxa"/>
-              <w:right w:w="0" w:type="dxa"/>
-            </w:tcMar>
-            <w:vAlign w:val="top"/>
-          </w:tcPr>
-          <w:p>
-            <w:pPr>
-              <w:pStyle w:val="Normal"/>
-              <w:jc w:val="center"/>
-              <w:pBdr>
-                <w:bottom w:val="none" w:sz="0" w:space="0" w:color="000000"/>
-                <w:top w:val="none" w:sz="0" w:space="0" w:color="000000"/>
-                <w:left w:val="none" w:sz="0" w:space="0" w:color="000000"/>
-                <w:right w:val="none" w:sz="0" w:space="0" w:color="000000"/>
-              </w:pBdr>
-              <w:spacing w:after="100" w:before="100" w:line="240"/>
-              <w:ind w:left="100" w:right="100" w:firstLine="0" w:firstLineChars="0"/>
-              <w:rPr>
-                <w:rFonts w:ascii="Helvetica" w:hAnsi="Helvetica" w:eastAsia="Helvetica" w:cs="Helvetica"/>
-                <w:i w:val="false"/>
-                <w:b w:val="false"/>
-                <w:u w:val="none"/>
-                <w:sz w:val="22"/>
-                <w:szCs w:val="22"/>
-                <w:color w:val="000000"/>
-              </w:rPr>
-            </w:pPr>
-            <w:r>
-              <w:rPr>
-                <w:rFonts w:ascii="Helvetica" w:hAnsi="Helvetica" w:eastAsia="Helvetica" w:cs="Helvetica"/>
-                <w:i w:val="false"/>
-                <w:b w:val="false"/>
-                <w:u w:val="none"/>
-                <w:sz w:val="22"/>
-                <w:szCs w:val="22"/>
-                <w:color w:val="000000"/>
-              </w:rPr>
-              <w:t xml:space="preserve">0.99, 1.12</w:t>
-            </w:r>
-          </w:p>
-        </w:tc>
-        <w:tc>
-          <w:tcPr>
-            <w:tcBorders>
-              <w:bottom w:val="none" w:sz="0" w:space="0" w:color="000000"/>
-              <w:top w:val="none" w:sz="0" w:space="0" w:color="000000"/>
-              <w:left w:val="none" w:sz="0" w:space="0" w:color="000000"/>
-              <w:right w:val="none" w:sz="0" w:space="0" w:color="000000"/>
-            </w:tcBorders>
-            <w:shd w:val="clear" w:color="auto" w:fill="FFFFFF"/>
-            <w:tcMar>
-              <w:top w:w="0" w:type="dxa"/>
-              <w:bottom w:w="0" w:type="dxa"/>
-              <w:left w:w="0" w:type="dxa"/>
-              <w:right w:w="0" w:type="dxa"/>
-            </w:tcMar>
-            <w:vAlign w:val="top"/>
-          </w:tcPr>
-          <w:p>
-            <w:pPr>
-              <w:pStyle w:val="Normal"/>
-              <w:jc w:val="center"/>
-              <w:pBdr>
-                <w:bottom w:val="none" w:sz="0" w:space="0" w:color="000000"/>
-                <w:top w:val="none" w:sz="0" w:space="0" w:color="000000"/>
-                <w:left w:val="none" w:sz="0" w:space="0" w:color="000000"/>
-                <w:right w:val="none" w:sz="0" w:space="0" w:color="000000"/>
-              </w:pBdr>
-              <w:spacing w:after="100" w:before="100" w:line="240"/>
-              <w:ind w:left="100" w:right="100" w:firstLine="0" w:firstLineChars="0"/>
-              <w:rPr>
-                <w:rFonts w:ascii="Helvetica" w:hAnsi="Helvetica" w:eastAsia="Helvetica" w:cs="Helvetica"/>
-                <w:i w:val="false"/>
-                <w:b w:val="false"/>
-                <w:u w:val="none"/>
-                <w:sz w:val="22"/>
-                <w:szCs w:val="22"/>
-                <w:color w:val="000000"/>
-              </w:rPr>
-            </w:pPr>
-            <w:r>
-              <w:rPr>
-                <w:rFonts w:ascii="Helvetica" w:hAnsi="Helvetica" w:eastAsia="Helvetica" w:cs="Helvetica"/>
-                <w:i w:val="false"/>
-                <w:b w:val="false"/>
-                <w:u w:val="none"/>
-                <w:sz w:val="22"/>
-                <w:szCs w:val="22"/>
-                <w:color w:val="000000"/>
-              </w:rPr>
-              <w:t xml:space="preserve">0.083</w:t>
+              <w:t xml:space="preserve">1.04</w:t>
+            </w:r>
+          </w:p>
+        </w:tc>
+        <w:tc>
+          <w:tcPr>
+            <w:tcBorders>
+              <w:bottom w:val="none" w:sz="0" w:space="0" w:color="000000"/>
+              <w:top w:val="none" w:sz="0" w:space="0" w:color="000000"/>
+              <w:left w:val="none" w:sz="0" w:space="0" w:color="000000"/>
+              <w:right w:val="none" w:sz="0" w:space="0" w:color="000000"/>
+            </w:tcBorders>
+            <w:shd w:val="clear" w:color="auto" w:fill="FFFFFF"/>
+            <w:tcMar>
+              <w:top w:w="0" w:type="dxa"/>
+              <w:bottom w:w="0" w:type="dxa"/>
+              <w:left w:w="0" w:type="dxa"/>
+              <w:right w:w="0" w:type="dxa"/>
+            </w:tcMar>
+            <w:vAlign w:val="top"/>
+          </w:tcPr>
+          <w:p>
+            <w:pPr>
+              <w:pStyle w:val="Normal"/>
+              <w:jc w:val="center"/>
+              <w:pBdr>
+                <w:bottom w:val="none" w:sz="0" w:space="0" w:color="000000"/>
+                <w:top w:val="none" w:sz="0" w:space="0" w:color="000000"/>
+                <w:left w:val="none" w:sz="0" w:space="0" w:color="000000"/>
+                <w:right w:val="none" w:sz="0" w:space="0" w:color="000000"/>
+              </w:pBdr>
+              <w:spacing w:after="100" w:before="100" w:line="240"/>
+              <w:ind w:left="100" w:right="100" w:firstLine="0" w:firstLineChars="0"/>
+              <w:rPr>
+                <w:rFonts w:ascii="Helvetica" w:hAnsi="Helvetica" w:eastAsia="Helvetica" w:cs="Helvetica"/>
+                <w:i w:val="false"/>
+                <w:b w:val="false"/>
+                <w:u w:val="none"/>
+                <w:sz w:val="22"/>
+                <w:szCs w:val="22"/>
+                <w:color w:val="000000"/>
+              </w:rPr>
+            </w:pPr>
+            <w:r>
+              <w:rPr>
+                <w:rFonts w:ascii="Helvetica" w:hAnsi="Helvetica" w:eastAsia="Helvetica" w:cs="Helvetica"/>
+                <w:i w:val="false"/>
+                <w:b w:val="false"/>
+                <w:u w:val="none"/>
+                <w:sz w:val="22"/>
+                <w:szCs w:val="22"/>
+                <w:color w:val="000000"/>
+              </w:rPr>
+              <w:t xml:space="preserve">0.98, 1.10</w:t>
+            </w:r>
+          </w:p>
+        </w:tc>
+        <w:tc>
+          <w:tcPr>
+            <w:tcBorders>
+              <w:bottom w:val="none" w:sz="0" w:space="0" w:color="000000"/>
+              <w:top w:val="none" w:sz="0" w:space="0" w:color="000000"/>
+              <w:left w:val="none" w:sz="0" w:space="0" w:color="000000"/>
+              <w:right w:val="none" w:sz="0" w:space="0" w:color="000000"/>
+            </w:tcBorders>
+            <w:shd w:val="clear" w:color="auto" w:fill="FFFFFF"/>
+            <w:tcMar>
+              <w:top w:w="0" w:type="dxa"/>
+              <w:bottom w:w="0" w:type="dxa"/>
+              <w:left w:w="0" w:type="dxa"/>
+              <w:right w:w="0" w:type="dxa"/>
+            </w:tcMar>
+            <w:vAlign w:val="top"/>
+          </w:tcPr>
+          <w:p>
+            <w:pPr>
+              <w:pStyle w:val="Normal"/>
+              <w:jc w:val="center"/>
+              <w:pBdr>
+                <w:bottom w:val="none" w:sz="0" w:space="0" w:color="000000"/>
+                <w:top w:val="none" w:sz="0" w:space="0" w:color="000000"/>
+                <w:left w:val="none" w:sz="0" w:space="0" w:color="000000"/>
+                <w:right w:val="none" w:sz="0" w:space="0" w:color="000000"/>
+              </w:pBdr>
+              <w:spacing w:after="100" w:before="100" w:line="240"/>
+              <w:ind w:left="100" w:right="100" w:firstLine="0" w:firstLineChars="0"/>
+              <w:rPr>
+                <w:rFonts w:ascii="Helvetica" w:hAnsi="Helvetica" w:eastAsia="Helvetica" w:cs="Helvetica"/>
+                <w:i w:val="false"/>
+                <w:b w:val="false"/>
+                <w:u w:val="none"/>
+                <w:sz w:val="22"/>
+                <w:szCs w:val="22"/>
+                <w:color w:val="000000"/>
+              </w:rPr>
+            </w:pPr>
+            <w:r>
+              <w:rPr>
+                <w:rFonts w:ascii="Helvetica" w:hAnsi="Helvetica" w:eastAsia="Helvetica" w:cs="Helvetica"/>
+                <w:i w:val="false"/>
+                <w:b w:val="false"/>
+                <w:u w:val="none"/>
+                <w:sz w:val="22"/>
+                <w:szCs w:val="22"/>
+                <w:color w:val="000000"/>
+              </w:rPr>
+              <w:t xml:space="preserve">0.190</w:t>
             </w:r>
           </w:p>
         </w:tc>
@@ -3035,113 +3035,113 @@
                 <w:szCs w:val="22"/>
                 <w:color w:val="000000"/>
               </w:rPr>
-              <w:t xml:space="preserve">1.81</w:t>
-            </w:r>
-          </w:p>
-        </w:tc>
-        <w:tc>
-          <w:tcPr>
-            <w:tcBorders>
-              <w:bottom w:val="none" w:sz="0" w:space="0" w:color="000000"/>
-              <w:top w:val="none" w:sz="0" w:space="0" w:color="000000"/>
-              <w:left w:val="none" w:sz="0" w:space="0" w:color="000000"/>
-              <w:right w:val="none" w:sz="0" w:space="0" w:color="000000"/>
-            </w:tcBorders>
-            <w:shd w:val="clear" w:color="auto" w:fill="FFFFFF"/>
-            <w:tcMar>
-              <w:top w:w="0" w:type="dxa"/>
-              <w:bottom w:w="0" w:type="dxa"/>
-              <w:left w:w="0" w:type="dxa"/>
-              <w:right w:w="0" w:type="dxa"/>
-            </w:tcMar>
-            <w:vAlign w:val="top"/>
-          </w:tcPr>
-          <w:p>
-            <w:pPr>
-              <w:pStyle w:val="Normal"/>
-              <w:jc w:val="center"/>
-              <w:pBdr>
-                <w:bottom w:val="none" w:sz="0" w:space="0" w:color="000000"/>
-                <w:top w:val="none" w:sz="0" w:space="0" w:color="000000"/>
-                <w:left w:val="none" w:sz="0" w:space="0" w:color="000000"/>
-                <w:right w:val="none" w:sz="0" w:space="0" w:color="000000"/>
-              </w:pBdr>
-              <w:spacing w:after="100" w:before="100" w:line="240"/>
-              <w:ind w:left="100" w:right="100" w:firstLine="0" w:firstLineChars="0"/>
-              <w:rPr>
-                <w:rFonts w:ascii="Helvetica" w:hAnsi="Helvetica" w:eastAsia="Helvetica" w:cs="Helvetica"/>
-                <w:i w:val="false"/>
-                <w:b w:val="false"/>
-                <w:u w:val="none"/>
-                <w:sz w:val="22"/>
-                <w:szCs w:val="22"/>
-                <w:color w:val="000000"/>
-              </w:rPr>
-            </w:pPr>
-            <w:r>
-              <w:rPr>
-                <w:rFonts w:ascii="Helvetica" w:hAnsi="Helvetica" w:eastAsia="Helvetica" w:cs="Helvetica"/>
-                <w:i w:val="false"/>
-                <w:b w:val="false"/>
-                <w:u w:val="none"/>
-                <w:sz w:val="22"/>
-                <w:szCs w:val="22"/>
-                <w:color w:val="000000"/>
-              </w:rPr>
-              <w:t xml:space="preserve">0.54, 6.05</w:t>
-            </w:r>
-          </w:p>
-        </w:tc>
-        <w:tc>
-          <w:tcPr>
-            <w:tcBorders>
-              <w:bottom w:val="none" w:sz="0" w:space="0" w:color="000000"/>
-              <w:top w:val="none" w:sz="0" w:space="0" w:color="000000"/>
-              <w:left w:val="none" w:sz="0" w:space="0" w:color="000000"/>
-              <w:right w:val="none" w:sz="0" w:space="0" w:color="000000"/>
-            </w:tcBorders>
-            <w:shd w:val="clear" w:color="auto" w:fill="FFFFFF"/>
-            <w:tcMar>
-              <w:top w:w="0" w:type="dxa"/>
-              <w:bottom w:w="0" w:type="dxa"/>
-              <w:left w:w="0" w:type="dxa"/>
-              <w:right w:w="0" w:type="dxa"/>
-            </w:tcMar>
-            <w:vAlign w:val="top"/>
-          </w:tcPr>
-          <w:p>
-            <w:pPr>
-              <w:pStyle w:val="Normal"/>
-              <w:jc w:val="center"/>
-              <w:pBdr>
-                <w:bottom w:val="none" w:sz="0" w:space="0" w:color="000000"/>
-                <w:top w:val="none" w:sz="0" w:space="0" w:color="000000"/>
-                <w:left w:val="none" w:sz="0" w:space="0" w:color="000000"/>
-                <w:right w:val="none" w:sz="0" w:space="0" w:color="000000"/>
-              </w:pBdr>
-              <w:spacing w:after="100" w:before="100" w:line="240"/>
-              <w:ind w:left="100" w:right="100" w:firstLine="0" w:firstLineChars="0"/>
-              <w:rPr>
-                <w:rFonts w:ascii="Helvetica" w:hAnsi="Helvetica" w:eastAsia="Helvetica" w:cs="Helvetica"/>
-                <w:i w:val="false"/>
-                <w:b w:val="false"/>
-                <w:u w:val="none"/>
-                <w:sz w:val="22"/>
-                <w:szCs w:val="22"/>
-                <w:color w:val="000000"/>
-              </w:rPr>
-            </w:pPr>
-            <w:r>
-              <w:rPr>
-                <w:rFonts w:ascii="Helvetica" w:hAnsi="Helvetica" w:eastAsia="Helvetica" w:cs="Helvetica"/>
-                <w:i w:val="false"/>
-                <w:b w:val="false"/>
-                <w:u w:val="none"/>
-                <w:sz w:val="22"/>
-                <w:szCs w:val="22"/>
-                <w:color w:val="000000"/>
-              </w:rPr>
-              <w:t xml:space="preserve">0.340</w:t>
+              <w:t xml:space="preserve">1.73</w:t>
+            </w:r>
+          </w:p>
+        </w:tc>
+        <w:tc>
+          <w:tcPr>
+            <w:tcBorders>
+              <w:bottom w:val="none" w:sz="0" w:space="0" w:color="000000"/>
+              <w:top w:val="none" w:sz="0" w:space="0" w:color="000000"/>
+              <w:left w:val="none" w:sz="0" w:space="0" w:color="000000"/>
+              <w:right w:val="none" w:sz="0" w:space="0" w:color="000000"/>
+            </w:tcBorders>
+            <w:shd w:val="clear" w:color="auto" w:fill="FFFFFF"/>
+            <w:tcMar>
+              <w:top w:w="0" w:type="dxa"/>
+              <w:bottom w:w="0" w:type="dxa"/>
+              <w:left w:w="0" w:type="dxa"/>
+              <w:right w:w="0" w:type="dxa"/>
+            </w:tcMar>
+            <w:vAlign w:val="top"/>
+          </w:tcPr>
+          <w:p>
+            <w:pPr>
+              <w:pStyle w:val="Normal"/>
+              <w:jc w:val="center"/>
+              <w:pBdr>
+                <w:bottom w:val="none" w:sz="0" w:space="0" w:color="000000"/>
+                <w:top w:val="none" w:sz="0" w:space="0" w:color="000000"/>
+                <w:left w:val="none" w:sz="0" w:space="0" w:color="000000"/>
+                <w:right w:val="none" w:sz="0" w:space="0" w:color="000000"/>
+              </w:pBdr>
+              <w:spacing w:after="100" w:before="100" w:line="240"/>
+              <w:ind w:left="100" w:right="100" w:firstLine="0" w:firstLineChars="0"/>
+              <w:rPr>
+                <w:rFonts w:ascii="Helvetica" w:hAnsi="Helvetica" w:eastAsia="Helvetica" w:cs="Helvetica"/>
+                <w:i w:val="false"/>
+                <w:b w:val="false"/>
+                <w:u w:val="none"/>
+                <w:sz w:val="22"/>
+                <w:szCs w:val="22"/>
+                <w:color w:val="000000"/>
+              </w:rPr>
+            </w:pPr>
+            <w:r>
+              <w:rPr>
+                <w:rFonts w:ascii="Helvetica" w:hAnsi="Helvetica" w:eastAsia="Helvetica" w:cs="Helvetica"/>
+                <w:i w:val="false"/>
+                <w:b w:val="false"/>
+                <w:u w:val="none"/>
+                <w:sz w:val="22"/>
+                <w:szCs w:val="22"/>
+                <w:color w:val="000000"/>
+              </w:rPr>
+              <w:t xml:space="preserve">0.51, 5.87</w:t>
+            </w:r>
+          </w:p>
+        </w:tc>
+        <w:tc>
+          <w:tcPr>
+            <w:tcBorders>
+              <w:bottom w:val="none" w:sz="0" w:space="0" w:color="000000"/>
+              <w:top w:val="none" w:sz="0" w:space="0" w:color="000000"/>
+              <w:left w:val="none" w:sz="0" w:space="0" w:color="000000"/>
+              <w:right w:val="none" w:sz="0" w:space="0" w:color="000000"/>
+            </w:tcBorders>
+            <w:shd w:val="clear" w:color="auto" w:fill="FFFFFF"/>
+            <w:tcMar>
+              <w:top w:w="0" w:type="dxa"/>
+              <w:bottom w:w="0" w:type="dxa"/>
+              <w:left w:w="0" w:type="dxa"/>
+              <w:right w:w="0" w:type="dxa"/>
+            </w:tcMar>
+            <w:vAlign w:val="top"/>
+          </w:tcPr>
+          <w:p>
+            <w:pPr>
+              <w:pStyle w:val="Normal"/>
+              <w:jc w:val="center"/>
+              <w:pBdr>
+                <w:bottom w:val="none" w:sz="0" w:space="0" w:color="000000"/>
+                <w:top w:val="none" w:sz="0" w:space="0" w:color="000000"/>
+                <w:left w:val="none" w:sz="0" w:space="0" w:color="000000"/>
+                <w:right w:val="none" w:sz="0" w:space="0" w:color="000000"/>
+              </w:pBdr>
+              <w:spacing w:after="100" w:before="100" w:line="240"/>
+              <w:ind w:left="100" w:right="100" w:firstLine="0" w:firstLineChars="0"/>
+              <w:rPr>
+                <w:rFonts w:ascii="Helvetica" w:hAnsi="Helvetica" w:eastAsia="Helvetica" w:cs="Helvetica"/>
+                <w:i w:val="false"/>
+                <w:b w:val="false"/>
+                <w:u w:val="none"/>
+                <w:sz w:val="22"/>
+                <w:szCs w:val="22"/>
+                <w:color w:val="000000"/>
+              </w:rPr>
+            </w:pPr>
+            <w:r>
+              <w:rPr>
+                <w:rFonts w:ascii="Helvetica" w:hAnsi="Helvetica" w:eastAsia="Helvetica" w:cs="Helvetica"/>
+                <w:i w:val="false"/>
+                <w:b w:val="false"/>
+                <w:u w:val="none"/>
+                <w:sz w:val="22"/>
+                <w:szCs w:val="22"/>
+                <w:color w:val="000000"/>
+              </w:rPr>
+              <w:t xml:space="preserve">0.380</w:t>
             </w:r>
           </w:p>
         </w:tc>
@@ -3518,113 +3518,113 @@
                 <w:szCs w:val="22"/>
                 <w:color w:val="000000"/>
               </w:rPr>
-              <w:t xml:space="preserve">0.92</w:t>
-            </w:r>
-          </w:p>
-        </w:tc>
-        <w:tc>
-          <w:tcPr>
-            <w:tcBorders>
-              <w:bottom w:val="none" w:sz="0" w:space="0" w:color="000000"/>
-              <w:top w:val="none" w:sz="0" w:space="0" w:color="000000"/>
-              <w:left w:val="none" w:sz="0" w:space="0" w:color="000000"/>
-              <w:right w:val="none" w:sz="0" w:space="0" w:color="000000"/>
-            </w:tcBorders>
-            <w:shd w:val="clear" w:color="auto" w:fill="FFFFFF"/>
-            <w:tcMar>
-              <w:top w:w="0" w:type="dxa"/>
-              <w:bottom w:w="0" w:type="dxa"/>
-              <w:left w:w="0" w:type="dxa"/>
-              <w:right w:w="0" w:type="dxa"/>
-            </w:tcMar>
-            <w:vAlign w:val="top"/>
-          </w:tcPr>
-          <w:p>
-            <w:pPr>
-              <w:pStyle w:val="Normal"/>
-              <w:jc w:val="center"/>
-              <w:pBdr>
-                <w:bottom w:val="none" w:sz="0" w:space="0" w:color="000000"/>
-                <w:top w:val="none" w:sz="0" w:space="0" w:color="000000"/>
-                <w:left w:val="none" w:sz="0" w:space="0" w:color="000000"/>
-                <w:right w:val="none" w:sz="0" w:space="0" w:color="000000"/>
-              </w:pBdr>
-              <w:spacing w:after="100" w:before="100" w:line="240"/>
-              <w:ind w:left="100" w:right="100" w:firstLine="0" w:firstLineChars="0"/>
-              <w:rPr>
-                <w:rFonts w:ascii="Helvetica" w:hAnsi="Helvetica" w:eastAsia="Helvetica" w:cs="Helvetica"/>
-                <w:i w:val="false"/>
-                <w:b w:val="false"/>
-                <w:u w:val="none"/>
-                <w:sz w:val="22"/>
-                <w:szCs w:val="22"/>
-                <w:color w:val="000000"/>
-              </w:rPr>
-            </w:pPr>
-            <w:r>
-              <w:rPr>
-                <w:rFonts w:ascii="Helvetica" w:hAnsi="Helvetica" w:eastAsia="Helvetica" w:cs="Helvetica"/>
-                <w:i w:val="false"/>
-                <w:b w:val="false"/>
-                <w:u w:val="none"/>
-                <w:sz w:val="22"/>
-                <w:szCs w:val="22"/>
-                <w:color w:val="000000"/>
-              </w:rPr>
-              <w:t xml:space="preserve">0.77, 1.11</w:t>
-            </w:r>
-          </w:p>
-        </w:tc>
-        <w:tc>
-          <w:tcPr>
-            <w:tcBorders>
-              <w:bottom w:val="none" w:sz="0" w:space="0" w:color="000000"/>
-              <w:top w:val="none" w:sz="0" w:space="0" w:color="000000"/>
-              <w:left w:val="none" w:sz="0" w:space="0" w:color="000000"/>
-              <w:right w:val="none" w:sz="0" w:space="0" w:color="000000"/>
-            </w:tcBorders>
-            <w:shd w:val="clear" w:color="auto" w:fill="FFFFFF"/>
-            <w:tcMar>
-              <w:top w:w="0" w:type="dxa"/>
-              <w:bottom w:w="0" w:type="dxa"/>
-              <w:left w:w="0" w:type="dxa"/>
-              <w:right w:w="0" w:type="dxa"/>
-            </w:tcMar>
-            <w:vAlign w:val="top"/>
-          </w:tcPr>
-          <w:p>
-            <w:pPr>
-              <w:pStyle w:val="Normal"/>
-              <w:jc w:val="center"/>
-              <w:pBdr>
-                <w:bottom w:val="none" w:sz="0" w:space="0" w:color="000000"/>
-                <w:top w:val="none" w:sz="0" w:space="0" w:color="000000"/>
-                <w:left w:val="none" w:sz="0" w:space="0" w:color="000000"/>
-                <w:right w:val="none" w:sz="0" w:space="0" w:color="000000"/>
-              </w:pBdr>
-              <w:spacing w:after="100" w:before="100" w:line="240"/>
-              <w:ind w:left="100" w:right="100" w:firstLine="0" w:firstLineChars="0"/>
-              <w:rPr>
-                <w:rFonts w:ascii="Helvetica" w:hAnsi="Helvetica" w:eastAsia="Helvetica" w:cs="Helvetica"/>
-                <w:i w:val="false"/>
-                <w:b w:val="false"/>
-                <w:u w:val="none"/>
-                <w:sz w:val="22"/>
-                <w:szCs w:val="22"/>
-                <w:color w:val="000000"/>
-              </w:rPr>
-            </w:pPr>
-            <w:r>
-              <w:rPr>
-                <w:rFonts w:ascii="Helvetica" w:hAnsi="Helvetica" w:eastAsia="Helvetica" w:cs="Helvetica"/>
-                <w:i w:val="false"/>
-                <w:b w:val="false"/>
-                <w:u w:val="none"/>
-                <w:sz w:val="22"/>
-                <w:szCs w:val="22"/>
-                <w:color w:val="000000"/>
-              </w:rPr>
-              <w:t xml:space="preserve">0.400</w:t>
+              <w:t xml:space="preserve">0.93</w:t>
+            </w:r>
+          </w:p>
+        </w:tc>
+        <w:tc>
+          <w:tcPr>
+            <w:tcBorders>
+              <w:bottom w:val="none" w:sz="0" w:space="0" w:color="000000"/>
+              <w:top w:val="none" w:sz="0" w:space="0" w:color="000000"/>
+              <w:left w:val="none" w:sz="0" w:space="0" w:color="000000"/>
+              <w:right w:val="none" w:sz="0" w:space="0" w:color="000000"/>
+            </w:tcBorders>
+            <w:shd w:val="clear" w:color="auto" w:fill="FFFFFF"/>
+            <w:tcMar>
+              <w:top w:w="0" w:type="dxa"/>
+              <w:bottom w:w="0" w:type="dxa"/>
+              <w:left w:w="0" w:type="dxa"/>
+              <w:right w:w="0" w:type="dxa"/>
+            </w:tcMar>
+            <w:vAlign w:val="top"/>
+          </w:tcPr>
+          <w:p>
+            <w:pPr>
+              <w:pStyle w:val="Normal"/>
+              <w:jc w:val="center"/>
+              <w:pBdr>
+                <w:bottom w:val="none" w:sz="0" w:space="0" w:color="000000"/>
+                <w:top w:val="none" w:sz="0" w:space="0" w:color="000000"/>
+                <w:left w:val="none" w:sz="0" w:space="0" w:color="000000"/>
+                <w:right w:val="none" w:sz="0" w:space="0" w:color="000000"/>
+              </w:pBdr>
+              <w:spacing w:after="100" w:before="100" w:line="240"/>
+              <w:ind w:left="100" w:right="100" w:firstLine="0" w:firstLineChars="0"/>
+              <w:rPr>
+                <w:rFonts w:ascii="Helvetica" w:hAnsi="Helvetica" w:eastAsia="Helvetica" w:cs="Helvetica"/>
+                <w:i w:val="false"/>
+                <w:b w:val="false"/>
+                <w:u w:val="none"/>
+                <w:sz w:val="22"/>
+                <w:szCs w:val="22"/>
+                <w:color w:val="000000"/>
+              </w:rPr>
+            </w:pPr>
+            <w:r>
+              <w:rPr>
+                <w:rFonts w:ascii="Helvetica" w:hAnsi="Helvetica" w:eastAsia="Helvetica" w:cs="Helvetica"/>
+                <w:i w:val="false"/>
+                <w:b w:val="false"/>
+                <w:u w:val="none"/>
+                <w:sz w:val="22"/>
+                <w:szCs w:val="22"/>
+                <w:color w:val="000000"/>
+              </w:rPr>
+              <w:t xml:space="preserve">0.77, 1.12</w:t>
+            </w:r>
+          </w:p>
+        </w:tc>
+        <w:tc>
+          <w:tcPr>
+            <w:tcBorders>
+              <w:bottom w:val="none" w:sz="0" w:space="0" w:color="000000"/>
+              <w:top w:val="none" w:sz="0" w:space="0" w:color="000000"/>
+              <w:left w:val="none" w:sz="0" w:space="0" w:color="000000"/>
+              <w:right w:val="none" w:sz="0" w:space="0" w:color="000000"/>
+            </w:tcBorders>
+            <w:shd w:val="clear" w:color="auto" w:fill="FFFFFF"/>
+            <w:tcMar>
+              <w:top w:w="0" w:type="dxa"/>
+              <w:bottom w:w="0" w:type="dxa"/>
+              <w:left w:w="0" w:type="dxa"/>
+              <w:right w:w="0" w:type="dxa"/>
+            </w:tcMar>
+            <w:vAlign w:val="top"/>
+          </w:tcPr>
+          <w:p>
+            <w:pPr>
+              <w:pStyle w:val="Normal"/>
+              <w:jc w:val="center"/>
+              <w:pBdr>
+                <w:bottom w:val="none" w:sz="0" w:space="0" w:color="000000"/>
+                <w:top w:val="none" w:sz="0" w:space="0" w:color="000000"/>
+                <w:left w:val="none" w:sz="0" w:space="0" w:color="000000"/>
+                <w:right w:val="none" w:sz="0" w:space="0" w:color="000000"/>
+              </w:pBdr>
+              <w:spacing w:after="100" w:before="100" w:line="240"/>
+              <w:ind w:left="100" w:right="100" w:firstLine="0" w:firstLineChars="0"/>
+              <w:rPr>
+                <w:rFonts w:ascii="Helvetica" w:hAnsi="Helvetica" w:eastAsia="Helvetica" w:cs="Helvetica"/>
+                <w:i w:val="false"/>
+                <w:b w:val="false"/>
+                <w:u w:val="none"/>
+                <w:sz w:val="22"/>
+                <w:szCs w:val="22"/>
+                <w:color w:val="000000"/>
+              </w:rPr>
+            </w:pPr>
+            <w:r>
+              <w:rPr>
+                <w:rFonts w:ascii="Helvetica" w:hAnsi="Helvetica" w:eastAsia="Helvetica" w:cs="Helvetica"/>
+                <w:i w:val="false"/>
+                <w:b w:val="false"/>
+                <w:u w:val="none"/>
+                <w:sz w:val="22"/>
+                <w:szCs w:val="22"/>
+                <w:color w:val="000000"/>
+              </w:rPr>
+              <w:t xml:space="preserve">0.430</w:t>
             </w:r>
           </w:p>
         </w:tc>
@@ -4967,60 +4967,60 @@
                 <w:szCs w:val="22"/>
                 <w:color w:val="000000"/>
               </w:rPr>
-              <w:t xml:space="preserve">0.97</w:t>
-            </w:r>
-          </w:p>
-        </w:tc>
-        <w:tc>
-          <w:tcPr>
-            <w:tcBorders>
-              <w:bottom w:val="none" w:sz="0" w:space="0" w:color="000000"/>
-              <w:top w:val="none" w:sz="0" w:space="0" w:color="000000"/>
-              <w:left w:val="none" w:sz="0" w:space="0" w:color="000000"/>
-              <w:right w:val="none" w:sz="0" w:space="0" w:color="000000"/>
-            </w:tcBorders>
-            <w:shd w:val="clear" w:color="auto" w:fill="FFFFFF"/>
-            <w:tcMar>
-              <w:top w:w="0" w:type="dxa"/>
-              <w:bottom w:w="0" w:type="dxa"/>
-              <w:left w:w="0" w:type="dxa"/>
-              <w:right w:w="0" w:type="dxa"/>
-            </w:tcMar>
-            <w:vAlign w:val="top"/>
-          </w:tcPr>
-          <w:p>
-            <w:pPr>
-              <w:pStyle w:val="Normal"/>
-              <w:jc w:val="center"/>
-              <w:pBdr>
-                <w:bottom w:val="none" w:sz="0" w:space="0" w:color="000000"/>
-                <w:top w:val="none" w:sz="0" w:space="0" w:color="000000"/>
-                <w:left w:val="none" w:sz="0" w:space="0" w:color="000000"/>
-                <w:right w:val="none" w:sz="0" w:space="0" w:color="000000"/>
-              </w:pBdr>
-              <w:spacing w:after="100" w:before="100" w:line="240"/>
-              <w:ind w:left="100" w:right="100" w:firstLine="0" w:firstLineChars="0"/>
-              <w:rPr>
-                <w:rFonts w:ascii="Helvetica" w:hAnsi="Helvetica" w:eastAsia="Helvetica" w:cs="Helvetica"/>
-                <w:i w:val="false"/>
-                <w:b w:val="false"/>
-                <w:u w:val="none"/>
-                <w:sz w:val="22"/>
-                <w:szCs w:val="22"/>
-                <w:color w:val="000000"/>
-              </w:rPr>
-            </w:pPr>
-            <w:r>
-              <w:rPr>
-                <w:rFonts w:ascii="Helvetica" w:hAnsi="Helvetica" w:eastAsia="Helvetica" w:cs="Helvetica"/>
-                <w:i w:val="false"/>
-                <w:b w:val="false"/>
-                <w:u w:val="none"/>
-                <w:sz w:val="22"/>
-                <w:szCs w:val="22"/>
-                <w:color w:val="000000"/>
-              </w:rPr>
-              <w:t xml:space="preserve">0.42, 2.25</w:t>
+              <w:t xml:space="preserve">1.03</w:t>
+            </w:r>
+          </w:p>
+        </w:tc>
+        <w:tc>
+          <w:tcPr>
+            <w:tcBorders>
+              <w:bottom w:val="none" w:sz="0" w:space="0" w:color="000000"/>
+              <w:top w:val="none" w:sz="0" w:space="0" w:color="000000"/>
+              <w:left w:val="none" w:sz="0" w:space="0" w:color="000000"/>
+              <w:right w:val="none" w:sz="0" w:space="0" w:color="000000"/>
+            </w:tcBorders>
+            <w:shd w:val="clear" w:color="auto" w:fill="FFFFFF"/>
+            <w:tcMar>
+              <w:top w:w="0" w:type="dxa"/>
+              <w:bottom w:w="0" w:type="dxa"/>
+              <w:left w:w="0" w:type="dxa"/>
+              <w:right w:w="0" w:type="dxa"/>
+            </w:tcMar>
+            <w:vAlign w:val="top"/>
+          </w:tcPr>
+          <w:p>
+            <w:pPr>
+              <w:pStyle w:val="Normal"/>
+              <w:jc w:val="center"/>
+              <w:pBdr>
+                <w:bottom w:val="none" w:sz="0" w:space="0" w:color="000000"/>
+                <w:top w:val="none" w:sz="0" w:space="0" w:color="000000"/>
+                <w:left w:val="none" w:sz="0" w:space="0" w:color="000000"/>
+                <w:right w:val="none" w:sz="0" w:space="0" w:color="000000"/>
+              </w:pBdr>
+              <w:spacing w:after="100" w:before="100" w:line="240"/>
+              <w:ind w:left="100" w:right="100" w:firstLine="0" w:firstLineChars="0"/>
+              <w:rPr>
+                <w:rFonts w:ascii="Helvetica" w:hAnsi="Helvetica" w:eastAsia="Helvetica" w:cs="Helvetica"/>
+                <w:i w:val="false"/>
+                <w:b w:val="false"/>
+                <w:u w:val="none"/>
+                <w:sz w:val="22"/>
+                <w:szCs w:val="22"/>
+                <w:color w:val="000000"/>
+              </w:rPr>
+            </w:pPr>
+            <w:r>
+              <w:rPr>
+                <w:rFonts w:ascii="Helvetica" w:hAnsi="Helvetica" w:eastAsia="Helvetica" w:cs="Helvetica"/>
+                <w:i w:val="false"/>
+                <w:b w:val="false"/>
+                <w:u w:val="none"/>
+                <w:sz w:val="22"/>
+                <w:szCs w:val="22"/>
+                <w:color w:val="000000"/>
+              </w:rPr>
+              <w:t xml:space="preserve">0.45, 2.36</w:t>
             </w:r>
           </w:p>
         </w:tc>
@@ -6416,113 +6416,113 @@
                 <w:szCs w:val="22"/>
                 <w:color w:val="000000"/>
               </w:rPr>
-              <w:t xml:space="preserve">0.15</w:t>
-            </w:r>
-          </w:p>
-        </w:tc>
-        <w:tc>
-          <w:tcPr>
-            <w:tcBorders>
-              <w:bottom w:val="none" w:sz="0" w:space="0" w:color="000000"/>
-              <w:top w:val="none" w:sz="0" w:space="0" w:color="000000"/>
-              <w:left w:val="none" w:sz="0" w:space="0" w:color="000000"/>
-              <w:right w:val="none" w:sz="0" w:space="0" w:color="000000"/>
-            </w:tcBorders>
-            <w:shd w:val="clear" w:color="auto" w:fill="FFFFFF"/>
-            <w:tcMar>
-              <w:top w:w="0" w:type="dxa"/>
-              <w:bottom w:w="0" w:type="dxa"/>
-              <w:left w:w="0" w:type="dxa"/>
-              <w:right w:w="0" w:type="dxa"/>
-            </w:tcMar>
-            <w:vAlign w:val="top"/>
-          </w:tcPr>
-          <w:p>
-            <w:pPr>
-              <w:pStyle w:val="Normal"/>
-              <w:jc w:val="center"/>
-              <w:pBdr>
-                <w:bottom w:val="none" w:sz="0" w:space="0" w:color="000000"/>
-                <w:top w:val="none" w:sz="0" w:space="0" w:color="000000"/>
-                <w:left w:val="none" w:sz="0" w:space="0" w:color="000000"/>
-                <w:right w:val="none" w:sz="0" w:space="0" w:color="000000"/>
-              </w:pBdr>
-              <w:spacing w:after="100" w:before="100" w:line="240"/>
-              <w:ind w:left="100" w:right="100" w:firstLine="0" w:firstLineChars="0"/>
-              <w:rPr>
-                <w:rFonts w:ascii="Helvetica" w:hAnsi="Helvetica" w:eastAsia="Helvetica" w:cs="Helvetica"/>
-                <w:i w:val="false"/>
-                <w:b w:val="false"/>
-                <w:u w:val="none"/>
-                <w:sz w:val="22"/>
-                <w:szCs w:val="22"/>
-                <w:color w:val="000000"/>
-              </w:rPr>
-            </w:pPr>
-            <w:r>
-              <w:rPr>
-                <w:rFonts w:ascii="Helvetica" w:hAnsi="Helvetica" w:eastAsia="Helvetica" w:cs="Helvetica"/>
-                <w:i w:val="false"/>
-                <w:b w:val="false"/>
-                <w:u w:val="none"/>
-                <w:sz w:val="22"/>
-                <w:szCs w:val="22"/>
-                <w:color w:val="000000"/>
-              </w:rPr>
-              <w:t xml:space="preserve">0.01, 2.16</w:t>
-            </w:r>
-          </w:p>
-        </w:tc>
-        <w:tc>
-          <w:tcPr>
-            <w:tcBorders>
-              <w:bottom w:val="none" w:sz="0" w:space="0" w:color="000000"/>
-              <w:top w:val="none" w:sz="0" w:space="0" w:color="000000"/>
-              <w:left w:val="none" w:sz="0" w:space="0" w:color="000000"/>
-              <w:right w:val="none" w:sz="0" w:space="0" w:color="000000"/>
-            </w:tcBorders>
-            <w:shd w:val="clear" w:color="auto" w:fill="FFFFFF"/>
-            <w:tcMar>
-              <w:top w:w="0" w:type="dxa"/>
-              <w:bottom w:w="0" w:type="dxa"/>
-              <w:left w:w="0" w:type="dxa"/>
-              <w:right w:w="0" w:type="dxa"/>
-            </w:tcMar>
-            <w:vAlign w:val="top"/>
-          </w:tcPr>
-          <w:p>
-            <w:pPr>
-              <w:pStyle w:val="Normal"/>
-              <w:jc w:val="center"/>
-              <w:pBdr>
-                <w:bottom w:val="none" w:sz="0" w:space="0" w:color="000000"/>
-                <w:top w:val="none" w:sz="0" w:space="0" w:color="000000"/>
-                <w:left w:val="none" w:sz="0" w:space="0" w:color="000000"/>
-                <w:right w:val="none" w:sz="0" w:space="0" w:color="000000"/>
-              </w:pBdr>
-              <w:spacing w:after="100" w:before="100" w:line="240"/>
-              <w:ind w:left="100" w:right="100" w:firstLine="0" w:firstLineChars="0"/>
-              <w:rPr>
-                <w:rFonts w:ascii="Helvetica" w:hAnsi="Helvetica" w:eastAsia="Helvetica" w:cs="Helvetica"/>
-                <w:i w:val="false"/>
-                <w:b w:val="false"/>
-                <w:u w:val="none"/>
-                <w:sz w:val="22"/>
-                <w:szCs w:val="22"/>
-                <w:color w:val="000000"/>
-              </w:rPr>
-            </w:pPr>
-            <w:r>
-              <w:rPr>
-                <w:rFonts w:ascii="Helvetica" w:hAnsi="Helvetica" w:eastAsia="Helvetica" w:cs="Helvetica"/>
-                <w:i w:val="false"/>
-                <w:b w:val="false"/>
-                <w:u w:val="none"/>
-                <w:sz w:val="22"/>
-                <w:szCs w:val="22"/>
-                <w:color w:val="000000"/>
-              </w:rPr>
-              <w:t xml:space="preserve">0.160</w:t>
+              <w:t xml:space="preserve">0.16</w:t>
+            </w:r>
+          </w:p>
+        </w:tc>
+        <w:tc>
+          <w:tcPr>
+            <w:tcBorders>
+              <w:bottom w:val="none" w:sz="0" w:space="0" w:color="000000"/>
+              <w:top w:val="none" w:sz="0" w:space="0" w:color="000000"/>
+              <w:left w:val="none" w:sz="0" w:space="0" w:color="000000"/>
+              <w:right w:val="none" w:sz="0" w:space="0" w:color="000000"/>
+            </w:tcBorders>
+            <w:shd w:val="clear" w:color="auto" w:fill="FFFFFF"/>
+            <w:tcMar>
+              <w:top w:w="0" w:type="dxa"/>
+              <w:bottom w:w="0" w:type="dxa"/>
+              <w:left w:w="0" w:type="dxa"/>
+              <w:right w:w="0" w:type="dxa"/>
+            </w:tcMar>
+            <w:vAlign w:val="top"/>
+          </w:tcPr>
+          <w:p>
+            <w:pPr>
+              <w:pStyle w:val="Normal"/>
+              <w:jc w:val="center"/>
+              <w:pBdr>
+                <w:bottom w:val="none" w:sz="0" w:space="0" w:color="000000"/>
+                <w:top w:val="none" w:sz="0" w:space="0" w:color="000000"/>
+                <w:left w:val="none" w:sz="0" w:space="0" w:color="000000"/>
+                <w:right w:val="none" w:sz="0" w:space="0" w:color="000000"/>
+              </w:pBdr>
+              <w:spacing w:after="100" w:before="100" w:line="240"/>
+              <w:ind w:left="100" w:right="100" w:firstLine="0" w:firstLineChars="0"/>
+              <w:rPr>
+                <w:rFonts w:ascii="Helvetica" w:hAnsi="Helvetica" w:eastAsia="Helvetica" w:cs="Helvetica"/>
+                <w:i w:val="false"/>
+                <w:b w:val="false"/>
+                <w:u w:val="none"/>
+                <w:sz w:val="22"/>
+                <w:szCs w:val="22"/>
+                <w:color w:val="000000"/>
+              </w:rPr>
+            </w:pPr>
+            <w:r>
+              <w:rPr>
+                <w:rFonts w:ascii="Helvetica" w:hAnsi="Helvetica" w:eastAsia="Helvetica" w:cs="Helvetica"/>
+                <w:i w:val="false"/>
+                <w:b w:val="false"/>
+                <w:u w:val="none"/>
+                <w:sz w:val="22"/>
+                <w:szCs w:val="22"/>
+                <w:color w:val="000000"/>
+              </w:rPr>
+              <w:t xml:space="preserve">0.01, 2.20</w:t>
+            </w:r>
+          </w:p>
+        </w:tc>
+        <w:tc>
+          <w:tcPr>
+            <w:tcBorders>
+              <w:bottom w:val="none" w:sz="0" w:space="0" w:color="000000"/>
+              <w:top w:val="none" w:sz="0" w:space="0" w:color="000000"/>
+              <w:left w:val="none" w:sz="0" w:space="0" w:color="000000"/>
+              <w:right w:val="none" w:sz="0" w:space="0" w:color="000000"/>
+            </w:tcBorders>
+            <w:shd w:val="clear" w:color="auto" w:fill="FFFFFF"/>
+            <w:tcMar>
+              <w:top w:w="0" w:type="dxa"/>
+              <w:bottom w:w="0" w:type="dxa"/>
+              <w:left w:w="0" w:type="dxa"/>
+              <w:right w:w="0" w:type="dxa"/>
+            </w:tcMar>
+            <w:vAlign w:val="top"/>
+          </w:tcPr>
+          <w:p>
+            <w:pPr>
+              <w:pStyle w:val="Normal"/>
+              <w:jc w:val="center"/>
+              <w:pBdr>
+                <w:bottom w:val="none" w:sz="0" w:space="0" w:color="000000"/>
+                <w:top w:val="none" w:sz="0" w:space="0" w:color="000000"/>
+                <w:left w:val="none" w:sz="0" w:space="0" w:color="000000"/>
+                <w:right w:val="none" w:sz="0" w:space="0" w:color="000000"/>
+              </w:pBdr>
+              <w:spacing w:after="100" w:before="100" w:line="240"/>
+              <w:ind w:left="100" w:right="100" w:firstLine="0" w:firstLineChars="0"/>
+              <w:rPr>
+                <w:rFonts w:ascii="Helvetica" w:hAnsi="Helvetica" w:eastAsia="Helvetica" w:cs="Helvetica"/>
+                <w:i w:val="false"/>
+                <w:b w:val="false"/>
+                <w:u w:val="none"/>
+                <w:sz w:val="22"/>
+                <w:szCs w:val="22"/>
+                <w:color w:val="000000"/>
+              </w:rPr>
+            </w:pPr>
+            <w:r>
+              <w:rPr>
+                <w:rFonts w:ascii="Helvetica" w:hAnsi="Helvetica" w:eastAsia="Helvetica" w:cs="Helvetica"/>
+                <w:i w:val="false"/>
+                <w:b w:val="false"/>
+                <w:u w:val="none"/>
+                <w:sz w:val="22"/>
+                <w:szCs w:val="22"/>
+                <w:color w:val="000000"/>
+              </w:rPr>
+              <w:t xml:space="preserve">0.170</w:t>
             </w:r>
           </w:p>
         </w:tc>
@@ -6899,113 +6899,113 @@
                 <w:szCs w:val="22"/>
                 <w:color w:val="000000"/>
               </w:rPr>
-              <w:t xml:space="preserve">2.43</w:t>
-            </w:r>
-          </w:p>
-        </w:tc>
-        <w:tc>
-          <w:tcPr>
-            <w:tcBorders>
-              <w:bottom w:val="none" w:sz="0" w:space="0" w:color="000000"/>
-              <w:top w:val="none" w:sz="0" w:space="0" w:color="000000"/>
-              <w:left w:val="none" w:sz="0" w:space="0" w:color="000000"/>
-              <w:right w:val="none" w:sz="0" w:space="0" w:color="000000"/>
-            </w:tcBorders>
-            <w:shd w:val="clear" w:color="auto" w:fill="FFFFFF"/>
-            <w:tcMar>
-              <w:top w:w="0" w:type="dxa"/>
-              <w:bottom w:w="0" w:type="dxa"/>
-              <w:left w:w="0" w:type="dxa"/>
-              <w:right w:w="0" w:type="dxa"/>
-            </w:tcMar>
-            <w:vAlign w:val="top"/>
-          </w:tcPr>
-          <w:p>
-            <w:pPr>
-              <w:pStyle w:val="Normal"/>
-              <w:jc w:val="center"/>
-              <w:pBdr>
-                <w:bottom w:val="none" w:sz="0" w:space="0" w:color="000000"/>
-                <w:top w:val="none" w:sz="0" w:space="0" w:color="000000"/>
-                <w:left w:val="none" w:sz="0" w:space="0" w:color="000000"/>
-                <w:right w:val="none" w:sz="0" w:space="0" w:color="000000"/>
-              </w:pBdr>
-              <w:spacing w:after="100" w:before="100" w:line="240"/>
-              <w:ind w:left="100" w:right="100" w:firstLine="0" w:firstLineChars="0"/>
-              <w:rPr>
-                <w:rFonts w:ascii="Helvetica" w:hAnsi="Helvetica" w:eastAsia="Helvetica" w:cs="Helvetica"/>
-                <w:i w:val="false"/>
-                <w:b w:val="false"/>
-                <w:u w:val="none"/>
-                <w:sz w:val="22"/>
-                <w:szCs w:val="22"/>
-                <w:color w:val="000000"/>
-              </w:rPr>
-            </w:pPr>
-            <w:r>
-              <w:rPr>
-                <w:rFonts w:ascii="Helvetica" w:hAnsi="Helvetica" w:eastAsia="Helvetica" w:cs="Helvetica"/>
-                <w:i w:val="false"/>
-                <w:b w:val="false"/>
-                <w:u w:val="none"/>
-                <w:sz w:val="22"/>
-                <w:szCs w:val="22"/>
-                <w:color w:val="000000"/>
-              </w:rPr>
-              <w:t xml:space="preserve">0.25, 23.1</w:t>
-            </w:r>
-          </w:p>
-        </w:tc>
-        <w:tc>
-          <w:tcPr>
-            <w:tcBorders>
-              <w:bottom w:val="none" w:sz="0" w:space="0" w:color="000000"/>
-              <w:top w:val="none" w:sz="0" w:space="0" w:color="000000"/>
-              <w:left w:val="none" w:sz="0" w:space="0" w:color="000000"/>
-              <w:right w:val="none" w:sz="0" w:space="0" w:color="000000"/>
-            </w:tcBorders>
-            <w:shd w:val="clear" w:color="auto" w:fill="FFFFFF"/>
-            <w:tcMar>
-              <w:top w:w="0" w:type="dxa"/>
-              <w:bottom w:w="0" w:type="dxa"/>
-              <w:left w:w="0" w:type="dxa"/>
-              <w:right w:w="0" w:type="dxa"/>
-            </w:tcMar>
-            <w:vAlign w:val="top"/>
-          </w:tcPr>
-          <w:p>
-            <w:pPr>
-              <w:pStyle w:val="Normal"/>
-              <w:jc w:val="center"/>
-              <w:pBdr>
-                <w:bottom w:val="none" w:sz="0" w:space="0" w:color="000000"/>
-                <w:top w:val="none" w:sz="0" w:space="0" w:color="000000"/>
-                <w:left w:val="none" w:sz="0" w:space="0" w:color="000000"/>
-                <w:right w:val="none" w:sz="0" w:space="0" w:color="000000"/>
-              </w:pBdr>
-              <w:spacing w:after="100" w:before="100" w:line="240"/>
-              <w:ind w:left="100" w:right="100" w:firstLine="0" w:firstLineChars="0"/>
-              <w:rPr>
-                <w:rFonts w:ascii="Helvetica" w:hAnsi="Helvetica" w:eastAsia="Helvetica" w:cs="Helvetica"/>
-                <w:i w:val="false"/>
-                <w:b w:val="false"/>
-                <w:u w:val="none"/>
-                <w:sz w:val="22"/>
-                <w:szCs w:val="22"/>
-                <w:color w:val="000000"/>
-              </w:rPr>
-            </w:pPr>
-            <w:r>
-              <w:rPr>
-                <w:rFonts w:ascii="Helvetica" w:hAnsi="Helvetica" w:eastAsia="Helvetica" w:cs="Helvetica"/>
-                <w:i w:val="false"/>
-                <w:b w:val="false"/>
-                <w:u w:val="none"/>
-                <w:sz w:val="22"/>
-                <w:szCs w:val="22"/>
-                <w:color w:val="000000"/>
-              </w:rPr>
-              <w:t xml:space="preserve">0.440</w:t>
+              <w:t xml:space="preserve">2.21</w:t>
+            </w:r>
+          </w:p>
+        </w:tc>
+        <w:tc>
+          <w:tcPr>
+            <w:tcBorders>
+              <w:bottom w:val="none" w:sz="0" w:space="0" w:color="000000"/>
+              <w:top w:val="none" w:sz="0" w:space="0" w:color="000000"/>
+              <w:left w:val="none" w:sz="0" w:space="0" w:color="000000"/>
+              <w:right w:val="none" w:sz="0" w:space="0" w:color="000000"/>
+            </w:tcBorders>
+            <w:shd w:val="clear" w:color="auto" w:fill="FFFFFF"/>
+            <w:tcMar>
+              <w:top w:w="0" w:type="dxa"/>
+              <w:bottom w:w="0" w:type="dxa"/>
+              <w:left w:w="0" w:type="dxa"/>
+              <w:right w:w="0" w:type="dxa"/>
+            </w:tcMar>
+            <w:vAlign w:val="top"/>
+          </w:tcPr>
+          <w:p>
+            <w:pPr>
+              <w:pStyle w:val="Normal"/>
+              <w:jc w:val="center"/>
+              <w:pBdr>
+                <w:bottom w:val="none" w:sz="0" w:space="0" w:color="000000"/>
+                <w:top w:val="none" w:sz="0" w:space="0" w:color="000000"/>
+                <w:left w:val="none" w:sz="0" w:space="0" w:color="000000"/>
+                <w:right w:val="none" w:sz="0" w:space="0" w:color="000000"/>
+              </w:pBdr>
+              <w:spacing w:after="100" w:before="100" w:line="240"/>
+              <w:ind w:left="100" w:right="100" w:firstLine="0" w:firstLineChars="0"/>
+              <w:rPr>
+                <w:rFonts w:ascii="Helvetica" w:hAnsi="Helvetica" w:eastAsia="Helvetica" w:cs="Helvetica"/>
+                <w:i w:val="false"/>
+                <w:b w:val="false"/>
+                <w:u w:val="none"/>
+                <w:sz w:val="22"/>
+                <w:szCs w:val="22"/>
+                <w:color w:val="000000"/>
+              </w:rPr>
+            </w:pPr>
+            <w:r>
+              <w:rPr>
+                <w:rFonts w:ascii="Helvetica" w:hAnsi="Helvetica" w:eastAsia="Helvetica" w:cs="Helvetica"/>
+                <w:i w:val="false"/>
+                <w:b w:val="false"/>
+                <w:u w:val="none"/>
+                <w:sz w:val="22"/>
+                <w:szCs w:val="22"/>
+                <w:color w:val="000000"/>
+              </w:rPr>
+              <w:t xml:space="preserve">0.23, 21.4</w:t>
+            </w:r>
+          </w:p>
+        </w:tc>
+        <w:tc>
+          <w:tcPr>
+            <w:tcBorders>
+              <w:bottom w:val="none" w:sz="0" w:space="0" w:color="000000"/>
+              <w:top w:val="none" w:sz="0" w:space="0" w:color="000000"/>
+              <w:left w:val="none" w:sz="0" w:space="0" w:color="000000"/>
+              <w:right w:val="none" w:sz="0" w:space="0" w:color="000000"/>
+            </w:tcBorders>
+            <w:shd w:val="clear" w:color="auto" w:fill="FFFFFF"/>
+            <w:tcMar>
+              <w:top w:w="0" w:type="dxa"/>
+              <w:bottom w:w="0" w:type="dxa"/>
+              <w:left w:w="0" w:type="dxa"/>
+              <w:right w:w="0" w:type="dxa"/>
+            </w:tcMar>
+            <w:vAlign w:val="top"/>
+          </w:tcPr>
+          <w:p>
+            <w:pPr>
+              <w:pStyle w:val="Normal"/>
+              <w:jc w:val="center"/>
+              <w:pBdr>
+                <w:bottom w:val="none" w:sz="0" w:space="0" w:color="000000"/>
+                <w:top w:val="none" w:sz="0" w:space="0" w:color="000000"/>
+                <w:left w:val="none" w:sz="0" w:space="0" w:color="000000"/>
+                <w:right w:val="none" w:sz="0" w:space="0" w:color="000000"/>
+              </w:pBdr>
+              <w:spacing w:after="100" w:before="100" w:line="240"/>
+              <w:ind w:left="100" w:right="100" w:firstLine="0" w:firstLineChars="0"/>
+              <w:rPr>
+                <w:rFonts w:ascii="Helvetica" w:hAnsi="Helvetica" w:eastAsia="Helvetica" w:cs="Helvetica"/>
+                <w:i w:val="false"/>
+                <w:b w:val="false"/>
+                <w:u w:val="none"/>
+                <w:sz w:val="22"/>
+                <w:szCs w:val="22"/>
+                <w:color w:val="000000"/>
+              </w:rPr>
+            </w:pPr>
+            <w:r>
+              <w:rPr>
+                <w:rFonts w:ascii="Helvetica" w:hAnsi="Helvetica" w:eastAsia="Helvetica" w:cs="Helvetica"/>
+                <w:i w:val="false"/>
+                <w:b w:val="false"/>
+                <w:u w:val="none"/>
+                <w:sz w:val="22"/>
+                <w:szCs w:val="22"/>
+                <w:color w:val="000000"/>
+              </w:rPr>
+              <w:t xml:space="preserve">0.500</w:t>
             </w:r>
           </w:p>
         </w:tc>
@@ -7382,113 +7382,113 @@
                 <w:szCs w:val="22"/>
                 <w:color w:val="000000"/>
               </w:rPr>
-              <w:t xml:space="preserve">0.89</w:t>
-            </w:r>
-          </w:p>
-        </w:tc>
-        <w:tc>
-          <w:tcPr>
-            <w:tcBorders>
-              <w:bottom w:val="none" w:sz="0" w:space="0" w:color="000000"/>
-              <w:top w:val="none" w:sz="0" w:space="0" w:color="000000"/>
-              <w:left w:val="none" w:sz="0" w:space="0" w:color="000000"/>
-              <w:right w:val="none" w:sz="0" w:space="0" w:color="000000"/>
-            </w:tcBorders>
-            <w:shd w:val="clear" w:color="auto" w:fill="FFFFFF"/>
-            <w:tcMar>
-              <w:top w:w="0" w:type="dxa"/>
-              <w:bottom w:w="0" w:type="dxa"/>
-              <w:left w:w="0" w:type="dxa"/>
-              <w:right w:w="0" w:type="dxa"/>
-            </w:tcMar>
-            <w:vAlign w:val="top"/>
-          </w:tcPr>
-          <w:p>
-            <w:pPr>
-              <w:pStyle w:val="Normal"/>
-              <w:jc w:val="center"/>
-              <w:pBdr>
-                <w:bottom w:val="none" w:sz="0" w:space="0" w:color="000000"/>
-                <w:top w:val="none" w:sz="0" w:space="0" w:color="000000"/>
-                <w:left w:val="none" w:sz="0" w:space="0" w:color="000000"/>
-                <w:right w:val="none" w:sz="0" w:space="0" w:color="000000"/>
-              </w:pBdr>
-              <w:spacing w:after="100" w:before="100" w:line="240"/>
-              <w:ind w:left="100" w:right="100" w:firstLine="0" w:firstLineChars="0"/>
-              <w:rPr>
-                <w:rFonts w:ascii="Helvetica" w:hAnsi="Helvetica" w:eastAsia="Helvetica" w:cs="Helvetica"/>
-                <w:i w:val="false"/>
-                <w:b w:val="false"/>
-                <w:u w:val="none"/>
-                <w:sz w:val="22"/>
-                <w:szCs w:val="22"/>
-                <w:color w:val="000000"/>
-              </w:rPr>
-            </w:pPr>
-            <w:r>
-              <w:rPr>
-                <w:rFonts w:ascii="Helvetica" w:hAnsi="Helvetica" w:eastAsia="Helvetica" w:cs="Helvetica"/>
-                <w:i w:val="false"/>
-                <w:b w:val="false"/>
-                <w:u w:val="none"/>
-                <w:sz w:val="22"/>
-                <w:szCs w:val="22"/>
-                <w:color w:val="000000"/>
-              </w:rPr>
-              <w:t xml:space="preserve">0.11, 7.17</w:t>
-            </w:r>
-          </w:p>
-        </w:tc>
-        <w:tc>
-          <w:tcPr>
-            <w:tcBorders>
-              <w:bottom w:val="none" w:sz="0" w:space="0" w:color="000000"/>
-              <w:top w:val="none" w:sz="0" w:space="0" w:color="000000"/>
-              <w:left w:val="none" w:sz="0" w:space="0" w:color="000000"/>
-              <w:right w:val="none" w:sz="0" w:space="0" w:color="000000"/>
-            </w:tcBorders>
-            <w:shd w:val="clear" w:color="auto" w:fill="FFFFFF"/>
-            <w:tcMar>
-              <w:top w:w="0" w:type="dxa"/>
-              <w:bottom w:w="0" w:type="dxa"/>
-              <w:left w:w="0" w:type="dxa"/>
-              <w:right w:w="0" w:type="dxa"/>
-            </w:tcMar>
-            <w:vAlign w:val="top"/>
-          </w:tcPr>
-          <w:p>
-            <w:pPr>
-              <w:pStyle w:val="Normal"/>
-              <w:jc w:val="center"/>
-              <w:pBdr>
-                <w:bottom w:val="none" w:sz="0" w:space="0" w:color="000000"/>
-                <w:top w:val="none" w:sz="0" w:space="0" w:color="000000"/>
-                <w:left w:val="none" w:sz="0" w:space="0" w:color="000000"/>
-                <w:right w:val="none" w:sz="0" w:space="0" w:color="000000"/>
-              </w:pBdr>
-              <w:spacing w:after="100" w:before="100" w:line="240"/>
-              <w:ind w:left="100" w:right="100" w:firstLine="0" w:firstLineChars="0"/>
-              <w:rPr>
-                <w:rFonts w:ascii="Helvetica" w:hAnsi="Helvetica" w:eastAsia="Helvetica" w:cs="Helvetica"/>
-                <w:i w:val="false"/>
-                <w:b w:val="false"/>
-                <w:u w:val="none"/>
-                <w:sz w:val="22"/>
-                <w:szCs w:val="22"/>
-                <w:color w:val="000000"/>
-              </w:rPr>
-            </w:pPr>
-            <w:r>
-              <w:rPr>
-                <w:rFonts w:ascii="Helvetica" w:hAnsi="Helvetica" w:eastAsia="Helvetica" w:cs="Helvetica"/>
-                <w:i w:val="false"/>
-                <w:b w:val="false"/>
-                <w:u w:val="none"/>
-                <w:sz w:val="22"/>
-                <w:szCs w:val="22"/>
-                <w:color w:val="000000"/>
-              </w:rPr>
-              <w:t xml:space="preserve">0.910</w:t>
+              <w:t xml:space="preserve">0.92</w:t>
+            </w:r>
+          </w:p>
+        </w:tc>
+        <w:tc>
+          <w:tcPr>
+            <w:tcBorders>
+              <w:bottom w:val="none" w:sz="0" w:space="0" w:color="000000"/>
+              <w:top w:val="none" w:sz="0" w:space="0" w:color="000000"/>
+              <w:left w:val="none" w:sz="0" w:space="0" w:color="000000"/>
+              <w:right w:val="none" w:sz="0" w:space="0" w:color="000000"/>
+            </w:tcBorders>
+            <w:shd w:val="clear" w:color="auto" w:fill="FFFFFF"/>
+            <w:tcMar>
+              <w:top w:w="0" w:type="dxa"/>
+              <w:bottom w:w="0" w:type="dxa"/>
+              <w:left w:w="0" w:type="dxa"/>
+              <w:right w:w="0" w:type="dxa"/>
+            </w:tcMar>
+            <w:vAlign w:val="top"/>
+          </w:tcPr>
+          <w:p>
+            <w:pPr>
+              <w:pStyle w:val="Normal"/>
+              <w:jc w:val="center"/>
+              <w:pBdr>
+                <w:bottom w:val="none" w:sz="0" w:space="0" w:color="000000"/>
+                <w:top w:val="none" w:sz="0" w:space="0" w:color="000000"/>
+                <w:left w:val="none" w:sz="0" w:space="0" w:color="000000"/>
+                <w:right w:val="none" w:sz="0" w:space="0" w:color="000000"/>
+              </w:pBdr>
+              <w:spacing w:after="100" w:before="100" w:line="240"/>
+              <w:ind w:left="100" w:right="100" w:firstLine="0" w:firstLineChars="0"/>
+              <w:rPr>
+                <w:rFonts w:ascii="Helvetica" w:hAnsi="Helvetica" w:eastAsia="Helvetica" w:cs="Helvetica"/>
+                <w:i w:val="false"/>
+                <w:b w:val="false"/>
+                <w:u w:val="none"/>
+                <w:sz w:val="22"/>
+                <w:szCs w:val="22"/>
+                <w:color w:val="000000"/>
+              </w:rPr>
+            </w:pPr>
+            <w:r>
+              <w:rPr>
+                <w:rFonts w:ascii="Helvetica" w:hAnsi="Helvetica" w:eastAsia="Helvetica" w:cs="Helvetica"/>
+                <w:i w:val="false"/>
+                <w:b w:val="false"/>
+                <w:u w:val="none"/>
+                <w:sz w:val="22"/>
+                <w:szCs w:val="22"/>
+                <w:color w:val="000000"/>
+              </w:rPr>
+              <w:t xml:space="preserve">0.12, 7.15</w:t>
+            </w:r>
+          </w:p>
+        </w:tc>
+        <w:tc>
+          <w:tcPr>
+            <w:tcBorders>
+              <w:bottom w:val="none" w:sz="0" w:space="0" w:color="000000"/>
+              <w:top w:val="none" w:sz="0" w:space="0" w:color="000000"/>
+              <w:left w:val="none" w:sz="0" w:space="0" w:color="000000"/>
+              <w:right w:val="none" w:sz="0" w:space="0" w:color="000000"/>
+            </w:tcBorders>
+            <w:shd w:val="clear" w:color="auto" w:fill="FFFFFF"/>
+            <w:tcMar>
+              <w:top w:w="0" w:type="dxa"/>
+              <w:bottom w:w="0" w:type="dxa"/>
+              <w:left w:w="0" w:type="dxa"/>
+              <w:right w:w="0" w:type="dxa"/>
+            </w:tcMar>
+            <w:vAlign w:val="top"/>
+          </w:tcPr>
+          <w:p>
+            <w:pPr>
+              <w:pStyle w:val="Normal"/>
+              <w:jc w:val="center"/>
+              <w:pBdr>
+                <w:bottom w:val="none" w:sz="0" w:space="0" w:color="000000"/>
+                <w:top w:val="none" w:sz="0" w:space="0" w:color="000000"/>
+                <w:left w:val="none" w:sz="0" w:space="0" w:color="000000"/>
+                <w:right w:val="none" w:sz="0" w:space="0" w:color="000000"/>
+              </w:pBdr>
+              <w:spacing w:after="100" w:before="100" w:line="240"/>
+              <w:ind w:left="100" w:right="100" w:firstLine="0" w:firstLineChars="0"/>
+              <w:rPr>
+                <w:rFonts w:ascii="Helvetica" w:hAnsi="Helvetica" w:eastAsia="Helvetica" w:cs="Helvetica"/>
+                <w:i w:val="false"/>
+                <w:b w:val="false"/>
+                <w:u w:val="none"/>
+                <w:sz w:val="22"/>
+                <w:szCs w:val="22"/>
+                <w:color w:val="000000"/>
+              </w:rPr>
+            </w:pPr>
+            <w:r>
+              <w:rPr>
+                <w:rFonts w:ascii="Helvetica" w:hAnsi="Helvetica" w:eastAsia="Helvetica" w:cs="Helvetica"/>
+                <w:i w:val="false"/>
+                <w:b w:val="false"/>
+                <w:u w:val="none"/>
+                <w:sz w:val="22"/>
+                <w:szCs w:val="22"/>
+                <w:color w:val="000000"/>
+              </w:rPr>
+              <w:t xml:space="preserve">0.940</w:t>
             </w:r>
           </w:p>
         </w:tc>
@@ -7865,113 +7865,113 @@
                 <w:szCs w:val="22"/>
                 <w:color w:val="000000"/>
               </w:rPr>
-              <w:t xml:space="preserve">0.72</w:t>
-            </w:r>
-          </w:p>
-        </w:tc>
-        <w:tc>
-          <w:tcPr>
-            <w:tcBorders>
-              <w:bottom w:val="none" w:sz="0" w:space="0" w:color="000000"/>
-              <w:top w:val="none" w:sz="0" w:space="0" w:color="000000"/>
-              <w:left w:val="none" w:sz="0" w:space="0" w:color="000000"/>
-              <w:right w:val="none" w:sz="0" w:space="0" w:color="000000"/>
-            </w:tcBorders>
-            <w:shd w:val="clear" w:color="auto" w:fill="FFFFFF"/>
-            <w:tcMar>
-              <w:top w:w="0" w:type="dxa"/>
-              <w:bottom w:w="0" w:type="dxa"/>
-              <w:left w:w="0" w:type="dxa"/>
-              <w:right w:w="0" w:type="dxa"/>
-            </w:tcMar>
-            <w:vAlign w:val="top"/>
-          </w:tcPr>
-          <w:p>
-            <w:pPr>
-              <w:pStyle w:val="Normal"/>
-              <w:jc w:val="center"/>
-              <w:pBdr>
-                <w:bottom w:val="none" w:sz="0" w:space="0" w:color="000000"/>
-                <w:top w:val="none" w:sz="0" w:space="0" w:color="000000"/>
-                <w:left w:val="none" w:sz="0" w:space="0" w:color="000000"/>
-                <w:right w:val="none" w:sz="0" w:space="0" w:color="000000"/>
-              </w:pBdr>
-              <w:spacing w:after="100" w:before="100" w:line="240"/>
-              <w:ind w:left="100" w:right="100" w:firstLine="0" w:firstLineChars="0"/>
-              <w:rPr>
-                <w:rFonts w:ascii="Helvetica" w:hAnsi="Helvetica" w:eastAsia="Helvetica" w:cs="Helvetica"/>
-                <w:i w:val="false"/>
-                <w:b w:val="false"/>
-                <w:u w:val="none"/>
-                <w:sz w:val="22"/>
-                <w:szCs w:val="22"/>
-                <w:color w:val="000000"/>
-              </w:rPr>
-            </w:pPr>
-            <w:r>
-              <w:rPr>
-                <w:rFonts w:ascii="Helvetica" w:hAnsi="Helvetica" w:eastAsia="Helvetica" w:cs="Helvetica"/>
-                <w:i w:val="false"/>
-                <w:b w:val="false"/>
-                <w:u w:val="none"/>
-                <w:sz w:val="22"/>
-                <w:szCs w:val="22"/>
-                <w:color w:val="000000"/>
-              </w:rPr>
-              <w:t xml:space="preserve">0.11, 4.72</w:t>
-            </w:r>
-          </w:p>
-        </w:tc>
-        <w:tc>
-          <w:tcPr>
-            <w:tcBorders>
-              <w:bottom w:val="none" w:sz="0" w:space="0" w:color="000000"/>
-              <w:top w:val="none" w:sz="0" w:space="0" w:color="000000"/>
-              <w:left w:val="none" w:sz="0" w:space="0" w:color="000000"/>
-              <w:right w:val="none" w:sz="0" w:space="0" w:color="000000"/>
-            </w:tcBorders>
-            <w:shd w:val="clear" w:color="auto" w:fill="FFFFFF"/>
-            <w:tcMar>
-              <w:top w:w="0" w:type="dxa"/>
-              <w:bottom w:w="0" w:type="dxa"/>
-              <w:left w:w="0" w:type="dxa"/>
-              <w:right w:w="0" w:type="dxa"/>
-            </w:tcMar>
-            <w:vAlign w:val="top"/>
-          </w:tcPr>
-          <w:p>
-            <w:pPr>
-              <w:pStyle w:val="Normal"/>
-              <w:jc w:val="center"/>
-              <w:pBdr>
-                <w:bottom w:val="none" w:sz="0" w:space="0" w:color="000000"/>
-                <w:top w:val="none" w:sz="0" w:space="0" w:color="000000"/>
-                <w:left w:val="none" w:sz="0" w:space="0" w:color="000000"/>
-                <w:right w:val="none" w:sz="0" w:space="0" w:color="000000"/>
-              </w:pBdr>
-              <w:spacing w:after="100" w:before="100" w:line="240"/>
-              <w:ind w:left="100" w:right="100" w:firstLine="0" w:firstLineChars="0"/>
-              <w:rPr>
-                <w:rFonts w:ascii="Helvetica" w:hAnsi="Helvetica" w:eastAsia="Helvetica" w:cs="Helvetica"/>
-                <w:i w:val="false"/>
-                <w:b w:val="false"/>
-                <w:u w:val="none"/>
-                <w:sz w:val="22"/>
-                <w:szCs w:val="22"/>
-                <w:color w:val="000000"/>
-              </w:rPr>
-            </w:pPr>
-            <w:r>
-              <w:rPr>
-                <w:rFonts w:ascii="Helvetica" w:hAnsi="Helvetica" w:eastAsia="Helvetica" w:cs="Helvetica"/>
-                <w:i w:val="false"/>
-                <w:b w:val="false"/>
-                <w:u w:val="none"/>
-                <w:sz w:val="22"/>
-                <w:szCs w:val="22"/>
-                <w:color w:val="000000"/>
-              </w:rPr>
-              <w:t xml:space="preserve">0.730</w:t>
+              <w:t xml:space="preserve">0.66</w:t>
+            </w:r>
+          </w:p>
+        </w:tc>
+        <w:tc>
+          <w:tcPr>
+            <w:tcBorders>
+              <w:bottom w:val="none" w:sz="0" w:space="0" w:color="000000"/>
+              <w:top w:val="none" w:sz="0" w:space="0" w:color="000000"/>
+              <w:left w:val="none" w:sz="0" w:space="0" w:color="000000"/>
+              <w:right w:val="none" w:sz="0" w:space="0" w:color="000000"/>
+            </w:tcBorders>
+            <w:shd w:val="clear" w:color="auto" w:fill="FFFFFF"/>
+            <w:tcMar>
+              <w:top w:w="0" w:type="dxa"/>
+              <w:bottom w:w="0" w:type="dxa"/>
+              <w:left w:w="0" w:type="dxa"/>
+              <w:right w:w="0" w:type="dxa"/>
+            </w:tcMar>
+            <w:vAlign w:val="top"/>
+          </w:tcPr>
+          <w:p>
+            <w:pPr>
+              <w:pStyle w:val="Normal"/>
+              <w:jc w:val="center"/>
+              <w:pBdr>
+                <w:bottom w:val="none" w:sz="0" w:space="0" w:color="000000"/>
+                <w:top w:val="none" w:sz="0" w:space="0" w:color="000000"/>
+                <w:left w:val="none" w:sz="0" w:space="0" w:color="000000"/>
+                <w:right w:val="none" w:sz="0" w:space="0" w:color="000000"/>
+              </w:pBdr>
+              <w:spacing w:after="100" w:before="100" w:line="240"/>
+              <w:ind w:left="100" w:right="100" w:firstLine="0" w:firstLineChars="0"/>
+              <w:rPr>
+                <w:rFonts w:ascii="Helvetica" w:hAnsi="Helvetica" w:eastAsia="Helvetica" w:cs="Helvetica"/>
+                <w:i w:val="false"/>
+                <w:b w:val="false"/>
+                <w:u w:val="none"/>
+                <w:sz w:val="22"/>
+                <w:szCs w:val="22"/>
+                <w:color w:val="000000"/>
+              </w:rPr>
+            </w:pPr>
+            <w:r>
+              <w:rPr>
+                <w:rFonts w:ascii="Helvetica" w:hAnsi="Helvetica" w:eastAsia="Helvetica" w:cs="Helvetica"/>
+                <w:i w:val="false"/>
+                <w:b w:val="false"/>
+                <w:u w:val="none"/>
+                <w:sz w:val="22"/>
+                <w:szCs w:val="22"/>
+                <w:color w:val="000000"/>
+              </w:rPr>
+              <w:t xml:space="preserve">0.10, 4.45</w:t>
+            </w:r>
+          </w:p>
+        </w:tc>
+        <w:tc>
+          <w:tcPr>
+            <w:tcBorders>
+              <w:bottom w:val="none" w:sz="0" w:space="0" w:color="000000"/>
+              <w:top w:val="none" w:sz="0" w:space="0" w:color="000000"/>
+              <w:left w:val="none" w:sz="0" w:space="0" w:color="000000"/>
+              <w:right w:val="none" w:sz="0" w:space="0" w:color="000000"/>
+            </w:tcBorders>
+            <w:shd w:val="clear" w:color="auto" w:fill="FFFFFF"/>
+            <w:tcMar>
+              <w:top w:w="0" w:type="dxa"/>
+              <w:bottom w:w="0" w:type="dxa"/>
+              <w:left w:w="0" w:type="dxa"/>
+              <w:right w:w="0" w:type="dxa"/>
+            </w:tcMar>
+            <w:vAlign w:val="top"/>
+          </w:tcPr>
+          <w:p>
+            <w:pPr>
+              <w:pStyle w:val="Normal"/>
+              <w:jc w:val="center"/>
+              <w:pBdr>
+                <w:bottom w:val="none" w:sz="0" w:space="0" w:color="000000"/>
+                <w:top w:val="none" w:sz="0" w:space="0" w:color="000000"/>
+                <w:left w:val="none" w:sz="0" w:space="0" w:color="000000"/>
+                <w:right w:val="none" w:sz="0" w:space="0" w:color="000000"/>
+              </w:pBdr>
+              <w:spacing w:after="100" w:before="100" w:line="240"/>
+              <w:ind w:left="100" w:right="100" w:firstLine="0" w:firstLineChars="0"/>
+              <w:rPr>
+                <w:rFonts w:ascii="Helvetica" w:hAnsi="Helvetica" w:eastAsia="Helvetica" w:cs="Helvetica"/>
+                <w:i w:val="false"/>
+                <w:b w:val="false"/>
+                <w:u w:val="none"/>
+                <w:sz w:val="22"/>
+                <w:szCs w:val="22"/>
+                <w:color w:val="000000"/>
+              </w:rPr>
+            </w:pPr>
+            <w:r>
+              <w:rPr>
+                <w:rFonts w:ascii="Helvetica" w:hAnsi="Helvetica" w:eastAsia="Helvetica" w:cs="Helvetica"/>
+                <w:i w:val="false"/>
+                <w:b w:val="false"/>
+                <w:u w:val="none"/>
+                <w:sz w:val="22"/>
+                <w:szCs w:val="22"/>
+                <w:color w:val="000000"/>
+              </w:rPr>
+              <w:t xml:space="preserve">0.670</w:t>
             </w:r>
           </w:p>
         </w:tc>
@@ -8401,60 +8401,60 @@
                 <w:szCs w:val="22"/>
                 <w:color w:val="000000"/>
               </w:rPr>
-              <w:t xml:space="preserve">0.05, 6.37</w:t>
-            </w:r>
-          </w:p>
-        </w:tc>
-        <w:tc>
-          <w:tcPr>
-            <w:tcBorders>
-              <w:bottom w:val="none" w:sz="0" w:space="0" w:color="000000"/>
-              <w:top w:val="none" w:sz="0" w:space="0" w:color="000000"/>
-              <w:left w:val="none" w:sz="0" w:space="0" w:color="000000"/>
-              <w:right w:val="none" w:sz="0" w:space="0" w:color="000000"/>
-            </w:tcBorders>
-            <w:shd w:val="clear" w:color="auto" w:fill="FFFFFF"/>
-            <w:tcMar>
-              <w:top w:w="0" w:type="dxa"/>
-              <w:bottom w:w="0" w:type="dxa"/>
-              <w:left w:w="0" w:type="dxa"/>
-              <w:right w:w="0" w:type="dxa"/>
-            </w:tcMar>
-            <w:vAlign w:val="top"/>
-          </w:tcPr>
-          <w:p>
-            <w:pPr>
-              <w:pStyle w:val="Normal"/>
-              <w:jc w:val="center"/>
-              <w:pBdr>
-                <w:bottom w:val="none" w:sz="0" w:space="0" w:color="000000"/>
-                <w:top w:val="none" w:sz="0" w:space="0" w:color="000000"/>
-                <w:left w:val="none" w:sz="0" w:space="0" w:color="000000"/>
-                <w:right w:val="none" w:sz="0" w:space="0" w:color="000000"/>
-              </w:pBdr>
-              <w:spacing w:after="100" w:before="100" w:line="240"/>
-              <w:ind w:left="100" w:right="100" w:firstLine="0" w:firstLineChars="0"/>
-              <w:rPr>
-                <w:rFonts w:ascii="Helvetica" w:hAnsi="Helvetica" w:eastAsia="Helvetica" w:cs="Helvetica"/>
-                <w:i w:val="false"/>
-                <w:b w:val="false"/>
-                <w:u w:val="none"/>
-                <w:sz w:val="22"/>
-                <w:szCs w:val="22"/>
-                <w:color w:val="000000"/>
-              </w:rPr>
-            </w:pPr>
-            <w:r>
-              <w:rPr>
-                <w:rFonts w:ascii="Helvetica" w:hAnsi="Helvetica" w:eastAsia="Helvetica" w:cs="Helvetica"/>
-                <w:i w:val="false"/>
-                <w:b w:val="false"/>
-                <w:u w:val="none"/>
-                <w:sz w:val="22"/>
-                <w:szCs w:val="22"/>
-                <w:color w:val="000000"/>
-              </w:rPr>
-              <w:t xml:space="preserve">0.650</w:t>
+              <w:t xml:space="preserve">0.05, 6.07</w:t>
+            </w:r>
+          </w:p>
+        </w:tc>
+        <w:tc>
+          <w:tcPr>
+            <w:tcBorders>
+              <w:bottom w:val="none" w:sz="0" w:space="0" w:color="000000"/>
+              <w:top w:val="none" w:sz="0" w:space="0" w:color="000000"/>
+              <w:left w:val="none" w:sz="0" w:space="0" w:color="000000"/>
+              <w:right w:val="none" w:sz="0" w:space="0" w:color="000000"/>
+            </w:tcBorders>
+            <w:shd w:val="clear" w:color="auto" w:fill="FFFFFF"/>
+            <w:tcMar>
+              <w:top w:w="0" w:type="dxa"/>
+              <w:bottom w:w="0" w:type="dxa"/>
+              <w:left w:w="0" w:type="dxa"/>
+              <w:right w:w="0" w:type="dxa"/>
+            </w:tcMar>
+            <w:vAlign w:val="top"/>
+          </w:tcPr>
+          <w:p>
+            <w:pPr>
+              <w:pStyle w:val="Normal"/>
+              <w:jc w:val="center"/>
+              <w:pBdr>
+                <w:bottom w:val="none" w:sz="0" w:space="0" w:color="000000"/>
+                <w:top w:val="none" w:sz="0" w:space="0" w:color="000000"/>
+                <w:left w:val="none" w:sz="0" w:space="0" w:color="000000"/>
+                <w:right w:val="none" w:sz="0" w:space="0" w:color="000000"/>
+              </w:pBdr>
+              <w:spacing w:after="100" w:before="100" w:line="240"/>
+              <w:ind w:left="100" w:right="100" w:firstLine="0" w:firstLineChars="0"/>
+              <w:rPr>
+                <w:rFonts w:ascii="Helvetica" w:hAnsi="Helvetica" w:eastAsia="Helvetica" w:cs="Helvetica"/>
+                <w:i w:val="false"/>
+                <w:b w:val="false"/>
+                <w:u w:val="none"/>
+                <w:sz w:val="22"/>
+                <w:szCs w:val="22"/>
+                <w:color w:val="000000"/>
+              </w:rPr>
+            </w:pPr>
+            <w:r>
+              <w:rPr>
+                <w:rFonts w:ascii="Helvetica" w:hAnsi="Helvetica" w:eastAsia="Helvetica" w:cs="Helvetica"/>
+                <w:i w:val="false"/>
+                <w:b w:val="false"/>
+                <w:u w:val="none"/>
+                <w:sz w:val="22"/>
+                <w:szCs w:val="22"/>
+                <w:color w:val="000000"/>
+              </w:rPr>
+              <w:t xml:space="preserve">0.640</w:t>
             </w:r>
           </w:p>
         </w:tc>
@@ -10280,113 +10280,113 @@
                 <w:szCs w:val="22"/>
                 <w:color w:val="000000"/>
               </w:rPr>
-              <w:t xml:space="preserve">1.95</w:t>
-            </w:r>
-          </w:p>
-        </w:tc>
-        <w:tc>
-          <w:tcPr>
-            <w:tcBorders>
-              <w:bottom w:val="none" w:sz="0" w:space="0" w:color="000000"/>
-              <w:top w:val="none" w:sz="0" w:space="0" w:color="000000"/>
-              <w:left w:val="none" w:sz="0" w:space="0" w:color="000000"/>
-              <w:right w:val="none" w:sz="0" w:space="0" w:color="000000"/>
-            </w:tcBorders>
-            <w:shd w:val="clear" w:color="auto" w:fill="FFFFFF"/>
-            <w:tcMar>
-              <w:top w:w="0" w:type="dxa"/>
-              <w:bottom w:w="0" w:type="dxa"/>
-              <w:left w:w="0" w:type="dxa"/>
-              <w:right w:w="0" w:type="dxa"/>
-            </w:tcMar>
-            <w:vAlign w:val="top"/>
-          </w:tcPr>
-          <w:p>
-            <w:pPr>
-              <w:pStyle w:val="Normal"/>
-              <w:jc w:val="center"/>
-              <w:pBdr>
-                <w:bottom w:val="none" w:sz="0" w:space="0" w:color="000000"/>
-                <w:top w:val="none" w:sz="0" w:space="0" w:color="000000"/>
-                <w:left w:val="none" w:sz="0" w:space="0" w:color="000000"/>
-                <w:right w:val="none" w:sz="0" w:space="0" w:color="000000"/>
-              </w:pBdr>
-              <w:spacing w:after="100" w:before="100" w:line="240"/>
-              <w:ind w:left="100" w:right="100" w:firstLine="0" w:firstLineChars="0"/>
-              <w:rPr>
-                <w:rFonts w:ascii="Helvetica" w:hAnsi="Helvetica" w:eastAsia="Helvetica" w:cs="Helvetica"/>
-                <w:i w:val="false"/>
-                <w:b w:val="false"/>
-                <w:u w:val="none"/>
-                <w:sz w:val="22"/>
-                <w:szCs w:val="22"/>
-                <w:color w:val="000000"/>
-              </w:rPr>
-            </w:pPr>
-            <w:r>
-              <w:rPr>
-                <w:rFonts w:ascii="Helvetica" w:hAnsi="Helvetica" w:eastAsia="Helvetica" w:cs="Helvetica"/>
-                <w:i w:val="false"/>
-                <w:b w:val="false"/>
-                <w:u w:val="none"/>
-                <w:sz w:val="22"/>
-                <w:szCs w:val="22"/>
-                <w:color w:val="000000"/>
-              </w:rPr>
-              <w:t xml:space="preserve">0.57, 6.62</w:t>
-            </w:r>
-          </w:p>
-        </w:tc>
-        <w:tc>
-          <w:tcPr>
-            <w:tcBorders>
-              <w:bottom w:val="none" w:sz="0" w:space="0" w:color="000000"/>
-              <w:top w:val="none" w:sz="0" w:space="0" w:color="000000"/>
-              <w:left w:val="none" w:sz="0" w:space="0" w:color="000000"/>
-              <w:right w:val="none" w:sz="0" w:space="0" w:color="000000"/>
-            </w:tcBorders>
-            <w:shd w:val="clear" w:color="auto" w:fill="FFFFFF"/>
-            <w:tcMar>
-              <w:top w:w="0" w:type="dxa"/>
-              <w:bottom w:w="0" w:type="dxa"/>
-              <w:left w:w="0" w:type="dxa"/>
-              <w:right w:w="0" w:type="dxa"/>
-            </w:tcMar>
-            <w:vAlign w:val="top"/>
-          </w:tcPr>
-          <w:p>
-            <w:pPr>
-              <w:pStyle w:val="Normal"/>
-              <w:jc w:val="center"/>
-              <w:pBdr>
-                <w:bottom w:val="none" w:sz="0" w:space="0" w:color="000000"/>
-                <w:top w:val="none" w:sz="0" w:space="0" w:color="000000"/>
-                <w:left w:val="none" w:sz="0" w:space="0" w:color="000000"/>
-                <w:right w:val="none" w:sz="0" w:space="0" w:color="000000"/>
-              </w:pBdr>
-              <w:spacing w:after="100" w:before="100" w:line="240"/>
-              <w:ind w:left="100" w:right="100" w:firstLine="0" w:firstLineChars="0"/>
-              <w:rPr>
-                <w:rFonts w:ascii="Helvetica" w:hAnsi="Helvetica" w:eastAsia="Helvetica" w:cs="Helvetica"/>
-                <w:i w:val="false"/>
-                <w:b w:val="false"/>
-                <w:u w:val="none"/>
-                <w:sz w:val="22"/>
-                <w:szCs w:val="22"/>
-                <w:color w:val="000000"/>
-              </w:rPr>
-            </w:pPr>
-            <w:r>
-              <w:rPr>
-                <w:rFonts w:ascii="Helvetica" w:hAnsi="Helvetica" w:eastAsia="Helvetica" w:cs="Helvetica"/>
-                <w:i w:val="false"/>
-                <w:b w:val="false"/>
-                <w:u w:val="none"/>
-                <w:sz w:val="22"/>
-                <w:szCs w:val="22"/>
-                <w:color w:val="000000"/>
-              </w:rPr>
-              <w:t xml:space="preserve">0.280</w:t>
+              <w:t xml:space="preserve">2.03</w:t>
+            </w:r>
+          </w:p>
+        </w:tc>
+        <w:tc>
+          <w:tcPr>
+            <w:tcBorders>
+              <w:bottom w:val="none" w:sz="0" w:space="0" w:color="000000"/>
+              <w:top w:val="none" w:sz="0" w:space="0" w:color="000000"/>
+              <w:left w:val="none" w:sz="0" w:space="0" w:color="000000"/>
+              <w:right w:val="none" w:sz="0" w:space="0" w:color="000000"/>
+            </w:tcBorders>
+            <w:shd w:val="clear" w:color="auto" w:fill="FFFFFF"/>
+            <w:tcMar>
+              <w:top w:w="0" w:type="dxa"/>
+              <w:bottom w:w="0" w:type="dxa"/>
+              <w:left w:w="0" w:type="dxa"/>
+              <w:right w:w="0" w:type="dxa"/>
+            </w:tcMar>
+            <w:vAlign w:val="top"/>
+          </w:tcPr>
+          <w:p>
+            <w:pPr>
+              <w:pStyle w:val="Normal"/>
+              <w:jc w:val="center"/>
+              <w:pBdr>
+                <w:bottom w:val="none" w:sz="0" w:space="0" w:color="000000"/>
+                <w:top w:val="none" w:sz="0" w:space="0" w:color="000000"/>
+                <w:left w:val="none" w:sz="0" w:space="0" w:color="000000"/>
+                <w:right w:val="none" w:sz="0" w:space="0" w:color="000000"/>
+              </w:pBdr>
+              <w:spacing w:after="100" w:before="100" w:line="240"/>
+              <w:ind w:left="100" w:right="100" w:firstLine="0" w:firstLineChars="0"/>
+              <w:rPr>
+                <w:rFonts w:ascii="Helvetica" w:hAnsi="Helvetica" w:eastAsia="Helvetica" w:cs="Helvetica"/>
+                <w:i w:val="false"/>
+                <w:b w:val="false"/>
+                <w:u w:val="none"/>
+                <w:sz w:val="22"/>
+                <w:szCs w:val="22"/>
+                <w:color w:val="000000"/>
+              </w:rPr>
+            </w:pPr>
+            <w:r>
+              <w:rPr>
+                <w:rFonts w:ascii="Helvetica" w:hAnsi="Helvetica" w:eastAsia="Helvetica" w:cs="Helvetica"/>
+                <w:i w:val="false"/>
+                <w:b w:val="false"/>
+                <w:u w:val="none"/>
+                <w:sz w:val="22"/>
+                <w:szCs w:val="22"/>
+                <w:color w:val="000000"/>
+              </w:rPr>
+              <w:t xml:space="preserve">0.60, 6.85</w:t>
+            </w:r>
+          </w:p>
+        </w:tc>
+        <w:tc>
+          <w:tcPr>
+            <w:tcBorders>
+              <w:bottom w:val="none" w:sz="0" w:space="0" w:color="000000"/>
+              <w:top w:val="none" w:sz="0" w:space="0" w:color="000000"/>
+              <w:left w:val="none" w:sz="0" w:space="0" w:color="000000"/>
+              <w:right w:val="none" w:sz="0" w:space="0" w:color="000000"/>
+            </w:tcBorders>
+            <w:shd w:val="clear" w:color="auto" w:fill="FFFFFF"/>
+            <w:tcMar>
+              <w:top w:w="0" w:type="dxa"/>
+              <w:bottom w:w="0" w:type="dxa"/>
+              <w:left w:w="0" w:type="dxa"/>
+              <w:right w:w="0" w:type="dxa"/>
+            </w:tcMar>
+            <w:vAlign w:val="top"/>
+          </w:tcPr>
+          <w:p>
+            <w:pPr>
+              <w:pStyle w:val="Normal"/>
+              <w:jc w:val="center"/>
+              <w:pBdr>
+                <w:bottom w:val="none" w:sz="0" w:space="0" w:color="000000"/>
+                <w:top w:val="none" w:sz="0" w:space="0" w:color="000000"/>
+                <w:left w:val="none" w:sz="0" w:space="0" w:color="000000"/>
+                <w:right w:val="none" w:sz="0" w:space="0" w:color="000000"/>
+              </w:pBdr>
+              <w:spacing w:after="100" w:before="100" w:line="240"/>
+              <w:ind w:left="100" w:right="100" w:firstLine="0" w:firstLineChars="0"/>
+              <w:rPr>
+                <w:rFonts w:ascii="Helvetica" w:hAnsi="Helvetica" w:eastAsia="Helvetica" w:cs="Helvetica"/>
+                <w:i w:val="false"/>
+                <w:b w:val="false"/>
+                <w:u w:val="none"/>
+                <w:sz w:val="22"/>
+                <w:szCs w:val="22"/>
+                <w:color w:val="000000"/>
+              </w:rPr>
+            </w:pPr>
+            <w:r>
+              <w:rPr>
+                <w:rFonts w:ascii="Helvetica" w:hAnsi="Helvetica" w:eastAsia="Helvetica" w:cs="Helvetica"/>
+                <w:i w:val="false"/>
+                <w:b w:val="false"/>
+                <w:u w:val="none"/>
+                <w:sz w:val="22"/>
+                <w:szCs w:val="22"/>
+                <w:color w:val="000000"/>
+              </w:rPr>
+              <w:t xml:space="preserve">0.250</w:t>
             </w:r>
           </w:p>
         </w:tc>
@@ -11729,113 +11729,113 @@
                 <w:szCs w:val="22"/>
                 <w:color w:val="000000"/>
               </w:rPr>
-              <w:t xml:space="preserve">4.32</w:t>
-            </w:r>
-          </w:p>
-        </w:tc>
-        <w:tc>
-          <w:tcPr>
-            <w:tcBorders>
-              <w:bottom w:val="none" w:sz="0" w:space="0" w:color="000000"/>
-              <w:top w:val="none" w:sz="0" w:space="0" w:color="000000"/>
-              <w:left w:val="none" w:sz="0" w:space="0" w:color="000000"/>
-              <w:right w:val="none" w:sz="0" w:space="0" w:color="000000"/>
-            </w:tcBorders>
-            <w:shd w:val="clear" w:color="auto" w:fill="FFFFFF"/>
-            <w:tcMar>
-              <w:top w:w="0" w:type="dxa"/>
-              <w:bottom w:w="0" w:type="dxa"/>
-              <w:left w:w="0" w:type="dxa"/>
-              <w:right w:w="0" w:type="dxa"/>
-            </w:tcMar>
-            <w:vAlign w:val="top"/>
-          </w:tcPr>
-          <w:p>
-            <w:pPr>
-              <w:pStyle w:val="Normal"/>
-              <w:jc w:val="center"/>
-              <w:pBdr>
-                <w:bottom w:val="none" w:sz="0" w:space="0" w:color="000000"/>
-                <w:top w:val="none" w:sz="0" w:space="0" w:color="000000"/>
-                <w:left w:val="none" w:sz="0" w:space="0" w:color="000000"/>
-                <w:right w:val="none" w:sz="0" w:space="0" w:color="000000"/>
-              </w:pBdr>
-              <w:spacing w:after="100" w:before="100" w:line="240"/>
-              <w:ind w:left="100" w:right="100" w:firstLine="0" w:firstLineChars="0"/>
-              <w:rPr>
-                <w:rFonts w:ascii="Helvetica" w:hAnsi="Helvetica" w:eastAsia="Helvetica" w:cs="Helvetica"/>
-                <w:i w:val="false"/>
-                <w:b w:val="false"/>
-                <w:u w:val="none"/>
-                <w:sz w:val="22"/>
-                <w:szCs w:val="22"/>
-                <w:color w:val="000000"/>
-              </w:rPr>
-            </w:pPr>
-            <w:r>
-              <w:rPr>
-                <w:rFonts w:ascii="Helvetica" w:hAnsi="Helvetica" w:eastAsia="Helvetica" w:cs="Helvetica"/>
-                <w:i w:val="false"/>
-                <w:b w:val="false"/>
-                <w:u w:val="none"/>
-                <w:sz w:val="22"/>
-                <w:szCs w:val="22"/>
-                <w:color w:val="000000"/>
-              </w:rPr>
-              <w:t xml:space="preserve">1.12, 16.7</w:t>
-            </w:r>
-          </w:p>
-        </w:tc>
-        <w:tc>
-          <w:tcPr>
-            <w:tcBorders>
-              <w:bottom w:val="none" w:sz="0" w:space="0" w:color="000000"/>
-              <w:top w:val="none" w:sz="0" w:space="0" w:color="000000"/>
-              <w:left w:val="none" w:sz="0" w:space="0" w:color="000000"/>
-              <w:right w:val="none" w:sz="0" w:space="0" w:color="000000"/>
-            </w:tcBorders>
-            <w:shd w:val="clear" w:color="auto" w:fill="FFFFFF"/>
-            <w:tcMar>
-              <w:top w:w="0" w:type="dxa"/>
-              <w:bottom w:w="0" w:type="dxa"/>
-              <w:left w:w="0" w:type="dxa"/>
-              <w:right w:w="0" w:type="dxa"/>
-            </w:tcMar>
-            <w:vAlign w:val="top"/>
-          </w:tcPr>
-          <w:p>
-            <w:pPr>
-              <w:pStyle w:val="Normal"/>
-              <w:jc w:val="center"/>
-              <w:pBdr>
-                <w:bottom w:val="none" w:sz="0" w:space="0" w:color="000000"/>
-                <w:top w:val="none" w:sz="0" w:space="0" w:color="000000"/>
-                <w:left w:val="none" w:sz="0" w:space="0" w:color="000000"/>
-                <w:right w:val="none" w:sz="0" w:space="0" w:color="000000"/>
-              </w:pBdr>
-              <w:spacing w:after="100" w:before="100" w:line="240"/>
-              <w:ind w:left="100" w:right="100" w:firstLine="0" w:firstLineChars="0"/>
-              <w:rPr>
-                <w:rFonts w:ascii="Helvetica" w:hAnsi="Helvetica" w:eastAsia="Helvetica" w:cs="Helvetica"/>
-                <w:i w:val="false"/>
-                <w:b w:val="false"/>
-                <w:u w:val="none"/>
-                <w:sz w:val="22"/>
-                <w:szCs w:val="22"/>
-                <w:color w:val="000000"/>
-              </w:rPr>
-            </w:pPr>
-            <w:r>
-              <w:rPr>
-                <w:rFonts w:ascii="Helvetica" w:hAnsi="Helvetica" w:eastAsia="Helvetica" w:cs="Helvetica"/>
-                <w:i w:val="false"/>
-                <w:b w:val="false"/>
-                <w:u w:val="none"/>
-                <w:sz w:val="22"/>
-                <w:szCs w:val="22"/>
-                <w:color w:val="000000"/>
-              </w:rPr>
-              <w:t xml:space="preserve">0.034</w:t>
+              <w:t xml:space="preserve">4.36</w:t>
+            </w:r>
+          </w:p>
+        </w:tc>
+        <w:tc>
+          <w:tcPr>
+            <w:tcBorders>
+              <w:bottom w:val="none" w:sz="0" w:space="0" w:color="000000"/>
+              <w:top w:val="none" w:sz="0" w:space="0" w:color="000000"/>
+              <w:left w:val="none" w:sz="0" w:space="0" w:color="000000"/>
+              <w:right w:val="none" w:sz="0" w:space="0" w:color="000000"/>
+            </w:tcBorders>
+            <w:shd w:val="clear" w:color="auto" w:fill="FFFFFF"/>
+            <w:tcMar>
+              <w:top w:w="0" w:type="dxa"/>
+              <w:bottom w:w="0" w:type="dxa"/>
+              <w:left w:w="0" w:type="dxa"/>
+              <w:right w:w="0" w:type="dxa"/>
+            </w:tcMar>
+            <w:vAlign w:val="top"/>
+          </w:tcPr>
+          <w:p>
+            <w:pPr>
+              <w:pStyle w:val="Normal"/>
+              <w:jc w:val="center"/>
+              <w:pBdr>
+                <w:bottom w:val="none" w:sz="0" w:space="0" w:color="000000"/>
+                <w:top w:val="none" w:sz="0" w:space="0" w:color="000000"/>
+                <w:left w:val="none" w:sz="0" w:space="0" w:color="000000"/>
+                <w:right w:val="none" w:sz="0" w:space="0" w:color="000000"/>
+              </w:pBdr>
+              <w:spacing w:after="100" w:before="100" w:line="240"/>
+              <w:ind w:left="100" w:right="100" w:firstLine="0" w:firstLineChars="0"/>
+              <w:rPr>
+                <w:rFonts w:ascii="Helvetica" w:hAnsi="Helvetica" w:eastAsia="Helvetica" w:cs="Helvetica"/>
+                <w:i w:val="false"/>
+                <w:b w:val="false"/>
+                <w:u w:val="none"/>
+                <w:sz w:val="22"/>
+                <w:szCs w:val="22"/>
+                <w:color w:val="000000"/>
+              </w:rPr>
+            </w:pPr>
+            <w:r>
+              <w:rPr>
+                <w:rFonts w:ascii="Helvetica" w:hAnsi="Helvetica" w:eastAsia="Helvetica" w:cs="Helvetica"/>
+                <w:i w:val="false"/>
+                <w:b w:val="false"/>
+                <w:u w:val="none"/>
+                <w:sz w:val="22"/>
+                <w:szCs w:val="22"/>
+                <w:color w:val="000000"/>
+              </w:rPr>
+              <w:t xml:space="preserve">1.14, 16.6</w:t>
+            </w:r>
+          </w:p>
+        </w:tc>
+        <w:tc>
+          <w:tcPr>
+            <w:tcBorders>
+              <w:bottom w:val="none" w:sz="0" w:space="0" w:color="000000"/>
+              <w:top w:val="none" w:sz="0" w:space="0" w:color="000000"/>
+              <w:left w:val="none" w:sz="0" w:space="0" w:color="000000"/>
+              <w:right w:val="none" w:sz="0" w:space="0" w:color="000000"/>
+            </w:tcBorders>
+            <w:shd w:val="clear" w:color="auto" w:fill="FFFFFF"/>
+            <w:tcMar>
+              <w:top w:w="0" w:type="dxa"/>
+              <w:bottom w:w="0" w:type="dxa"/>
+              <w:left w:w="0" w:type="dxa"/>
+              <w:right w:w="0" w:type="dxa"/>
+            </w:tcMar>
+            <w:vAlign w:val="top"/>
+          </w:tcPr>
+          <w:p>
+            <w:pPr>
+              <w:pStyle w:val="Normal"/>
+              <w:jc w:val="center"/>
+              <w:pBdr>
+                <w:bottom w:val="none" w:sz="0" w:space="0" w:color="000000"/>
+                <w:top w:val="none" w:sz="0" w:space="0" w:color="000000"/>
+                <w:left w:val="none" w:sz="0" w:space="0" w:color="000000"/>
+                <w:right w:val="none" w:sz="0" w:space="0" w:color="000000"/>
+              </w:pBdr>
+              <w:spacing w:after="100" w:before="100" w:line="240"/>
+              <w:ind w:left="100" w:right="100" w:firstLine="0" w:firstLineChars="0"/>
+              <w:rPr>
+                <w:rFonts w:ascii="Helvetica" w:hAnsi="Helvetica" w:eastAsia="Helvetica" w:cs="Helvetica"/>
+                <w:i w:val="false"/>
+                <w:b w:val="false"/>
+                <w:u w:val="none"/>
+                <w:sz w:val="22"/>
+                <w:szCs w:val="22"/>
+                <w:color w:val="000000"/>
+              </w:rPr>
+            </w:pPr>
+            <w:r>
+              <w:rPr>
+                <w:rFonts w:ascii="Helvetica" w:hAnsi="Helvetica" w:eastAsia="Helvetica" w:cs="Helvetica"/>
+                <w:i w:val="false"/>
+                <w:b w:val="false"/>
+                <w:u w:val="none"/>
+                <w:sz w:val="22"/>
+                <w:szCs w:val="22"/>
+                <w:color w:val="000000"/>
+              </w:rPr>
+              <w:t xml:space="preserve">0.031</w:t>
             </w:r>
           </w:p>
         </w:tc>
@@ -12212,113 +12212,113 @@
                 <w:szCs w:val="22"/>
                 <w:color w:val="000000"/>
               </w:rPr>
-              <w:t xml:space="preserve">0.89</w:t>
-            </w:r>
-          </w:p>
-        </w:tc>
-        <w:tc>
-          <w:tcPr>
-            <w:tcBorders>
-              <w:bottom w:val="none" w:sz="0" w:space="0" w:color="000000"/>
-              <w:top w:val="none" w:sz="0" w:space="0" w:color="000000"/>
-              <w:left w:val="none" w:sz="0" w:space="0" w:color="000000"/>
-              <w:right w:val="none" w:sz="0" w:space="0" w:color="000000"/>
-            </w:tcBorders>
-            <w:shd w:val="clear" w:color="auto" w:fill="FFFFFF"/>
-            <w:tcMar>
-              <w:top w:w="0" w:type="dxa"/>
-              <w:bottom w:w="0" w:type="dxa"/>
-              <w:left w:w="0" w:type="dxa"/>
-              <w:right w:w="0" w:type="dxa"/>
-            </w:tcMar>
-            <w:vAlign w:val="top"/>
-          </w:tcPr>
-          <w:p>
-            <w:pPr>
-              <w:pStyle w:val="Normal"/>
-              <w:jc w:val="center"/>
-              <w:pBdr>
-                <w:bottom w:val="none" w:sz="0" w:space="0" w:color="000000"/>
-                <w:top w:val="none" w:sz="0" w:space="0" w:color="000000"/>
-                <w:left w:val="none" w:sz="0" w:space="0" w:color="000000"/>
-                <w:right w:val="none" w:sz="0" w:space="0" w:color="000000"/>
-              </w:pBdr>
-              <w:spacing w:after="100" w:before="100" w:line="240"/>
-              <w:ind w:left="100" w:right="100" w:firstLine="0" w:firstLineChars="0"/>
-              <w:rPr>
-                <w:rFonts w:ascii="Helvetica" w:hAnsi="Helvetica" w:eastAsia="Helvetica" w:cs="Helvetica"/>
-                <w:i w:val="false"/>
-                <w:b w:val="false"/>
-                <w:u w:val="none"/>
-                <w:sz w:val="22"/>
-                <w:szCs w:val="22"/>
-                <w:color w:val="000000"/>
-              </w:rPr>
-            </w:pPr>
-            <w:r>
-              <w:rPr>
-                <w:rFonts w:ascii="Helvetica" w:hAnsi="Helvetica" w:eastAsia="Helvetica" w:cs="Helvetica"/>
-                <w:i w:val="false"/>
-                <w:b w:val="false"/>
-                <w:u w:val="none"/>
-                <w:sz w:val="22"/>
-                <w:szCs w:val="22"/>
-                <w:color w:val="000000"/>
-              </w:rPr>
-              <w:t xml:space="preserve">0.23, 3.51</w:t>
-            </w:r>
-          </w:p>
-        </w:tc>
-        <w:tc>
-          <w:tcPr>
-            <w:tcBorders>
-              <w:bottom w:val="none" w:sz="0" w:space="0" w:color="000000"/>
-              <w:top w:val="none" w:sz="0" w:space="0" w:color="000000"/>
-              <w:left w:val="none" w:sz="0" w:space="0" w:color="000000"/>
-              <w:right w:val="none" w:sz="0" w:space="0" w:color="000000"/>
-            </w:tcBorders>
-            <w:shd w:val="clear" w:color="auto" w:fill="FFFFFF"/>
-            <w:tcMar>
-              <w:top w:w="0" w:type="dxa"/>
-              <w:bottom w:w="0" w:type="dxa"/>
-              <w:left w:w="0" w:type="dxa"/>
-              <w:right w:w="0" w:type="dxa"/>
-            </w:tcMar>
-            <w:vAlign w:val="top"/>
-          </w:tcPr>
-          <w:p>
-            <w:pPr>
-              <w:pStyle w:val="Normal"/>
-              <w:jc w:val="center"/>
-              <w:pBdr>
-                <w:bottom w:val="none" w:sz="0" w:space="0" w:color="000000"/>
-                <w:top w:val="none" w:sz="0" w:space="0" w:color="000000"/>
-                <w:left w:val="none" w:sz="0" w:space="0" w:color="000000"/>
-                <w:right w:val="none" w:sz="0" w:space="0" w:color="000000"/>
-              </w:pBdr>
-              <w:spacing w:after="100" w:before="100" w:line="240"/>
-              <w:ind w:left="100" w:right="100" w:firstLine="0" w:firstLineChars="0"/>
-              <w:rPr>
-                <w:rFonts w:ascii="Helvetica" w:hAnsi="Helvetica" w:eastAsia="Helvetica" w:cs="Helvetica"/>
-                <w:i w:val="false"/>
-                <w:b w:val="false"/>
-                <w:u w:val="none"/>
-                <w:sz w:val="22"/>
-                <w:szCs w:val="22"/>
-                <w:color w:val="000000"/>
-              </w:rPr>
-            </w:pPr>
-            <w:r>
-              <w:rPr>
-                <w:rFonts w:ascii="Helvetica" w:hAnsi="Helvetica" w:eastAsia="Helvetica" w:cs="Helvetica"/>
-                <w:i w:val="false"/>
-                <w:b w:val="false"/>
-                <w:u w:val="none"/>
-                <w:sz w:val="22"/>
-                <w:szCs w:val="22"/>
-                <w:color w:val="000000"/>
-              </w:rPr>
-              <w:t xml:space="preserve">0.870</w:t>
+              <w:t xml:space="preserve">1.0</w:t>
+            </w:r>
+          </w:p>
+        </w:tc>
+        <w:tc>
+          <w:tcPr>
+            <w:tcBorders>
+              <w:bottom w:val="none" w:sz="0" w:space="0" w:color="000000"/>
+              <w:top w:val="none" w:sz="0" w:space="0" w:color="000000"/>
+              <w:left w:val="none" w:sz="0" w:space="0" w:color="000000"/>
+              <w:right w:val="none" w:sz="0" w:space="0" w:color="000000"/>
+            </w:tcBorders>
+            <w:shd w:val="clear" w:color="auto" w:fill="FFFFFF"/>
+            <w:tcMar>
+              <w:top w:w="0" w:type="dxa"/>
+              <w:bottom w:w="0" w:type="dxa"/>
+              <w:left w:w="0" w:type="dxa"/>
+              <w:right w:w="0" w:type="dxa"/>
+            </w:tcMar>
+            <w:vAlign w:val="top"/>
+          </w:tcPr>
+          <w:p>
+            <w:pPr>
+              <w:pStyle w:val="Normal"/>
+              <w:jc w:val="center"/>
+              <w:pBdr>
+                <w:bottom w:val="none" w:sz="0" w:space="0" w:color="000000"/>
+                <w:top w:val="none" w:sz="0" w:space="0" w:color="000000"/>
+                <w:left w:val="none" w:sz="0" w:space="0" w:color="000000"/>
+                <w:right w:val="none" w:sz="0" w:space="0" w:color="000000"/>
+              </w:pBdr>
+              <w:spacing w:after="100" w:before="100" w:line="240"/>
+              <w:ind w:left="100" w:right="100" w:firstLine="0" w:firstLineChars="0"/>
+              <w:rPr>
+                <w:rFonts w:ascii="Helvetica" w:hAnsi="Helvetica" w:eastAsia="Helvetica" w:cs="Helvetica"/>
+                <w:i w:val="false"/>
+                <w:b w:val="false"/>
+                <w:u w:val="none"/>
+                <w:sz w:val="22"/>
+                <w:szCs w:val="22"/>
+                <w:color w:val="000000"/>
+              </w:rPr>
+            </w:pPr>
+            <w:r>
+              <w:rPr>
+                <w:rFonts w:ascii="Helvetica" w:hAnsi="Helvetica" w:eastAsia="Helvetica" w:cs="Helvetica"/>
+                <w:i w:val="false"/>
+                <w:b w:val="false"/>
+                <w:u w:val="none"/>
+                <w:sz w:val="22"/>
+                <w:szCs w:val="22"/>
+                <w:color w:val="000000"/>
+              </w:rPr>
+              <w:t xml:space="preserve">0.25, 3.94</w:t>
+            </w:r>
+          </w:p>
+        </w:tc>
+        <w:tc>
+          <w:tcPr>
+            <w:tcBorders>
+              <w:bottom w:val="none" w:sz="0" w:space="0" w:color="000000"/>
+              <w:top w:val="none" w:sz="0" w:space="0" w:color="000000"/>
+              <w:left w:val="none" w:sz="0" w:space="0" w:color="000000"/>
+              <w:right w:val="none" w:sz="0" w:space="0" w:color="000000"/>
+            </w:tcBorders>
+            <w:shd w:val="clear" w:color="auto" w:fill="FFFFFF"/>
+            <w:tcMar>
+              <w:top w:w="0" w:type="dxa"/>
+              <w:bottom w:w="0" w:type="dxa"/>
+              <w:left w:w="0" w:type="dxa"/>
+              <w:right w:w="0" w:type="dxa"/>
+            </w:tcMar>
+            <w:vAlign w:val="top"/>
+          </w:tcPr>
+          <w:p>
+            <w:pPr>
+              <w:pStyle w:val="Normal"/>
+              <w:jc w:val="center"/>
+              <w:pBdr>
+                <w:bottom w:val="none" w:sz="0" w:space="0" w:color="000000"/>
+                <w:top w:val="none" w:sz="0" w:space="0" w:color="000000"/>
+                <w:left w:val="none" w:sz="0" w:space="0" w:color="000000"/>
+                <w:right w:val="none" w:sz="0" w:space="0" w:color="000000"/>
+              </w:pBdr>
+              <w:spacing w:after="100" w:before="100" w:line="240"/>
+              <w:ind w:left="100" w:right="100" w:firstLine="0" w:firstLineChars="0"/>
+              <w:rPr>
+                <w:rFonts w:ascii="Helvetica" w:hAnsi="Helvetica" w:eastAsia="Helvetica" w:cs="Helvetica"/>
+                <w:i w:val="false"/>
+                <w:b w:val="false"/>
+                <w:u w:val="none"/>
+                <w:sz w:val="22"/>
+                <w:szCs w:val="22"/>
+                <w:color w:val="000000"/>
+              </w:rPr>
+            </w:pPr>
+            <w:r>
+              <w:rPr>
+                <w:rFonts w:ascii="Helvetica" w:hAnsi="Helvetica" w:eastAsia="Helvetica" w:cs="Helvetica"/>
+                <w:i w:val="false"/>
+                <w:b w:val="false"/>
+                <w:u w:val="none"/>
+                <w:sz w:val="22"/>
+                <w:szCs w:val="22"/>
+                <w:color w:val="000000"/>
+              </w:rPr>
+              <w:t xml:space="preserve">0.990</w:t>
             </w:r>
           </w:p>
         </w:tc>
@@ -12695,113 +12695,113 @@
                 <w:szCs w:val="22"/>
                 <w:color w:val="000000"/>
               </w:rPr>
-              <w:t xml:space="preserve">1.87</w:t>
-            </w:r>
-          </w:p>
-        </w:tc>
-        <w:tc>
-          <w:tcPr>
-            <w:tcBorders>
-              <w:bottom w:val="none" w:sz="0" w:space="0" w:color="000000"/>
-              <w:top w:val="none" w:sz="0" w:space="0" w:color="000000"/>
-              <w:left w:val="none" w:sz="0" w:space="0" w:color="000000"/>
-              <w:right w:val="none" w:sz="0" w:space="0" w:color="000000"/>
-            </w:tcBorders>
-            <w:shd w:val="clear" w:color="auto" w:fill="FFFFFF"/>
-            <w:tcMar>
-              <w:top w:w="0" w:type="dxa"/>
-              <w:bottom w:w="0" w:type="dxa"/>
-              <w:left w:w="0" w:type="dxa"/>
-              <w:right w:w="0" w:type="dxa"/>
-            </w:tcMar>
-            <w:vAlign w:val="top"/>
-          </w:tcPr>
-          <w:p>
-            <w:pPr>
-              <w:pStyle w:val="Normal"/>
-              <w:jc w:val="center"/>
-              <w:pBdr>
-                <w:bottom w:val="none" w:sz="0" w:space="0" w:color="000000"/>
-                <w:top w:val="none" w:sz="0" w:space="0" w:color="000000"/>
-                <w:left w:val="none" w:sz="0" w:space="0" w:color="000000"/>
-                <w:right w:val="none" w:sz="0" w:space="0" w:color="000000"/>
-              </w:pBdr>
-              <w:spacing w:after="100" w:before="100" w:line="240"/>
-              <w:ind w:left="100" w:right="100" w:firstLine="0" w:firstLineChars="0"/>
-              <w:rPr>
-                <w:rFonts w:ascii="Helvetica" w:hAnsi="Helvetica" w:eastAsia="Helvetica" w:cs="Helvetica"/>
-                <w:i w:val="false"/>
-                <w:b w:val="false"/>
-                <w:u w:val="none"/>
-                <w:sz w:val="22"/>
-                <w:szCs w:val="22"/>
-                <w:color w:val="000000"/>
-              </w:rPr>
-            </w:pPr>
-            <w:r>
-              <w:rPr>
-                <w:rFonts w:ascii="Helvetica" w:hAnsi="Helvetica" w:eastAsia="Helvetica" w:cs="Helvetica"/>
-                <w:i w:val="false"/>
-                <w:b w:val="false"/>
-                <w:u w:val="none"/>
-                <w:sz w:val="22"/>
-                <w:szCs w:val="22"/>
-                <w:color w:val="000000"/>
-              </w:rPr>
-              <w:t xml:space="preserve">0.30, 11.8</w:t>
-            </w:r>
-          </w:p>
-        </w:tc>
-        <w:tc>
-          <w:tcPr>
-            <w:tcBorders>
-              <w:bottom w:val="none" w:sz="0" w:space="0" w:color="000000"/>
-              <w:top w:val="none" w:sz="0" w:space="0" w:color="000000"/>
-              <w:left w:val="none" w:sz="0" w:space="0" w:color="000000"/>
-              <w:right w:val="none" w:sz="0" w:space="0" w:color="000000"/>
-            </w:tcBorders>
-            <w:shd w:val="clear" w:color="auto" w:fill="FFFFFF"/>
-            <w:tcMar>
-              <w:top w:w="0" w:type="dxa"/>
-              <w:bottom w:w="0" w:type="dxa"/>
-              <w:left w:w="0" w:type="dxa"/>
-              <w:right w:w="0" w:type="dxa"/>
-            </w:tcMar>
-            <w:vAlign w:val="top"/>
-          </w:tcPr>
-          <w:p>
-            <w:pPr>
-              <w:pStyle w:val="Normal"/>
-              <w:jc w:val="center"/>
-              <w:pBdr>
-                <w:bottom w:val="none" w:sz="0" w:space="0" w:color="000000"/>
-                <w:top w:val="none" w:sz="0" w:space="0" w:color="000000"/>
-                <w:left w:val="none" w:sz="0" w:space="0" w:color="000000"/>
-                <w:right w:val="none" w:sz="0" w:space="0" w:color="000000"/>
-              </w:pBdr>
-              <w:spacing w:after="100" w:before="100" w:line="240"/>
-              <w:ind w:left="100" w:right="100" w:firstLine="0" w:firstLineChars="0"/>
-              <w:rPr>
-                <w:rFonts w:ascii="Helvetica" w:hAnsi="Helvetica" w:eastAsia="Helvetica" w:cs="Helvetica"/>
-                <w:i w:val="false"/>
-                <w:b w:val="false"/>
-                <w:u w:val="none"/>
-                <w:sz w:val="22"/>
-                <w:szCs w:val="22"/>
-                <w:color w:val="000000"/>
-              </w:rPr>
-            </w:pPr>
-            <w:r>
-              <w:rPr>
-                <w:rFonts w:ascii="Helvetica" w:hAnsi="Helvetica" w:eastAsia="Helvetica" w:cs="Helvetica"/>
-                <w:i w:val="false"/>
-                <w:b w:val="false"/>
-                <w:u w:val="none"/>
-                <w:sz w:val="22"/>
-                <w:szCs w:val="22"/>
-                <w:color w:val="000000"/>
-              </w:rPr>
-              <w:t xml:space="preserve">0.510</w:t>
+              <w:t xml:space="preserve">1.92</w:t>
+            </w:r>
+          </w:p>
+        </w:tc>
+        <w:tc>
+          <w:tcPr>
+            <w:tcBorders>
+              <w:bottom w:val="none" w:sz="0" w:space="0" w:color="000000"/>
+              <w:top w:val="none" w:sz="0" w:space="0" w:color="000000"/>
+              <w:left w:val="none" w:sz="0" w:space="0" w:color="000000"/>
+              <w:right w:val="none" w:sz="0" w:space="0" w:color="000000"/>
+            </w:tcBorders>
+            <w:shd w:val="clear" w:color="auto" w:fill="FFFFFF"/>
+            <w:tcMar>
+              <w:top w:w="0" w:type="dxa"/>
+              <w:bottom w:w="0" w:type="dxa"/>
+              <w:left w:w="0" w:type="dxa"/>
+              <w:right w:w="0" w:type="dxa"/>
+            </w:tcMar>
+            <w:vAlign w:val="top"/>
+          </w:tcPr>
+          <w:p>
+            <w:pPr>
+              <w:pStyle w:val="Normal"/>
+              <w:jc w:val="center"/>
+              <w:pBdr>
+                <w:bottom w:val="none" w:sz="0" w:space="0" w:color="000000"/>
+                <w:top w:val="none" w:sz="0" w:space="0" w:color="000000"/>
+                <w:left w:val="none" w:sz="0" w:space="0" w:color="000000"/>
+                <w:right w:val="none" w:sz="0" w:space="0" w:color="000000"/>
+              </w:pBdr>
+              <w:spacing w:after="100" w:before="100" w:line="240"/>
+              <w:ind w:left="100" w:right="100" w:firstLine="0" w:firstLineChars="0"/>
+              <w:rPr>
+                <w:rFonts w:ascii="Helvetica" w:hAnsi="Helvetica" w:eastAsia="Helvetica" w:cs="Helvetica"/>
+                <w:i w:val="false"/>
+                <w:b w:val="false"/>
+                <w:u w:val="none"/>
+                <w:sz w:val="22"/>
+                <w:szCs w:val="22"/>
+                <w:color w:val="000000"/>
+              </w:rPr>
+            </w:pPr>
+            <w:r>
+              <w:rPr>
+                <w:rFonts w:ascii="Helvetica" w:hAnsi="Helvetica" w:eastAsia="Helvetica" w:cs="Helvetica"/>
+                <w:i w:val="false"/>
+                <w:b w:val="false"/>
+                <w:u w:val="none"/>
+                <w:sz w:val="22"/>
+                <w:szCs w:val="22"/>
+                <w:color w:val="000000"/>
+              </w:rPr>
+              <w:t xml:space="preserve">0.32, 11.6</w:t>
+            </w:r>
+          </w:p>
+        </w:tc>
+        <w:tc>
+          <w:tcPr>
+            <w:tcBorders>
+              <w:bottom w:val="none" w:sz="0" w:space="0" w:color="000000"/>
+              <w:top w:val="none" w:sz="0" w:space="0" w:color="000000"/>
+              <w:left w:val="none" w:sz="0" w:space="0" w:color="000000"/>
+              <w:right w:val="none" w:sz="0" w:space="0" w:color="000000"/>
+            </w:tcBorders>
+            <w:shd w:val="clear" w:color="auto" w:fill="FFFFFF"/>
+            <w:tcMar>
+              <w:top w:w="0" w:type="dxa"/>
+              <w:bottom w:w="0" w:type="dxa"/>
+              <w:left w:w="0" w:type="dxa"/>
+              <w:right w:w="0" w:type="dxa"/>
+            </w:tcMar>
+            <w:vAlign w:val="top"/>
+          </w:tcPr>
+          <w:p>
+            <w:pPr>
+              <w:pStyle w:val="Normal"/>
+              <w:jc w:val="center"/>
+              <w:pBdr>
+                <w:bottom w:val="none" w:sz="0" w:space="0" w:color="000000"/>
+                <w:top w:val="none" w:sz="0" w:space="0" w:color="000000"/>
+                <w:left w:val="none" w:sz="0" w:space="0" w:color="000000"/>
+                <w:right w:val="none" w:sz="0" w:space="0" w:color="000000"/>
+              </w:pBdr>
+              <w:spacing w:after="100" w:before="100" w:line="240"/>
+              <w:ind w:left="100" w:right="100" w:firstLine="0" w:firstLineChars="0"/>
+              <w:rPr>
+                <w:rFonts w:ascii="Helvetica" w:hAnsi="Helvetica" w:eastAsia="Helvetica" w:cs="Helvetica"/>
+                <w:i w:val="false"/>
+                <w:b w:val="false"/>
+                <w:u w:val="none"/>
+                <w:sz w:val="22"/>
+                <w:szCs w:val="22"/>
+                <w:color w:val="000000"/>
+              </w:rPr>
+            </w:pPr>
+            <w:r>
+              <w:rPr>
+                <w:rFonts w:ascii="Helvetica" w:hAnsi="Helvetica" w:eastAsia="Helvetica" w:cs="Helvetica"/>
+                <w:i w:val="false"/>
+                <w:b w:val="false"/>
+                <w:u w:val="none"/>
+                <w:sz w:val="22"/>
+                <w:szCs w:val="22"/>
+                <w:color w:val="000000"/>
+              </w:rPr>
+              <w:t xml:space="preserve">0.480</w:t>
             </w:r>
           </w:p>
         </w:tc>
@@ -13178,113 +13178,113 @@
                 <w:szCs w:val="22"/>
                 <w:color w:val="000000"/>
               </w:rPr>
-              <w:t xml:space="preserve">1.82</w:t>
-            </w:r>
-          </w:p>
-        </w:tc>
-        <w:tc>
-          <w:tcPr>
-            <w:tcBorders>
-              <w:bottom w:val="none" w:sz="0" w:space="0" w:color="000000"/>
-              <w:top w:val="none" w:sz="0" w:space="0" w:color="000000"/>
-              <w:left w:val="none" w:sz="0" w:space="0" w:color="000000"/>
-              <w:right w:val="none" w:sz="0" w:space="0" w:color="000000"/>
-            </w:tcBorders>
-            <w:shd w:val="clear" w:color="auto" w:fill="FFFFFF"/>
-            <w:tcMar>
-              <w:top w:w="0" w:type="dxa"/>
-              <w:bottom w:w="0" w:type="dxa"/>
-              <w:left w:w="0" w:type="dxa"/>
-              <w:right w:w="0" w:type="dxa"/>
-            </w:tcMar>
-            <w:vAlign w:val="top"/>
-          </w:tcPr>
-          <w:p>
-            <w:pPr>
-              <w:pStyle w:val="Normal"/>
-              <w:jc w:val="center"/>
-              <w:pBdr>
-                <w:bottom w:val="none" w:sz="0" w:space="0" w:color="000000"/>
-                <w:top w:val="none" w:sz="0" w:space="0" w:color="000000"/>
-                <w:left w:val="none" w:sz="0" w:space="0" w:color="000000"/>
-                <w:right w:val="none" w:sz="0" w:space="0" w:color="000000"/>
-              </w:pBdr>
-              <w:spacing w:after="100" w:before="100" w:line="240"/>
-              <w:ind w:left="100" w:right="100" w:firstLine="0" w:firstLineChars="0"/>
-              <w:rPr>
-                <w:rFonts w:ascii="Helvetica" w:hAnsi="Helvetica" w:eastAsia="Helvetica" w:cs="Helvetica"/>
-                <w:i w:val="false"/>
-                <w:b w:val="false"/>
-                <w:u w:val="none"/>
-                <w:sz w:val="22"/>
-                <w:szCs w:val="22"/>
-                <w:color w:val="000000"/>
-              </w:rPr>
-            </w:pPr>
-            <w:r>
-              <w:rPr>
-                <w:rFonts w:ascii="Helvetica" w:hAnsi="Helvetica" w:eastAsia="Helvetica" w:cs="Helvetica"/>
-                <w:i w:val="false"/>
-                <w:b w:val="false"/>
-                <w:u w:val="none"/>
-                <w:sz w:val="22"/>
-                <w:szCs w:val="22"/>
-                <w:color w:val="000000"/>
-              </w:rPr>
-              <w:t xml:space="preserve">0.38, 8.83</w:t>
-            </w:r>
-          </w:p>
-        </w:tc>
-        <w:tc>
-          <w:tcPr>
-            <w:tcBorders>
-              <w:bottom w:val="none" w:sz="0" w:space="0" w:color="000000"/>
-              <w:top w:val="none" w:sz="0" w:space="0" w:color="000000"/>
-              <w:left w:val="none" w:sz="0" w:space="0" w:color="000000"/>
-              <w:right w:val="none" w:sz="0" w:space="0" w:color="000000"/>
-            </w:tcBorders>
-            <w:shd w:val="clear" w:color="auto" w:fill="FFFFFF"/>
-            <w:tcMar>
-              <w:top w:w="0" w:type="dxa"/>
-              <w:bottom w:w="0" w:type="dxa"/>
-              <w:left w:w="0" w:type="dxa"/>
-              <w:right w:w="0" w:type="dxa"/>
-            </w:tcMar>
-            <w:vAlign w:val="top"/>
-          </w:tcPr>
-          <w:p>
-            <w:pPr>
-              <w:pStyle w:val="Normal"/>
-              <w:jc w:val="center"/>
-              <w:pBdr>
-                <w:bottom w:val="none" w:sz="0" w:space="0" w:color="000000"/>
-                <w:top w:val="none" w:sz="0" w:space="0" w:color="000000"/>
-                <w:left w:val="none" w:sz="0" w:space="0" w:color="000000"/>
-                <w:right w:val="none" w:sz="0" w:space="0" w:color="000000"/>
-              </w:pBdr>
-              <w:spacing w:after="100" w:before="100" w:line="240"/>
-              <w:ind w:left="100" w:right="100" w:firstLine="0" w:firstLineChars="0"/>
-              <w:rPr>
-                <w:rFonts w:ascii="Helvetica" w:hAnsi="Helvetica" w:eastAsia="Helvetica" w:cs="Helvetica"/>
-                <w:i w:val="false"/>
-                <w:b w:val="false"/>
-                <w:u w:val="none"/>
-                <w:sz w:val="22"/>
-                <w:szCs w:val="22"/>
-                <w:color w:val="000000"/>
-              </w:rPr>
-            </w:pPr>
-            <w:r>
-              <w:rPr>
-                <w:rFonts w:ascii="Helvetica" w:hAnsi="Helvetica" w:eastAsia="Helvetica" w:cs="Helvetica"/>
-                <w:i w:val="false"/>
-                <w:b w:val="false"/>
-                <w:u w:val="none"/>
-                <w:sz w:val="22"/>
-                <w:szCs w:val="22"/>
-                <w:color w:val="000000"/>
-              </w:rPr>
-              <w:t xml:space="preserve">0.460</w:t>
+              <w:t xml:space="preserve">1.84</w:t>
+            </w:r>
+          </w:p>
+        </w:tc>
+        <w:tc>
+          <w:tcPr>
+            <w:tcBorders>
+              <w:bottom w:val="none" w:sz="0" w:space="0" w:color="000000"/>
+              <w:top w:val="none" w:sz="0" w:space="0" w:color="000000"/>
+              <w:left w:val="none" w:sz="0" w:space="0" w:color="000000"/>
+              <w:right w:val="none" w:sz="0" w:space="0" w:color="000000"/>
+            </w:tcBorders>
+            <w:shd w:val="clear" w:color="auto" w:fill="FFFFFF"/>
+            <w:tcMar>
+              <w:top w:w="0" w:type="dxa"/>
+              <w:bottom w:w="0" w:type="dxa"/>
+              <w:left w:w="0" w:type="dxa"/>
+              <w:right w:w="0" w:type="dxa"/>
+            </w:tcMar>
+            <w:vAlign w:val="top"/>
+          </w:tcPr>
+          <w:p>
+            <w:pPr>
+              <w:pStyle w:val="Normal"/>
+              <w:jc w:val="center"/>
+              <w:pBdr>
+                <w:bottom w:val="none" w:sz="0" w:space="0" w:color="000000"/>
+                <w:top w:val="none" w:sz="0" w:space="0" w:color="000000"/>
+                <w:left w:val="none" w:sz="0" w:space="0" w:color="000000"/>
+                <w:right w:val="none" w:sz="0" w:space="0" w:color="000000"/>
+              </w:pBdr>
+              <w:spacing w:after="100" w:before="100" w:line="240"/>
+              <w:ind w:left="100" w:right="100" w:firstLine="0" w:firstLineChars="0"/>
+              <w:rPr>
+                <w:rFonts w:ascii="Helvetica" w:hAnsi="Helvetica" w:eastAsia="Helvetica" w:cs="Helvetica"/>
+                <w:i w:val="false"/>
+                <w:b w:val="false"/>
+                <w:u w:val="none"/>
+                <w:sz w:val="22"/>
+                <w:szCs w:val="22"/>
+                <w:color w:val="000000"/>
+              </w:rPr>
+            </w:pPr>
+            <w:r>
+              <w:rPr>
+                <w:rFonts w:ascii="Helvetica" w:hAnsi="Helvetica" w:eastAsia="Helvetica" w:cs="Helvetica"/>
+                <w:i w:val="false"/>
+                <w:b w:val="false"/>
+                <w:u w:val="none"/>
+                <w:sz w:val="22"/>
+                <w:szCs w:val="22"/>
+                <w:color w:val="000000"/>
+              </w:rPr>
+              <w:t xml:space="preserve">0.39, 8.74</w:t>
+            </w:r>
+          </w:p>
+        </w:tc>
+        <w:tc>
+          <w:tcPr>
+            <w:tcBorders>
+              <w:bottom w:val="none" w:sz="0" w:space="0" w:color="000000"/>
+              <w:top w:val="none" w:sz="0" w:space="0" w:color="000000"/>
+              <w:left w:val="none" w:sz="0" w:space="0" w:color="000000"/>
+              <w:right w:val="none" w:sz="0" w:space="0" w:color="000000"/>
+            </w:tcBorders>
+            <w:shd w:val="clear" w:color="auto" w:fill="FFFFFF"/>
+            <w:tcMar>
+              <w:top w:w="0" w:type="dxa"/>
+              <w:bottom w:w="0" w:type="dxa"/>
+              <w:left w:w="0" w:type="dxa"/>
+              <w:right w:w="0" w:type="dxa"/>
+            </w:tcMar>
+            <w:vAlign w:val="top"/>
+          </w:tcPr>
+          <w:p>
+            <w:pPr>
+              <w:pStyle w:val="Normal"/>
+              <w:jc w:val="center"/>
+              <w:pBdr>
+                <w:bottom w:val="none" w:sz="0" w:space="0" w:color="000000"/>
+                <w:top w:val="none" w:sz="0" w:space="0" w:color="000000"/>
+                <w:left w:val="none" w:sz="0" w:space="0" w:color="000000"/>
+                <w:right w:val="none" w:sz="0" w:space="0" w:color="000000"/>
+              </w:pBdr>
+              <w:spacing w:after="100" w:before="100" w:line="240"/>
+              <w:ind w:left="100" w:right="100" w:firstLine="0" w:firstLineChars="0"/>
+              <w:rPr>
+                <w:rFonts w:ascii="Helvetica" w:hAnsi="Helvetica" w:eastAsia="Helvetica" w:cs="Helvetica"/>
+                <w:i w:val="false"/>
+                <w:b w:val="false"/>
+                <w:u w:val="none"/>
+                <w:sz w:val="22"/>
+                <w:szCs w:val="22"/>
+                <w:color w:val="000000"/>
+              </w:rPr>
+            </w:pPr>
+            <w:r>
+              <w:rPr>
+                <w:rFonts w:ascii="Helvetica" w:hAnsi="Helvetica" w:eastAsia="Helvetica" w:cs="Helvetica"/>
+                <w:i w:val="false"/>
+                <w:b w:val="false"/>
+                <w:u w:val="none"/>
+                <w:sz w:val="22"/>
+                <w:szCs w:val="22"/>
+                <w:color w:val="000000"/>
+              </w:rPr>
+              <w:t xml:space="preserve">0.450</w:t>
             </w:r>
           </w:p>
         </w:tc>
@@ -13661,113 +13661,113 @@
                 <w:szCs w:val="22"/>
                 <w:color w:val="000000"/>
               </w:rPr>
-              <w:t xml:space="preserve">0.67</w:t>
-            </w:r>
-          </w:p>
-        </w:tc>
-        <w:tc>
-          <w:tcPr>
-            <w:tcBorders>
-              <w:bottom w:val="none" w:sz="0" w:space="0" w:color="000000"/>
-              <w:top w:val="none" w:sz="0" w:space="0" w:color="000000"/>
-              <w:left w:val="none" w:sz="0" w:space="0" w:color="000000"/>
-              <w:right w:val="none" w:sz="0" w:space="0" w:color="000000"/>
-            </w:tcBorders>
-            <w:shd w:val="clear" w:color="auto" w:fill="FFFFFF"/>
-            <w:tcMar>
-              <w:top w:w="0" w:type="dxa"/>
-              <w:bottom w:w="0" w:type="dxa"/>
-              <w:left w:w="0" w:type="dxa"/>
-              <w:right w:w="0" w:type="dxa"/>
-            </w:tcMar>
-            <w:vAlign w:val="top"/>
-          </w:tcPr>
-          <w:p>
-            <w:pPr>
-              <w:pStyle w:val="Normal"/>
-              <w:jc w:val="center"/>
-              <w:pBdr>
-                <w:bottom w:val="none" w:sz="0" w:space="0" w:color="000000"/>
-                <w:top w:val="none" w:sz="0" w:space="0" w:color="000000"/>
-                <w:left w:val="none" w:sz="0" w:space="0" w:color="000000"/>
-                <w:right w:val="none" w:sz="0" w:space="0" w:color="000000"/>
-              </w:pBdr>
-              <w:spacing w:after="100" w:before="100" w:line="240"/>
-              <w:ind w:left="100" w:right="100" w:firstLine="0" w:firstLineChars="0"/>
-              <w:rPr>
-                <w:rFonts w:ascii="Helvetica" w:hAnsi="Helvetica" w:eastAsia="Helvetica" w:cs="Helvetica"/>
-                <w:i w:val="false"/>
-                <w:b w:val="false"/>
-                <w:u w:val="none"/>
-                <w:sz w:val="22"/>
-                <w:szCs w:val="22"/>
-                <w:color w:val="000000"/>
-              </w:rPr>
-            </w:pPr>
-            <w:r>
-              <w:rPr>
-                <w:rFonts w:ascii="Helvetica" w:hAnsi="Helvetica" w:eastAsia="Helvetica" w:cs="Helvetica"/>
-                <w:i w:val="false"/>
-                <w:b w:val="false"/>
-                <w:u w:val="none"/>
-                <w:sz w:val="22"/>
-                <w:szCs w:val="22"/>
-                <w:color w:val="000000"/>
-              </w:rPr>
-              <w:t xml:space="preserve">0.13, 3.34</w:t>
-            </w:r>
-          </w:p>
-        </w:tc>
-        <w:tc>
-          <w:tcPr>
-            <w:tcBorders>
-              <w:bottom w:val="none" w:sz="0" w:space="0" w:color="000000"/>
-              <w:top w:val="none" w:sz="0" w:space="0" w:color="000000"/>
-              <w:left w:val="none" w:sz="0" w:space="0" w:color="000000"/>
-              <w:right w:val="none" w:sz="0" w:space="0" w:color="000000"/>
-            </w:tcBorders>
-            <w:shd w:val="clear" w:color="auto" w:fill="FFFFFF"/>
-            <w:tcMar>
-              <w:top w:w="0" w:type="dxa"/>
-              <w:bottom w:w="0" w:type="dxa"/>
-              <w:left w:w="0" w:type="dxa"/>
-              <w:right w:w="0" w:type="dxa"/>
-            </w:tcMar>
-            <w:vAlign w:val="top"/>
-          </w:tcPr>
-          <w:p>
-            <w:pPr>
-              <w:pStyle w:val="Normal"/>
-              <w:jc w:val="center"/>
-              <w:pBdr>
-                <w:bottom w:val="none" w:sz="0" w:space="0" w:color="000000"/>
-                <w:top w:val="none" w:sz="0" w:space="0" w:color="000000"/>
-                <w:left w:val="none" w:sz="0" w:space="0" w:color="000000"/>
-                <w:right w:val="none" w:sz="0" w:space="0" w:color="000000"/>
-              </w:pBdr>
-              <w:spacing w:after="100" w:before="100" w:line="240"/>
-              <w:ind w:left="100" w:right="100" w:firstLine="0" w:firstLineChars="0"/>
-              <w:rPr>
-                <w:rFonts w:ascii="Helvetica" w:hAnsi="Helvetica" w:eastAsia="Helvetica" w:cs="Helvetica"/>
-                <w:i w:val="false"/>
-                <w:b w:val="false"/>
-                <w:u w:val="none"/>
-                <w:sz w:val="22"/>
-                <w:szCs w:val="22"/>
-                <w:color w:val="000000"/>
-              </w:rPr>
-            </w:pPr>
-            <w:r>
-              <w:rPr>
-                <w:rFonts w:ascii="Helvetica" w:hAnsi="Helvetica" w:eastAsia="Helvetica" w:cs="Helvetica"/>
-                <w:i w:val="false"/>
-                <w:b w:val="false"/>
-                <w:u w:val="none"/>
-                <w:sz w:val="22"/>
-                <w:szCs w:val="22"/>
-                <w:color w:val="000000"/>
-              </w:rPr>
-              <w:t xml:space="preserve">0.630</w:t>
+              <w:t xml:space="preserve">0.68</w:t>
+            </w:r>
+          </w:p>
+        </w:tc>
+        <w:tc>
+          <w:tcPr>
+            <w:tcBorders>
+              <w:bottom w:val="none" w:sz="0" w:space="0" w:color="000000"/>
+              <w:top w:val="none" w:sz="0" w:space="0" w:color="000000"/>
+              <w:left w:val="none" w:sz="0" w:space="0" w:color="000000"/>
+              <w:right w:val="none" w:sz="0" w:space="0" w:color="000000"/>
+            </w:tcBorders>
+            <w:shd w:val="clear" w:color="auto" w:fill="FFFFFF"/>
+            <w:tcMar>
+              <w:top w:w="0" w:type="dxa"/>
+              <w:bottom w:w="0" w:type="dxa"/>
+              <w:left w:w="0" w:type="dxa"/>
+              <w:right w:w="0" w:type="dxa"/>
+            </w:tcMar>
+            <w:vAlign w:val="top"/>
+          </w:tcPr>
+          <w:p>
+            <w:pPr>
+              <w:pStyle w:val="Normal"/>
+              <w:jc w:val="center"/>
+              <w:pBdr>
+                <w:bottom w:val="none" w:sz="0" w:space="0" w:color="000000"/>
+                <w:top w:val="none" w:sz="0" w:space="0" w:color="000000"/>
+                <w:left w:val="none" w:sz="0" w:space="0" w:color="000000"/>
+                <w:right w:val="none" w:sz="0" w:space="0" w:color="000000"/>
+              </w:pBdr>
+              <w:spacing w:after="100" w:before="100" w:line="240"/>
+              <w:ind w:left="100" w:right="100" w:firstLine="0" w:firstLineChars="0"/>
+              <w:rPr>
+                <w:rFonts w:ascii="Helvetica" w:hAnsi="Helvetica" w:eastAsia="Helvetica" w:cs="Helvetica"/>
+                <w:i w:val="false"/>
+                <w:b w:val="false"/>
+                <w:u w:val="none"/>
+                <w:sz w:val="22"/>
+                <w:szCs w:val="22"/>
+                <w:color w:val="000000"/>
+              </w:rPr>
+            </w:pPr>
+            <w:r>
+              <w:rPr>
+                <w:rFonts w:ascii="Helvetica" w:hAnsi="Helvetica" w:eastAsia="Helvetica" w:cs="Helvetica"/>
+                <w:i w:val="false"/>
+                <w:b w:val="false"/>
+                <w:u w:val="none"/>
+                <w:sz w:val="22"/>
+                <w:szCs w:val="22"/>
+                <w:color w:val="000000"/>
+              </w:rPr>
+              <w:t xml:space="preserve">0.13, 3.44</w:t>
+            </w:r>
+          </w:p>
+        </w:tc>
+        <w:tc>
+          <w:tcPr>
+            <w:tcBorders>
+              <w:bottom w:val="none" w:sz="0" w:space="0" w:color="000000"/>
+              <w:top w:val="none" w:sz="0" w:space="0" w:color="000000"/>
+              <w:left w:val="none" w:sz="0" w:space="0" w:color="000000"/>
+              <w:right w:val="none" w:sz="0" w:space="0" w:color="000000"/>
+            </w:tcBorders>
+            <w:shd w:val="clear" w:color="auto" w:fill="FFFFFF"/>
+            <w:tcMar>
+              <w:top w:w="0" w:type="dxa"/>
+              <w:bottom w:w="0" w:type="dxa"/>
+              <w:left w:w="0" w:type="dxa"/>
+              <w:right w:w="0" w:type="dxa"/>
+            </w:tcMar>
+            <w:vAlign w:val="top"/>
+          </w:tcPr>
+          <w:p>
+            <w:pPr>
+              <w:pStyle w:val="Normal"/>
+              <w:jc w:val="center"/>
+              <w:pBdr>
+                <w:bottom w:val="none" w:sz="0" w:space="0" w:color="000000"/>
+                <w:top w:val="none" w:sz="0" w:space="0" w:color="000000"/>
+                <w:left w:val="none" w:sz="0" w:space="0" w:color="000000"/>
+                <w:right w:val="none" w:sz="0" w:space="0" w:color="000000"/>
+              </w:pBdr>
+              <w:spacing w:after="100" w:before="100" w:line="240"/>
+              <w:ind w:left="100" w:right="100" w:firstLine="0" w:firstLineChars="0"/>
+              <w:rPr>
+                <w:rFonts w:ascii="Helvetica" w:hAnsi="Helvetica" w:eastAsia="Helvetica" w:cs="Helvetica"/>
+                <w:i w:val="false"/>
+                <w:b w:val="false"/>
+                <w:u w:val="none"/>
+                <w:sz w:val="22"/>
+                <w:szCs w:val="22"/>
+                <w:color w:val="000000"/>
+              </w:rPr>
+            </w:pPr>
+            <w:r>
+              <w:rPr>
+                <w:rFonts w:ascii="Helvetica" w:hAnsi="Helvetica" w:eastAsia="Helvetica" w:cs="Helvetica"/>
+                <w:i w:val="false"/>
+                <w:b w:val="false"/>
+                <w:u w:val="none"/>
+                <w:sz w:val="22"/>
+                <w:szCs w:val="22"/>
+                <w:color w:val="000000"/>
+              </w:rPr>
+              <w:t xml:space="preserve">0.640</w:t>
             </w:r>
           </w:p>
         </w:tc>
@@ -14144,113 +14144,113 @@
                 <w:szCs w:val="22"/>
                 <w:color w:val="000000"/>
               </w:rPr>
-              <w:t xml:space="preserve">1.00</w:t>
-            </w:r>
-          </w:p>
-        </w:tc>
-        <w:tc>
-          <w:tcPr>
-            <w:tcBorders>
-              <w:bottom w:val="none" w:sz="0" w:space="0" w:color="000000"/>
-              <w:top w:val="none" w:sz="0" w:space="0" w:color="000000"/>
-              <w:left w:val="none" w:sz="0" w:space="0" w:color="000000"/>
-              <w:right w:val="none" w:sz="0" w:space="0" w:color="000000"/>
-            </w:tcBorders>
-            <w:shd w:val="clear" w:color="auto" w:fill="FFFFFF"/>
-            <w:tcMar>
-              <w:top w:w="0" w:type="dxa"/>
-              <w:bottom w:w="0" w:type="dxa"/>
-              <w:left w:w="0" w:type="dxa"/>
-              <w:right w:w="0" w:type="dxa"/>
-            </w:tcMar>
-            <w:vAlign w:val="top"/>
-          </w:tcPr>
-          <w:p>
-            <w:pPr>
-              <w:pStyle w:val="Normal"/>
-              <w:jc w:val="center"/>
-              <w:pBdr>
-                <w:bottom w:val="none" w:sz="0" w:space="0" w:color="000000"/>
-                <w:top w:val="none" w:sz="0" w:space="0" w:color="000000"/>
-                <w:left w:val="none" w:sz="0" w:space="0" w:color="000000"/>
-                <w:right w:val="none" w:sz="0" w:space="0" w:color="000000"/>
-              </w:pBdr>
-              <w:spacing w:after="100" w:before="100" w:line="240"/>
-              <w:ind w:left="100" w:right="100" w:firstLine="0" w:firstLineChars="0"/>
-              <w:rPr>
-                <w:rFonts w:ascii="Helvetica" w:hAnsi="Helvetica" w:eastAsia="Helvetica" w:cs="Helvetica"/>
-                <w:i w:val="false"/>
-                <w:b w:val="false"/>
-                <w:u w:val="none"/>
-                <w:sz w:val="22"/>
-                <w:szCs w:val="22"/>
-                <w:color w:val="000000"/>
-              </w:rPr>
-            </w:pPr>
-            <w:r>
-              <w:rPr>
-                <w:rFonts w:ascii="Helvetica" w:hAnsi="Helvetica" w:eastAsia="Helvetica" w:cs="Helvetica"/>
-                <w:i w:val="false"/>
-                <w:b w:val="false"/>
-                <w:u w:val="none"/>
-                <w:sz w:val="22"/>
-                <w:szCs w:val="22"/>
-                <w:color w:val="000000"/>
-              </w:rPr>
-              <w:t xml:space="preserve">0.92, 1.09</w:t>
-            </w:r>
-          </w:p>
-        </w:tc>
-        <w:tc>
-          <w:tcPr>
-            <w:tcBorders>
-              <w:bottom w:val="none" w:sz="0" w:space="0" w:color="000000"/>
-              <w:top w:val="none" w:sz="0" w:space="0" w:color="000000"/>
-              <w:left w:val="none" w:sz="0" w:space="0" w:color="000000"/>
-              <w:right w:val="none" w:sz="0" w:space="0" w:color="000000"/>
-            </w:tcBorders>
-            <w:shd w:val="clear" w:color="auto" w:fill="FFFFFF"/>
-            <w:tcMar>
-              <w:top w:w="0" w:type="dxa"/>
-              <w:bottom w:w="0" w:type="dxa"/>
-              <w:left w:w="0" w:type="dxa"/>
-              <w:right w:w="0" w:type="dxa"/>
-            </w:tcMar>
-            <w:vAlign w:val="top"/>
-          </w:tcPr>
-          <w:p>
-            <w:pPr>
-              <w:pStyle w:val="Normal"/>
-              <w:jc w:val="center"/>
-              <w:pBdr>
-                <w:bottom w:val="none" w:sz="0" w:space="0" w:color="000000"/>
-                <w:top w:val="none" w:sz="0" w:space="0" w:color="000000"/>
-                <w:left w:val="none" w:sz="0" w:space="0" w:color="000000"/>
-                <w:right w:val="none" w:sz="0" w:space="0" w:color="000000"/>
-              </w:pBdr>
-              <w:spacing w:after="100" w:before="100" w:line="240"/>
-              <w:ind w:left="100" w:right="100" w:firstLine="0" w:firstLineChars="0"/>
-              <w:rPr>
-                <w:rFonts w:ascii="Helvetica" w:hAnsi="Helvetica" w:eastAsia="Helvetica" w:cs="Helvetica"/>
-                <w:i w:val="false"/>
-                <w:b w:val="false"/>
-                <w:u w:val="none"/>
-                <w:sz w:val="22"/>
-                <w:szCs w:val="22"/>
-                <w:color w:val="000000"/>
-              </w:rPr>
-            </w:pPr>
-            <w:r>
-              <w:rPr>
-                <w:rFonts w:ascii="Helvetica" w:hAnsi="Helvetica" w:eastAsia="Helvetica" w:cs="Helvetica"/>
-                <w:i w:val="false"/>
-                <w:b w:val="false"/>
-                <w:u w:val="none"/>
-                <w:sz w:val="22"/>
-                <w:szCs w:val="22"/>
-                <w:color w:val="000000"/>
-              </w:rPr>
-              <w:t xml:space="preserve">0.990</w:t>
+              <w:t xml:space="preserve">1.03</w:t>
+            </w:r>
+          </w:p>
+        </w:tc>
+        <w:tc>
+          <w:tcPr>
+            <w:tcBorders>
+              <w:bottom w:val="none" w:sz="0" w:space="0" w:color="000000"/>
+              <w:top w:val="none" w:sz="0" w:space="0" w:color="000000"/>
+              <w:left w:val="none" w:sz="0" w:space="0" w:color="000000"/>
+              <w:right w:val="none" w:sz="0" w:space="0" w:color="000000"/>
+            </w:tcBorders>
+            <w:shd w:val="clear" w:color="auto" w:fill="FFFFFF"/>
+            <w:tcMar>
+              <w:top w:w="0" w:type="dxa"/>
+              <w:bottom w:w="0" w:type="dxa"/>
+              <w:left w:w="0" w:type="dxa"/>
+              <w:right w:w="0" w:type="dxa"/>
+            </w:tcMar>
+            <w:vAlign w:val="top"/>
+          </w:tcPr>
+          <w:p>
+            <w:pPr>
+              <w:pStyle w:val="Normal"/>
+              <w:jc w:val="center"/>
+              <w:pBdr>
+                <w:bottom w:val="none" w:sz="0" w:space="0" w:color="000000"/>
+                <w:top w:val="none" w:sz="0" w:space="0" w:color="000000"/>
+                <w:left w:val="none" w:sz="0" w:space="0" w:color="000000"/>
+                <w:right w:val="none" w:sz="0" w:space="0" w:color="000000"/>
+              </w:pBdr>
+              <w:spacing w:after="100" w:before="100" w:line="240"/>
+              <w:ind w:left="100" w:right="100" w:firstLine="0" w:firstLineChars="0"/>
+              <w:rPr>
+                <w:rFonts w:ascii="Helvetica" w:hAnsi="Helvetica" w:eastAsia="Helvetica" w:cs="Helvetica"/>
+                <w:i w:val="false"/>
+                <w:b w:val="false"/>
+                <w:u w:val="none"/>
+                <w:sz w:val="22"/>
+                <w:szCs w:val="22"/>
+                <w:color w:val="000000"/>
+              </w:rPr>
+            </w:pPr>
+            <w:r>
+              <w:rPr>
+                <w:rFonts w:ascii="Helvetica" w:hAnsi="Helvetica" w:eastAsia="Helvetica" w:cs="Helvetica"/>
+                <w:i w:val="false"/>
+                <w:b w:val="false"/>
+                <w:u w:val="none"/>
+                <w:sz w:val="22"/>
+                <w:szCs w:val="22"/>
+                <w:color w:val="000000"/>
+              </w:rPr>
+              <w:t xml:space="preserve">0.96, 1.11</w:t>
+            </w:r>
+          </w:p>
+        </w:tc>
+        <w:tc>
+          <w:tcPr>
+            <w:tcBorders>
+              <w:bottom w:val="none" w:sz="0" w:space="0" w:color="000000"/>
+              <w:top w:val="none" w:sz="0" w:space="0" w:color="000000"/>
+              <w:left w:val="none" w:sz="0" w:space="0" w:color="000000"/>
+              <w:right w:val="none" w:sz="0" w:space="0" w:color="000000"/>
+            </w:tcBorders>
+            <w:shd w:val="clear" w:color="auto" w:fill="FFFFFF"/>
+            <w:tcMar>
+              <w:top w:w="0" w:type="dxa"/>
+              <w:bottom w:w="0" w:type="dxa"/>
+              <w:left w:w="0" w:type="dxa"/>
+              <w:right w:w="0" w:type="dxa"/>
+            </w:tcMar>
+            <w:vAlign w:val="top"/>
+          </w:tcPr>
+          <w:p>
+            <w:pPr>
+              <w:pStyle w:val="Normal"/>
+              <w:jc w:val="center"/>
+              <w:pBdr>
+                <w:bottom w:val="none" w:sz="0" w:space="0" w:color="000000"/>
+                <w:top w:val="none" w:sz="0" w:space="0" w:color="000000"/>
+                <w:left w:val="none" w:sz="0" w:space="0" w:color="000000"/>
+                <w:right w:val="none" w:sz="0" w:space="0" w:color="000000"/>
+              </w:pBdr>
+              <w:spacing w:after="100" w:before="100" w:line="240"/>
+              <w:ind w:left="100" w:right="100" w:firstLine="0" w:firstLineChars="0"/>
+              <w:rPr>
+                <w:rFonts w:ascii="Helvetica" w:hAnsi="Helvetica" w:eastAsia="Helvetica" w:cs="Helvetica"/>
+                <w:i w:val="false"/>
+                <w:b w:val="false"/>
+                <w:u w:val="none"/>
+                <w:sz w:val="22"/>
+                <w:szCs w:val="22"/>
+                <w:color w:val="000000"/>
+              </w:rPr>
+            </w:pPr>
+            <w:r>
+              <w:rPr>
+                <w:rFonts w:ascii="Helvetica" w:hAnsi="Helvetica" w:eastAsia="Helvetica" w:cs="Helvetica"/>
+                <w:i w:val="false"/>
+                <w:b w:val="false"/>
+                <w:u w:val="none"/>
+                <w:sz w:val="22"/>
+                <w:szCs w:val="22"/>
+                <w:color w:val="000000"/>
+              </w:rPr>
+              <w:t xml:space="preserve">0.400</w:t>
             </w:r>
           </w:p>
         </w:tc>
@@ -14627,113 +14627,113 @@
                 <w:szCs w:val="22"/>
                 <w:color w:val="000000"/>
               </w:rPr>
-              <w:t xml:space="preserve">0.71</w:t>
-            </w:r>
-          </w:p>
-        </w:tc>
-        <w:tc>
-          <w:tcPr>
-            <w:tcBorders>
-              <w:bottom w:val="none" w:sz="0" w:space="0" w:color="000000"/>
-              <w:top w:val="none" w:sz="0" w:space="0" w:color="000000"/>
-              <w:left w:val="none" w:sz="0" w:space="0" w:color="000000"/>
-              <w:right w:val="none" w:sz="0" w:space="0" w:color="000000"/>
-            </w:tcBorders>
-            <w:shd w:val="clear" w:color="auto" w:fill="FFFFFF"/>
-            <w:tcMar>
-              <w:top w:w="0" w:type="dxa"/>
-              <w:bottom w:w="0" w:type="dxa"/>
-              <w:left w:w="0" w:type="dxa"/>
-              <w:right w:w="0" w:type="dxa"/>
-            </w:tcMar>
-            <w:vAlign w:val="top"/>
-          </w:tcPr>
-          <w:p>
-            <w:pPr>
-              <w:pStyle w:val="Normal"/>
-              <w:jc w:val="center"/>
-              <w:pBdr>
-                <w:bottom w:val="none" w:sz="0" w:space="0" w:color="000000"/>
-                <w:top w:val="none" w:sz="0" w:space="0" w:color="000000"/>
-                <w:left w:val="none" w:sz="0" w:space="0" w:color="000000"/>
-                <w:right w:val="none" w:sz="0" w:space="0" w:color="000000"/>
-              </w:pBdr>
-              <w:spacing w:after="100" w:before="100" w:line="240"/>
-              <w:ind w:left="100" w:right="100" w:firstLine="0" w:firstLineChars="0"/>
-              <w:rPr>
-                <w:rFonts w:ascii="Helvetica" w:hAnsi="Helvetica" w:eastAsia="Helvetica" w:cs="Helvetica"/>
-                <w:i w:val="false"/>
-                <w:b w:val="false"/>
-                <w:u w:val="none"/>
-                <w:sz w:val="22"/>
-                <w:szCs w:val="22"/>
-                <w:color w:val="000000"/>
-              </w:rPr>
-            </w:pPr>
-            <w:r>
-              <w:rPr>
-                <w:rFonts w:ascii="Helvetica" w:hAnsi="Helvetica" w:eastAsia="Helvetica" w:cs="Helvetica"/>
-                <w:i w:val="false"/>
-                <w:b w:val="false"/>
-                <w:u w:val="none"/>
-                <w:sz w:val="22"/>
-                <w:szCs w:val="22"/>
-                <w:color w:val="000000"/>
-              </w:rPr>
-              <w:t xml:space="preserve">0.30, 1.69</w:t>
-            </w:r>
-          </w:p>
-        </w:tc>
-        <w:tc>
-          <w:tcPr>
-            <w:tcBorders>
-              <w:bottom w:val="none" w:sz="0" w:space="0" w:color="000000"/>
-              <w:top w:val="none" w:sz="0" w:space="0" w:color="000000"/>
-              <w:left w:val="none" w:sz="0" w:space="0" w:color="000000"/>
-              <w:right w:val="none" w:sz="0" w:space="0" w:color="000000"/>
-            </w:tcBorders>
-            <w:shd w:val="clear" w:color="auto" w:fill="FFFFFF"/>
-            <w:tcMar>
-              <w:top w:w="0" w:type="dxa"/>
-              <w:bottom w:w="0" w:type="dxa"/>
-              <w:left w:w="0" w:type="dxa"/>
-              <w:right w:w="0" w:type="dxa"/>
-            </w:tcMar>
-            <w:vAlign w:val="top"/>
-          </w:tcPr>
-          <w:p>
-            <w:pPr>
-              <w:pStyle w:val="Normal"/>
-              <w:jc w:val="center"/>
-              <w:pBdr>
-                <w:bottom w:val="none" w:sz="0" w:space="0" w:color="000000"/>
-                <w:top w:val="none" w:sz="0" w:space="0" w:color="000000"/>
-                <w:left w:val="none" w:sz="0" w:space="0" w:color="000000"/>
-                <w:right w:val="none" w:sz="0" w:space="0" w:color="000000"/>
-              </w:pBdr>
-              <w:spacing w:after="100" w:before="100" w:line="240"/>
-              <w:ind w:left="100" w:right="100" w:firstLine="0" w:firstLineChars="0"/>
-              <w:rPr>
-                <w:rFonts w:ascii="Helvetica" w:hAnsi="Helvetica" w:eastAsia="Helvetica" w:cs="Helvetica"/>
-                <w:i w:val="false"/>
-                <w:b w:val="false"/>
-                <w:u w:val="none"/>
-                <w:sz w:val="22"/>
-                <w:szCs w:val="22"/>
-                <w:color w:val="000000"/>
-              </w:rPr>
-            </w:pPr>
-            <w:r>
-              <w:rPr>
-                <w:rFonts w:ascii="Helvetica" w:hAnsi="Helvetica" w:eastAsia="Helvetica" w:cs="Helvetica"/>
-                <w:i w:val="false"/>
-                <w:b w:val="false"/>
-                <w:u w:val="none"/>
-                <w:sz w:val="22"/>
-                <w:szCs w:val="22"/>
-                <w:color w:val="000000"/>
-              </w:rPr>
-              <w:t xml:space="preserve">0.440</w:t>
+              <w:t xml:space="preserve">0.68</w:t>
+            </w:r>
+          </w:p>
+        </w:tc>
+        <w:tc>
+          <w:tcPr>
+            <w:tcBorders>
+              <w:bottom w:val="none" w:sz="0" w:space="0" w:color="000000"/>
+              <w:top w:val="none" w:sz="0" w:space="0" w:color="000000"/>
+              <w:left w:val="none" w:sz="0" w:space="0" w:color="000000"/>
+              <w:right w:val="none" w:sz="0" w:space="0" w:color="000000"/>
+            </w:tcBorders>
+            <w:shd w:val="clear" w:color="auto" w:fill="FFFFFF"/>
+            <w:tcMar>
+              <w:top w:w="0" w:type="dxa"/>
+              <w:bottom w:w="0" w:type="dxa"/>
+              <w:left w:w="0" w:type="dxa"/>
+              <w:right w:w="0" w:type="dxa"/>
+            </w:tcMar>
+            <w:vAlign w:val="top"/>
+          </w:tcPr>
+          <w:p>
+            <w:pPr>
+              <w:pStyle w:val="Normal"/>
+              <w:jc w:val="center"/>
+              <w:pBdr>
+                <w:bottom w:val="none" w:sz="0" w:space="0" w:color="000000"/>
+                <w:top w:val="none" w:sz="0" w:space="0" w:color="000000"/>
+                <w:left w:val="none" w:sz="0" w:space="0" w:color="000000"/>
+                <w:right w:val="none" w:sz="0" w:space="0" w:color="000000"/>
+              </w:pBdr>
+              <w:spacing w:after="100" w:before="100" w:line="240"/>
+              <w:ind w:left="100" w:right="100" w:firstLine="0" w:firstLineChars="0"/>
+              <w:rPr>
+                <w:rFonts w:ascii="Helvetica" w:hAnsi="Helvetica" w:eastAsia="Helvetica" w:cs="Helvetica"/>
+                <w:i w:val="false"/>
+                <w:b w:val="false"/>
+                <w:u w:val="none"/>
+                <w:sz w:val="22"/>
+                <w:szCs w:val="22"/>
+                <w:color w:val="000000"/>
+              </w:rPr>
+            </w:pPr>
+            <w:r>
+              <w:rPr>
+                <w:rFonts w:ascii="Helvetica" w:hAnsi="Helvetica" w:eastAsia="Helvetica" w:cs="Helvetica"/>
+                <w:i w:val="false"/>
+                <w:b w:val="false"/>
+                <w:u w:val="none"/>
+                <w:sz w:val="22"/>
+                <w:szCs w:val="22"/>
+                <w:color w:val="000000"/>
+              </w:rPr>
+              <w:t xml:space="preserve">0.28, 1.62</w:t>
+            </w:r>
+          </w:p>
+        </w:tc>
+        <w:tc>
+          <w:tcPr>
+            <w:tcBorders>
+              <w:bottom w:val="none" w:sz="0" w:space="0" w:color="000000"/>
+              <w:top w:val="none" w:sz="0" w:space="0" w:color="000000"/>
+              <w:left w:val="none" w:sz="0" w:space="0" w:color="000000"/>
+              <w:right w:val="none" w:sz="0" w:space="0" w:color="000000"/>
+            </w:tcBorders>
+            <w:shd w:val="clear" w:color="auto" w:fill="FFFFFF"/>
+            <w:tcMar>
+              <w:top w:w="0" w:type="dxa"/>
+              <w:bottom w:w="0" w:type="dxa"/>
+              <w:left w:w="0" w:type="dxa"/>
+              <w:right w:w="0" w:type="dxa"/>
+            </w:tcMar>
+            <w:vAlign w:val="top"/>
+          </w:tcPr>
+          <w:p>
+            <w:pPr>
+              <w:pStyle w:val="Normal"/>
+              <w:jc w:val="center"/>
+              <w:pBdr>
+                <w:bottom w:val="none" w:sz="0" w:space="0" w:color="000000"/>
+                <w:top w:val="none" w:sz="0" w:space="0" w:color="000000"/>
+                <w:left w:val="none" w:sz="0" w:space="0" w:color="000000"/>
+                <w:right w:val="none" w:sz="0" w:space="0" w:color="000000"/>
+              </w:pBdr>
+              <w:spacing w:after="100" w:before="100" w:line="240"/>
+              <w:ind w:left="100" w:right="100" w:firstLine="0" w:firstLineChars="0"/>
+              <w:rPr>
+                <w:rFonts w:ascii="Helvetica" w:hAnsi="Helvetica" w:eastAsia="Helvetica" w:cs="Helvetica"/>
+                <w:i w:val="false"/>
+                <w:b w:val="false"/>
+                <w:u w:val="none"/>
+                <w:sz w:val="22"/>
+                <w:szCs w:val="22"/>
+                <w:color w:val="000000"/>
+              </w:rPr>
+            </w:pPr>
+            <w:r>
+              <w:rPr>
+                <w:rFonts w:ascii="Helvetica" w:hAnsi="Helvetica" w:eastAsia="Helvetica" w:cs="Helvetica"/>
+                <w:i w:val="false"/>
+                <w:b w:val="false"/>
+                <w:u w:val="none"/>
+                <w:sz w:val="22"/>
+                <w:szCs w:val="22"/>
+                <w:color w:val="000000"/>
+              </w:rPr>
+              <w:t xml:space="preserve">0.380</w:t>
             </w:r>
           </w:p>
         </w:tc>
@@ -15110,60 +15110,60 @@
                 <w:szCs w:val="22"/>
                 <w:color w:val="000000"/>
               </w:rPr>
-              <w:t xml:space="preserve">23,119</w:t>
-            </w:r>
-          </w:p>
-        </w:tc>
-        <w:tc>
-          <w:tcPr>
-            <w:tcBorders>
-              <w:bottom w:val="none" w:sz="0" w:space="0" w:color="000000"/>
-              <w:top w:val="none" w:sz="0" w:space="0" w:color="000000"/>
-              <w:left w:val="none" w:sz="0" w:space="0" w:color="000000"/>
-              <w:right w:val="none" w:sz="0" w:space="0" w:color="000000"/>
-            </w:tcBorders>
-            <w:shd w:val="clear" w:color="auto" w:fill="FFFFFF"/>
-            <w:tcMar>
-              <w:top w:w="0" w:type="dxa"/>
-              <w:bottom w:w="0" w:type="dxa"/>
-              <w:left w:w="0" w:type="dxa"/>
-              <w:right w:w="0" w:type="dxa"/>
-            </w:tcMar>
-            <w:vAlign w:val="top"/>
-          </w:tcPr>
-          <w:p>
-            <w:pPr>
-              <w:pStyle w:val="Normal"/>
-              <w:jc w:val="center"/>
-              <w:pBdr>
-                <w:bottom w:val="none" w:sz="0" w:space="0" w:color="000000"/>
-                <w:top w:val="none" w:sz="0" w:space="0" w:color="000000"/>
-                <w:left w:val="none" w:sz="0" w:space="0" w:color="000000"/>
-                <w:right w:val="none" w:sz="0" w:space="0" w:color="000000"/>
-              </w:pBdr>
-              <w:spacing w:after="100" w:before="100" w:line="240"/>
-              <w:ind w:left="100" w:right="100" w:firstLine="0" w:firstLineChars="0"/>
-              <w:rPr>
-                <w:rFonts w:ascii="Helvetica" w:hAnsi="Helvetica" w:eastAsia="Helvetica" w:cs="Helvetica"/>
-                <w:i w:val="false"/>
-                <w:b w:val="false"/>
-                <w:u w:val="none"/>
-                <w:sz w:val="22"/>
-                <w:szCs w:val="22"/>
-                <w:color w:val="000000"/>
-              </w:rPr>
-            </w:pPr>
-            <w:r>
-              <w:rPr>
-                <w:rFonts w:ascii="Helvetica" w:hAnsi="Helvetica" w:eastAsia="Helvetica" w:cs="Helvetica"/>
-                <w:i w:val="false"/>
-                <w:b w:val="false"/>
-                <w:u w:val="none"/>
-                <w:sz w:val="22"/>
-                <w:szCs w:val="22"/>
-                <w:color w:val="000000"/>
-              </w:rPr>
-              <w:t xml:space="preserve">3,883, 137,626</w:t>
+              <w:t xml:space="preserve">24,812</w:t>
+            </w:r>
+          </w:p>
+        </w:tc>
+        <w:tc>
+          <w:tcPr>
+            <w:tcBorders>
+              <w:bottom w:val="none" w:sz="0" w:space="0" w:color="000000"/>
+              <w:top w:val="none" w:sz="0" w:space="0" w:color="000000"/>
+              <w:left w:val="none" w:sz="0" w:space="0" w:color="000000"/>
+              <w:right w:val="none" w:sz="0" w:space="0" w:color="000000"/>
+            </w:tcBorders>
+            <w:shd w:val="clear" w:color="auto" w:fill="FFFFFF"/>
+            <w:tcMar>
+              <w:top w:w="0" w:type="dxa"/>
+              <w:bottom w:w="0" w:type="dxa"/>
+              <w:left w:w="0" w:type="dxa"/>
+              <w:right w:w="0" w:type="dxa"/>
+            </w:tcMar>
+            <w:vAlign w:val="top"/>
+          </w:tcPr>
+          <w:p>
+            <w:pPr>
+              <w:pStyle w:val="Normal"/>
+              <w:jc w:val="center"/>
+              <w:pBdr>
+                <w:bottom w:val="none" w:sz="0" w:space="0" w:color="000000"/>
+                <w:top w:val="none" w:sz="0" w:space="0" w:color="000000"/>
+                <w:left w:val="none" w:sz="0" w:space="0" w:color="000000"/>
+                <w:right w:val="none" w:sz="0" w:space="0" w:color="000000"/>
+              </w:pBdr>
+              <w:spacing w:after="100" w:before="100" w:line="240"/>
+              <w:ind w:left="100" w:right="100" w:firstLine="0" w:firstLineChars="0"/>
+              <w:rPr>
+                <w:rFonts w:ascii="Helvetica" w:hAnsi="Helvetica" w:eastAsia="Helvetica" w:cs="Helvetica"/>
+                <w:i w:val="false"/>
+                <w:b w:val="false"/>
+                <w:u w:val="none"/>
+                <w:sz w:val="22"/>
+                <w:szCs w:val="22"/>
+                <w:color w:val="000000"/>
+              </w:rPr>
+            </w:pPr>
+            <w:r>
+              <w:rPr>
+                <w:rFonts w:ascii="Helvetica" w:hAnsi="Helvetica" w:eastAsia="Helvetica" w:cs="Helvetica"/>
+                <w:i w:val="false"/>
+                <w:b w:val="false"/>
+                <w:u w:val="none"/>
+                <w:sz w:val="22"/>
+                <w:szCs w:val="22"/>
+                <w:color w:val="000000"/>
+              </w:rPr>
+              <w:t xml:space="preserve">4,147, 148,460</w:t>
             </w:r>
           </w:p>
         </w:tc>
@@ -15593,113 +15593,113 @@
                 <w:szCs w:val="22"/>
                 <w:color w:val="000000"/>
               </w:rPr>
-              <w:t xml:space="preserve">0.96</w:t>
-            </w:r>
-          </w:p>
-        </w:tc>
-        <w:tc>
-          <w:tcPr>
-            <w:tcBorders>
-              <w:bottom w:val="none" w:sz="0" w:space="0" w:color="000000"/>
-              <w:top w:val="none" w:sz="0" w:space="0" w:color="000000"/>
-              <w:left w:val="none" w:sz="0" w:space="0" w:color="000000"/>
-              <w:right w:val="none" w:sz="0" w:space="0" w:color="000000"/>
-            </w:tcBorders>
-            <w:shd w:val="clear" w:color="auto" w:fill="FFFFFF"/>
-            <w:tcMar>
-              <w:top w:w="0" w:type="dxa"/>
-              <w:bottom w:w="0" w:type="dxa"/>
-              <w:left w:w="0" w:type="dxa"/>
-              <w:right w:w="0" w:type="dxa"/>
-            </w:tcMar>
-            <w:vAlign w:val="top"/>
-          </w:tcPr>
-          <w:p>
-            <w:pPr>
-              <w:pStyle w:val="Normal"/>
-              <w:jc w:val="center"/>
-              <w:pBdr>
-                <w:bottom w:val="none" w:sz="0" w:space="0" w:color="000000"/>
-                <w:top w:val="none" w:sz="0" w:space="0" w:color="000000"/>
-                <w:left w:val="none" w:sz="0" w:space="0" w:color="000000"/>
-                <w:right w:val="none" w:sz="0" w:space="0" w:color="000000"/>
-              </w:pBdr>
-              <w:spacing w:after="100" w:before="100" w:line="240"/>
-              <w:ind w:left="100" w:right="100" w:firstLine="0" w:firstLineChars="0"/>
-              <w:rPr>
-                <w:rFonts w:ascii="Helvetica" w:hAnsi="Helvetica" w:eastAsia="Helvetica" w:cs="Helvetica"/>
-                <w:i w:val="false"/>
-                <w:b w:val="false"/>
-                <w:u w:val="none"/>
-                <w:sz w:val="22"/>
-                <w:szCs w:val="22"/>
-                <w:color w:val="000000"/>
-              </w:rPr>
-            </w:pPr>
-            <w:r>
-              <w:rPr>
-                <w:rFonts w:ascii="Helvetica" w:hAnsi="Helvetica" w:eastAsia="Helvetica" w:cs="Helvetica"/>
-                <w:i w:val="false"/>
-                <w:b w:val="false"/>
-                <w:u w:val="none"/>
-                <w:sz w:val="22"/>
-                <w:szCs w:val="22"/>
-                <w:color w:val="000000"/>
-              </w:rPr>
-              <w:t xml:space="preserve">0.37, 2.46</w:t>
-            </w:r>
-          </w:p>
-        </w:tc>
-        <w:tc>
-          <w:tcPr>
-            <w:tcBorders>
-              <w:bottom w:val="none" w:sz="0" w:space="0" w:color="000000"/>
-              <w:top w:val="none" w:sz="0" w:space="0" w:color="000000"/>
-              <w:left w:val="none" w:sz="0" w:space="0" w:color="000000"/>
-              <w:right w:val="none" w:sz="0" w:space="0" w:color="000000"/>
-            </w:tcBorders>
-            <w:shd w:val="clear" w:color="auto" w:fill="FFFFFF"/>
-            <w:tcMar>
-              <w:top w:w="0" w:type="dxa"/>
-              <w:bottom w:w="0" w:type="dxa"/>
-              <w:left w:w="0" w:type="dxa"/>
-              <w:right w:w="0" w:type="dxa"/>
-            </w:tcMar>
-            <w:vAlign w:val="top"/>
-          </w:tcPr>
-          <w:p>
-            <w:pPr>
-              <w:pStyle w:val="Normal"/>
-              <w:jc w:val="center"/>
-              <w:pBdr>
-                <w:bottom w:val="none" w:sz="0" w:space="0" w:color="000000"/>
-                <w:top w:val="none" w:sz="0" w:space="0" w:color="000000"/>
-                <w:left w:val="none" w:sz="0" w:space="0" w:color="000000"/>
-                <w:right w:val="none" w:sz="0" w:space="0" w:color="000000"/>
-              </w:pBdr>
-              <w:spacing w:after="100" w:before="100" w:line="240"/>
-              <w:ind w:left="100" w:right="100" w:firstLine="0" w:firstLineChars="0"/>
-              <w:rPr>
-                <w:rFonts w:ascii="Helvetica" w:hAnsi="Helvetica" w:eastAsia="Helvetica" w:cs="Helvetica"/>
-                <w:i w:val="false"/>
-                <w:b w:val="false"/>
-                <w:u w:val="none"/>
-                <w:sz w:val="22"/>
-                <w:szCs w:val="22"/>
-                <w:color w:val="000000"/>
-              </w:rPr>
-            </w:pPr>
-            <w:r>
-              <w:rPr>
-                <w:rFonts w:ascii="Helvetica" w:hAnsi="Helvetica" w:eastAsia="Helvetica" w:cs="Helvetica"/>
-                <w:i w:val="false"/>
-                <w:b w:val="false"/>
-                <w:u w:val="none"/>
-                <w:sz w:val="22"/>
-                <w:szCs w:val="22"/>
-                <w:color w:val="000000"/>
-              </w:rPr>
-              <w:t xml:space="preserve">0.930</w:t>
+              <w:t xml:space="preserve">0.98</w:t>
+            </w:r>
+          </w:p>
+        </w:tc>
+        <w:tc>
+          <w:tcPr>
+            <w:tcBorders>
+              <w:bottom w:val="none" w:sz="0" w:space="0" w:color="000000"/>
+              <w:top w:val="none" w:sz="0" w:space="0" w:color="000000"/>
+              <w:left w:val="none" w:sz="0" w:space="0" w:color="000000"/>
+              <w:right w:val="none" w:sz="0" w:space="0" w:color="000000"/>
+            </w:tcBorders>
+            <w:shd w:val="clear" w:color="auto" w:fill="FFFFFF"/>
+            <w:tcMar>
+              <w:top w:w="0" w:type="dxa"/>
+              <w:bottom w:w="0" w:type="dxa"/>
+              <w:left w:w="0" w:type="dxa"/>
+              <w:right w:w="0" w:type="dxa"/>
+            </w:tcMar>
+            <w:vAlign w:val="top"/>
+          </w:tcPr>
+          <w:p>
+            <w:pPr>
+              <w:pStyle w:val="Normal"/>
+              <w:jc w:val="center"/>
+              <w:pBdr>
+                <w:bottom w:val="none" w:sz="0" w:space="0" w:color="000000"/>
+                <w:top w:val="none" w:sz="0" w:space="0" w:color="000000"/>
+                <w:left w:val="none" w:sz="0" w:space="0" w:color="000000"/>
+                <w:right w:val="none" w:sz="0" w:space="0" w:color="000000"/>
+              </w:pBdr>
+              <w:spacing w:after="100" w:before="100" w:line="240"/>
+              <w:ind w:left="100" w:right="100" w:firstLine="0" w:firstLineChars="0"/>
+              <w:rPr>
+                <w:rFonts w:ascii="Helvetica" w:hAnsi="Helvetica" w:eastAsia="Helvetica" w:cs="Helvetica"/>
+                <w:i w:val="false"/>
+                <w:b w:val="false"/>
+                <w:u w:val="none"/>
+                <w:sz w:val="22"/>
+                <w:szCs w:val="22"/>
+                <w:color w:val="000000"/>
+              </w:rPr>
+            </w:pPr>
+            <w:r>
+              <w:rPr>
+                <w:rFonts w:ascii="Helvetica" w:hAnsi="Helvetica" w:eastAsia="Helvetica" w:cs="Helvetica"/>
+                <w:i w:val="false"/>
+                <w:b w:val="false"/>
+                <w:u w:val="none"/>
+                <w:sz w:val="22"/>
+                <w:szCs w:val="22"/>
+                <w:color w:val="000000"/>
+              </w:rPr>
+              <w:t xml:space="preserve">0.38, 2.53</w:t>
+            </w:r>
+          </w:p>
+        </w:tc>
+        <w:tc>
+          <w:tcPr>
+            <w:tcBorders>
+              <w:bottom w:val="none" w:sz="0" w:space="0" w:color="000000"/>
+              <w:top w:val="none" w:sz="0" w:space="0" w:color="000000"/>
+              <w:left w:val="none" w:sz="0" w:space="0" w:color="000000"/>
+              <w:right w:val="none" w:sz="0" w:space="0" w:color="000000"/>
+            </w:tcBorders>
+            <w:shd w:val="clear" w:color="auto" w:fill="FFFFFF"/>
+            <w:tcMar>
+              <w:top w:w="0" w:type="dxa"/>
+              <w:bottom w:w="0" w:type="dxa"/>
+              <w:left w:w="0" w:type="dxa"/>
+              <w:right w:w="0" w:type="dxa"/>
+            </w:tcMar>
+            <w:vAlign w:val="top"/>
+          </w:tcPr>
+          <w:p>
+            <w:pPr>
+              <w:pStyle w:val="Normal"/>
+              <w:jc w:val="center"/>
+              <w:pBdr>
+                <w:bottom w:val="none" w:sz="0" w:space="0" w:color="000000"/>
+                <w:top w:val="none" w:sz="0" w:space="0" w:color="000000"/>
+                <w:left w:val="none" w:sz="0" w:space="0" w:color="000000"/>
+                <w:right w:val="none" w:sz="0" w:space="0" w:color="000000"/>
+              </w:pBdr>
+              <w:spacing w:after="100" w:before="100" w:line="240"/>
+              <w:ind w:left="100" w:right="100" w:firstLine="0" w:firstLineChars="0"/>
+              <w:rPr>
+                <w:rFonts w:ascii="Helvetica" w:hAnsi="Helvetica" w:eastAsia="Helvetica" w:cs="Helvetica"/>
+                <w:i w:val="false"/>
+                <w:b w:val="false"/>
+                <w:u w:val="none"/>
+                <w:sz w:val="22"/>
+                <w:szCs w:val="22"/>
+                <w:color w:val="000000"/>
+              </w:rPr>
+            </w:pPr>
+            <w:r>
+              <w:rPr>
+                <w:rFonts w:ascii="Helvetica" w:hAnsi="Helvetica" w:eastAsia="Helvetica" w:cs="Helvetica"/>
+                <w:i w:val="false"/>
+                <w:b w:val="false"/>
+                <w:u w:val="none"/>
+                <w:sz w:val="22"/>
+                <w:szCs w:val="22"/>
+                <w:color w:val="000000"/>
+              </w:rPr>
+              <w:t xml:space="preserve">0.970</w:t>
             </w:r>
           </w:p>
         </w:tc>
@@ -16129,7 +16129,7 @@
                 <w:szCs w:val="22"/>
                 <w:color w:val="000000"/>
               </w:rPr>
-              <w:t xml:space="preserve">0.94, 1.00</w:t>
+              <w:t xml:space="preserve">0.93, 1.00</w:t>
             </w:r>
           </w:p>
         </w:tc>
@@ -16182,7 +16182,7 @@
                 <w:szCs w:val="22"/>
                 <w:color w:val="000000"/>
               </w:rPr>
-              <w:t xml:space="preserve">0.025</w:t>
+              <w:t xml:space="preserve">0.031</w:t>
             </w:r>
           </w:p>
         </w:tc>

--- a/docs/tables/whole/sec5_ckd_composite.docx
+++ b/docs/tables/whole/sec5_ckd_composite.docx
@@ -17,7 +17,7 @@
         <w:tblLook w:firstRow="1" w:lastRow="0" w:firstColumn="0" w:lastColumn="0" w:noHBand="0" w:noVBand="1"/>
       </w:tblPr>
       <w:tblGrid>
-        <w:gridCol w:w="3321"/>
+        <w:gridCol w:w="2894"/>
         <w:gridCol w:w="778"/>
         <w:gridCol w:w="1084"/>
         <w:gridCol w:w="1756"/>
@@ -1103,7 +1103,7 @@
                 <w:szCs w:val="22"/>
                 <w:color w:val="000000"/>
               </w:rPr>
-              <w:t xml:space="preserve">1.11</w:t>
+              <w:t xml:space="preserve">1.32</w:t>
             </w:r>
           </w:p>
         </w:tc>
@@ -1156,7 +1156,7 @@
                 <w:szCs w:val="22"/>
                 <w:color w:val="000000"/>
               </w:rPr>
-              <w:t xml:space="preserve">0.93, 1.33</w:t>
+              <w:t xml:space="preserve">1.10, 1.58</w:t>
             </w:r>
           </w:p>
         </w:tc>
@@ -1209,7 +1209,7 @@
                 <w:szCs w:val="22"/>
                 <w:color w:val="000000"/>
               </w:rPr>
-              <w:t xml:space="preserve">0.240</w:t>
+              <w:t xml:space="preserve">0.002</w:t>
             </w:r>
           </w:p>
         </w:tc>
@@ -1586,113 +1586,113 @@
                 <w:szCs w:val="22"/>
                 <w:color w:val="000000"/>
               </w:rPr>
-              <w:t xml:space="preserve">1.04</w:t>
-            </w:r>
-          </w:p>
-        </w:tc>
-        <w:tc>
-          <w:tcPr>
-            <w:tcBorders>
-              <w:bottom w:val="none" w:sz="0" w:space="0" w:color="000000"/>
-              <w:top w:val="none" w:sz="0" w:space="0" w:color="000000"/>
-              <w:left w:val="none" w:sz="0" w:space="0" w:color="000000"/>
-              <w:right w:val="none" w:sz="0" w:space="0" w:color="000000"/>
-            </w:tcBorders>
-            <w:shd w:val="clear" w:color="auto" w:fill="FFFFFF"/>
-            <w:tcMar>
-              <w:top w:w="0" w:type="dxa"/>
-              <w:bottom w:w="0" w:type="dxa"/>
-              <w:left w:w="0" w:type="dxa"/>
-              <w:right w:w="0" w:type="dxa"/>
-            </w:tcMar>
-            <w:vAlign w:val="top"/>
-          </w:tcPr>
-          <w:p>
-            <w:pPr>
-              <w:pStyle w:val="Normal"/>
-              <w:jc w:val="center"/>
-              <w:pBdr>
-                <w:bottom w:val="none" w:sz="0" w:space="0" w:color="000000"/>
-                <w:top w:val="none" w:sz="0" w:space="0" w:color="000000"/>
-                <w:left w:val="none" w:sz="0" w:space="0" w:color="000000"/>
-                <w:right w:val="none" w:sz="0" w:space="0" w:color="000000"/>
-              </w:pBdr>
-              <w:spacing w:after="100" w:before="100" w:line="240"/>
-              <w:ind w:left="100" w:right="100" w:firstLine="0" w:firstLineChars="0"/>
-              <w:rPr>
-                <w:rFonts w:ascii="Helvetica" w:hAnsi="Helvetica" w:eastAsia="Helvetica" w:cs="Helvetica"/>
-                <w:i w:val="false"/>
-                <w:b w:val="false"/>
-                <w:u w:val="none"/>
-                <w:sz w:val="22"/>
-                <w:szCs w:val="22"/>
-                <w:color w:val="000000"/>
-              </w:rPr>
-            </w:pPr>
-            <w:r>
-              <w:rPr>
-                <w:rFonts w:ascii="Helvetica" w:hAnsi="Helvetica" w:eastAsia="Helvetica" w:cs="Helvetica"/>
-                <w:i w:val="false"/>
-                <w:b w:val="false"/>
-                <w:u w:val="none"/>
-                <w:sz w:val="22"/>
-                <w:szCs w:val="22"/>
-                <w:color w:val="000000"/>
-              </w:rPr>
-              <w:t xml:space="preserve">0.98, 1.10</w:t>
-            </w:r>
-          </w:p>
-        </w:tc>
-        <w:tc>
-          <w:tcPr>
-            <w:tcBorders>
-              <w:bottom w:val="none" w:sz="0" w:space="0" w:color="000000"/>
-              <w:top w:val="none" w:sz="0" w:space="0" w:color="000000"/>
-              <w:left w:val="none" w:sz="0" w:space="0" w:color="000000"/>
-              <w:right w:val="none" w:sz="0" w:space="0" w:color="000000"/>
-            </w:tcBorders>
-            <w:shd w:val="clear" w:color="auto" w:fill="FFFFFF"/>
-            <w:tcMar>
-              <w:top w:w="0" w:type="dxa"/>
-              <w:bottom w:w="0" w:type="dxa"/>
-              <w:left w:w="0" w:type="dxa"/>
-              <w:right w:w="0" w:type="dxa"/>
-            </w:tcMar>
-            <w:vAlign w:val="top"/>
-          </w:tcPr>
-          <w:p>
-            <w:pPr>
-              <w:pStyle w:val="Normal"/>
-              <w:jc w:val="center"/>
-              <w:pBdr>
-                <w:bottom w:val="none" w:sz="0" w:space="0" w:color="000000"/>
-                <w:top w:val="none" w:sz="0" w:space="0" w:color="000000"/>
-                <w:left w:val="none" w:sz="0" w:space="0" w:color="000000"/>
-                <w:right w:val="none" w:sz="0" w:space="0" w:color="000000"/>
-              </w:pBdr>
-              <w:spacing w:after="100" w:before="100" w:line="240"/>
-              <w:ind w:left="100" w:right="100" w:firstLine="0" w:firstLineChars="0"/>
-              <w:rPr>
-                <w:rFonts w:ascii="Helvetica" w:hAnsi="Helvetica" w:eastAsia="Helvetica" w:cs="Helvetica"/>
-                <w:i w:val="false"/>
-                <w:b w:val="false"/>
-                <w:u w:val="none"/>
-                <w:sz w:val="22"/>
-                <w:szCs w:val="22"/>
-                <w:color w:val="000000"/>
-              </w:rPr>
-            </w:pPr>
-            <w:r>
-              <w:rPr>
-                <w:rFonts w:ascii="Helvetica" w:hAnsi="Helvetica" w:eastAsia="Helvetica" w:cs="Helvetica"/>
-                <w:i w:val="false"/>
-                <w:b w:val="false"/>
-                <w:u w:val="none"/>
-                <w:sz w:val="22"/>
-                <w:szCs w:val="22"/>
-                <w:color w:val="000000"/>
-              </w:rPr>
-              <w:t xml:space="preserve">0.190</w:t>
+              <w:t xml:space="preserve">1.01</w:t>
+            </w:r>
+          </w:p>
+        </w:tc>
+        <w:tc>
+          <w:tcPr>
+            <w:tcBorders>
+              <w:bottom w:val="none" w:sz="0" w:space="0" w:color="000000"/>
+              <w:top w:val="none" w:sz="0" w:space="0" w:color="000000"/>
+              <w:left w:val="none" w:sz="0" w:space="0" w:color="000000"/>
+              <w:right w:val="none" w:sz="0" w:space="0" w:color="000000"/>
+            </w:tcBorders>
+            <w:shd w:val="clear" w:color="auto" w:fill="FFFFFF"/>
+            <w:tcMar>
+              <w:top w:w="0" w:type="dxa"/>
+              <w:bottom w:w="0" w:type="dxa"/>
+              <w:left w:w="0" w:type="dxa"/>
+              <w:right w:w="0" w:type="dxa"/>
+            </w:tcMar>
+            <w:vAlign w:val="top"/>
+          </w:tcPr>
+          <w:p>
+            <w:pPr>
+              <w:pStyle w:val="Normal"/>
+              <w:jc w:val="center"/>
+              <w:pBdr>
+                <w:bottom w:val="none" w:sz="0" w:space="0" w:color="000000"/>
+                <w:top w:val="none" w:sz="0" w:space="0" w:color="000000"/>
+                <w:left w:val="none" w:sz="0" w:space="0" w:color="000000"/>
+                <w:right w:val="none" w:sz="0" w:space="0" w:color="000000"/>
+              </w:pBdr>
+              <w:spacing w:after="100" w:before="100" w:line="240"/>
+              <w:ind w:left="100" w:right="100" w:firstLine="0" w:firstLineChars="0"/>
+              <w:rPr>
+                <w:rFonts w:ascii="Helvetica" w:hAnsi="Helvetica" w:eastAsia="Helvetica" w:cs="Helvetica"/>
+                <w:i w:val="false"/>
+                <w:b w:val="false"/>
+                <w:u w:val="none"/>
+                <w:sz w:val="22"/>
+                <w:szCs w:val="22"/>
+                <w:color w:val="000000"/>
+              </w:rPr>
+            </w:pPr>
+            <w:r>
+              <w:rPr>
+                <w:rFonts w:ascii="Helvetica" w:hAnsi="Helvetica" w:eastAsia="Helvetica" w:cs="Helvetica"/>
+                <w:i w:val="false"/>
+                <w:b w:val="false"/>
+                <w:u w:val="none"/>
+                <w:sz w:val="22"/>
+                <w:szCs w:val="22"/>
+                <w:color w:val="000000"/>
+              </w:rPr>
+              <w:t xml:space="preserve">0.95, 1.07</w:t>
+            </w:r>
+          </w:p>
+        </w:tc>
+        <w:tc>
+          <w:tcPr>
+            <w:tcBorders>
+              <w:bottom w:val="none" w:sz="0" w:space="0" w:color="000000"/>
+              <w:top w:val="none" w:sz="0" w:space="0" w:color="000000"/>
+              <w:left w:val="none" w:sz="0" w:space="0" w:color="000000"/>
+              <w:right w:val="none" w:sz="0" w:space="0" w:color="000000"/>
+            </w:tcBorders>
+            <w:shd w:val="clear" w:color="auto" w:fill="FFFFFF"/>
+            <w:tcMar>
+              <w:top w:w="0" w:type="dxa"/>
+              <w:bottom w:w="0" w:type="dxa"/>
+              <w:left w:w="0" w:type="dxa"/>
+              <w:right w:w="0" w:type="dxa"/>
+            </w:tcMar>
+            <w:vAlign w:val="top"/>
+          </w:tcPr>
+          <w:p>
+            <w:pPr>
+              <w:pStyle w:val="Normal"/>
+              <w:jc w:val="center"/>
+              <w:pBdr>
+                <w:bottom w:val="none" w:sz="0" w:space="0" w:color="000000"/>
+                <w:top w:val="none" w:sz="0" w:space="0" w:color="000000"/>
+                <w:left w:val="none" w:sz="0" w:space="0" w:color="000000"/>
+                <w:right w:val="none" w:sz="0" w:space="0" w:color="000000"/>
+              </w:pBdr>
+              <w:spacing w:after="100" w:before="100" w:line="240"/>
+              <w:ind w:left="100" w:right="100" w:firstLine="0" w:firstLineChars="0"/>
+              <w:rPr>
+                <w:rFonts w:ascii="Helvetica" w:hAnsi="Helvetica" w:eastAsia="Helvetica" w:cs="Helvetica"/>
+                <w:i w:val="false"/>
+                <w:b w:val="false"/>
+                <w:u w:val="none"/>
+                <w:sz w:val="22"/>
+                <w:szCs w:val="22"/>
+                <w:color w:val="000000"/>
+              </w:rPr>
+            </w:pPr>
+            <w:r>
+              <w:rPr>
+                <w:rFonts w:ascii="Helvetica" w:hAnsi="Helvetica" w:eastAsia="Helvetica" w:cs="Helvetica"/>
+                <w:i w:val="false"/>
+                <w:b w:val="false"/>
+                <w:u w:val="none"/>
+                <w:sz w:val="22"/>
+                <w:szCs w:val="22"/>
+                <w:color w:val="000000"/>
+              </w:rPr>
+              <w:t xml:space="preserve">0.730</w:t>
             </w:r>
           </w:p>
         </w:tc>
@@ -3035,60 +3035,60 @@
                 <w:szCs w:val="22"/>
                 <w:color w:val="000000"/>
               </w:rPr>
-              <w:t xml:space="preserve">1.73</w:t>
-            </w:r>
-          </w:p>
-        </w:tc>
-        <w:tc>
-          <w:tcPr>
-            <w:tcBorders>
-              <w:bottom w:val="none" w:sz="0" w:space="0" w:color="000000"/>
-              <w:top w:val="none" w:sz="0" w:space="0" w:color="000000"/>
-              <w:left w:val="none" w:sz="0" w:space="0" w:color="000000"/>
-              <w:right w:val="none" w:sz="0" w:space="0" w:color="000000"/>
-            </w:tcBorders>
-            <w:shd w:val="clear" w:color="auto" w:fill="FFFFFF"/>
-            <w:tcMar>
-              <w:top w:w="0" w:type="dxa"/>
-              <w:bottom w:w="0" w:type="dxa"/>
-              <w:left w:w="0" w:type="dxa"/>
-              <w:right w:w="0" w:type="dxa"/>
-            </w:tcMar>
-            <w:vAlign w:val="top"/>
-          </w:tcPr>
-          <w:p>
-            <w:pPr>
-              <w:pStyle w:val="Normal"/>
-              <w:jc w:val="center"/>
-              <w:pBdr>
-                <w:bottom w:val="none" w:sz="0" w:space="0" w:color="000000"/>
-                <w:top w:val="none" w:sz="0" w:space="0" w:color="000000"/>
-                <w:left w:val="none" w:sz="0" w:space="0" w:color="000000"/>
-                <w:right w:val="none" w:sz="0" w:space="0" w:color="000000"/>
-              </w:pBdr>
-              <w:spacing w:after="100" w:before="100" w:line="240"/>
-              <w:ind w:left="100" w:right="100" w:firstLine="0" w:firstLineChars="0"/>
-              <w:rPr>
-                <w:rFonts w:ascii="Helvetica" w:hAnsi="Helvetica" w:eastAsia="Helvetica" w:cs="Helvetica"/>
-                <w:i w:val="false"/>
-                <w:b w:val="false"/>
-                <w:u w:val="none"/>
-                <w:sz w:val="22"/>
-                <w:szCs w:val="22"/>
-                <w:color w:val="000000"/>
-              </w:rPr>
-            </w:pPr>
-            <w:r>
-              <w:rPr>
-                <w:rFonts w:ascii="Helvetica" w:hAnsi="Helvetica" w:eastAsia="Helvetica" w:cs="Helvetica"/>
-                <w:i w:val="false"/>
-                <w:b w:val="false"/>
-                <w:u w:val="none"/>
-                <w:sz w:val="22"/>
-                <w:szCs w:val="22"/>
-                <w:color w:val="000000"/>
-              </w:rPr>
-              <w:t xml:space="preserve">0.51, 5.87</w:t>
+              <w:t xml:space="preserve">1.69</w:t>
+            </w:r>
+          </w:p>
+        </w:tc>
+        <w:tc>
+          <w:tcPr>
+            <w:tcBorders>
+              <w:bottom w:val="none" w:sz="0" w:space="0" w:color="000000"/>
+              <w:top w:val="none" w:sz="0" w:space="0" w:color="000000"/>
+              <w:left w:val="none" w:sz="0" w:space="0" w:color="000000"/>
+              <w:right w:val="none" w:sz="0" w:space="0" w:color="000000"/>
+            </w:tcBorders>
+            <w:shd w:val="clear" w:color="auto" w:fill="FFFFFF"/>
+            <w:tcMar>
+              <w:top w:w="0" w:type="dxa"/>
+              <w:bottom w:w="0" w:type="dxa"/>
+              <w:left w:w="0" w:type="dxa"/>
+              <w:right w:w="0" w:type="dxa"/>
+            </w:tcMar>
+            <w:vAlign w:val="top"/>
+          </w:tcPr>
+          <w:p>
+            <w:pPr>
+              <w:pStyle w:val="Normal"/>
+              <w:jc w:val="center"/>
+              <w:pBdr>
+                <w:bottom w:val="none" w:sz="0" w:space="0" w:color="000000"/>
+                <w:top w:val="none" w:sz="0" w:space="0" w:color="000000"/>
+                <w:left w:val="none" w:sz="0" w:space="0" w:color="000000"/>
+                <w:right w:val="none" w:sz="0" w:space="0" w:color="000000"/>
+              </w:pBdr>
+              <w:spacing w:after="100" w:before="100" w:line="240"/>
+              <w:ind w:left="100" w:right="100" w:firstLine="0" w:firstLineChars="0"/>
+              <w:rPr>
+                <w:rFonts w:ascii="Helvetica" w:hAnsi="Helvetica" w:eastAsia="Helvetica" w:cs="Helvetica"/>
+                <w:i w:val="false"/>
+                <w:b w:val="false"/>
+                <w:u w:val="none"/>
+                <w:sz w:val="22"/>
+                <w:szCs w:val="22"/>
+                <w:color w:val="000000"/>
+              </w:rPr>
+            </w:pPr>
+            <w:r>
+              <w:rPr>
+                <w:rFonts w:ascii="Helvetica" w:hAnsi="Helvetica" w:eastAsia="Helvetica" w:cs="Helvetica"/>
+                <w:i w:val="false"/>
+                <w:b w:val="false"/>
+                <w:u w:val="none"/>
+                <w:sz w:val="22"/>
+                <w:szCs w:val="22"/>
+                <w:color w:val="000000"/>
+              </w:rPr>
+              <w:t xml:space="preserve">0.52, 5.48</w:t>
             </w:r>
           </w:p>
         </w:tc>
@@ -3571,7 +3571,7 @@
                 <w:szCs w:val="22"/>
                 <w:color w:val="000000"/>
               </w:rPr>
-              <w:t xml:space="preserve">0.77, 1.12</w:t>
+              <w:t xml:space="preserve">0.76, 1.12</w:t>
             </w:r>
           </w:p>
         </w:tc>
@@ -4967,113 +4967,113 @@
                 <w:szCs w:val="22"/>
                 <w:color w:val="000000"/>
               </w:rPr>
-              <w:t xml:space="preserve">1.03</w:t>
-            </w:r>
-          </w:p>
-        </w:tc>
-        <w:tc>
-          <w:tcPr>
-            <w:tcBorders>
-              <w:bottom w:val="none" w:sz="0" w:space="0" w:color="000000"/>
-              <w:top w:val="none" w:sz="0" w:space="0" w:color="000000"/>
-              <w:left w:val="none" w:sz="0" w:space="0" w:color="000000"/>
-              <w:right w:val="none" w:sz="0" w:space="0" w:color="000000"/>
-            </w:tcBorders>
-            <w:shd w:val="clear" w:color="auto" w:fill="FFFFFF"/>
-            <w:tcMar>
-              <w:top w:w="0" w:type="dxa"/>
-              <w:bottom w:w="0" w:type="dxa"/>
-              <w:left w:w="0" w:type="dxa"/>
-              <w:right w:w="0" w:type="dxa"/>
-            </w:tcMar>
-            <w:vAlign w:val="top"/>
-          </w:tcPr>
-          <w:p>
-            <w:pPr>
-              <w:pStyle w:val="Normal"/>
-              <w:jc w:val="center"/>
-              <w:pBdr>
-                <w:bottom w:val="none" w:sz="0" w:space="0" w:color="000000"/>
-                <w:top w:val="none" w:sz="0" w:space="0" w:color="000000"/>
-                <w:left w:val="none" w:sz="0" w:space="0" w:color="000000"/>
-                <w:right w:val="none" w:sz="0" w:space="0" w:color="000000"/>
-              </w:pBdr>
-              <w:spacing w:after="100" w:before="100" w:line="240"/>
-              <w:ind w:left="100" w:right="100" w:firstLine="0" w:firstLineChars="0"/>
-              <w:rPr>
-                <w:rFonts w:ascii="Helvetica" w:hAnsi="Helvetica" w:eastAsia="Helvetica" w:cs="Helvetica"/>
-                <w:i w:val="false"/>
-                <w:b w:val="false"/>
-                <w:u w:val="none"/>
-                <w:sz w:val="22"/>
-                <w:szCs w:val="22"/>
-                <w:color w:val="000000"/>
-              </w:rPr>
-            </w:pPr>
-            <w:r>
-              <w:rPr>
-                <w:rFonts w:ascii="Helvetica" w:hAnsi="Helvetica" w:eastAsia="Helvetica" w:cs="Helvetica"/>
-                <w:i w:val="false"/>
-                <w:b w:val="false"/>
-                <w:u w:val="none"/>
-                <w:sz w:val="22"/>
-                <w:szCs w:val="22"/>
-                <w:color w:val="000000"/>
-              </w:rPr>
-              <w:t xml:space="preserve">0.45, 2.36</w:t>
-            </w:r>
-          </w:p>
-        </w:tc>
-        <w:tc>
-          <w:tcPr>
-            <w:tcBorders>
-              <w:bottom w:val="none" w:sz="0" w:space="0" w:color="000000"/>
-              <w:top w:val="none" w:sz="0" w:space="0" w:color="000000"/>
-              <w:left w:val="none" w:sz="0" w:space="0" w:color="000000"/>
-              <w:right w:val="none" w:sz="0" w:space="0" w:color="000000"/>
-            </w:tcBorders>
-            <w:shd w:val="clear" w:color="auto" w:fill="FFFFFF"/>
-            <w:tcMar>
-              <w:top w:w="0" w:type="dxa"/>
-              <w:bottom w:w="0" w:type="dxa"/>
-              <w:left w:w="0" w:type="dxa"/>
-              <w:right w:w="0" w:type="dxa"/>
-            </w:tcMar>
-            <w:vAlign w:val="top"/>
-          </w:tcPr>
-          <w:p>
-            <w:pPr>
-              <w:pStyle w:val="Normal"/>
-              <w:jc w:val="center"/>
-              <w:pBdr>
-                <w:bottom w:val="none" w:sz="0" w:space="0" w:color="000000"/>
-                <w:top w:val="none" w:sz="0" w:space="0" w:color="000000"/>
-                <w:left w:val="none" w:sz="0" w:space="0" w:color="000000"/>
-                <w:right w:val="none" w:sz="0" w:space="0" w:color="000000"/>
-              </w:pBdr>
-              <w:spacing w:after="100" w:before="100" w:line="240"/>
-              <w:ind w:left="100" w:right="100" w:firstLine="0" w:firstLineChars="0"/>
-              <w:rPr>
-                <w:rFonts w:ascii="Helvetica" w:hAnsi="Helvetica" w:eastAsia="Helvetica" w:cs="Helvetica"/>
-                <w:i w:val="false"/>
-                <w:b w:val="false"/>
-                <w:u w:val="none"/>
-                <w:sz w:val="22"/>
-                <w:szCs w:val="22"/>
-                <w:color w:val="000000"/>
-              </w:rPr>
-            </w:pPr>
-            <w:r>
-              <w:rPr>
-                <w:rFonts w:ascii="Helvetica" w:hAnsi="Helvetica" w:eastAsia="Helvetica" w:cs="Helvetica"/>
-                <w:i w:val="false"/>
-                <w:b w:val="false"/>
-                <w:u w:val="none"/>
-                <w:sz w:val="22"/>
-                <w:szCs w:val="22"/>
-                <w:color w:val="000000"/>
-              </w:rPr>
-              <w:t xml:space="preserve">0.950</w:t>
+              <w:t xml:space="preserve">1.02</w:t>
+            </w:r>
+          </w:p>
+        </w:tc>
+        <w:tc>
+          <w:tcPr>
+            <w:tcBorders>
+              <w:bottom w:val="none" w:sz="0" w:space="0" w:color="000000"/>
+              <w:top w:val="none" w:sz="0" w:space="0" w:color="000000"/>
+              <w:left w:val="none" w:sz="0" w:space="0" w:color="000000"/>
+              <w:right w:val="none" w:sz="0" w:space="0" w:color="000000"/>
+            </w:tcBorders>
+            <w:shd w:val="clear" w:color="auto" w:fill="FFFFFF"/>
+            <w:tcMar>
+              <w:top w:w="0" w:type="dxa"/>
+              <w:bottom w:w="0" w:type="dxa"/>
+              <w:left w:w="0" w:type="dxa"/>
+              <w:right w:w="0" w:type="dxa"/>
+            </w:tcMar>
+            <w:vAlign w:val="top"/>
+          </w:tcPr>
+          <w:p>
+            <w:pPr>
+              <w:pStyle w:val="Normal"/>
+              <w:jc w:val="center"/>
+              <w:pBdr>
+                <w:bottom w:val="none" w:sz="0" w:space="0" w:color="000000"/>
+                <w:top w:val="none" w:sz="0" w:space="0" w:color="000000"/>
+                <w:left w:val="none" w:sz="0" w:space="0" w:color="000000"/>
+                <w:right w:val="none" w:sz="0" w:space="0" w:color="000000"/>
+              </w:pBdr>
+              <w:spacing w:after="100" w:before="100" w:line="240"/>
+              <w:ind w:left="100" w:right="100" w:firstLine="0" w:firstLineChars="0"/>
+              <w:rPr>
+                <w:rFonts w:ascii="Helvetica" w:hAnsi="Helvetica" w:eastAsia="Helvetica" w:cs="Helvetica"/>
+                <w:i w:val="false"/>
+                <w:b w:val="false"/>
+                <w:u w:val="none"/>
+                <w:sz w:val="22"/>
+                <w:szCs w:val="22"/>
+                <w:color w:val="000000"/>
+              </w:rPr>
+            </w:pPr>
+            <w:r>
+              <w:rPr>
+                <w:rFonts w:ascii="Helvetica" w:hAnsi="Helvetica" w:eastAsia="Helvetica" w:cs="Helvetica"/>
+                <w:i w:val="false"/>
+                <w:b w:val="false"/>
+                <w:u w:val="none"/>
+                <w:sz w:val="22"/>
+                <w:szCs w:val="22"/>
+                <w:color w:val="000000"/>
+              </w:rPr>
+              <w:t xml:space="preserve">0.44, 2.36</w:t>
+            </w:r>
+          </w:p>
+        </w:tc>
+        <w:tc>
+          <w:tcPr>
+            <w:tcBorders>
+              <w:bottom w:val="none" w:sz="0" w:space="0" w:color="000000"/>
+              <w:top w:val="none" w:sz="0" w:space="0" w:color="000000"/>
+              <w:left w:val="none" w:sz="0" w:space="0" w:color="000000"/>
+              <w:right w:val="none" w:sz="0" w:space="0" w:color="000000"/>
+            </w:tcBorders>
+            <w:shd w:val="clear" w:color="auto" w:fill="FFFFFF"/>
+            <w:tcMar>
+              <w:top w:w="0" w:type="dxa"/>
+              <w:bottom w:w="0" w:type="dxa"/>
+              <w:left w:w="0" w:type="dxa"/>
+              <w:right w:w="0" w:type="dxa"/>
+            </w:tcMar>
+            <w:vAlign w:val="top"/>
+          </w:tcPr>
+          <w:p>
+            <w:pPr>
+              <w:pStyle w:val="Normal"/>
+              <w:jc w:val="center"/>
+              <w:pBdr>
+                <w:bottom w:val="none" w:sz="0" w:space="0" w:color="000000"/>
+                <w:top w:val="none" w:sz="0" w:space="0" w:color="000000"/>
+                <w:left w:val="none" w:sz="0" w:space="0" w:color="000000"/>
+                <w:right w:val="none" w:sz="0" w:space="0" w:color="000000"/>
+              </w:pBdr>
+              <w:spacing w:after="100" w:before="100" w:line="240"/>
+              <w:ind w:left="100" w:right="100" w:firstLine="0" w:firstLineChars="0"/>
+              <w:rPr>
+                <w:rFonts w:ascii="Helvetica" w:hAnsi="Helvetica" w:eastAsia="Helvetica" w:cs="Helvetica"/>
+                <w:i w:val="false"/>
+                <w:b w:val="false"/>
+                <w:u w:val="none"/>
+                <w:sz w:val="22"/>
+                <w:szCs w:val="22"/>
+                <w:color w:val="000000"/>
+              </w:rPr>
+            </w:pPr>
+            <w:r>
+              <w:rPr>
+                <w:rFonts w:ascii="Helvetica" w:hAnsi="Helvetica" w:eastAsia="Helvetica" w:cs="Helvetica"/>
+                <w:i w:val="false"/>
+                <w:b w:val="false"/>
+                <w:u w:val="none"/>
+                <w:sz w:val="22"/>
+                <w:szCs w:val="22"/>
+                <w:color w:val="000000"/>
+              </w:rPr>
+              <w:t xml:space="preserve">0.970</w:t>
             </w:r>
           </w:p>
         </w:tc>
@@ -6469,7 +6469,7 @@
                 <w:szCs w:val="22"/>
                 <w:color w:val="000000"/>
               </w:rPr>
-              <w:t xml:space="preserve">0.01, 2.20</w:t>
+              <w:t xml:space="preserve">0.01, 2.24</w:t>
             </w:r>
           </w:p>
         </w:tc>
@@ -6899,113 +6899,113 @@
                 <w:szCs w:val="22"/>
                 <w:color w:val="000000"/>
               </w:rPr>
-              <w:t xml:space="preserve">2.21</w:t>
-            </w:r>
-          </w:p>
-        </w:tc>
-        <w:tc>
-          <w:tcPr>
-            <w:tcBorders>
-              <w:bottom w:val="none" w:sz="0" w:space="0" w:color="000000"/>
-              <w:top w:val="none" w:sz="0" w:space="0" w:color="000000"/>
-              <w:left w:val="none" w:sz="0" w:space="0" w:color="000000"/>
-              <w:right w:val="none" w:sz="0" w:space="0" w:color="000000"/>
-            </w:tcBorders>
-            <w:shd w:val="clear" w:color="auto" w:fill="FFFFFF"/>
-            <w:tcMar>
-              <w:top w:w="0" w:type="dxa"/>
-              <w:bottom w:w="0" w:type="dxa"/>
-              <w:left w:w="0" w:type="dxa"/>
-              <w:right w:w="0" w:type="dxa"/>
-            </w:tcMar>
-            <w:vAlign w:val="top"/>
-          </w:tcPr>
-          <w:p>
-            <w:pPr>
-              <w:pStyle w:val="Normal"/>
-              <w:jc w:val="center"/>
-              <w:pBdr>
-                <w:bottom w:val="none" w:sz="0" w:space="0" w:color="000000"/>
-                <w:top w:val="none" w:sz="0" w:space="0" w:color="000000"/>
-                <w:left w:val="none" w:sz="0" w:space="0" w:color="000000"/>
-                <w:right w:val="none" w:sz="0" w:space="0" w:color="000000"/>
-              </w:pBdr>
-              <w:spacing w:after="100" w:before="100" w:line="240"/>
-              <w:ind w:left="100" w:right="100" w:firstLine="0" w:firstLineChars="0"/>
-              <w:rPr>
-                <w:rFonts w:ascii="Helvetica" w:hAnsi="Helvetica" w:eastAsia="Helvetica" w:cs="Helvetica"/>
-                <w:i w:val="false"/>
-                <w:b w:val="false"/>
-                <w:u w:val="none"/>
-                <w:sz w:val="22"/>
-                <w:szCs w:val="22"/>
-                <w:color w:val="000000"/>
-              </w:rPr>
-            </w:pPr>
-            <w:r>
-              <w:rPr>
-                <w:rFonts w:ascii="Helvetica" w:hAnsi="Helvetica" w:eastAsia="Helvetica" w:cs="Helvetica"/>
-                <w:i w:val="false"/>
-                <w:b w:val="false"/>
-                <w:u w:val="none"/>
-                <w:sz w:val="22"/>
-                <w:szCs w:val="22"/>
-                <w:color w:val="000000"/>
-              </w:rPr>
-              <w:t xml:space="preserve">0.23, 21.4</w:t>
-            </w:r>
-          </w:p>
-        </w:tc>
-        <w:tc>
-          <w:tcPr>
-            <w:tcBorders>
-              <w:bottom w:val="none" w:sz="0" w:space="0" w:color="000000"/>
-              <w:top w:val="none" w:sz="0" w:space="0" w:color="000000"/>
-              <w:left w:val="none" w:sz="0" w:space="0" w:color="000000"/>
-              <w:right w:val="none" w:sz="0" w:space="0" w:color="000000"/>
-            </w:tcBorders>
-            <w:shd w:val="clear" w:color="auto" w:fill="FFFFFF"/>
-            <w:tcMar>
-              <w:top w:w="0" w:type="dxa"/>
-              <w:bottom w:w="0" w:type="dxa"/>
-              <w:left w:w="0" w:type="dxa"/>
-              <w:right w:w="0" w:type="dxa"/>
-            </w:tcMar>
-            <w:vAlign w:val="top"/>
-          </w:tcPr>
-          <w:p>
-            <w:pPr>
-              <w:pStyle w:val="Normal"/>
-              <w:jc w:val="center"/>
-              <w:pBdr>
-                <w:bottom w:val="none" w:sz="0" w:space="0" w:color="000000"/>
-                <w:top w:val="none" w:sz="0" w:space="0" w:color="000000"/>
-                <w:left w:val="none" w:sz="0" w:space="0" w:color="000000"/>
-                <w:right w:val="none" w:sz="0" w:space="0" w:color="000000"/>
-              </w:pBdr>
-              <w:spacing w:after="100" w:before="100" w:line="240"/>
-              <w:ind w:left="100" w:right="100" w:firstLine="0" w:firstLineChars="0"/>
-              <w:rPr>
-                <w:rFonts w:ascii="Helvetica" w:hAnsi="Helvetica" w:eastAsia="Helvetica" w:cs="Helvetica"/>
-                <w:i w:val="false"/>
-                <w:b w:val="false"/>
-                <w:u w:val="none"/>
-                <w:sz w:val="22"/>
-                <w:szCs w:val="22"/>
-                <w:color w:val="000000"/>
-              </w:rPr>
-            </w:pPr>
-            <w:r>
-              <w:rPr>
-                <w:rFonts w:ascii="Helvetica" w:hAnsi="Helvetica" w:eastAsia="Helvetica" w:cs="Helvetica"/>
-                <w:i w:val="false"/>
-                <w:b w:val="false"/>
-                <w:u w:val="none"/>
-                <w:sz w:val="22"/>
-                <w:szCs w:val="22"/>
-                <w:color w:val="000000"/>
-              </w:rPr>
-              <w:t xml:space="preserve">0.500</w:t>
+              <w:t xml:space="preserve">2.15</w:t>
+            </w:r>
+          </w:p>
+        </w:tc>
+        <w:tc>
+          <w:tcPr>
+            <w:tcBorders>
+              <w:bottom w:val="none" w:sz="0" w:space="0" w:color="000000"/>
+              <w:top w:val="none" w:sz="0" w:space="0" w:color="000000"/>
+              <w:left w:val="none" w:sz="0" w:space="0" w:color="000000"/>
+              <w:right w:val="none" w:sz="0" w:space="0" w:color="000000"/>
+            </w:tcBorders>
+            <w:shd w:val="clear" w:color="auto" w:fill="FFFFFF"/>
+            <w:tcMar>
+              <w:top w:w="0" w:type="dxa"/>
+              <w:bottom w:w="0" w:type="dxa"/>
+              <w:left w:w="0" w:type="dxa"/>
+              <w:right w:w="0" w:type="dxa"/>
+            </w:tcMar>
+            <w:vAlign w:val="top"/>
+          </w:tcPr>
+          <w:p>
+            <w:pPr>
+              <w:pStyle w:val="Normal"/>
+              <w:jc w:val="center"/>
+              <w:pBdr>
+                <w:bottom w:val="none" w:sz="0" w:space="0" w:color="000000"/>
+                <w:top w:val="none" w:sz="0" w:space="0" w:color="000000"/>
+                <w:left w:val="none" w:sz="0" w:space="0" w:color="000000"/>
+                <w:right w:val="none" w:sz="0" w:space="0" w:color="000000"/>
+              </w:pBdr>
+              <w:spacing w:after="100" w:before="100" w:line="240"/>
+              <w:ind w:left="100" w:right="100" w:firstLine="0" w:firstLineChars="0"/>
+              <w:rPr>
+                <w:rFonts w:ascii="Helvetica" w:hAnsi="Helvetica" w:eastAsia="Helvetica" w:cs="Helvetica"/>
+                <w:i w:val="false"/>
+                <w:b w:val="false"/>
+                <w:u w:val="none"/>
+                <w:sz w:val="22"/>
+                <w:szCs w:val="22"/>
+                <w:color w:val="000000"/>
+              </w:rPr>
+            </w:pPr>
+            <w:r>
+              <w:rPr>
+                <w:rFonts w:ascii="Helvetica" w:hAnsi="Helvetica" w:eastAsia="Helvetica" w:cs="Helvetica"/>
+                <w:i w:val="false"/>
+                <w:b w:val="false"/>
+                <w:u w:val="none"/>
+                <w:sz w:val="22"/>
+                <w:szCs w:val="22"/>
+                <w:color w:val="000000"/>
+              </w:rPr>
+              <w:t xml:space="preserve">0.25, 18.7</w:t>
+            </w:r>
+          </w:p>
+        </w:tc>
+        <w:tc>
+          <w:tcPr>
+            <w:tcBorders>
+              <w:bottom w:val="none" w:sz="0" w:space="0" w:color="000000"/>
+              <w:top w:val="none" w:sz="0" w:space="0" w:color="000000"/>
+              <w:left w:val="none" w:sz="0" w:space="0" w:color="000000"/>
+              <w:right w:val="none" w:sz="0" w:space="0" w:color="000000"/>
+            </w:tcBorders>
+            <w:shd w:val="clear" w:color="auto" w:fill="FFFFFF"/>
+            <w:tcMar>
+              <w:top w:w="0" w:type="dxa"/>
+              <w:bottom w:w="0" w:type="dxa"/>
+              <w:left w:w="0" w:type="dxa"/>
+              <w:right w:w="0" w:type="dxa"/>
+            </w:tcMar>
+            <w:vAlign w:val="top"/>
+          </w:tcPr>
+          <w:p>
+            <w:pPr>
+              <w:pStyle w:val="Normal"/>
+              <w:jc w:val="center"/>
+              <w:pBdr>
+                <w:bottom w:val="none" w:sz="0" w:space="0" w:color="000000"/>
+                <w:top w:val="none" w:sz="0" w:space="0" w:color="000000"/>
+                <w:left w:val="none" w:sz="0" w:space="0" w:color="000000"/>
+                <w:right w:val="none" w:sz="0" w:space="0" w:color="000000"/>
+              </w:pBdr>
+              <w:spacing w:after="100" w:before="100" w:line="240"/>
+              <w:ind w:left="100" w:right="100" w:firstLine="0" w:firstLineChars="0"/>
+              <w:rPr>
+                <w:rFonts w:ascii="Helvetica" w:hAnsi="Helvetica" w:eastAsia="Helvetica" w:cs="Helvetica"/>
+                <w:i w:val="false"/>
+                <w:b w:val="false"/>
+                <w:u w:val="none"/>
+                <w:sz w:val="22"/>
+                <w:szCs w:val="22"/>
+                <w:color w:val="000000"/>
+              </w:rPr>
+            </w:pPr>
+            <w:r>
+              <w:rPr>
+                <w:rFonts w:ascii="Helvetica" w:hAnsi="Helvetica" w:eastAsia="Helvetica" w:cs="Helvetica"/>
+                <w:i w:val="false"/>
+                <w:b w:val="false"/>
+                <w:u w:val="none"/>
+                <w:sz w:val="22"/>
+                <w:szCs w:val="22"/>
+                <w:color w:val="000000"/>
+              </w:rPr>
+              <w:t xml:space="preserve">0.490</w:t>
             </w:r>
           </w:p>
         </w:tc>
@@ -7382,113 +7382,113 @@
                 <w:szCs w:val="22"/>
                 <w:color w:val="000000"/>
               </w:rPr>
-              <w:t xml:space="preserve">0.92</w:t>
-            </w:r>
-          </w:p>
-        </w:tc>
-        <w:tc>
-          <w:tcPr>
-            <w:tcBorders>
-              <w:bottom w:val="none" w:sz="0" w:space="0" w:color="000000"/>
-              <w:top w:val="none" w:sz="0" w:space="0" w:color="000000"/>
-              <w:left w:val="none" w:sz="0" w:space="0" w:color="000000"/>
-              <w:right w:val="none" w:sz="0" w:space="0" w:color="000000"/>
-            </w:tcBorders>
-            <w:shd w:val="clear" w:color="auto" w:fill="FFFFFF"/>
-            <w:tcMar>
-              <w:top w:w="0" w:type="dxa"/>
-              <w:bottom w:w="0" w:type="dxa"/>
-              <w:left w:w="0" w:type="dxa"/>
-              <w:right w:w="0" w:type="dxa"/>
-            </w:tcMar>
-            <w:vAlign w:val="top"/>
-          </w:tcPr>
-          <w:p>
-            <w:pPr>
-              <w:pStyle w:val="Normal"/>
-              <w:jc w:val="center"/>
-              <w:pBdr>
-                <w:bottom w:val="none" w:sz="0" w:space="0" w:color="000000"/>
-                <w:top w:val="none" w:sz="0" w:space="0" w:color="000000"/>
-                <w:left w:val="none" w:sz="0" w:space="0" w:color="000000"/>
-                <w:right w:val="none" w:sz="0" w:space="0" w:color="000000"/>
-              </w:pBdr>
-              <w:spacing w:after="100" w:before="100" w:line="240"/>
-              <w:ind w:left="100" w:right="100" w:firstLine="0" w:firstLineChars="0"/>
-              <w:rPr>
-                <w:rFonts w:ascii="Helvetica" w:hAnsi="Helvetica" w:eastAsia="Helvetica" w:cs="Helvetica"/>
-                <w:i w:val="false"/>
-                <w:b w:val="false"/>
-                <w:u w:val="none"/>
-                <w:sz w:val="22"/>
-                <w:szCs w:val="22"/>
-                <w:color w:val="000000"/>
-              </w:rPr>
-            </w:pPr>
-            <w:r>
-              <w:rPr>
-                <w:rFonts w:ascii="Helvetica" w:hAnsi="Helvetica" w:eastAsia="Helvetica" w:cs="Helvetica"/>
-                <w:i w:val="false"/>
-                <w:b w:val="false"/>
-                <w:u w:val="none"/>
-                <w:sz w:val="22"/>
-                <w:szCs w:val="22"/>
-                <w:color w:val="000000"/>
-              </w:rPr>
-              <w:t xml:space="preserve">0.12, 7.15</w:t>
-            </w:r>
-          </w:p>
-        </w:tc>
-        <w:tc>
-          <w:tcPr>
-            <w:tcBorders>
-              <w:bottom w:val="none" w:sz="0" w:space="0" w:color="000000"/>
-              <w:top w:val="none" w:sz="0" w:space="0" w:color="000000"/>
-              <w:left w:val="none" w:sz="0" w:space="0" w:color="000000"/>
-              <w:right w:val="none" w:sz="0" w:space="0" w:color="000000"/>
-            </w:tcBorders>
-            <w:shd w:val="clear" w:color="auto" w:fill="FFFFFF"/>
-            <w:tcMar>
-              <w:top w:w="0" w:type="dxa"/>
-              <w:bottom w:w="0" w:type="dxa"/>
-              <w:left w:w="0" w:type="dxa"/>
-              <w:right w:w="0" w:type="dxa"/>
-            </w:tcMar>
-            <w:vAlign w:val="top"/>
-          </w:tcPr>
-          <w:p>
-            <w:pPr>
-              <w:pStyle w:val="Normal"/>
-              <w:jc w:val="center"/>
-              <w:pBdr>
-                <w:bottom w:val="none" w:sz="0" w:space="0" w:color="000000"/>
-                <w:top w:val="none" w:sz="0" w:space="0" w:color="000000"/>
-                <w:left w:val="none" w:sz="0" w:space="0" w:color="000000"/>
-                <w:right w:val="none" w:sz="0" w:space="0" w:color="000000"/>
-              </w:pBdr>
-              <w:spacing w:after="100" w:before="100" w:line="240"/>
-              <w:ind w:left="100" w:right="100" w:firstLine="0" w:firstLineChars="0"/>
-              <w:rPr>
-                <w:rFonts w:ascii="Helvetica" w:hAnsi="Helvetica" w:eastAsia="Helvetica" w:cs="Helvetica"/>
-                <w:i w:val="false"/>
-                <w:b w:val="false"/>
-                <w:u w:val="none"/>
-                <w:sz w:val="22"/>
-                <w:szCs w:val="22"/>
-                <w:color w:val="000000"/>
-              </w:rPr>
-            </w:pPr>
-            <w:r>
-              <w:rPr>
-                <w:rFonts w:ascii="Helvetica" w:hAnsi="Helvetica" w:eastAsia="Helvetica" w:cs="Helvetica"/>
-                <w:i w:val="false"/>
-                <w:b w:val="false"/>
-                <w:u w:val="none"/>
-                <w:sz w:val="22"/>
-                <w:szCs w:val="22"/>
-                <w:color w:val="000000"/>
-              </w:rPr>
-              <w:t xml:space="preserve">0.940</w:t>
+              <w:t xml:space="preserve">0.91</w:t>
+            </w:r>
+          </w:p>
+        </w:tc>
+        <w:tc>
+          <w:tcPr>
+            <w:tcBorders>
+              <w:bottom w:val="none" w:sz="0" w:space="0" w:color="000000"/>
+              <w:top w:val="none" w:sz="0" w:space="0" w:color="000000"/>
+              <w:left w:val="none" w:sz="0" w:space="0" w:color="000000"/>
+              <w:right w:val="none" w:sz="0" w:space="0" w:color="000000"/>
+            </w:tcBorders>
+            <w:shd w:val="clear" w:color="auto" w:fill="FFFFFF"/>
+            <w:tcMar>
+              <w:top w:w="0" w:type="dxa"/>
+              <w:bottom w:w="0" w:type="dxa"/>
+              <w:left w:w="0" w:type="dxa"/>
+              <w:right w:w="0" w:type="dxa"/>
+            </w:tcMar>
+            <w:vAlign w:val="top"/>
+          </w:tcPr>
+          <w:p>
+            <w:pPr>
+              <w:pStyle w:val="Normal"/>
+              <w:jc w:val="center"/>
+              <w:pBdr>
+                <w:bottom w:val="none" w:sz="0" w:space="0" w:color="000000"/>
+                <w:top w:val="none" w:sz="0" w:space="0" w:color="000000"/>
+                <w:left w:val="none" w:sz="0" w:space="0" w:color="000000"/>
+                <w:right w:val="none" w:sz="0" w:space="0" w:color="000000"/>
+              </w:pBdr>
+              <w:spacing w:after="100" w:before="100" w:line="240"/>
+              <w:ind w:left="100" w:right="100" w:firstLine="0" w:firstLineChars="0"/>
+              <w:rPr>
+                <w:rFonts w:ascii="Helvetica" w:hAnsi="Helvetica" w:eastAsia="Helvetica" w:cs="Helvetica"/>
+                <w:i w:val="false"/>
+                <w:b w:val="false"/>
+                <w:u w:val="none"/>
+                <w:sz w:val="22"/>
+                <w:szCs w:val="22"/>
+                <w:color w:val="000000"/>
+              </w:rPr>
+            </w:pPr>
+            <w:r>
+              <w:rPr>
+                <w:rFonts w:ascii="Helvetica" w:hAnsi="Helvetica" w:eastAsia="Helvetica" w:cs="Helvetica"/>
+                <w:i w:val="false"/>
+                <w:b w:val="false"/>
+                <w:u w:val="none"/>
+                <w:sz w:val="22"/>
+                <w:szCs w:val="22"/>
+                <w:color w:val="000000"/>
+              </w:rPr>
+              <w:t xml:space="preserve">0.12, 6.84</w:t>
+            </w:r>
+          </w:p>
+        </w:tc>
+        <w:tc>
+          <w:tcPr>
+            <w:tcBorders>
+              <w:bottom w:val="none" w:sz="0" w:space="0" w:color="000000"/>
+              <w:top w:val="none" w:sz="0" w:space="0" w:color="000000"/>
+              <w:left w:val="none" w:sz="0" w:space="0" w:color="000000"/>
+              <w:right w:val="none" w:sz="0" w:space="0" w:color="000000"/>
+            </w:tcBorders>
+            <w:shd w:val="clear" w:color="auto" w:fill="FFFFFF"/>
+            <w:tcMar>
+              <w:top w:w="0" w:type="dxa"/>
+              <w:bottom w:w="0" w:type="dxa"/>
+              <w:left w:w="0" w:type="dxa"/>
+              <w:right w:w="0" w:type="dxa"/>
+            </w:tcMar>
+            <w:vAlign w:val="top"/>
+          </w:tcPr>
+          <w:p>
+            <w:pPr>
+              <w:pStyle w:val="Normal"/>
+              <w:jc w:val="center"/>
+              <w:pBdr>
+                <w:bottom w:val="none" w:sz="0" w:space="0" w:color="000000"/>
+                <w:top w:val="none" w:sz="0" w:space="0" w:color="000000"/>
+                <w:left w:val="none" w:sz="0" w:space="0" w:color="000000"/>
+                <w:right w:val="none" w:sz="0" w:space="0" w:color="000000"/>
+              </w:pBdr>
+              <w:spacing w:after="100" w:before="100" w:line="240"/>
+              <w:ind w:left="100" w:right="100" w:firstLine="0" w:firstLineChars="0"/>
+              <w:rPr>
+                <w:rFonts w:ascii="Helvetica" w:hAnsi="Helvetica" w:eastAsia="Helvetica" w:cs="Helvetica"/>
+                <w:i w:val="false"/>
+                <w:b w:val="false"/>
+                <w:u w:val="none"/>
+                <w:sz w:val="22"/>
+                <w:szCs w:val="22"/>
+                <w:color w:val="000000"/>
+              </w:rPr>
+            </w:pPr>
+            <w:r>
+              <w:rPr>
+                <w:rFonts w:ascii="Helvetica" w:hAnsi="Helvetica" w:eastAsia="Helvetica" w:cs="Helvetica"/>
+                <w:i w:val="false"/>
+                <w:b w:val="false"/>
+                <w:u w:val="none"/>
+                <w:sz w:val="22"/>
+                <w:szCs w:val="22"/>
+                <w:color w:val="000000"/>
+              </w:rPr>
+              <w:t xml:space="preserve">0.920</w:t>
             </w:r>
           </w:p>
         </w:tc>
@@ -7865,113 +7865,113 @@
                 <w:szCs w:val="22"/>
                 <w:color w:val="000000"/>
               </w:rPr>
-              <w:t xml:space="preserve">0.66</w:t>
-            </w:r>
-          </w:p>
-        </w:tc>
-        <w:tc>
-          <w:tcPr>
-            <w:tcBorders>
-              <w:bottom w:val="none" w:sz="0" w:space="0" w:color="000000"/>
-              <w:top w:val="none" w:sz="0" w:space="0" w:color="000000"/>
-              <w:left w:val="none" w:sz="0" w:space="0" w:color="000000"/>
-              <w:right w:val="none" w:sz="0" w:space="0" w:color="000000"/>
-            </w:tcBorders>
-            <w:shd w:val="clear" w:color="auto" w:fill="FFFFFF"/>
-            <w:tcMar>
-              <w:top w:w="0" w:type="dxa"/>
-              <w:bottom w:w="0" w:type="dxa"/>
-              <w:left w:w="0" w:type="dxa"/>
-              <w:right w:w="0" w:type="dxa"/>
-            </w:tcMar>
-            <w:vAlign w:val="top"/>
-          </w:tcPr>
-          <w:p>
-            <w:pPr>
-              <w:pStyle w:val="Normal"/>
-              <w:jc w:val="center"/>
-              <w:pBdr>
-                <w:bottom w:val="none" w:sz="0" w:space="0" w:color="000000"/>
-                <w:top w:val="none" w:sz="0" w:space="0" w:color="000000"/>
-                <w:left w:val="none" w:sz="0" w:space="0" w:color="000000"/>
-                <w:right w:val="none" w:sz="0" w:space="0" w:color="000000"/>
-              </w:pBdr>
-              <w:spacing w:after="100" w:before="100" w:line="240"/>
-              <w:ind w:left="100" w:right="100" w:firstLine="0" w:firstLineChars="0"/>
-              <w:rPr>
-                <w:rFonts w:ascii="Helvetica" w:hAnsi="Helvetica" w:eastAsia="Helvetica" w:cs="Helvetica"/>
-                <w:i w:val="false"/>
-                <w:b w:val="false"/>
-                <w:u w:val="none"/>
-                <w:sz w:val="22"/>
-                <w:szCs w:val="22"/>
-                <w:color w:val="000000"/>
-              </w:rPr>
-            </w:pPr>
-            <w:r>
-              <w:rPr>
-                <w:rFonts w:ascii="Helvetica" w:hAnsi="Helvetica" w:eastAsia="Helvetica" w:cs="Helvetica"/>
-                <w:i w:val="false"/>
-                <w:b w:val="false"/>
-                <w:u w:val="none"/>
-                <w:sz w:val="22"/>
-                <w:szCs w:val="22"/>
-                <w:color w:val="000000"/>
-              </w:rPr>
-              <w:t xml:space="preserve">0.10, 4.45</w:t>
-            </w:r>
-          </w:p>
-        </w:tc>
-        <w:tc>
-          <w:tcPr>
-            <w:tcBorders>
-              <w:bottom w:val="none" w:sz="0" w:space="0" w:color="000000"/>
-              <w:top w:val="none" w:sz="0" w:space="0" w:color="000000"/>
-              <w:left w:val="none" w:sz="0" w:space="0" w:color="000000"/>
-              <w:right w:val="none" w:sz="0" w:space="0" w:color="000000"/>
-            </w:tcBorders>
-            <w:shd w:val="clear" w:color="auto" w:fill="FFFFFF"/>
-            <w:tcMar>
-              <w:top w:w="0" w:type="dxa"/>
-              <w:bottom w:w="0" w:type="dxa"/>
-              <w:left w:w="0" w:type="dxa"/>
-              <w:right w:w="0" w:type="dxa"/>
-            </w:tcMar>
-            <w:vAlign w:val="top"/>
-          </w:tcPr>
-          <w:p>
-            <w:pPr>
-              <w:pStyle w:val="Normal"/>
-              <w:jc w:val="center"/>
-              <w:pBdr>
-                <w:bottom w:val="none" w:sz="0" w:space="0" w:color="000000"/>
-                <w:top w:val="none" w:sz="0" w:space="0" w:color="000000"/>
-                <w:left w:val="none" w:sz="0" w:space="0" w:color="000000"/>
-                <w:right w:val="none" w:sz="0" w:space="0" w:color="000000"/>
-              </w:pBdr>
-              <w:spacing w:after="100" w:before="100" w:line="240"/>
-              <w:ind w:left="100" w:right="100" w:firstLine="0" w:firstLineChars="0"/>
-              <w:rPr>
-                <w:rFonts w:ascii="Helvetica" w:hAnsi="Helvetica" w:eastAsia="Helvetica" w:cs="Helvetica"/>
-                <w:i w:val="false"/>
-                <w:b w:val="false"/>
-                <w:u w:val="none"/>
-                <w:sz w:val="22"/>
-                <w:szCs w:val="22"/>
-                <w:color w:val="000000"/>
-              </w:rPr>
-            </w:pPr>
-            <w:r>
-              <w:rPr>
-                <w:rFonts w:ascii="Helvetica" w:hAnsi="Helvetica" w:eastAsia="Helvetica" w:cs="Helvetica"/>
-                <w:i w:val="false"/>
-                <w:b w:val="false"/>
-                <w:u w:val="none"/>
-                <w:sz w:val="22"/>
-                <w:szCs w:val="22"/>
-                <w:color w:val="000000"/>
-              </w:rPr>
-              <w:t xml:space="preserve">0.670</w:t>
+              <w:t xml:space="preserve">0.75</w:t>
+            </w:r>
+          </w:p>
+        </w:tc>
+        <w:tc>
+          <w:tcPr>
+            <w:tcBorders>
+              <w:bottom w:val="none" w:sz="0" w:space="0" w:color="000000"/>
+              <w:top w:val="none" w:sz="0" w:space="0" w:color="000000"/>
+              <w:left w:val="none" w:sz="0" w:space="0" w:color="000000"/>
+              <w:right w:val="none" w:sz="0" w:space="0" w:color="000000"/>
+            </w:tcBorders>
+            <w:shd w:val="clear" w:color="auto" w:fill="FFFFFF"/>
+            <w:tcMar>
+              <w:top w:w="0" w:type="dxa"/>
+              <w:bottom w:w="0" w:type="dxa"/>
+              <w:left w:w="0" w:type="dxa"/>
+              <w:right w:w="0" w:type="dxa"/>
+            </w:tcMar>
+            <w:vAlign w:val="top"/>
+          </w:tcPr>
+          <w:p>
+            <w:pPr>
+              <w:pStyle w:val="Normal"/>
+              <w:jc w:val="center"/>
+              <w:pBdr>
+                <w:bottom w:val="none" w:sz="0" w:space="0" w:color="000000"/>
+                <w:top w:val="none" w:sz="0" w:space="0" w:color="000000"/>
+                <w:left w:val="none" w:sz="0" w:space="0" w:color="000000"/>
+                <w:right w:val="none" w:sz="0" w:space="0" w:color="000000"/>
+              </w:pBdr>
+              <w:spacing w:after="100" w:before="100" w:line="240"/>
+              <w:ind w:left="100" w:right="100" w:firstLine="0" w:firstLineChars="0"/>
+              <w:rPr>
+                <w:rFonts w:ascii="Helvetica" w:hAnsi="Helvetica" w:eastAsia="Helvetica" w:cs="Helvetica"/>
+                <w:i w:val="false"/>
+                <w:b w:val="false"/>
+                <w:u w:val="none"/>
+                <w:sz w:val="22"/>
+                <w:szCs w:val="22"/>
+                <w:color w:val="000000"/>
+              </w:rPr>
+            </w:pPr>
+            <w:r>
+              <w:rPr>
+                <w:rFonts w:ascii="Helvetica" w:hAnsi="Helvetica" w:eastAsia="Helvetica" w:cs="Helvetica"/>
+                <w:i w:val="false"/>
+                <w:b w:val="false"/>
+                <w:u w:val="none"/>
+                <w:sz w:val="22"/>
+                <w:szCs w:val="22"/>
+                <w:color w:val="000000"/>
+              </w:rPr>
+              <w:t xml:space="preserve">0.11, 5.27</w:t>
+            </w:r>
+          </w:p>
+        </w:tc>
+        <w:tc>
+          <w:tcPr>
+            <w:tcBorders>
+              <w:bottom w:val="none" w:sz="0" w:space="0" w:color="000000"/>
+              <w:top w:val="none" w:sz="0" w:space="0" w:color="000000"/>
+              <w:left w:val="none" w:sz="0" w:space="0" w:color="000000"/>
+              <w:right w:val="none" w:sz="0" w:space="0" w:color="000000"/>
+            </w:tcBorders>
+            <w:shd w:val="clear" w:color="auto" w:fill="FFFFFF"/>
+            <w:tcMar>
+              <w:top w:w="0" w:type="dxa"/>
+              <w:bottom w:w="0" w:type="dxa"/>
+              <w:left w:w="0" w:type="dxa"/>
+              <w:right w:w="0" w:type="dxa"/>
+            </w:tcMar>
+            <w:vAlign w:val="top"/>
+          </w:tcPr>
+          <w:p>
+            <w:pPr>
+              <w:pStyle w:val="Normal"/>
+              <w:jc w:val="center"/>
+              <w:pBdr>
+                <w:bottom w:val="none" w:sz="0" w:space="0" w:color="000000"/>
+                <w:top w:val="none" w:sz="0" w:space="0" w:color="000000"/>
+                <w:left w:val="none" w:sz="0" w:space="0" w:color="000000"/>
+                <w:right w:val="none" w:sz="0" w:space="0" w:color="000000"/>
+              </w:pBdr>
+              <w:spacing w:after="100" w:before="100" w:line="240"/>
+              <w:ind w:left="100" w:right="100" w:firstLine="0" w:firstLineChars="0"/>
+              <w:rPr>
+                <w:rFonts w:ascii="Helvetica" w:hAnsi="Helvetica" w:eastAsia="Helvetica" w:cs="Helvetica"/>
+                <w:i w:val="false"/>
+                <w:b w:val="false"/>
+                <w:u w:val="none"/>
+                <w:sz w:val="22"/>
+                <w:szCs w:val="22"/>
+                <w:color w:val="000000"/>
+              </w:rPr>
+            </w:pPr>
+            <w:r>
+              <w:rPr>
+                <w:rFonts w:ascii="Helvetica" w:hAnsi="Helvetica" w:eastAsia="Helvetica" w:cs="Helvetica"/>
+                <w:i w:val="false"/>
+                <w:b w:val="false"/>
+                <w:u w:val="none"/>
+                <w:sz w:val="22"/>
+                <w:szCs w:val="22"/>
+                <w:color w:val="000000"/>
+              </w:rPr>
+              <w:t xml:space="preserve">0.780</w:t>
             </w:r>
           </w:p>
         </w:tc>
@@ -8348,113 +8348,113 @@
                 <w:szCs w:val="22"/>
                 <w:color w:val="000000"/>
               </w:rPr>
-              <w:t xml:space="preserve">0.57</w:t>
-            </w:r>
-          </w:p>
-        </w:tc>
-        <w:tc>
-          <w:tcPr>
-            <w:tcBorders>
-              <w:bottom w:val="none" w:sz="0" w:space="0" w:color="000000"/>
-              <w:top w:val="none" w:sz="0" w:space="0" w:color="000000"/>
-              <w:left w:val="none" w:sz="0" w:space="0" w:color="000000"/>
-              <w:right w:val="none" w:sz="0" w:space="0" w:color="000000"/>
-            </w:tcBorders>
-            <w:shd w:val="clear" w:color="auto" w:fill="FFFFFF"/>
-            <w:tcMar>
-              <w:top w:w="0" w:type="dxa"/>
-              <w:bottom w:w="0" w:type="dxa"/>
-              <w:left w:w="0" w:type="dxa"/>
-              <w:right w:w="0" w:type="dxa"/>
-            </w:tcMar>
-            <w:vAlign w:val="top"/>
-          </w:tcPr>
-          <w:p>
-            <w:pPr>
-              <w:pStyle w:val="Normal"/>
-              <w:jc w:val="center"/>
-              <w:pBdr>
-                <w:bottom w:val="none" w:sz="0" w:space="0" w:color="000000"/>
-                <w:top w:val="none" w:sz="0" w:space="0" w:color="000000"/>
-                <w:left w:val="none" w:sz="0" w:space="0" w:color="000000"/>
-                <w:right w:val="none" w:sz="0" w:space="0" w:color="000000"/>
-              </w:pBdr>
-              <w:spacing w:after="100" w:before="100" w:line="240"/>
-              <w:ind w:left="100" w:right="100" w:firstLine="0" w:firstLineChars="0"/>
-              <w:rPr>
-                <w:rFonts w:ascii="Helvetica" w:hAnsi="Helvetica" w:eastAsia="Helvetica" w:cs="Helvetica"/>
-                <w:i w:val="false"/>
-                <w:b w:val="false"/>
-                <w:u w:val="none"/>
-                <w:sz w:val="22"/>
-                <w:szCs w:val="22"/>
-                <w:color w:val="000000"/>
-              </w:rPr>
-            </w:pPr>
-            <w:r>
-              <w:rPr>
-                <w:rFonts w:ascii="Helvetica" w:hAnsi="Helvetica" w:eastAsia="Helvetica" w:cs="Helvetica"/>
-                <w:i w:val="false"/>
-                <w:b w:val="false"/>
-                <w:u w:val="none"/>
-                <w:sz w:val="22"/>
-                <w:szCs w:val="22"/>
-                <w:color w:val="000000"/>
-              </w:rPr>
-              <w:t xml:space="preserve">0.05, 6.07</w:t>
-            </w:r>
-          </w:p>
-        </w:tc>
-        <w:tc>
-          <w:tcPr>
-            <w:tcBorders>
-              <w:bottom w:val="none" w:sz="0" w:space="0" w:color="000000"/>
-              <w:top w:val="none" w:sz="0" w:space="0" w:color="000000"/>
-              <w:left w:val="none" w:sz="0" w:space="0" w:color="000000"/>
-              <w:right w:val="none" w:sz="0" w:space="0" w:color="000000"/>
-            </w:tcBorders>
-            <w:shd w:val="clear" w:color="auto" w:fill="FFFFFF"/>
-            <w:tcMar>
-              <w:top w:w="0" w:type="dxa"/>
-              <w:bottom w:w="0" w:type="dxa"/>
-              <w:left w:w="0" w:type="dxa"/>
-              <w:right w:w="0" w:type="dxa"/>
-            </w:tcMar>
-            <w:vAlign w:val="top"/>
-          </w:tcPr>
-          <w:p>
-            <w:pPr>
-              <w:pStyle w:val="Normal"/>
-              <w:jc w:val="center"/>
-              <w:pBdr>
-                <w:bottom w:val="none" w:sz="0" w:space="0" w:color="000000"/>
-                <w:top w:val="none" w:sz="0" w:space="0" w:color="000000"/>
-                <w:left w:val="none" w:sz="0" w:space="0" w:color="000000"/>
-                <w:right w:val="none" w:sz="0" w:space="0" w:color="000000"/>
-              </w:pBdr>
-              <w:spacing w:after="100" w:before="100" w:line="240"/>
-              <w:ind w:left="100" w:right="100" w:firstLine="0" w:firstLineChars="0"/>
-              <w:rPr>
-                <w:rFonts w:ascii="Helvetica" w:hAnsi="Helvetica" w:eastAsia="Helvetica" w:cs="Helvetica"/>
-                <w:i w:val="false"/>
-                <w:b w:val="false"/>
-                <w:u w:val="none"/>
-                <w:sz w:val="22"/>
-                <w:szCs w:val="22"/>
-                <w:color w:val="000000"/>
-              </w:rPr>
-            </w:pPr>
-            <w:r>
-              <w:rPr>
-                <w:rFonts w:ascii="Helvetica" w:hAnsi="Helvetica" w:eastAsia="Helvetica" w:cs="Helvetica"/>
-                <w:i w:val="false"/>
-                <w:b w:val="false"/>
-                <w:u w:val="none"/>
-                <w:sz w:val="22"/>
-                <w:szCs w:val="22"/>
-                <w:color w:val="000000"/>
-              </w:rPr>
-              <w:t xml:space="preserve">0.640</w:t>
+              <w:t xml:space="preserve">0.53</w:t>
+            </w:r>
+          </w:p>
+        </w:tc>
+        <w:tc>
+          <w:tcPr>
+            <w:tcBorders>
+              <w:bottom w:val="none" w:sz="0" w:space="0" w:color="000000"/>
+              <w:top w:val="none" w:sz="0" w:space="0" w:color="000000"/>
+              <w:left w:val="none" w:sz="0" w:space="0" w:color="000000"/>
+              <w:right w:val="none" w:sz="0" w:space="0" w:color="000000"/>
+            </w:tcBorders>
+            <w:shd w:val="clear" w:color="auto" w:fill="FFFFFF"/>
+            <w:tcMar>
+              <w:top w:w="0" w:type="dxa"/>
+              <w:bottom w:w="0" w:type="dxa"/>
+              <w:left w:w="0" w:type="dxa"/>
+              <w:right w:w="0" w:type="dxa"/>
+            </w:tcMar>
+            <w:vAlign w:val="top"/>
+          </w:tcPr>
+          <w:p>
+            <w:pPr>
+              <w:pStyle w:val="Normal"/>
+              <w:jc w:val="center"/>
+              <w:pBdr>
+                <w:bottom w:val="none" w:sz="0" w:space="0" w:color="000000"/>
+                <w:top w:val="none" w:sz="0" w:space="0" w:color="000000"/>
+                <w:left w:val="none" w:sz="0" w:space="0" w:color="000000"/>
+                <w:right w:val="none" w:sz="0" w:space="0" w:color="000000"/>
+              </w:pBdr>
+              <w:spacing w:after="100" w:before="100" w:line="240"/>
+              <w:ind w:left="100" w:right="100" w:firstLine="0" w:firstLineChars="0"/>
+              <w:rPr>
+                <w:rFonts w:ascii="Helvetica" w:hAnsi="Helvetica" w:eastAsia="Helvetica" w:cs="Helvetica"/>
+                <w:i w:val="false"/>
+                <w:b w:val="false"/>
+                <w:u w:val="none"/>
+                <w:sz w:val="22"/>
+                <w:szCs w:val="22"/>
+                <w:color w:val="000000"/>
+              </w:rPr>
+            </w:pPr>
+            <w:r>
+              <w:rPr>
+                <w:rFonts w:ascii="Helvetica" w:hAnsi="Helvetica" w:eastAsia="Helvetica" w:cs="Helvetica"/>
+                <w:i w:val="false"/>
+                <w:b w:val="false"/>
+                <w:u w:val="none"/>
+                <w:sz w:val="22"/>
+                <w:szCs w:val="22"/>
+                <w:color w:val="000000"/>
+              </w:rPr>
+              <w:t xml:space="preserve">0.06, 5.06</w:t>
+            </w:r>
+          </w:p>
+        </w:tc>
+        <w:tc>
+          <w:tcPr>
+            <w:tcBorders>
+              <w:bottom w:val="none" w:sz="0" w:space="0" w:color="000000"/>
+              <w:top w:val="none" w:sz="0" w:space="0" w:color="000000"/>
+              <w:left w:val="none" w:sz="0" w:space="0" w:color="000000"/>
+              <w:right w:val="none" w:sz="0" w:space="0" w:color="000000"/>
+            </w:tcBorders>
+            <w:shd w:val="clear" w:color="auto" w:fill="FFFFFF"/>
+            <w:tcMar>
+              <w:top w:w="0" w:type="dxa"/>
+              <w:bottom w:w="0" w:type="dxa"/>
+              <w:left w:w="0" w:type="dxa"/>
+              <w:right w:w="0" w:type="dxa"/>
+            </w:tcMar>
+            <w:vAlign w:val="top"/>
+          </w:tcPr>
+          <w:p>
+            <w:pPr>
+              <w:pStyle w:val="Normal"/>
+              <w:jc w:val="center"/>
+              <w:pBdr>
+                <w:bottom w:val="none" w:sz="0" w:space="0" w:color="000000"/>
+                <w:top w:val="none" w:sz="0" w:space="0" w:color="000000"/>
+                <w:left w:val="none" w:sz="0" w:space="0" w:color="000000"/>
+                <w:right w:val="none" w:sz="0" w:space="0" w:color="000000"/>
+              </w:pBdr>
+              <w:spacing w:after="100" w:before="100" w:line="240"/>
+              <w:ind w:left="100" w:right="100" w:firstLine="0" w:firstLineChars="0"/>
+              <w:rPr>
+                <w:rFonts w:ascii="Helvetica" w:hAnsi="Helvetica" w:eastAsia="Helvetica" w:cs="Helvetica"/>
+                <w:i w:val="false"/>
+                <w:b w:val="false"/>
+                <w:u w:val="none"/>
+                <w:sz w:val="22"/>
+                <w:szCs w:val="22"/>
+                <w:color w:val="000000"/>
+              </w:rPr>
+            </w:pPr>
+            <w:r>
+              <w:rPr>
+                <w:rFonts w:ascii="Helvetica" w:hAnsi="Helvetica" w:eastAsia="Helvetica" w:cs="Helvetica"/>
+                <w:i w:val="false"/>
+                <w:b w:val="false"/>
+                <w:u w:val="none"/>
+                <w:sz w:val="22"/>
+                <w:szCs w:val="22"/>
+                <w:color w:val="000000"/>
+              </w:rPr>
+              <w:t xml:space="preserve">0.580</w:t>
             </w:r>
           </w:p>
         </w:tc>
@@ -10280,113 +10280,113 @@
                 <w:szCs w:val="22"/>
                 <w:color w:val="000000"/>
               </w:rPr>
-              <w:t xml:space="preserve">2.03</w:t>
-            </w:r>
-          </w:p>
-        </w:tc>
-        <w:tc>
-          <w:tcPr>
-            <w:tcBorders>
-              <w:bottom w:val="none" w:sz="0" w:space="0" w:color="000000"/>
-              <w:top w:val="none" w:sz="0" w:space="0" w:color="000000"/>
-              <w:left w:val="none" w:sz="0" w:space="0" w:color="000000"/>
-              <w:right w:val="none" w:sz="0" w:space="0" w:color="000000"/>
-            </w:tcBorders>
-            <w:shd w:val="clear" w:color="auto" w:fill="FFFFFF"/>
-            <w:tcMar>
-              <w:top w:w="0" w:type="dxa"/>
-              <w:bottom w:w="0" w:type="dxa"/>
-              <w:left w:w="0" w:type="dxa"/>
-              <w:right w:w="0" w:type="dxa"/>
-            </w:tcMar>
-            <w:vAlign w:val="top"/>
-          </w:tcPr>
-          <w:p>
-            <w:pPr>
-              <w:pStyle w:val="Normal"/>
-              <w:jc w:val="center"/>
-              <w:pBdr>
-                <w:bottom w:val="none" w:sz="0" w:space="0" w:color="000000"/>
-                <w:top w:val="none" w:sz="0" w:space="0" w:color="000000"/>
-                <w:left w:val="none" w:sz="0" w:space="0" w:color="000000"/>
-                <w:right w:val="none" w:sz="0" w:space="0" w:color="000000"/>
-              </w:pBdr>
-              <w:spacing w:after="100" w:before="100" w:line="240"/>
-              <w:ind w:left="100" w:right="100" w:firstLine="0" w:firstLineChars="0"/>
-              <w:rPr>
-                <w:rFonts w:ascii="Helvetica" w:hAnsi="Helvetica" w:eastAsia="Helvetica" w:cs="Helvetica"/>
-                <w:i w:val="false"/>
-                <w:b w:val="false"/>
-                <w:u w:val="none"/>
-                <w:sz w:val="22"/>
-                <w:szCs w:val="22"/>
-                <w:color w:val="000000"/>
-              </w:rPr>
-            </w:pPr>
-            <w:r>
-              <w:rPr>
-                <w:rFonts w:ascii="Helvetica" w:hAnsi="Helvetica" w:eastAsia="Helvetica" w:cs="Helvetica"/>
-                <w:i w:val="false"/>
-                <w:b w:val="false"/>
-                <w:u w:val="none"/>
-                <w:sz w:val="22"/>
-                <w:szCs w:val="22"/>
-                <w:color w:val="000000"/>
-              </w:rPr>
-              <w:t xml:space="preserve">0.60, 6.85</w:t>
-            </w:r>
-          </w:p>
-        </w:tc>
-        <w:tc>
-          <w:tcPr>
-            <w:tcBorders>
-              <w:bottom w:val="none" w:sz="0" w:space="0" w:color="000000"/>
-              <w:top w:val="none" w:sz="0" w:space="0" w:color="000000"/>
-              <w:left w:val="none" w:sz="0" w:space="0" w:color="000000"/>
-              <w:right w:val="none" w:sz="0" w:space="0" w:color="000000"/>
-            </w:tcBorders>
-            <w:shd w:val="clear" w:color="auto" w:fill="FFFFFF"/>
-            <w:tcMar>
-              <w:top w:w="0" w:type="dxa"/>
-              <w:bottom w:w="0" w:type="dxa"/>
-              <w:left w:w="0" w:type="dxa"/>
-              <w:right w:w="0" w:type="dxa"/>
-            </w:tcMar>
-            <w:vAlign w:val="top"/>
-          </w:tcPr>
-          <w:p>
-            <w:pPr>
-              <w:pStyle w:val="Normal"/>
-              <w:jc w:val="center"/>
-              <w:pBdr>
-                <w:bottom w:val="none" w:sz="0" w:space="0" w:color="000000"/>
-                <w:top w:val="none" w:sz="0" w:space="0" w:color="000000"/>
-                <w:left w:val="none" w:sz="0" w:space="0" w:color="000000"/>
-                <w:right w:val="none" w:sz="0" w:space="0" w:color="000000"/>
-              </w:pBdr>
-              <w:spacing w:after="100" w:before="100" w:line="240"/>
-              <w:ind w:left="100" w:right="100" w:firstLine="0" w:firstLineChars="0"/>
-              <w:rPr>
-                <w:rFonts w:ascii="Helvetica" w:hAnsi="Helvetica" w:eastAsia="Helvetica" w:cs="Helvetica"/>
-                <w:i w:val="false"/>
-                <w:b w:val="false"/>
-                <w:u w:val="none"/>
-                <w:sz w:val="22"/>
-                <w:szCs w:val="22"/>
-                <w:color w:val="000000"/>
-              </w:rPr>
-            </w:pPr>
-            <w:r>
-              <w:rPr>
-                <w:rFonts w:ascii="Helvetica" w:hAnsi="Helvetica" w:eastAsia="Helvetica" w:cs="Helvetica"/>
-                <w:i w:val="false"/>
-                <w:b w:val="false"/>
-                <w:u w:val="none"/>
-                <w:sz w:val="22"/>
-                <w:szCs w:val="22"/>
-                <w:color w:val="000000"/>
-              </w:rPr>
-              <w:t xml:space="preserve">0.250</w:t>
+              <w:t xml:space="preserve">2.21</w:t>
+            </w:r>
+          </w:p>
+        </w:tc>
+        <w:tc>
+          <w:tcPr>
+            <w:tcBorders>
+              <w:bottom w:val="none" w:sz="0" w:space="0" w:color="000000"/>
+              <w:top w:val="none" w:sz="0" w:space="0" w:color="000000"/>
+              <w:left w:val="none" w:sz="0" w:space="0" w:color="000000"/>
+              <w:right w:val="none" w:sz="0" w:space="0" w:color="000000"/>
+            </w:tcBorders>
+            <w:shd w:val="clear" w:color="auto" w:fill="FFFFFF"/>
+            <w:tcMar>
+              <w:top w:w="0" w:type="dxa"/>
+              <w:bottom w:w="0" w:type="dxa"/>
+              <w:left w:w="0" w:type="dxa"/>
+              <w:right w:w="0" w:type="dxa"/>
+            </w:tcMar>
+            <w:vAlign w:val="top"/>
+          </w:tcPr>
+          <w:p>
+            <w:pPr>
+              <w:pStyle w:val="Normal"/>
+              <w:jc w:val="center"/>
+              <w:pBdr>
+                <w:bottom w:val="none" w:sz="0" w:space="0" w:color="000000"/>
+                <w:top w:val="none" w:sz="0" w:space="0" w:color="000000"/>
+                <w:left w:val="none" w:sz="0" w:space="0" w:color="000000"/>
+                <w:right w:val="none" w:sz="0" w:space="0" w:color="000000"/>
+              </w:pBdr>
+              <w:spacing w:after="100" w:before="100" w:line="240"/>
+              <w:ind w:left="100" w:right="100" w:firstLine="0" w:firstLineChars="0"/>
+              <w:rPr>
+                <w:rFonts w:ascii="Helvetica" w:hAnsi="Helvetica" w:eastAsia="Helvetica" w:cs="Helvetica"/>
+                <w:i w:val="false"/>
+                <w:b w:val="false"/>
+                <w:u w:val="none"/>
+                <w:sz w:val="22"/>
+                <w:szCs w:val="22"/>
+                <w:color w:val="000000"/>
+              </w:rPr>
+            </w:pPr>
+            <w:r>
+              <w:rPr>
+                <w:rFonts w:ascii="Helvetica" w:hAnsi="Helvetica" w:eastAsia="Helvetica" w:cs="Helvetica"/>
+                <w:i w:val="false"/>
+                <w:b w:val="false"/>
+                <w:u w:val="none"/>
+                <w:sz w:val="22"/>
+                <w:szCs w:val="22"/>
+                <w:color w:val="000000"/>
+              </w:rPr>
+              <w:t xml:space="preserve">0.65, 7.55</w:t>
+            </w:r>
+          </w:p>
+        </w:tc>
+        <w:tc>
+          <w:tcPr>
+            <w:tcBorders>
+              <w:bottom w:val="none" w:sz="0" w:space="0" w:color="000000"/>
+              <w:top w:val="none" w:sz="0" w:space="0" w:color="000000"/>
+              <w:left w:val="none" w:sz="0" w:space="0" w:color="000000"/>
+              <w:right w:val="none" w:sz="0" w:space="0" w:color="000000"/>
+            </w:tcBorders>
+            <w:shd w:val="clear" w:color="auto" w:fill="FFFFFF"/>
+            <w:tcMar>
+              <w:top w:w="0" w:type="dxa"/>
+              <w:bottom w:w="0" w:type="dxa"/>
+              <w:left w:w="0" w:type="dxa"/>
+              <w:right w:w="0" w:type="dxa"/>
+            </w:tcMar>
+            <w:vAlign w:val="top"/>
+          </w:tcPr>
+          <w:p>
+            <w:pPr>
+              <w:pStyle w:val="Normal"/>
+              <w:jc w:val="center"/>
+              <w:pBdr>
+                <w:bottom w:val="none" w:sz="0" w:space="0" w:color="000000"/>
+                <w:top w:val="none" w:sz="0" w:space="0" w:color="000000"/>
+                <w:left w:val="none" w:sz="0" w:space="0" w:color="000000"/>
+                <w:right w:val="none" w:sz="0" w:space="0" w:color="000000"/>
+              </w:pBdr>
+              <w:spacing w:after="100" w:before="100" w:line="240"/>
+              <w:ind w:left="100" w:right="100" w:firstLine="0" w:firstLineChars="0"/>
+              <w:rPr>
+                <w:rFonts w:ascii="Helvetica" w:hAnsi="Helvetica" w:eastAsia="Helvetica" w:cs="Helvetica"/>
+                <w:i w:val="false"/>
+                <w:b w:val="false"/>
+                <w:u w:val="none"/>
+                <w:sz w:val="22"/>
+                <w:szCs w:val="22"/>
+                <w:color w:val="000000"/>
+              </w:rPr>
+            </w:pPr>
+            <w:r>
+              <w:rPr>
+                <w:rFonts w:ascii="Helvetica" w:hAnsi="Helvetica" w:eastAsia="Helvetica" w:cs="Helvetica"/>
+                <w:i w:val="false"/>
+                <w:b w:val="false"/>
+                <w:u w:val="none"/>
+                <w:sz w:val="22"/>
+                <w:szCs w:val="22"/>
+                <w:color w:val="000000"/>
+              </w:rPr>
+              <w:t xml:space="preserve">0.210</w:t>
             </w:r>
           </w:p>
         </w:tc>
@@ -11729,113 +11729,113 @@
                 <w:szCs w:val="22"/>
                 <w:color w:val="000000"/>
               </w:rPr>
-              <w:t xml:space="preserve">4.36</w:t>
-            </w:r>
-          </w:p>
-        </w:tc>
-        <w:tc>
-          <w:tcPr>
-            <w:tcBorders>
-              <w:bottom w:val="none" w:sz="0" w:space="0" w:color="000000"/>
-              <w:top w:val="none" w:sz="0" w:space="0" w:color="000000"/>
-              <w:left w:val="none" w:sz="0" w:space="0" w:color="000000"/>
-              <w:right w:val="none" w:sz="0" w:space="0" w:color="000000"/>
-            </w:tcBorders>
-            <w:shd w:val="clear" w:color="auto" w:fill="FFFFFF"/>
-            <w:tcMar>
-              <w:top w:w="0" w:type="dxa"/>
-              <w:bottom w:w="0" w:type="dxa"/>
-              <w:left w:w="0" w:type="dxa"/>
-              <w:right w:w="0" w:type="dxa"/>
-            </w:tcMar>
-            <w:vAlign w:val="top"/>
-          </w:tcPr>
-          <w:p>
-            <w:pPr>
-              <w:pStyle w:val="Normal"/>
-              <w:jc w:val="center"/>
-              <w:pBdr>
-                <w:bottom w:val="none" w:sz="0" w:space="0" w:color="000000"/>
-                <w:top w:val="none" w:sz="0" w:space="0" w:color="000000"/>
-                <w:left w:val="none" w:sz="0" w:space="0" w:color="000000"/>
-                <w:right w:val="none" w:sz="0" w:space="0" w:color="000000"/>
-              </w:pBdr>
-              <w:spacing w:after="100" w:before="100" w:line="240"/>
-              <w:ind w:left="100" w:right="100" w:firstLine="0" w:firstLineChars="0"/>
-              <w:rPr>
-                <w:rFonts w:ascii="Helvetica" w:hAnsi="Helvetica" w:eastAsia="Helvetica" w:cs="Helvetica"/>
-                <w:i w:val="false"/>
-                <w:b w:val="false"/>
-                <w:u w:val="none"/>
-                <w:sz w:val="22"/>
-                <w:szCs w:val="22"/>
-                <w:color w:val="000000"/>
-              </w:rPr>
-            </w:pPr>
-            <w:r>
-              <w:rPr>
-                <w:rFonts w:ascii="Helvetica" w:hAnsi="Helvetica" w:eastAsia="Helvetica" w:cs="Helvetica"/>
-                <w:i w:val="false"/>
-                <w:b w:val="false"/>
-                <w:u w:val="none"/>
-                <w:sz w:val="22"/>
-                <w:szCs w:val="22"/>
-                <w:color w:val="000000"/>
-              </w:rPr>
-              <w:t xml:space="preserve">1.14, 16.6</w:t>
-            </w:r>
-          </w:p>
-        </w:tc>
-        <w:tc>
-          <w:tcPr>
-            <w:tcBorders>
-              <w:bottom w:val="none" w:sz="0" w:space="0" w:color="000000"/>
-              <w:top w:val="none" w:sz="0" w:space="0" w:color="000000"/>
-              <w:left w:val="none" w:sz="0" w:space="0" w:color="000000"/>
-              <w:right w:val="none" w:sz="0" w:space="0" w:color="000000"/>
-            </w:tcBorders>
-            <w:shd w:val="clear" w:color="auto" w:fill="FFFFFF"/>
-            <w:tcMar>
-              <w:top w:w="0" w:type="dxa"/>
-              <w:bottom w:w="0" w:type="dxa"/>
-              <w:left w:w="0" w:type="dxa"/>
-              <w:right w:w="0" w:type="dxa"/>
-            </w:tcMar>
-            <w:vAlign w:val="top"/>
-          </w:tcPr>
-          <w:p>
-            <w:pPr>
-              <w:pStyle w:val="Normal"/>
-              <w:jc w:val="center"/>
-              <w:pBdr>
-                <w:bottom w:val="none" w:sz="0" w:space="0" w:color="000000"/>
-                <w:top w:val="none" w:sz="0" w:space="0" w:color="000000"/>
-                <w:left w:val="none" w:sz="0" w:space="0" w:color="000000"/>
-                <w:right w:val="none" w:sz="0" w:space="0" w:color="000000"/>
-              </w:pBdr>
-              <w:spacing w:after="100" w:before="100" w:line="240"/>
-              <w:ind w:left="100" w:right="100" w:firstLine="0" w:firstLineChars="0"/>
-              <w:rPr>
-                <w:rFonts w:ascii="Helvetica" w:hAnsi="Helvetica" w:eastAsia="Helvetica" w:cs="Helvetica"/>
-                <w:i w:val="false"/>
-                <w:b w:val="false"/>
-                <w:u w:val="none"/>
-                <w:sz w:val="22"/>
-                <w:szCs w:val="22"/>
-                <w:color w:val="000000"/>
-              </w:rPr>
-            </w:pPr>
-            <w:r>
-              <w:rPr>
-                <w:rFonts w:ascii="Helvetica" w:hAnsi="Helvetica" w:eastAsia="Helvetica" w:cs="Helvetica"/>
-                <w:i w:val="false"/>
-                <w:b w:val="false"/>
-                <w:u w:val="none"/>
-                <w:sz w:val="22"/>
-                <w:szCs w:val="22"/>
-                <w:color w:val="000000"/>
-              </w:rPr>
-              <w:t xml:space="preserve">0.031</w:t>
+              <w:t xml:space="preserve">4.07</w:t>
+            </w:r>
+          </w:p>
+        </w:tc>
+        <w:tc>
+          <w:tcPr>
+            <w:tcBorders>
+              <w:bottom w:val="none" w:sz="0" w:space="0" w:color="000000"/>
+              <w:top w:val="none" w:sz="0" w:space="0" w:color="000000"/>
+              <w:left w:val="none" w:sz="0" w:space="0" w:color="000000"/>
+              <w:right w:val="none" w:sz="0" w:space="0" w:color="000000"/>
+            </w:tcBorders>
+            <w:shd w:val="clear" w:color="auto" w:fill="FFFFFF"/>
+            <w:tcMar>
+              <w:top w:w="0" w:type="dxa"/>
+              <w:bottom w:w="0" w:type="dxa"/>
+              <w:left w:w="0" w:type="dxa"/>
+              <w:right w:w="0" w:type="dxa"/>
+            </w:tcMar>
+            <w:vAlign w:val="top"/>
+          </w:tcPr>
+          <w:p>
+            <w:pPr>
+              <w:pStyle w:val="Normal"/>
+              <w:jc w:val="center"/>
+              <w:pBdr>
+                <w:bottom w:val="none" w:sz="0" w:space="0" w:color="000000"/>
+                <w:top w:val="none" w:sz="0" w:space="0" w:color="000000"/>
+                <w:left w:val="none" w:sz="0" w:space="0" w:color="000000"/>
+                <w:right w:val="none" w:sz="0" w:space="0" w:color="000000"/>
+              </w:pBdr>
+              <w:spacing w:after="100" w:before="100" w:line="240"/>
+              <w:ind w:left="100" w:right="100" w:firstLine="0" w:firstLineChars="0"/>
+              <w:rPr>
+                <w:rFonts w:ascii="Helvetica" w:hAnsi="Helvetica" w:eastAsia="Helvetica" w:cs="Helvetica"/>
+                <w:i w:val="false"/>
+                <w:b w:val="false"/>
+                <w:u w:val="none"/>
+                <w:sz w:val="22"/>
+                <w:szCs w:val="22"/>
+                <w:color w:val="000000"/>
+              </w:rPr>
+            </w:pPr>
+            <w:r>
+              <w:rPr>
+                <w:rFonts w:ascii="Helvetica" w:hAnsi="Helvetica" w:eastAsia="Helvetica" w:cs="Helvetica"/>
+                <w:i w:val="false"/>
+                <w:b w:val="false"/>
+                <w:u w:val="none"/>
+                <w:sz w:val="22"/>
+                <w:szCs w:val="22"/>
+                <w:color w:val="000000"/>
+              </w:rPr>
+              <w:t xml:space="preserve">1.12, 14.8</w:t>
+            </w:r>
+          </w:p>
+        </w:tc>
+        <w:tc>
+          <w:tcPr>
+            <w:tcBorders>
+              <w:bottom w:val="none" w:sz="0" w:space="0" w:color="000000"/>
+              <w:top w:val="none" w:sz="0" w:space="0" w:color="000000"/>
+              <w:left w:val="none" w:sz="0" w:space="0" w:color="000000"/>
+              <w:right w:val="none" w:sz="0" w:space="0" w:color="000000"/>
+            </w:tcBorders>
+            <w:shd w:val="clear" w:color="auto" w:fill="FFFFFF"/>
+            <w:tcMar>
+              <w:top w:w="0" w:type="dxa"/>
+              <w:bottom w:w="0" w:type="dxa"/>
+              <w:left w:w="0" w:type="dxa"/>
+              <w:right w:w="0" w:type="dxa"/>
+            </w:tcMar>
+            <w:vAlign w:val="top"/>
+          </w:tcPr>
+          <w:p>
+            <w:pPr>
+              <w:pStyle w:val="Normal"/>
+              <w:jc w:val="center"/>
+              <w:pBdr>
+                <w:bottom w:val="none" w:sz="0" w:space="0" w:color="000000"/>
+                <w:top w:val="none" w:sz="0" w:space="0" w:color="000000"/>
+                <w:left w:val="none" w:sz="0" w:space="0" w:color="000000"/>
+                <w:right w:val="none" w:sz="0" w:space="0" w:color="000000"/>
+              </w:pBdr>
+              <w:spacing w:after="100" w:before="100" w:line="240"/>
+              <w:ind w:left="100" w:right="100" w:firstLine="0" w:firstLineChars="0"/>
+              <w:rPr>
+                <w:rFonts w:ascii="Helvetica" w:hAnsi="Helvetica" w:eastAsia="Helvetica" w:cs="Helvetica"/>
+                <w:i w:val="false"/>
+                <w:b w:val="false"/>
+                <w:u w:val="none"/>
+                <w:sz w:val="22"/>
+                <w:szCs w:val="22"/>
+                <w:color w:val="000000"/>
+              </w:rPr>
+            </w:pPr>
+            <w:r>
+              <w:rPr>
+                <w:rFonts w:ascii="Helvetica" w:hAnsi="Helvetica" w:eastAsia="Helvetica" w:cs="Helvetica"/>
+                <w:i w:val="false"/>
+                <w:b w:val="false"/>
+                <w:u w:val="none"/>
+                <w:sz w:val="22"/>
+                <w:szCs w:val="22"/>
+                <w:color w:val="000000"/>
+              </w:rPr>
+              <w:t xml:space="preserve">0.034</w:t>
             </w:r>
           </w:p>
         </w:tc>
@@ -12212,113 +12212,113 @@
                 <w:szCs w:val="22"/>
                 <w:color w:val="000000"/>
               </w:rPr>
-              <w:t xml:space="preserve">1.0</w:t>
-            </w:r>
-          </w:p>
-        </w:tc>
-        <w:tc>
-          <w:tcPr>
-            <w:tcBorders>
-              <w:bottom w:val="none" w:sz="0" w:space="0" w:color="000000"/>
-              <w:top w:val="none" w:sz="0" w:space="0" w:color="000000"/>
-              <w:left w:val="none" w:sz="0" w:space="0" w:color="000000"/>
-              <w:right w:val="none" w:sz="0" w:space="0" w:color="000000"/>
-            </w:tcBorders>
-            <w:shd w:val="clear" w:color="auto" w:fill="FFFFFF"/>
-            <w:tcMar>
-              <w:top w:w="0" w:type="dxa"/>
-              <w:bottom w:w="0" w:type="dxa"/>
-              <w:left w:w="0" w:type="dxa"/>
-              <w:right w:w="0" w:type="dxa"/>
-            </w:tcMar>
-            <w:vAlign w:val="top"/>
-          </w:tcPr>
-          <w:p>
-            <w:pPr>
-              <w:pStyle w:val="Normal"/>
-              <w:jc w:val="center"/>
-              <w:pBdr>
-                <w:bottom w:val="none" w:sz="0" w:space="0" w:color="000000"/>
-                <w:top w:val="none" w:sz="0" w:space="0" w:color="000000"/>
-                <w:left w:val="none" w:sz="0" w:space="0" w:color="000000"/>
-                <w:right w:val="none" w:sz="0" w:space="0" w:color="000000"/>
-              </w:pBdr>
-              <w:spacing w:after="100" w:before="100" w:line="240"/>
-              <w:ind w:left="100" w:right="100" w:firstLine="0" w:firstLineChars="0"/>
-              <w:rPr>
-                <w:rFonts w:ascii="Helvetica" w:hAnsi="Helvetica" w:eastAsia="Helvetica" w:cs="Helvetica"/>
-                <w:i w:val="false"/>
-                <w:b w:val="false"/>
-                <w:u w:val="none"/>
-                <w:sz w:val="22"/>
-                <w:szCs w:val="22"/>
-                <w:color w:val="000000"/>
-              </w:rPr>
-            </w:pPr>
-            <w:r>
-              <w:rPr>
-                <w:rFonts w:ascii="Helvetica" w:hAnsi="Helvetica" w:eastAsia="Helvetica" w:cs="Helvetica"/>
-                <w:i w:val="false"/>
-                <w:b w:val="false"/>
-                <w:u w:val="none"/>
-                <w:sz w:val="22"/>
-                <w:szCs w:val="22"/>
-                <w:color w:val="000000"/>
-              </w:rPr>
-              <w:t xml:space="preserve">0.25, 3.94</w:t>
-            </w:r>
-          </w:p>
-        </w:tc>
-        <w:tc>
-          <w:tcPr>
-            <w:tcBorders>
-              <w:bottom w:val="none" w:sz="0" w:space="0" w:color="000000"/>
-              <w:top w:val="none" w:sz="0" w:space="0" w:color="000000"/>
-              <w:left w:val="none" w:sz="0" w:space="0" w:color="000000"/>
-              <w:right w:val="none" w:sz="0" w:space="0" w:color="000000"/>
-            </w:tcBorders>
-            <w:shd w:val="clear" w:color="auto" w:fill="FFFFFF"/>
-            <w:tcMar>
-              <w:top w:w="0" w:type="dxa"/>
-              <w:bottom w:w="0" w:type="dxa"/>
-              <w:left w:w="0" w:type="dxa"/>
-              <w:right w:w="0" w:type="dxa"/>
-            </w:tcMar>
-            <w:vAlign w:val="top"/>
-          </w:tcPr>
-          <w:p>
-            <w:pPr>
-              <w:pStyle w:val="Normal"/>
-              <w:jc w:val="center"/>
-              <w:pBdr>
-                <w:bottom w:val="none" w:sz="0" w:space="0" w:color="000000"/>
-                <w:top w:val="none" w:sz="0" w:space="0" w:color="000000"/>
-                <w:left w:val="none" w:sz="0" w:space="0" w:color="000000"/>
-                <w:right w:val="none" w:sz="0" w:space="0" w:color="000000"/>
-              </w:pBdr>
-              <w:spacing w:after="100" w:before="100" w:line="240"/>
-              <w:ind w:left="100" w:right="100" w:firstLine="0" w:firstLineChars="0"/>
-              <w:rPr>
-                <w:rFonts w:ascii="Helvetica" w:hAnsi="Helvetica" w:eastAsia="Helvetica" w:cs="Helvetica"/>
-                <w:i w:val="false"/>
-                <w:b w:val="false"/>
-                <w:u w:val="none"/>
-                <w:sz w:val="22"/>
-                <w:szCs w:val="22"/>
-                <w:color w:val="000000"/>
-              </w:rPr>
-            </w:pPr>
-            <w:r>
-              <w:rPr>
-                <w:rFonts w:ascii="Helvetica" w:hAnsi="Helvetica" w:eastAsia="Helvetica" w:cs="Helvetica"/>
-                <w:i w:val="false"/>
-                <w:b w:val="false"/>
-                <w:u w:val="none"/>
-                <w:sz w:val="22"/>
-                <w:szCs w:val="22"/>
-                <w:color w:val="000000"/>
-              </w:rPr>
-              <w:t xml:space="preserve">0.990</w:t>
+              <w:t xml:space="preserve">0.98</w:t>
+            </w:r>
+          </w:p>
+        </w:tc>
+        <w:tc>
+          <w:tcPr>
+            <w:tcBorders>
+              <w:bottom w:val="none" w:sz="0" w:space="0" w:color="000000"/>
+              <w:top w:val="none" w:sz="0" w:space="0" w:color="000000"/>
+              <w:left w:val="none" w:sz="0" w:space="0" w:color="000000"/>
+              <w:right w:val="none" w:sz="0" w:space="0" w:color="000000"/>
+            </w:tcBorders>
+            <w:shd w:val="clear" w:color="auto" w:fill="FFFFFF"/>
+            <w:tcMar>
+              <w:top w:w="0" w:type="dxa"/>
+              <w:bottom w:w="0" w:type="dxa"/>
+              <w:left w:w="0" w:type="dxa"/>
+              <w:right w:w="0" w:type="dxa"/>
+            </w:tcMar>
+            <w:vAlign w:val="top"/>
+          </w:tcPr>
+          <w:p>
+            <w:pPr>
+              <w:pStyle w:val="Normal"/>
+              <w:jc w:val="center"/>
+              <w:pBdr>
+                <w:bottom w:val="none" w:sz="0" w:space="0" w:color="000000"/>
+                <w:top w:val="none" w:sz="0" w:space="0" w:color="000000"/>
+                <w:left w:val="none" w:sz="0" w:space="0" w:color="000000"/>
+                <w:right w:val="none" w:sz="0" w:space="0" w:color="000000"/>
+              </w:pBdr>
+              <w:spacing w:after="100" w:before="100" w:line="240"/>
+              <w:ind w:left="100" w:right="100" w:firstLine="0" w:firstLineChars="0"/>
+              <w:rPr>
+                <w:rFonts w:ascii="Helvetica" w:hAnsi="Helvetica" w:eastAsia="Helvetica" w:cs="Helvetica"/>
+                <w:i w:val="false"/>
+                <w:b w:val="false"/>
+                <w:u w:val="none"/>
+                <w:sz w:val="22"/>
+                <w:szCs w:val="22"/>
+                <w:color w:val="000000"/>
+              </w:rPr>
+            </w:pPr>
+            <w:r>
+              <w:rPr>
+                <w:rFonts w:ascii="Helvetica" w:hAnsi="Helvetica" w:eastAsia="Helvetica" w:cs="Helvetica"/>
+                <w:i w:val="false"/>
+                <w:b w:val="false"/>
+                <w:u w:val="none"/>
+                <w:sz w:val="22"/>
+                <w:szCs w:val="22"/>
+                <w:color w:val="000000"/>
+              </w:rPr>
+              <w:t xml:space="preserve">0.24, 4.04</w:t>
+            </w:r>
+          </w:p>
+        </w:tc>
+        <w:tc>
+          <w:tcPr>
+            <w:tcBorders>
+              <w:bottom w:val="none" w:sz="0" w:space="0" w:color="000000"/>
+              <w:top w:val="none" w:sz="0" w:space="0" w:color="000000"/>
+              <w:left w:val="none" w:sz="0" w:space="0" w:color="000000"/>
+              <w:right w:val="none" w:sz="0" w:space="0" w:color="000000"/>
+            </w:tcBorders>
+            <w:shd w:val="clear" w:color="auto" w:fill="FFFFFF"/>
+            <w:tcMar>
+              <w:top w:w="0" w:type="dxa"/>
+              <w:bottom w:w="0" w:type="dxa"/>
+              <w:left w:w="0" w:type="dxa"/>
+              <w:right w:w="0" w:type="dxa"/>
+            </w:tcMar>
+            <w:vAlign w:val="top"/>
+          </w:tcPr>
+          <w:p>
+            <w:pPr>
+              <w:pStyle w:val="Normal"/>
+              <w:jc w:val="center"/>
+              <w:pBdr>
+                <w:bottom w:val="none" w:sz="0" w:space="0" w:color="000000"/>
+                <w:top w:val="none" w:sz="0" w:space="0" w:color="000000"/>
+                <w:left w:val="none" w:sz="0" w:space="0" w:color="000000"/>
+                <w:right w:val="none" w:sz="0" w:space="0" w:color="000000"/>
+              </w:pBdr>
+              <w:spacing w:after="100" w:before="100" w:line="240"/>
+              <w:ind w:left="100" w:right="100" w:firstLine="0" w:firstLineChars="0"/>
+              <w:rPr>
+                <w:rFonts w:ascii="Helvetica" w:hAnsi="Helvetica" w:eastAsia="Helvetica" w:cs="Helvetica"/>
+                <w:i w:val="false"/>
+                <w:b w:val="false"/>
+                <w:u w:val="none"/>
+                <w:sz w:val="22"/>
+                <w:szCs w:val="22"/>
+                <w:color w:val="000000"/>
+              </w:rPr>
+            </w:pPr>
+            <w:r>
+              <w:rPr>
+                <w:rFonts w:ascii="Helvetica" w:hAnsi="Helvetica" w:eastAsia="Helvetica" w:cs="Helvetica"/>
+                <w:i w:val="false"/>
+                <w:b w:val="false"/>
+                <w:u w:val="none"/>
+                <w:sz w:val="22"/>
+                <w:szCs w:val="22"/>
+                <w:color w:val="000000"/>
+              </w:rPr>
+              <w:t xml:space="preserve">0.980</w:t>
             </w:r>
           </w:p>
         </w:tc>
@@ -12695,113 +12695,113 @@
                 <w:szCs w:val="22"/>
                 <w:color w:val="000000"/>
               </w:rPr>
-              <w:t xml:space="preserve">1.92</w:t>
-            </w:r>
-          </w:p>
-        </w:tc>
-        <w:tc>
-          <w:tcPr>
-            <w:tcBorders>
-              <w:bottom w:val="none" w:sz="0" w:space="0" w:color="000000"/>
-              <w:top w:val="none" w:sz="0" w:space="0" w:color="000000"/>
-              <w:left w:val="none" w:sz="0" w:space="0" w:color="000000"/>
-              <w:right w:val="none" w:sz="0" w:space="0" w:color="000000"/>
-            </w:tcBorders>
-            <w:shd w:val="clear" w:color="auto" w:fill="FFFFFF"/>
-            <w:tcMar>
-              <w:top w:w="0" w:type="dxa"/>
-              <w:bottom w:w="0" w:type="dxa"/>
-              <w:left w:w="0" w:type="dxa"/>
-              <w:right w:w="0" w:type="dxa"/>
-            </w:tcMar>
-            <w:vAlign w:val="top"/>
-          </w:tcPr>
-          <w:p>
-            <w:pPr>
-              <w:pStyle w:val="Normal"/>
-              <w:jc w:val="center"/>
-              <w:pBdr>
-                <w:bottom w:val="none" w:sz="0" w:space="0" w:color="000000"/>
-                <w:top w:val="none" w:sz="0" w:space="0" w:color="000000"/>
-                <w:left w:val="none" w:sz="0" w:space="0" w:color="000000"/>
-                <w:right w:val="none" w:sz="0" w:space="0" w:color="000000"/>
-              </w:pBdr>
-              <w:spacing w:after="100" w:before="100" w:line="240"/>
-              <w:ind w:left="100" w:right="100" w:firstLine="0" w:firstLineChars="0"/>
-              <w:rPr>
-                <w:rFonts w:ascii="Helvetica" w:hAnsi="Helvetica" w:eastAsia="Helvetica" w:cs="Helvetica"/>
-                <w:i w:val="false"/>
-                <w:b w:val="false"/>
-                <w:u w:val="none"/>
-                <w:sz w:val="22"/>
-                <w:szCs w:val="22"/>
-                <w:color w:val="000000"/>
-              </w:rPr>
-            </w:pPr>
-            <w:r>
-              <w:rPr>
-                <w:rFonts w:ascii="Helvetica" w:hAnsi="Helvetica" w:eastAsia="Helvetica" w:cs="Helvetica"/>
-                <w:i w:val="false"/>
-                <w:b w:val="false"/>
-                <w:u w:val="none"/>
-                <w:sz w:val="22"/>
-                <w:szCs w:val="22"/>
-                <w:color w:val="000000"/>
-              </w:rPr>
-              <w:t xml:space="preserve">0.32, 11.6</w:t>
-            </w:r>
-          </w:p>
-        </w:tc>
-        <w:tc>
-          <w:tcPr>
-            <w:tcBorders>
-              <w:bottom w:val="none" w:sz="0" w:space="0" w:color="000000"/>
-              <w:top w:val="none" w:sz="0" w:space="0" w:color="000000"/>
-              <w:left w:val="none" w:sz="0" w:space="0" w:color="000000"/>
-              <w:right w:val="none" w:sz="0" w:space="0" w:color="000000"/>
-            </w:tcBorders>
-            <w:shd w:val="clear" w:color="auto" w:fill="FFFFFF"/>
-            <w:tcMar>
-              <w:top w:w="0" w:type="dxa"/>
-              <w:bottom w:w="0" w:type="dxa"/>
-              <w:left w:w="0" w:type="dxa"/>
-              <w:right w:w="0" w:type="dxa"/>
-            </w:tcMar>
-            <w:vAlign w:val="top"/>
-          </w:tcPr>
-          <w:p>
-            <w:pPr>
-              <w:pStyle w:val="Normal"/>
-              <w:jc w:val="center"/>
-              <w:pBdr>
-                <w:bottom w:val="none" w:sz="0" w:space="0" w:color="000000"/>
-                <w:top w:val="none" w:sz="0" w:space="0" w:color="000000"/>
-                <w:left w:val="none" w:sz="0" w:space="0" w:color="000000"/>
-                <w:right w:val="none" w:sz="0" w:space="0" w:color="000000"/>
-              </w:pBdr>
-              <w:spacing w:after="100" w:before="100" w:line="240"/>
-              <w:ind w:left="100" w:right="100" w:firstLine="0" w:firstLineChars="0"/>
-              <w:rPr>
-                <w:rFonts w:ascii="Helvetica" w:hAnsi="Helvetica" w:eastAsia="Helvetica" w:cs="Helvetica"/>
-                <w:i w:val="false"/>
-                <w:b w:val="false"/>
-                <w:u w:val="none"/>
-                <w:sz w:val="22"/>
-                <w:szCs w:val="22"/>
-                <w:color w:val="000000"/>
-              </w:rPr>
-            </w:pPr>
-            <w:r>
-              <w:rPr>
-                <w:rFonts w:ascii="Helvetica" w:hAnsi="Helvetica" w:eastAsia="Helvetica" w:cs="Helvetica"/>
-                <w:i w:val="false"/>
-                <w:b w:val="false"/>
-                <w:u w:val="none"/>
-                <w:sz w:val="22"/>
-                <w:szCs w:val="22"/>
-                <w:color w:val="000000"/>
-              </w:rPr>
-              <w:t xml:space="preserve">0.480</w:t>
+              <w:t xml:space="preserve">2.14</w:t>
+            </w:r>
+          </w:p>
+        </w:tc>
+        <w:tc>
+          <w:tcPr>
+            <w:tcBorders>
+              <w:bottom w:val="none" w:sz="0" w:space="0" w:color="000000"/>
+              <w:top w:val="none" w:sz="0" w:space="0" w:color="000000"/>
+              <w:left w:val="none" w:sz="0" w:space="0" w:color="000000"/>
+              <w:right w:val="none" w:sz="0" w:space="0" w:color="000000"/>
+            </w:tcBorders>
+            <w:shd w:val="clear" w:color="auto" w:fill="FFFFFF"/>
+            <w:tcMar>
+              <w:top w:w="0" w:type="dxa"/>
+              <w:bottom w:w="0" w:type="dxa"/>
+              <w:left w:w="0" w:type="dxa"/>
+              <w:right w:w="0" w:type="dxa"/>
+            </w:tcMar>
+            <w:vAlign w:val="top"/>
+          </w:tcPr>
+          <w:p>
+            <w:pPr>
+              <w:pStyle w:val="Normal"/>
+              <w:jc w:val="center"/>
+              <w:pBdr>
+                <w:bottom w:val="none" w:sz="0" w:space="0" w:color="000000"/>
+                <w:top w:val="none" w:sz="0" w:space="0" w:color="000000"/>
+                <w:left w:val="none" w:sz="0" w:space="0" w:color="000000"/>
+                <w:right w:val="none" w:sz="0" w:space="0" w:color="000000"/>
+              </w:pBdr>
+              <w:spacing w:after="100" w:before="100" w:line="240"/>
+              <w:ind w:left="100" w:right="100" w:firstLine="0" w:firstLineChars="0"/>
+              <w:rPr>
+                <w:rFonts w:ascii="Helvetica" w:hAnsi="Helvetica" w:eastAsia="Helvetica" w:cs="Helvetica"/>
+                <w:i w:val="false"/>
+                <w:b w:val="false"/>
+                <w:u w:val="none"/>
+                <w:sz w:val="22"/>
+                <w:szCs w:val="22"/>
+                <w:color w:val="000000"/>
+              </w:rPr>
+            </w:pPr>
+            <w:r>
+              <w:rPr>
+                <w:rFonts w:ascii="Helvetica" w:hAnsi="Helvetica" w:eastAsia="Helvetica" w:cs="Helvetica"/>
+                <w:i w:val="false"/>
+                <w:b w:val="false"/>
+                <w:u w:val="none"/>
+                <w:sz w:val="22"/>
+                <w:szCs w:val="22"/>
+                <w:color w:val="000000"/>
+              </w:rPr>
+              <w:t xml:space="preserve">0.39, 11.9</w:t>
+            </w:r>
+          </w:p>
+        </w:tc>
+        <w:tc>
+          <w:tcPr>
+            <w:tcBorders>
+              <w:bottom w:val="none" w:sz="0" w:space="0" w:color="000000"/>
+              <w:top w:val="none" w:sz="0" w:space="0" w:color="000000"/>
+              <w:left w:val="none" w:sz="0" w:space="0" w:color="000000"/>
+              <w:right w:val="none" w:sz="0" w:space="0" w:color="000000"/>
+            </w:tcBorders>
+            <w:shd w:val="clear" w:color="auto" w:fill="FFFFFF"/>
+            <w:tcMar>
+              <w:top w:w="0" w:type="dxa"/>
+              <w:bottom w:w="0" w:type="dxa"/>
+              <w:left w:w="0" w:type="dxa"/>
+              <w:right w:w="0" w:type="dxa"/>
+            </w:tcMar>
+            <w:vAlign w:val="top"/>
+          </w:tcPr>
+          <w:p>
+            <w:pPr>
+              <w:pStyle w:val="Normal"/>
+              <w:jc w:val="center"/>
+              <w:pBdr>
+                <w:bottom w:val="none" w:sz="0" w:space="0" w:color="000000"/>
+                <w:top w:val="none" w:sz="0" w:space="0" w:color="000000"/>
+                <w:left w:val="none" w:sz="0" w:space="0" w:color="000000"/>
+                <w:right w:val="none" w:sz="0" w:space="0" w:color="000000"/>
+              </w:pBdr>
+              <w:spacing w:after="100" w:before="100" w:line="240"/>
+              <w:ind w:left="100" w:right="100" w:firstLine="0" w:firstLineChars="0"/>
+              <w:rPr>
+                <w:rFonts w:ascii="Helvetica" w:hAnsi="Helvetica" w:eastAsia="Helvetica" w:cs="Helvetica"/>
+                <w:i w:val="false"/>
+                <w:b w:val="false"/>
+                <w:u w:val="none"/>
+                <w:sz w:val="22"/>
+                <w:szCs w:val="22"/>
+                <w:color w:val="000000"/>
+              </w:rPr>
+            </w:pPr>
+            <w:r>
+              <w:rPr>
+                <w:rFonts w:ascii="Helvetica" w:hAnsi="Helvetica" w:eastAsia="Helvetica" w:cs="Helvetica"/>
+                <w:i w:val="false"/>
+                <w:b w:val="false"/>
+                <w:u w:val="none"/>
+                <w:sz w:val="22"/>
+                <w:szCs w:val="22"/>
+                <w:color w:val="000000"/>
+              </w:rPr>
+              <w:t xml:space="preserve">0.380</w:t>
             </w:r>
           </w:p>
         </w:tc>
@@ -13178,113 +13178,113 @@
                 <w:szCs w:val="22"/>
                 <w:color w:val="000000"/>
               </w:rPr>
-              <w:t xml:space="preserve">1.84</w:t>
-            </w:r>
-          </w:p>
-        </w:tc>
-        <w:tc>
-          <w:tcPr>
-            <w:tcBorders>
-              <w:bottom w:val="none" w:sz="0" w:space="0" w:color="000000"/>
-              <w:top w:val="none" w:sz="0" w:space="0" w:color="000000"/>
-              <w:left w:val="none" w:sz="0" w:space="0" w:color="000000"/>
-              <w:right w:val="none" w:sz="0" w:space="0" w:color="000000"/>
-            </w:tcBorders>
-            <w:shd w:val="clear" w:color="auto" w:fill="FFFFFF"/>
-            <w:tcMar>
-              <w:top w:w="0" w:type="dxa"/>
-              <w:bottom w:w="0" w:type="dxa"/>
-              <w:left w:w="0" w:type="dxa"/>
-              <w:right w:w="0" w:type="dxa"/>
-            </w:tcMar>
-            <w:vAlign w:val="top"/>
-          </w:tcPr>
-          <w:p>
-            <w:pPr>
-              <w:pStyle w:val="Normal"/>
-              <w:jc w:val="center"/>
-              <w:pBdr>
-                <w:bottom w:val="none" w:sz="0" w:space="0" w:color="000000"/>
-                <w:top w:val="none" w:sz="0" w:space="0" w:color="000000"/>
-                <w:left w:val="none" w:sz="0" w:space="0" w:color="000000"/>
-                <w:right w:val="none" w:sz="0" w:space="0" w:color="000000"/>
-              </w:pBdr>
-              <w:spacing w:after="100" w:before="100" w:line="240"/>
-              <w:ind w:left="100" w:right="100" w:firstLine="0" w:firstLineChars="0"/>
-              <w:rPr>
-                <w:rFonts w:ascii="Helvetica" w:hAnsi="Helvetica" w:eastAsia="Helvetica" w:cs="Helvetica"/>
-                <w:i w:val="false"/>
-                <w:b w:val="false"/>
-                <w:u w:val="none"/>
-                <w:sz w:val="22"/>
-                <w:szCs w:val="22"/>
-                <w:color w:val="000000"/>
-              </w:rPr>
-            </w:pPr>
-            <w:r>
-              <w:rPr>
-                <w:rFonts w:ascii="Helvetica" w:hAnsi="Helvetica" w:eastAsia="Helvetica" w:cs="Helvetica"/>
-                <w:i w:val="false"/>
-                <w:b w:val="false"/>
-                <w:u w:val="none"/>
-                <w:sz w:val="22"/>
-                <w:szCs w:val="22"/>
-                <w:color w:val="000000"/>
-              </w:rPr>
-              <w:t xml:space="preserve">0.39, 8.74</w:t>
-            </w:r>
-          </w:p>
-        </w:tc>
-        <w:tc>
-          <w:tcPr>
-            <w:tcBorders>
-              <w:bottom w:val="none" w:sz="0" w:space="0" w:color="000000"/>
-              <w:top w:val="none" w:sz="0" w:space="0" w:color="000000"/>
-              <w:left w:val="none" w:sz="0" w:space="0" w:color="000000"/>
-              <w:right w:val="none" w:sz="0" w:space="0" w:color="000000"/>
-            </w:tcBorders>
-            <w:shd w:val="clear" w:color="auto" w:fill="FFFFFF"/>
-            <w:tcMar>
-              <w:top w:w="0" w:type="dxa"/>
-              <w:bottom w:w="0" w:type="dxa"/>
-              <w:left w:w="0" w:type="dxa"/>
-              <w:right w:w="0" w:type="dxa"/>
-            </w:tcMar>
-            <w:vAlign w:val="top"/>
-          </w:tcPr>
-          <w:p>
-            <w:pPr>
-              <w:pStyle w:val="Normal"/>
-              <w:jc w:val="center"/>
-              <w:pBdr>
-                <w:bottom w:val="none" w:sz="0" w:space="0" w:color="000000"/>
-                <w:top w:val="none" w:sz="0" w:space="0" w:color="000000"/>
-                <w:left w:val="none" w:sz="0" w:space="0" w:color="000000"/>
-                <w:right w:val="none" w:sz="0" w:space="0" w:color="000000"/>
-              </w:pBdr>
-              <w:spacing w:after="100" w:before="100" w:line="240"/>
-              <w:ind w:left="100" w:right="100" w:firstLine="0" w:firstLineChars="0"/>
-              <w:rPr>
-                <w:rFonts w:ascii="Helvetica" w:hAnsi="Helvetica" w:eastAsia="Helvetica" w:cs="Helvetica"/>
-                <w:i w:val="false"/>
-                <w:b w:val="false"/>
-                <w:u w:val="none"/>
-                <w:sz w:val="22"/>
-                <w:szCs w:val="22"/>
-                <w:color w:val="000000"/>
-              </w:rPr>
-            </w:pPr>
-            <w:r>
-              <w:rPr>
-                <w:rFonts w:ascii="Helvetica" w:hAnsi="Helvetica" w:eastAsia="Helvetica" w:cs="Helvetica"/>
-                <w:i w:val="false"/>
-                <w:b w:val="false"/>
-                <w:u w:val="none"/>
-                <w:sz w:val="22"/>
-                <w:szCs w:val="22"/>
-                <w:color w:val="000000"/>
-              </w:rPr>
-              <w:t xml:space="preserve">0.450</w:t>
+              <w:t xml:space="preserve">1.80</w:t>
+            </w:r>
+          </w:p>
+        </w:tc>
+        <w:tc>
+          <w:tcPr>
+            <w:tcBorders>
+              <w:bottom w:val="none" w:sz="0" w:space="0" w:color="000000"/>
+              <w:top w:val="none" w:sz="0" w:space="0" w:color="000000"/>
+              <w:left w:val="none" w:sz="0" w:space="0" w:color="000000"/>
+              <w:right w:val="none" w:sz="0" w:space="0" w:color="000000"/>
+            </w:tcBorders>
+            <w:shd w:val="clear" w:color="auto" w:fill="FFFFFF"/>
+            <w:tcMar>
+              <w:top w:w="0" w:type="dxa"/>
+              <w:bottom w:w="0" w:type="dxa"/>
+              <w:left w:w="0" w:type="dxa"/>
+              <w:right w:w="0" w:type="dxa"/>
+            </w:tcMar>
+            <w:vAlign w:val="top"/>
+          </w:tcPr>
+          <w:p>
+            <w:pPr>
+              <w:pStyle w:val="Normal"/>
+              <w:jc w:val="center"/>
+              <w:pBdr>
+                <w:bottom w:val="none" w:sz="0" w:space="0" w:color="000000"/>
+                <w:top w:val="none" w:sz="0" w:space="0" w:color="000000"/>
+                <w:left w:val="none" w:sz="0" w:space="0" w:color="000000"/>
+                <w:right w:val="none" w:sz="0" w:space="0" w:color="000000"/>
+              </w:pBdr>
+              <w:spacing w:after="100" w:before="100" w:line="240"/>
+              <w:ind w:left="100" w:right="100" w:firstLine="0" w:firstLineChars="0"/>
+              <w:rPr>
+                <w:rFonts w:ascii="Helvetica" w:hAnsi="Helvetica" w:eastAsia="Helvetica" w:cs="Helvetica"/>
+                <w:i w:val="false"/>
+                <w:b w:val="false"/>
+                <w:u w:val="none"/>
+                <w:sz w:val="22"/>
+                <w:szCs w:val="22"/>
+                <w:color w:val="000000"/>
+              </w:rPr>
+            </w:pPr>
+            <w:r>
+              <w:rPr>
+                <w:rFonts w:ascii="Helvetica" w:hAnsi="Helvetica" w:eastAsia="Helvetica" w:cs="Helvetica"/>
+                <w:i w:val="false"/>
+                <w:b w:val="false"/>
+                <w:u w:val="none"/>
+                <w:sz w:val="22"/>
+                <w:szCs w:val="22"/>
+                <w:color w:val="000000"/>
+              </w:rPr>
+              <w:t xml:space="preserve">0.41, 7.94</w:t>
+            </w:r>
+          </w:p>
+        </w:tc>
+        <w:tc>
+          <w:tcPr>
+            <w:tcBorders>
+              <w:bottom w:val="none" w:sz="0" w:space="0" w:color="000000"/>
+              <w:top w:val="none" w:sz="0" w:space="0" w:color="000000"/>
+              <w:left w:val="none" w:sz="0" w:space="0" w:color="000000"/>
+              <w:right w:val="none" w:sz="0" w:space="0" w:color="000000"/>
+            </w:tcBorders>
+            <w:shd w:val="clear" w:color="auto" w:fill="FFFFFF"/>
+            <w:tcMar>
+              <w:top w:w="0" w:type="dxa"/>
+              <w:bottom w:w="0" w:type="dxa"/>
+              <w:left w:w="0" w:type="dxa"/>
+              <w:right w:w="0" w:type="dxa"/>
+            </w:tcMar>
+            <w:vAlign w:val="top"/>
+          </w:tcPr>
+          <w:p>
+            <w:pPr>
+              <w:pStyle w:val="Normal"/>
+              <w:jc w:val="center"/>
+              <w:pBdr>
+                <w:bottom w:val="none" w:sz="0" w:space="0" w:color="000000"/>
+                <w:top w:val="none" w:sz="0" w:space="0" w:color="000000"/>
+                <w:left w:val="none" w:sz="0" w:space="0" w:color="000000"/>
+                <w:right w:val="none" w:sz="0" w:space="0" w:color="000000"/>
+              </w:pBdr>
+              <w:spacing w:after="100" w:before="100" w:line="240"/>
+              <w:ind w:left="100" w:right="100" w:firstLine="0" w:firstLineChars="0"/>
+              <w:rPr>
+                <w:rFonts w:ascii="Helvetica" w:hAnsi="Helvetica" w:eastAsia="Helvetica" w:cs="Helvetica"/>
+                <w:i w:val="false"/>
+                <w:b w:val="false"/>
+                <w:u w:val="none"/>
+                <w:sz w:val="22"/>
+                <w:szCs w:val="22"/>
+                <w:color w:val="000000"/>
+              </w:rPr>
+            </w:pPr>
+            <w:r>
+              <w:rPr>
+                <w:rFonts w:ascii="Helvetica" w:hAnsi="Helvetica" w:eastAsia="Helvetica" w:cs="Helvetica"/>
+                <w:i w:val="false"/>
+                <w:b w:val="false"/>
+                <w:u w:val="none"/>
+                <w:sz w:val="22"/>
+                <w:szCs w:val="22"/>
+                <w:color w:val="000000"/>
+              </w:rPr>
+              <w:t xml:space="preserve">0.440</w:t>
             </w:r>
           </w:p>
         </w:tc>
@@ -13714,60 +13714,60 @@
                 <w:szCs w:val="22"/>
                 <w:color w:val="000000"/>
               </w:rPr>
-              <w:t xml:space="preserve">0.13, 3.44</w:t>
-            </w:r>
-          </w:p>
-        </w:tc>
-        <w:tc>
-          <w:tcPr>
-            <w:tcBorders>
-              <w:bottom w:val="none" w:sz="0" w:space="0" w:color="000000"/>
-              <w:top w:val="none" w:sz="0" w:space="0" w:color="000000"/>
-              <w:left w:val="none" w:sz="0" w:space="0" w:color="000000"/>
-              <w:right w:val="none" w:sz="0" w:space="0" w:color="000000"/>
-            </w:tcBorders>
-            <w:shd w:val="clear" w:color="auto" w:fill="FFFFFF"/>
-            <w:tcMar>
-              <w:top w:w="0" w:type="dxa"/>
-              <w:bottom w:w="0" w:type="dxa"/>
-              <w:left w:w="0" w:type="dxa"/>
-              <w:right w:w="0" w:type="dxa"/>
-            </w:tcMar>
-            <w:vAlign w:val="top"/>
-          </w:tcPr>
-          <w:p>
-            <w:pPr>
-              <w:pStyle w:val="Normal"/>
-              <w:jc w:val="center"/>
-              <w:pBdr>
-                <w:bottom w:val="none" w:sz="0" w:space="0" w:color="000000"/>
-                <w:top w:val="none" w:sz="0" w:space="0" w:color="000000"/>
-                <w:left w:val="none" w:sz="0" w:space="0" w:color="000000"/>
-                <w:right w:val="none" w:sz="0" w:space="0" w:color="000000"/>
-              </w:pBdr>
-              <w:spacing w:after="100" w:before="100" w:line="240"/>
-              <w:ind w:left="100" w:right="100" w:firstLine="0" w:firstLineChars="0"/>
-              <w:rPr>
-                <w:rFonts w:ascii="Helvetica" w:hAnsi="Helvetica" w:eastAsia="Helvetica" w:cs="Helvetica"/>
-                <w:i w:val="false"/>
-                <w:b w:val="false"/>
-                <w:u w:val="none"/>
-                <w:sz w:val="22"/>
-                <w:szCs w:val="22"/>
-                <w:color w:val="000000"/>
-              </w:rPr>
-            </w:pPr>
-            <w:r>
-              <w:rPr>
-                <w:rFonts w:ascii="Helvetica" w:hAnsi="Helvetica" w:eastAsia="Helvetica" w:cs="Helvetica"/>
-                <w:i w:val="false"/>
-                <w:b w:val="false"/>
-                <w:u w:val="none"/>
-                <w:sz w:val="22"/>
-                <w:szCs w:val="22"/>
-                <w:color w:val="000000"/>
-              </w:rPr>
-              <w:t xml:space="preserve">0.640</w:t>
+              <w:t xml:space="preserve">0.13, 3.56</w:t>
+            </w:r>
+          </w:p>
+        </w:tc>
+        <w:tc>
+          <w:tcPr>
+            <w:tcBorders>
+              <w:bottom w:val="none" w:sz="0" w:space="0" w:color="000000"/>
+              <w:top w:val="none" w:sz="0" w:space="0" w:color="000000"/>
+              <w:left w:val="none" w:sz="0" w:space="0" w:color="000000"/>
+              <w:right w:val="none" w:sz="0" w:space="0" w:color="000000"/>
+            </w:tcBorders>
+            <w:shd w:val="clear" w:color="auto" w:fill="FFFFFF"/>
+            <w:tcMar>
+              <w:top w:w="0" w:type="dxa"/>
+              <w:bottom w:w="0" w:type="dxa"/>
+              <w:left w:w="0" w:type="dxa"/>
+              <w:right w:w="0" w:type="dxa"/>
+            </w:tcMar>
+            <w:vAlign w:val="top"/>
+          </w:tcPr>
+          <w:p>
+            <w:pPr>
+              <w:pStyle w:val="Normal"/>
+              <w:jc w:val="center"/>
+              <w:pBdr>
+                <w:bottom w:val="none" w:sz="0" w:space="0" w:color="000000"/>
+                <w:top w:val="none" w:sz="0" w:space="0" w:color="000000"/>
+                <w:left w:val="none" w:sz="0" w:space="0" w:color="000000"/>
+                <w:right w:val="none" w:sz="0" w:space="0" w:color="000000"/>
+              </w:pBdr>
+              <w:spacing w:after="100" w:before="100" w:line="240"/>
+              <w:ind w:left="100" w:right="100" w:firstLine="0" w:firstLineChars="0"/>
+              <w:rPr>
+                <w:rFonts w:ascii="Helvetica" w:hAnsi="Helvetica" w:eastAsia="Helvetica" w:cs="Helvetica"/>
+                <w:i w:val="false"/>
+                <w:b w:val="false"/>
+                <w:u w:val="none"/>
+                <w:sz w:val="22"/>
+                <w:szCs w:val="22"/>
+                <w:color w:val="000000"/>
+              </w:rPr>
+            </w:pPr>
+            <w:r>
+              <w:rPr>
+                <w:rFonts w:ascii="Helvetica" w:hAnsi="Helvetica" w:eastAsia="Helvetica" w:cs="Helvetica"/>
+                <w:i w:val="false"/>
+                <w:b w:val="false"/>
+                <w:u w:val="none"/>
+                <w:sz w:val="22"/>
+                <w:szCs w:val="22"/>
+                <w:color w:val="000000"/>
+              </w:rPr>
+              <w:t xml:space="preserve">0.650</w:t>
             </w:r>
           </w:p>
         </w:tc>
@@ -14144,113 +14144,113 @@
                 <w:szCs w:val="22"/>
                 <w:color w:val="000000"/>
               </w:rPr>
-              <w:t xml:space="preserve">1.03</w:t>
-            </w:r>
-          </w:p>
-        </w:tc>
-        <w:tc>
-          <w:tcPr>
-            <w:tcBorders>
-              <w:bottom w:val="none" w:sz="0" w:space="0" w:color="000000"/>
-              <w:top w:val="none" w:sz="0" w:space="0" w:color="000000"/>
-              <w:left w:val="none" w:sz="0" w:space="0" w:color="000000"/>
-              <w:right w:val="none" w:sz="0" w:space="0" w:color="000000"/>
-            </w:tcBorders>
-            <w:shd w:val="clear" w:color="auto" w:fill="FFFFFF"/>
-            <w:tcMar>
-              <w:top w:w="0" w:type="dxa"/>
-              <w:bottom w:w="0" w:type="dxa"/>
-              <w:left w:w="0" w:type="dxa"/>
-              <w:right w:w="0" w:type="dxa"/>
-            </w:tcMar>
-            <w:vAlign w:val="top"/>
-          </w:tcPr>
-          <w:p>
-            <w:pPr>
-              <w:pStyle w:val="Normal"/>
-              <w:jc w:val="center"/>
-              <w:pBdr>
-                <w:bottom w:val="none" w:sz="0" w:space="0" w:color="000000"/>
-                <w:top w:val="none" w:sz="0" w:space="0" w:color="000000"/>
-                <w:left w:val="none" w:sz="0" w:space="0" w:color="000000"/>
-                <w:right w:val="none" w:sz="0" w:space="0" w:color="000000"/>
-              </w:pBdr>
-              <w:spacing w:after="100" w:before="100" w:line="240"/>
-              <w:ind w:left="100" w:right="100" w:firstLine="0" w:firstLineChars="0"/>
-              <w:rPr>
-                <w:rFonts w:ascii="Helvetica" w:hAnsi="Helvetica" w:eastAsia="Helvetica" w:cs="Helvetica"/>
-                <w:i w:val="false"/>
-                <w:b w:val="false"/>
-                <w:u w:val="none"/>
-                <w:sz w:val="22"/>
-                <w:szCs w:val="22"/>
-                <w:color w:val="000000"/>
-              </w:rPr>
-            </w:pPr>
-            <w:r>
-              <w:rPr>
-                <w:rFonts w:ascii="Helvetica" w:hAnsi="Helvetica" w:eastAsia="Helvetica" w:cs="Helvetica"/>
-                <w:i w:val="false"/>
-                <w:b w:val="false"/>
-                <w:u w:val="none"/>
-                <w:sz w:val="22"/>
-                <w:szCs w:val="22"/>
-                <w:color w:val="000000"/>
-              </w:rPr>
-              <w:t xml:space="preserve">0.96, 1.11</w:t>
-            </w:r>
-          </w:p>
-        </w:tc>
-        <w:tc>
-          <w:tcPr>
-            <w:tcBorders>
-              <w:bottom w:val="none" w:sz="0" w:space="0" w:color="000000"/>
-              <w:top w:val="none" w:sz="0" w:space="0" w:color="000000"/>
-              <w:left w:val="none" w:sz="0" w:space="0" w:color="000000"/>
-              <w:right w:val="none" w:sz="0" w:space="0" w:color="000000"/>
-            </w:tcBorders>
-            <w:shd w:val="clear" w:color="auto" w:fill="FFFFFF"/>
-            <w:tcMar>
-              <w:top w:w="0" w:type="dxa"/>
-              <w:bottom w:w="0" w:type="dxa"/>
-              <w:left w:w="0" w:type="dxa"/>
-              <w:right w:w="0" w:type="dxa"/>
-            </w:tcMar>
-            <w:vAlign w:val="top"/>
-          </w:tcPr>
-          <w:p>
-            <w:pPr>
-              <w:pStyle w:val="Normal"/>
-              <w:jc w:val="center"/>
-              <w:pBdr>
-                <w:bottom w:val="none" w:sz="0" w:space="0" w:color="000000"/>
-                <w:top w:val="none" w:sz="0" w:space="0" w:color="000000"/>
-                <w:left w:val="none" w:sz="0" w:space="0" w:color="000000"/>
-                <w:right w:val="none" w:sz="0" w:space="0" w:color="000000"/>
-              </w:pBdr>
-              <w:spacing w:after="100" w:before="100" w:line="240"/>
-              <w:ind w:left="100" w:right="100" w:firstLine="0" w:firstLineChars="0"/>
-              <w:rPr>
-                <w:rFonts w:ascii="Helvetica" w:hAnsi="Helvetica" w:eastAsia="Helvetica" w:cs="Helvetica"/>
-                <w:i w:val="false"/>
-                <w:b w:val="false"/>
-                <w:u w:val="none"/>
-                <w:sz w:val="22"/>
-                <w:szCs w:val="22"/>
-                <w:color w:val="000000"/>
-              </w:rPr>
-            </w:pPr>
-            <w:r>
-              <w:rPr>
-                <w:rFonts w:ascii="Helvetica" w:hAnsi="Helvetica" w:eastAsia="Helvetica" w:cs="Helvetica"/>
-                <w:i w:val="false"/>
-                <w:b w:val="false"/>
-                <w:u w:val="none"/>
-                <w:sz w:val="22"/>
-                <w:szCs w:val="22"/>
-                <w:color w:val="000000"/>
-              </w:rPr>
-              <w:t xml:space="preserve">0.400</w:t>
+              <w:t xml:space="preserve">1.09</w:t>
+            </w:r>
+          </w:p>
+        </w:tc>
+        <w:tc>
+          <w:tcPr>
+            <w:tcBorders>
+              <w:bottom w:val="none" w:sz="0" w:space="0" w:color="000000"/>
+              <w:top w:val="none" w:sz="0" w:space="0" w:color="000000"/>
+              <w:left w:val="none" w:sz="0" w:space="0" w:color="000000"/>
+              <w:right w:val="none" w:sz="0" w:space="0" w:color="000000"/>
+            </w:tcBorders>
+            <w:shd w:val="clear" w:color="auto" w:fill="FFFFFF"/>
+            <w:tcMar>
+              <w:top w:w="0" w:type="dxa"/>
+              <w:bottom w:w="0" w:type="dxa"/>
+              <w:left w:w="0" w:type="dxa"/>
+              <w:right w:w="0" w:type="dxa"/>
+            </w:tcMar>
+            <w:vAlign w:val="top"/>
+          </w:tcPr>
+          <w:p>
+            <w:pPr>
+              <w:pStyle w:val="Normal"/>
+              <w:jc w:val="center"/>
+              <w:pBdr>
+                <w:bottom w:val="none" w:sz="0" w:space="0" w:color="000000"/>
+                <w:top w:val="none" w:sz="0" w:space="0" w:color="000000"/>
+                <w:left w:val="none" w:sz="0" w:space="0" w:color="000000"/>
+                <w:right w:val="none" w:sz="0" w:space="0" w:color="000000"/>
+              </w:pBdr>
+              <w:spacing w:after="100" w:before="100" w:line="240"/>
+              <w:ind w:left="100" w:right="100" w:firstLine="0" w:firstLineChars="0"/>
+              <w:rPr>
+                <w:rFonts w:ascii="Helvetica" w:hAnsi="Helvetica" w:eastAsia="Helvetica" w:cs="Helvetica"/>
+                <w:i w:val="false"/>
+                <w:b w:val="false"/>
+                <w:u w:val="none"/>
+                <w:sz w:val="22"/>
+                <w:szCs w:val="22"/>
+                <w:color w:val="000000"/>
+              </w:rPr>
+            </w:pPr>
+            <w:r>
+              <w:rPr>
+                <w:rFonts w:ascii="Helvetica" w:hAnsi="Helvetica" w:eastAsia="Helvetica" w:cs="Helvetica"/>
+                <w:i w:val="false"/>
+                <w:b w:val="false"/>
+                <w:u w:val="none"/>
+                <w:sz w:val="22"/>
+                <w:szCs w:val="22"/>
+                <w:color w:val="000000"/>
+              </w:rPr>
+              <w:t xml:space="preserve">1.01, 1.18</w:t>
+            </w:r>
+          </w:p>
+        </w:tc>
+        <w:tc>
+          <w:tcPr>
+            <w:tcBorders>
+              <w:bottom w:val="none" w:sz="0" w:space="0" w:color="000000"/>
+              <w:top w:val="none" w:sz="0" w:space="0" w:color="000000"/>
+              <w:left w:val="none" w:sz="0" w:space="0" w:color="000000"/>
+              <w:right w:val="none" w:sz="0" w:space="0" w:color="000000"/>
+            </w:tcBorders>
+            <w:shd w:val="clear" w:color="auto" w:fill="FFFFFF"/>
+            <w:tcMar>
+              <w:top w:w="0" w:type="dxa"/>
+              <w:bottom w:w="0" w:type="dxa"/>
+              <w:left w:w="0" w:type="dxa"/>
+              <w:right w:w="0" w:type="dxa"/>
+            </w:tcMar>
+            <w:vAlign w:val="top"/>
+          </w:tcPr>
+          <w:p>
+            <w:pPr>
+              <w:pStyle w:val="Normal"/>
+              <w:jc w:val="center"/>
+              <w:pBdr>
+                <w:bottom w:val="none" w:sz="0" w:space="0" w:color="000000"/>
+                <w:top w:val="none" w:sz="0" w:space="0" w:color="000000"/>
+                <w:left w:val="none" w:sz="0" w:space="0" w:color="000000"/>
+                <w:right w:val="none" w:sz="0" w:space="0" w:color="000000"/>
+              </w:pBdr>
+              <w:spacing w:after="100" w:before="100" w:line="240"/>
+              <w:ind w:left="100" w:right="100" w:firstLine="0" w:firstLineChars="0"/>
+              <w:rPr>
+                <w:rFonts w:ascii="Helvetica" w:hAnsi="Helvetica" w:eastAsia="Helvetica" w:cs="Helvetica"/>
+                <w:i w:val="false"/>
+                <w:b w:val="false"/>
+                <w:u w:val="none"/>
+                <w:sz w:val="22"/>
+                <w:szCs w:val="22"/>
+                <w:color w:val="000000"/>
+              </w:rPr>
+            </w:pPr>
+            <w:r>
+              <w:rPr>
+                <w:rFonts w:ascii="Helvetica" w:hAnsi="Helvetica" w:eastAsia="Helvetica" w:cs="Helvetica"/>
+                <w:i w:val="false"/>
+                <w:b w:val="false"/>
+                <w:u w:val="none"/>
+                <w:sz w:val="22"/>
+                <w:szCs w:val="22"/>
+                <w:color w:val="000000"/>
+              </w:rPr>
+              <w:t xml:space="preserve">0.029</w:t>
             </w:r>
           </w:p>
         </w:tc>
@@ -14627,113 +14627,113 @@
                 <w:szCs w:val="22"/>
                 <w:color w:val="000000"/>
               </w:rPr>
-              <w:t xml:space="preserve">0.68</w:t>
-            </w:r>
-          </w:p>
-        </w:tc>
-        <w:tc>
-          <w:tcPr>
-            <w:tcBorders>
-              <w:bottom w:val="none" w:sz="0" w:space="0" w:color="000000"/>
-              <w:top w:val="none" w:sz="0" w:space="0" w:color="000000"/>
-              <w:left w:val="none" w:sz="0" w:space="0" w:color="000000"/>
-              <w:right w:val="none" w:sz="0" w:space="0" w:color="000000"/>
-            </w:tcBorders>
-            <w:shd w:val="clear" w:color="auto" w:fill="FFFFFF"/>
-            <w:tcMar>
-              <w:top w:w="0" w:type="dxa"/>
-              <w:bottom w:w="0" w:type="dxa"/>
-              <w:left w:w="0" w:type="dxa"/>
-              <w:right w:w="0" w:type="dxa"/>
-            </w:tcMar>
-            <w:vAlign w:val="top"/>
-          </w:tcPr>
-          <w:p>
-            <w:pPr>
-              <w:pStyle w:val="Normal"/>
-              <w:jc w:val="center"/>
-              <w:pBdr>
-                <w:bottom w:val="none" w:sz="0" w:space="0" w:color="000000"/>
-                <w:top w:val="none" w:sz="0" w:space="0" w:color="000000"/>
-                <w:left w:val="none" w:sz="0" w:space="0" w:color="000000"/>
-                <w:right w:val="none" w:sz="0" w:space="0" w:color="000000"/>
-              </w:pBdr>
-              <w:spacing w:after="100" w:before="100" w:line="240"/>
-              <w:ind w:left="100" w:right="100" w:firstLine="0" w:firstLineChars="0"/>
-              <w:rPr>
-                <w:rFonts w:ascii="Helvetica" w:hAnsi="Helvetica" w:eastAsia="Helvetica" w:cs="Helvetica"/>
-                <w:i w:val="false"/>
-                <w:b w:val="false"/>
-                <w:u w:val="none"/>
-                <w:sz w:val="22"/>
-                <w:szCs w:val="22"/>
-                <w:color w:val="000000"/>
-              </w:rPr>
-            </w:pPr>
-            <w:r>
-              <w:rPr>
-                <w:rFonts w:ascii="Helvetica" w:hAnsi="Helvetica" w:eastAsia="Helvetica" w:cs="Helvetica"/>
-                <w:i w:val="false"/>
-                <w:b w:val="false"/>
-                <w:u w:val="none"/>
-                <w:sz w:val="22"/>
-                <w:szCs w:val="22"/>
-                <w:color w:val="000000"/>
-              </w:rPr>
-              <w:t xml:space="preserve">0.28, 1.62</w:t>
-            </w:r>
-          </w:p>
-        </w:tc>
-        <w:tc>
-          <w:tcPr>
-            <w:tcBorders>
-              <w:bottom w:val="none" w:sz="0" w:space="0" w:color="000000"/>
-              <w:top w:val="none" w:sz="0" w:space="0" w:color="000000"/>
-              <w:left w:val="none" w:sz="0" w:space="0" w:color="000000"/>
-              <w:right w:val="none" w:sz="0" w:space="0" w:color="000000"/>
-            </w:tcBorders>
-            <w:shd w:val="clear" w:color="auto" w:fill="FFFFFF"/>
-            <w:tcMar>
-              <w:top w:w="0" w:type="dxa"/>
-              <w:bottom w:w="0" w:type="dxa"/>
-              <w:left w:w="0" w:type="dxa"/>
-              <w:right w:w="0" w:type="dxa"/>
-            </w:tcMar>
-            <w:vAlign w:val="top"/>
-          </w:tcPr>
-          <w:p>
-            <w:pPr>
-              <w:pStyle w:val="Normal"/>
-              <w:jc w:val="center"/>
-              <w:pBdr>
-                <w:bottom w:val="none" w:sz="0" w:space="0" w:color="000000"/>
-                <w:top w:val="none" w:sz="0" w:space="0" w:color="000000"/>
-                <w:left w:val="none" w:sz="0" w:space="0" w:color="000000"/>
-                <w:right w:val="none" w:sz="0" w:space="0" w:color="000000"/>
-              </w:pBdr>
-              <w:spacing w:after="100" w:before="100" w:line="240"/>
-              <w:ind w:left="100" w:right="100" w:firstLine="0" w:firstLineChars="0"/>
-              <w:rPr>
-                <w:rFonts w:ascii="Helvetica" w:hAnsi="Helvetica" w:eastAsia="Helvetica" w:cs="Helvetica"/>
-                <w:i w:val="false"/>
-                <w:b w:val="false"/>
-                <w:u w:val="none"/>
-                <w:sz w:val="22"/>
-                <w:szCs w:val="22"/>
-                <w:color w:val="000000"/>
-              </w:rPr>
-            </w:pPr>
-            <w:r>
-              <w:rPr>
-                <w:rFonts w:ascii="Helvetica" w:hAnsi="Helvetica" w:eastAsia="Helvetica" w:cs="Helvetica"/>
-                <w:i w:val="false"/>
-                <w:b w:val="false"/>
-                <w:u w:val="none"/>
-                <w:sz w:val="22"/>
-                <w:szCs w:val="22"/>
-                <w:color w:val="000000"/>
-              </w:rPr>
-              <w:t xml:space="preserve">0.380</w:t>
+              <w:t xml:space="preserve">0.67</w:t>
+            </w:r>
+          </w:p>
+        </w:tc>
+        <w:tc>
+          <w:tcPr>
+            <w:tcBorders>
+              <w:bottom w:val="none" w:sz="0" w:space="0" w:color="000000"/>
+              <w:top w:val="none" w:sz="0" w:space="0" w:color="000000"/>
+              <w:left w:val="none" w:sz="0" w:space="0" w:color="000000"/>
+              <w:right w:val="none" w:sz="0" w:space="0" w:color="000000"/>
+            </w:tcBorders>
+            <w:shd w:val="clear" w:color="auto" w:fill="FFFFFF"/>
+            <w:tcMar>
+              <w:top w:w="0" w:type="dxa"/>
+              <w:bottom w:w="0" w:type="dxa"/>
+              <w:left w:w="0" w:type="dxa"/>
+              <w:right w:w="0" w:type="dxa"/>
+            </w:tcMar>
+            <w:vAlign w:val="top"/>
+          </w:tcPr>
+          <w:p>
+            <w:pPr>
+              <w:pStyle w:val="Normal"/>
+              <w:jc w:val="center"/>
+              <w:pBdr>
+                <w:bottom w:val="none" w:sz="0" w:space="0" w:color="000000"/>
+                <w:top w:val="none" w:sz="0" w:space="0" w:color="000000"/>
+                <w:left w:val="none" w:sz="0" w:space="0" w:color="000000"/>
+                <w:right w:val="none" w:sz="0" w:space="0" w:color="000000"/>
+              </w:pBdr>
+              <w:spacing w:after="100" w:before="100" w:line="240"/>
+              <w:ind w:left="100" w:right="100" w:firstLine="0" w:firstLineChars="0"/>
+              <w:rPr>
+                <w:rFonts w:ascii="Helvetica" w:hAnsi="Helvetica" w:eastAsia="Helvetica" w:cs="Helvetica"/>
+                <w:i w:val="false"/>
+                <w:b w:val="false"/>
+                <w:u w:val="none"/>
+                <w:sz w:val="22"/>
+                <w:szCs w:val="22"/>
+                <w:color w:val="000000"/>
+              </w:rPr>
+            </w:pPr>
+            <w:r>
+              <w:rPr>
+                <w:rFonts w:ascii="Helvetica" w:hAnsi="Helvetica" w:eastAsia="Helvetica" w:cs="Helvetica"/>
+                <w:i w:val="false"/>
+                <w:b w:val="false"/>
+                <w:u w:val="none"/>
+                <w:sz w:val="22"/>
+                <w:szCs w:val="22"/>
+                <w:color w:val="000000"/>
+              </w:rPr>
+              <w:t xml:space="preserve">0.28, 1.61</w:t>
+            </w:r>
+          </w:p>
+        </w:tc>
+        <w:tc>
+          <w:tcPr>
+            <w:tcBorders>
+              <w:bottom w:val="none" w:sz="0" w:space="0" w:color="000000"/>
+              <w:top w:val="none" w:sz="0" w:space="0" w:color="000000"/>
+              <w:left w:val="none" w:sz="0" w:space="0" w:color="000000"/>
+              <w:right w:val="none" w:sz="0" w:space="0" w:color="000000"/>
+            </w:tcBorders>
+            <w:shd w:val="clear" w:color="auto" w:fill="FFFFFF"/>
+            <w:tcMar>
+              <w:top w:w="0" w:type="dxa"/>
+              <w:bottom w:w="0" w:type="dxa"/>
+              <w:left w:w="0" w:type="dxa"/>
+              <w:right w:w="0" w:type="dxa"/>
+            </w:tcMar>
+            <w:vAlign w:val="top"/>
+          </w:tcPr>
+          <w:p>
+            <w:pPr>
+              <w:pStyle w:val="Normal"/>
+              <w:jc w:val="center"/>
+              <w:pBdr>
+                <w:bottom w:val="none" w:sz="0" w:space="0" w:color="000000"/>
+                <w:top w:val="none" w:sz="0" w:space="0" w:color="000000"/>
+                <w:left w:val="none" w:sz="0" w:space="0" w:color="000000"/>
+                <w:right w:val="none" w:sz="0" w:space="0" w:color="000000"/>
+              </w:pBdr>
+              <w:spacing w:after="100" w:before="100" w:line="240"/>
+              <w:ind w:left="100" w:right="100" w:firstLine="0" w:firstLineChars="0"/>
+              <w:rPr>
+                <w:rFonts w:ascii="Helvetica" w:hAnsi="Helvetica" w:eastAsia="Helvetica" w:cs="Helvetica"/>
+                <w:i w:val="false"/>
+                <w:b w:val="false"/>
+                <w:u w:val="none"/>
+                <w:sz w:val="22"/>
+                <w:szCs w:val="22"/>
+                <w:color w:val="000000"/>
+              </w:rPr>
+            </w:pPr>
+            <w:r>
+              <w:rPr>
+                <w:rFonts w:ascii="Helvetica" w:hAnsi="Helvetica" w:eastAsia="Helvetica" w:cs="Helvetica"/>
+                <w:i w:val="false"/>
+                <w:b w:val="false"/>
+                <w:u w:val="none"/>
+                <w:sz w:val="22"/>
+                <w:szCs w:val="22"/>
+                <w:color w:val="000000"/>
+              </w:rPr>
+              <w:t xml:space="preserve">0.370</w:t>
             </w:r>
           </w:p>
         </w:tc>
@@ -15110,60 +15110,60 @@
                 <w:szCs w:val="22"/>
                 <w:color w:val="000000"/>
               </w:rPr>
-              <w:t xml:space="preserve">24,812</w:t>
-            </w:r>
-          </w:p>
-        </w:tc>
-        <w:tc>
-          <w:tcPr>
-            <w:tcBorders>
-              <w:bottom w:val="none" w:sz="0" w:space="0" w:color="000000"/>
-              <w:top w:val="none" w:sz="0" w:space="0" w:color="000000"/>
-              <w:left w:val="none" w:sz="0" w:space="0" w:color="000000"/>
-              <w:right w:val="none" w:sz="0" w:space="0" w:color="000000"/>
-            </w:tcBorders>
-            <w:shd w:val="clear" w:color="auto" w:fill="FFFFFF"/>
-            <w:tcMar>
-              <w:top w:w="0" w:type="dxa"/>
-              <w:bottom w:w="0" w:type="dxa"/>
-              <w:left w:w="0" w:type="dxa"/>
-              <w:right w:w="0" w:type="dxa"/>
-            </w:tcMar>
-            <w:vAlign w:val="top"/>
-          </w:tcPr>
-          <w:p>
-            <w:pPr>
-              <w:pStyle w:val="Normal"/>
-              <w:jc w:val="center"/>
-              <w:pBdr>
-                <w:bottom w:val="none" w:sz="0" w:space="0" w:color="000000"/>
-                <w:top w:val="none" w:sz="0" w:space="0" w:color="000000"/>
-                <w:left w:val="none" w:sz="0" w:space="0" w:color="000000"/>
-                <w:right w:val="none" w:sz="0" w:space="0" w:color="000000"/>
-              </w:pBdr>
-              <w:spacing w:after="100" w:before="100" w:line="240"/>
-              <w:ind w:left="100" w:right="100" w:firstLine="0" w:firstLineChars="0"/>
-              <w:rPr>
-                <w:rFonts w:ascii="Helvetica" w:hAnsi="Helvetica" w:eastAsia="Helvetica" w:cs="Helvetica"/>
-                <w:i w:val="false"/>
-                <w:b w:val="false"/>
-                <w:u w:val="none"/>
-                <w:sz w:val="22"/>
-                <w:szCs w:val="22"/>
-                <w:color w:val="000000"/>
-              </w:rPr>
-            </w:pPr>
-            <w:r>
-              <w:rPr>
-                <w:rFonts w:ascii="Helvetica" w:hAnsi="Helvetica" w:eastAsia="Helvetica" w:cs="Helvetica"/>
-                <w:i w:val="false"/>
-                <w:b w:val="false"/>
-                <w:u w:val="none"/>
-                <w:sz w:val="22"/>
-                <w:szCs w:val="22"/>
-                <w:color w:val="000000"/>
-              </w:rPr>
-              <w:t xml:space="preserve">4,147, 148,460</w:t>
+              <w:t xml:space="preserve">27,988</w:t>
+            </w:r>
+          </w:p>
+        </w:tc>
+        <w:tc>
+          <w:tcPr>
+            <w:tcBorders>
+              <w:bottom w:val="none" w:sz="0" w:space="0" w:color="000000"/>
+              <w:top w:val="none" w:sz="0" w:space="0" w:color="000000"/>
+              <w:left w:val="none" w:sz="0" w:space="0" w:color="000000"/>
+              <w:right w:val="none" w:sz="0" w:space="0" w:color="000000"/>
+            </w:tcBorders>
+            <w:shd w:val="clear" w:color="auto" w:fill="FFFFFF"/>
+            <w:tcMar>
+              <w:top w:w="0" w:type="dxa"/>
+              <w:bottom w:w="0" w:type="dxa"/>
+              <w:left w:w="0" w:type="dxa"/>
+              <w:right w:w="0" w:type="dxa"/>
+            </w:tcMar>
+            <w:vAlign w:val="top"/>
+          </w:tcPr>
+          <w:p>
+            <w:pPr>
+              <w:pStyle w:val="Normal"/>
+              <w:jc w:val="center"/>
+              <w:pBdr>
+                <w:bottom w:val="none" w:sz="0" w:space="0" w:color="000000"/>
+                <w:top w:val="none" w:sz="0" w:space="0" w:color="000000"/>
+                <w:left w:val="none" w:sz="0" w:space="0" w:color="000000"/>
+                <w:right w:val="none" w:sz="0" w:space="0" w:color="000000"/>
+              </w:pBdr>
+              <w:spacing w:after="100" w:before="100" w:line="240"/>
+              <w:ind w:left="100" w:right="100" w:firstLine="0" w:firstLineChars="0"/>
+              <w:rPr>
+                <w:rFonts w:ascii="Helvetica" w:hAnsi="Helvetica" w:eastAsia="Helvetica" w:cs="Helvetica"/>
+                <w:i w:val="false"/>
+                <w:b w:val="false"/>
+                <w:u w:val="none"/>
+                <w:sz w:val="22"/>
+                <w:szCs w:val="22"/>
+                <w:color w:val="000000"/>
+              </w:rPr>
+            </w:pPr>
+            <w:r>
+              <w:rPr>
+                <w:rFonts w:ascii="Helvetica" w:hAnsi="Helvetica" w:eastAsia="Helvetica" w:cs="Helvetica"/>
+                <w:i w:val="false"/>
+                <w:b w:val="false"/>
+                <w:u w:val="none"/>
+                <w:sz w:val="22"/>
+                <w:szCs w:val="22"/>
+                <w:color w:val="000000"/>
+              </w:rPr>
+              <w:t xml:space="preserve">5,208, 150,423</w:t>
             </w:r>
           </w:p>
         </w:tc>
@@ -15593,120 +15593,120 @@
                 <w:szCs w:val="22"/>
                 <w:color w:val="000000"/>
               </w:rPr>
-              <w:t xml:space="preserve">0.98</w:t>
-            </w:r>
-          </w:p>
-        </w:tc>
-        <w:tc>
-          <w:tcPr>
-            <w:tcBorders>
-              <w:bottom w:val="none" w:sz="0" w:space="0" w:color="000000"/>
-              <w:top w:val="none" w:sz="0" w:space="0" w:color="000000"/>
-              <w:left w:val="none" w:sz="0" w:space="0" w:color="000000"/>
-              <w:right w:val="none" w:sz="0" w:space="0" w:color="000000"/>
-            </w:tcBorders>
-            <w:shd w:val="clear" w:color="auto" w:fill="FFFFFF"/>
-            <w:tcMar>
-              <w:top w:w="0" w:type="dxa"/>
-              <w:bottom w:w="0" w:type="dxa"/>
-              <w:left w:w="0" w:type="dxa"/>
-              <w:right w:w="0" w:type="dxa"/>
-            </w:tcMar>
-            <w:vAlign w:val="top"/>
-          </w:tcPr>
-          <w:p>
-            <w:pPr>
-              <w:pStyle w:val="Normal"/>
-              <w:jc w:val="center"/>
-              <w:pBdr>
-                <w:bottom w:val="none" w:sz="0" w:space="0" w:color="000000"/>
-                <w:top w:val="none" w:sz="0" w:space="0" w:color="000000"/>
-                <w:left w:val="none" w:sz="0" w:space="0" w:color="000000"/>
-                <w:right w:val="none" w:sz="0" w:space="0" w:color="000000"/>
-              </w:pBdr>
-              <w:spacing w:after="100" w:before="100" w:line="240"/>
-              <w:ind w:left="100" w:right="100" w:firstLine="0" w:firstLineChars="0"/>
-              <w:rPr>
-                <w:rFonts w:ascii="Helvetica" w:hAnsi="Helvetica" w:eastAsia="Helvetica" w:cs="Helvetica"/>
-                <w:i w:val="false"/>
-                <w:b w:val="false"/>
-                <w:u w:val="none"/>
-                <w:sz w:val="22"/>
-                <w:szCs w:val="22"/>
-                <w:color w:val="000000"/>
-              </w:rPr>
-            </w:pPr>
-            <w:r>
-              <w:rPr>
-                <w:rFonts w:ascii="Helvetica" w:hAnsi="Helvetica" w:eastAsia="Helvetica" w:cs="Helvetica"/>
-                <w:i w:val="false"/>
-                <w:b w:val="false"/>
-                <w:u w:val="none"/>
-                <w:sz w:val="22"/>
-                <w:szCs w:val="22"/>
-                <w:color w:val="000000"/>
-              </w:rPr>
-              <w:t xml:space="preserve">0.38, 2.53</w:t>
-            </w:r>
-          </w:p>
-        </w:tc>
-        <w:tc>
-          <w:tcPr>
-            <w:tcBorders>
-              <w:bottom w:val="none" w:sz="0" w:space="0" w:color="000000"/>
-              <w:top w:val="none" w:sz="0" w:space="0" w:color="000000"/>
-              <w:left w:val="none" w:sz="0" w:space="0" w:color="000000"/>
-              <w:right w:val="none" w:sz="0" w:space="0" w:color="000000"/>
-            </w:tcBorders>
-            <w:shd w:val="clear" w:color="auto" w:fill="FFFFFF"/>
-            <w:tcMar>
-              <w:top w:w="0" w:type="dxa"/>
-              <w:bottom w:w="0" w:type="dxa"/>
-              <w:left w:w="0" w:type="dxa"/>
-              <w:right w:w="0" w:type="dxa"/>
-            </w:tcMar>
-            <w:vAlign w:val="top"/>
-          </w:tcPr>
-          <w:p>
-            <w:pPr>
-              <w:pStyle w:val="Normal"/>
-              <w:jc w:val="center"/>
-              <w:pBdr>
-                <w:bottom w:val="none" w:sz="0" w:space="0" w:color="000000"/>
-                <w:top w:val="none" w:sz="0" w:space="0" w:color="000000"/>
-                <w:left w:val="none" w:sz="0" w:space="0" w:color="000000"/>
-                <w:right w:val="none" w:sz="0" w:space="0" w:color="000000"/>
-              </w:pBdr>
-              <w:spacing w:after="100" w:before="100" w:line="240"/>
-              <w:ind w:left="100" w:right="100" w:firstLine="0" w:firstLineChars="0"/>
-              <w:rPr>
-                <w:rFonts w:ascii="Helvetica" w:hAnsi="Helvetica" w:eastAsia="Helvetica" w:cs="Helvetica"/>
-                <w:i w:val="false"/>
-                <w:b w:val="false"/>
-                <w:u w:val="none"/>
-                <w:sz w:val="22"/>
-                <w:szCs w:val="22"/>
-                <w:color w:val="000000"/>
-              </w:rPr>
-            </w:pPr>
-            <w:r>
-              <w:rPr>
-                <w:rFonts w:ascii="Helvetica" w:hAnsi="Helvetica" w:eastAsia="Helvetica" w:cs="Helvetica"/>
-                <w:i w:val="false"/>
-                <w:b w:val="false"/>
-                <w:u w:val="none"/>
-                <w:sz w:val="22"/>
-                <w:szCs w:val="22"/>
-                <w:color w:val="000000"/>
-              </w:rPr>
-              <w:t xml:space="preserve">0.970</w:t>
+              <w:t xml:space="preserve">0.99</w:t>
+            </w:r>
+          </w:p>
+        </w:tc>
+        <w:tc>
+          <w:tcPr>
+            <w:tcBorders>
+              <w:bottom w:val="none" w:sz="0" w:space="0" w:color="000000"/>
+              <w:top w:val="none" w:sz="0" w:space="0" w:color="000000"/>
+              <w:left w:val="none" w:sz="0" w:space="0" w:color="000000"/>
+              <w:right w:val="none" w:sz="0" w:space="0" w:color="000000"/>
+            </w:tcBorders>
+            <w:shd w:val="clear" w:color="auto" w:fill="FFFFFF"/>
+            <w:tcMar>
+              <w:top w:w="0" w:type="dxa"/>
+              <w:bottom w:w="0" w:type="dxa"/>
+              <w:left w:w="0" w:type="dxa"/>
+              <w:right w:w="0" w:type="dxa"/>
+            </w:tcMar>
+            <w:vAlign w:val="top"/>
+          </w:tcPr>
+          <w:p>
+            <w:pPr>
+              <w:pStyle w:val="Normal"/>
+              <w:jc w:val="center"/>
+              <w:pBdr>
+                <w:bottom w:val="none" w:sz="0" w:space="0" w:color="000000"/>
+                <w:top w:val="none" w:sz="0" w:space="0" w:color="000000"/>
+                <w:left w:val="none" w:sz="0" w:space="0" w:color="000000"/>
+                <w:right w:val="none" w:sz="0" w:space="0" w:color="000000"/>
+              </w:pBdr>
+              <w:spacing w:after="100" w:before="100" w:line="240"/>
+              <w:ind w:left="100" w:right="100" w:firstLine="0" w:firstLineChars="0"/>
+              <w:rPr>
+                <w:rFonts w:ascii="Helvetica" w:hAnsi="Helvetica" w:eastAsia="Helvetica" w:cs="Helvetica"/>
+                <w:i w:val="false"/>
+                <w:b w:val="false"/>
+                <w:u w:val="none"/>
+                <w:sz w:val="22"/>
+                <w:szCs w:val="22"/>
+                <w:color w:val="000000"/>
+              </w:rPr>
+            </w:pPr>
+            <w:r>
+              <w:rPr>
+                <w:rFonts w:ascii="Helvetica" w:hAnsi="Helvetica" w:eastAsia="Helvetica" w:cs="Helvetica"/>
+                <w:i w:val="false"/>
+                <w:b w:val="false"/>
+                <w:u w:val="none"/>
+                <w:sz w:val="22"/>
+                <w:szCs w:val="22"/>
+                <w:color w:val="000000"/>
+              </w:rPr>
+              <w:t xml:space="preserve">0.39, 2.52</w:t>
+            </w:r>
+          </w:p>
+        </w:tc>
+        <w:tc>
+          <w:tcPr>
+            <w:tcBorders>
+              <w:bottom w:val="none" w:sz="0" w:space="0" w:color="000000"/>
+              <w:top w:val="none" w:sz="0" w:space="0" w:color="000000"/>
+              <w:left w:val="none" w:sz="0" w:space="0" w:color="000000"/>
+              <w:right w:val="none" w:sz="0" w:space="0" w:color="000000"/>
+            </w:tcBorders>
+            <w:shd w:val="clear" w:color="auto" w:fill="FFFFFF"/>
+            <w:tcMar>
+              <w:top w:w="0" w:type="dxa"/>
+              <w:bottom w:w="0" w:type="dxa"/>
+              <w:left w:w="0" w:type="dxa"/>
+              <w:right w:w="0" w:type="dxa"/>
+            </w:tcMar>
+            <w:vAlign w:val="top"/>
+          </w:tcPr>
+          <w:p>
+            <w:pPr>
+              <w:pStyle w:val="Normal"/>
+              <w:jc w:val="center"/>
+              <w:pBdr>
+                <w:bottom w:val="none" w:sz="0" w:space="0" w:color="000000"/>
+                <w:top w:val="none" w:sz="0" w:space="0" w:color="000000"/>
+                <w:left w:val="none" w:sz="0" w:space="0" w:color="000000"/>
+                <w:right w:val="none" w:sz="0" w:space="0" w:color="000000"/>
+              </w:pBdr>
+              <w:spacing w:after="100" w:before="100" w:line="240"/>
+              <w:ind w:left="100" w:right="100" w:firstLine="0" w:firstLineChars="0"/>
+              <w:rPr>
+                <w:rFonts w:ascii="Helvetica" w:hAnsi="Helvetica" w:eastAsia="Helvetica" w:cs="Helvetica"/>
+                <w:i w:val="false"/>
+                <w:b w:val="false"/>
+                <w:u w:val="none"/>
+                <w:sz w:val="22"/>
+                <w:szCs w:val="22"/>
+                <w:color w:val="000000"/>
+              </w:rPr>
+            </w:pPr>
+            <w:r>
+              <w:rPr>
+                <w:rFonts w:ascii="Helvetica" w:hAnsi="Helvetica" w:eastAsia="Helvetica" w:cs="Helvetica"/>
+                <w:i w:val="false"/>
+                <w:b w:val="false"/>
+                <w:u w:val="none"/>
+                <w:sz w:val="22"/>
+                <w:szCs w:val="22"/>
+                <w:color w:val="000000"/>
+              </w:rPr>
+              <w:t xml:space="preserve">0.980</w:t>
             </w:r>
           </w:p>
         </w:tc>
       </w:tr>
       <w:tr>
         <w:trPr>
-          <w:trHeight w:val="619" w:hRule="auto"/>
+          <w:trHeight w:val="598" w:hRule="auto"/>
         </w:trPr>
         body32
         <w:tc>
@@ -15758,7 +15758,7 @@
                 <w:szCs w:val="22"/>
                 <w:color w:val="000000"/>
               </w:rPr>
-              <w:t xml:space="preserve">ckd_epi_gfr_cre_cys_unindex</w:t>
+              <w:t xml:space="preserve">cockcroft</w:t>
             </w:r>
           </w:p>
         </w:tc>
@@ -15917,7 +15917,7 @@
                 <w:szCs w:val="22"/>
                 <w:color w:val="000000"/>
               </w:rPr>
-              <w:t xml:space="preserve">0.95, 0.98</w:t>
+              <w:t xml:space="preserve">0.96, 0.99</w:t>
             </w:r>
           </w:p>
         </w:tc>
@@ -16076,7 +16076,7 @@
                 <w:szCs w:val="22"/>
                 <w:color w:val="000000"/>
               </w:rPr>
-              <w:t xml:space="preserve">0.97</w:t>
+              <w:t xml:space="preserve">0.96</w:t>
             </w:r>
           </w:p>
         </w:tc>
@@ -16129,7 +16129,7 @@
                 <w:szCs w:val="22"/>
                 <w:color w:val="000000"/>
               </w:rPr>
-              <w:t xml:space="preserve">0.93, 1.00</w:t>
+              <w:t xml:space="preserve">0.93, 0.99</w:t>
             </w:r>
           </w:p>
         </w:tc>
@@ -16182,7 +16182,7 @@
                 <w:szCs w:val="22"/>
                 <w:color w:val="000000"/>
               </w:rPr>
-              <w:t xml:space="preserve">0.031</w:t>
+              <w:t xml:space="preserve">0.018</w:t>
             </w:r>
           </w:p>
         </w:tc>

--- a/docs/tables/whole/sec5_ckd_composite.docx
+++ b/docs/tables/whole/sec5_ckd_composite.docx
@@ -1103,7 +1103,7 @@
                 <w:szCs w:val="22"/>
                 <w:color w:val="000000"/>
               </w:rPr>
-              <w:t xml:space="preserve">1.32</w:t>
+              <w:t xml:space="preserve">1.13</w:t>
             </w:r>
           </w:p>
         </w:tc>
@@ -1156,7 +1156,7 @@
                 <w:szCs w:val="22"/>
                 <w:color w:val="000000"/>
               </w:rPr>
-              <w:t xml:space="preserve">1.10, 1.58</w:t>
+              <w:t xml:space="preserve">0.95, 1.35</w:t>
             </w:r>
           </w:p>
         </w:tc>
@@ -1209,7 +1209,7 @@
                 <w:szCs w:val="22"/>
                 <w:color w:val="000000"/>
               </w:rPr>
-              <w:t xml:space="preserve">0.002</w:t>
+              <w:t xml:space="preserve">0.160</w:t>
             </w:r>
           </w:p>
         </w:tc>
@@ -1586,113 +1586,113 @@
                 <w:szCs w:val="22"/>
                 <w:color w:val="000000"/>
               </w:rPr>
-              <w:t xml:space="preserve">1.01</w:t>
-            </w:r>
-          </w:p>
-        </w:tc>
-        <w:tc>
-          <w:tcPr>
-            <w:tcBorders>
-              <w:bottom w:val="none" w:sz="0" w:space="0" w:color="000000"/>
-              <w:top w:val="none" w:sz="0" w:space="0" w:color="000000"/>
-              <w:left w:val="none" w:sz="0" w:space="0" w:color="000000"/>
-              <w:right w:val="none" w:sz="0" w:space="0" w:color="000000"/>
-            </w:tcBorders>
-            <w:shd w:val="clear" w:color="auto" w:fill="FFFFFF"/>
-            <w:tcMar>
-              <w:top w:w="0" w:type="dxa"/>
-              <w:bottom w:w="0" w:type="dxa"/>
-              <w:left w:w="0" w:type="dxa"/>
-              <w:right w:w="0" w:type="dxa"/>
-            </w:tcMar>
-            <w:vAlign w:val="top"/>
-          </w:tcPr>
-          <w:p>
-            <w:pPr>
-              <w:pStyle w:val="Normal"/>
-              <w:jc w:val="center"/>
-              <w:pBdr>
-                <w:bottom w:val="none" w:sz="0" w:space="0" w:color="000000"/>
-                <w:top w:val="none" w:sz="0" w:space="0" w:color="000000"/>
-                <w:left w:val="none" w:sz="0" w:space="0" w:color="000000"/>
-                <w:right w:val="none" w:sz="0" w:space="0" w:color="000000"/>
-              </w:pBdr>
-              <w:spacing w:after="100" w:before="100" w:line="240"/>
-              <w:ind w:left="100" w:right="100" w:firstLine="0" w:firstLineChars="0"/>
-              <w:rPr>
-                <w:rFonts w:ascii="Helvetica" w:hAnsi="Helvetica" w:eastAsia="Helvetica" w:cs="Helvetica"/>
-                <w:i w:val="false"/>
-                <w:b w:val="false"/>
-                <w:u w:val="none"/>
-                <w:sz w:val="22"/>
-                <w:szCs w:val="22"/>
-                <w:color w:val="000000"/>
-              </w:rPr>
-            </w:pPr>
-            <w:r>
-              <w:rPr>
-                <w:rFonts w:ascii="Helvetica" w:hAnsi="Helvetica" w:eastAsia="Helvetica" w:cs="Helvetica"/>
-                <w:i w:val="false"/>
-                <w:b w:val="false"/>
-                <w:u w:val="none"/>
-                <w:sz w:val="22"/>
-                <w:szCs w:val="22"/>
-                <w:color w:val="000000"/>
-              </w:rPr>
-              <w:t xml:space="preserve">0.95, 1.07</w:t>
-            </w:r>
-          </w:p>
-        </w:tc>
-        <w:tc>
-          <w:tcPr>
-            <w:tcBorders>
-              <w:bottom w:val="none" w:sz="0" w:space="0" w:color="000000"/>
-              <w:top w:val="none" w:sz="0" w:space="0" w:color="000000"/>
-              <w:left w:val="none" w:sz="0" w:space="0" w:color="000000"/>
-              <w:right w:val="none" w:sz="0" w:space="0" w:color="000000"/>
-            </w:tcBorders>
-            <w:shd w:val="clear" w:color="auto" w:fill="FFFFFF"/>
-            <w:tcMar>
-              <w:top w:w="0" w:type="dxa"/>
-              <w:bottom w:w="0" w:type="dxa"/>
-              <w:left w:w="0" w:type="dxa"/>
-              <w:right w:w="0" w:type="dxa"/>
-            </w:tcMar>
-            <w:vAlign w:val="top"/>
-          </w:tcPr>
-          <w:p>
-            <w:pPr>
-              <w:pStyle w:val="Normal"/>
-              <w:jc w:val="center"/>
-              <w:pBdr>
-                <w:bottom w:val="none" w:sz="0" w:space="0" w:color="000000"/>
-                <w:top w:val="none" w:sz="0" w:space="0" w:color="000000"/>
-                <w:left w:val="none" w:sz="0" w:space="0" w:color="000000"/>
-                <w:right w:val="none" w:sz="0" w:space="0" w:color="000000"/>
-              </w:pBdr>
-              <w:spacing w:after="100" w:before="100" w:line="240"/>
-              <w:ind w:left="100" w:right="100" w:firstLine="0" w:firstLineChars="0"/>
-              <w:rPr>
-                <w:rFonts w:ascii="Helvetica" w:hAnsi="Helvetica" w:eastAsia="Helvetica" w:cs="Helvetica"/>
-                <w:i w:val="false"/>
-                <w:b w:val="false"/>
-                <w:u w:val="none"/>
-                <w:sz w:val="22"/>
-                <w:szCs w:val="22"/>
-                <w:color w:val="000000"/>
-              </w:rPr>
-            </w:pPr>
-            <w:r>
-              <w:rPr>
-                <w:rFonts w:ascii="Helvetica" w:hAnsi="Helvetica" w:eastAsia="Helvetica" w:cs="Helvetica"/>
-                <w:i w:val="false"/>
-                <w:b w:val="false"/>
-                <w:u w:val="none"/>
-                <w:sz w:val="22"/>
-                <w:szCs w:val="22"/>
-                <w:color w:val="000000"/>
-              </w:rPr>
-              <w:t xml:space="preserve">0.730</w:t>
+              <w:t xml:space="preserve">1.04</w:t>
+            </w:r>
+          </w:p>
+        </w:tc>
+        <w:tc>
+          <w:tcPr>
+            <w:tcBorders>
+              <w:bottom w:val="none" w:sz="0" w:space="0" w:color="000000"/>
+              <w:top w:val="none" w:sz="0" w:space="0" w:color="000000"/>
+              <w:left w:val="none" w:sz="0" w:space="0" w:color="000000"/>
+              <w:right w:val="none" w:sz="0" w:space="0" w:color="000000"/>
+            </w:tcBorders>
+            <w:shd w:val="clear" w:color="auto" w:fill="FFFFFF"/>
+            <w:tcMar>
+              <w:top w:w="0" w:type="dxa"/>
+              <w:bottom w:w="0" w:type="dxa"/>
+              <w:left w:w="0" w:type="dxa"/>
+              <w:right w:w="0" w:type="dxa"/>
+            </w:tcMar>
+            <w:vAlign w:val="top"/>
+          </w:tcPr>
+          <w:p>
+            <w:pPr>
+              <w:pStyle w:val="Normal"/>
+              <w:jc w:val="center"/>
+              <w:pBdr>
+                <w:bottom w:val="none" w:sz="0" w:space="0" w:color="000000"/>
+                <w:top w:val="none" w:sz="0" w:space="0" w:color="000000"/>
+                <w:left w:val="none" w:sz="0" w:space="0" w:color="000000"/>
+                <w:right w:val="none" w:sz="0" w:space="0" w:color="000000"/>
+              </w:pBdr>
+              <w:spacing w:after="100" w:before="100" w:line="240"/>
+              <w:ind w:left="100" w:right="100" w:firstLine="0" w:firstLineChars="0"/>
+              <w:rPr>
+                <w:rFonts w:ascii="Helvetica" w:hAnsi="Helvetica" w:eastAsia="Helvetica" w:cs="Helvetica"/>
+                <w:i w:val="false"/>
+                <w:b w:val="false"/>
+                <w:u w:val="none"/>
+                <w:sz w:val="22"/>
+                <w:szCs w:val="22"/>
+                <w:color w:val="000000"/>
+              </w:rPr>
+            </w:pPr>
+            <w:r>
+              <w:rPr>
+                <w:rFonts w:ascii="Helvetica" w:hAnsi="Helvetica" w:eastAsia="Helvetica" w:cs="Helvetica"/>
+                <w:i w:val="false"/>
+                <w:b w:val="false"/>
+                <w:u w:val="none"/>
+                <w:sz w:val="22"/>
+                <w:szCs w:val="22"/>
+                <w:color w:val="000000"/>
+              </w:rPr>
+              <w:t xml:space="preserve">0.98, 1.10</w:t>
+            </w:r>
+          </w:p>
+        </w:tc>
+        <w:tc>
+          <w:tcPr>
+            <w:tcBorders>
+              <w:bottom w:val="none" w:sz="0" w:space="0" w:color="000000"/>
+              <w:top w:val="none" w:sz="0" w:space="0" w:color="000000"/>
+              <w:left w:val="none" w:sz="0" w:space="0" w:color="000000"/>
+              <w:right w:val="none" w:sz="0" w:space="0" w:color="000000"/>
+            </w:tcBorders>
+            <w:shd w:val="clear" w:color="auto" w:fill="FFFFFF"/>
+            <w:tcMar>
+              <w:top w:w="0" w:type="dxa"/>
+              <w:bottom w:w="0" w:type="dxa"/>
+              <w:left w:w="0" w:type="dxa"/>
+              <w:right w:w="0" w:type="dxa"/>
+            </w:tcMar>
+            <w:vAlign w:val="top"/>
+          </w:tcPr>
+          <w:p>
+            <w:pPr>
+              <w:pStyle w:val="Normal"/>
+              <w:jc w:val="center"/>
+              <w:pBdr>
+                <w:bottom w:val="none" w:sz="0" w:space="0" w:color="000000"/>
+                <w:top w:val="none" w:sz="0" w:space="0" w:color="000000"/>
+                <w:left w:val="none" w:sz="0" w:space="0" w:color="000000"/>
+                <w:right w:val="none" w:sz="0" w:space="0" w:color="000000"/>
+              </w:pBdr>
+              <w:spacing w:after="100" w:before="100" w:line="240"/>
+              <w:ind w:left="100" w:right="100" w:firstLine="0" w:firstLineChars="0"/>
+              <w:rPr>
+                <w:rFonts w:ascii="Helvetica" w:hAnsi="Helvetica" w:eastAsia="Helvetica" w:cs="Helvetica"/>
+                <w:i w:val="false"/>
+                <w:b w:val="false"/>
+                <w:u w:val="none"/>
+                <w:sz w:val="22"/>
+                <w:szCs w:val="22"/>
+                <w:color w:val="000000"/>
+              </w:rPr>
+            </w:pPr>
+            <w:r>
+              <w:rPr>
+                <w:rFonts w:ascii="Helvetica" w:hAnsi="Helvetica" w:eastAsia="Helvetica" w:cs="Helvetica"/>
+                <w:i w:val="false"/>
+                <w:b w:val="false"/>
+                <w:u w:val="none"/>
+                <w:sz w:val="22"/>
+                <w:szCs w:val="22"/>
+                <w:color w:val="000000"/>
+              </w:rPr>
+              <w:t xml:space="preserve">0.200</w:t>
             </w:r>
           </w:p>
         </w:tc>
@@ -3035,113 +3035,113 @@
                 <w:szCs w:val="22"/>
                 <w:color w:val="000000"/>
               </w:rPr>
-              <w:t xml:space="preserve">1.69</w:t>
-            </w:r>
-          </w:p>
-        </w:tc>
-        <w:tc>
-          <w:tcPr>
-            <w:tcBorders>
-              <w:bottom w:val="none" w:sz="0" w:space="0" w:color="000000"/>
-              <w:top w:val="none" w:sz="0" w:space="0" w:color="000000"/>
-              <w:left w:val="none" w:sz="0" w:space="0" w:color="000000"/>
-              <w:right w:val="none" w:sz="0" w:space="0" w:color="000000"/>
-            </w:tcBorders>
-            <w:shd w:val="clear" w:color="auto" w:fill="FFFFFF"/>
-            <w:tcMar>
-              <w:top w:w="0" w:type="dxa"/>
-              <w:bottom w:w="0" w:type="dxa"/>
-              <w:left w:w="0" w:type="dxa"/>
-              <w:right w:w="0" w:type="dxa"/>
-            </w:tcMar>
-            <w:vAlign w:val="top"/>
-          </w:tcPr>
-          <w:p>
-            <w:pPr>
-              <w:pStyle w:val="Normal"/>
-              <w:jc w:val="center"/>
-              <w:pBdr>
-                <w:bottom w:val="none" w:sz="0" w:space="0" w:color="000000"/>
-                <w:top w:val="none" w:sz="0" w:space="0" w:color="000000"/>
-                <w:left w:val="none" w:sz="0" w:space="0" w:color="000000"/>
-                <w:right w:val="none" w:sz="0" w:space="0" w:color="000000"/>
-              </w:pBdr>
-              <w:spacing w:after="100" w:before="100" w:line="240"/>
-              <w:ind w:left="100" w:right="100" w:firstLine="0" w:firstLineChars="0"/>
-              <w:rPr>
-                <w:rFonts w:ascii="Helvetica" w:hAnsi="Helvetica" w:eastAsia="Helvetica" w:cs="Helvetica"/>
-                <w:i w:val="false"/>
-                <w:b w:val="false"/>
-                <w:u w:val="none"/>
-                <w:sz w:val="22"/>
-                <w:szCs w:val="22"/>
-                <w:color w:val="000000"/>
-              </w:rPr>
-            </w:pPr>
-            <w:r>
-              <w:rPr>
-                <w:rFonts w:ascii="Helvetica" w:hAnsi="Helvetica" w:eastAsia="Helvetica" w:cs="Helvetica"/>
-                <w:i w:val="false"/>
-                <w:b w:val="false"/>
-                <w:u w:val="none"/>
-                <w:sz w:val="22"/>
-                <w:szCs w:val="22"/>
-                <w:color w:val="000000"/>
-              </w:rPr>
-              <w:t xml:space="preserve">0.52, 5.48</w:t>
-            </w:r>
-          </w:p>
-        </w:tc>
-        <w:tc>
-          <w:tcPr>
-            <w:tcBorders>
-              <w:bottom w:val="none" w:sz="0" w:space="0" w:color="000000"/>
-              <w:top w:val="none" w:sz="0" w:space="0" w:color="000000"/>
-              <w:left w:val="none" w:sz="0" w:space="0" w:color="000000"/>
-              <w:right w:val="none" w:sz="0" w:space="0" w:color="000000"/>
-            </w:tcBorders>
-            <w:shd w:val="clear" w:color="auto" w:fill="FFFFFF"/>
-            <w:tcMar>
-              <w:top w:w="0" w:type="dxa"/>
-              <w:bottom w:w="0" w:type="dxa"/>
-              <w:left w:w="0" w:type="dxa"/>
-              <w:right w:w="0" w:type="dxa"/>
-            </w:tcMar>
-            <w:vAlign w:val="top"/>
-          </w:tcPr>
-          <w:p>
-            <w:pPr>
-              <w:pStyle w:val="Normal"/>
-              <w:jc w:val="center"/>
-              <w:pBdr>
-                <w:bottom w:val="none" w:sz="0" w:space="0" w:color="000000"/>
-                <w:top w:val="none" w:sz="0" w:space="0" w:color="000000"/>
-                <w:left w:val="none" w:sz="0" w:space="0" w:color="000000"/>
-                <w:right w:val="none" w:sz="0" w:space="0" w:color="000000"/>
-              </w:pBdr>
-              <w:spacing w:after="100" w:before="100" w:line="240"/>
-              <w:ind w:left="100" w:right="100" w:firstLine="0" w:firstLineChars="0"/>
-              <w:rPr>
-                <w:rFonts w:ascii="Helvetica" w:hAnsi="Helvetica" w:eastAsia="Helvetica" w:cs="Helvetica"/>
-                <w:i w:val="false"/>
-                <w:b w:val="false"/>
-                <w:u w:val="none"/>
-                <w:sz w:val="22"/>
-                <w:szCs w:val="22"/>
-                <w:color w:val="000000"/>
-              </w:rPr>
-            </w:pPr>
-            <w:r>
-              <w:rPr>
-                <w:rFonts w:ascii="Helvetica" w:hAnsi="Helvetica" w:eastAsia="Helvetica" w:cs="Helvetica"/>
-                <w:i w:val="false"/>
-                <w:b w:val="false"/>
-                <w:u w:val="none"/>
-                <w:sz w:val="22"/>
-                <w:szCs w:val="22"/>
-                <w:color w:val="000000"/>
-              </w:rPr>
-              <w:t xml:space="preserve">0.380</w:t>
+              <w:t xml:space="preserve">1.16</w:t>
+            </w:r>
+          </w:p>
+        </w:tc>
+        <w:tc>
+          <w:tcPr>
+            <w:tcBorders>
+              <w:bottom w:val="none" w:sz="0" w:space="0" w:color="000000"/>
+              <w:top w:val="none" w:sz="0" w:space="0" w:color="000000"/>
+              <w:left w:val="none" w:sz="0" w:space="0" w:color="000000"/>
+              <w:right w:val="none" w:sz="0" w:space="0" w:color="000000"/>
+            </w:tcBorders>
+            <w:shd w:val="clear" w:color="auto" w:fill="FFFFFF"/>
+            <w:tcMar>
+              <w:top w:w="0" w:type="dxa"/>
+              <w:bottom w:w="0" w:type="dxa"/>
+              <w:left w:w="0" w:type="dxa"/>
+              <w:right w:w="0" w:type="dxa"/>
+            </w:tcMar>
+            <w:vAlign w:val="top"/>
+          </w:tcPr>
+          <w:p>
+            <w:pPr>
+              <w:pStyle w:val="Normal"/>
+              <w:jc w:val="center"/>
+              <w:pBdr>
+                <w:bottom w:val="none" w:sz="0" w:space="0" w:color="000000"/>
+                <w:top w:val="none" w:sz="0" w:space="0" w:color="000000"/>
+                <w:left w:val="none" w:sz="0" w:space="0" w:color="000000"/>
+                <w:right w:val="none" w:sz="0" w:space="0" w:color="000000"/>
+              </w:pBdr>
+              <w:spacing w:after="100" w:before="100" w:line="240"/>
+              <w:ind w:left="100" w:right="100" w:firstLine="0" w:firstLineChars="0"/>
+              <w:rPr>
+                <w:rFonts w:ascii="Helvetica" w:hAnsi="Helvetica" w:eastAsia="Helvetica" w:cs="Helvetica"/>
+                <w:i w:val="false"/>
+                <w:b w:val="false"/>
+                <w:u w:val="none"/>
+                <w:sz w:val="22"/>
+                <w:szCs w:val="22"/>
+                <w:color w:val="000000"/>
+              </w:rPr>
+            </w:pPr>
+            <w:r>
+              <w:rPr>
+                <w:rFonts w:ascii="Helvetica" w:hAnsi="Helvetica" w:eastAsia="Helvetica" w:cs="Helvetica"/>
+                <w:i w:val="false"/>
+                <w:b w:val="false"/>
+                <w:u w:val="none"/>
+                <w:sz w:val="22"/>
+                <w:szCs w:val="22"/>
+                <w:color w:val="000000"/>
+              </w:rPr>
+              <w:t xml:space="preserve">0.40, 3.35</w:t>
+            </w:r>
+          </w:p>
+        </w:tc>
+        <w:tc>
+          <w:tcPr>
+            <w:tcBorders>
+              <w:bottom w:val="none" w:sz="0" w:space="0" w:color="000000"/>
+              <w:top w:val="none" w:sz="0" w:space="0" w:color="000000"/>
+              <w:left w:val="none" w:sz="0" w:space="0" w:color="000000"/>
+              <w:right w:val="none" w:sz="0" w:space="0" w:color="000000"/>
+            </w:tcBorders>
+            <w:shd w:val="clear" w:color="auto" w:fill="FFFFFF"/>
+            <w:tcMar>
+              <w:top w:w="0" w:type="dxa"/>
+              <w:bottom w:w="0" w:type="dxa"/>
+              <w:left w:w="0" w:type="dxa"/>
+              <w:right w:w="0" w:type="dxa"/>
+            </w:tcMar>
+            <w:vAlign w:val="top"/>
+          </w:tcPr>
+          <w:p>
+            <w:pPr>
+              <w:pStyle w:val="Normal"/>
+              <w:jc w:val="center"/>
+              <w:pBdr>
+                <w:bottom w:val="none" w:sz="0" w:space="0" w:color="000000"/>
+                <w:top w:val="none" w:sz="0" w:space="0" w:color="000000"/>
+                <w:left w:val="none" w:sz="0" w:space="0" w:color="000000"/>
+                <w:right w:val="none" w:sz="0" w:space="0" w:color="000000"/>
+              </w:pBdr>
+              <w:spacing w:after="100" w:before="100" w:line="240"/>
+              <w:ind w:left="100" w:right="100" w:firstLine="0" w:firstLineChars="0"/>
+              <w:rPr>
+                <w:rFonts w:ascii="Helvetica" w:hAnsi="Helvetica" w:eastAsia="Helvetica" w:cs="Helvetica"/>
+                <w:i w:val="false"/>
+                <w:b w:val="false"/>
+                <w:u w:val="none"/>
+                <w:sz w:val="22"/>
+                <w:szCs w:val="22"/>
+                <w:color w:val="000000"/>
+              </w:rPr>
+            </w:pPr>
+            <w:r>
+              <w:rPr>
+                <w:rFonts w:ascii="Helvetica" w:hAnsi="Helvetica" w:eastAsia="Helvetica" w:cs="Helvetica"/>
+                <w:i w:val="false"/>
+                <w:b w:val="false"/>
+                <w:u w:val="none"/>
+                <w:sz w:val="22"/>
+                <w:szCs w:val="22"/>
+                <w:color w:val="000000"/>
+              </w:rPr>
+              <w:t xml:space="preserve">0.780</w:t>
             </w:r>
           </w:p>
         </w:tc>
@@ -3518,113 +3518,113 @@
                 <w:szCs w:val="22"/>
                 <w:color w:val="000000"/>
               </w:rPr>
-              <w:t xml:space="preserve">0.93</w:t>
-            </w:r>
-          </w:p>
-        </w:tc>
-        <w:tc>
-          <w:tcPr>
-            <w:tcBorders>
-              <w:bottom w:val="none" w:sz="0" w:space="0" w:color="000000"/>
-              <w:top w:val="none" w:sz="0" w:space="0" w:color="000000"/>
-              <w:left w:val="none" w:sz="0" w:space="0" w:color="000000"/>
-              <w:right w:val="none" w:sz="0" w:space="0" w:color="000000"/>
-            </w:tcBorders>
-            <w:shd w:val="clear" w:color="auto" w:fill="FFFFFF"/>
-            <w:tcMar>
-              <w:top w:w="0" w:type="dxa"/>
-              <w:bottom w:w="0" w:type="dxa"/>
-              <w:left w:w="0" w:type="dxa"/>
-              <w:right w:w="0" w:type="dxa"/>
-            </w:tcMar>
-            <w:vAlign w:val="top"/>
-          </w:tcPr>
-          <w:p>
-            <w:pPr>
-              <w:pStyle w:val="Normal"/>
-              <w:jc w:val="center"/>
-              <w:pBdr>
-                <w:bottom w:val="none" w:sz="0" w:space="0" w:color="000000"/>
-                <w:top w:val="none" w:sz="0" w:space="0" w:color="000000"/>
-                <w:left w:val="none" w:sz="0" w:space="0" w:color="000000"/>
-                <w:right w:val="none" w:sz="0" w:space="0" w:color="000000"/>
-              </w:pBdr>
-              <w:spacing w:after="100" w:before="100" w:line="240"/>
-              <w:ind w:left="100" w:right="100" w:firstLine="0" w:firstLineChars="0"/>
-              <w:rPr>
-                <w:rFonts w:ascii="Helvetica" w:hAnsi="Helvetica" w:eastAsia="Helvetica" w:cs="Helvetica"/>
-                <w:i w:val="false"/>
-                <w:b w:val="false"/>
-                <w:u w:val="none"/>
-                <w:sz w:val="22"/>
-                <w:szCs w:val="22"/>
-                <w:color w:val="000000"/>
-              </w:rPr>
-            </w:pPr>
-            <w:r>
-              <w:rPr>
-                <w:rFonts w:ascii="Helvetica" w:hAnsi="Helvetica" w:eastAsia="Helvetica" w:cs="Helvetica"/>
-                <w:i w:val="false"/>
-                <w:b w:val="false"/>
-                <w:u w:val="none"/>
-                <w:sz w:val="22"/>
-                <w:szCs w:val="22"/>
-                <w:color w:val="000000"/>
-              </w:rPr>
-              <w:t xml:space="preserve">0.76, 1.12</w:t>
-            </w:r>
-          </w:p>
-        </w:tc>
-        <w:tc>
-          <w:tcPr>
-            <w:tcBorders>
-              <w:bottom w:val="none" w:sz="0" w:space="0" w:color="000000"/>
-              <w:top w:val="none" w:sz="0" w:space="0" w:color="000000"/>
-              <w:left w:val="none" w:sz="0" w:space="0" w:color="000000"/>
-              <w:right w:val="none" w:sz="0" w:space="0" w:color="000000"/>
-            </w:tcBorders>
-            <w:shd w:val="clear" w:color="auto" w:fill="FFFFFF"/>
-            <w:tcMar>
-              <w:top w:w="0" w:type="dxa"/>
-              <w:bottom w:w="0" w:type="dxa"/>
-              <w:left w:w="0" w:type="dxa"/>
-              <w:right w:w="0" w:type="dxa"/>
-            </w:tcMar>
-            <w:vAlign w:val="top"/>
-          </w:tcPr>
-          <w:p>
-            <w:pPr>
-              <w:pStyle w:val="Normal"/>
-              <w:jc w:val="center"/>
-              <w:pBdr>
-                <w:bottom w:val="none" w:sz="0" w:space="0" w:color="000000"/>
-                <w:top w:val="none" w:sz="0" w:space="0" w:color="000000"/>
-                <w:left w:val="none" w:sz="0" w:space="0" w:color="000000"/>
-                <w:right w:val="none" w:sz="0" w:space="0" w:color="000000"/>
-              </w:pBdr>
-              <w:spacing w:after="100" w:before="100" w:line="240"/>
-              <w:ind w:left="100" w:right="100" w:firstLine="0" w:firstLineChars="0"/>
-              <w:rPr>
-                <w:rFonts w:ascii="Helvetica" w:hAnsi="Helvetica" w:eastAsia="Helvetica" w:cs="Helvetica"/>
-                <w:i w:val="false"/>
-                <w:b w:val="false"/>
-                <w:u w:val="none"/>
-                <w:sz w:val="22"/>
-                <w:szCs w:val="22"/>
-                <w:color w:val="000000"/>
-              </w:rPr>
-            </w:pPr>
-            <w:r>
-              <w:rPr>
-                <w:rFonts w:ascii="Helvetica" w:hAnsi="Helvetica" w:eastAsia="Helvetica" w:cs="Helvetica"/>
-                <w:i w:val="false"/>
-                <w:b w:val="false"/>
-                <w:u w:val="none"/>
-                <w:sz w:val="22"/>
-                <w:szCs w:val="22"/>
-                <w:color w:val="000000"/>
-              </w:rPr>
-              <w:t xml:space="preserve">0.430</w:t>
+              <w:t xml:space="preserve">0.91</w:t>
+            </w:r>
+          </w:p>
+        </w:tc>
+        <w:tc>
+          <w:tcPr>
+            <w:tcBorders>
+              <w:bottom w:val="none" w:sz="0" w:space="0" w:color="000000"/>
+              <w:top w:val="none" w:sz="0" w:space="0" w:color="000000"/>
+              <w:left w:val="none" w:sz="0" w:space="0" w:color="000000"/>
+              <w:right w:val="none" w:sz="0" w:space="0" w:color="000000"/>
+            </w:tcBorders>
+            <w:shd w:val="clear" w:color="auto" w:fill="FFFFFF"/>
+            <w:tcMar>
+              <w:top w:w="0" w:type="dxa"/>
+              <w:bottom w:w="0" w:type="dxa"/>
+              <w:left w:w="0" w:type="dxa"/>
+              <w:right w:w="0" w:type="dxa"/>
+            </w:tcMar>
+            <w:vAlign w:val="top"/>
+          </w:tcPr>
+          <w:p>
+            <w:pPr>
+              <w:pStyle w:val="Normal"/>
+              <w:jc w:val="center"/>
+              <w:pBdr>
+                <w:bottom w:val="none" w:sz="0" w:space="0" w:color="000000"/>
+                <w:top w:val="none" w:sz="0" w:space="0" w:color="000000"/>
+                <w:left w:val="none" w:sz="0" w:space="0" w:color="000000"/>
+                <w:right w:val="none" w:sz="0" w:space="0" w:color="000000"/>
+              </w:pBdr>
+              <w:spacing w:after="100" w:before="100" w:line="240"/>
+              <w:ind w:left="100" w:right="100" w:firstLine="0" w:firstLineChars="0"/>
+              <w:rPr>
+                <w:rFonts w:ascii="Helvetica" w:hAnsi="Helvetica" w:eastAsia="Helvetica" w:cs="Helvetica"/>
+                <w:i w:val="false"/>
+                <w:b w:val="false"/>
+                <w:u w:val="none"/>
+                <w:sz w:val="22"/>
+                <w:szCs w:val="22"/>
+                <w:color w:val="000000"/>
+              </w:rPr>
+            </w:pPr>
+            <w:r>
+              <w:rPr>
+                <w:rFonts w:ascii="Helvetica" w:hAnsi="Helvetica" w:eastAsia="Helvetica" w:cs="Helvetica"/>
+                <w:i w:val="false"/>
+                <w:b w:val="false"/>
+                <w:u w:val="none"/>
+                <w:sz w:val="22"/>
+                <w:szCs w:val="22"/>
+                <w:color w:val="000000"/>
+              </w:rPr>
+              <w:t xml:space="preserve">0.75, 1.11</w:t>
+            </w:r>
+          </w:p>
+        </w:tc>
+        <w:tc>
+          <w:tcPr>
+            <w:tcBorders>
+              <w:bottom w:val="none" w:sz="0" w:space="0" w:color="000000"/>
+              <w:top w:val="none" w:sz="0" w:space="0" w:color="000000"/>
+              <w:left w:val="none" w:sz="0" w:space="0" w:color="000000"/>
+              <w:right w:val="none" w:sz="0" w:space="0" w:color="000000"/>
+            </w:tcBorders>
+            <w:shd w:val="clear" w:color="auto" w:fill="FFFFFF"/>
+            <w:tcMar>
+              <w:top w:w="0" w:type="dxa"/>
+              <w:bottom w:w="0" w:type="dxa"/>
+              <w:left w:w="0" w:type="dxa"/>
+              <w:right w:w="0" w:type="dxa"/>
+            </w:tcMar>
+            <w:vAlign w:val="top"/>
+          </w:tcPr>
+          <w:p>
+            <w:pPr>
+              <w:pStyle w:val="Normal"/>
+              <w:jc w:val="center"/>
+              <w:pBdr>
+                <w:bottom w:val="none" w:sz="0" w:space="0" w:color="000000"/>
+                <w:top w:val="none" w:sz="0" w:space="0" w:color="000000"/>
+                <w:left w:val="none" w:sz="0" w:space="0" w:color="000000"/>
+                <w:right w:val="none" w:sz="0" w:space="0" w:color="000000"/>
+              </w:pBdr>
+              <w:spacing w:after="100" w:before="100" w:line="240"/>
+              <w:ind w:left="100" w:right="100" w:firstLine="0" w:firstLineChars="0"/>
+              <w:rPr>
+                <w:rFonts w:ascii="Helvetica" w:hAnsi="Helvetica" w:eastAsia="Helvetica" w:cs="Helvetica"/>
+                <w:i w:val="false"/>
+                <w:b w:val="false"/>
+                <w:u w:val="none"/>
+                <w:sz w:val="22"/>
+                <w:szCs w:val="22"/>
+                <w:color w:val="000000"/>
+              </w:rPr>
+            </w:pPr>
+            <w:r>
+              <w:rPr>
+                <w:rFonts w:ascii="Helvetica" w:hAnsi="Helvetica" w:eastAsia="Helvetica" w:cs="Helvetica"/>
+                <w:i w:val="false"/>
+                <w:b w:val="false"/>
+                <w:u w:val="none"/>
+                <w:sz w:val="22"/>
+                <w:szCs w:val="22"/>
+                <w:color w:val="000000"/>
+              </w:rPr>
+              <w:t xml:space="preserve">0.370</w:t>
             </w:r>
           </w:p>
         </w:tc>
@@ -4967,113 +4967,113 @@
                 <w:szCs w:val="22"/>
                 <w:color w:val="000000"/>
               </w:rPr>
-              <w:t xml:space="preserve">1.02</w:t>
-            </w:r>
-          </w:p>
-        </w:tc>
-        <w:tc>
-          <w:tcPr>
-            <w:tcBorders>
-              <w:bottom w:val="none" w:sz="0" w:space="0" w:color="000000"/>
-              <w:top w:val="none" w:sz="0" w:space="0" w:color="000000"/>
-              <w:left w:val="none" w:sz="0" w:space="0" w:color="000000"/>
-              <w:right w:val="none" w:sz="0" w:space="0" w:color="000000"/>
-            </w:tcBorders>
-            <w:shd w:val="clear" w:color="auto" w:fill="FFFFFF"/>
-            <w:tcMar>
-              <w:top w:w="0" w:type="dxa"/>
-              <w:bottom w:w="0" w:type="dxa"/>
-              <w:left w:w="0" w:type="dxa"/>
-              <w:right w:w="0" w:type="dxa"/>
-            </w:tcMar>
-            <w:vAlign w:val="top"/>
-          </w:tcPr>
-          <w:p>
-            <w:pPr>
-              <w:pStyle w:val="Normal"/>
-              <w:jc w:val="center"/>
-              <w:pBdr>
-                <w:bottom w:val="none" w:sz="0" w:space="0" w:color="000000"/>
-                <w:top w:val="none" w:sz="0" w:space="0" w:color="000000"/>
-                <w:left w:val="none" w:sz="0" w:space="0" w:color="000000"/>
-                <w:right w:val="none" w:sz="0" w:space="0" w:color="000000"/>
-              </w:pBdr>
-              <w:spacing w:after="100" w:before="100" w:line="240"/>
-              <w:ind w:left="100" w:right="100" w:firstLine="0" w:firstLineChars="0"/>
-              <w:rPr>
-                <w:rFonts w:ascii="Helvetica" w:hAnsi="Helvetica" w:eastAsia="Helvetica" w:cs="Helvetica"/>
-                <w:i w:val="false"/>
-                <w:b w:val="false"/>
-                <w:u w:val="none"/>
-                <w:sz w:val="22"/>
-                <w:szCs w:val="22"/>
-                <w:color w:val="000000"/>
-              </w:rPr>
-            </w:pPr>
-            <w:r>
-              <w:rPr>
-                <w:rFonts w:ascii="Helvetica" w:hAnsi="Helvetica" w:eastAsia="Helvetica" w:cs="Helvetica"/>
-                <w:i w:val="false"/>
-                <w:b w:val="false"/>
-                <w:u w:val="none"/>
-                <w:sz w:val="22"/>
-                <w:szCs w:val="22"/>
-                <w:color w:val="000000"/>
-              </w:rPr>
-              <w:t xml:space="preserve">0.44, 2.36</w:t>
-            </w:r>
-          </w:p>
-        </w:tc>
-        <w:tc>
-          <w:tcPr>
-            <w:tcBorders>
-              <w:bottom w:val="none" w:sz="0" w:space="0" w:color="000000"/>
-              <w:top w:val="none" w:sz="0" w:space="0" w:color="000000"/>
-              <w:left w:val="none" w:sz="0" w:space="0" w:color="000000"/>
-              <w:right w:val="none" w:sz="0" w:space="0" w:color="000000"/>
-            </w:tcBorders>
-            <w:shd w:val="clear" w:color="auto" w:fill="FFFFFF"/>
-            <w:tcMar>
-              <w:top w:w="0" w:type="dxa"/>
-              <w:bottom w:w="0" w:type="dxa"/>
-              <w:left w:w="0" w:type="dxa"/>
-              <w:right w:w="0" w:type="dxa"/>
-            </w:tcMar>
-            <w:vAlign w:val="top"/>
-          </w:tcPr>
-          <w:p>
-            <w:pPr>
-              <w:pStyle w:val="Normal"/>
-              <w:jc w:val="center"/>
-              <w:pBdr>
-                <w:bottom w:val="none" w:sz="0" w:space="0" w:color="000000"/>
-                <w:top w:val="none" w:sz="0" w:space="0" w:color="000000"/>
-                <w:left w:val="none" w:sz="0" w:space="0" w:color="000000"/>
-                <w:right w:val="none" w:sz="0" w:space="0" w:color="000000"/>
-              </w:pBdr>
-              <w:spacing w:after="100" w:before="100" w:line="240"/>
-              <w:ind w:left="100" w:right="100" w:firstLine="0" w:firstLineChars="0"/>
-              <w:rPr>
-                <w:rFonts w:ascii="Helvetica" w:hAnsi="Helvetica" w:eastAsia="Helvetica" w:cs="Helvetica"/>
-                <w:i w:val="false"/>
-                <w:b w:val="false"/>
-                <w:u w:val="none"/>
-                <w:sz w:val="22"/>
-                <w:szCs w:val="22"/>
-                <w:color w:val="000000"/>
-              </w:rPr>
-            </w:pPr>
-            <w:r>
-              <w:rPr>
-                <w:rFonts w:ascii="Helvetica" w:hAnsi="Helvetica" w:eastAsia="Helvetica" w:cs="Helvetica"/>
-                <w:i w:val="false"/>
-                <w:b w:val="false"/>
-                <w:u w:val="none"/>
-                <w:sz w:val="22"/>
-                <w:szCs w:val="22"/>
-                <w:color w:val="000000"/>
-              </w:rPr>
-              <w:t xml:space="preserve">0.970</w:t>
+              <w:t xml:space="preserve">0.99</w:t>
+            </w:r>
+          </w:p>
+        </w:tc>
+        <w:tc>
+          <w:tcPr>
+            <w:tcBorders>
+              <w:bottom w:val="none" w:sz="0" w:space="0" w:color="000000"/>
+              <w:top w:val="none" w:sz="0" w:space="0" w:color="000000"/>
+              <w:left w:val="none" w:sz="0" w:space="0" w:color="000000"/>
+              <w:right w:val="none" w:sz="0" w:space="0" w:color="000000"/>
+            </w:tcBorders>
+            <w:shd w:val="clear" w:color="auto" w:fill="FFFFFF"/>
+            <w:tcMar>
+              <w:top w:w="0" w:type="dxa"/>
+              <w:bottom w:w="0" w:type="dxa"/>
+              <w:left w:w="0" w:type="dxa"/>
+              <w:right w:w="0" w:type="dxa"/>
+            </w:tcMar>
+            <w:vAlign w:val="top"/>
+          </w:tcPr>
+          <w:p>
+            <w:pPr>
+              <w:pStyle w:val="Normal"/>
+              <w:jc w:val="center"/>
+              <w:pBdr>
+                <w:bottom w:val="none" w:sz="0" w:space="0" w:color="000000"/>
+                <w:top w:val="none" w:sz="0" w:space="0" w:color="000000"/>
+                <w:left w:val="none" w:sz="0" w:space="0" w:color="000000"/>
+                <w:right w:val="none" w:sz="0" w:space="0" w:color="000000"/>
+              </w:pBdr>
+              <w:spacing w:after="100" w:before="100" w:line="240"/>
+              <w:ind w:left="100" w:right="100" w:firstLine="0" w:firstLineChars="0"/>
+              <w:rPr>
+                <w:rFonts w:ascii="Helvetica" w:hAnsi="Helvetica" w:eastAsia="Helvetica" w:cs="Helvetica"/>
+                <w:i w:val="false"/>
+                <w:b w:val="false"/>
+                <w:u w:val="none"/>
+                <w:sz w:val="22"/>
+                <w:szCs w:val="22"/>
+                <w:color w:val="000000"/>
+              </w:rPr>
+            </w:pPr>
+            <w:r>
+              <w:rPr>
+                <w:rFonts w:ascii="Helvetica" w:hAnsi="Helvetica" w:eastAsia="Helvetica" w:cs="Helvetica"/>
+                <w:i w:val="false"/>
+                <w:b w:val="false"/>
+                <w:u w:val="none"/>
+                <w:sz w:val="22"/>
+                <w:szCs w:val="22"/>
+                <w:color w:val="000000"/>
+              </w:rPr>
+              <w:t xml:space="preserve">0.44, 2.24</w:t>
+            </w:r>
+          </w:p>
+        </w:tc>
+        <w:tc>
+          <w:tcPr>
+            <w:tcBorders>
+              <w:bottom w:val="none" w:sz="0" w:space="0" w:color="000000"/>
+              <w:top w:val="none" w:sz="0" w:space="0" w:color="000000"/>
+              <w:left w:val="none" w:sz="0" w:space="0" w:color="000000"/>
+              <w:right w:val="none" w:sz="0" w:space="0" w:color="000000"/>
+            </w:tcBorders>
+            <w:shd w:val="clear" w:color="auto" w:fill="FFFFFF"/>
+            <w:tcMar>
+              <w:top w:w="0" w:type="dxa"/>
+              <w:bottom w:w="0" w:type="dxa"/>
+              <w:left w:w="0" w:type="dxa"/>
+              <w:right w:w="0" w:type="dxa"/>
+            </w:tcMar>
+            <w:vAlign w:val="top"/>
+          </w:tcPr>
+          <w:p>
+            <w:pPr>
+              <w:pStyle w:val="Normal"/>
+              <w:jc w:val="center"/>
+              <w:pBdr>
+                <w:bottom w:val="none" w:sz="0" w:space="0" w:color="000000"/>
+                <w:top w:val="none" w:sz="0" w:space="0" w:color="000000"/>
+                <w:left w:val="none" w:sz="0" w:space="0" w:color="000000"/>
+                <w:right w:val="none" w:sz="0" w:space="0" w:color="000000"/>
+              </w:pBdr>
+              <w:spacing w:after="100" w:before="100" w:line="240"/>
+              <w:ind w:left="100" w:right="100" w:firstLine="0" w:firstLineChars="0"/>
+              <w:rPr>
+                <w:rFonts w:ascii="Helvetica" w:hAnsi="Helvetica" w:eastAsia="Helvetica" w:cs="Helvetica"/>
+                <w:i w:val="false"/>
+                <w:b w:val="false"/>
+                <w:u w:val="none"/>
+                <w:sz w:val="22"/>
+                <w:szCs w:val="22"/>
+                <w:color w:val="000000"/>
+              </w:rPr>
+            </w:pPr>
+            <w:r>
+              <w:rPr>
+                <w:rFonts w:ascii="Helvetica" w:hAnsi="Helvetica" w:eastAsia="Helvetica" w:cs="Helvetica"/>
+                <w:i w:val="false"/>
+                <w:b w:val="false"/>
+                <w:u w:val="none"/>
+                <w:sz w:val="22"/>
+                <w:szCs w:val="22"/>
+                <w:color w:val="000000"/>
+              </w:rPr>
+              <w:t xml:space="preserve">0.980</w:t>
             </w:r>
           </w:p>
         </w:tc>
@@ -6416,113 +6416,113 @@
                 <w:szCs w:val="22"/>
                 <w:color w:val="000000"/>
               </w:rPr>
-              <w:t xml:space="preserve">0.16</w:t>
-            </w:r>
-          </w:p>
-        </w:tc>
-        <w:tc>
-          <w:tcPr>
-            <w:tcBorders>
-              <w:bottom w:val="none" w:sz="0" w:space="0" w:color="000000"/>
-              <w:top w:val="none" w:sz="0" w:space="0" w:color="000000"/>
-              <w:left w:val="none" w:sz="0" w:space="0" w:color="000000"/>
-              <w:right w:val="none" w:sz="0" w:space="0" w:color="000000"/>
-            </w:tcBorders>
-            <w:shd w:val="clear" w:color="auto" w:fill="FFFFFF"/>
-            <w:tcMar>
-              <w:top w:w="0" w:type="dxa"/>
-              <w:bottom w:w="0" w:type="dxa"/>
-              <w:left w:w="0" w:type="dxa"/>
-              <w:right w:w="0" w:type="dxa"/>
-            </w:tcMar>
-            <w:vAlign w:val="top"/>
-          </w:tcPr>
-          <w:p>
-            <w:pPr>
-              <w:pStyle w:val="Normal"/>
-              <w:jc w:val="center"/>
-              <w:pBdr>
-                <w:bottom w:val="none" w:sz="0" w:space="0" w:color="000000"/>
-                <w:top w:val="none" w:sz="0" w:space="0" w:color="000000"/>
-                <w:left w:val="none" w:sz="0" w:space="0" w:color="000000"/>
-                <w:right w:val="none" w:sz="0" w:space="0" w:color="000000"/>
-              </w:pBdr>
-              <w:spacing w:after="100" w:before="100" w:line="240"/>
-              <w:ind w:left="100" w:right="100" w:firstLine="0" w:firstLineChars="0"/>
-              <w:rPr>
-                <w:rFonts w:ascii="Helvetica" w:hAnsi="Helvetica" w:eastAsia="Helvetica" w:cs="Helvetica"/>
-                <w:i w:val="false"/>
-                <w:b w:val="false"/>
-                <w:u w:val="none"/>
-                <w:sz w:val="22"/>
-                <w:szCs w:val="22"/>
-                <w:color w:val="000000"/>
-              </w:rPr>
-            </w:pPr>
-            <w:r>
-              <w:rPr>
-                <w:rFonts w:ascii="Helvetica" w:hAnsi="Helvetica" w:eastAsia="Helvetica" w:cs="Helvetica"/>
-                <w:i w:val="false"/>
-                <w:b w:val="false"/>
-                <w:u w:val="none"/>
-                <w:sz w:val="22"/>
-                <w:szCs w:val="22"/>
-                <w:color w:val="000000"/>
-              </w:rPr>
-              <w:t xml:space="preserve">0.01, 2.24</w:t>
-            </w:r>
-          </w:p>
-        </w:tc>
-        <w:tc>
-          <w:tcPr>
-            <w:tcBorders>
-              <w:bottom w:val="none" w:sz="0" w:space="0" w:color="000000"/>
-              <w:top w:val="none" w:sz="0" w:space="0" w:color="000000"/>
-              <w:left w:val="none" w:sz="0" w:space="0" w:color="000000"/>
-              <w:right w:val="none" w:sz="0" w:space="0" w:color="000000"/>
-            </w:tcBorders>
-            <w:shd w:val="clear" w:color="auto" w:fill="FFFFFF"/>
-            <w:tcMar>
-              <w:top w:w="0" w:type="dxa"/>
-              <w:bottom w:w="0" w:type="dxa"/>
-              <w:left w:w="0" w:type="dxa"/>
-              <w:right w:w="0" w:type="dxa"/>
-            </w:tcMar>
-            <w:vAlign w:val="top"/>
-          </w:tcPr>
-          <w:p>
-            <w:pPr>
-              <w:pStyle w:val="Normal"/>
-              <w:jc w:val="center"/>
-              <w:pBdr>
-                <w:bottom w:val="none" w:sz="0" w:space="0" w:color="000000"/>
-                <w:top w:val="none" w:sz="0" w:space="0" w:color="000000"/>
-                <w:left w:val="none" w:sz="0" w:space="0" w:color="000000"/>
-                <w:right w:val="none" w:sz="0" w:space="0" w:color="000000"/>
-              </w:pBdr>
-              <w:spacing w:after="100" w:before="100" w:line="240"/>
-              <w:ind w:left="100" w:right="100" w:firstLine="0" w:firstLineChars="0"/>
-              <w:rPr>
-                <w:rFonts w:ascii="Helvetica" w:hAnsi="Helvetica" w:eastAsia="Helvetica" w:cs="Helvetica"/>
-                <w:i w:val="false"/>
-                <w:b w:val="false"/>
-                <w:u w:val="none"/>
-                <w:sz w:val="22"/>
-                <w:szCs w:val="22"/>
-                <w:color w:val="000000"/>
-              </w:rPr>
-            </w:pPr>
-            <w:r>
-              <w:rPr>
-                <w:rFonts w:ascii="Helvetica" w:hAnsi="Helvetica" w:eastAsia="Helvetica" w:cs="Helvetica"/>
-                <w:i w:val="false"/>
-                <w:b w:val="false"/>
-                <w:u w:val="none"/>
-                <w:sz w:val="22"/>
-                <w:szCs w:val="22"/>
-                <w:color w:val="000000"/>
-              </w:rPr>
-              <w:t xml:space="preserve">0.170</w:t>
+              <w:t xml:space="preserve">0.14</w:t>
+            </w:r>
+          </w:p>
+        </w:tc>
+        <w:tc>
+          <w:tcPr>
+            <w:tcBorders>
+              <w:bottom w:val="none" w:sz="0" w:space="0" w:color="000000"/>
+              <w:top w:val="none" w:sz="0" w:space="0" w:color="000000"/>
+              <w:left w:val="none" w:sz="0" w:space="0" w:color="000000"/>
+              <w:right w:val="none" w:sz="0" w:space="0" w:color="000000"/>
+            </w:tcBorders>
+            <w:shd w:val="clear" w:color="auto" w:fill="FFFFFF"/>
+            <w:tcMar>
+              <w:top w:w="0" w:type="dxa"/>
+              <w:bottom w:w="0" w:type="dxa"/>
+              <w:left w:w="0" w:type="dxa"/>
+              <w:right w:w="0" w:type="dxa"/>
+            </w:tcMar>
+            <w:vAlign w:val="top"/>
+          </w:tcPr>
+          <w:p>
+            <w:pPr>
+              <w:pStyle w:val="Normal"/>
+              <w:jc w:val="center"/>
+              <w:pBdr>
+                <w:bottom w:val="none" w:sz="0" w:space="0" w:color="000000"/>
+                <w:top w:val="none" w:sz="0" w:space="0" w:color="000000"/>
+                <w:left w:val="none" w:sz="0" w:space="0" w:color="000000"/>
+                <w:right w:val="none" w:sz="0" w:space="0" w:color="000000"/>
+              </w:pBdr>
+              <w:spacing w:after="100" w:before="100" w:line="240"/>
+              <w:ind w:left="100" w:right="100" w:firstLine="0" w:firstLineChars="0"/>
+              <w:rPr>
+                <w:rFonts w:ascii="Helvetica" w:hAnsi="Helvetica" w:eastAsia="Helvetica" w:cs="Helvetica"/>
+                <w:i w:val="false"/>
+                <w:b w:val="false"/>
+                <w:u w:val="none"/>
+                <w:sz w:val="22"/>
+                <w:szCs w:val="22"/>
+                <w:color w:val="000000"/>
+              </w:rPr>
+            </w:pPr>
+            <w:r>
+              <w:rPr>
+                <w:rFonts w:ascii="Helvetica" w:hAnsi="Helvetica" w:eastAsia="Helvetica" w:cs="Helvetica"/>
+                <w:i w:val="false"/>
+                <w:b w:val="false"/>
+                <w:u w:val="none"/>
+                <w:sz w:val="22"/>
+                <w:szCs w:val="22"/>
+                <w:color w:val="000000"/>
+              </w:rPr>
+              <w:t xml:space="preserve">0.01, 1.92</w:t>
+            </w:r>
+          </w:p>
+        </w:tc>
+        <w:tc>
+          <w:tcPr>
+            <w:tcBorders>
+              <w:bottom w:val="none" w:sz="0" w:space="0" w:color="000000"/>
+              <w:top w:val="none" w:sz="0" w:space="0" w:color="000000"/>
+              <w:left w:val="none" w:sz="0" w:space="0" w:color="000000"/>
+              <w:right w:val="none" w:sz="0" w:space="0" w:color="000000"/>
+            </w:tcBorders>
+            <w:shd w:val="clear" w:color="auto" w:fill="FFFFFF"/>
+            <w:tcMar>
+              <w:top w:w="0" w:type="dxa"/>
+              <w:bottom w:w="0" w:type="dxa"/>
+              <w:left w:w="0" w:type="dxa"/>
+              <w:right w:w="0" w:type="dxa"/>
+            </w:tcMar>
+            <w:vAlign w:val="top"/>
+          </w:tcPr>
+          <w:p>
+            <w:pPr>
+              <w:pStyle w:val="Normal"/>
+              <w:jc w:val="center"/>
+              <w:pBdr>
+                <w:bottom w:val="none" w:sz="0" w:space="0" w:color="000000"/>
+                <w:top w:val="none" w:sz="0" w:space="0" w:color="000000"/>
+                <w:left w:val="none" w:sz="0" w:space="0" w:color="000000"/>
+                <w:right w:val="none" w:sz="0" w:space="0" w:color="000000"/>
+              </w:pBdr>
+              <w:spacing w:after="100" w:before="100" w:line="240"/>
+              <w:ind w:left="100" w:right="100" w:firstLine="0" w:firstLineChars="0"/>
+              <w:rPr>
+                <w:rFonts w:ascii="Helvetica" w:hAnsi="Helvetica" w:eastAsia="Helvetica" w:cs="Helvetica"/>
+                <w:i w:val="false"/>
+                <w:b w:val="false"/>
+                <w:u w:val="none"/>
+                <w:sz w:val="22"/>
+                <w:szCs w:val="22"/>
+                <w:color w:val="000000"/>
+              </w:rPr>
+            </w:pPr>
+            <w:r>
+              <w:rPr>
+                <w:rFonts w:ascii="Helvetica" w:hAnsi="Helvetica" w:eastAsia="Helvetica" w:cs="Helvetica"/>
+                <w:i w:val="false"/>
+                <w:b w:val="false"/>
+                <w:u w:val="none"/>
+                <w:sz w:val="22"/>
+                <w:szCs w:val="22"/>
+                <w:color w:val="000000"/>
+              </w:rPr>
+              <w:t xml:space="preserve">0.140</w:t>
             </w:r>
           </w:p>
         </w:tc>
@@ -6899,113 +6899,113 @@
                 <w:szCs w:val="22"/>
                 <w:color w:val="000000"/>
               </w:rPr>
-              <w:t xml:space="preserve">2.15</w:t>
-            </w:r>
-          </w:p>
-        </w:tc>
-        <w:tc>
-          <w:tcPr>
-            <w:tcBorders>
-              <w:bottom w:val="none" w:sz="0" w:space="0" w:color="000000"/>
-              <w:top w:val="none" w:sz="0" w:space="0" w:color="000000"/>
-              <w:left w:val="none" w:sz="0" w:space="0" w:color="000000"/>
-              <w:right w:val="none" w:sz="0" w:space="0" w:color="000000"/>
-            </w:tcBorders>
-            <w:shd w:val="clear" w:color="auto" w:fill="FFFFFF"/>
-            <w:tcMar>
-              <w:top w:w="0" w:type="dxa"/>
-              <w:bottom w:w="0" w:type="dxa"/>
-              <w:left w:w="0" w:type="dxa"/>
-              <w:right w:w="0" w:type="dxa"/>
-            </w:tcMar>
-            <w:vAlign w:val="top"/>
-          </w:tcPr>
-          <w:p>
-            <w:pPr>
-              <w:pStyle w:val="Normal"/>
-              <w:jc w:val="center"/>
-              <w:pBdr>
-                <w:bottom w:val="none" w:sz="0" w:space="0" w:color="000000"/>
-                <w:top w:val="none" w:sz="0" w:space="0" w:color="000000"/>
-                <w:left w:val="none" w:sz="0" w:space="0" w:color="000000"/>
-                <w:right w:val="none" w:sz="0" w:space="0" w:color="000000"/>
-              </w:pBdr>
-              <w:spacing w:after="100" w:before="100" w:line="240"/>
-              <w:ind w:left="100" w:right="100" w:firstLine="0" w:firstLineChars="0"/>
-              <w:rPr>
-                <w:rFonts w:ascii="Helvetica" w:hAnsi="Helvetica" w:eastAsia="Helvetica" w:cs="Helvetica"/>
-                <w:i w:val="false"/>
-                <w:b w:val="false"/>
-                <w:u w:val="none"/>
-                <w:sz w:val="22"/>
-                <w:szCs w:val="22"/>
-                <w:color w:val="000000"/>
-              </w:rPr>
-            </w:pPr>
-            <w:r>
-              <w:rPr>
-                <w:rFonts w:ascii="Helvetica" w:hAnsi="Helvetica" w:eastAsia="Helvetica" w:cs="Helvetica"/>
-                <w:i w:val="false"/>
-                <w:b w:val="false"/>
-                <w:u w:val="none"/>
-                <w:sz w:val="22"/>
-                <w:szCs w:val="22"/>
-                <w:color w:val="000000"/>
-              </w:rPr>
-              <w:t xml:space="preserve">0.25, 18.7</w:t>
-            </w:r>
-          </w:p>
-        </w:tc>
-        <w:tc>
-          <w:tcPr>
-            <w:tcBorders>
-              <w:bottom w:val="none" w:sz="0" w:space="0" w:color="000000"/>
-              <w:top w:val="none" w:sz="0" w:space="0" w:color="000000"/>
-              <w:left w:val="none" w:sz="0" w:space="0" w:color="000000"/>
-              <w:right w:val="none" w:sz="0" w:space="0" w:color="000000"/>
-            </w:tcBorders>
-            <w:shd w:val="clear" w:color="auto" w:fill="FFFFFF"/>
-            <w:tcMar>
-              <w:top w:w="0" w:type="dxa"/>
-              <w:bottom w:w="0" w:type="dxa"/>
-              <w:left w:w="0" w:type="dxa"/>
-              <w:right w:w="0" w:type="dxa"/>
-            </w:tcMar>
-            <w:vAlign w:val="top"/>
-          </w:tcPr>
-          <w:p>
-            <w:pPr>
-              <w:pStyle w:val="Normal"/>
-              <w:jc w:val="center"/>
-              <w:pBdr>
-                <w:bottom w:val="none" w:sz="0" w:space="0" w:color="000000"/>
-                <w:top w:val="none" w:sz="0" w:space="0" w:color="000000"/>
-                <w:left w:val="none" w:sz="0" w:space="0" w:color="000000"/>
-                <w:right w:val="none" w:sz="0" w:space="0" w:color="000000"/>
-              </w:pBdr>
-              <w:spacing w:after="100" w:before="100" w:line="240"/>
-              <w:ind w:left="100" w:right="100" w:firstLine="0" w:firstLineChars="0"/>
-              <w:rPr>
-                <w:rFonts w:ascii="Helvetica" w:hAnsi="Helvetica" w:eastAsia="Helvetica" w:cs="Helvetica"/>
-                <w:i w:val="false"/>
-                <w:b w:val="false"/>
-                <w:u w:val="none"/>
-                <w:sz w:val="22"/>
-                <w:szCs w:val="22"/>
-                <w:color w:val="000000"/>
-              </w:rPr>
-            </w:pPr>
-            <w:r>
-              <w:rPr>
-                <w:rFonts w:ascii="Helvetica" w:hAnsi="Helvetica" w:eastAsia="Helvetica" w:cs="Helvetica"/>
-                <w:i w:val="false"/>
-                <w:b w:val="false"/>
-                <w:u w:val="none"/>
-                <w:sz w:val="22"/>
-                <w:szCs w:val="22"/>
-                <w:color w:val="000000"/>
-              </w:rPr>
-              <w:t xml:space="preserve">0.490</w:t>
+              <w:t xml:space="preserve">2.06</w:t>
+            </w:r>
+          </w:p>
+        </w:tc>
+        <w:tc>
+          <w:tcPr>
+            <w:tcBorders>
+              <w:bottom w:val="none" w:sz="0" w:space="0" w:color="000000"/>
+              <w:top w:val="none" w:sz="0" w:space="0" w:color="000000"/>
+              <w:left w:val="none" w:sz="0" w:space="0" w:color="000000"/>
+              <w:right w:val="none" w:sz="0" w:space="0" w:color="000000"/>
+            </w:tcBorders>
+            <w:shd w:val="clear" w:color="auto" w:fill="FFFFFF"/>
+            <w:tcMar>
+              <w:top w:w="0" w:type="dxa"/>
+              <w:bottom w:w="0" w:type="dxa"/>
+              <w:left w:w="0" w:type="dxa"/>
+              <w:right w:w="0" w:type="dxa"/>
+            </w:tcMar>
+            <w:vAlign w:val="top"/>
+          </w:tcPr>
+          <w:p>
+            <w:pPr>
+              <w:pStyle w:val="Normal"/>
+              <w:jc w:val="center"/>
+              <w:pBdr>
+                <w:bottom w:val="none" w:sz="0" w:space="0" w:color="000000"/>
+                <w:top w:val="none" w:sz="0" w:space="0" w:color="000000"/>
+                <w:left w:val="none" w:sz="0" w:space="0" w:color="000000"/>
+                <w:right w:val="none" w:sz="0" w:space="0" w:color="000000"/>
+              </w:pBdr>
+              <w:spacing w:after="100" w:before="100" w:line="240"/>
+              <w:ind w:left="100" w:right="100" w:firstLine="0" w:firstLineChars="0"/>
+              <w:rPr>
+                <w:rFonts w:ascii="Helvetica" w:hAnsi="Helvetica" w:eastAsia="Helvetica" w:cs="Helvetica"/>
+                <w:i w:val="false"/>
+                <w:b w:val="false"/>
+                <w:u w:val="none"/>
+                <w:sz w:val="22"/>
+                <w:szCs w:val="22"/>
+                <w:color w:val="000000"/>
+              </w:rPr>
+            </w:pPr>
+            <w:r>
+              <w:rPr>
+                <w:rFonts w:ascii="Helvetica" w:hAnsi="Helvetica" w:eastAsia="Helvetica" w:cs="Helvetica"/>
+                <w:i w:val="false"/>
+                <w:b w:val="false"/>
+                <w:u w:val="none"/>
+                <w:sz w:val="22"/>
+                <w:szCs w:val="22"/>
+                <w:color w:val="000000"/>
+              </w:rPr>
+              <w:t xml:space="preserve">0.23, 18.6</w:t>
+            </w:r>
+          </w:p>
+        </w:tc>
+        <w:tc>
+          <w:tcPr>
+            <w:tcBorders>
+              <w:bottom w:val="none" w:sz="0" w:space="0" w:color="000000"/>
+              <w:top w:val="none" w:sz="0" w:space="0" w:color="000000"/>
+              <w:left w:val="none" w:sz="0" w:space="0" w:color="000000"/>
+              <w:right w:val="none" w:sz="0" w:space="0" w:color="000000"/>
+            </w:tcBorders>
+            <w:shd w:val="clear" w:color="auto" w:fill="FFFFFF"/>
+            <w:tcMar>
+              <w:top w:w="0" w:type="dxa"/>
+              <w:bottom w:w="0" w:type="dxa"/>
+              <w:left w:w="0" w:type="dxa"/>
+              <w:right w:w="0" w:type="dxa"/>
+            </w:tcMar>
+            <w:vAlign w:val="top"/>
+          </w:tcPr>
+          <w:p>
+            <w:pPr>
+              <w:pStyle w:val="Normal"/>
+              <w:jc w:val="center"/>
+              <w:pBdr>
+                <w:bottom w:val="none" w:sz="0" w:space="0" w:color="000000"/>
+                <w:top w:val="none" w:sz="0" w:space="0" w:color="000000"/>
+                <w:left w:val="none" w:sz="0" w:space="0" w:color="000000"/>
+                <w:right w:val="none" w:sz="0" w:space="0" w:color="000000"/>
+              </w:pBdr>
+              <w:spacing w:after="100" w:before="100" w:line="240"/>
+              <w:ind w:left="100" w:right="100" w:firstLine="0" w:firstLineChars="0"/>
+              <w:rPr>
+                <w:rFonts w:ascii="Helvetica" w:hAnsi="Helvetica" w:eastAsia="Helvetica" w:cs="Helvetica"/>
+                <w:i w:val="false"/>
+                <w:b w:val="false"/>
+                <w:u w:val="none"/>
+                <w:sz w:val="22"/>
+                <w:szCs w:val="22"/>
+                <w:color w:val="000000"/>
+              </w:rPr>
+            </w:pPr>
+            <w:r>
+              <w:rPr>
+                <w:rFonts w:ascii="Helvetica" w:hAnsi="Helvetica" w:eastAsia="Helvetica" w:cs="Helvetica"/>
+                <w:i w:val="false"/>
+                <w:b w:val="false"/>
+                <w:u w:val="none"/>
+                <w:sz w:val="22"/>
+                <w:szCs w:val="22"/>
+                <w:color w:val="000000"/>
+              </w:rPr>
+              <w:t xml:space="preserve">0.520</w:t>
             </w:r>
           </w:p>
         </w:tc>
@@ -7382,113 +7382,113 @@
                 <w:szCs w:val="22"/>
                 <w:color w:val="000000"/>
               </w:rPr>
-              <w:t xml:space="preserve">0.91</w:t>
-            </w:r>
-          </w:p>
-        </w:tc>
-        <w:tc>
-          <w:tcPr>
-            <w:tcBorders>
-              <w:bottom w:val="none" w:sz="0" w:space="0" w:color="000000"/>
-              <w:top w:val="none" w:sz="0" w:space="0" w:color="000000"/>
-              <w:left w:val="none" w:sz="0" w:space="0" w:color="000000"/>
-              <w:right w:val="none" w:sz="0" w:space="0" w:color="000000"/>
-            </w:tcBorders>
-            <w:shd w:val="clear" w:color="auto" w:fill="FFFFFF"/>
-            <w:tcMar>
-              <w:top w:w="0" w:type="dxa"/>
-              <w:bottom w:w="0" w:type="dxa"/>
-              <w:left w:w="0" w:type="dxa"/>
-              <w:right w:w="0" w:type="dxa"/>
-            </w:tcMar>
-            <w:vAlign w:val="top"/>
-          </w:tcPr>
-          <w:p>
-            <w:pPr>
-              <w:pStyle w:val="Normal"/>
-              <w:jc w:val="center"/>
-              <w:pBdr>
-                <w:bottom w:val="none" w:sz="0" w:space="0" w:color="000000"/>
-                <w:top w:val="none" w:sz="0" w:space="0" w:color="000000"/>
-                <w:left w:val="none" w:sz="0" w:space="0" w:color="000000"/>
-                <w:right w:val="none" w:sz="0" w:space="0" w:color="000000"/>
-              </w:pBdr>
-              <w:spacing w:after="100" w:before="100" w:line="240"/>
-              <w:ind w:left="100" w:right="100" w:firstLine="0" w:firstLineChars="0"/>
-              <w:rPr>
-                <w:rFonts w:ascii="Helvetica" w:hAnsi="Helvetica" w:eastAsia="Helvetica" w:cs="Helvetica"/>
-                <w:i w:val="false"/>
-                <w:b w:val="false"/>
-                <w:u w:val="none"/>
-                <w:sz w:val="22"/>
-                <w:szCs w:val="22"/>
-                <w:color w:val="000000"/>
-              </w:rPr>
-            </w:pPr>
-            <w:r>
-              <w:rPr>
-                <w:rFonts w:ascii="Helvetica" w:hAnsi="Helvetica" w:eastAsia="Helvetica" w:cs="Helvetica"/>
-                <w:i w:val="false"/>
-                <w:b w:val="false"/>
-                <w:u w:val="none"/>
-                <w:sz w:val="22"/>
-                <w:szCs w:val="22"/>
-                <w:color w:val="000000"/>
-              </w:rPr>
-              <w:t xml:space="preserve">0.12, 6.84</w:t>
-            </w:r>
-          </w:p>
-        </w:tc>
-        <w:tc>
-          <w:tcPr>
-            <w:tcBorders>
-              <w:bottom w:val="none" w:sz="0" w:space="0" w:color="000000"/>
-              <w:top w:val="none" w:sz="0" w:space="0" w:color="000000"/>
-              <w:left w:val="none" w:sz="0" w:space="0" w:color="000000"/>
-              <w:right w:val="none" w:sz="0" w:space="0" w:color="000000"/>
-            </w:tcBorders>
-            <w:shd w:val="clear" w:color="auto" w:fill="FFFFFF"/>
-            <w:tcMar>
-              <w:top w:w="0" w:type="dxa"/>
-              <w:bottom w:w="0" w:type="dxa"/>
-              <w:left w:w="0" w:type="dxa"/>
-              <w:right w:w="0" w:type="dxa"/>
-            </w:tcMar>
-            <w:vAlign w:val="top"/>
-          </w:tcPr>
-          <w:p>
-            <w:pPr>
-              <w:pStyle w:val="Normal"/>
-              <w:jc w:val="center"/>
-              <w:pBdr>
-                <w:bottom w:val="none" w:sz="0" w:space="0" w:color="000000"/>
-                <w:top w:val="none" w:sz="0" w:space="0" w:color="000000"/>
-                <w:left w:val="none" w:sz="0" w:space="0" w:color="000000"/>
-                <w:right w:val="none" w:sz="0" w:space="0" w:color="000000"/>
-              </w:pBdr>
-              <w:spacing w:after="100" w:before="100" w:line="240"/>
-              <w:ind w:left="100" w:right="100" w:firstLine="0" w:firstLineChars="0"/>
-              <w:rPr>
-                <w:rFonts w:ascii="Helvetica" w:hAnsi="Helvetica" w:eastAsia="Helvetica" w:cs="Helvetica"/>
-                <w:i w:val="false"/>
-                <w:b w:val="false"/>
-                <w:u w:val="none"/>
-                <w:sz w:val="22"/>
-                <w:szCs w:val="22"/>
-                <w:color w:val="000000"/>
-              </w:rPr>
-            </w:pPr>
-            <w:r>
-              <w:rPr>
-                <w:rFonts w:ascii="Helvetica" w:hAnsi="Helvetica" w:eastAsia="Helvetica" w:cs="Helvetica"/>
-                <w:i w:val="false"/>
-                <w:b w:val="false"/>
-                <w:u w:val="none"/>
-                <w:sz w:val="22"/>
-                <w:szCs w:val="22"/>
-                <w:color w:val="000000"/>
-              </w:rPr>
-              <w:t xml:space="preserve">0.920</w:t>
+              <w:t xml:space="preserve">0.70</w:t>
+            </w:r>
+          </w:p>
+        </w:tc>
+        <w:tc>
+          <w:tcPr>
+            <w:tcBorders>
+              <w:bottom w:val="none" w:sz="0" w:space="0" w:color="000000"/>
+              <w:top w:val="none" w:sz="0" w:space="0" w:color="000000"/>
+              <w:left w:val="none" w:sz="0" w:space="0" w:color="000000"/>
+              <w:right w:val="none" w:sz="0" w:space="0" w:color="000000"/>
+            </w:tcBorders>
+            <w:shd w:val="clear" w:color="auto" w:fill="FFFFFF"/>
+            <w:tcMar>
+              <w:top w:w="0" w:type="dxa"/>
+              <w:bottom w:w="0" w:type="dxa"/>
+              <w:left w:w="0" w:type="dxa"/>
+              <w:right w:w="0" w:type="dxa"/>
+            </w:tcMar>
+            <w:vAlign w:val="top"/>
+          </w:tcPr>
+          <w:p>
+            <w:pPr>
+              <w:pStyle w:val="Normal"/>
+              <w:jc w:val="center"/>
+              <w:pBdr>
+                <w:bottom w:val="none" w:sz="0" w:space="0" w:color="000000"/>
+                <w:top w:val="none" w:sz="0" w:space="0" w:color="000000"/>
+                <w:left w:val="none" w:sz="0" w:space="0" w:color="000000"/>
+                <w:right w:val="none" w:sz="0" w:space="0" w:color="000000"/>
+              </w:pBdr>
+              <w:spacing w:after="100" w:before="100" w:line="240"/>
+              <w:ind w:left="100" w:right="100" w:firstLine="0" w:firstLineChars="0"/>
+              <w:rPr>
+                <w:rFonts w:ascii="Helvetica" w:hAnsi="Helvetica" w:eastAsia="Helvetica" w:cs="Helvetica"/>
+                <w:i w:val="false"/>
+                <w:b w:val="false"/>
+                <w:u w:val="none"/>
+                <w:sz w:val="22"/>
+                <w:szCs w:val="22"/>
+                <w:color w:val="000000"/>
+              </w:rPr>
+            </w:pPr>
+            <w:r>
+              <w:rPr>
+                <w:rFonts w:ascii="Helvetica" w:hAnsi="Helvetica" w:eastAsia="Helvetica" w:cs="Helvetica"/>
+                <w:i w:val="false"/>
+                <w:b w:val="false"/>
+                <w:u w:val="none"/>
+                <w:sz w:val="22"/>
+                <w:szCs w:val="22"/>
+                <w:color w:val="000000"/>
+              </w:rPr>
+              <w:t xml:space="preserve">0.09, 5.14</w:t>
+            </w:r>
+          </w:p>
+        </w:tc>
+        <w:tc>
+          <w:tcPr>
+            <w:tcBorders>
+              <w:bottom w:val="none" w:sz="0" w:space="0" w:color="000000"/>
+              <w:top w:val="none" w:sz="0" w:space="0" w:color="000000"/>
+              <w:left w:val="none" w:sz="0" w:space="0" w:color="000000"/>
+              <w:right w:val="none" w:sz="0" w:space="0" w:color="000000"/>
+            </w:tcBorders>
+            <w:shd w:val="clear" w:color="auto" w:fill="FFFFFF"/>
+            <w:tcMar>
+              <w:top w:w="0" w:type="dxa"/>
+              <w:bottom w:w="0" w:type="dxa"/>
+              <w:left w:w="0" w:type="dxa"/>
+              <w:right w:w="0" w:type="dxa"/>
+            </w:tcMar>
+            <w:vAlign w:val="top"/>
+          </w:tcPr>
+          <w:p>
+            <w:pPr>
+              <w:pStyle w:val="Normal"/>
+              <w:jc w:val="center"/>
+              <w:pBdr>
+                <w:bottom w:val="none" w:sz="0" w:space="0" w:color="000000"/>
+                <w:top w:val="none" w:sz="0" w:space="0" w:color="000000"/>
+                <w:left w:val="none" w:sz="0" w:space="0" w:color="000000"/>
+                <w:right w:val="none" w:sz="0" w:space="0" w:color="000000"/>
+              </w:pBdr>
+              <w:spacing w:after="100" w:before="100" w:line="240"/>
+              <w:ind w:left="100" w:right="100" w:firstLine="0" w:firstLineChars="0"/>
+              <w:rPr>
+                <w:rFonts w:ascii="Helvetica" w:hAnsi="Helvetica" w:eastAsia="Helvetica" w:cs="Helvetica"/>
+                <w:i w:val="false"/>
+                <w:b w:val="false"/>
+                <w:u w:val="none"/>
+                <w:sz w:val="22"/>
+                <w:szCs w:val="22"/>
+                <w:color w:val="000000"/>
+              </w:rPr>
+            </w:pPr>
+            <w:r>
+              <w:rPr>
+                <w:rFonts w:ascii="Helvetica" w:hAnsi="Helvetica" w:eastAsia="Helvetica" w:cs="Helvetica"/>
+                <w:i w:val="false"/>
+                <w:b w:val="false"/>
+                <w:u w:val="none"/>
+                <w:sz w:val="22"/>
+                <w:szCs w:val="22"/>
+                <w:color w:val="000000"/>
+              </w:rPr>
+              <w:t xml:space="preserve">0.720</w:t>
             </w:r>
           </w:p>
         </w:tc>
@@ -7865,113 +7865,113 @@
                 <w:szCs w:val="22"/>
                 <w:color w:val="000000"/>
               </w:rPr>
-              <w:t xml:space="preserve">0.75</w:t>
-            </w:r>
-          </w:p>
-        </w:tc>
-        <w:tc>
-          <w:tcPr>
-            <w:tcBorders>
-              <w:bottom w:val="none" w:sz="0" w:space="0" w:color="000000"/>
-              <w:top w:val="none" w:sz="0" w:space="0" w:color="000000"/>
-              <w:left w:val="none" w:sz="0" w:space="0" w:color="000000"/>
-              <w:right w:val="none" w:sz="0" w:space="0" w:color="000000"/>
-            </w:tcBorders>
-            <w:shd w:val="clear" w:color="auto" w:fill="FFFFFF"/>
-            <w:tcMar>
-              <w:top w:w="0" w:type="dxa"/>
-              <w:bottom w:w="0" w:type="dxa"/>
-              <w:left w:w="0" w:type="dxa"/>
-              <w:right w:w="0" w:type="dxa"/>
-            </w:tcMar>
-            <w:vAlign w:val="top"/>
-          </w:tcPr>
-          <w:p>
-            <w:pPr>
-              <w:pStyle w:val="Normal"/>
-              <w:jc w:val="center"/>
-              <w:pBdr>
-                <w:bottom w:val="none" w:sz="0" w:space="0" w:color="000000"/>
-                <w:top w:val="none" w:sz="0" w:space="0" w:color="000000"/>
-                <w:left w:val="none" w:sz="0" w:space="0" w:color="000000"/>
-                <w:right w:val="none" w:sz="0" w:space="0" w:color="000000"/>
-              </w:pBdr>
-              <w:spacing w:after="100" w:before="100" w:line="240"/>
-              <w:ind w:left="100" w:right="100" w:firstLine="0" w:firstLineChars="0"/>
-              <w:rPr>
-                <w:rFonts w:ascii="Helvetica" w:hAnsi="Helvetica" w:eastAsia="Helvetica" w:cs="Helvetica"/>
-                <w:i w:val="false"/>
-                <w:b w:val="false"/>
-                <w:u w:val="none"/>
-                <w:sz w:val="22"/>
-                <w:szCs w:val="22"/>
-                <w:color w:val="000000"/>
-              </w:rPr>
-            </w:pPr>
-            <w:r>
-              <w:rPr>
-                <w:rFonts w:ascii="Helvetica" w:hAnsi="Helvetica" w:eastAsia="Helvetica" w:cs="Helvetica"/>
-                <w:i w:val="false"/>
-                <w:b w:val="false"/>
-                <w:u w:val="none"/>
-                <w:sz w:val="22"/>
-                <w:szCs w:val="22"/>
-                <w:color w:val="000000"/>
-              </w:rPr>
-              <w:t xml:space="preserve">0.11, 5.27</w:t>
-            </w:r>
-          </w:p>
-        </w:tc>
-        <w:tc>
-          <w:tcPr>
-            <w:tcBorders>
-              <w:bottom w:val="none" w:sz="0" w:space="0" w:color="000000"/>
-              <w:top w:val="none" w:sz="0" w:space="0" w:color="000000"/>
-              <w:left w:val="none" w:sz="0" w:space="0" w:color="000000"/>
-              <w:right w:val="none" w:sz="0" w:space="0" w:color="000000"/>
-            </w:tcBorders>
-            <w:shd w:val="clear" w:color="auto" w:fill="FFFFFF"/>
-            <w:tcMar>
-              <w:top w:w="0" w:type="dxa"/>
-              <w:bottom w:w="0" w:type="dxa"/>
-              <w:left w:w="0" w:type="dxa"/>
-              <w:right w:w="0" w:type="dxa"/>
-            </w:tcMar>
-            <w:vAlign w:val="top"/>
-          </w:tcPr>
-          <w:p>
-            <w:pPr>
-              <w:pStyle w:val="Normal"/>
-              <w:jc w:val="center"/>
-              <w:pBdr>
-                <w:bottom w:val="none" w:sz="0" w:space="0" w:color="000000"/>
-                <w:top w:val="none" w:sz="0" w:space="0" w:color="000000"/>
-                <w:left w:val="none" w:sz="0" w:space="0" w:color="000000"/>
-                <w:right w:val="none" w:sz="0" w:space="0" w:color="000000"/>
-              </w:pBdr>
-              <w:spacing w:after="100" w:before="100" w:line="240"/>
-              <w:ind w:left="100" w:right="100" w:firstLine="0" w:firstLineChars="0"/>
-              <w:rPr>
-                <w:rFonts w:ascii="Helvetica" w:hAnsi="Helvetica" w:eastAsia="Helvetica" w:cs="Helvetica"/>
-                <w:i w:val="false"/>
-                <w:b w:val="false"/>
-                <w:u w:val="none"/>
-                <w:sz w:val="22"/>
-                <w:szCs w:val="22"/>
-                <w:color w:val="000000"/>
-              </w:rPr>
-            </w:pPr>
-            <w:r>
-              <w:rPr>
-                <w:rFonts w:ascii="Helvetica" w:hAnsi="Helvetica" w:eastAsia="Helvetica" w:cs="Helvetica"/>
-                <w:i w:val="false"/>
-                <w:b w:val="false"/>
-                <w:u w:val="none"/>
-                <w:sz w:val="22"/>
-                <w:szCs w:val="22"/>
-                <w:color w:val="000000"/>
-              </w:rPr>
-              <w:t xml:space="preserve">0.780</w:t>
+              <w:t xml:space="preserve">0.64</w:t>
+            </w:r>
+          </w:p>
+        </w:tc>
+        <w:tc>
+          <w:tcPr>
+            <w:tcBorders>
+              <w:bottom w:val="none" w:sz="0" w:space="0" w:color="000000"/>
+              <w:top w:val="none" w:sz="0" w:space="0" w:color="000000"/>
+              <w:left w:val="none" w:sz="0" w:space="0" w:color="000000"/>
+              <w:right w:val="none" w:sz="0" w:space="0" w:color="000000"/>
+            </w:tcBorders>
+            <w:shd w:val="clear" w:color="auto" w:fill="FFFFFF"/>
+            <w:tcMar>
+              <w:top w:w="0" w:type="dxa"/>
+              <w:bottom w:w="0" w:type="dxa"/>
+              <w:left w:w="0" w:type="dxa"/>
+              <w:right w:w="0" w:type="dxa"/>
+            </w:tcMar>
+            <w:vAlign w:val="top"/>
+          </w:tcPr>
+          <w:p>
+            <w:pPr>
+              <w:pStyle w:val="Normal"/>
+              <w:jc w:val="center"/>
+              <w:pBdr>
+                <w:bottom w:val="none" w:sz="0" w:space="0" w:color="000000"/>
+                <w:top w:val="none" w:sz="0" w:space="0" w:color="000000"/>
+                <w:left w:val="none" w:sz="0" w:space="0" w:color="000000"/>
+                <w:right w:val="none" w:sz="0" w:space="0" w:color="000000"/>
+              </w:pBdr>
+              <w:spacing w:after="100" w:before="100" w:line="240"/>
+              <w:ind w:left="100" w:right="100" w:firstLine="0" w:firstLineChars="0"/>
+              <w:rPr>
+                <w:rFonts w:ascii="Helvetica" w:hAnsi="Helvetica" w:eastAsia="Helvetica" w:cs="Helvetica"/>
+                <w:i w:val="false"/>
+                <w:b w:val="false"/>
+                <w:u w:val="none"/>
+                <w:sz w:val="22"/>
+                <w:szCs w:val="22"/>
+                <w:color w:val="000000"/>
+              </w:rPr>
+            </w:pPr>
+            <w:r>
+              <w:rPr>
+                <w:rFonts w:ascii="Helvetica" w:hAnsi="Helvetica" w:eastAsia="Helvetica" w:cs="Helvetica"/>
+                <w:i w:val="false"/>
+                <w:b w:val="false"/>
+                <w:u w:val="none"/>
+                <w:sz w:val="22"/>
+                <w:szCs w:val="22"/>
+                <w:color w:val="000000"/>
+              </w:rPr>
+              <w:t xml:space="preserve">0.10, 3.99</w:t>
+            </w:r>
+          </w:p>
+        </w:tc>
+        <w:tc>
+          <w:tcPr>
+            <w:tcBorders>
+              <w:bottom w:val="none" w:sz="0" w:space="0" w:color="000000"/>
+              <w:top w:val="none" w:sz="0" w:space="0" w:color="000000"/>
+              <w:left w:val="none" w:sz="0" w:space="0" w:color="000000"/>
+              <w:right w:val="none" w:sz="0" w:space="0" w:color="000000"/>
+            </w:tcBorders>
+            <w:shd w:val="clear" w:color="auto" w:fill="FFFFFF"/>
+            <w:tcMar>
+              <w:top w:w="0" w:type="dxa"/>
+              <w:bottom w:w="0" w:type="dxa"/>
+              <w:left w:w="0" w:type="dxa"/>
+              <w:right w:w="0" w:type="dxa"/>
+            </w:tcMar>
+            <w:vAlign w:val="top"/>
+          </w:tcPr>
+          <w:p>
+            <w:pPr>
+              <w:pStyle w:val="Normal"/>
+              <w:jc w:val="center"/>
+              <w:pBdr>
+                <w:bottom w:val="none" w:sz="0" w:space="0" w:color="000000"/>
+                <w:top w:val="none" w:sz="0" w:space="0" w:color="000000"/>
+                <w:left w:val="none" w:sz="0" w:space="0" w:color="000000"/>
+                <w:right w:val="none" w:sz="0" w:space="0" w:color="000000"/>
+              </w:pBdr>
+              <w:spacing w:after="100" w:before="100" w:line="240"/>
+              <w:ind w:left="100" w:right="100" w:firstLine="0" w:firstLineChars="0"/>
+              <w:rPr>
+                <w:rFonts w:ascii="Helvetica" w:hAnsi="Helvetica" w:eastAsia="Helvetica" w:cs="Helvetica"/>
+                <w:i w:val="false"/>
+                <w:b w:val="false"/>
+                <w:u w:val="none"/>
+                <w:sz w:val="22"/>
+                <w:szCs w:val="22"/>
+                <w:color w:val="000000"/>
+              </w:rPr>
+            </w:pPr>
+            <w:r>
+              <w:rPr>
+                <w:rFonts w:ascii="Helvetica" w:hAnsi="Helvetica" w:eastAsia="Helvetica" w:cs="Helvetica"/>
+                <w:i w:val="false"/>
+                <w:b w:val="false"/>
+                <w:u w:val="none"/>
+                <w:sz w:val="22"/>
+                <w:szCs w:val="22"/>
+                <w:color w:val="000000"/>
+              </w:rPr>
+              <w:t xml:space="preserve">0.630</w:t>
             </w:r>
           </w:p>
         </w:tc>
@@ -8348,113 +8348,113 @@
                 <w:szCs w:val="22"/>
                 <w:color w:val="000000"/>
               </w:rPr>
-              <w:t xml:space="preserve">0.53</w:t>
-            </w:r>
-          </w:p>
-        </w:tc>
-        <w:tc>
-          <w:tcPr>
-            <w:tcBorders>
-              <w:bottom w:val="none" w:sz="0" w:space="0" w:color="000000"/>
-              <w:top w:val="none" w:sz="0" w:space="0" w:color="000000"/>
-              <w:left w:val="none" w:sz="0" w:space="0" w:color="000000"/>
-              <w:right w:val="none" w:sz="0" w:space="0" w:color="000000"/>
-            </w:tcBorders>
-            <w:shd w:val="clear" w:color="auto" w:fill="FFFFFF"/>
-            <w:tcMar>
-              <w:top w:w="0" w:type="dxa"/>
-              <w:bottom w:w="0" w:type="dxa"/>
-              <w:left w:w="0" w:type="dxa"/>
-              <w:right w:w="0" w:type="dxa"/>
-            </w:tcMar>
-            <w:vAlign w:val="top"/>
-          </w:tcPr>
-          <w:p>
-            <w:pPr>
-              <w:pStyle w:val="Normal"/>
-              <w:jc w:val="center"/>
-              <w:pBdr>
-                <w:bottom w:val="none" w:sz="0" w:space="0" w:color="000000"/>
-                <w:top w:val="none" w:sz="0" w:space="0" w:color="000000"/>
-                <w:left w:val="none" w:sz="0" w:space="0" w:color="000000"/>
-                <w:right w:val="none" w:sz="0" w:space="0" w:color="000000"/>
-              </w:pBdr>
-              <w:spacing w:after="100" w:before="100" w:line="240"/>
-              <w:ind w:left="100" w:right="100" w:firstLine="0" w:firstLineChars="0"/>
-              <w:rPr>
-                <w:rFonts w:ascii="Helvetica" w:hAnsi="Helvetica" w:eastAsia="Helvetica" w:cs="Helvetica"/>
-                <w:i w:val="false"/>
-                <w:b w:val="false"/>
-                <w:u w:val="none"/>
-                <w:sz w:val="22"/>
-                <w:szCs w:val="22"/>
-                <w:color w:val="000000"/>
-              </w:rPr>
-            </w:pPr>
-            <w:r>
-              <w:rPr>
-                <w:rFonts w:ascii="Helvetica" w:hAnsi="Helvetica" w:eastAsia="Helvetica" w:cs="Helvetica"/>
-                <w:i w:val="false"/>
-                <w:b w:val="false"/>
-                <w:u w:val="none"/>
-                <w:sz w:val="22"/>
-                <w:szCs w:val="22"/>
-                <w:color w:val="000000"/>
-              </w:rPr>
-              <w:t xml:space="preserve">0.06, 5.06</w:t>
-            </w:r>
-          </w:p>
-        </w:tc>
-        <w:tc>
-          <w:tcPr>
-            <w:tcBorders>
-              <w:bottom w:val="none" w:sz="0" w:space="0" w:color="000000"/>
-              <w:top w:val="none" w:sz="0" w:space="0" w:color="000000"/>
-              <w:left w:val="none" w:sz="0" w:space="0" w:color="000000"/>
-              <w:right w:val="none" w:sz="0" w:space="0" w:color="000000"/>
-            </w:tcBorders>
-            <w:shd w:val="clear" w:color="auto" w:fill="FFFFFF"/>
-            <w:tcMar>
-              <w:top w:w="0" w:type="dxa"/>
-              <w:bottom w:w="0" w:type="dxa"/>
-              <w:left w:w="0" w:type="dxa"/>
-              <w:right w:w="0" w:type="dxa"/>
-            </w:tcMar>
-            <w:vAlign w:val="top"/>
-          </w:tcPr>
-          <w:p>
-            <w:pPr>
-              <w:pStyle w:val="Normal"/>
-              <w:jc w:val="center"/>
-              <w:pBdr>
-                <w:bottom w:val="none" w:sz="0" w:space="0" w:color="000000"/>
-                <w:top w:val="none" w:sz="0" w:space="0" w:color="000000"/>
-                <w:left w:val="none" w:sz="0" w:space="0" w:color="000000"/>
-                <w:right w:val="none" w:sz="0" w:space="0" w:color="000000"/>
-              </w:pBdr>
-              <w:spacing w:after="100" w:before="100" w:line="240"/>
-              <w:ind w:left="100" w:right="100" w:firstLine="0" w:firstLineChars="0"/>
-              <w:rPr>
-                <w:rFonts w:ascii="Helvetica" w:hAnsi="Helvetica" w:eastAsia="Helvetica" w:cs="Helvetica"/>
-                <w:i w:val="false"/>
-                <w:b w:val="false"/>
-                <w:u w:val="none"/>
-                <w:sz w:val="22"/>
-                <w:szCs w:val="22"/>
-                <w:color w:val="000000"/>
-              </w:rPr>
-            </w:pPr>
-            <w:r>
-              <w:rPr>
-                <w:rFonts w:ascii="Helvetica" w:hAnsi="Helvetica" w:eastAsia="Helvetica" w:cs="Helvetica"/>
-                <w:i w:val="false"/>
-                <w:b w:val="false"/>
-                <w:u w:val="none"/>
-                <w:sz w:val="22"/>
-                <w:szCs w:val="22"/>
-                <w:color w:val="000000"/>
-              </w:rPr>
-              <w:t xml:space="preserve">0.580</w:t>
+              <w:t xml:space="preserve">0.56</w:t>
+            </w:r>
+          </w:p>
+        </w:tc>
+        <w:tc>
+          <w:tcPr>
+            <w:tcBorders>
+              <w:bottom w:val="none" w:sz="0" w:space="0" w:color="000000"/>
+              <w:top w:val="none" w:sz="0" w:space="0" w:color="000000"/>
+              <w:left w:val="none" w:sz="0" w:space="0" w:color="000000"/>
+              <w:right w:val="none" w:sz="0" w:space="0" w:color="000000"/>
+            </w:tcBorders>
+            <w:shd w:val="clear" w:color="auto" w:fill="FFFFFF"/>
+            <w:tcMar>
+              <w:top w:w="0" w:type="dxa"/>
+              <w:bottom w:w="0" w:type="dxa"/>
+              <w:left w:w="0" w:type="dxa"/>
+              <w:right w:w="0" w:type="dxa"/>
+            </w:tcMar>
+            <w:vAlign w:val="top"/>
+          </w:tcPr>
+          <w:p>
+            <w:pPr>
+              <w:pStyle w:val="Normal"/>
+              <w:jc w:val="center"/>
+              <w:pBdr>
+                <w:bottom w:val="none" w:sz="0" w:space="0" w:color="000000"/>
+                <w:top w:val="none" w:sz="0" w:space="0" w:color="000000"/>
+                <w:left w:val="none" w:sz="0" w:space="0" w:color="000000"/>
+                <w:right w:val="none" w:sz="0" w:space="0" w:color="000000"/>
+              </w:pBdr>
+              <w:spacing w:after="100" w:before="100" w:line="240"/>
+              <w:ind w:left="100" w:right="100" w:firstLine="0" w:firstLineChars="0"/>
+              <w:rPr>
+                <w:rFonts w:ascii="Helvetica" w:hAnsi="Helvetica" w:eastAsia="Helvetica" w:cs="Helvetica"/>
+                <w:i w:val="false"/>
+                <w:b w:val="false"/>
+                <w:u w:val="none"/>
+                <w:sz w:val="22"/>
+                <w:szCs w:val="22"/>
+                <w:color w:val="000000"/>
+              </w:rPr>
+            </w:pPr>
+            <w:r>
+              <w:rPr>
+                <w:rFonts w:ascii="Helvetica" w:hAnsi="Helvetica" w:eastAsia="Helvetica" w:cs="Helvetica"/>
+                <w:i w:val="false"/>
+                <w:b w:val="false"/>
+                <w:u w:val="none"/>
+                <w:sz w:val="22"/>
+                <w:szCs w:val="22"/>
+                <w:color w:val="000000"/>
+              </w:rPr>
+              <w:t xml:space="preserve">0.05, 6.65</w:t>
+            </w:r>
+          </w:p>
+        </w:tc>
+        <w:tc>
+          <w:tcPr>
+            <w:tcBorders>
+              <w:bottom w:val="none" w:sz="0" w:space="0" w:color="000000"/>
+              <w:top w:val="none" w:sz="0" w:space="0" w:color="000000"/>
+              <w:left w:val="none" w:sz="0" w:space="0" w:color="000000"/>
+              <w:right w:val="none" w:sz="0" w:space="0" w:color="000000"/>
+            </w:tcBorders>
+            <w:shd w:val="clear" w:color="auto" w:fill="FFFFFF"/>
+            <w:tcMar>
+              <w:top w:w="0" w:type="dxa"/>
+              <w:bottom w:w="0" w:type="dxa"/>
+              <w:left w:w="0" w:type="dxa"/>
+              <w:right w:w="0" w:type="dxa"/>
+            </w:tcMar>
+            <w:vAlign w:val="top"/>
+          </w:tcPr>
+          <w:p>
+            <w:pPr>
+              <w:pStyle w:val="Normal"/>
+              <w:jc w:val="center"/>
+              <w:pBdr>
+                <w:bottom w:val="none" w:sz="0" w:space="0" w:color="000000"/>
+                <w:top w:val="none" w:sz="0" w:space="0" w:color="000000"/>
+                <w:left w:val="none" w:sz="0" w:space="0" w:color="000000"/>
+                <w:right w:val="none" w:sz="0" w:space="0" w:color="000000"/>
+              </w:pBdr>
+              <w:spacing w:after="100" w:before="100" w:line="240"/>
+              <w:ind w:left="100" w:right="100" w:firstLine="0" w:firstLineChars="0"/>
+              <w:rPr>
+                <w:rFonts w:ascii="Helvetica" w:hAnsi="Helvetica" w:eastAsia="Helvetica" w:cs="Helvetica"/>
+                <w:i w:val="false"/>
+                <w:b w:val="false"/>
+                <w:u w:val="none"/>
+                <w:sz w:val="22"/>
+                <w:szCs w:val="22"/>
+                <w:color w:val="000000"/>
+              </w:rPr>
+            </w:pPr>
+            <w:r>
+              <w:rPr>
+                <w:rFonts w:ascii="Helvetica" w:hAnsi="Helvetica" w:eastAsia="Helvetica" w:cs="Helvetica"/>
+                <w:i w:val="false"/>
+                <w:b w:val="false"/>
+                <w:u w:val="none"/>
+                <w:sz w:val="22"/>
+                <w:szCs w:val="22"/>
+                <w:color w:val="000000"/>
+              </w:rPr>
+              <w:t xml:space="preserve">0.640</w:t>
             </w:r>
           </w:p>
         </w:tc>
@@ -10280,113 +10280,113 @@
                 <w:szCs w:val="22"/>
                 <w:color w:val="000000"/>
               </w:rPr>
-              <w:t xml:space="preserve">2.21</w:t>
-            </w:r>
-          </w:p>
-        </w:tc>
-        <w:tc>
-          <w:tcPr>
-            <w:tcBorders>
-              <w:bottom w:val="none" w:sz="0" w:space="0" w:color="000000"/>
-              <w:top w:val="none" w:sz="0" w:space="0" w:color="000000"/>
-              <w:left w:val="none" w:sz="0" w:space="0" w:color="000000"/>
-              <w:right w:val="none" w:sz="0" w:space="0" w:color="000000"/>
-            </w:tcBorders>
-            <w:shd w:val="clear" w:color="auto" w:fill="FFFFFF"/>
-            <w:tcMar>
-              <w:top w:w="0" w:type="dxa"/>
-              <w:bottom w:w="0" w:type="dxa"/>
-              <w:left w:w="0" w:type="dxa"/>
-              <w:right w:w="0" w:type="dxa"/>
-            </w:tcMar>
-            <w:vAlign w:val="top"/>
-          </w:tcPr>
-          <w:p>
-            <w:pPr>
-              <w:pStyle w:val="Normal"/>
-              <w:jc w:val="center"/>
-              <w:pBdr>
-                <w:bottom w:val="none" w:sz="0" w:space="0" w:color="000000"/>
-                <w:top w:val="none" w:sz="0" w:space="0" w:color="000000"/>
-                <w:left w:val="none" w:sz="0" w:space="0" w:color="000000"/>
-                <w:right w:val="none" w:sz="0" w:space="0" w:color="000000"/>
-              </w:pBdr>
-              <w:spacing w:after="100" w:before="100" w:line="240"/>
-              <w:ind w:left="100" w:right="100" w:firstLine="0" w:firstLineChars="0"/>
-              <w:rPr>
-                <w:rFonts w:ascii="Helvetica" w:hAnsi="Helvetica" w:eastAsia="Helvetica" w:cs="Helvetica"/>
-                <w:i w:val="false"/>
-                <w:b w:val="false"/>
-                <w:u w:val="none"/>
-                <w:sz w:val="22"/>
-                <w:szCs w:val="22"/>
-                <w:color w:val="000000"/>
-              </w:rPr>
-            </w:pPr>
-            <w:r>
-              <w:rPr>
-                <w:rFonts w:ascii="Helvetica" w:hAnsi="Helvetica" w:eastAsia="Helvetica" w:cs="Helvetica"/>
-                <w:i w:val="false"/>
-                <w:b w:val="false"/>
-                <w:u w:val="none"/>
-                <w:sz w:val="22"/>
-                <w:szCs w:val="22"/>
-                <w:color w:val="000000"/>
-              </w:rPr>
-              <w:t xml:space="preserve">0.65, 7.55</w:t>
-            </w:r>
-          </w:p>
-        </w:tc>
-        <w:tc>
-          <w:tcPr>
-            <w:tcBorders>
-              <w:bottom w:val="none" w:sz="0" w:space="0" w:color="000000"/>
-              <w:top w:val="none" w:sz="0" w:space="0" w:color="000000"/>
-              <w:left w:val="none" w:sz="0" w:space="0" w:color="000000"/>
-              <w:right w:val="none" w:sz="0" w:space="0" w:color="000000"/>
-            </w:tcBorders>
-            <w:shd w:val="clear" w:color="auto" w:fill="FFFFFF"/>
-            <w:tcMar>
-              <w:top w:w="0" w:type="dxa"/>
-              <w:bottom w:w="0" w:type="dxa"/>
-              <w:left w:w="0" w:type="dxa"/>
-              <w:right w:w="0" w:type="dxa"/>
-            </w:tcMar>
-            <w:vAlign w:val="top"/>
-          </w:tcPr>
-          <w:p>
-            <w:pPr>
-              <w:pStyle w:val="Normal"/>
-              <w:jc w:val="center"/>
-              <w:pBdr>
-                <w:bottom w:val="none" w:sz="0" w:space="0" w:color="000000"/>
-                <w:top w:val="none" w:sz="0" w:space="0" w:color="000000"/>
-                <w:left w:val="none" w:sz="0" w:space="0" w:color="000000"/>
-                <w:right w:val="none" w:sz="0" w:space="0" w:color="000000"/>
-              </w:pBdr>
-              <w:spacing w:after="100" w:before="100" w:line="240"/>
-              <w:ind w:left="100" w:right="100" w:firstLine="0" w:firstLineChars="0"/>
-              <w:rPr>
-                <w:rFonts w:ascii="Helvetica" w:hAnsi="Helvetica" w:eastAsia="Helvetica" w:cs="Helvetica"/>
-                <w:i w:val="false"/>
-                <w:b w:val="false"/>
-                <w:u w:val="none"/>
-                <w:sz w:val="22"/>
-                <w:szCs w:val="22"/>
-                <w:color w:val="000000"/>
-              </w:rPr>
-            </w:pPr>
-            <w:r>
-              <w:rPr>
-                <w:rFonts w:ascii="Helvetica" w:hAnsi="Helvetica" w:eastAsia="Helvetica" w:cs="Helvetica"/>
-                <w:i w:val="false"/>
-                <w:b w:val="false"/>
-                <w:u w:val="none"/>
-                <w:sz w:val="22"/>
-                <w:szCs w:val="22"/>
-                <w:color w:val="000000"/>
-              </w:rPr>
-              <w:t xml:space="preserve">0.210</w:t>
+              <w:t xml:space="preserve">1.94</w:t>
+            </w:r>
+          </w:p>
+        </w:tc>
+        <w:tc>
+          <w:tcPr>
+            <w:tcBorders>
+              <w:bottom w:val="none" w:sz="0" w:space="0" w:color="000000"/>
+              <w:top w:val="none" w:sz="0" w:space="0" w:color="000000"/>
+              <w:left w:val="none" w:sz="0" w:space="0" w:color="000000"/>
+              <w:right w:val="none" w:sz="0" w:space="0" w:color="000000"/>
+            </w:tcBorders>
+            <w:shd w:val="clear" w:color="auto" w:fill="FFFFFF"/>
+            <w:tcMar>
+              <w:top w:w="0" w:type="dxa"/>
+              <w:bottom w:w="0" w:type="dxa"/>
+              <w:left w:w="0" w:type="dxa"/>
+              <w:right w:w="0" w:type="dxa"/>
+            </w:tcMar>
+            <w:vAlign w:val="top"/>
+          </w:tcPr>
+          <w:p>
+            <w:pPr>
+              <w:pStyle w:val="Normal"/>
+              <w:jc w:val="center"/>
+              <w:pBdr>
+                <w:bottom w:val="none" w:sz="0" w:space="0" w:color="000000"/>
+                <w:top w:val="none" w:sz="0" w:space="0" w:color="000000"/>
+                <w:left w:val="none" w:sz="0" w:space="0" w:color="000000"/>
+                <w:right w:val="none" w:sz="0" w:space="0" w:color="000000"/>
+              </w:pBdr>
+              <w:spacing w:after="100" w:before="100" w:line="240"/>
+              <w:ind w:left="100" w:right="100" w:firstLine="0" w:firstLineChars="0"/>
+              <w:rPr>
+                <w:rFonts w:ascii="Helvetica" w:hAnsi="Helvetica" w:eastAsia="Helvetica" w:cs="Helvetica"/>
+                <w:i w:val="false"/>
+                <w:b w:val="false"/>
+                <w:u w:val="none"/>
+                <w:sz w:val="22"/>
+                <w:szCs w:val="22"/>
+                <w:color w:val="000000"/>
+              </w:rPr>
+            </w:pPr>
+            <w:r>
+              <w:rPr>
+                <w:rFonts w:ascii="Helvetica" w:hAnsi="Helvetica" w:eastAsia="Helvetica" w:cs="Helvetica"/>
+                <w:i w:val="false"/>
+                <w:b w:val="false"/>
+                <w:u w:val="none"/>
+                <w:sz w:val="22"/>
+                <w:szCs w:val="22"/>
+                <w:color w:val="000000"/>
+              </w:rPr>
+              <w:t xml:space="preserve">0.58, 6.48</w:t>
+            </w:r>
+          </w:p>
+        </w:tc>
+        <w:tc>
+          <w:tcPr>
+            <w:tcBorders>
+              <w:bottom w:val="none" w:sz="0" w:space="0" w:color="000000"/>
+              <w:top w:val="none" w:sz="0" w:space="0" w:color="000000"/>
+              <w:left w:val="none" w:sz="0" w:space="0" w:color="000000"/>
+              <w:right w:val="none" w:sz="0" w:space="0" w:color="000000"/>
+            </w:tcBorders>
+            <w:shd w:val="clear" w:color="auto" w:fill="FFFFFF"/>
+            <w:tcMar>
+              <w:top w:w="0" w:type="dxa"/>
+              <w:bottom w:w="0" w:type="dxa"/>
+              <w:left w:w="0" w:type="dxa"/>
+              <w:right w:w="0" w:type="dxa"/>
+            </w:tcMar>
+            <w:vAlign w:val="top"/>
+          </w:tcPr>
+          <w:p>
+            <w:pPr>
+              <w:pStyle w:val="Normal"/>
+              <w:jc w:val="center"/>
+              <w:pBdr>
+                <w:bottom w:val="none" w:sz="0" w:space="0" w:color="000000"/>
+                <w:top w:val="none" w:sz="0" w:space="0" w:color="000000"/>
+                <w:left w:val="none" w:sz="0" w:space="0" w:color="000000"/>
+                <w:right w:val="none" w:sz="0" w:space="0" w:color="000000"/>
+              </w:pBdr>
+              <w:spacing w:after="100" w:before="100" w:line="240"/>
+              <w:ind w:left="100" w:right="100" w:firstLine="0" w:firstLineChars="0"/>
+              <w:rPr>
+                <w:rFonts w:ascii="Helvetica" w:hAnsi="Helvetica" w:eastAsia="Helvetica" w:cs="Helvetica"/>
+                <w:i w:val="false"/>
+                <w:b w:val="false"/>
+                <w:u w:val="none"/>
+                <w:sz w:val="22"/>
+                <w:szCs w:val="22"/>
+                <w:color w:val="000000"/>
+              </w:rPr>
+            </w:pPr>
+            <w:r>
+              <w:rPr>
+                <w:rFonts w:ascii="Helvetica" w:hAnsi="Helvetica" w:eastAsia="Helvetica" w:cs="Helvetica"/>
+                <w:i w:val="false"/>
+                <w:b w:val="false"/>
+                <w:u w:val="none"/>
+                <w:sz w:val="22"/>
+                <w:szCs w:val="22"/>
+                <w:color w:val="000000"/>
+              </w:rPr>
+              <w:t xml:space="preserve">0.280</w:t>
             </w:r>
           </w:p>
         </w:tc>
@@ -11729,113 +11729,113 @@
                 <w:szCs w:val="22"/>
                 <w:color w:val="000000"/>
               </w:rPr>
-              <w:t xml:space="preserve">4.07</w:t>
-            </w:r>
-          </w:p>
-        </w:tc>
-        <w:tc>
-          <w:tcPr>
-            <w:tcBorders>
-              <w:bottom w:val="none" w:sz="0" w:space="0" w:color="000000"/>
-              <w:top w:val="none" w:sz="0" w:space="0" w:color="000000"/>
-              <w:left w:val="none" w:sz="0" w:space="0" w:color="000000"/>
-              <w:right w:val="none" w:sz="0" w:space="0" w:color="000000"/>
-            </w:tcBorders>
-            <w:shd w:val="clear" w:color="auto" w:fill="FFFFFF"/>
-            <w:tcMar>
-              <w:top w:w="0" w:type="dxa"/>
-              <w:bottom w:w="0" w:type="dxa"/>
-              <w:left w:w="0" w:type="dxa"/>
-              <w:right w:w="0" w:type="dxa"/>
-            </w:tcMar>
-            <w:vAlign w:val="top"/>
-          </w:tcPr>
-          <w:p>
-            <w:pPr>
-              <w:pStyle w:val="Normal"/>
-              <w:jc w:val="center"/>
-              <w:pBdr>
-                <w:bottom w:val="none" w:sz="0" w:space="0" w:color="000000"/>
-                <w:top w:val="none" w:sz="0" w:space="0" w:color="000000"/>
-                <w:left w:val="none" w:sz="0" w:space="0" w:color="000000"/>
-                <w:right w:val="none" w:sz="0" w:space="0" w:color="000000"/>
-              </w:pBdr>
-              <w:spacing w:after="100" w:before="100" w:line="240"/>
-              <w:ind w:left="100" w:right="100" w:firstLine="0" w:firstLineChars="0"/>
-              <w:rPr>
-                <w:rFonts w:ascii="Helvetica" w:hAnsi="Helvetica" w:eastAsia="Helvetica" w:cs="Helvetica"/>
-                <w:i w:val="false"/>
-                <w:b w:val="false"/>
-                <w:u w:val="none"/>
-                <w:sz w:val="22"/>
-                <w:szCs w:val="22"/>
-                <w:color w:val="000000"/>
-              </w:rPr>
-            </w:pPr>
-            <w:r>
-              <w:rPr>
-                <w:rFonts w:ascii="Helvetica" w:hAnsi="Helvetica" w:eastAsia="Helvetica" w:cs="Helvetica"/>
-                <w:i w:val="false"/>
-                <w:b w:val="false"/>
-                <w:u w:val="none"/>
-                <w:sz w:val="22"/>
-                <w:szCs w:val="22"/>
-                <w:color w:val="000000"/>
-              </w:rPr>
-              <w:t xml:space="preserve">1.12, 14.8</w:t>
-            </w:r>
-          </w:p>
-        </w:tc>
-        <w:tc>
-          <w:tcPr>
-            <w:tcBorders>
-              <w:bottom w:val="none" w:sz="0" w:space="0" w:color="000000"/>
-              <w:top w:val="none" w:sz="0" w:space="0" w:color="000000"/>
-              <w:left w:val="none" w:sz="0" w:space="0" w:color="000000"/>
-              <w:right w:val="none" w:sz="0" w:space="0" w:color="000000"/>
-            </w:tcBorders>
-            <w:shd w:val="clear" w:color="auto" w:fill="FFFFFF"/>
-            <w:tcMar>
-              <w:top w:w="0" w:type="dxa"/>
-              <w:bottom w:w="0" w:type="dxa"/>
-              <w:left w:w="0" w:type="dxa"/>
-              <w:right w:w="0" w:type="dxa"/>
-            </w:tcMar>
-            <w:vAlign w:val="top"/>
-          </w:tcPr>
-          <w:p>
-            <w:pPr>
-              <w:pStyle w:val="Normal"/>
-              <w:jc w:val="center"/>
-              <w:pBdr>
-                <w:bottom w:val="none" w:sz="0" w:space="0" w:color="000000"/>
-                <w:top w:val="none" w:sz="0" w:space="0" w:color="000000"/>
-                <w:left w:val="none" w:sz="0" w:space="0" w:color="000000"/>
-                <w:right w:val="none" w:sz="0" w:space="0" w:color="000000"/>
-              </w:pBdr>
-              <w:spacing w:after="100" w:before="100" w:line="240"/>
-              <w:ind w:left="100" w:right="100" w:firstLine="0" w:firstLineChars="0"/>
-              <w:rPr>
-                <w:rFonts w:ascii="Helvetica" w:hAnsi="Helvetica" w:eastAsia="Helvetica" w:cs="Helvetica"/>
-                <w:i w:val="false"/>
-                <w:b w:val="false"/>
-                <w:u w:val="none"/>
-                <w:sz w:val="22"/>
-                <w:szCs w:val="22"/>
-                <w:color w:val="000000"/>
-              </w:rPr>
-            </w:pPr>
-            <w:r>
-              <w:rPr>
-                <w:rFonts w:ascii="Helvetica" w:hAnsi="Helvetica" w:eastAsia="Helvetica" w:cs="Helvetica"/>
-                <w:i w:val="false"/>
-                <w:b w:val="false"/>
-                <w:u w:val="none"/>
-                <w:sz w:val="22"/>
-                <w:szCs w:val="22"/>
-                <w:color w:val="000000"/>
-              </w:rPr>
-              <w:t xml:space="preserve">0.034</w:t>
+              <w:t xml:space="preserve">4.46</w:t>
+            </w:r>
+          </w:p>
+        </w:tc>
+        <w:tc>
+          <w:tcPr>
+            <w:tcBorders>
+              <w:bottom w:val="none" w:sz="0" w:space="0" w:color="000000"/>
+              <w:top w:val="none" w:sz="0" w:space="0" w:color="000000"/>
+              <w:left w:val="none" w:sz="0" w:space="0" w:color="000000"/>
+              <w:right w:val="none" w:sz="0" w:space="0" w:color="000000"/>
+            </w:tcBorders>
+            <w:shd w:val="clear" w:color="auto" w:fill="FFFFFF"/>
+            <w:tcMar>
+              <w:top w:w="0" w:type="dxa"/>
+              <w:bottom w:w="0" w:type="dxa"/>
+              <w:left w:w="0" w:type="dxa"/>
+              <w:right w:w="0" w:type="dxa"/>
+            </w:tcMar>
+            <w:vAlign w:val="top"/>
+          </w:tcPr>
+          <w:p>
+            <w:pPr>
+              <w:pStyle w:val="Normal"/>
+              <w:jc w:val="center"/>
+              <w:pBdr>
+                <w:bottom w:val="none" w:sz="0" w:space="0" w:color="000000"/>
+                <w:top w:val="none" w:sz="0" w:space="0" w:color="000000"/>
+                <w:left w:val="none" w:sz="0" w:space="0" w:color="000000"/>
+                <w:right w:val="none" w:sz="0" w:space="0" w:color="000000"/>
+              </w:pBdr>
+              <w:spacing w:after="100" w:before="100" w:line="240"/>
+              <w:ind w:left="100" w:right="100" w:firstLine="0" w:firstLineChars="0"/>
+              <w:rPr>
+                <w:rFonts w:ascii="Helvetica" w:hAnsi="Helvetica" w:eastAsia="Helvetica" w:cs="Helvetica"/>
+                <w:i w:val="false"/>
+                <w:b w:val="false"/>
+                <w:u w:val="none"/>
+                <w:sz w:val="22"/>
+                <w:szCs w:val="22"/>
+                <w:color w:val="000000"/>
+              </w:rPr>
+            </w:pPr>
+            <w:r>
+              <w:rPr>
+                <w:rFonts w:ascii="Helvetica" w:hAnsi="Helvetica" w:eastAsia="Helvetica" w:cs="Helvetica"/>
+                <w:i w:val="false"/>
+                <w:b w:val="false"/>
+                <w:u w:val="none"/>
+                <w:sz w:val="22"/>
+                <w:szCs w:val="22"/>
+                <w:color w:val="000000"/>
+              </w:rPr>
+              <w:t xml:space="preserve">1.14, 17.5</w:t>
+            </w:r>
+          </w:p>
+        </w:tc>
+        <w:tc>
+          <w:tcPr>
+            <w:tcBorders>
+              <w:bottom w:val="none" w:sz="0" w:space="0" w:color="000000"/>
+              <w:top w:val="none" w:sz="0" w:space="0" w:color="000000"/>
+              <w:left w:val="none" w:sz="0" w:space="0" w:color="000000"/>
+              <w:right w:val="none" w:sz="0" w:space="0" w:color="000000"/>
+            </w:tcBorders>
+            <w:shd w:val="clear" w:color="auto" w:fill="FFFFFF"/>
+            <w:tcMar>
+              <w:top w:w="0" w:type="dxa"/>
+              <w:bottom w:w="0" w:type="dxa"/>
+              <w:left w:w="0" w:type="dxa"/>
+              <w:right w:w="0" w:type="dxa"/>
+            </w:tcMar>
+            <w:vAlign w:val="top"/>
+          </w:tcPr>
+          <w:p>
+            <w:pPr>
+              <w:pStyle w:val="Normal"/>
+              <w:jc w:val="center"/>
+              <w:pBdr>
+                <w:bottom w:val="none" w:sz="0" w:space="0" w:color="000000"/>
+                <w:top w:val="none" w:sz="0" w:space="0" w:color="000000"/>
+                <w:left w:val="none" w:sz="0" w:space="0" w:color="000000"/>
+                <w:right w:val="none" w:sz="0" w:space="0" w:color="000000"/>
+              </w:pBdr>
+              <w:spacing w:after="100" w:before="100" w:line="240"/>
+              <w:ind w:left="100" w:right="100" w:firstLine="0" w:firstLineChars="0"/>
+              <w:rPr>
+                <w:rFonts w:ascii="Helvetica" w:hAnsi="Helvetica" w:eastAsia="Helvetica" w:cs="Helvetica"/>
+                <w:i w:val="false"/>
+                <w:b w:val="false"/>
+                <w:u w:val="none"/>
+                <w:sz w:val="22"/>
+                <w:szCs w:val="22"/>
+                <w:color w:val="000000"/>
+              </w:rPr>
+            </w:pPr>
+            <w:r>
+              <w:rPr>
+                <w:rFonts w:ascii="Helvetica" w:hAnsi="Helvetica" w:eastAsia="Helvetica" w:cs="Helvetica"/>
+                <w:i w:val="false"/>
+                <w:b w:val="false"/>
+                <w:u w:val="none"/>
+                <w:sz w:val="22"/>
+                <w:szCs w:val="22"/>
+                <w:color w:val="000000"/>
+              </w:rPr>
+              <w:t xml:space="preserve">0.032</w:t>
             </w:r>
           </w:p>
         </w:tc>
@@ -12212,113 +12212,113 @@
                 <w:szCs w:val="22"/>
                 <w:color w:val="000000"/>
               </w:rPr>
-              <w:t xml:space="preserve">0.98</w:t>
-            </w:r>
-          </w:p>
-        </w:tc>
-        <w:tc>
-          <w:tcPr>
-            <w:tcBorders>
-              <w:bottom w:val="none" w:sz="0" w:space="0" w:color="000000"/>
-              <w:top w:val="none" w:sz="0" w:space="0" w:color="000000"/>
-              <w:left w:val="none" w:sz="0" w:space="0" w:color="000000"/>
-              <w:right w:val="none" w:sz="0" w:space="0" w:color="000000"/>
-            </w:tcBorders>
-            <w:shd w:val="clear" w:color="auto" w:fill="FFFFFF"/>
-            <w:tcMar>
-              <w:top w:w="0" w:type="dxa"/>
-              <w:bottom w:w="0" w:type="dxa"/>
-              <w:left w:w="0" w:type="dxa"/>
-              <w:right w:w="0" w:type="dxa"/>
-            </w:tcMar>
-            <w:vAlign w:val="top"/>
-          </w:tcPr>
-          <w:p>
-            <w:pPr>
-              <w:pStyle w:val="Normal"/>
-              <w:jc w:val="center"/>
-              <w:pBdr>
-                <w:bottom w:val="none" w:sz="0" w:space="0" w:color="000000"/>
-                <w:top w:val="none" w:sz="0" w:space="0" w:color="000000"/>
-                <w:left w:val="none" w:sz="0" w:space="0" w:color="000000"/>
-                <w:right w:val="none" w:sz="0" w:space="0" w:color="000000"/>
-              </w:pBdr>
-              <w:spacing w:after="100" w:before="100" w:line="240"/>
-              <w:ind w:left="100" w:right="100" w:firstLine="0" w:firstLineChars="0"/>
-              <w:rPr>
-                <w:rFonts w:ascii="Helvetica" w:hAnsi="Helvetica" w:eastAsia="Helvetica" w:cs="Helvetica"/>
-                <w:i w:val="false"/>
-                <w:b w:val="false"/>
-                <w:u w:val="none"/>
-                <w:sz w:val="22"/>
-                <w:szCs w:val="22"/>
-                <w:color w:val="000000"/>
-              </w:rPr>
-            </w:pPr>
-            <w:r>
-              <w:rPr>
-                <w:rFonts w:ascii="Helvetica" w:hAnsi="Helvetica" w:eastAsia="Helvetica" w:cs="Helvetica"/>
-                <w:i w:val="false"/>
-                <w:b w:val="false"/>
-                <w:u w:val="none"/>
-                <w:sz w:val="22"/>
-                <w:szCs w:val="22"/>
-                <w:color w:val="000000"/>
-              </w:rPr>
-              <w:t xml:space="preserve">0.24, 4.04</w:t>
-            </w:r>
-          </w:p>
-        </w:tc>
-        <w:tc>
-          <w:tcPr>
-            <w:tcBorders>
-              <w:bottom w:val="none" w:sz="0" w:space="0" w:color="000000"/>
-              <w:top w:val="none" w:sz="0" w:space="0" w:color="000000"/>
-              <w:left w:val="none" w:sz="0" w:space="0" w:color="000000"/>
-              <w:right w:val="none" w:sz="0" w:space="0" w:color="000000"/>
-            </w:tcBorders>
-            <w:shd w:val="clear" w:color="auto" w:fill="FFFFFF"/>
-            <w:tcMar>
-              <w:top w:w="0" w:type="dxa"/>
-              <w:bottom w:w="0" w:type="dxa"/>
-              <w:left w:w="0" w:type="dxa"/>
-              <w:right w:w="0" w:type="dxa"/>
-            </w:tcMar>
-            <w:vAlign w:val="top"/>
-          </w:tcPr>
-          <w:p>
-            <w:pPr>
-              <w:pStyle w:val="Normal"/>
-              <w:jc w:val="center"/>
-              <w:pBdr>
-                <w:bottom w:val="none" w:sz="0" w:space="0" w:color="000000"/>
-                <w:top w:val="none" w:sz="0" w:space="0" w:color="000000"/>
-                <w:left w:val="none" w:sz="0" w:space="0" w:color="000000"/>
-                <w:right w:val="none" w:sz="0" w:space="0" w:color="000000"/>
-              </w:pBdr>
-              <w:spacing w:after="100" w:before="100" w:line="240"/>
-              <w:ind w:left="100" w:right="100" w:firstLine="0" w:firstLineChars="0"/>
-              <w:rPr>
-                <w:rFonts w:ascii="Helvetica" w:hAnsi="Helvetica" w:eastAsia="Helvetica" w:cs="Helvetica"/>
-                <w:i w:val="false"/>
-                <w:b w:val="false"/>
-                <w:u w:val="none"/>
-                <w:sz w:val="22"/>
-                <w:szCs w:val="22"/>
-                <w:color w:val="000000"/>
-              </w:rPr>
-            </w:pPr>
-            <w:r>
-              <w:rPr>
-                <w:rFonts w:ascii="Helvetica" w:hAnsi="Helvetica" w:eastAsia="Helvetica" w:cs="Helvetica"/>
-                <w:i w:val="false"/>
-                <w:b w:val="false"/>
-                <w:u w:val="none"/>
-                <w:sz w:val="22"/>
-                <w:szCs w:val="22"/>
-                <w:color w:val="000000"/>
-              </w:rPr>
-              <w:t xml:space="preserve">0.980</w:t>
+              <w:t xml:space="preserve">1.00</w:t>
+            </w:r>
+          </w:p>
+        </w:tc>
+        <w:tc>
+          <w:tcPr>
+            <w:tcBorders>
+              <w:bottom w:val="none" w:sz="0" w:space="0" w:color="000000"/>
+              <w:top w:val="none" w:sz="0" w:space="0" w:color="000000"/>
+              <w:left w:val="none" w:sz="0" w:space="0" w:color="000000"/>
+              <w:right w:val="none" w:sz="0" w:space="0" w:color="000000"/>
+            </w:tcBorders>
+            <w:shd w:val="clear" w:color="auto" w:fill="FFFFFF"/>
+            <w:tcMar>
+              <w:top w:w="0" w:type="dxa"/>
+              <w:bottom w:w="0" w:type="dxa"/>
+              <w:left w:w="0" w:type="dxa"/>
+              <w:right w:w="0" w:type="dxa"/>
+            </w:tcMar>
+            <w:vAlign w:val="top"/>
+          </w:tcPr>
+          <w:p>
+            <w:pPr>
+              <w:pStyle w:val="Normal"/>
+              <w:jc w:val="center"/>
+              <w:pBdr>
+                <w:bottom w:val="none" w:sz="0" w:space="0" w:color="000000"/>
+                <w:top w:val="none" w:sz="0" w:space="0" w:color="000000"/>
+                <w:left w:val="none" w:sz="0" w:space="0" w:color="000000"/>
+                <w:right w:val="none" w:sz="0" w:space="0" w:color="000000"/>
+              </w:pBdr>
+              <w:spacing w:after="100" w:before="100" w:line="240"/>
+              <w:ind w:left="100" w:right="100" w:firstLine="0" w:firstLineChars="0"/>
+              <w:rPr>
+                <w:rFonts w:ascii="Helvetica" w:hAnsi="Helvetica" w:eastAsia="Helvetica" w:cs="Helvetica"/>
+                <w:i w:val="false"/>
+                <w:b w:val="false"/>
+                <w:u w:val="none"/>
+                <w:sz w:val="22"/>
+                <w:szCs w:val="22"/>
+                <w:color w:val="000000"/>
+              </w:rPr>
+            </w:pPr>
+            <w:r>
+              <w:rPr>
+                <w:rFonts w:ascii="Helvetica" w:hAnsi="Helvetica" w:eastAsia="Helvetica" w:cs="Helvetica"/>
+                <w:i w:val="false"/>
+                <w:b w:val="false"/>
+                <w:u w:val="none"/>
+                <w:sz w:val="22"/>
+                <w:szCs w:val="22"/>
+                <w:color w:val="000000"/>
+              </w:rPr>
+              <w:t xml:space="preserve">0.25, 3.98</w:t>
+            </w:r>
+          </w:p>
+        </w:tc>
+        <w:tc>
+          <w:tcPr>
+            <w:tcBorders>
+              <w:bottom w:val="none" w:sz="0" w:space="0" w:color="000000"/>
+              <w:top w:val="none" w:sz="0" w:space="0" w:color="000000"/>
+              <w:left w:val="none" w:sz="0" w:space="0" w:color="000000"/>
+              <w:right w:val="none" w:sz="0" w:space="0" w:color="000000"/>
+            </w:tcBorders>
+            <w:shd w:val="clear" w:color="auto" w:fill="FFFFFF"/>
+            <w:tcMar>
+              <w:top w:w="0" w:type="dxa"/>
+              <w:bottom w:w="0" w:type="dxa"/>
+              <w:left w:w="0" w:type="dxa"/>
+              <w:right w:w="0" w:type="dxa"/>
+            </w:tcMar>
+            <w:vAlign w:val="top"/>
+          </w:tcPr>
+          <w:p>
+            <w:pPr>
+              <w:pStyle w:val="Normal"/>
+              <w:jc w:val="center"/>
+              <w:pBdr>
+                <w:bottom w:val="none" w:sz="0" w:space="0" w:color="000000"/>
+                <w:top w:val="none" w:sz="0" w:space="0" w:color="000000"/>
+                <w:left w:val="none" w:sz="0" w:space="0" w:color="000000"/>
+                <w:right w:val="none" w:sz="0" w:space="0" w:color="000000"/>
+              </w:pBdr>
+              <w:spacing w:after="100" w:before="100" w:line="240"/>
+              <w:ind w:left="100" w:right="100" w:firstLine="0" w:firstLineChars="0"/>
+              <w:rPr>
+                <w:rFonts w:ascii="Helvetica" w:hAnsi="Helvetica" w:eastAsia="Helvetica" w:cs="Helvetica"/>
+                <w:i w:val="false"/>
+                <w:b w:val="false"/>
+                <w:u w:val="none"/>
+                <w:sz w:val="22"/>
+                <w:szCs w:val="22"/>
+                <w:color w:val="000000"/>
+              </w:rPr>
+            </w:pPr>
+            <w:r>
+              <w:rPr>
+                <w:rFonts w:ascii="Helvetica" w:hAnsi="Helvetica" w:eastAsia="Helvetica" w:cs="Helvetica"/>
+                <w:i w:val="false"/>
+                <w:b w:val="false"/>
+                <w:u w:val="none"/>
+                <w:sz w:val="22"/>
+                <w:szCs w:val="22"/>
+                <w:color w:val="000000"/>
+              </w:rPr>
+              <w:t xml:space="preserve">&gt;0.999</w:t>
             </w:r>
           </w:p>
         </w:tc>
@@ -12695,113 +12695,113 @@
                 <w:szCs w:val="22"/>
                 <w:color w:val="000000"/>
               </w:rPr>
-              <w:t xml:space="preserve">2.14</w:t>
-            </w:r>
-          </w:p>
-        </w:tc>
-        <w:tc>
-          <w:tcPr>
-            <w:tcBorders>
-              <w:bottom w:val="none" w:sz="0" w:space="0" w:color="000000"/>
-              <w:top w:val="none" w:sz="0" w:space="0" w:color="000000"/>
-              <w:left w:val="none" w:sz="0" w:space="0" w:color="000000"/>
-              <w:right w:val="none" w:sz="0" w:space="0" w:color="000000"/>
-            </w:tcBorders>
-            <w:shd w:val="clear" w:color="auto" w:fill="FFFFFF"/>
-            <w:tcMar>
-              <w:top w:w="0" w:type="dxa"/>
-              <w:bottom w:w="0" w:type="dxa"/>
-              <w:left w:w="0" w:type="dxa"/>
-              <w:right w:w="0" w:type="dxa"/>
-            </w:tcMar>
-            <w:vAlign w:val="top"/>
-          </w:tcPr>
-          <w:p>
-            <w:pPr>
-              <w:pStyle w:val="Normal"/>
-              <w:jc w:val="center"/>
-              <w:pBdr>
-                <w:bottom w:val="none" w:sz="0" w:space="0" w:color="000000"/>
-                <w:top w:val="none" w:sz="0" w:space="0" w:color="000000"/>
-                <w:left w:val="none" w:sz="0" w:space="0" w:color="000000"/>
-                <w:right w:val="none" w:sz="0" w:space="0" w:color="000000"/>
-              </w:pBdr>
-              <w:spacing w:after="100" w:before="100" w:line="240"/>
-              <w:ind w:left="100" w:right="100" w:firstLine="0" w:firstLineChars="0"/>
-              <w:rPr>
-                <w:rFonts w:ascii="Helvetica" w:hAnsi="Helvetica" w:eastAsia="Helvetica" w:cs="Helvetica"/>
-                <w:i w:val="false"/>
-                <w:b w:val="false"/>
-                <w:u w:val="none"/>
-                <w:sz w:val="22"/>
-                <w:szCs w:val="22"/>
-                <w:color w:val="000000"/>
-              </w:rPr>
-            </w:pPr>
-            <w:r>
-              <w:rPr>
-                <w:rFonts w:ascii="Helvetica" w:hAnsi="Helvetica" w:eastAsia="Helvetica" w:cs="Helvetica"/>
-                <w:i w:val="false"/>
-                <w:b w:val="false"/>
-                <w:u w:val="none"/>
-                <w:sz w:val="22"/>
-                <w:szCs w:val="22"/>
-                <w:color w:val="000000"/>
-              </w:rPr>
-              <w:t xml:space="preserve">0.39, 11.9</w:t>
-            </w:r>
-          </w:p>
-        </w:tc>
-        <w:tc>
-          <w:tcPr>
-            <w:tcBorders>
-              <w:bottom w:val="none" w:sz="0" w:space="0" w:color="000000"/>
-              <w:top w:val="none" w:sz="0" w:space="0" w:color="000000"/>
-              <w:left w:val="none" w:sz="0" w:space="0" w:color="000000"/>
-              <w:right w:val="none" w:sz="0" w:space="0" w:color="000000"/>
-            </w:tcBorders>
-            <w:shd w:val="clear" w:color="auto" w:fill="FFFFFF"/>
-            <w:tcMar>
-              <w:top w:w="0" w:type="dxa"/>
-              <w:bottom w:w="0" w:type="dxa"/>
-              <w:left w:w="0" w:type="dxa"/>
-              <w:right w:w="0" w:type="dxa"/>
-            </w:tcMar>
-            <w:vAlign w:val="top"/>
-          </w:tcPr>
-          <w:p>
-            <w:pPr>
-              <w:pStyle w:val="Normal"/>
-              <w:jc w:val="center"/>
-              <w:pBdr>
-                <w:bottom w:val="none" w:sz="0" w:space="0" w:color="000000"/>
-                <w:top w:val="none" w:sz="0" w:space="0" w:color="000000"/>
-                <w:left w:val="none" w:sz="0" w:space="0" w:color="000000"/>
-                <w:right w:val="none" w:sz="0" w:space="0" w:color="000000"/>
-              </w:pBdr>
-              <w:spacing w:after="100" w:before="100" w:line="240"/>
-              <w:ind w:left="100" w:right="100" w:firstLine="0" w:firstLineChars="0"/>
-              <w:rPr>
-                <w:rFonts w:ascii="Helvetica" w:hAnsi="Helvetica" w:eastAsia="Helvetica" w:cs="Helvetica"/>
-                <w:i w:val="false"/>
-                <w:b w:val="false"/>
-                <w:u w:val="none"/>
-                <w:sz w:val="22"/>
-                <w:szCs w:val="22"/>
-                <w:color w:val="000000"/>
-              </w:rPr>
-            </w:pPr>
-            <w:r>
-              <w:rPr>
-                <w:rFonts w:ascii="Helvetica" w:hAnsi="Helvetica" w:eastAsia="Helvetica" w:cs="Helvetica"/>
-                <w:i w:val="false"/>
-                <w:b w:val="false"/>
-                <w:u w:val="none"/>
-                <w:sz w:val="22"/>
-                <w:szCs w:val="22"/>
-                <w:color w:val="000000"/>
-              </w:rPr>
-              <w:t xml:space="preserve">0.380</w:t>
+              <w:t xml:space="preserve">1.77</w:t>
+            </w:r>
+          </w:p>
+        </w:tc>
+        <w:tc>
+          <w:tcPr>
+            <w:tcBorders>
+              <w:bottom w:val="none" w:sz="0" w:space="0" w:color="000000"/>
+              <w:top w:val="none" w:sz="0" w:space="0" w:color="000000"/>
+              <w:left w:val="none" w:sz="0" w:space="0" w:color="000000"/>
+              <w:right w:val="none" w:sz="0" w:space="0" w:color="000000"/>
+            </w:tcBorders>
+            <w:shd w:val="clear" w:color="auto" w:fill="FFFFFF"/>
+            <w:tcMar>
+              <w:top w:w="0" w:type="dxa"/>
+              <w:bottom w:w="0" w:type="dxa"/>
+              <w:left w:w="0" w:type="dxa"/>
+              <w:right w:w="0" w:type="dxa"/>
+            </w:tcMar>
+            <w:vAlign w:val="top"/>
+          </w:tcPr>
+          <w:p>
+            <w:pPr>
+              <w:pStyle w:val="Normal"/>
+              <w:jc w:val="center"/>
+              <w:pBdr>
+                <w:bottom w:val="none" w:sz="0" w:space="0" w:color="000000"/>
+                <w:top w:val="none" w:sz="0" w:space="0" w:color="000000"/>
+                <w:left w:val="none" w:sz="0" w:space="0" w:color="000000"/>
+                <w:right w:val="none" w:sz="0" w:space="0" w:color="000000"/>
+              </w:pBdr>
+              <w:spacing w:after="100" w:before="100" w:line="240"/>
+              <w:ind w:left="100" w:right="100" w:firstLine="0" w:firstLineChars="0"/>
+              <w:rPr>
+                <w:rFonts w:ascii="Helvetica" w:hAnsi="Helvetica" w:eastAsia="Helvetica" w:cs="Helvetica"/>
+                <w:i w:val="false"/>
+                <w:b w:val="false"/>
+                <w:u w:val="none"/>
+                <w:sz w:val="22"/>
+                <w:szCs w:val="22"/>
+                <w:color w:val="000000"/>
+              </w:rPr>
+            </w:pPr>
+            <w:r>
+              <w:rPr>
+                <w:rFonts w:ascii="Helvetica" w:hAnsi="Helvetica" w:eastAsia="Helvetica" w:cs="Helvetica"/>
+                <w:i w:val="false"/>
+                <w:b w:val="false"/>
+                <w:u w:val="none"/>
+                <w:sz w:val="22"/>
+                <w:szCs w:val="22"/>
+                <w:color w:val="000000"/>
+              </w:rPr>
+              <w:t xml:space="preserve">0.27, 11.8</w:t>
+            </w:r>
+          </w:p>
+        </w:tc>
+        <w:tc>
+          <w:tcPr>
+            <w:tcBorders>
+              <w:bottom w:val="none" w:sz="0" w:space="0" w:color="000000"/>
+              <w:top w:val="none" w:sz="0" w:space="0" w:color="000000"/>
+              <w:left w:val="none" w:sz="0" w:space="0" w:color="000000"/>
+              <w:right w:val="none" w:sz="0" w:space="0" w:color="000000"/>
+            </w:tcBorders>
+            <w:shd w:val="clear" w:color="auto" w:fill="FFFFFF"/>
+            <w:tcMar>
+              <w:top w:w="0" w:type="dxa"/>
+              <w:bottom w:w="0" w:type="dxa"/>
+              <w:left w:w="0" w:type="dxa"/>
+              <w:right w:w="0" w:type="dxa"/>
+            </w:tcMar>
+            <w:vAlign w:val="top"/>
+          </w:tcPr>
+          <w:p>
+            <w:pPr>
+              <w:pStyle w:val="Normal"/>
+              <w:jc w:val="center"/>
+              <w:pBdr>
+                <w:bottom w:val="none" w:sz="0" w:space="0" w:color="000000"/>
+                <w:top w:val="none" w:sz="0" w:space="0" w:color="000000"/>
+                <w:left w:val="none" w:sz="0" w:space="0" w:color="000000"/>
+                <w:right w:val="none" w:sz="0" w:space="0" w:color="000000"/>
+              </w:pBdr>
+              <w:spacing w:after="100" w:before="100" w:line="240"/>
+              <w:ind w:left="100" w:right="100" w:firstLine="0" w:firstLineChars="0"/>
+              <w:rPr>
+                <w:rFonts w:ascii="Helvetica" w:hAnsi="Helvetica" w:eastAsia="Helvetica" w:cs="Helvetica"/>
+                <w:i w:val="false"/>
+                <w:b w:val="false"/>
+                <w:u w:val="none"/>
+                <w:sz w:val="22"/>
+                <w:szCs w:val="22"/>
+                <w:color w:val="000000"/>
+              </w:rPr>
+            </w:pPr>
+            <w:r>
+              <w:rPr>
+                <w:rFonts w:ascii="Helvetica" w:hAnsi="Helvetica" w:eastAsia="Helvetica" w:cs="Helvetica"/>
+                <w:i w:val="false"/>
+                <w:b w:val="false"/>
+                <w:u w:val="none"/>
+                <w:sz w:val="22"/>
+                <w:szCs w:val="22"/>
+                <w:color w:val="000000"/>
+              </w:rPr>
+              <w:t xml:space="preserve">0.550</w:t>
             </w:r>
           </w:p>
         </w:tc>
@@ -13178,113 +13178,113 @@
                 <w:szCs w:val="22"/>
                 <w:color w:val="000000"/>
               </w:rPr>
-              <w:t xml:space="preserve">1.80</w:t>
-            </w:r>
-          </w:p>
-        </w:tc>
-        <w:tc>
-          <w:tcPr>
-            <w:tcBorders>
-              <w:bottom w:val="none" w:sz="0" w:space="0" w:color="000000"/>
-              <w:top w:val="none" w:sz="0" w:space="0" w:color="000000"/>
-              <w:left w:val="none" w:sz="0" w:space="0" w:color="000000"/>
-              <w:right w:val="none" w:sz="0" w:space="0" w:color="000000"/>
-            </w:tcBorders>
-            <w:shd w:val="clear" w:color="auto" w:fill="FFFFFF"/>
-            <w:tcMar>
-              <w:top w:w="0" w:type="dxa"/>
-              <w:bottom w:w="0" w:type="dxa"/>
-              <w:left w:w="0" w:type="dxa"/>
-              <w:right w:w="0" w:type="dxa"/>
-            </w:tcMar>
-            <w:vAlign w:val="top"/>
-          </w:tcPr>
-          <w:p>
-            <w:pPr>
-              <w:pStyle w:val="Normal"/>
-              <w:jc w:val="center"/>
-              <w:pBdr>
-                <w:bottom w:val="none" w:sz="0" w:space="0" w:color="000000"/>
-                <w:top w:val="none" w:sz="0" w:space="0" w:color="000000"/>
-                <w:left w:val="none" w:sz="0" w:space="0" w:color="000000"/>
-                <w:right w:val="none" w:sz="0" w:space="0" w:color="000000"/>
-              </w:pBdr>
-              <w:spacing w:after="100" w:before="100" w:line="240"/>
-              <w:ind w:left="100" w:right="100" w:firstLine="0" w:firstLineChars="0"/>
-              <w:rPr>
-                <w:rFonts w:ascii="Helvetica" w:hAnsi="Helvetica" w:eastAsia="Helvetica" w:cs="Helvetica"/>
-                <w:i w:val="false"/>
-                <w:b w:val="false"/>
-                <w:u w:val="none"/>
-                <w:sz w:val="22"/>
-                <w:szCs w:val="22"/>
-                <w:color w:val="000000"/>
-              </w:rPr>
-            </w:pPr>
-            <w:r>
-              <w:rPr>
-                <w:rFonts w:ascii="Helvetica" w:hAnsi="Helvetica" w:eastAsia="Helvetica" w:cs="Helvetica"/>
-                <w:i w:val="false"/>
-                <w:b w:val="false"/>
-                <w:u w:val="none"/>
-                <w:sz w:val="22"/>
-                <w:szCs w:val="22"/>
-                <w:color w:val="000000"/>
-              </w:rPr>
-              <w:t xml:space="preserve">0.41, 7.94</w:t>
-            </w:r>
-          </w:p>
-        </w:tc>
-        <w:tc>
-          <w:tcPr>
-            <w:tcBorders>
-              <w:bottom w:val="none" w:sz="0" w:space="0" w:color="000000"/>
-              <w:top w:val="none" w:sz="0" w:space="0" w:color="000000"/>
-              <w:left w:val="none" w:sz="0" w:space="0" w:color="000000"/>
-              <w:right w:val="none" w:sz="0" w:space="0" w:color="000000"/>
-            </w:tcBorders>
-            <w:shd w:val="clear" w:color="auto" w:fill="FFFFFF"/>
-            <w:tcMar>
-              <w:top w:w="0" w:type="dxa"/>
-              <w:bottom w:w="0" w:type="dxa"/>
-              <w:left w:w="0" w:type="dxa"/>
-              <w:right w:w="0" w:type="dxa"/>
-            </w:tcMar>
-            <w:vAlign w:val="top"/>
-          </w:tcPr>
-          <w:p>
-            <w:pPr>
-              <w:pStyle w:val="Normal"/>
-              <w:jc w:val="center"/>
-              <w:pBdr>
-                <w:bottom w:val="none" w:sz="0" w:space="0" w:color="000000"/>
-                <w:top w:val="none" w:sz="0" w:space="0" w:color="000000"/>
-                <w:left w:val="none" w:sz="0" w:space="0" w:color="000000"/>
-                <w:right w:val="none" w:sz="0" w:space="0" w:color="000000"/>
-              </w:pBdr>
-              <w:spacing w:after="100" w:before="100" w:line="240"/>
-              <w:ind w:left="100" w:right="100" w:firstLine="0" w:firstLineChars="0"/>
-              <w:rPr>
-                <w:rFonts w:ascii="Helvetica" w:hAnsi="Helvetica" w:eastAsia="Helvetica" w:cs="Helvetica"/>
-                <w:i w:val="false"/>
-                <w:b w:val="false"/>
-                <w:u w:val="none"/>
-                <w:sz w:val="22"/>
-                <w:szCs w:val="22"/>
-                <w:color w:val="000000"/>
-              </w:rPr>
-            </w:pPr>
-            <w:r>
-              <w:rPr>
-                <w:rFonts w:ascii="Helvetica" w:hAnsi="Helvetica" w:eastAsia="Helvetica" w:cs="Helvetica"/>
-                <w:i w:val="false"/>
-                <w:b w:val="false"/>
-                <w:u w:val="none"/>
-                <w:sz w:val="22"/>
-                <w:szCs w:val="22"/>
-                <w:color w:val="000000"/>
-              </w:rPr>
-              <w:t xml:space="preserve">0.440</w:t>
+              <w:t xml:space="preserve">2.25</w:t>
+            </w:r>
+          </w:p>
+        </w:tc>
+        <w:tc>
+          <w:tcPr>
+            <w:tcBorders>
+              <w:bottom w:val="none" w:sz="0" w:space="0" w:color="000000"/>
+              <w:top w:val="none" w:sz="0" w:space="0" w:color="000000"/>
+              <w:left w:val="none" w:sz="0" w:space="0" w:color="000000"/>
+              <w:right w:val="none" w:sz="0" w:space="0" w:color="000000"/>
+            </w:tcBorders>
+            <w:shd w:val="clear" w:color="auto" w:fill="FFFFFF"/>
+            <w:tcMar>
+              <w:top w:w="0" w:type="dxa"/>
+              <w:bottom w:w="0" w:type="dxa"/>
+              <w:left w:w="0" w:type="dxa"/>
+              <w:right w:w="0" w:type="dxa"/>
+            </w:tcMar>
+            <w:vAlign w:val="top"/>
+          </w:tcPr>
+          <w:p>
+            <w:pPr>
+              <w:pStyle w:val="Normal"/>
+              <w:jc w:val="center"/>
+              <w:pBdr>
+                <w:bottom w:val="none" w:sz="0" w:space="0" w:color="000000"/>
+                <w:top w:val="none" w:sz="0" w:space="0" w:color="000000"/>
+                <w:left w:val="none" w:sz="0" w:space="0" w:color="000000"/>
+                <w:right w:val="none" w:sz="0" w:space="0" w:color="000000"/>
+              </w:pBdr>
+              <w:spacing w:after="100" w:before="100" w:line="240"/>
+              <w:ind w:left="100" w:right="100" w:firstLine="0" w:firstLineChars="0"/>
+              <w:rPr>
+                <w:rFonts w:ascii="Helvetica" w:hAnsi="Helvetica" w:eastAsia="Helvetica" w:cs="Helvetica"/>
+                <w:i w:val="false"/>
+                <w:b w:val="false"/>
+                <w:u w:val="none"/>
+                <w:sz w:val="22"/>
+                <w:szCs w:val="22"/>
+                <w:color w:val="000000"/>
+              </w:rPr>
+            </w:pPr>
+            <w:r>
+              <w:rPr>
+                <w:rFonts w:ascii="Helvetica" w:hAnsi="Helvetica" w:eastAsia="Helvetica" w:cs="Helvetica"/>
+                <w:i w:val="false"/>
+                <w:b w:val="false"/>
+                <w:u w:val="none"/>
+                <w:sz w:val="22"/>
+                <w:szCs w:val="22"/>
+                <w:color w:val="000000"/>
+              </w:rPr>
+              <w:t xml:space="preserve">0.46, 10.9</w:t>
+            </w:r>
+          </w:p>
+        </w:tc>
+        <w:tc>
+          <w:tcPr>
+            <w:tcBorders>
+              <w:bottom w:val="none" w:sz="0" w:space="0" w:color="000000"/>
+              <w:top w:val="none" w:sz="0" w:space="0" w:color="000000"/>
+              <w:left w:val="none" w:sz="0" w:space="0" w:color="000000"/>
+              <w:right w:val="none" w:sz="0" w:space="0" w:color="000000"/>
+            </w:tcBorders>
+            <w:shd w:val="clear" w:color="auto" w:fill="FFFFFF"/>
+            <w:tcMar>
+              <w:top w:w="0" w:type="dxa"/>
+              <w:bottom w:w="0" w:type="dxa"/>
+              <w:left w:w="0" w:type="dxa"/>
+              <w:right w:w="0" w:type="dxa"/>
+            </w:tcMar>
+            <w:vAlign w:val="top"/>
+          </w:tcPr>
+          <w:p>
+            <w:pPr>
+              <w:pStyle w:val="Normal"/>
+              <w:jc w:val="center"/>
+              <w:pBdr>
+                <w:bottom w:val="none" w:sz="0" w:space="0" w:color="000000"/>
+                <w:top w:val="none" w:sz="0" w:space="0" w:color="000000"/>
+                <w:left w:val="none" w:sz="0" w:space="0" w:color="000000"/>
+                <w:right w:val="none" w:sz="0" w:space="0" w:color="000000"/>
+              </w:pBdr>
+              <w:spacing w:after="100" w:before="100" w:line="240"/>
+              <w:ind w:left="100" w:right="100" w:firstLine="0" w:firstLineChars="0"/>
+              <w:rPr>
+                <w:rFonts w:ascii="Helvetica" w:hAnsi="Helvetica" w:eastAsia="Helvetica" w:cs="Helvetica"/>
+                <w:i w:val="false"/>
+                <w:b w:val="false"/>
+                <w:u w:val="none"/>
+                <w:sz w:val="22"/>
+                <w:szCs w:val="22"/>
+                <w:color w:val="000000"/>
+              </w:rPr>
+            </w:pPr>
+            <w:r>
+              <w:rPr>
+                <w:rFonts w:ascii="Helvetica" w:hAnsi="Helvetica" w:eastAsia="Helvetica" w:cs="Helvetica"/>
+                <w:i w:val="false"/>
+                <w:b w:val="false"/>
+                <w:u w:val="none"/>
+                <w:sz w:val="22"/>
+                <w:szCs w:val="22"/>
+                <w:color w:val="000000"/>
+              </w:rPr>
+              <w:t xml:space="preserve">0.310</w:t>
             </w:r>
           </w:p>
         </w:tc>
@@ -13661,113 +13661,113 @@
                 <w:szCs w:val="22"/>
                 <w:color w:val="000000"/>
               </w:rPr>
-              <w:t xml:space="preserve">0.68</w:t>
-            </w:r>
-          </w:p>
-        </w:tc>
-        <w:tc>
-          <w:tcPr>
-            <w:tcBorders>
-              <w:bottom w:val="none" w:sz="0" w:space="0" w:color="000000"/>
-              <w:top w:val="none" w:sz="0" w:space="0" w:color="000000"/>
-              <w:left w:val="none" w:sz="0" w:space="0" w:color="000000"/>
-              <w:right w:val="none" w:sz="0" w:space="0" w:color="000000"/>
-            </w:tcBorders>
-            <w:shd w:val="clear" w:color="auto" w:fill="FFFFFF"/>
-            <w:tcMar>
-              <w:top w:w="0" w:type="dxa"/>
-              <w:bottom w:w="0" w:type="dxa"/>
-              <w:left w:w="0" w:type="dxa"/>
-              <w:right w:w="0" w:type="dxa"/>
-            </w:tcMar>
-            <w:vAlign w:val="top"/>
-          </w:tcPr>
-          <w:p>
-            <w:pPr>
-              <w:pStyle w:val="Normal"/>
-              <w:jc w:val="center"/>
-              <w:pBdr>
-                <w:bottom w:val="none" w:sz="0" w:space="0" w:color="000000"/>
-                <w:top w:val="none" w:sz="0" w:space="0" w:color="000000"/>
-                <w:left w:val="none" w:sz="0" w:space="0" w:color="000000"/>
-                <w:right w:val="none" w:sz="0" w:space="0" w:color="000000"/>
-              </w:pBdr>
-              <w:spacing w:after="100" w:before="100" w:line="240"/>
-              <w:ind w:left="100" w:right="100" w:firstLine="0" w:firstLineChars="0"/>
-              <w:rPr>
-                <w:rFonts w:ascii="Helvetica" w:hAnsi="Helvetica" w:eastAsia="Helvetica" w:cs="Helvetica"/>
-                <w:i w:val="false"/>
-                <w:b w:val="false"/>
-                <w:u w:val="none"/>
-                <w:sz w:val="22"/>
-                <w:szCs w:val="22"/>
-                <w:color w:val="000000"/>
-              </w:rPr>
-            </w:pPr>
-            <w:r>
-              <w:rPr>
-                <w:rFonts w:ascii="Helvetica" w:hAnsi="Helvetica" w:eastAsia="Helvetica" w:cs="Helvetica"/>
-                <w:i w:val="false"/>
-                <w:b w:val="false"/>
-                <w:u w:val="none"/>
-                <w:sz w:val="22"/>
-                <w:szCs w:val="22"/>
-                <w:color w:val="000000"/>
-              </w:rPr>
-              <w:t xml:space="preserve">0.13, 3.56</w:t>
-            </w:r>
-          </w:p>
-        </w:tc>
-        <w:tc>
-          <w:tcPr>
-            <w:tcBorders>
-              <w:bottom w:val="none" w:sz="0" w:space="0" w:color="000000"/>
-              <w:top w:val="none" w:sz="0" w:space="0" w:color="000000"/>
-              <w:left w:val="none" w:sz="0" w:space="0" w:color="000000"/>
-              <w:right w:val="none" w:sz="0" w:space="0" w:color="000000"/>
-            </w:tcBorders>
-            <w:shd w:val="clear" w:color="auto" w:fill="FFFFFF"/>
-            <w:tcMar>
-              <w:top w:w="0" w:type="dxa"/>
-              <w:bottom w:w="0" w:type="dxa"/>
-              <w:left w:w="0" w:type="dxa"/>
-              <w:right w:w="0" w:type="dxa"/>
-            </w:tcMar>
-            <w:vAlign w:val="top"/>
-          </w:tcPr>
-          <w:p>
-            <w:pPr>
-              <w:pStyle w:val="Normal"/>
-              <w:jc w:val="center"/>
-              <w:pBdr>
-                <w:bottom w:val="none" w:sz="0" w:space="0" w:color="000000"/>
-                <w:top w:val="none" w:sz="0" w:space="0" w:color="000000"/>
-                <w:left w:val="none" w:sz="0" w:space="0" w:color="000000"/>
-                <w:right w:val="none" w:sz="0" w:space="0" w:color="000000"/>
-              </w:pBdr>
-              <w:spacing w:after="100" w:before="100" w:line="240"/>
-              <w:ind w:left="100" w:right="100" w:firstLine="0" w:firstLineChars="0"/>
-              <w:rPr>
-                <w:rFonts w:ascii="Helvetica" w:hAnsi="Helvetica" w:eastAsia="Helvetica" w:cs="Helvetica"/>
-                <w:i w:val="false"/>
-                <w:b w:val="false"/>
-                <w:u w:val="none"/>
-                <w:sz w:val="22"/>
-                <w:szCs w:val="22"/>
-                <w:color w:val="000000"/>
-              </w:rPr>
-            </w:pPr>
-            <w:r>
-              <w:rPr>
-                <w:rFonts w:ascii="Helvetica" w:hAnsi="Helvetica" w:eastAsia="Helvetica" w:cs="Helvetica"/>
-                <w:i w:val="false"/>
-                <w:b w:val="false"/>
-                <w:u w:val="none"/>
-                <w:sz w:val="22"/>
-                <w:szCs w:val="22"/>
-                <w:color w:val="000000"/>
-              </w:rPr>
-              <w:t xml:space="preserve">0.650</w:t>
+              <w:t xml:space="preserve">0.70</w:t>
+            </w:r>
+          </w:p>
+        </w:tc>
+        <w:tc>
+          <w:tcPr>
+            <w:tcBorders>
+              <w:bottom w:val="none" w:sz="0" w:space="0" w:color="000000"/>
+              <w:top w:val="none" w:sz="0" w:space="0" w:color="000000"/>
+              <w:left w:val="none" w:sz="0" w:space="0" w:color="000000"/>
+              <w:right w:val="none" w:sz="0" w:space="0" w:color="000000"/>
+            </w:tcBorders>
+            <w:shd w:val="clear" w:color="auto" w:fill="FFFFFF"/>
+            <w:tcMar>
+              <w:top w:w="0" w:type="dxa"/>
+              <w:bottom w:w="0" w:type="dxa"/>
+              <w:left w:w="0" w:type="dxa"/>
+              <w:right w:w="0" w:type="dxa"/>
+            </w:tcMar>
+            <w:vAlign w:val="top"/>
+          </w:tcPr>
+          <w:p>
+            <w:pPr>
+              <w:pStyle w:val="Normal"/>
+              <w:jc w:val="center"/>
+              <w:pBdr>
+                <w:bottom w:val="none" w:sz="0" w:space="0" w:color="000000"/>
+                <w:top w:val="none" w:sz="0" w:space="0" w:color="000000"/>
+                <w:left w:val="none" w:sz="0" w:space="0" w:color="000000"/>
+                <w:right w:val="none" w:sz="0" w:space="0" w:color="000000"/>
+              </w:pBdr>
+              <w:spacing w:after="100" w:before="100" w:line="240"/>
+              <w:ind w:left="100" w:right="100" w:firstLine="0" w:firstLineChars="0"/>
+              <w:rPr>
+                <w:rFonts w:ascii="Helvetica" w:hAnsi="Helvetica" w:eastAsia="Helvetica" w:cs="Helvetica"/>
+                <w:i w:val="false"/>
+                <w:b w:val="false"/>
+                <w:u w:val="none"/>
+                <w:sz w:val="22"/>
+                <w:szCs w:val="22"/>
+                <w:color w:val="000000"/>
+              </w:rPr>
+            </w:pPr>
+            <w:r>
+              <w:rPr>
+                <w:rFonts w:ascii="Helvetica" w:hAnsi="Helvetica" w:eastAsia="Helvetica" w:cs="Helvetica"/>
+                <w:i w:val="false"/>
+                <w:b w:val="false"/>
+                <w:u w:val="none"/>
+                <w:sz w:val="22"/>
+                <w:szCs w:val="22"/>
+                <w:color w:val="000000"/>
+              </w:rPr>
+              <w:t xml:space="preserve">0.14, 3.44</w:t>
+            </w:r>
+          </w:p>
+        </w:tc>
+        <w:tc>
+          <w:tcPr>
+            <w:tcBorders>
+              <w:bottom w:val="none" w:sz="0" w:space="0" w:color="000000"/>
+              <w:top w:val="none" w:sz="0" w:space="0" w:color="000000"/>
+              <w:left w:val="none" w:sz="0" w:space="0" w:color="000000"/>
+              <w:right w:val="none" w:sz="0" w:space="0" w:color="000000"/>
+            </w:tcBorders>
+            <w:shd w:val="clear" w:color="auto" w:fill="FFFFFF"/>
+            <w:tcMar>
+              <w:top w:w="0" w:type="dxa"/>
+              <w:bottom w:w="0" w:type="dxa"/>
+              <w:left w:w="0" w:type="dxa"/>
+              <w:right w:w="0" w:type="dxa"/>
+            </w:tcMar>
+            <w:vAlign w:val="top"/>
+          </w:tcPr>
+          <w:p>
+            <w:pPr>
+              <w:pStyle w:val="Normal"/>
+              <w:jc w:val="center"/>
+              <w:pBdr>
+                <w:bottom w:val="none" w:sz="0" w:space="0" w:color="000000"/>
+                <w:top w:val="none" w:sz="0" w:space="0" w:color="000000"/>
+                <w:left w:val="none" w:sz="0" w:space="0" w:color="000000"/>
+                <w:right w:val="none" w:sz="0" w:space="0" w:color="000000"/>
+              </w:pBdr>
+              <w:spacing w:after="100" w:before="100" w:line="240"/>
+              <w:ind w:left="100" w:right="100" w:firstLine="0" w:firstLineChars="0"/>
+              <w:rPr>
+                <w:rFonts w:ascii="Helvetica" w:hAnsi="Helvetica" w:eastAsia="Helvetica" w:cs="Helvetica"/>
+                <w:i w:val="false"/>
+                <w:b w:val="false"/>
+                <w:u w:val="none"/>
+                <w:sz w:val="22"/>
+                <w:szCs w:val="22"/>
+                <w:color w:val="000000"/>
+              </w:rPr>
+            </w:pPr>
+            <w:r>
+              <w:rPr>
+                <w:rFonts w:ascii="Helvetica" w:hAnsi="Helvetica" w:eastAsia="Helvetica" w:cs="Helvetica"/>
+                <w:i w:val="false"/>
+                <w:b w:val="false"/>
+                <w:u w:val="none"/>
+                <w:sz w:val="22"/>
+                <w:szCs w:val="22"/>
+                <w:color w:val="000000"/>
+              </w:rPr>
+              <w:t xml:space="preserve">0.660</w:t>
             </w:r>
           </w:p>
         </w:tc>
@@ -14144,113 +14144,113 @@
                 <w:szCs w:val="22"/>
                 <w:color w:val="000000"/>
               </w:rPr>
-              <w:t xml:space="preserve">1.09</w:t>
-            </w:r>
-          </w:p>
-        </w:tc>
-        <w:tc>
-          <w:tcPr>
-            <w:tcBorders>
-              <w:bottom w:val="none" w:sz="0" w:space="0" w:color="000000"/>
-              <w:top w:val="none" w:sz="0" w:space="0" w:color="000000"/>
-              <w:left w:val="none" w:sz="0" w:space="0" w:color="000000"/>
-              <w:right w:val="none" w:sz="0" w:space="0" w:color="000000"/>
-            </w:tcBorders>
-            <w:shd w:val="clear" w:color="auto" w:fill="FFFFFF"/>
-            <w:tcMar>
-              <w:top w:w="0" w:type="dxa"/>
-              <w:bottom w:w="0" w:type="dxa"/>
-              <w:left w:w="0" w:type="dxa"/>
-              <w:right w:w="0" w:type="dxa"/>
-            </w:tcMar>
-            <w:vAlign w:val="top"/>
-          </w:tcPr>
-          <w:p>
-            <w:pPr>
-              <w:pStyle w:val="Normal"/>
-              <w:jc w:val="center"/>
-              <w:pBdr>
-                <w:bottom w:val="none" w:sz="0" w:space="0" w:color="000000"/>
-                <w:top w:val="none" w:sz="0" w:space="0" w:color="000000"/>
-                <w:left w:val="none" w:sz="0" w:space="0" w:color="000000"/>
-                <w:right w:val="none" w:sz="0" w:space="0" w:color="000000"/>
-              </w:pBdr>
-              <w:spacing w:after="100" w:before="100" w:line="240"/>
-              <w:ind w:left="100" w:right="100" w:firstLine="0" w:firstLineChars="0"/>
-              <w:rPr>
-                <w:rFonts w:ascii="Helvetica" w:hAnsi="Helvetica" w:eastAsia="Helvetica" w:cs="Helvetica"/>
-                <w:i w:val="false"/>
-                <w:b w:val="false"/>
-                <w:u w:val="none"/>
-                <w:sz w:val="22"/>
-                <w:szCs w:val="22"/>
-                <w:color w:val="000000"/>
-              </w:rPr>
-            </w:pPr>
-            <w:r>
-              <w:rPr>
-                <w:rFonts w:ascii="Helvetica" w:hAnsi="Helvetica" w:eastAsia="Helvetica" w:cs="Helvetica"/>
-                <w:i w:val="false"/>
-                <w:b w:val="false"/>
-                <w:u w:val="none"/>
-                <w:sz w:val="22"/>
-                <w:szCs w:val="22"/>
-                <w:color w:val="000000"/>
-              </w:rPr>
-              <w:t xml:space="preserve">1.01, 1.18</w:t>
-            </w:r>
-          </w:p>
-        </w:tc>
-        <w:tc>
-          <w:tcPr>
-            <w:tcBorders>
-              <w:bottom w:val="none" w:sz="0" w:space="0" w:color="000000"/>
-              <w:top w:val="none" w:sz="0" w:space="0" w:color="000000"/>
-              <w:left w:val="none" w:sz="0" w:space="0" w:color="000000"/>
-              <w:right w:val="none" w:sz="0" w:space="0" w:color="000000"/>
-            </w:tcBorders>
-            <w:shd w:val="clear" w:color="auto" w:fill="FFFFFF"/>
-            <w:tcMar>
-              <w:top w:w="0" w:type="dxa"/>
-              <w:bottom w:w="0" w:type="dxa"/>
-              <w:left w:w="0" w:type="dxa"/>
-              <w:right w:w="0" w:type="dxa"/>
-            </w:tcMar>
-            <w:vAlign w:val="top"/>
-          </w:tcPr>
-          <w:p>
-            <w:pPr>
-              <w:pStyle w:val="Normal"/>
-              <w:jc w:val="center"/>
-              <w:pBdr>
-                <w:bottom w:val="none" w:sz="0" w:space="0" w:color="000000"/>
-                <w:top w:val="none" w:sz="0" w:space="0" w:color="000000"/>
-                <w:left w:val="none" w:sz="0" w:space="0" w:color="000000"/>
-                <w:right w:val="none" w:sz="0" w:space="0" w:color="000000"/>
-              </w:pBdr>
-              <w:spacing w:after="100" w:before="100" w:line="240"/>
-              <w:ind w:left="100" w:right="100" w:firstLine="0" w:firstLineChars="0"/>
-              <w:rPr>
-                <w:rFonts w:ascii="Helvetica" w:hAnsi="Helvetica" w:eastAsia="Helvetica" w:cs="Helvetica"/>
-                <w:i w:val="false"/>
-                <w:b w:val="false"/>
-                <w:u w:val="none"/>
-                <w:sz w:val="22"/>
-                <w:szCs w:val="22"/>
-                <w:color w:val="000000"/>
-              </w:rPr>
-            </w:pPr>
-            <w:r>
-              <w:rPr>
-                <w:rFonts w:ascii="Helvetica" w:hAnsi="Helvetica" w:eastAsia="Helvetica" w:cs="Helvetica"/>
-                <w:i w:val="false"/>
-                <w:b w:val="false"/>
-                <w:u w:val="none"/>
-                <w:sz w:val="22"/>
-                <w:szCs w:val="22"/>
-                <w:color w:val="000000"/>
-              </w:rPr>
-              <w:t xml:space="preserve">0.029</w:t>
+              <w:t xml:space="preserve">0.99</w:t>
+            </w:r>
+          </w:p>
+        </w:tc>
+        <w:tc>
+          <w:tcPr>
+            <w:tcBorders>
+              <w:bottom w:val="none" w:sz="0" w:space="0" w:color="000000"/>
+              <w:top w:val="none" w:sz="0" w:space="0" w:color="000000"/>
+              <w:left w:val="none" w:sz="0" w:space="0" w:color="000000"/>
+              <w:right w:val="none" w:sz="0" w:space="0" w:color="000000"/>
+            </w:tcBorders>
+            <w:shd w:val="clear" w:color="auto" w:fill="FFFFFF"/>
+            <w:tcMar>
+              <w:top w:w="0" w:type="dxa"/>
+              <w:bottom w:w="0" w:type="dxa"/>
+              <w:left w:w="0" w:type="dxa"/>
+              <w:right w:w="0" w:type="dxa"/>
+            </w:tcMar>
+            <w:vAlign w:val="top"/>
+          </w:tcPr>
+          <w:p>
+            <w:pPr>
+              <w:pStyle w:val="Normal"/>
+              <w:jc w:val="center"/>
+              <w:pBdr>
+                <w:bottom w:val="none" w:sz="0" w:space="0" w:color="000000"/>
+                <w:top w:val="none" w:sz="0" w:space="0" w:color="000000"/>
+                <w:left w:val="none" w:sz="0" w:space="0" w:color="000000"/>
+                <w:right w:val="none" w:sz="0" w:space="0" w:color="000000"/>
+              </w:pBdr>
+              <w:spacing w:after="100" w:before="100" w:line="240"/>
+              <w:ind w:left="100" w:right="100" w:firstLine="0" w:firstLineChars="0"/>
+              <w:rPr>
+                <w:rFonts w:ascii="Helvetica" w:hAnsi="Helvetica" w:eastAsia="Helvetica" w:cs="Helvetica"/>
+                <w:i w:val="false"/>
+                <w:b w:val="false"/>
+                <w:u w:val="none"/>
+                <w:sz w:val="22"/>
+                <w:szCs w:val="22"/>
+                <w:color w:val="000000"/>
+              </w:rPr>
+            </w:pPr>
+            <w:r>
+              <w:rPr>
+                <w:rFonts w:ascii="Helvetica" w:hAnsi="Helvetica" w:eastAsia="Helvetica" w:cs="Helvetica"/>
+                <w:i w:val="false"/>
+                <w:b w:val="false"/>
+                <w:u w:val="none"/>
+                <w:sz w:val="22"/>
+                <w:szCs w:val="22"/>
+                <w:color w:val="000000"/>
+              </w:rPr>
+              <w:t xml:space="preserve">0.91, 1.09</w:t>
+            </w:r>
+          </w:p>
+        </w:tc>
+        <w:tc>
+          <w:tcPr>
+            <w:tcBorders>
+              <w:bottom w:val="none" w:sz="0" w:space="0" w:color="000000"/>
+              <w:top w:val="none" w:sz="0" w:space="0" w:color="000000"/>
+              <w:left w:val="none" w:sz="0" w:space="0" w:color="000000"/>
+              <w:right w:val="none" w:sz="0" w:space="0" w:color="000000"/>
+            </w:tcBorders>
+            <w:shd w:val="clear" w:color="auto" w:fill="FFFFFF"/>
+            <w:tcMar>
+              <w:top w:w="0" w:type="dxa"/>
+              <w:bottom w:w="0" w:type="dxa"/>
+              <w:left w:w="0" w:type="dxa"/>
+              <w:right w:w="0" w:type="dxa"/>
+            </w:tcMar>
+            <w:vAlign w:val="top"/>
+          </w:tcPr>
+          <w:p>
+            <w:pPr>
+              <w:pStyle w:val="Normal"/>
+              <w:jc w:val="center"/>
+              <w:pBdr>
+                <w:bottom w:val="none" w:sz="0" w:space="0" w:color="000000"/>
+                <w:top w:val="none" w:sz="0" w:space="0" w:color="000000"/>
+                <w:left w:val="none" w:sz="0" w:space="0" w:color="000000"/>
+                <w:right w:val="none" w:sz="0" w:space="0" w:color="000000"/>
+              </w:pBdr>
+              <w:spacing w:after="100" w:before="100" w:line="240"/>
+              <w:ind w:left="100" w:right="100" w:firstLine="0" w:firstLineChars="0"/>
+              <w:rPr>
+                <w:rFonts w:ascii="Helvetica" w:hAnsi="Helvetica" w:eastAsia="Helvetica" w:cs="Helvetica"/>
+                <w:i w:val="false"/>
+                <w:b w:val="false"/>
+                <w:u w:val="none"/>
+                <w:sz w:val="22"/>
+                <w:szCs w:val="22"/>
+                <w:color w:val="000000"/>
+              </w:rPr>
+            </w:pPr>
+            <w:r>
+              <w:rPr>
+                <w:rFonts w:ascii="Helvetica" w:hAnsi="Helvetica" w:eastAsia="Helvetica" w:cs="Helvetica"/>
+                <w:i w:val="false"/>
+                <w:b w:val="false"/>
+                <w:u w:val="none"/>
+                <w:sz w:val="22"/>
+                <w:szCs w:val="22"/>
+                <w:color w:val="000000"/>
+              </w:rPr>
+              <w:t xml:space="preserve">0.890</w:t>
             </w:r>
           </w:p>
         </w:tc>
@@ -15110,60 +15110,60 @@
                 <w:szCs w:val="22"/>
                 <w:color w:val="000000"/>
               </w:rPr>
-              <w:t xml:space="preserve">27,988</w:t>
-            </w:r>
-          </w:p>
-        </w:tc>
-        <w:tc>
-          <w:tcPr>
-            <w:tcBorders>
-              <w:bottom w:val="none" w:sz="0" w:space="0" w:color="000000"/>
-              <w:top w:val="none" w:sz="0" w:space="0" w:color="000000"/>
-              <w:left w:val="none" w:sz="0" w:space="0" w:color="000000"/>
-              <w:right w:val="none" w:sz="0" w:space="0" w:color="000000"/>
-            </w:tcBorders>
-            <w:shd w:val="clear" w:color="auto" w:fill="FFFFFF"/>
-            <w:tcMar>
-              <w:top w:w="0" w:type="dxa"/>
-              <w:bottom w:w="0" w:type="dxa"/>
-              <w:left w:w="0" w:type="dxa"/>
-              <w:right w:w="0" w:type="dxa"/>
-            </w:tcMar>
-            <w:vAlign w:val="top"/>
-          </w:tcPr>
-          <w:p>
-            <w:pPr>
-              <w:pStyle w:val="Normal"/>
-              <w:jc w:val="center"/>
-              <w:pBdr>
-                <w:bottom w:val="none" w:sz="0" w:space="0" w:color="000000"/>
-                <w:top w:val="none" w:sz="0" w:space="0" w:color="000000"/>
-                <w:left w:val="none" w:sz="0" w:space="0" w:color="000000"/>
-                <w:right w:val="none" w:sz="0" w:space="0" w:color="000000"/>
-              </w:pBdr>
-              <w:spacing w:after="100" w:before="100" w:line="240"/>
-              <w:ind w:left="100" w:right="100" w:firstLine="0" w:firstLineChars="0"/>
-              <w:rPr>
-                <w:rFonts w:ascii="Helvetica" w:hAnsi="Helvetica" w:eastAsia="Helvetica" w:cs="Helvetica"/>
-                <w:i w:val="false"/>
-                <w:b w:val="false"/>
-                <w:u w:val="none"/>
-                <w:sz w:val="22"/>
-                <w:szCs w:val="22"/>
-                <w:color w:val="000000"/>
-              </w:rPr>
-            </w:pPr>
-            <w:r>
-              <w:rPr>
-                <w:rFonts w:ascii="Helvetica" w:hAnsi="Helvetica" w:eastAsia="Helvetica" w:cs="Helvetica"/>
-                <w:i w:val="false"/>
-                <w:b w:val="false"/>
-                <w:u w:val="none"/>
-                <w:sz w:val="22"/>
-                <w:szCs w:val="22"/>
-                <w:color w:val="000000"/>
-              </w:rPr>
-              <w:t xml:space="preserve">5,208, 150,423</w:t>
+              <w:t xml:space="preserve">26,289</w:t>
+            </w:r>
+          </w:p>
+        </w:tc>
+        <w:tc>
+          <w:tcPr>
+            <w:tcBorders>
+              <w:bottom w:val="none" w:sz="0" w:space="0" w:color="000000"/>
+              <w:top w:val="none" w:sz="0" w:space="0" w:color="000000"/>
+              <w:left w:val="none" w:sz="0" w:space="0" w:color="000000"/>
+              <w:right w:val="none" w:sz="0" w:space="0" w:color="000000"/>
+            </w:tcBorders>
+            <w:shd w:val="clear" w:color="auto" w:fill="FFFFFF"/>
+            <w:tcMar>
+              <w:top w:w="0" w:type="dxa"/>
+              <w:bottom w:w="0" w:type="dxa"/>
+              <w:left w:w="0" w:type="dxa"/>
+              <w:right w:w="0" w:type="dxa"/>
+            </w:tcMar>
+            <w:vAlign w:val="top"/>
+          </w:tcPr>
+          <w:p>
+            <w:pPr>
+              <w:pStyle w:val="Normal"/>
+              <w:jc w:val="center"/>
+              <w:pBdr>
+                <w:bottom w:val="none" w:sz="0" w:space="0" w:color="000000"/>
+                <w:top w:val="none" w:sz="0" w:space="0" w:color="000000"/>
+                <w:left w:val="none" w:sz="0" w:space="0" w:color="000000"/>
+                <w:right w:val="none" w:sz="0" w:space="0" w:color="000000"/>
+              </w:pBdr>
+              <w:spacing w:after="100" w:before="100" w:line="240"/>
+              <w:ind w:left="100" w:right="100" w:firstLine="0" w:firstLineChars="0"/>
+              <w:rPr>
+                <w:rFonts w:ascii="Helvetica" w:hAnsi="Helvetica" w:eastAsia="Helvetica" w:cs="Helvetica"/>
+                <w:i w:val="false"/>
+                <w:b w:val="false"/>
+                <w:u w:val="none"/>
+                <w:sz w:val="22"/>
+                <w:szCs w:val="22"/>
+                <w:color w:val="000000"/>
+              </w:rPr>
+            </w:pPr>
+            <w:r>
+              <w:rPr>
+                <w:rFonts w:ascii="Helvetica" w:hAnsi="Helvetica" w:eastAsia="Helvetica" w:cs="Helvetica"/>
+                <w:i w:val="false"/>
+                <w:b w:val="false"/>
+                <w:u w:val="none"/>
+                <w:sz w:val="22"/>
+                <w:szCs w:val="22"/>
+                <w:color w:val="000000"/>
+              </w:rPr>
+              <w:t xml:space="preserve">4,354, 158,726</w:t>
             </w:r>
           </w:p>
         </w:tc>
@@ -15593,120 +15593,120 @@
                 <w:szCs w:val="22"/>
                 <w:color w:val="000000"/>
               </w:rPr>
-              <w:t xml:space="preserve">0.99</w:t>
-            </w:r>
-          </w:p>
-        </w:tc>
-        <w:tc>
-          <w:tcPr>
-            <w:tcBorders>
-              <w:bottom w:val="none" w:sz="0" w:space="0" w:color="000000"/>
-              <w:top w:val="none" w:sz="0" w:space="0" w:color="000000"/>
-              <w:left w:val="none" w:sz="0" w:space="0" w:color="000000"/>
-              <w:right w:val="none" w:sz="0" w:space="0" w:color="000000"/>
-            </w:tcBorders>
-            <w:shd w:val="clear" w:color="auto" w:fill="FFFFFF"/>
-            <w:tcMar>
-              <w:top w:w="0" w:type="dxa"/>
-              <w:bottom w:w="0" w:type="dxa"/>
-              <w:left w:w="0" w:type="dxa"/>
-              <w:right w:w="0" w:type="dxa"/>
-            </w:tcMar>
-            <w:vAlign w:val="top"/>
-          </w:tcPr>
-          <w:p>
-            <w:pPr>
-              <w:pStyle w:val="Normal"/>
-              <w:jc w:val="center"/>
-              <w:pBdr>
-                <w:bottom w:val="none" w:sz="0" w:space="0" w:color="000000"/>
-                <w:top w:val="none" w:sz="0" w:space="0" w:color="000000"/>
-                <w:left w:val="none" w:sz="0" w:space="0" w:color="000000"/>
-                <w:right w:val="none" w:sz="0" w:space="0" w:color="000000"/>
-              </w:pBdr>
-              <w:spacing w:after="100" w:before="100" w:line="240"/>
-              <w:ind w:left="100" w:right="100" w:firstLine="0" w:firstLineChars="0"/>
-              <w:rPr>
-                <w:rFonts w:ascii="Helvetica" w:hAnsi="Helvetica" w:eastAsia="Helvetica" w:cs="Helvetica"/>
-                <w:i w:val="false"/>
-                <w:b w:val="false"/>
-                <w:u w:val="none"/>
-                <w:sz w:val="22"/>
-                <w:szCs w:val="22"/>
-                <w:color w:val="000000"/>
-              </w:rPr>
-            </w:pPr>
-            <w:r>
-              <w:rPr>
-                <w:rFonts w:ascii="Helvetica" w:hAnsi="Helvetica" w:eastAsia="Helvetica" w:cs="Helvetica"/>
-                <w:i w:val="false"/>
-                <w:b w:val="false"/>
-                <w:u w:val="none"/>
-                <w:sz w:val="22"/>
-                <w:szCs w:val="22"/>
-                <w:color w:val="000000"/>
-              </w:rPr>
-              <w:t xml:space="preserve">0.39, 2.52</w:t>
-            </w:r>
-          </w:p>
-        </w:tc>
-        <w:tc>
-          <w:tcPr>
-            <w:tcBorders>
-              <w:bottom w:val="none" w:sz="0" w:space="0" w:color="000000"/>
-              <w:top w:val="none" w:sz="0" w:space="0" w:color="000000"/>
-              <w:left w:val="none" w:sz="0" w:space="0" w:color="000000"/>
-              <w:right w:val="none" w:sz="0" w:space="0" w:color="000000"/>
-            </w:tcBorders>
-            <w:shd w:val="clear" w:color="auto" w:fill="FFFFFF"/>
-            <w:tcMar>
-              <w:top w:w="0" w:type="dxa"/>
-              <w:bottom w:w="0" w:type="dxa"/>
-              <w:left w:w="0" w:type="dxa"/>
-              <w:right w:w="0" w:type="dxa"/>
-            </w:tcMar>
-            <w:vAlign w:val="top"/>
-          </w:tcPr>
-          <w:p>
-            <w:pPr>
-              <w:pStyle w:val="Normal"/>
-              <w:jc w:val="center"/>
-              <w:pBdr>
-                <w:bottom w:val="none" w:sz="0" w:space="0" w:color="000000"/>
-                <w:top w:val="none" w:sz="0" w:space="0" w:color="000000"/>
-                <w:left w:val="none" w:sz="0" w:space="0" w:color="000000"/>
-                <w:right w:val="none" w:sz="0" w:space="0" w:color="000000"/>
-              </w:pBdr>
-              <w:spacing w:after="100" w:before="100" w:line="240"/>
-              <w:ind w:left="100" w:right="100" w:firstLine="0" w:firstLineChars="0"/>
-              <w:rPr>
-                <w:rFonts w:ascii="Helvetica" w:hAnsi="Helvetica" w:eastAsia="Helvetica" w:cs="Helvetica"/>
-                <w:i w:val="false"/>
-                <w:b w:val="false"/>
-                <w:u w:val="none"/>
-                <w:sz w:val="22"/>
-                <w:szCs w:val="22"/>
-                <w:color w:val="000000"/>
-              </w:rPr>
-            </w:pPr>
-            <w:r>
-              <w:rPr>
-                <w:rFonts w:ascii="Helvetica" w:hAnsi="Helvetica" w:eastAsia="Helvetica" w:cs="Helvetica"/>
-                <w:i w:val="false"/>
-                <w:b w:val="false"/>
-                <w:u w:val="none"/>
-                <w:sz w:val="22"/>
-                <w:szCs w:val="22"/>
-                <w:color w:val="000000"/>
-              </w:rPr>
-              <w:t xml:space="preserve">0.980</w:t>
+              <w:t xml:space="preserve">0.96</w:t>
+            </w:r>
+          </w:p>
+        </w:tc>
+        <w:tc>
+          <w:tcPr>
+            <w:tcBorders>
+              <w:bottom w:val="none" w:sz="0" w:space="0" w:color="000000"/>
+              <w:top w:val="none" w:sz="0" w:space="0" w:color="000000"/>
+              <w:left w:val="none" w:sz="0" w:space="0" w:color="000000"/>
+              <w:right w:val="none" w:sz="0" w:space="0" w:color="000000"/>
+            </w:tcBorders>
+            <w:shd w:val="clear" w:color="auto" w:fill="FFFFFF"/>
+            <w:tcMar>
+              <w:top w:w="0" w:type="dxa"/>
+              <w:bottom w:w="0" w:type="dxa"/>
+              <w:left w:w="0" w:type="dxa"/>
+              <w:right w:w="0" w:type="dxa"/>
+            </w:tcMar>
+            <w:vAlign w:val="top"/>
+          </w:tcPr>
+          <w:p>
+            <w:pPr>
+              <w:pStyle w:val="Normal"/>
+              <w:jc w:val="center"/>
+              <w:pBdr>
+                <w:bottom w:val="none" w:sz="0" w:space="0" w:color="000000"/>
+                <w:top w:val="none" w:sz="0" w:space="0" w:color="000000"/>
+                <w:left w:val="none" w:sz="0" w:space="0" w:color="000000"/>
+                <w:right w:val="none" w:sz="0" w:space="0" w:color="000000"/>
+              </w:pBdr>
+              <w:spacing w:after="100" w:before="100" w:line="240"/>
+              <w:ind w:left="100" w:right="100" w:firstLine="0" w:firstLineChars="0"/>
+              <w:rPr>
+                <w:rFonts w:ascii="Helvetica" w:hAnsi="Helvetica" w:eastAsia="Helvetica" w:cs="Helvetica"/>
+                <w:i w:val="false"/>
+                <w:b w:val="false"/>
+                <w:u w:val="none"/>
+                <w:sz w:val="22"/>
+                <w:szCs w:val="22"/>
+                <w:color w:val="000000"/>
+              </w:rPr>
+            </w:pPr>
+            <w:r>
+              <w:rPr>
+                <w:rFonts w:ascii="Helvetica" w:hAnsi="Helvetica" w:eastAsia="Helvetica" w:cs="Helvetica"/>
+                <w:i w:val="false"/>
+                <w:b w:val="false"/>
+                <w:u w:val="none"/>
+                <w:sz w:val="22"/>
+                <w:szCs w:val="22"/>
+                <w:color w:val="000000"/>
+              </w:rPr>
+              <w:t xml:space="preserve">0.37, 2.49</w:t>
+            </w:r>
+          </w:p>
+        </w:tc>
+        <w:tc>
+          <w:tcPr>
+            <w:tcBorders>
+              <w:bottom w:val="none" w:sz="0" w:space="0" w:color="000000"/>
+              <w:top w:val="none" w:sz="0" w:space="0" w:color="000000"/>
+              <w:left w:val="none" w:sz="0" w:space="0" w:color="000000"/>
+              <w:right w:val="none" w:sz="0" w:space="0" w:color="000000"/>
+            </w:tcBorders>
+            <w:shd w:val="clear" w:color="auto" w:fill="FFFFFF"/>
+            <w:tcMar>
+              <w:top w:w="0" w:type="dxa"/>
+              <w:bottom w:w="0" w:type="dxa"/>
+              <w:left w:w="0" w:type="dxa"/>
+              <w:right w:w="0" w:type="dxa"/>
+            </w:tcMar>
+            <w:vAlign w:val="top"/>
+          </w:tcPr>
+          <w:p>
+            <w:pPr>
+              <w:pStyle w:val="Normal"/>
+              <w:jc w:val="center"/>
+              <w:pBdr>
+                <w:bottom w:val="none" w:sz="0" w:space="0" w:color="000000"/>
+                <w:top w:val="none" w:sz="0" w:space="0" w:color="000000"/>
+                <w:left w:val="none" w:sz="0" w:space="0" w:color="000000"/>
+                <w:right w:val="none" w:sz="0" w:space="0" w:color="000000"/>
+              </w:pBdr>
+              <w:spacing w:after="100" w:before="100" w:line="240"/>
+              <w:ind w:left="100" w:right="100" w:firstLine="0" w:firstLineChars="0"/>
+              <w:rPr>
+                <w:rFonts w:ascii="Helvetica" w:hAnsi="Helvetica" w:eastAsia="Helvetica" w:cs="Helvetica"/>
+                <w:i w:val="false"/>
+                <w:b w:val="false"/>
+                <w:u w:val="none"/>
+                <w:sz w:val="22"/>
+                <w:szCs w:val="22"/>
+                <w:color w:val="000000"/>
+              </w:rPr>
+            </w:pPr>
+            <w:r>
+              <w:rPr>
+                <w:rFonts w:ascii="Helvetica" w:hAnsi="Helvetica" w:eastAsia="Helvetica" w:cs="Helvetica"/>
+                <w:i w:val="false"/>
+                <w:b w:val="false"/>
+                <w:u w:val="none"/>
+                <w:sz w:val="22"/>
+                <w:szCs w:val="22"/>
+                <w:color w:val="000000"/>
+              </w:rPr>
+              <w:t xml:space="preserve">0.940</w:t>
             </w:r>
           </w:p>
         </w:tc>
       </w:tr>
       <w:tr>
         <w:trPr>
-          <w:trHeight w:val="598" w:hRule="auto"/>
+          <w:trHeight w:val="619" w:hRule="auto"/>
         </w:trPr>
         body32
         <w:tc>
@@ -15758,7 +15758,7 @@
                 <w:szCs w:val="22"/>
                 <w:color w:val="000000"/>
               </w:rPr>
-              <w:t xml:space="preserve">cockcroft</w:t>
+              <w:t xml:space="preserve">ckd_epi_gfr_cre_cys</w:t>
             </w:r>
           </w:p>
         </w:tc>
@@ -15864,7 +15864,7 @@
                 <w:szCs w:val="22"/>
                 <w:color w:val="000000"/>
               </w:rPr>
-              <w:t xml:space="preserve">0.97</w:t>
+              <w:t xml:space="preserve">0.96</w:t>
             </w:r>
           </w:p>
         </w:tc>
@@ -15917,7 +15917,7 @@
                 <w:szCs w:val="22"/>
                 <w:color w:val="000000"/>
               </w:rPr>
-              <w:t xml:space="preserve">0.96, 0.99</w:t>
+              <w:t xml:space="preserve">0.95, 0.98</w:t>
             </w:r>
           </w:p>
         </w:tc>
@@ -16182,7 +16182,7 @@
                 <w:szCs w:val="22"/>
                 <w:color w:val="000000"/>
               </w:rPr>
-              <w:t xml:space="preserve">0.018</w:t>
+              <w:t xml:space="preserve">0.016</w:t>
             </w:r>
           </w:p>
         </w:tc>

--- a/docs/tables/whole/sec5_ckd_composite.docx
+++ b/docs/tables/whole/sec5_ckd_composite.docx
@@ -19,12 +19,12 @@
       <w:tblGrid>
         <w:gridCol w:w="2894"/>
         <w:gridCol w:w="778"/>
-        <w:gridCol w:w="1084"/>
-        <w:gridCol w:w="1756"/>
+        <w:gridCol w:w="839"/>
+        <w:gridCol w:w="1389"/>
         <w:gridCol w:w="1181"/>
         <w:gridCol w:w="778"/>
-        <w:gridCol w:w="1084"/>
-        <w:gridCol w:w="1879"/>
+        <w:gridCol w:w="839"/>
+        <w:gridCol w:w="1389"/>
         <w:gridCol w:w="1181"/>
       </w:tblGrid>
       <w:tr>
@@ -1103,7 +1103,7 @@
                 <w:szCs w:val="22"/>
                 <w:color w:val="000000"/>
               </w:rPr>
-              <w:t xml:space="preserve">1.13</w:t>
+              <w:t xml:space="preserve">1.14</w:t>
             </w:r>
           </w:p>
         </w:tc>
@@ -1209,7 +1209,7 @@
                 <w:szCs w:val="22"/>
                 <w:color w:val="000000"/>
               </w:rPr>
-              <w:t xml:space="preserve">0.160</w:t>
+              <w:t xml:space="preserve">0.150</w:t>
             </w:r>
           </w:p>
         </w:tc>
@@ -1692,7 +1692,7 @@
                 <w:szCs w:val="22"/>
                 <w:color w:val="000000"/>
               </w:rPr>
-              <w:t xml:space="preserve">0.200</w:t>
+              <w:t xml:space="preserve">0.210</w:t>
             </w:r>
           </w:p>
         </w:tc>
@@ -3035,60 +3035,60 @@
                 <w:szCs w:val="22"/>
                 <w:color w:val="000000"/>
               </w:rPr>
-              <w:t xml:space="preserve">1.16</w:t>
-            </w:r>
-          </w:p>
-        </w:tc>
-        <w:tc>
-          <w:tcPr>
-            <w:tcBorders>
-              <w:bottom w:val="none" w:sz="0" w:space="0" w:color="000000"/>
-              <w:top w:val="none" w:sz="0" w:space="0" w:color="000000"/>
-              <w:left w:val="none" w:sz="0" w:space="0" w:color="000000"/>
-              <w:right w:val="none" w:sz="0" w:space="0" w:color="000000"/>
-            </w:tcBorders>
-            <w:shd w:val="clear" w:color="auto" w:fill="FFFFFF"/>
-            <w:tcMar>
-              <w:top w:w="0" w:type="dxa"/>
-              <w:bottom w:w="0" w:type="dxa"/>
-              <w:left w:w="0" w:type="dxa"/>
-              <w:right w:w="0" w:type="dxa"/>
-            </w:tcMar>
-            <w:vAlign w:val="top"/>
-          </w:tcPr>
-          <w:p>
-            <w:pPr>
-              <w:pStyle w:val="Normal"/>
-              <w:jc w:val="center"/>
-              <w:pBdr>
-                <w:bottom w:val="none" w:sz="0" w:space="0" w:color="000000"/>
-                <w:top w:val="none" w:sz="0" w:space="0" w:color="000000"/>
-                <w:left w:val="none" w:sz="0" w:space="0" w:color="000000"/>
-                <w:right w:val="none" w:sz="0" w:space="0" w:color="000000"/>
-              </w:pBdr>
-              <w:spacing w:after="100" w:before="100" w:line="240"/>
-              <w:ind w:left="100" w:right="100" w:firstLine="0" w:firstLineChars="0"/>
-              <w:rPr>
-                <w:rFonts w:ascii="Helvetica" w:hAnsi="Helvetica" w:eastAsia="Helvetica" w:cs="Helvetica"/>
-                <w:i w:val="false"/>
-                <w:b w:val="false"/>
-                <w:u w:val="none"/>
-                <w:sz w:val="22"/>
-                <w:szCs w:val="22"/>
-                <w:color w:val="000000"/>
-              </w:rPr>
-            </w:pPr>
-            <w:r>
-              <w:rPr>
-                <w:rFonts w:ascii="Helvetica" w:hAnsi="Helvetica" w:eastAsia="Helvetica" w:cs="Helvetica"/>
-                <w:i w:val="false"/>
-                <w:b w:val="false"/>
-                <w:u w:val="none"/>
-                <w:sz w:val="22"/>
-                <w:szCs w:val="22"/>
-                <w:color w:val="000000"/>
-              </w:rPr>
-              <w:t xml:space="preserve">0.40, 3.35</w:t>
+              <w:t xml:space="preserve">1.17</w:t>
+            </w:r>
+          </w:p>
+        </w:tc>
+        <w:tc>
+          <w:tcPr>
+            <w:tcBorders>
+              <w:bottom w:val="none" w:sz="0" w:space="0" w:color="000000"/>
+              <w:top w:val="none" w:sz="0" w:space="0" w:color="000000"/>
+              <w:left w:val="none" w:sz="0" w:space="0" w:color="000000"/>
+              <w:right w:val="none" w:sz="0" w:space="0" w:color="000000"/>
+            </w:tcBorders>
+            <w:shd w:val="clear" w:color="auto" w:fill="FFFFFF"/>
+            <w:tcMar>
+              <w:top w:w="0" w:type="dxa"/>
+              <w:bottom w:w="0" w:type="dxa"/>
+              <w:left w:w="0" w:type="dxa"/>
+              <w:right w:w="0" w:type="dxa"/>
+            </w:tcMar>
+            <w:vAlign w:val="top"/>
+          </w:tcPr>
+          <w:p>
+            <w:pPr>
+              <w:pStyle w:val="Normal"/>
+              <w:jc w:val="center"/>
+              <w:pBdr>
+                <w:bottom w:val="none" w:sz="0" w:space="0" w:color="000000"/>
+                <w:top w:val="none" w:sz="0" w:space="0" w:color="000000"/>
+                <w:left w:val="none" w:sz="0" w:space="0" w:color="000000"/>
+                <w:right w:val="none" w:sz="0" w:space="0" w:color="000000"/>
+              </w:pBdr>
+              <w:spacing w:after="100" w:before="100" w:line="240"/>
+              <w:ind w:left="100" w:right="100" w:firstLine="0" w:firstLineChars="0"/>
+              <w:rPr>
+                <w:rFonts w:ascii="Helvetica" w:hAnsi="Helvetica" w:eastAsia="Helvetica" w:cs="Helvetica"/>
+                <w:i w:val="false"/>
+                <w:b w:val="false"/>
+                <w:u w:val="none"/>
+                <w:sz w:val="22"/>
+                <w:szCs w:val="22"/>
+                <w:color w:val="000000"/>
+              </w:rPr>
+            </w:pPr>
+            <w:r>
+              <w:rPr>
+                <w:rFonts w:ascii="Helvetica" w:hAnsi="Helvetica" w:eastAsia="Helvetica" w:cs="Helvetica"/>
+                <w:i w:val="false"/>
+                <w:b w:val="false"/>
+                <w:u w:val="none"/>
+                <w:sz w:val="22"/>
+                <w:szCs w:val="22"/>
+                <w:color w:val="000000"/>
+              </w:rPr>
+              <w:t xml:space="preserve">0.40, 3.37</w:t>
             </w:r>
           </w:p>
         </w:tc>
@@ -3571,60 +3571,60 @@
                 <w:szCs w:val="22"/>
                 <w:color w:val="000000"/>
               </w:rPr>
-              <w:t xml:space="preserve">0.75, 1.11</w:t>
-            </w:r>
-          </w:p>
-        </w:tc>
-        <w:tc>
-          <w:tcPr>
-            <w:tcBorders>
-              <w:bottom w:val="none" w:sz="0" w:space="0" w:color="000000"/>
-              <w:top w:val="none" w:sz="0" w:space="0" w:color="000000"/>
-              <w:left w:val="none" w:sz="0" w:space="0" w:color="000000"/>
-              <w:right w:val="none" w:sz="0" w:space="0" w:color="000000"/>
-            </w:tcBorders>
-            <w:shd w:val="clear" w:color="auto" w:fill="FFFFFF"/>
-            <w:tcMar>
-              <w:top w:w="0" w:type="dxa"/>
-              <w:bottom w:w="0" w:type="dxa"/>
-              <w:left w:w="0" w:type="dxa"/>
-              <w:right w:w="0" w:type="dxa"/>
-            </w:tcMar>
-            <w:vAlign w:val="top"/>
-          </w:tcPr>
-          <w:p>
-            <w:pPr>
-              <w:pStyle w:val="Normal"/>
-              <w:jc w:val="center"/>
-              <w:pBdr>
-                <w:bottom w:val="none" w:sz="0" w:space="0" w:color="000000"/>
-                <w:top w:val="none" w:sz="0" w:space="0" w:color="000000"/>
-                <w:left w:val="none" w:sz="0" w:space="0" w:color="000000"/>
-                <w:right w:val="none" w:sz="0" w:space="0" w:color="000000"/>
-              </w:pBdr>
-              <w:spacing w:after="100" w:before="100" w:line="240"/>
-              <w:ind w:left="100" w:right="100" w:firstLine="0" w:firstLineChars="0"/>
-              <w:rPr>
-                <w:rFonts w:ascii="Helvetica" w:hAnsi="Helvetica" w:eastAsia="Helvetica" w:cs="Helvetica"/>
-                <w:i w:val="false"/>
-                <w:b w:val="false"/>
-                <w:u w:val="none"/>
-                <w:sz w:val="22"/>
-                <w:szCs w:val="22"/>
-                <w:color w:val="000000"/>
-              </w:rPr>
-            </w:pPr>
-            <w:r>
-              <w:rPr>
-                <w:rFonts w:ascii="Helvetica" w:hAnsi="Helvetica" w:eastAsia="Helvetica" w:cs="Helvetica"/>
-                <w:i w:val="false"/>
-                <w:b w:val="false"/>
-                <w:u w:val="none"/>
-                <w:sz w:val="22"/>
-                <w:szCs w:val="22"/>
-                <w:color w:val="000000"/>
-              </w:rPr>
-              <w:t xml:space="preserve">0.370</w:t>
+              <w:t xml:space="preserve">0.75, 1.10</w:t>
+            </w:r>
+          </w:p>
+        </w:tc>
+        <w:tc>
+          <w:tcPr>
+            <w:tcBorders>
+              <w:bottom w:val="none" w:sz="0" w:space="0" w:color="000000"/>
+              <w:top w:val="none" w:sz="0" w:space="0" w:color="000000"/>
+              <w:left w:val="none" w:sz="0" w:space="0" w:color="000000"/>
+              <w:right w:val="none" w:sz="0" w:space="0" w:color="000000"/>
+            </w:tcBorders>
+            <w:shd w:val="clear" w:color="auto" w:fill="FFFFFF"/>
+            <w:tcMar>
+              <w:top w:w="0" w:type="dxa"/>
+              <w:bottom w:w="0" w:type="dxa"/>
+              <w:left w:w="0" w:type="dxa"/>
+              <w:right w:w="0" w:type="dxa"/>
+            </w:tcMar>
+            <w:vAlign w:val="top"/>
+          </w:tcPr>
+          <w:p>
+            <w:pPr>
+              <w:pStyle w:val="Normal"/>
+              <w:jc w:val="center"/>
+              <w:pBdr>
+                <w:bottom w:val="none" w:sz="0" w:space="0" w:color="000000"/>
+                <w:top w:val="none" w:sz="0" w:space="0" w:color="000000"/>
+                <w:left w:val="none" w:sz="0" w:space="0" w:color="000000"/>
+                <w:right w:val="none" w:sz="0" w:space="0" w:color="000000"/>
+              </w:pBdr>
+              <w:spacing w:after="100" w:before="100" w:line="240"/>
+              <w:ind w:left="100" w:right="100" w:firstLine="0" w:firstLineChars="0"/>
+              <w:rPr>
+                <w:rFonts w:ascii="Helvetica" w:hAnsi="Helvetica" w:eastAsia="Helvetica" w:cs="Helvetica"/>
+                <w:i w:val="false"/>
+                <w:b w:val="false"/>
+                <w:u w:val="none"/>
+                <w:sz w:val="22"/>
+                <w:szCs w:val="22"/>
+                <w:color w:val="000000"/>
+              </w:rPr>
+            </w:pPr>
+            <w:r>
+              <w:rPr>
+                <w:rFonts w:ascii="Helvetica" w:hAnsi="Helvetica" w:eastAsia="Helvetica" w:cs="Helvetica"/>
+                <w:i w:val="false"/>
+                <w:b w:val="false"/>
+                <w:u w:val="none"/>
+                <w:sz w:val="22"/>
+                <w:szCs w:val="22"/>
+                <w:color w:val="000000"/>
+              </w:rPr>
+              <w:t xml:space="preserve">0.330</w:t>
             </w:r>
           </w:p>
         </w:tc>
@@ -4967,113 +4967,113 @@
                 <w:szCs w:val="22"/>
                 <w:color w:val="000000"/>
               </w:rPr>
-              <w:t xml:space="preserve">0.99</w:t>
-            </w:r>
-          </w:p>
-        </w:tc>
-        <w:tc>
-          <w:tcPr>
-            <w:tcBorders>
-              <w:bottom w:val="none" w:sz="0" w:space="0" w:color="000000"/>
-              <w:top w:val="none" w:sz="0" w:space="0" w:color="000000"/>
-              <w:left w:val="none" w:sz="0" w:space="0" w:color="000000"/>
-              <w:right w:val="none" w:sz="0" w:space="0" w:color="000000"/>
-            </w:tcBorders>
-            <w:shd w:val="clear" w:color="auto" w:fill="FFFFFF"/>
-            <w:tcMar>
-              <w:top w:w="0" w:type="dxa"/>
-              <w:bottom w:w="0" w:type="dxa"/>
-              <w:left w:w="0" w:type="dxa"/>
-              <w:right w:w="0" w:type="dxa"/>
-            </w:tcMar>
-            <w:vAlign w:val="top"/>
-          </w:tcPr>
-          <w:p>
-            <w:pPr>
-              <w:pStyle w:val="Normal"/>
-              <w:jc w:val="center"/>
-              <w:pBdr>
-                <w:bottom w:val="none" w:sz="0" w:space="0" w:color="000000"/>
-                <w:top w:val="none" w:sz="0" w:space="0" w:color="000000"/>
-                <w:left w:val="none" w:sz="0" w:space="0" w:color="000000"/>
-                <w:right w:val="none" w:sz="0" w:space="0" w:color="000000"/>
-              </w:pBdr>
-              <w:spacing w:after="100" w:before="100" w:line="240"/>
-              <w:ind w:left="100" w:right="100" w:firstLine="0" w:firstLineChars="0"/>
-              <w:rPr>
-                <w:rFonts w:ascii="Helvetica" w:hAnsi="Helvetica" w:eastAsia="Helvetica" w:cs="Helvetica"/>
-                <w:i w:val="false"/>
-                <w:b w:val="false"/>
-                <w:u w:val="none"/>
-                <w:sz w:val="22"/>
-                <w:szCs w:val="22"/>
-                <w:color w:val="000000"/>
-              </w:rPr>
-            </w:pPr>
-            <w:r>
-              <w:rPr>
-                <w:rFonts w:ascii="Helvetica" w:hAnsi="Helvetica" w:eastAsia="Helvetica" w:cs="Helvetica"/>
-                <w:i w:val="false"/>
-                <w:b w:val="false"/>
-                <w:u w:val="none"/>
-                <w:sz w:val="22"/>
-                <w:szCs w:val="22"/>
-                <w:color w:val="000000"/>
-              </w:rPr>
-              <w:t xml:space="preserve">0.44, 2.24</w:t>
-            </w:r>
-          </w:p>
-        </w:tc>
-        <w:tc>
-          <w:tcPr>
-            <w:tcBorders>
-              <w:bottom w:val="none" w:sz="0" w:space="0" w:color="000000"/>
-              <w:top w:val="none" w:sz="0" w:space="0" w:color="000000"/>
-              <w:left w:val="none" w:sz="0" w:space="0" w:color="000000"/>
-              <w:right w:val="none" w:sz="0" w:space="0" w:color="000000"/>
-            </w:tcBorders>
-            <w:shd w:val="clear" w:color="auto" w:fill="FFFFFF"/>
-            <w:tcMar>
-              <w:top w:w="0" w:type="dxa"/>
-              <w:bottom w:w="0" w:type="dxa"/>
-              <w:left w:w="0" w:type="dxa"/>
-              <w:right w:w="0" w:type="dxa"/>
-            </w:tcMar>
-            <w:vAlign w:val="top"/>
-          </w:tcPr>
-          <w:p>
-            <w:pPr>
-              <w:pStyle w:val="Normal"/>
-              <w:jc w:val="center"/>
-              <w:pBdr>
-                <w:bottom w:val="none" w:sz="0" w:space="0" w:color="000000"/>
-                <w:top w:val="none" w:sz="0" w:space="0" w:color="000000"/>
-                <w:left w:val="none" w:sz="0" w:space="0" w:color="000000"/>
-                <w:right w:val="none" w:sz="0" w:space="0" w:color="000000"/>
-              </w:pBdr>
-              <w:spacing w:after="100" w:before="100" w:line="240"/>
-              <w:ind w:left="100" w:right="100" w:firstLine="0" w:firstLineChars="0"/>
-              <w:rPr>
-                <w:rFonts w:ascii="Helvetica" w:hAnsi="Helvetica" w:eastAsia="Helvetica" w:cs="Helvetica"/>
-                <w:i w:val="false"/>
-                <w:b w:val="false"/>
-                <w:u w:val="none"/>
-                <w:sz w:val="22"/>
-                <w:szCs w:val="22"/>
-                <w:color w:val="000000"/>
-              </w:rPr>
-            </w:pPr>
-            <w:r>
-              <w:rPr>
-                <w:rFonts w:ascii="Helvetica" w:hAnsi="Helvetica" w:eastAsia="Helvetica" w:cs="Helvetica"/>
-                <w:i w:val="false"/>
-                <w:b w:val="false"/>
-                <w:u w:val="none"/>
-                <w:sz w:val="22"/>
-                <w:szCs w:val="22"/>
-                <w:color w:val="000000"/>
-              </w:rPr>
-              <w:t xml:space="preserve">0.980</w:t>
+              <w:t xml:space="preserve">0.98</w:t>
+            </w:r>
+          </w:p>
+        </w:tc>
+        <w:tc>
+          <w:tcPr>
+            <w:tcBorders>
+              <w:bottom w:val="none" w:sz="0" w:space="0" w:color="000000"/>
+              <w:top w:val="none" w:sz="0" w:space="0" w:color="000000"/>
+              <w:left w:val="none" w:sz="0" w:space="0" w:color="000000"/>
+              <w:right w:val="none" w:sz="0" w:space="0" w:color="000000"/>
+            </w:tcBorders>
+            <w:shd w:val="clear" w:color="auto" w:fill="FFFFFF"/>
+            <w:tcMar>
+              <w:top w:w="0" w:type="dxa"/>
+              <w:bottom w:w="0" w:type="dxa"/>
+              <w:left w:w="0" w:type="dxa"/>
+              <w:right w:w="0" w:type="dxa"/>
+            </w:tcMar>
+            <w:vAlign w:val="top"/>
+          </w:tcPr>
+          <w:p>
+            <w:pPr>
+              <w:pStyle w:val="Normal"/>
+              <w:jc w:val="center"/>
+              <w:pBdr>
+                <w:bottom w:val="none" w:sz="0" w:space="0" w:color="000000"/>
+                <w:top w:val="none" w:sz="0" w:space="0" w:color="000000"/>
+                <w:left w:val="none" w:sz="0" w:space="0" w:color="000000"/>
+                <w:right w:val="none" w:sz="0" w:space="0" w:color="000000"/>
+              </w:pBdr>
+              <w:spacing w:after="100" w:before="100" w:line="240"/>
+              <w:ind w:left="100" w:right="100" w:firstLine="0" w:firstLineChars="0"/>
+              <w:rPr>
+                <w:rFonts w:ascii="Helvetica" w:hAnsi="Helvetica" w:eastAsia="Helvetica" w:cs="Helvetica"/>
+                <w:i w:val="false"/>
+                <w:b w:val="false"/>
+                <w:u w:val="none"/>
+                <w:sz w:val="22"/>
+                <w:szCs w:val="22"/>
+                <w:color w:val="000000"/>
+              </w:rPr>
+            </w:pPr>
+            <w:r>
+              <w:rPr>
+                <w:rFonts w:ascii="Helvetica" w:hAnsi="Helvetica" w:eastAsia="Helvetica" w:cs="Helvetica"/>
+                <w:i w:val="false"/>
+                <w:b w:val="false"/>
+                <w:u w:val="none"/>
+                <w:sz w:val="22"/>
+                <w:szCs w:val="22"/>
+                <w:color w:val="000000"/>
+              </w:rPr>
+              <w:t xml:space="preserve">0.43, 2.23</w:t>
+            </w:r>
+          </w:p>
+        </w:tc>
+        <w:tc>
+          <w:tcPr>
+            <w:tcBorders>
+              <w:bottom w:val="none" w:sz="0" w:space="0" w:color="000000"/>
+              <w:top w:val="none" w:sz="0" w:space="0" w:color="000000"/>
+              <w:left w:val="none" w:sz="0" w:space="0" w:color="000000"/>
+              <w:right w:val="none" w:sz="0" w:space="0" w:color="000000"/>
+            </w:tcBorders>
+            <w:shd w:val="clear" w:color="auto" w:fill="FFFFFF"/>
+            <w:tcMar>
+              <w:top w:w="0" w:type="dxa"/>
+              <w:bottom w:w="0" w:type="dxa"/>
+              <w:left w:w="0" w:type="dxa"/>
+              <w:right w:w="0" w:type="dxa"/>
+            </w:tcMar>
+            <w:vAlign w:val="top"/>
+          </w:tcPr>
+          <w:p>
+            <w:pPr>
+              <w:pStyle w:val="Normal"/>
+              <w:jc w:val="center"/>
+              <w:pBdr>
+                <w:bottom w:val="none" w:sz="0" w:space="0" w:color="000000"/>
+                <w:top w:val="none" w:sz="0" w:space="0" w:color="000000"/>
+                <w:left w:val="none" w:sz="0" w:space="0" w:color="000000"/>
+                <w:right w:val="none" w:sz="0" w:space="0" w:color="000000"/>
+              </w:pBdr>
+              <w:spacing w:after="100" w:before="100" w:line="240"/>
+              <w:ind w:left="100" w:right="100" w:firstLine="0" w:firstLineChars="0"/>
+              <w:rPr>
+                <w:rFonts w:ascii="Helvetica" w:hAnsi="Helvetica" w:eastAsia="Helvetica" w:cs="Helvetica"/>
+                <w:i w:val="false"/>
+                <w:b w:val="false"/>
+                <w:u w:val="none"/>
+                <w:sz w:val="22"/>
+                <w:szCs w:val="22"/>
+                <w:color w:val="000000"/>
+              </w:rPr>
+            </w:pPr>
+            <w:r>
+              <w:rPr>
+                <w:rFonts w:ascii="Helvetica" w:hAnsi="Helvetica" w:eastAsia="Helvetica" w:cs="Helvetica"/>
+                <w:i w:val="false"/>
+                <w:b w:val="false"/>
+                <w:u w:val="none"/>
+                <w:sz w:val="22"/>
+                <w:szCs w:val="22"/>
+                <w:color w:val="000000"/>
+              </w:rPr>
+              <w:t xml:space="preserve">0.970</w:t>
             </w:r>
           </w:p>
         </w:tc>
@@ -6899,113 +6899,113 @@
                 <w:szCs w:val="22"/>
                 <w:color w:val="000000"/>
               </w:rPr>
-              <w:t xml:space="preserve">2.06</w:t>
-            </w:r>
-          </w:p>
-        </w:tc>
-        <w:tc>
-          <w:tcPr>
-            <w:tcBorders>
-              <w:bottom w:val="none" w:sz="0" w:space="0" w:color="000000"/>
-              <w:top w:val="none" w:sz="0" w:space="0" w:color="000000"/>
-              <w:left w:val="none" w:sz="0" w:space="0" w:color="000000"/>
-              <w:right w:val="none" w:sz="0" w:space="0" w:color="000000"/>
-            </w:tcBorders>
-            <w:shd w:val="clear" w:color="auto" w:fill="FFFFFF"/>
-            <w:tcMar>
-              <w:top w:w="0" w:type="dxa"/>
-              <w:bottom w:w="0" w:type="dxa"/>
-              <w:left w:w="0" w:type="dxa"/>
-              <w:right w:w="0" w:type="dxa"/>
-            </w:tcMar>
-            <w:vAlign w:val="top"/>
-          </w:tcPr>
-          <w:p>
-            <w:pPr>
-              <w:pStyle w:val="Normal"/>
-              <w:jc w:val="center"/>
-              <w:pBdr>
-                <w:bottom w:val="none" w:sz="0" w:space="0" w:color="000000"/>
-                <w:top w:val="none" w:sz="0" w:space="0" w:color="000000"/>
-                <w:left w:val="none" w:sz="0" w:space="0" w:color="000000"/>
-                <w:right w:val="none" w:sz="0" w:space="0" w:color="000000"/>
-              </w:pBdr>
-              <w:spacing w:after="100" w:before="100" w:line="240"/>
-              <w:ind w:left="100" w:right="100" w:firstLine="0" w:firstLineChars="0"/>
-              <w:rPr>
-                <w:rFonts w:ascii="Helvetica" w:hAnsi="Helvetica" w:eastAsia="Helvetica" w:cs="Helvetica"/>
-                <w:i w:val="false"/>
-                <w:b w:val="false"/>
-                <w:u w:val="none"/>
-                <w:sz w:val="22"/>
-                <w:szCs w:val="22"/>
-                <w:color w:val="000000"/>
-              </w:rPr>
-            </w:pPr>
-            <w:r>
-              <w:rPr>
-                <w:rFonts w:ascii="Helvetica" w:hAnsi="Helvetica" w:eastAsia="Helvetica" w:cs="Helvetica"/>
-                <w:i w:val="false"/>
-                <w:b w:val="false"/>
-                <w:u w:val="none"/>
-                <w:sz w:val="22"/>
-                <w:szCs w:val="22"/>
-                <w:color w:val="000000"/>
-              </w:rPr>
-              <w:t xml:space="preserve">0.23, 18.6</w:t>
-            </w:r>
-          </w:p>
-        </w:tc>
-        <w:tc>
-          <w:tcPr>
-            <w:tcBorders>
-              <w:bottom w:val="none" w:sz="0" w:space="0" w:color="000000"/>
-              <w:top w:val="none" w:sz="0" w:space="0" w:color="000000"/>
-              <w:left w:val="none" w:sz="0" w:space="0" w:color="000000"/>
-              <w:right w:val="none" w:sz="0" w:space="0" w:color="000000"/>
-            </w:tcBorders>
-            <w:shd w:val="clear" w:color="auto" w:fill="FFFFFF"/>
-            <w:tcMar>
-              <w:top w:w="0" w:type="dxa"/>
-              <w:bottom w:w="0" w:type="dxa"/>
-              <w:left w:w="0" w:type="dxa"/>
-              <w:right w:w="0" w:type="dxa"/>
-            </w:tcMar>
-            <w:vAlign w:val="top"/>
-          </w:tcPr>
-          <w:p>
-            <w:pPr>
-              <w:pStyle w:val="Normal"/>
-              <w:jc w:val="center"/>
-              <w:pBdr>
-                <w:bottom w:val="none" w:sz="0" w:space="0" w:color="000000"/>
-                <w:top w:val="none" w:sz="0" w:space="0" w:color="000000"/>
-                <w:left w:val="none" w:sz="0" w:space="0" w:color="000000"/>
-                <w:right w:val="none" w:sz="0" w:space="0" w:color="000000"/>
-              </w:pBdr>
-              <w:spacing w:after="100" w:before="100" w:line="240"/>
-              <w:ind w:left="100" w:right="100" w:firstLine="0" w:firstLineChars="0"/>
-              <w:rPr>
-                <w:rFonts w:ascii="Helvetica" w:hAnsi="Helvetica" w:eastAsia="Helvetica" w:cs="Helvetica"/>
-                <w:i w:val="false"/>
-                <w:b w:val="false"/>
-                <w:u w:val="none"/>
-                <w:sz w:val="22"/>
-                <w:szCs w:val="22"/>
-                <w:color w:val="000000"/>
-              </w:rPr>
-            </w:pPr>
-            <w:r>
-              <w:rPr>
-                <w:rFonts w:ascii="Helvetica" w:hAnsi="Helvetica" w:eastAsia="Helvetica" w:cs="Helvetica"/>
-                <w:i w:val="false"/>
-                <w:b w:val="false"/>
-                <w:u w:val="none"/>
-                <w:sz w:val="22"/>
-                <w:szCs w:val="22"/>
-                <w:color w:val="000000"/>
-              </w:rPr>
-              <w:t xml:space="preserve">0.520</w:t>
+              <w:t xml:space="preserve">2.23</w:t>
+            </w:r>
+          </w:p>
+        </w:tc>
+        <w:tc>
+          <w:tcPr>
+            <w:tcBorders>
+              <w:bottom w:val="none" w:sz="0" w:space="0" w:color="000000"/>
+              <w:top w:val="none" w:sz="0" w:space="0" w:color="000000"/>
+              <w:left w:val="none" w:sz="0" w:space="0" w:color="000000"/>
+              <w:right w:val="none" w:sz="0" w:space="0" w:color="000000"/>
+            </w:tcBorders>
+            <w:shd w:val="clear" w:color="auto" w:fill="FFFFFF"/>
+            <w:tcMar>
+              <w:top w:w="0" w:type="dxa"/>
+              <w:bottom w:w="0" w:type="dxa"/>
+              <w:left w:w="0" w:type="dxa"/>
+              <w:right w:w="0" w:type="dxa"/>
+            </w:tcMar>
+            <w:vAlign w:val="top"/>
+          </w:tcPr>
+          <w:p>
+            <w:pPr>
+              <w:pStyle w:val="Normal"/>
+              <w:jc w:val="center"/>
+              <w:pBdr>
+                <w:bottom w:val="none" w:sz="0" w:space="0" w:color="000000"/>
+                <w:top w:val="none" w:sz="0" w:space="0" w:color="000000"/>
+                <w:left w:val="none" w:sz="0" w:space="0" w:color="000000"/>
+                <w:right w:val="none" w:sz="0" w:space="0" w:color="000000"/>
+              </w:pBdr>
+              <w:spacing w:after="100" w:before="100" w:line="240"/>
+              <w:ind w:left="100" w:right="100" w:firstLine="0" w:firstLineChars="0"/>
+              <w:rPr>
+                <w:rFonts w:ascii="Helvetica" w:hAnsi="Helvetica" w:eastAsia="Helvetica" w:cs="Helvetica"/>
+                <w:i w:val="false"/>
+                <w:b w:val="false"/>
+                <w:u w:val="none"/>
+                <w:sz w:val="22"/>
+                <w:szCs w:val="22"/>
+                <w:color w:val="000000"/>
+              </w:rPr>
+            </w:pPr>
+            <w:r>
+              <w:rPr>
+                <w:rFonts w:ascii="Helvetica" w:hAnsi="Helvetica" w:eastAsia="Helvetica" w:cs="Helvetica"/>
+                <w:i w:val="false"/>
+                <w:b w:val="false"/>
+                <w:u w:val="none"/>
+                <w:sz w:val="22"/>
+                <w:szCs w:val="22"/>
+                <w:color w:val="000000"/>
+              </w:rPr>
+              <w:t xml:space="preserve">0.26, 19.1</w:t>
+            </w:r>
+          </w:p>
+        </w:tc>
+        <w:tc>
+          <w:tcPr>
+            <w:tcBorders>
+              <w:bottom w:val="none" w:sz="0" w:space="0" w:color="000000"/>
+              <w:top w:val="none" w:sz="0" w:space="0" w:color="000000"/>
+              <w:left w:val="none" w:sz="0" w:space="0" w:color="000000"/>
+              <w:right w:val="none" w:sz="0" w:space="0" w:color="000000"/>
+            </w:tcBorders>
+            <w:shd w:val="clear" w:color="auto" w:fill="FFFFFF"/>
+            <w:tcMar>
+              <w:top w:w="0" w:type="dxa"/>
+              <w:bottom w:w="0" w:type="dxa"/>
+              <w:left w:w="0" w:type="dxa"/>
+              <w:right w:w="0" w:type="dxa"/>
+            </w:tcMar>
+            <w:vAlign w:val="top"/>
+          </w:tcPr>
+          <w:p>
+            <w:pPr>
+              <w:pStyle w:val="Normal"/>
+              <w:jc w:val="center"/>
+              <w:pBdr>
+                <w:bottom w:val="none" w:sz="0" w:space="0" w:color="000000"/>
+                <w:top w:val="none" w:sz="0" w:space="0" w:color="000000"/>
+                <w:left w:val="none" w:sz="0" w:space="0" w:color="000000"/>
+                <w:right w:val="none" w:sz="0" w:space="0" w:color="000000"/>
+              </w:pBdr>
+              <w:spacing w:after="100" w:before="100" w:line="240"/>
+              <w:ind w:left="100" w:right="100" w:firstLine="0" w:firstLineChars="0"/>
+              <w:rPr>
+                <w:rFonts w:ascii="Helvetica" w:hAnsi="Helvetica" w:eastAsia="Helvetica" w:cs="Helvetica"/>
+                <w:i w:val="false"/>
+                <w:b w:val="false"/>
+                <w:u w:val="none"/>
+                <w:sz w:val="22"/>
+                <w:szCs w:val="22"/>
+                <w:color w:val="000000"/>
+              </w:rPr>
+            </w:pPr>
+            <w:r>
+              <w:rPr>
+                <w:rFonts w:ascii="Helvetica" w:hAnsi="Helvetica" w:eastAsia="Helvetica" w:cs="Helvetica"/>
+                <w:i w:val="false"/>
+                <w:b w:val="false"/>
+                <w:u w:val="none"/>
+                <w:sz w:val="22"/>
+                <w:szCs w:val="22"/>
+                <w:color w:val="000000"/>
+              </w:rPr>
+              <w:t xml:space="preserve">0.460</w:t>
             </w:r>
           </w:p>
         </w:tc>
@@ -7435,7 +7435,7 @@
                 <w:szCs w:val="22"/>
                 <w:color w:val="000000"/>
               </w:rPr>
-              <w:t xml:space="preserve">0.09, 5.14</w:t>
+              <w:t xml:space="preserve">0.09, 5.22</w:t>
             </w:r>
           </w:p>
         </w:tc>
@@ -7865,113 +7865,113 @@
                 <w:szCs w:val="22"/>
                 <w:color w:val="000000"/>
               </w:rPr>
-              <w:t xml:space="preserve">0.64</w:t>
-            </w:r>
-          </w:p>
-        </w:tc>
-        <w:tc>
-          <w:tcPr>
-            <w:tcBorders>
-              <w:bottom w:val="none" w:sz="0" w:space="0" w:color="000000"/>
-              <w:top w:val="none" w:sz="0" w:space="0" w:color="000000"/>
-              <w:left w:val="none" w:sz="0" w:space="0" w:color="000000"/>
-              <w:right w:val="none" w:sz="0" w:space="0" w:color="000000"/>
-            </w:tcBorders>
-            <w:shd w:val="clear" w:color="auto" w:fill="FFFFFF"/>
-            <w:tcMar>
-              <w:top w:w="0" w:type="dxa"/>
-              <w:bottom w:w="0" w:type="dxa"/>
-              <w:left w:w="0" w:type="dxa"/>
-              <w:right w:w="0" w:type="dxa"/>
-            </w:tcMar>
-            <w:vAlign w:val="top"/>
-          </w:tcPr>
-          <w:p>
-            <w:pPr>
-              <w:pStyle w:val="Normal"/>
-              <w:jc w:val="center"/>
-              <w:pBdr>
-                <w:bottom w:val="none" w:sz="0" w:space="0" w:color="000000"/>
-                <w:top w:val="none" w:sz="0" w:space="0" w:color="000000"/>
-                <w:left w:val="none" w:sz="0" w:space="0" w:color="000000"/>
-                <w:right w:val="none" w:sz="0" w:space="0" w:color="000000"/>
-              </w:pBdr>
-              <w:spacing w:after="100" w:before="100" w:line="240"/>
-              <w:ind w:left="100" w:right="100" w:firstLine="0" w:firstLineChars="0"/>
-              <w:rPr>
-                <w:rFonts w:ascii="Helvetica" w:hAnsi="Helvetica" w:eastAsia="Helvetica" w:cs="Helvetica"/>
-                <w:i w:val="false"/>
-                <w:b w:val="false"/>
-                <w:u w:val="none"/>
-                <w:sz w:val="22"/>
-                <w:szCs w:val="22"/>
-                <w:color w:val="000000"/>
-              </w:rPr>
-            </w:pPr>
-            <w:r>
-              <w:rPr>
-                <w:rFonts w:ascii="Helvetica" w:hAnsi="Helvetica" w:eastAsia="Helvetica" w:cs="Helvetica"/>
-                <w:i w:val="false"/>
-                <w:b w:val="false"/>
-                <w:u w:val="none"/>
-                <w:sz w:val="22"/>
-                <w:szCs w:val="22"/>
-                <w:color w:val="000000"/>
-              </w:rPr>
-              <w:t xml:space="preserve">0.10, 3.99</w:t>
-            </w:r>
-          </w:p>
-        </w:tc>
-        <w:tc>
-          <w:tcPr>
-            <w:tcBorders>
-              <w:bottom w:val="none" w:sz="0" w:space="0" w:color="000000"/>
-              <w:top w:val="none" w:sz="0" w:space="0" w:color="000000"/>
-              <w:left w:val="none" w:sz="0" w:space="0" w:color="000000"/>
-              <w:right w:val="none" w:sz="0" w:space="0" w:color="000000"/>
-            </w:tcBorders>
-            <w:shd w:val="clear" w:color="auto" w:fill="FFFFFF"/>
-            <w:tcMar>
-              <w:top w:w="0" w:type="dxa"/>
-              <w:bottom w:w="0" w:type="dxa"/>
-              <w:left w:w="0" w:type="dxa"/>
-              <w:right w:w="0" w:type="dxa"/>
-            </w:tcMar>
-            <w:vAlign w:val="top"/>
-          </w:tcPr>
-          <w:p>
-            <w:pPr>
-              <w:pStyle w:val="Normal"/>
-              <w:jc w:val="center"/>
-              <w:pBdr>
-                <w:bottom w:val="none" w:sz="0" w:space="0" w:color="000000"/>
-                <w:top w:val="none" w:sz="0" w:space="0" w:color="000000"/>
-                <w:left w:val="none" w:sz="0" w:space="0" w:color="000000"/>
-                <w:right w:val="none" w:sz="0" w:space="0" w:color="000000"/>
-              </w:pBdr>
-              <w:spacing w:after="100" w:before="100" w:line="240"/>
-              <w:ind w:left="100" w:right="100" w:firstLine="0" w:firstLineChars="0"/>
-              <w:rPr>
-                <w:rFonts w:ascii="Helvetica" w:hAnsi="Helvetica" w:eastAsia="Helvetica" w:cs="Helvetica"/>
-                <w:i w:val="false"/>
-                <w:b w:val="false"/>
-                <w:u w:val="none"/>
-                <w:sz w:val="22"/>
-                <w:szCs w:val="22"/>
-                <w:color w:val="000000"/>
-              </w:rPr>
-            </w:pPr>
-            <w:r>
-              <w:rPr>
-                <w:rFonts w:ascii="Helvetica" w:hAnsi="Helvetica" w:eastAsia="Helvetica" w:cs="Helvetica"/>
-                <w:i w:val="false"/>
-                <w:b w:val="false"/>
-                <w:u w:val="none"/>
-                <w:sz w:val="22"/>
-                <w:szCs w:val="22"/>
-                <w:color w:val="000000"/>
-              </w:rPr>
-              <w:t xml:space="preserve">0.630</w:t>
+              <w:t xml:space="preserve">0.67</w:t>
+            </w:r>
+          </w:p>
+        </w:tc>
+        <w:tc>
+          <w:tcPr>
+            <w:tcBorders>
+              <w:bottom w:val="none" w:sz="0" w:space="0" w:color="000000"/>
+              <w:top w:val="none" w:sz="0" w:space="0" w:color="000000"/>
+              <w:left w:val="none" w:sz="0" w:space="0" w:color="000000"/>
+              <w:right w:val="none" w:sz="0" w:space="0" w:color="000000"/>
+            </w:tcBorders>
+            <w:shd w:val="clear" w:color="auto" w:fill="FFFFFF"/>
+            <w:tcMar>
+              <w:top w:w="0" w:type="dxa"/>
+              <w:bottom w:w="0" w:type="dxa"/>
+              <w:left w:w="0" w:type="dxa"/>
+              <w:right w:w="0" w:type="dxa"/>
+            </w:tcMar>
+            <w:vAlign w:val="top"/>
+          </w:tcPr>
+          <w:p>
+            <w:pPr>
+              <w:pStyle w:val="Normal"/>
+              <w:jc w:val="center"/>
+              <w:pBdr>
+                <w:bottom w:val="none" w:sz="0" w:space="0" w:color="000000"/>
+                <w:top w:val="none" w:sz="0" w:space="0" w:color="000000"/>
+                <w:left w:val="none" w:sz="0" w:space="0" w:color="000000"/>
+                <w:right w:val="none" w:sz="0" w:space="0" w:color="000000"/>
+              </w:pBdr>
+              <w:spacing w:after="100" w:before="100" w:line="240"/>
+              <w:ind w:left="100" w:right="100" w:firstLine="0" w:firstLineChars="0"/>
+              <w:rPr>
+                <w:rFonts w:ascii="Helvetica" w:hAnsi="Helvetica" w:eastAsia="Helvetica" w:cs="Helvetica"/>
+                <w:i w:val="false"/>
+                <w:b w:val="false"/>
+                <w:u w:val="none"/>
+                <w:sz w:val="22"/>
+                <w:szCs w:val="22"/>
+                <w:color w:val="000000"/>
+              </w:rPr>
+            </w:pPr>
+            <w:r>
+              <w:rPr>
+                <w:rFonts w:ascii="Helvetica" w:hAnsi="Helvetica" w:eastAsia="Helvetica" w:cs="Helvetica"/>
+                <w:i w:val="false"/>
+                <w:b w:val="false"/>
+                <w:u w:val="none"/>
+                <w:sz w:val="22"/>
+                <w:szCs w:val="22"/>
+                <w:color w:val="000000"/>
+              </w:rPr>
+              <w:t xml:space="preserve">0.11, 4.10</w:t>
+            </w:r>
+          </w:p>
+        </w:tc>
+        <w:tc>
+          <w:tcPr>
+            <w:tcBorders>
+              <w:bottom w:val="none" w:sz="0" w:space="0" w:color="000000"/>
+              <w:top w:val="none" w:sz="0" w:space="0" w:color="000000"/>
+              <w:left w:val="none" w:sz="0" w:space="0" w:color="000000"/>
+              <w:right w:val="none" w:sz="0" w:space="0" w:color="000000"/>
+            </w:tcBorders>
+            <w:shd w:val="clear" w:color="auto" w:fill="FFFFFF"/>
+            <w:tcMar>
+              <w:top w:w="0" w:type="dxa"/>
+              <w:bottom w:w="0" w:type="dxa"/>
+              <w:left w:w="0" w:type="dxa"/>
+              <w:right w:w="0" w:type="dxa"/>
+            </w:tcMar>
+            <w:vAlign w:val="top"/>
+          </w:tcPr>
+          <w:p>
+            <w:pPr>
+              <w:pStyle w:val="Normal"/>
+              <w:jc w:val="center"/>
+              <w:pBdr>
+                <w:bottom w:val="none" w:sz="0" w:space="0" w:color="000000"/>
+                <w:top w:val="none" w:sz="0" w:space="0" w:color="000000"/>
+                <w:left w:val="none" w:sz="0" w:space="0" w:color="000000"/>
+                <w:right w:val="none" w:sz="0" w:space="0" w:color="000000"/>
+              </w:pBdr>
+              <w:spacing w:after="100" w:before="100" w:line="240"/>
+              <w:ind w:left="100" w:right="100" w:firstLine="0" w:firstLineChars="0"/>
+              <w:rPr>
+                <w:rFonts w:ascii="Helvetica" w:hAnsi="Helvetica" w:eastAsia="Helvetica" w:cs="Helvetica"/>
+                <w:i w:val="false"/>
+                <w:b w:val="false"/>
+                <w:u w:val="none"/>
+                <w:sz w:val="22"/>
+                <w:szCs w:val="22"/>
+                <w:color w:val="000000"/>
+              </w:rPr>
+            </w:pPr>
+            <w:r>
+              <w:rPr>
+                <w:rFonts w:ascii="Helvetica" w:hAnsi="Helvetica" w:eastAsia="Helvetica" w:cs="Helvetica"/>
+                <w:i w:val="false"/>
+                <w:b w:val="false"/>
+                <w:u w:val="none"/>
+                <w:sz w:val="22"/>
+                <w:szCs w:val="22"/>
+                <w:color w:val="000000"/>
+              </w:rPr>
+              <w:t xml:space="preserve">0.660</w:t>
             </w:r>
           </w:p>
         </w:tc>
@@ -8348,113 +8348,113 @@
                 <w:szCs w:val="22"/>
                 <w:color w:val="000000"/>
               </w:rPr>
-              <w:t xml:space="preserve">0.56</w:t>
-            </w:r>
-          </w:p>
-        </w:tc>
-        <w:tc>
-          <w:tcPr>
-            <w:tcBorders>
-              <w:bottom w:val="none" w:sz="0" w:space="0" w:color="000000"/>
-              <w:top w:val="none" w:sz="0" w:space="0" w:color="000000"/>
-              <w:left w:val="none" w:sz="0" w:space="0" w:color="000000"/>
-              <w:right w:val="none" w:sz="0" w:space="0" w:color="000000"/>
-            </w:tcBorders>
-            <w:shd w:val="clear" w:color="auto" w:fill="FFFFFF"/>
-            <w:tcMar>
-              <w:top w:w="0" w:type="dxa"/>
-              <w:bottom w:w="0" w:type="dxa"/>
-              <w:left w:w="0" w:type="dxa"/>
-              <w:right w:w="0" w:type="dxa"/>
-            </w:tcMar>
-            <w:vAlign w:val="top"/>
-          </w:tcPr>
-          <w:p>
-            <w:pPr>
-              <w:pStyle w:val="Normal"/>
-              <w:jc w:val="center"/>
-              <w:pBdr>
-                <w:bottom w:val="none" w:sz="0" w:space="0" w:color="000000"/>
-                <w:top w:val="none" w:sz="0" w:space="0" w:color="000000"/>
-                <w:left w:val="none" w:sz="0" w:space="0" w:color="000000"/>
-                <w:right w:val="none" w:sz="0" w:space="0" w:color="000000"/>
-              </w:pBdr>
-              <w:spacing w:after="100" w:before="100" w:line="240"/>
-              <w:ind w:left="100" w:right="100" w:firstLine="0" w:firstLineChars="0"/>
-              <w:rPr>
-                <w:rFonts w:ascii="Helvetica" w:hAnsi="Helvetica" w:eastAsia="Helvetica" w:cs="Helvetica"/>
-                <w:i w:val="false"/>
-                <w:b w:val="false"/>
-                <w:u w:val="none"/>
-                <w:sz w:val="22"/>
-                <w:szCs w:val="22"/>
-                <w:color w:val="000000"/>
-              </w:rPr>
-            </w:pPr>
-            <w:r>
-              <w:rPr>
-                <w:rFonts w:ascii="Helvetica" w:hAnsi="Helvetica" w:eastAsia="Helvetica" w:cs="Helvetica"/>
-                <w:i w:val="false"/>
-                <w:b w:val="false"/>
-                <w:u w:val="none"/>
-                <w:sz w:val="22"/>
-                <w:szCs w:val="22"/>
-                <w:color w:val="000000"/>
-              </w:rPr>
-              <w:t xml:space="preserve">0.05, 6.65</w:t>
-            </w:r>
-          </w:p>
-        </w:tc>
-        <w:tc>
-          <w:tcPr>
-            <w:tcBorders>
-              <w:bottom w:val="none" w:sz="0" w:space="0" w:color="000000"/>
-              <w:top w:val="none" w:sz="0" w:space="0" w:color="000000"/>
-              <w:left w:val="none" w:sz="0" w:space="0" w:color="000000"/>
-              <w:right w:val="none" w:sz="0" w:space="0" w:color="000000"/>
-            </w:tcBorders>
-            <w:shd w:val="clear" w:color="auto" w:fill="FFFFFF"/>
-            <w:tcMar>
-              <w:top w:w="0" w:type="dxa"/>
-              <w:bottom w:w="0" w:type="dxa"/>
-              <w:left w:w="0" w:type="dxa"/>
-              <w:right w:w="0" w:type="dxa"/>
-            </w:tcMar>
-            <w:vAlign w:val="top"/>
-          </w:tcPr>
-          <w:p>
-            <w:pPr>
-              <w:pStyle w:val="Normal"/>
-              <w:jc w:val="center"/>
-              <w:pBdr>
-                <w:bottom w:val="none" w:sz="0" w:space="0" w:color="000000"/>
-                <w:top w:val="none" w:sz="0" w:space="0" w:color="000000"/>
-                <w:left w:val="none" w:sz="0" w:space="0" w:color="000000"/>
-                <w:right w:val="none" w:sz="0" w:space="0" w:color="000000"/>
-              </w:pBdr>
-              <w:spacing w:after="100" w:before="100" w:line="240"/>
-              <w:ind w:left="100" w:right="100" w:firstLine="0" w:firstLineChars="0"/>
-              <w:rPr>
-                <w:rFonts w:ascii="Helvetica" w:hAnsi="Helvetica" w:eastAsia="Helvetica" w:cs="Helvetica"/>
-                <w:i w:val="false"/>
-                <w:b w:val="false"/>
-                <w:u w:val="none"/>
-                <w:sz w:val="22"/>
-                <w:szCs w:val="22"/>
-                <w:color w:val="000000"/>
-              </w:rPr>
-            </w:pPr>
-            <w:r>
-              <w:rPr>
-                <w:rFonts w:ascii="Helvetica" w:hAnsi="Helvetica" w:eastAsia="Helvetica" w:cs="Helvetica"/>
-                <w:i w:val="false"/>
-                <w:b w:val="false"/>
-                <w:u w:val="none"/>
-                <w:sz w:val="22"/>
-                <w:szCs w:val="22"/>
-                <w:color w:val="000000"/>
-              </w:rPr>
-              <w:t xml:space="preserve">0.640</w:t>
+              <w:t xml:space="preserve">0.58</w:t>
+            </w:r>
+          </w:p>
+        </w:tc>
+        <w:tc>
+          <w:tcPr>
+            <w:tcBorders>
+              <w:bottom w:val="none" w:sz="0" w:space="0" w:color="000000"/>
+              <w:top w:val="none" w:sz="0" w:space="0" w:color="000000"/>
+              <w:left w:val="none" w:sz="0" w:space="0" w:color="000000"/>
+              <w:right w:val="none" w:sz="0" w:space="0" w:color="000000"/>
+            </w:tcBorders>
+            <w:shd w:val="clear" w:color="auto" w:fill="FFFFFF"/>
+            <w:tcMar>
+              <w:top w:w="0" w:type="dxa"/>
+              <w:bottom w:w="0" w:type="dxa"/>
+              <w:left w:w="0" w:type="dxa"/>
+              <w:right w:w="0" w:type="dxa"/>
+            </w:tcMar>
+            <w:vAlign w:val="top"/>
+          </w:tcPr>
+          <w:p>
+            <w:pPr>
+              <w:pStyle w:val="Normal"/>
+              <w:jc w:val="center"/>
+              <w:pBdr>
+                <w:bottom w:val="none" w:sz="0" w:space="0" w:color="000000"/>
+                <w:top w:val="none" w:sz="0" w:space="0" w:color="000000"/>
+                <w:left w:val="none" w:sz="0" w:space="0" w:color="000000"/>
+                <w:right w:val="none" w:sz="0" w:space="0" w:color="000000"/>
+              </w:pBdr>
+              <w:spacing w:after="100" w:before="100" w:line="240"/>
+              <w:ind w:left="100" w:right="100" w:firstLine="0" w:firstLineChars="0"/>
+              <w:rPr>
+                <w:rFonts w:ascii="Helvetica" w:hAnsi="Helvetica" w:eastAsia="Helvetica" w:cs="Helvetica"/>
+                <w:i w:val="false"/>
+                <w:b w:val="false"/>
+                <w:u w:val="none"/>
+                <w:sz w:val="22"/>
+                <w:szCs w:val="22"/>
+                <w:color w:val="000000"/>
+              </w:rPr>
+            </w:pPr>
+            <w:r>
+              <w:rPr>
+                <w:rFonts w:ascii="Helvetica" w:hAnsi="Helvetica" w:eastAsia="Helvetica" w:cs="Helvetica"/>
+                <w:i w:val="false"/>
+                <w:b w:val="false"/>
+                <w:u w:val="none"/>
+                <w:sz w:val="22"/>
+                <w:szCs w:val="22"/>
+                <w:color w:val="000000"/>
+              </w:rPr>
+              <w:t xml:space="preserve">0.05, 6.99</w:t>
+            </w:r>
+          </w:p>
+        </w:tc>
+        <w:tc>
+          <w:tcPr>
+            <w:tcBorders>
+              <w:bottom w:val="none" w:sz="0" w:space="0" w:color="000000"/>
+              <w:top w:val="none" w:sz="0" w:space="0" w:color="000000"/>
+              <w:left w:val="none" w:sz="0" w:space="0" w:color="000000"/>
+              <w:right w:val="none" w:sz="0" w:space="0" w:color="000000"/>
+            </w:tcBorders>
+            <w:shd w:val="clear" w:color="auto" w:fill="FFFFFF"/>
+            <w:tcMar>
+              <w:top w:w="0" w:type="dxa"/>
+              <w:bottom w:w="0" w:type="dxa"/>
+              <w:left w:w="0" w:type="dxa"/>
+              <w:right w:w="0" w:type="dxa"/>
+            </w:tcMar>
+            <w:vAlign w:val="top"/>
+          </w:tcPr>
+          <w:p>
+            <w:pPr>
+              <w:pStyle w:val="Normal"/>
+              <w:jc w:val="center"/>
+              <w:pBdr>
+                <w:bottom w:val="none" w:sz="0" w:space="0" w:color="000000"/>
+                <w:top w:val="none" w:sz="0" w:space="0" w:color="000000"/>
+                <w:left w:val="none" w:sz="0" w:space="0" w:color="000000"/>
+                <w:right w:val="none" w:sz="0" w:space="0" w:color="000000"/>
+              </w:pBdr>
+              <w:spacing w:after="100" w:before="100" w:line="240"/>
+              <w:ind w:left="100" w:right="100" w:firstLine="0" w:firstLineChars="0"/>
+              <w:rPr>
+                <w:rFonts w:ascii="Helvetica" w:hAnsi="Helvetica" w:eastAsia="Helvetica" w:cs="Helvetica"/>
+                <w:i w:val="false"/>
+                <w:b w:val="false"/>
+                <w:u w:val="none"/>
+                <w:sz w:val="22"/>
+                <w:szCs w:val="22"/>
+                <w:color w:val="000000"/>
+              </w:rPr>
+            </w:pPr>
+            <w:r>
+              <w:rPr>
+                <w:rFonts w:ascii="Helvetica" w:hAnsi="Helvetica" w:eastAsia="Helvetica" w:cs="Helvetica"/>
+                <w:i w:val="false"/>
+                <w:b w:val="false"/>
+                <w:u w:val="none"/>
+                <w:sz w:val="22"/>
+                <w:szCs w:val="22"/>
+                <w:color w:val="000000"/>
+              </w:rPr>
+              <w:t xml:space="preserve">0.670</w:t>
             </w:r>
           </w:p>
         </w:tc>
@@ -10280,60 +10280,60 @@
                 <w:szCs w:val="22"/>
                 <w:color w:val="000000"/>
               </w:rPr>
-              <w:t xml:space="preserve">1.94</w:t>
-            </w:r>
-          </w:p>
-        </w:tc>
-        <w:tc>
-          <w:tcPr>
-            <w:tcBorders>
-              <w:bottom w:val="none" w:sz="0" w:space="0" w:color="000000"/>
-              <w:top w:val="none" w:sz="0" w:space="0" w:color="000000"/>
-              <w:left w:val="none" w:sz="0" w:space="0" w:color="000000"/>
-              <w:right w:val="none" w:sz="0" w:space="0" w:color="000000"/>
-            </w:tcBorders>
-            <w:shd w:val="clear" w:color="auto" w:fill="FFFFFF"/>
-            <w:tcMar>
-              <w:top w:w="0" w:type="dxa"/>
-              <w:bottom w:w="0" w:type="dxa"/>
-              <w:left w:w="0" w:type="dxa"/>
-              <w:right w:w="0" w:type="dxa"/>
-            </w:tcMar>
-            <w:vAlign w:val="top"/>
-          </w:tcPr>
-          <w:p>
-            <w:pPr>
-              <w:pStyle w:val="Normal"/>
-              <w:jc w:val="center"/>
-              <w:pBdr>
-                <w:bottom w:val="none" w:sz="0" w:space="0" w:color="000000"/>
-                <w:top w:val="none" w:sz="0" w:space="0" w:color="000000"/>
-                <w:left w:val="none" w:sz="0" w:space="0" w:color="000000"/>
-                <w:right w:val="none" w:sz="0" w:space="0" w:color="000000"/>
-              </w:pBdr>
-              <w:spacing w:after="100" w:before="100" w:line="240"/>
-              <w:ind w:left="100" w:right="100" w:firstLine="0" w:firstLineChars="0"/>
-              <w:rPr>
-                <w:rFonts w:ascii="Helvetica" w:hAnsi="Helvetica" w:eastAsia="Helvetica" w:cs="Helvetica"/>
-                <w:i w:val="false"/>
-                <w:b w:val="false"/>
-                <w:u w:val="none"/>
-                <w:sz w:val="22"/>
-                <w:szCs w:val="22"/>
-                <w:color w:val="000000"/>
-              </w:rPr>
-            </w:pPr>
-            <w:r>
-              <w:rPr>
-                <w:rFonts w:ascii="Helvetica" w:hAnsi="Helvetica" w:eastAsia="Helvetica" w:cs="Helvetica"/>
-                <w:i w:val="false"/>
-                <w:b w:val="false"/>
-                <w:u w:val="none"/>
-                <w:sz w:val="22"/>
-                <w:szCs w:val="22"/>
-                <w:color w:val="000000"/>
-              </w:rPr>
-              <w:t xml:space="preserve">0.58, 6.48</w:t>
+              <w:t xml:space="preserve">1.95</w:t>
+            </w:r>
+          </w:p>
+        </w:tc>
+        <w:tc>
+          <w:tcPr>
+            <w:tcBorders>
+              <w:bottom w:val="none" w:sz="0" w:space="0" w:color="000000"/>
+              <w:top w:val="none" w:sz="0" w:space="0" w:color="000000"/>
+              <w:left w:val="none" w:sz="0" w:space="0" w:color="000000"/>
+              <w:right w:val="none" w:sz="0" w:space="0" w:color="000000"/>
+            </w:tcBorders>
+            <w:shd w:val="clear" w:color="auto" w:fill="FFFFFF"/>
+            <w:tcMar>
+              <w:top w:w="0" w:type="dxa"/>
+              <w:bottom w:w="0" w:type="dxa"/>
+              <w:left w:w="0" w:type="dxa"/>
+              <w:right w:w="0" w:type="dxa"/>
+            </w:tcMar>
+            <w:vAlign w:val="top"/>
+          </w:tcPr>
+          <w:p>
+            <w:pPr>
+              <w:pStyle w:val="Normal"/>
+              <w:jc w:val="center"/>
+              <w:pBdr>
+                <w:bottom w:val="none" w:sz="0" w:space="0" w:color="000000"/>
+                <w:top w:val="none" w:sz="0" w:space="0" w:color="000000"/>
+                <w:left w:val="none" w:sz="0" w:space="0" w:color="000000"/>
+                <w:right w:val="none" w:sz="0" w:space="0" w:color="000000"/>
+              </w:pBdr>
+              <w:spacing w:after="100" w:before="100" w:line="240"/>
+              <w:ind w:left="100" w:right="100" w:firstLine="0" w:firstLineChars="0"/>
+              <w:rPr>
+                <w:rFonts w:ascii="Helvetica" w:hAnsi="Helvetica" w:eastAsia="Helvetica" w:cs="Helvetica"/>
+                <w:i w:val="false"/>
+                <w:b w:val="false"/>
+                <w:u w:val="none"/>
+                <w:sz w:val="22"/>
+                <w:szCs w:val="22"/>
+                <w:color w:val="000000"/>
+              </w:rPr>
+            </w:pPr>
+            <w:r>
+              <w:rPr>
+                <w:rFonts w:ascii="Helvetica" w:hAnsi="Helvetica" w:eastAsia="Helvetica" w:cs="Helvetica"/>
+                <w:i w:val="false"/>
+                <w:b w:val="false"/>
+                <w:u w:val="none"/>
+                <w:sz w:val="22"/>
+                <w:szCs w:val="22"/>
+                <w:color w:val="000000"/>
+              </w:rPr>
+              <w:t xml:space="preserve">0.58, 6.53</w:t>
             </w:r>
           </w:p>
         </w:tc>
@@ -11729,113 +11729,113 @@
                 <w:szCs w:val="22"/>
                 <w:color w:val="000000"/>
               </w:rPr>
-              <w:t xml:space="preserve">4.46</w:t>
-            </w:r>
-          </w:p>
-        </w:tc>
-        <w:tc>
-          <w:tcPr>
-            <w:tcBorders>
-              <w:bottom w:val="none" w:sz="0" w:space="0" w:color="000000"/>
-              <w:top w:val="none" w:sz="0" w:space="0" w:color="000000"/>
-              <w:left w:val="none" w:sz="0" w:space="0" w:color="000000"/>
-              <w:right w:val="none" w:sz="0" w:space="0" w:color="000000"/>
-            </w:tcBorders>
-            <w:shd w:val="clear" w:color="auto" w:fill="FFFFFF"/>
-            <w:tcMar>
-              <w:top w:w="0" w:type="dxa"/>
-              <w:bottom w:w="0" w:type="dxa"/>
-              <w:left w:w="0" w:type="dxa"/>
-              <w:right w:w="0" w:type="dxa"/>
-            </w:tcMar>
-            <w:vAlign w:val="top"/>
-          </w:tcPr>
-          <w:p>
-            <w:pPr>
-              <w:pStyle w:val="Normal"/>
-              <w:jc w:val="center"/>
-              <w:pBdr>
-                <w:bottom w:val="none" w:sz="0" w:space="0" w:color="000000"/>
-                <w:top w:val="none" w:sz="0" w:space="0" w:color="000000"/>
-                <w:left w:val="none" w:sz="0" w:space="0" w:color="000000"/>
-                <w:right w:val="none" w:sz="0" w:space="0" w:color="000000"/>
-              </w:pBdr>
-              <w:spacing w:after="100" w:before="100" w:line="240"/>
-              <w:ind w:left="100" w:right="100" w:firstLine="0" w:firstLineChars="0"/>
-              <w:rPr>
-                <w:rFonts w:ascii="Helvetica" w:hAnsi="Helvetica" w:eastAsia="Helvetica" w:cs="Helvetica"/>
-                <w:i w:val="false"/>
-                <w:b w:val="false"/>
-                <w:u w:val="none"/>
-                <w:sz w:val="22"/>
-                <w:szCs w:val="22"/>
-                <w:color w:val="000000"/>
-              </w:rPr>
-            </w:pPr>
-            <w:r>
-              <w:rPr>
-                <w:rFonts w:ascii="Helvetica" w:hAnsi="Helvetica" w:eastAsia="Helvetica" w:cs="Helvetica"/>
-                <w:i w:val="false"/>
-                <w:b w:val="false"/>
-                <w:u w:val="none"/>
-                <w:sz w:val="22"/>
-                <w:szCs w:val="22"/>
-                <w:color w:val="000000"/>
-              </w:rPr>
-              <w:t xml:space="preserve">1.14, 17.5</w:t>
-            </w:r>
-          </w:p>
-        </w:tc>
-        <w:tc>
-          <w:tcPr>
-            <w:tcBorders>
-              <w:bottom w:val="none" w:sz="0" w:space="0" w:color="000000"/>
-              <w:top w:val="none" w:sz="0" w:space="0" w:color="000000"/>
-              <w:left w:val="none" w:sz="0" w:space="0" w:color="000000"/>
-              <w:right w:val="none" w:sz="0" w:space="0" w:color="000000"/>
-            </w:tcBorders>
-            <w:shd w:val="clear" w:color="auto" w:fill="FFFFFF"/>
-            <w:tcMar>
-              <w:top w:w="0" w:type="dxa"/>
-              <w:bottom w:w="0" w:type="dxa"/>
-              <w:left w:w="0" w:type="dxa"/>
-              <w:right w:w="0" w:type="dxa"/>
-            </w:tcMar>
-            <w:vAlign w:val="top"/>
-          </w:tcPr>
-          <w:p>
-            <w:pPr>
-              <w:pStyle w:val="Normal"/>
-              <w:jc w:val="center"/>
-              <w:pBdr>
-                <w:bottom w:val="none" w:sz="0" w:space="0" w:color="000000"/>
-                <w:top w:val="none" w:sz="0" w:space="0" w:color="000000"/>
-                <w:left w:val="none" w:sz="0" w:space="0" w:color="000000"/>
-                <w:right w:val="none" w:sz="0" w:space="0" w:color="000000"/>
-              </w:pBdr>
-              <w:spacing w:after="100" w:before="100" w:line="240"/>
-              <w:ind w:left="100" w:right="100" w:firstLine="0" w:firstLineChars="0"/>
-              <w:rPr>
-                <w:rFonts w:ascii="Helvetica" w:hAnsi="Helvetica" w:eastAsia="Helvetica" w:cs="Helvetica"/>
-                <w:i w:val="false"/>
-                <w:b w:val="false"/>
-                <w:u w:val="none"/>
-                <w:sz w:val="22"/>
-                <w:szCs w:val="22"/>
-                <w:color w:val="000000"/>
-              </w:rPr>
-            </w:pPr>
-            <w:r>
-              <w:rPr>
-                <w:rFonts w:ascii="Helvetica" w:hAnsi="Helvetica" w:eastAsia="Helvetica" w:cs="Helvetica"/>
-                <w:i w:val="false"/>
-                <w:b w:val="false"/>
-                <w:u w:val="none"/>
-                <w:sz w:val="22"/>
-                <w:szCs w:val="22"/>
-                <w:color w:val="000000"/>
-              </w:rPr>
-              <w:t xml:space="preserve">0.032</w:t>
+              <w:t xml:space="preserve">4.75</w:t>
+            </w:r>
+          </w:p>
+        </w:tc>
+        <w:tc>
+          <w:tcPr>
+            <w:tcBorders>
+              <w:bottom w:val="none" w:sz="0" w:space="0" w:color="000000"/>
+              <w:top w:val="none" w:sz="0" w:space="0" w:color="000000"/>
+              <w:left w:val="none" w:sz="0" w:space="0" w:color="000000"/>
+              <w:right w:val="none" w:sz="0" w:space="0" w:color="000000"/>
+            </w:tcBorders>
+            <w:shd w:val="clear" w:color="auto" w:fill="FFFFFF"/>
+            <w:tcMar>
+              <w:top w:w="0" w:type="dxa"/>
+              <w:bottom w:w="0" w:type="dxa"/>
+              <w:left w:w="0" w:type="dxa"/>
+              <w:right w:w="0" w:type="dxa"/>
+            </w:tcMar>
+            <w:vAlign w:val="top"/>
+          </w:tcPr>
+          <w:p>
+            <w:pPr>
+              <w:pStyle w:val="Normal"/>
+              <w:jc w:val="center"/>
+              <w:pBdr>
+                <w:bottom w:val="none" w:sz="0" w:space="0" w:color="000000"/>
+                <w:top w:val="none" w:sz="0" w:space="0" w:color="000000"/>
+                <w:left w:val="none" w:sz="0" w:space="0" w:color="000000"/>
+                <w:right w:val="none" w:sz="0" w:space="0" w:color="000000"/>
+              </w:pBdr>
+              <w:spacing w:after="100" w:before="100" w:line="240"/>
+              <w:ind w:left="100" w:right="100" w:firstLine="0" w:firstLineChars="0"/>
+              <w:rPr>
+                <w:rFonts w:ascii="Helvetica" w:hAnsi="Helvetica" w:eastAsia="Helvetica" w:cs="Helvetica"/>
+                <w:i w:val="false"/>
+                <w:b w:val="false"/>
+                <w:u w:val="none"/>
+                <w:sz w:val="22"/>
+                <w:szCs w:val="22"/>
+                <w:color w:val="000000"/>
+              </w:rPr>
+            </w:pPr>
+            <w:r>
+              <w:rPr>
+                <w:rFonts w:ascii="Helvetica" w:hAnsi="Helvetica" w:eastAsia="Helvetica" w:cs="Helvetica"/>
+                <w:i w:val="false"/>
+                <w:b w:val="false"/>
+                <w:u w:val="none"/>
+                <w:sz w:val="22"/>
+                <w:szCs w:val="22"/>
+                <w:color w:val="000000"/>
+              </w:rPr>
+              <w:t xml:space="preserve">1.26, 17.9</w:t>
+            </w:r>
+          </w:p>
+        </w:tc>
+        <w:tc>
+          <w:tcPr>
+            <w:tcBorders>
+              <w:bottom w:val="none" w:sz="0" w:space="0" w:color="000000"/>
+              <w:top w:val="none" w:sz="0" w:space="0" w:color="000000"/>
+              <w:left w:val="none" w:sz="0" w:space="0" w:color="000000"/>
+              <w:right w:val="none" w:sz="0" w:space="0" w:color="000000"/>
+            </w:tcBorders>
+            <w:shd w:val="clear" w:color="auto" w:fill="FFFFFF"/>
+            <w:tcMar>
+              <w:top w:w="0" w:type="dxa"/>
+              <w:bottom w:w="0" w:type="dxa"/>
+              <w:left w:w="0" w:type="dxa"/>
+              <w:right w:w="0" w:type="dxa"/>
+            </w:tcMar>
+            <w:vAlign w:val="top"/>
+          </w:tcPr>
+          <w:p>
+            <w:pPr>
+              <w:pStyle w:val="Normal"/>
+              <w:jc w:val="center"/>
+              <w:pBdr>
+                <w:bottom w:val="none" w:sz="0" w:space="0" w:color="000000"/>
+                <w:top w:val="none" w:sz="0" w:space="0" w:color="000000"/>
+                <w:left w:val="none" w:sz="0" w:space="0" w:color="000000"/>
+                <w:right w:val="none" w:sz="0" w:space="0" w:color="000000"/>
+              </w:pBdr>
+              <w:spacing w:after="100" w:before="100" w:line="240"/>
+              <w:ind w:left="100" w:right="100" w:firstLine="0" w:firstLineChars="0"/>
+              <w:rPr>
+                <w:rFonts w:ascii="Helvetica" w:hAnsi="Helvetica" w:eastAsia="Helvetica" w:cs="Helvetica"/>
+                <w:i w:val="false"/>
+                <w:b w:val="false"/>
+                <w:u w:val="none"/>
+                <w:sz w:val="22"/>
+                <w:szCs w:val="22"/>
+                <w:color w:val="000000"/>
+              </w:rPr>
+            </w:pPr>
+            <w:r>
+              <w:rPr>
+                <w:rFonts w:ascii="Helvetica" w:hAnsi="Helvetica" w:eastAsia="Helvetica" w:cs="Helvetica"/>
+                <w:i w:val="false"/>
+                <w:b w:val="false"/>
+                <w:u w:val="none"/>
+                <w:sz w:val="22"/>
+                <w:szCs w:val="22"/>
+                <w:color w:val="000000"/>
+              </w:rPr>
+              <w:t xml:space="preserve">0.022</w:t>
             </w:r>
           </w:p>
         </w:tc>
@@ -12212,113 +12212,113 @@
                 <w:szCs w:val="22"/>
                 <w:color w:val="000000"/>
               </w:rPr>
-              <w:t xml:space="preserve">1.00</w:t>
-            </w:r>
-          </w:p>
-        </w:tc>
-        <w:tc>
-          <w:tcPr>
-            <w:tcBorders>
-              <w:bottom w:val="none" w:sz="0" w:space="0" w:color="000000"/>
-              <w:top w:val="none" w:sz="0" w:space="0" w:color="000000"/>
-              <w:left w:val="none" w:sz="0" w:space="0" w:color="000000"/>
-              <w:right w:val="none" w:sz="0" w:space="0" w:color="000000"/>
-            </w:tcBorders>
-            <w:shd w:val="clear" w:color="auto" w:fill="FFFFFF"/>
-            <w:tcMar>
-              <w:top w:w="0" w:type="dxa"/>
-              <w:bottom w:w="0" w:type="dxa"/>
-              <w:left w:w="0" w:type="dxa"/>
-              <w:right w:w="0" w:type="dxa"/>
-            </w:tcMar>
-            <w:vAlign w:val="top"/>
-          </w:tcPr>
-          <w:p>
-            <w:pPr>
-              <w:pStyle w:val="Normal"/>
-              <w:jc w:val="center"/>
-              <w:pBdr>
-                <w:bottom w:val="none" w:sz="0" w:space="0" w:color="000000"/>
-                <w:top w:val="none" w:sz="0" w:space="0" w:color="000000"/>
-                <w:left w:val="none" w:sz="0" w:space="0" w:color="000000"/>
-                <w:right w:val="none" w:sz="0" w:space="0" w:color="000000"/>
-              </w:pBdr>
-              <w:spacing w:after="100" w:before="100" w:line="240"/>
-              <w:ind w:left="100" w:right="100" w:firstLine="0" w:firstLineChars="0"/>
-              <w:rPr>
-                <w:rFonts w:ascii="Helvetica" w:hAnsi="Helvetica" w:eastAsia="Helvetica" w:cs="Helvetica"/>
-                <w:i w:val="false"/>
-                <w:b w:val="false"/>
-                <w:u w:val="none"/>
-                <w:sz w:val="22"/>
-                <w:szCs w:val="22"/>
-                <w:color w:val="000000"/>
-              </w:rPr>
-            </w:pPr>
-            <w:r>
-              <w:rPr>
-                <w:rFonts w:ascii="Helvetica" w:hAnsi="Helvetica" w:eastAsia="Helvetica" w:cs="Helvetica"/>
-                <w:i w:val="false"/>
-                <w:b w:val="false"/>
-                <w:u w:val="none"/>
-                <w:sz w:val="22"/>
-                <w:szCs w:val="22"/>
-                <w:color w:val="000000"/>
-              </w:rPr>
-              <w:t xml:space="preserve">0.25, 3.98</w:t>
-            </w:r>
-          </w:p>
-        </w:tc>
-        <w:tc>
-          <w:tcPr>
-            <w:tcBorders>
-              <w:bottom w:val="none" w:sz="0" w:space="0" w:color="000000"/>
-              <w:top w:val="none" w:sz="0" w:space="0" w:color="000000"/>
-              <w:left w:val="none" w:sz="0" w:space="0" w:color="000000"/>
-              <w:right w:val="none" w:sz="0" w:space="0" w:color="000000"/>
-            </w:tcBorders>
-            <w:shd w:val="clear" w:color="auto" w:fill="FFFFFF"/>
-            <w:tcMar>
-              <w:top w:w="0" w:type="dxa"/>
-              <w:bottom w:w="0" w:type="dxa"/>
-              <w:left w:w="0" w:type="dxa"/>
-              <w:right w:w="0" w:type="dxa"/>
-            </w:tcMar>
-            <w:vAlign w:val="top"/>
-          </w:tcPr>
-          <w:p>
-            <w:pPr>
-              <w:pStyle w:val="Normal"/>
-              <w:jc w:val="center"/>
-              <w:pBdr>
-                <w:bottom w:val="none" w:sz="0" w:space="0" w:color="000000"/>
-                <w:top w:val="none" w:sz="0" w:space="0" w:color="000000"/>
-                <w:left w:val="none" w:sz="0" w:space="0" w:color="000000"/>
-                <w:right w:val="none" w:sz="0" w:space="0" w:color="000000"/>
-              </w:pBdr>
-              <w:spacing w:after="100" w:before="100" w:line="240"/>
-              <w:ind w:left="100" w:right="100" w:firstLine="0" w:firstLineChars="0"/>
-              <w:rPr>
-                <w:rFonts w:ascii="Helvetica" w:hAnsi="Helvetica" w:eastAsia="Helvetica" w:cs="Helvetica"/>
-                <w:i w:val="false"/>
-                <w:b w:val="false"/>
-                <w:u w:val="none"/>
-                <w:sz w:val="22"/>
-                <w:szCs w:val="22"/>
-                <w:color w:val="000000"/>
-              </w:rPr>
-            </w:pPr>
-            <w:r>
-              <w:rPr>
-                <w:rFonts w:ascii="Helvetica" w:hAnsi="Helvetica" w:eastAsia="Helvetica" w:cs="Helvetica"/>
-                <w:i w:val="false"/>
-                <w:b w:val="false"/>
-                <w:u w:val="none"/>
-                <w:sz w:val="22"/>
-                <w:szCs w:val="22"/>
-                <w:color w:val="000000"/>
-              </w:rPr>
-              <w:t xml:space="preserve">&gt;0.999</w:t>
+              <w:t xml:space="preserve">0.98</w:t>
+            </w:r>
+          </w:p>
+        </w:tc>
+        <w:tc>
+          <w:tcPr>
+            <w:tcBorders>
+              <w:bottom w:val="none" w:sz="0" w:space="0" w:color="000000"/>
+              <w:top w:val="none" w:sz="0" w:space="0" w:color="000000"/>
+              <w:left w:val="none" w:sz="0" w:space="0" w:color="000000"/>
+              <w:right w:val="none" w:sz="0" w:space="0" w:color="000000"/>
+            </w:tcBorders>
+            <w:shd w:val="clear" w:color="auto" w:fill="FFFFFF"/>
+            <w:tcMar>
+              <w:top w:w="0" w:type="dxa"/>
+              <w:bottom w:w="0" w:type="dxa"/>
+              <w:left w:w="0" w:type="dxa"/>
+              <w:right w:w="0" w:type="dxa"/>
+            </w:tcMar>
+            <w:vAlign w:val="top"/>
+          </w:tcPr>
+          <w:p>
+            <w:pPr>
+              <w:pStyle w:val="Normal"/>
+              <w:jc w:val="center"/>
+              <w:pBdr>
+                <w:bottom w:val="none" w:sz="0" w:space="0" w:color="000000"/>
+                <w:top w:val="none" w:sz="0" w:space="0" w:color="000000"/>
+                <w:left w:val="none" w:sz="0" w:space="0" w:color="000000"/>
+                <w:right w:val="none" w:sz="0" w:space="0" w:color="000000"/>
+              </w:pBdr>
+              <w:spacing w:after="100" w:before="100" w:line="240"/>
+              <w:ind w:left="100" w:right="100" w:firstLine="0" w:firstLineChars="0"/>
+              <w:rPr>
+                <w:rFonts w:ascii="Helvetica" w:hAnsi="Helvetica" w:eastAsia="Helvetica" w:cs="Helvetica"/>
+                <w:i w:val="false"/>
+                <w:b w:val="false"/>
+                <w:u w:val="none"/>
+                <w:sz w:val="22"/>
+                <w:szCs w:val="22"/>
+                <w:color w:val="000000"/>
+              </w:rPr>
+            </w:pPr>
+            <w:r>
+              <w:rPr>
+                <w:rFonts w:ascii="Helvetica" w:hAnsi="Helvetica" w:eastAsia="Helvetica" w:cs="Helvetica"/>
+                <w:i w:val="false"/>
+                <w:b w:val="false"/>
+                <w:u w:val="none"/>
+                <w:sz w:val="22"/>
+                <w:szCs w:val="22"/>
+                <w:color w:val="000000"/>
+              </w:rPr>
+              <w:t xml:space="preserve">0.25, 3.90</w:t>
+            </w:r>
+          </w:p>
+        </w:tc>
+        <w:tc>
+          <w:tcPr>
+            <w:tcBorders>
+              <w:bottom w:val="none" w:sz="0" w:space="0" w:color="000000"/>
+              <w:top w:val="none" w:sz="0" w:space="0" w:color="000000"/>
+              <w:left w:val="none" w:sz="0" w:space="0" w:color="000000"/>
+              <w:right w:val="none" w:sz="0" w:space="0" w:color="000000"/>
+            </w:tcBorders>
+            <w:shd w:val="clear" w:color="auto" w:fill="FFFFFF"/>
+            <w:tcMar>
+              <w:top w:w="0" w:type="dxa"/>
+              <w:bottom w:w="0" w:type="dxa"/>
+              <w:left w:w="0" w:type="dxa"/>
+              <w:right w:w="0" w:type="dxa"/>
+            </w:tcMar>
+            <w:vAlign w:val="top"/>
+          </w:tcPr>
+          <w:p>
+            <w:pPr>
+              <w:pStyle w:val="Normal"/>
+              <w:jc w:val="center"/>
+              <w:pBdr>
+                <w:bottom w:val="none" w:sz="0" w:space="0" w:color="000000"/>
+                <w:top w:val="none" w:sz="0" w:space="0" w:color="000000"/>
+                <w:left w:val="none" w:sz="0" w:space="0" w:color="000000"/>
+                <w:right w:val="none" w:sz="0" w:space="0" w:color="000000"/>
+              </w:pBdr>
+              <w:spacing w:after="100" w:before="100" w:line="240"/>
+              <w:ind w:left="100" w:right="100" w:firstLine="0" w:firstLineChars="0"/>
+              <w:rPr>
+                <w:rFonts w:ascii="Helvetica" w:hAnsi="Helvetica" w:eastAsia="Helvetica" w:cs="Helvetica"/>
+                <w:i w:val="false"/>
+                <w:b w:val="false"/>
+                <w:u w:val="none"/>
+                <w:sz w:val="22"/>
+                <w:szCs w:val="22"/>
+                <w:color w:val="000000"/>
+              </w:rPr>
+            </w:pPr>
+            <w:r>
+              <w:rPr>
+                <w:rFonts w:ascii="Helvetica" w:hAnsi="Helvetica" w:eastAsia="Helvetica" w:cs="Helvetica"/>
+                <w:i w:val="false"/>
+                <w:b w:val="false"/>
+                <w:u w:val="none"/>
+                <w:sz w:val="22"/>
+                <w:szCs w:val="22"/>
+                <w:color w:val="000000"/>
+              </w:rPr>
+              <w:t xml:space="preserve">0.980</w:t>
             </w:r>
           </w:p>
         </w:tc>
@@ -12695,60 +12695,60 @@
                 <w:szCs w:val="22"/>
                 <w:color w:val="000000"/>
               </w:rPr>
-              <w:t xml:space="preserve">1.77</w:t>
-            </w:r>
-          </w:p>
-        </w:tc>
-        <w:tc>
-          <w:tcPr>
-            <w:tcBorders>
-              <w:bottom w:val="none" w:sz="0" w:space="0" w:color="000000"/>
-              <w:top w:val="none" w:sz="0" w:space="0" w:color="000000"/>
-              <w:left w:val="none" w:sz="0" w:space="0" w:color="000000"/>
-              <w:right w:val="none" w:sz="0" w:space="0" w:color="000000"/>
-            </w:tcBorders>
-            <w:shd w:val="clear" w:color="auto" w:fill="FFFFFF"/>
-            <w:tcMar>
-              <w:top w:w="0" w:type="dxa"/>
-              <w:bottom w:w="0" w:type="dxa"/>
-              <w:left w:w="0" w:type="dxa"/>
-              <w:right w:w="0" w:type="dxa"/>
-            </w:tcMar>
-            <w:vAlign w:val="top"/>
-          </w:tcPr>
-          <w:p>
-            <w:pPr>
-              <w:pStyle w:val="Normal"/>
-              <w:jc w:val="center"/>
-              <w:pBdr>
-                <w:bottom w:val="none" w:sz="0" w:space="0" w:color="000000"/>
-                <w:top w:val="none" w:sz="0" w:space="0" w:color="000000"/>
-                <w:left w:val="none" w:sz="0" w:space="0" w:color="000000"/>
-                <w:right w:val="none" w:sz="0" w:space="0" w:color="000000"/>
-              </w:pBdr>
-              <w:spacing w:after="100" w:before="100" w:line="240"/>
-              <w:ind w:left="100" w:right="100" w:firstLine="0" w:firstLineChars="0"/>
-              <w:rPr>
-                <w:rFonts w:ascii="Helvetica" w:hAnsi="Helvetica" w:eastAsia="Helvetica" w:cs="Helvetica"/>
-                <w:i w:val="false"/>
-                <w:b w:val="false"/>
-                <w:u w:val="none"/>
-                <w:sz w:val="22"/>
-                <w:szCs w:val="22"/>
-                <w:color w:val="000000"/>
-              </w:rPr>
-            </w:pPr>
-            <w:r>
-              <w:rPr>
-                <w:rFonts w:ascii="Helvetica" w:hAnsi="Helvetica" w:eastAsia="Helvetica" w:cs="Helvetica"/>
-                <w:i w:val="false"/>
-                <w:b w:val="false"/>
-                <w:u w:val="none"/>
-                <w:sz w:val="22"/>
-                <w:szCs w:val="22"/>
-                <w:color w:val="000000"/>
-              </w:rPr>
-              <w:t xml:space="preserve">0.27, 11.8</w:t>
+              <w:t xml:space="preserve">1.79</w:t>
+            </w:r>
+          </w:p>
+        </w:tc>
+        <w:tc>
+          <w:tcPr>
+            <w:tcBorders>
+              <w:bottom w:val="none" w:sz="0" w:space="0" w:color="000000"/>
+              <w:top w:val="none" w:sz="0" w:space="0" w:color="000000"/>
+              <w:left w:val="none" w:sz="0" w:space="0" w:color="000000"/>
+              <w:right w:val="none" w:sz="0" w:space="0" w:color="000000"/>
+            </w:tcBorders>
+            <w:shd w:val="clear" w:color="auto" w:fill="FFFFFF"/>
+            <w:tcMar>
+              <w:top w:w="0" w:type="dxa"/>
+              <w:bottom w:w="0" w:type="dxa"/>
+              <w:left w:w="0" w:type="dxa"/>
+              <w:right w:w="0" w:type="dxa"/>
+            </w:tcMar>
+            <w:vAlign w:val="top"/>
+          </w:tcPr>
+          <w:p>
+            <w:pPr>
+              <w:pStyle w:val="Normal"/>
+              <w:jc w:val="center"/>
+              <w:pBdr>
+                <w:bottom w:val="none" w:sz="0" w:space="0" w:color="000000"/>
+                <w:top w:val="none" w:sz="0" w:space="0" w:color="000000"/>
+                <w:left w:val="none" w:sz="0" w:space="0" w:color="000000"/>
+                <w:right w:val="none" w:sz="0" w:space="0" w:color="000000"/>
+              </w:pBdr>
+              <w:spacing w:after="100" w:before="100" w:line="240"/>
+              <w:ind w:left="100" w:right="100" w:firstLine="0" w:firstLineChars="0"/>
+              <w:rPr>
+                <w:rFonts w:ascii="Helvetica" w:hAnsi="Helvetica" w:eastAsia="Helvetica" w:cs="Helvetica"/>
+                <w:i w:val="false"/>
+                <w:b w:val="false"/>
+                <w:u w:val="none"/>
+                <w:sz w:val="22"/>
+                <w:szCs w:val="22"/>
+                <w:color w:val="000000"/>
+              </w:rPr>
+            </w:pPr>
+            <w:r>
+              <w:rPr>
+                <w:rFonts w:ascii="Helvetica" w:hAnsi="Helvetica" w:eastAsia="Helvetica" w:cs="Helvetica"/>
+                <w:i w:val="false"/>
+                <w:b w:val="false"/>
+                <w:u w:val="none"/>
+                <w:sz w:val="22"/>
+                <w:szCs w:val="22"/>
+                <w:color w:val="000000"/>
+              </w:rPr>
+              <w:t xml:space="preserve">0.26, 12.1</w:t>
             </w:r>
           </w:p>
         </w:tc>
@@ -13231,7 +13231,7 @@
                 <w:szCs w:val="22"/>
                 <w:color w:val="000000"/>
               </w:rPr>
-              <w:t xml:space="preserve">0.46, 10.9</w:t>
+              <w:t xml:space="preserve">0.47, 10.9</w:t>
             </w:r>
           </w:p>
         </w:tc>
@@ -13661,113 +13661,113 @@
                 <w:szCs w:val="22"/>
                 <w:color w:val="000000"/>
               </w:rPr>
-              <w:t xml:space="preserve">0.70</w:t>
-            </w:r>
-          </w:p>
-        </w:tc>
-        <w:tc>
-          <w:tcPr>
-            <w:tcBorders>
-              <w:bottom w:val="none" w:sz="0" w:space="0" w:color="000000"/>
-              <w:top w:val="none" w:sz="0" w:space="0" w:color="000000"/>
-              <w:left w:val="none" w:sz="0" w:space="0" w:color="000000"/>
-              <w:right w:val="none" w:sz="0" w:space="0" w:color="000000"/>
-            </w:tcBorders>
-            <w:shd w:val="clear" w:color="auto" w:fill="FFFFFF"/>
-            <w:tcMar>
-              <w:top w:w="0" w:type="dxa"/>
-              <w:bottom w:w="0" w:type="dxa"/>
-              <w:left w:w="0" w:type="dxa"/>
-              <w:right w:w="0" w:type="dxa"/>
-            </w:tcMar>
-            <w:vAlign w:val="top"/>
-          </w:tcPr>
-          <w:p>
-            <w:pPr>
-              <w:pStyle w:val="Normal"/>
-              <w:jc w:val="center"/>
-              <w:pBdr>
-                <w:bottom w:val="none" w:sz="0" w:space="0" w:color="000000"/>
-                <w:top w:val="none" w:sz="0" w:space="0" w:color="000000"/>
-                <w:left w:val="none" w:sz="0" w:space="0" w:color="000000"/>
-                <w:right w:val="none" w:sz="0" w:space="0" w:color="000000"/>
-              </w:pBdr>
-              <w:spacing w:after="100" w:before="100" w:line="240"/>
-              <w:ind w:left="100" w:right="100" w:firstLine="0" w:firstLineChars="0"/>
-              <w:rPr>
-                <w:rFonts w:ascii="Helvetica" w:hAnsi="Helvetica" w:eastAsia="Helvetica" w:cs="Helvetica"/>
-                <w:i w:val="false"/>
-                <w:b w:val="false"/>
-                <w:u w:val="none"/>
-                <w:sz w:val="22"/>
-                <w:szCs w:val="22"/>
-                <w:color w:val="000000"/>
-              </w:rPr>
-            </w:pPr>
-            <w:r>
-              <w:rPr>
-                <w:rFonts w:ascii="Helvetica" w:hAnsi="Helvetica" w:eastAsia="Helvetica" w:cs="Helvetica"/>
-                <w:i w:val="false"/>
-                <w:b w:val="false"/>
-                <w:u w:val="none"/>
-                <w:sz w:val="22"/>
-                <w:szCs w:val="22"/>
-                <w:color w:val="000000"/>
-              </w:rPr>
-              <w:t xml:space="preserve">0.14, 3.44</w:t>
-            </w:r>
-          </w:p>
-        </w:tc>
-        <w:tc>
-          <w:tcPr>
-            <w:tcBorders>
-              <w:bottom w:val="none" w:sz="0" w:space="0" w:color="000000"/>
-              <w:top w:val="none" w:sz="0" w:space="0" w:color="000000"/>
-              <w:left w:val="none" w:sz="0" w:space="0" w:color="000000"/>
-              <w:right w:val="none" w:sz="0" w:space="0" w:color="000000"/>
-            </w:tcBorders>
-            <w:shd w:val="clear" w:color="auto" w:fill="FFFFFF"/>
-            <w:tcMar>
-              <w:top w:w="0" w:type="dxa"/>
-              <w:bottom w:w="0" w:type="dxa"/>
-              <w:left w:w="0" w:type="dxa"/>
-              <w:right w:w="0" w:type="dxa"/>
-            </w:tcMar>
-            <w:vAlign w:val="top"/>
-          </w:tcPr>
-          <w:p>
-            <w:pPr>
-              <w:pStyle w:val="Normal"/>
-              <w:jc w:val="center"/>
-              <w:pBdr>
-                <w:bottom w:val="none" w:sz="0" w:space="0" w:color="000000"/>
-                <w:top w:val="none" w:sz="0" w:space="0" w:color="000000"/>
-                <w:left w:val="none" w:sz="0" w:space="0" w:color="000000"/>
-                <w:right w:val="none" w:sz="0" w:space="0" w:color="000000"/>
-              </w:pBdr>
-              <w:spacing w:after="100" w:before="100" w:line="240"/>
-              <w:ind w:left="100" w:right="100" w:firstLine="0" w:firstLineChars="0"/>
-              <w:rPr>
-                <w:rFonts w:ascii="Helvetica" w:hAnsi="Helvetica" w:eastAsia="Helvetica" w:cs="Helvetica"/>
-                <w:i w:val="false"/>
-                <w:b w:val="false"/>
-                <w:u w:val="none"/>
-                <w:sz w:val="22"/>
-                <w:szCs w:val="22"/>
-                <w:color w:val="000000"/>
-              </w:rPr>
-            </w:pPr>
-            <w:r>
-              <w:rPr>
-                <w:rFonts w:ascii="Helvetica" w:hAnsi="Helvetica" w:eastAsia="Helvetica" w:cs="Helvetica"/>
-                <w:i w:val="false"/>
-                <w:b w:val="false"/>
-                <w:u w:val="none"/>
-                <w:sz w:val="22"/>
-                <w:szCs w:val="22"/>
-                <w:color w:val="000000"/>
-              </w:rPr>
-              <w:t xml:space="preserve">0.660</w:t>
+              <w:t xml:space="preserve">0.71</w:t>
+            </w:r>
+          </w:p>
+        </w:tc>
+        <w:tc>
+          <w:tcPr>
+            <w:tcBorders>
+              <w:bottom w:val="none" w:sz="0" w:space="0" w:color="000000"/>
+              <w:top w:val="none" w:sz="0" w:space="0" w:color="000000"/>
+              <w:left w:val="none" w:sz="0" w:space="0" w:color="000000"/>
+              <w:right w:val="none" w:sz="0" w:space="0" w:color="000000"/>
+            </w:tcBorders>
+            <w:shd w:val="clear" w:color="auto" w:fill="FFFFFF"/>
+            <w:tcMar>
+              <w:top w:w="0" w:type="dxa"/>
+              <w:bottom w:w="0" w:type="dxa"/>
+              <w:left w:w="0" w:type="dxa"/>
+              <w:right w:w="0" w:type="dxa"/>
+            </w:tcMar>
+            <w:vAlign w:val="top"/>
+          </w:tcPr>
+          <w:p>
+            <w:pPr>
+              <w:pStyle w:val="Normal"/>
+              <w:jc w:val="center"/>
+              <w:pBdr>
+                <w:bottom w:val="none" w:sz="0" w:space="0" w:color="000000"/>
+                <w:top w:val="none" w:sz="0" w:space="0" w:color="000000"/>
+                <w:left w:val="none" w:sz="0" w:space="0" w:color="000000"/>
+                <w:right w:val="none" w:sz="0" w:space="0" w:color="000000"/>
+              </w:pBdr>
+              <w:spacing w:after="100" w:before="100" w:line="240"/>
+              <w:ind w:left="100" w:right="100" w:firstLine="0" w:firstLineChars="0"/>
+              <w:rPr>
+                <w:rFonts w:ascii="Helvetica" w:hAnsi="Helvetica" w:eastAsia="Helvetica" w:cs="Helvetica"/>
+                <w:i w:val="false"/>
+                <w:b w:val="false"/>
+                <w:u w:val="none"/>
+                <w:sz w:val="22"/>
+                <w:szCs w:val="22"/>
+                <w:color w:val="000000"/>
+              </w:rPr>
+            </w:pPr>
+            <w:r>
+              <w:rPr>
+                <w:rFonts w:ascii="Helvetica" w:hAnsi="Helvetica" w:eastAsia="Helvetica" w:cs="Helvetica"/>
+                <w:i w:val="false"/>
+                <w:b w:val="false"/>
+                <w:u w:val="none"/>
+                <w:sz w:val="22"/>
+                <w:szCs w:val="22"/>
+                <w:color w:val="000000"/>
+              </w:rPr>
+              <w:t xml:space="preserve">0.14, 3.47</w:t>
+            </w:r>
+          </w:p>
+        </w:tc>
+        <w:tc>
+          <w:tcPr>
+            <w:tcBorders>
+              <w:bottom w:val="none" w:sz="0" w:space="0" w:color="000000"/>
+              <w:top w:val="none" w:sz="0" w:space="0" w:color="000000"/>
+              <w:left w:val="none" w:sz="0" w:space="0" w:color="000000"/>
+              <w:right w:val="none" w:sz="0" w:space="0" w:color="000000"/>
+            </w:tcBorders>
+            <w:shd w:val="clear" w:color="auto" w:fill="FFFFFF"/>
+            <w:tcMar>
+              <w:top w:w="0" w:type="dxa"/>
+              <w:bottom w:w="0" w:type="dxa"/>
+              <w:left w:w="0" w:type="dxa"/>
+              <w:right w:w="0" w:type="dxa"/>
+            </w:tcMar>
+            <w:vAlign w:val="top"/>
+          </w:tcPr>
+          <w:p>
+            <w:pPr>
+              <w:pStyle w:val="Normal"/>
+              <w:jc w:val="center"/>
+              <w:pBdr>
+                <w:bottom w:val="none" w:sz="0" w:space="0" w:color="000000"/>
+                <w:top w:val="none" w:sz="0" w:space="0" w:color="000000"/>
+                <w:left w:val="none" w:sz="0" w:space="0" w:color="000000"/>
+                <w:right w:val="none" w:sz="0" w:space="0" w:color="000000"/>
+              </w:pBdr>
+              <w:spacing w:after="100" w:before="100" w:line="240"/>
+              <w:ind w:left="100" w:right="100" w:firstLine="0" w:firstLineChars="0"/>
+              <w:rPr>
+                <w:rFonts w:ascii="Helvetica" w:hAnsi="Helvetica" w:eastAsia="Helvetica" w:cs="Helvetica"/>
+                <w:i w:val="false"/>
+                <w:b w:val="false"/>
+                <w:u w:val="none"/>
+                <w:sz w:val="22"/>
+                <w:szCs w:val="22"/>
+                <w:color w:val="000000"/>
+              </w:rPr>
+            </w:pPr>
+            <w:r>
+              <w:rPr>
+                <w:rFonts w:ascii="Helvetica" w:hAnsi="Helvetica" w:eastAsia="Helvetica" w:cs="Helvetica"/>
+                <w:i w:val="false"/>
+                <w:b w:val="false"/>
+                <w:u w:val="none"/>
+                <w:sz w:val="22"/>
+                <w:szCs w:val="22"/>
+                <w:color w:val="000000"/>
+              </w:rPr>
+              <w:t xml:space="preserve">0.670</w:t>
             </w:r>
           </w:p>
         </w:tc>
@@ -14250,7 +14250,7 @@
                 <w:szCs w:val="22"/>
                 <w:color w:val="000000"/>
               </w:rPr>
-              <w:t xml:space="preserve">0.890</w:t>
+              <w:t xml:space="preserve">0.880</w:t>
             </w:r>
           </w:p>
         </w:tc>
@@ -14627,596 +14627,113 @@
                 <w:szCs w:val="22"/>
                 <w:color w:val="000000"/>
               </w:rPr>
-              <w:t xml:space="preserve">0.67</w:t>
-            </w:r>
-          </w:p>
-        </w:tc>
-        <w:tc>
-          <w:tcPr>
-            <w:tcBorders>
-              <w:bottom w:val="none" w:sz="0" w:space="0" w:color="000000"/>
-              <w:top w:val="none" w:sz="0" w:space="0" w:color="000000"/>
-              <w:left w:val="none" w:sz="0" w:space="0" w:color="000000"/>
-              <w:right w:val="none" w:sz="0" w:space="0" w:color="000000"/>
-            </w:tcBorders>
-            <w:shd w:val="clear" w:color="auto" w:fill="FFFFFF"/>
-            <w:tcMar>
-              <w:top w:w="0" w:type="dxa"/>
-              <w:bottom w:w="0" w:type="dxa"/>
-              <w:left w:w="0" w:type="dxa"/>
-              <w:right w:w="0" w:type="dxa"/>
-            </w:tcMar>
-            <w:vAlign w:val="top"/>
-          </w:tcPr>
-          <w:p>
-            <w:pPr>
-              <w:pStyle w:val="Normal"/>
-              <w:jc w:val="center"/>
-              <w:pBdr>
-                <w:bottom w:val="none" w:sz="0" w:space="0" w:color="000000"/>
-                <w:top w:val="none" w:sz="0" w:space="0" w:color="000000"/>
-                <w:left w:val="none" w:sz="0" w:space="0" w:color="000000"/>
-                <w:right w:val="none" w:sz="0" w:space="0" w:color="000000"/>
-              </w:pBdr>
-              <w:spacing w:after="100" w:before="100" w:line="240"/>
-              <w:ind w:left="100" w:right="100" w:firstLine="0" w:firstLineChars="0"/>
-              <w:rPr>
-                <w:rFonts w:ascii="Helvetica" w:hAnsi="Helvetica" w:eastAsia="Helvetica" w:cs="Helvetica"/>
-                <w:i w:val="false"/>
-                <w:b w:val="false"/>
-                <w:u w:val="none"/>
-                <w:sz w:val="22"/>
-                <w:szCs w:val="22"/>
-                <w:color w:val="000000"/>
-              </w:rPr>
-            </w:pPr>
-            <w:r>
-              <w:rPr>
-                <w:rFonts w:ascii="Helvetica" w:hAnsi="Helvetica" w:eastAsia="Helvetica" w:cs="Helvetica"/>
-                <w:i w:val="false"/>
-                <w:b w:val="false"/>
-                <w:u w:val="none"/>
-                <w:sz w:val="22"/>
-                <w:szCs w:val="22"/>
-                <w:color w:val="000000"/>
-              </w:rPr>
-              <w:t xml:space="preserve">0.28, 1.61</w:t>
-            </w:r>
-          </w:p>
-        </w:tc>
-        <w:tc>
-          <w:tcPr>
-            <w:tcBorders>
-              <w:bottom w:val="none" w:sz="0" w:space="0" w:color="000000"/>
-              <w:top w:val="none" w:sz="0" w:space="0" w:color="000000"/>
-              <w:left w:val="none" w:sz="0" w:space="0" w:color="000000"/>
-              <w:right w:val="none" w:sz="0" w:space="0" w:color="000000"/>
-            </w:tcBorders>
-            <w:shd w:val="clear" w:color="auto" w:fill="FFFFFF"/>
-            <w:tcMar>
-              <w:top w:w="0" w:type="dxa"/>
-              <w:bottom w:w="0" w:type="dxa"/>
-              <w:left w:w="0" w:type="dxa"/>
-              <w:right w:w="0" w:type="dxa"/>
-            </w:tcMar>
-            <w:vAlign w:val="top"/>
-          </w:tcPr>
-          <w:p>
-            <w:pPr>
-              <w:pStyle w:val="Normal"/>
-              <w:jc w:val="center"/>
-              <w:pBdr>
-                <w:bottom w:val="none" w:sz="0" w:space="0" w:color="000000"/>
-                <w:top w:val="none" w:sz="0" w:space="0" w:color="000000"/>
-                <w:left w:val="none" w:sz="0" w:space="0" w:color="000000"/>
-                <w:right w:val="none" w:sz="0" w:space="0" w:color="000000"/>
-              </w:pBdr>
-              <w:spacing w:after="100" w:before="100" w:line="240"/>
-              <w:ind w:left="100" w:right="100" w:firstLine="0" w:firstLineChars="0"/>
-              <w:rPr>
-                <w:rFonts w:ascii="Helvetica" w:hAnsi="Helvetica" w:eastAsia="Helvetica" w:cs="Helvetica"/>
-                <w:i w:val="false"/>
-                <w:b w:val="false"/>
-                <w:u w:val="none"/>
-                <w:sz w:val="22"/>
-                <w:szCs w:val="22"/>
-                <w:color w:val="000000"/>
-              </w:rPr>
-            </w:pPr>
-            <w:r>
-              <w:rPr>
-                <w:rFonts w:ascii="Helvetica" w:hAnsi="Helvetica" w:eastAsia="Helvetica" w:cs="Helvetica"/>
-                <w:i w:val="false"/>
-                <w:b w:val="false"/>
-                <w:u w:val="none"/>
-                <w:sz w:val="22"/>
-                <w:szCs w:val="22"/>
-                <w:color w:val="000000"/>
-              </w:rPr>
-              <w:t xml:space="preserve">0.370</w:t>
-            </w:r>
-          </w:p>
-        </w:tc>
-      </w:tr>
-      <w:tr>
-        <w:trPr>
-          <w:trHeight w:val="598" w:hRule="auto"/>
-        </w:trPr>
-        body30
-        <w:tc>
-          <w:tcPr>
-            <w:tcBorders>
-              <w:bottom w:val="none" w:sz="0" w:space="0" w:color="000000"/>
-              <w:top w:val="none" w:sz="0" w:space="0" w:color="000000"/>
-              <w:left w:val="none" w:sz="0" w:space="0" w:color="000000"/>
-              <w:right w:val="none" w:sz="0" w:space="0" w:color="000000"/>
-            </w:tcBorders>
-            <w:shd w:val="clear" w:color="auto" w:fill="FFFFFF"/>
-            <w:tcMar>
-              <w:top w:w="0" w:type="dxa"/>
-              <w:bottom w:w="0" w:type="dxa"/>
-              <w:left w:w="0" w:type="dxa"/>
-              <w:right w:w="0" w:type="dxa"/>
-            </w:tcMar>
-            <w:vAlign w:val="top"/>
-          </w:tcPr>
-          <w:p>
-            <w:pPr>
-              <w:pStyle w:val="Normal"/>
-              <w:jc w:val="left"/>
-              <w:pBdr>
-                <w:bottom w:val="none" w:sz="0" w:space="0" w:color="000000"/>
-                <w:top w:val="none" w:sz="0" w:space="0" w:color="000000"/>
-                <w:left w:val="none" w:sz="0" w:space="0" w:color="000000"/>
-                <w:right w:val="none" w:sz="0" w:space="0" w:color="000000"/>
-              </w:pBdr>
-              <w:spacing w:after="100" w:before="100" w:line="240"/>
-              <w:ind w:left="100" w:right="100" w:firstLine="0" w:firstLineChars="0"/>
-              <w:rPr>
-                <w:rFonts w:ascii="Helvetica" w:hAnsi="Helvetica" w:eastAsia="Helvetica" w:cs="Helvetica"/>
-                <w:i w:val="false"/>
-                <w:b w:val="false"/>
-                <w:u w:val="none"/>
-                <w:sz w:val="22"/>
-                <w:szCs w:val="22"/>
-                <w:color w:val="000000"/>
-              </w:rPr>
-            </w:pPr>
-            <w:r>
-              <w:rPr>
-                <w:rFonts w:ascii="Helvetica" w:hAnsi="Helvetica" w:eastAsia="Helvetica" w:cs="Helvetica"/>
-                <w:i w:val="false"/>
-                <w:b w:val="false"/>
-                <w:u w:val="none"/>
-                <w:sz w:val="22"/>
-                <w:szCs w:val="22"/>
-                <w:color w:val="000000"/>
-              </w:rPr>
-              <w:t xml:space="preserve">steroids</w:t>
-            </w:r>
-          </w:p>
-        </w:tc>
-        <w:tc>
-          <w:tcPr>
-            <w:tcBorders>
-              <w:bottom w:val="none" w:sz="0" w:space="0" w:color="000000"/>
-              <w:top w:val="none" w:sz="0" w:space="0" w:color="000000"/>
-              <w:left w:val="none" w:sz="0" w:space="0" w:color="000000"/>
-              <w:right w:val="none" w:sz="0" w:space="0" w:color="000000"/>
-            </w:tcBorders>
-            <w:shd w:val="clear" w:color="auto" w:fill="FFFFFF"/>
-            <w:tcMar>
-              <w:top w:w="0" w:type="dxa"/>
-              <w:bottom w:w="0" w:type="dxa"/>
-              <w:left w:w="0" w:type="dxa"/>
-              <w:right w:w="0" w:type="dxa"/>
-            </w:tcMar>
-            <w:vAlign w:val="top"/>
-          </w:tcPr>
-          <w:p>
-            <w:pPr>
-              <w:pStyle w:val="Normal"/>
-              <w:jc w:val="center"/>
-              <w:pBdr>
-                <w:bottom w:val="none" w:sz="0" w:space="0" w:color="000000"/>
-                <w:top w:val="none" w:sz="0" w:space="0" w:color="000000"/>
-                <w:left w:val="none" w:sz="0" w:space="0" w:color="000000"/>
-                <w:right w:val="none" w:sz="0" w:space="0" w:color="000000"/>
-              </w:pBdr>
-              <w:spacing w:after="100" w:before="100" w:line="240"/>
-              <w:ind w:left="100" w:right="100" w:firstLine="0" w:firstLineChars="0"/>
-              <w:rPr>
-                <w:rFonts w:ascii="Helvetica" w:hAnsi="Helvetica" w:eastAsia="Helvetica" w:cs="Helvetica"/>
-                <w:i w:val="false"/>
-                <w:b w:val="false"/>
-                <w:u w:val="none"/>
-                <w:sz w:val="22"/>
-                <w:szCs w:val="22"/>
-                <w:color w:val="000000"/>
-              </w:rPr>
-            </w:pPr>
-            <w:r>
-              <w:rPr>
-                <w:rFonts w:ascii="Helvetica" w:hAnsi="Helvetica" w:eastAsia="Helvetica" w:cs="Helvetica"/>
-                <w:i w:val="false"/>
-                <w:b w:val="false"/>
-                <w:u w:val="none"/>
-                <w:sz w:val="22"/>
-                <w:szCs w:val="22"/>
-                <w:color w:val="000000"/>
-              </w:rPr>
-              <w:t xml:space="preserve">322</w:t>
-            </w:r>
-          </w:p>
-        </w:tc>
-        <w:tc>
-          <w:tcPr>
-            <w:tcBorders>
-              <w:bottom w:val="none" w:sz="0" w:space="0" w:color="000000"/>
-              <w:top w:val="none" w:sz="0" w:space="0" w:color="000000"/>
-              <w:left w:val="none" w:sz="0" w:space="0" w:color="000000"/>
-              <w:right w:val="none" w:sz="0" w:space="0" w:color="000000"/>
-            </w:tcBorders>
-            <w:shd w:val="clear" w:color="auto" w:fill="FFFFFF"/>
-            <w:tcMar>
-              <w:top w:w="0" w:type="dxa"/>
-              <w:bottom w:w="0" w:type="dxa"/>
-              <w:left w:w="0" w:type="dxa"/>
-              <w:right w:w="0" w:type="dxa"/>
-            </w:tcMar>
-            <w:vAlign w:val="top"/>
-          </w:tcPr>
-          <w:p>
-            <w:pPr>
-              <w:pStyle w:val="Normal"/>
-              <w:jc w:val="center"/>
-              <w:pBdr>
-                <w:bottom w:val="none" w:sz="0" w:space="0" w:color="000000"/>
-                <w:top w:val="none" w:sz="0" w:space="0" w:color="000000"/>
-                <w:left w:val="none" w:sz="0" w:space="0" w:color="000000"/>
-                <w:right w:val="none" w:sz="0" w:space="0" w:color="000000"/>
-              </w:pBdr>
-              <w:spacing w:after="100" w:before="100" w:line="240"/>
-              <w:ind w:left="100" w:right="100" w:firstLine="0" w:firstLineChars="0"/>
-              <w:rPr>
-                <w:rFonts w:ascii="Helvetica" w:hAnsi="Helvetica" w:eastAsia="Helvetica" w:cs="Helvetica"/>
-                <w:i w:val="false"/>
-                <w:b w:val="false"/>
-                <w:u w:val="none"/>
-                <w:sz w:val="22"/>
-                <w:szCs w:val="22"/>
-                <w:color w:val="000000"/>
-              </w:rPr>
-            </w:pPr>
-            <w:r>
-              <w:rPr>
-                <w:rFonts w:ascii="Helvetica" w:hAnsi="Helvetica" w:eastAsia="Helvetica" w:cs="Helvetica"/>
-                <w:i w:val="false"/>
-                <w:b w:val="false"/>
-                <w:u w:val="none"/>
-                <w:sz w:val="22"/>
-                <w:szCs w:val="22"/>
-                <w:color w:val="000000"/>
-              </w:rPr>
-              <w:t xml:space="preserve">22,642</w:t>
-            </w:r>
-          </w:p>
-        </w:tc>
-        <w:tc>
-          <w:tcPr>
-            <w:tcBorders>
-              <w:bottom w:val="none" w:sz="0" w:space="0" w:color="000000"/>
-              <w:top w:val="none" w:sz="0" w:space="0" w:color="000000"/>
-              <w:left w:val="none" w:sz="0" w:space="0" w:color="000000"/>
-              <w:right w:val="none" w:sz="0" w:space="0" w:color="000000"/>
-            </w:tcBorders>
-            <w:shd w:val="clear" w:color="auto" w:fill="FFFFFF"/>
-            <w:tcMar>
-              <w:top w:w="0" w:type="dxa"/>
-              <w:bottom w:w="0" w:type="dxa"/>
-              <w:left w:w="0" w:type="dxa"/>
-              <w:right w:w="0" w:type="dxa"/>
-            </w:tcMar>
-            <w:vAlign w:val="top"/>
-          </w:tcPr>
-          <w:p>
-            <w:pPr>
-              <w:pStyle w:val="Normal"/>
-              <w:jc w:val="center"/>
-              <w:pBdr>
-                <w:bottom w:val="none" w:sz="0" w:space="0" w:color="000000"/>
-                <w:top w:val="none" w:sz="0" w:space="0" w:color="000000"/>
-                <w:left w:val="none" w:sz="0" w:space="0" w:color="000000"/>
-                <w:right w:val="none" w:sz="0" w:space="0" w:color="000000"/>
-              </w:pBdr>
-              <w:spacing w:after="100" w:before="100" w:line="240"/>
-              <w:ind w:left="100" w:right="100" w:firstLine="0" w:firstLineChars="0"/>
-              <w:rPr>
-                <w:rFonts w:ascii="Helvetica" w:hAnsi="Helvetica" w:eastAsia="Helvetica" w:cs="Helvetica"/>
-                <w:i w:val="false"/>
-                <w:b w:val="false"/>
-                <w:u w:val="none"/>
-                <w:sz w:val="22"/>
-                <w:szCs w:val="22"/>
-                <w:color w:val="000000"/>
-              </w:rPr>
-            </w:pPr>
-            <w:r>
-              <w:rPr>
-                <w:rFonts w:ascii="Helvetica" w:hAnsi="Helvetica" w:eastAsia="Helvetica" w:cs="Helvetica"/>
-                <w:i w:val="false"/>
-                <w:b w:val="false"/>
-                <w:u w:val="none"/>
-                <w:sz w:val="22"/>
-                <w:szCs w:val="22"/>
-                <w:color w:val="000000"/>
-              </w:rPr>
-              <w:t xml:space="preserve">8,480, 60,457</w:t>
-            </w:r>
-          </w:p>
-        </w:tc>
-        <w:tc>
-          <w:tcPr>
-            <w:tcBorders>
-              <w:bottom w:val="none" w:sz="0" w:space="0" w:color="000000"/>
-              <w:top w:val="none" w:sz="0" w:space="0" w:color="000000"/>
-              <w:left w:val="none" w:sz="0" w:space="0" w:color="000000"/>
-              <w:right w:val="none" w:sz="0" w:space="0" w:color="000000"/>
-            </w:tcBorders>
-            <w:shd w:val="clear" w:color="auto" w:fill="FFFFFF"/>
-            <w:tcMar>
-              <w:top w:w="0" w:type="dxa"/>
-              <w:bottom w:w="0" w:type="dxa"/>
-              <w:left w:w="0" w:type="dxa"/>
-              <w:right w:w="0" w:type="dxa"/>
-            </w:tcMar>
-            <w:vAlign w:val="top"/>
-          </w:tcPr>
-          <w:p>
-            <w:pPr>
-              <w:pStyle w:val="Normal"/>
-              <w:jc w:val="center"/>
-              <w:pBdr>
-                <w:bottom w:val="none" w:sz="0" w:space="0" w:color="000000"/>
-                <w:top w:val="none" w:sz="0" w:space="0" w:color="000000"/>
-                <w:left w:val="none" w:sz="0" w:space="0" w:color="000000"/>
-                <w:right w:val="none" w:sz="0" w:space="0" w:color="000000"/>
-              </w:pBdr>
-              <w:spacing w:after="100" w:before="100" w:line="240"/>
-              <w:ind w:left="100" w:right="100" w:firstLine="0" w:firstLineChars="0"/>
-              <w:rPr>
-                <w:rFonts w:ascii="Helvetica" w:hAnsi="Helvetica" w:eastAsia="Helvetica" w:cs="Helvetica"/>
-                <w:i w:val="false"/>
-                <w:b w:val="false"/>
-                <w:u w:val="none"/>
-                <w:sz w:val="22"/>
-                <w:szCs w:val="22"/>
-                <w:color w:val="000000"/>
-              </w:rPr>
-            </w:pPr>
-            <w:r>
-              <w:rPr>
-                <w:rFonts w:ascii="Helvetica" w:hAnsi="Helvetica" w:eastAsia="Helvetica" w:cs="Helvetica"/>
-                <w:i w:val="false"/>
-                <w:b w:val="false"/>
-                <w:u w:val="none"/>
-                <w:sz w:val="22"/>
-                <w:szCs w:val="22"/>
-                <w:color w:val="000000"/>
-              </w:rPr>
-              <w:t xml:space="preserve">&lt;0.001</w:t>
-            </w:r>
-          </w:p>
-        </w:tc>
-        <w:tc>
-          <w:tcPr>
-            <w:tcBorders>
-              <w:bottom w:val="none" w:sz="0" w:space="0" w:color="000000"/>
-              <w:top w:val="none" w:sz="0" w:space="0" w:color="000000"/>
-              <w:left w:val="none" w:sz="0" w:space="0" w:color="000000"/>
-              <w:right w:val="none" w:sz="0" w:space="0" w:color="000000"/>
-            </w:tcBorders>
-            <w:shd w:val="clear" w:color="auto" w:fill="FFFFFF"/>
-            <w:tcMar>
-              <w:top w:w="0" w:type="dxa"/>
-              <w:bottom w:w="0" w:type="dxa"/>
-              <w:left w:w="0" w:type="dxa"/>
-              <w:right w:w="0" w:type="dxa"/>
-            </w:tcMar>
-            <w:vAlign w:val="top"/>
-          </w:tcPr>
-          <w:p>
-            <w:pPr>
-              <w:pStyle w:val="Normal"/>
-              <w:jc w:val="center"/>
-              <w:pBdr>
-                <w:bottom w:val="none" w:sz="0" w:space="0" w:color="000000"/>
-                <w:top w:val="none" w:sz="0" w:space="0" w:color="000000"/>
-                <w:left w:val="none" w:sz="0" w:space="0" w:color="000000"/>
-                <w:right w:val="none" w:sz="0" w:space="0" w:color="000000"/>
-              </w:pBdr>
-              <w:spacing w:after="100" w:before="100" w:line="240"/>
-              <w:ind w:left="100" w:right="100" w:firstLine="0" w:firstLineChars="0"/>
-              <w:rPr>
-                <w:rFonts w:ascii="Helvetica" w:hAnsi="Helvetica" w:eastAsia="Helvetica" w:cs="Helvetica"/>
-                <w:i w:val="false"/>
-                <w:b w:val="false"/>
-                <w:u w:val="none"/>
-                <w:sz w:val="22"/>
-                <w:szCs w:val="22"/>
-                <w:color w:val="000000"/>
-              </w:rPr>
-            </w:pPr>
-            <w:r>
-              <w:rPr>
-                <w:rFonts w:ascii="Helvetica" w:hAnsi="Helvetica" w:eastAsia="Helvetica" w:cs="Helvetica"/>
-                <w:i w:val="false"/>
-                <w:b w:val="false"/>
-                <w:u w:val="none"/>
-                <w:sz w:val="22"/>
-                <w:szCs w:val="22"/>
-                <w:color w:val="000000"/>
-              </w:rPr>
-              <w:t xml:space="preserve">322</w:t>
-            </w:r>
-          </w:p>
-        </w:tc>
-        <w:tc>
-          <w:tcPr>
-            <w:tcBorders>
-              <w:bottom w:val="none" w:sz="0" w:space="0" w:color="000000"/>
-              <w:top w:val="none" w:sz="0" w:space="0" w:color="000000"/>
-              <w:left w:val="none" w:sz="0" w:space="0" w:color="000000"/>
-              <w:right w:val="none" w:sz="0" w:space="0" w:color="000000"/>
-            </w:tcBorders>
-            <w:shd w:val="clear" w:color="auto" w:fill="FFFFFF"/>
-            <w:tcMar>
-              <w:top w:w="0" w:type="dxa"/>
-              <w:bottom w:w="0" w:type="dxa"/>
-              <w:left w:w="0" w:type="dxa"/>
-              <w:right w:w="0" w:type="dxa"/>
-            </w:tcMar>
-            <w:vAlign w:val="top"/>
-          </w:tcPr>
-          <w:p>
-            <w:pPr>
-              <w:pStyle w:val="Normal"/>
-              <w:jc w:val="center"/>
-              <w:pBdr>
-                <w:bottom w:val="none" w:sz="0" w:space="0" w:color="000000"/>
-                <w:top w:val="none" w:sz="0" w:space="0" w:color="000000"/>
-                <w:left w:val="none" w:sz="0" w:space="0" w:color="000000"/>
-                <w:right w:val="none" w:sz="0" w:space="0" w:color="000000"/>
-              </w:pBdr>
-              <w:spacing w:after="100" w:before="100" w:line="240"/>
-              <w:ind w:left="100" w:right="100" w:firstLine="0" w:firstLineChars="0"/>
-              <w:rPr>
-                <w:rFonts w:ascii="Helvetica" w:hAnsi="Helvetica" w:eastAsia="Helvetica" w:cs="Helvetica"/>
-                <w:i w:val="false"/>
-                <w:b w:val="false"/>
-                <w:u w:val="none"/>
-                <w:sz w:val="22"/>
-                <w:szCs w:val="22"/>
-                <w:color w:val="000000"/>
-              </w:rPr>
-            </w:pPr>
-            <w:r>
-              <w:rPr>
-                <w:rFonts w:ascii="Helvetica" w:hAnsi="Helvetica" w:eastAsia="Helvetica" w:cs="Helvetica"/>
-                <w:i w:val="false"/>
-                <w:b w:val="false"/>
-                <w:u w:val="none"/>
-                <w:sz w:val="22"/>
-                <w:szCs w:val="22"/>
-                <w:color w:val="000000"/>
-              </w:rPr>
-              <w:t xml:space="preserve">26,289</w:t>
-            </w:r>
-          </w:p>
-        </w:tc>
-        <w:tc>
-          <w:tcPr>
-            <w:tcBorders>
-              <w:bottom w:val="none" w:sz="0" w:space="0" w:color="000000"/>
-              <w:top w:val="none" w:sz="0" w:space="0" w:color="000000"/>
-              <w:left w:val="none" w:sz="0" w:space="0" w:color="000000"/>
-              <w:right w:val="none" w:sz="0" w:space="0" w:color="000000"/>
-            </w:tcBorders>
-            <w:shd w:val="clear" w:color="auto" w:fill="FFFFFF"/>
-            <w:tcMar>
-              <w:top w:w="0" w:type="dxa"/>
-              <w:bottom w:w="0" w:type="dxa"/>
-              <w:left w:w="0" w:type="dxa"/>
-              <w:right w:w="0" w:type="dxa"/>
-            </w:tcMar>
-            <w:vAlign w:val="top"/>
-          </w:tcPr>
-          <w:p>
-            <w:pPr>
-              <w:pStyle w:val="Normal"/>
-              <w:jc w:val="center"/>
-              <w:pBdr>
-                <w:bottom w:val="none" w:sz="0" w:space="0" w:color="000000"/>
-                <w:top w:val="none" w:sz="0" w:space="0" w:color="000000"/>
-                <w:left w:val="none" w:sz="0" w:space="0" w:color="000000"/>
-                <w:right w:val="none" w:sz="0" w:space="0" w:color="000000"/>
-              </w:pBdr>
-              <w:spacing w:after="100" w:before="100" w:line="240"/>
-              <w:ind w:left="100" w:right="100" w:firstLine="0" w:firstLineChars="0"/>
-              <w:rPr>
-                <w:rFonts w:ascii="Helvetica" w:hAnsi="Helvetica" w:eastAsia="Helvetica" w:cs="Helvetica"/>
-                <w:i w:val="false"/>
-                <w:b w:val="false"/>
-                <w:u w:val="none"/>
-                <w:sz w:val="22"/>
-                <w:szCs w:val="22"/>
-                <w:color w:val="000000"/>
-              </w:rPr>
-            </w:pPr>
-            <w:r>
-              <w:rPr>
-                <w:rFonts w:ascii="Helvetica" w:hAnsi="Helvetica" w:eastAsia="Helvetica" w:cs="Helvetica"/>
-                <w:i w:val="false"/>
-                <w:b w:val="false"/>
-                <w:u w:val="none"/>
-                <w:sz w:val="22"/>
-                <w:szCs w:val="22"/>
-                <w:color w:val="000000"/>
-              </w:rPr>
-              <w:t xml:space="preserve">4,354, 158,726</w:t>
-            </w:r>
-          </w:p>
-        </w:tc>
-        <w:tc>
-          <w:tcPr>
-            <w:tcBorders>
-              <w:bottom w:val="none" w:sz="0" w:space="0" w:color="000000"/>
-              <w:top w:val="none" w:sz="0" w:space="0" w:color="000000"/>
-              <w:left w:val="none" w:sz="0" w:space="0" w:color="000000"/>
-              <w:right w:val="none" w:sz="0" w:space="0" w:color="000000"/>
-            </w:tcBorders>
-            <w:shd w:val="clear" w:color="auto" w:fill="FFFFFF"/>
-            <w:tcMar>
-              <w:top w:w="0" w:type="dxa"/>
-              <w:bottom w:w="0" w:type="dxa"/>
-              <w:left w:w="0" w:type="dxa"/>
-              <w:right w:w="0" w:type="dxa"/>
-            </w:tcMar>
-            <w:vAlign w:val="top"/>
-          </w:tcPr>
-          <w:p>
-            <w:pPr>
-              <w:pStyle w:val="Normal"/>
-              <w:jc w:val="center"/>
-              <w:pBdr>
-                <w:bottom w:val="none" w:sz="0" w:space="0" w:color="000000"/>
-                <w:top w:val="none" w:sz="0" w:space="0" w:color="000000"/>
-                <w:left w:val="none" w:sz="0" w:space="0" w:color="000000"/>
-                <w:right w:val="none" w:sz="0" w:space="0" w:color="000000"/>
-              </w:pBdr>
-              <w:spacing w:after="100" w:before="100" w:line="240"/>
-              <w:ind w:left="100" w:right="100" w:firstLine="0" w:firstLineChars="0"/>
-              <w:rPr>
-                <w:rFonts w:ascii="Helvetica" w:hAnsi="Helvetica" w:eastAsia="Helvetica" w:cs="Helvetica"/>
-                <w:i w:val="false"/>
-                <w:b w:val="false"/>
-                <w:u w:val="none"/>
-                <w:sz w:val="22"/>
-                <w:szCs w:val="22"/>
-                <w:color w:val="000000"/>
-              </w:rPr>
-            </w:pPr>
-            <w:r>
-              <w:rPr>
-                <w:rFonts w:ascii="Helvetica" w:hAnsi="Helvetica" w:eastAsia="Helvetica" w:cs="Helvetica"/>
-                <w:i w:val="false"/>
-                <w:b w:val="false"/>
-                <w:u w:val="none"/>
-                <w:sz w:val="22"/>
-                <w:szCs w:val="22"/>
-                <w:color w:val="000000"/>
-              </w:rPr>
-              <w:t xml:space="preserve">&lt;0.001</w:t>
+              <w:t xml:space="preserve">0.69</w:t>
+            </w:r>
+          </w:p>
+        </w:tc>
+        <w:tc>
+          <w:tcPr>
+            <w:tcBorders>
+              <w:bottom w:val="none" w:sz="0" w:space="0" w:color="000000"/>
+              <w:top w:val="none" w:sz="0" w:space="0" w:color="000000"/>
+              <w:left w:val="none" w:sz="0" w:space="0" w:color="000000"/>
+              <w:right w:val="none" w:sz="0" w:space="0" w:color="000000"/>
+            </w:tcBorders>
+            <w:shd w:val="clear" w:color="auto" w:fill="FFFFFF"/>
+            <w:tcMar>
+              <w:top w:w="0" w:type="dxa"/>
+              <w:bottom w:w="0" w:type="dxa"/>
+              <w:left w:w="0" w:type="dxa"/>
+              <w:right w:w="0" w:type="dxa"/>
+            </w:tcMar>
+            <w:vAlign w:val="top"/>
+          </w:tcPr>
+          <w:p>
+            <w:pPr>
+              <w:pStyle w:val="Normal"/>
+              <w:jc w:val="center"/>
+              <w:pBdr>
+                <w:bottom w:val="none" w:sz="0" w:space="0" w:color="000000"/>
+                <w:top w:val="none" w:sz="0" w:space="0" w:color="000000"/>
+                <w:left w:val="none" w:sz="0" w:space="0" w:color="000000"/>
+                <w:right w:val="none" w:sz="0" w:space="0" w:color="000000"/>
+              </w:pBdr>
+              <w:spacing w:after="100" w:before="100" w:line="240"/>
+              <w:ind w:left="100" w:right="100" w:firstLine="0" w:firstLineChars="0"/>
+              <w:rPr>
+                <w:rFonts w:ascii="Helvetica" w:hAnsi="Helvetica" w:eastAsia="Helvetica" w:cs="Helvetica"/>
+                <w:i w:val="false"/>
+                <w:b w:val="false"/>
+                <w:u w:val="none"/>
+                <w:sz w:val="22"/>
+                <w:szCs w:val="22"/>
+                <w:color w:val="000000"/>
+              </w:rPr>
+            </w:pPr>
+            <w:r>
+              <w:rPr>
+                <w:rFonts w:ascii="Helvetica" w:hAnsi="Helvetica" w:eastAsia="Helvetica" w:cs="Helvetica"/>
+                <w:i w:val="false"/>
+                <w:b w:val="false"/>
+                <w:u w:val="none"/>
+                <w:sz w:val="22"/>
+                <w:szCs w:val="22"/>
+                <w:color w:val="000000"/>
+              </w:rPr>
+              <w:t xml:space="preserve">0.29, 1.64</w:t>
+            </w:r>
+          </w:p>
+        </w:tc>
+        <w:tc>
+          <w:tcPr>
+            <w:tcBorders>
+              <w:bottom w:val="none" w:sz="0" w:space="0" w:color="000000"/>
+              <w:top w:val="none" w:sz="0" w:space="0" w:color="000000"/>
+              <w:left w:val="none" w:sz="0" w:space="0" w:color="000000"/>
+              <w:right w:val="none" w:sz="0" w:space="0" w:color="000000"/>
+            </w:tcBorders>
+            <w:shd w:val="clear" w:color="auto" w:fill="FFFFFF"/>
+            <w:tcMar>
+              <w:top w:w="0" w:type="dxa"/>
+              <w:bottom w:w="0" w:type="dxa"/>
+              <w:left w:w="0" w:type="dxa"/>
+              <w:right w:w="0" w:type="dxa"/>
+            </w:tcMar>
+            <w:vAlign w:val="top"/>
+          </w:tcPr>
+          <w:p>
+            <w:pPr>
+              <w:pStyle w:val="Normal"/>
+              <w:jc w:val="center"/>
+              <w:pBdr>
+                <w:bottom w:val="none" w:sz="0" w:space="0" w:color="000000"/>
+                <w:top w:val="none" w:sz="0" w:space="0" w:color="000000"/>
+                <w:left w:val="none" w:sz="0" w:space="0" w:color="000000"/>
+                <w:right w:val="none" w:sz="0" w:space="0" w:color="000000"/>
+              </w:pBdr>
+              <w:spacing w:after="100" w:before="100" w:line="240"/>
+              <w:ind w:left="100" w:right="100" w:firstLine="0" w:firstLineChars="0"/>
+              <w:rPr>
+                <w:rFonts w:ascii="Helvetica" w:hAnsi="Helvetica" w:eastAsia="Helvetica" w:cs="Helvetica"/>
+                <w:i w:val="false"/>
+                <w:b w:val="false"/>
+                <w:u w:val="none"/>
+                <w:sz w:val="22"/>
+                <w:szCs w:val="22"/>
+                <w:color w:val="000000"/>
+              </w:rPr>
+            </w:pPr>
+            <w:r>
+              <w:rPr>
+                <w:rFonts w:ascii="Helvetica" w:hAnsi="Helvetica" w:eastAsia="Helvetica" w:cs="Helvetica"/>
+                <w:i w:val="false"/>
+                <w:b w:val="false"/>
+                <w:u w:val="none"/>
+                <w:sz w:val="22"/>
+                <w:szCs w:val="22"/>
+                <w:color w:val="000000"/>
+              </w:rPr>
+              <w:t xml:space="preserve">0.400</w:t>
             </w:r>
           </w:p>
         </w:tc>
@@ -15225,7 +14742,7 @@
         <w:trPr>
           <w:trHeight w:val="616" w:hRule="auto"/>
         </w:trPr>
-        body31
+        body30
         <w:tc>
           <w:tcPr>
             <w:tcBorders>
@@ -15593,113 +15110,113 @@
                 <w:szCs w:val="22"/>
                 <w:color w:val="000000"/>
               </w:rPr>
-              <w:t xml:space="preserve">0.96</w:t>
-            </w:r>
-          </w:p>
-        </w:tc>
-        <w:tc>
-          <w:tcPr>
-            <w:tcBorders>
-              <w:bottom w:val="none" w:sz="0" w:space="0" w:color="000000"/>
-              <w:top w:val="none" w:sz="0" w:space="0" w:color="000000"/>
-              <w:left w:val="none" w:sz="0" w:space="0" w:color="000000"/>
-              <w:right w:val="none" w:sz="0" w:space="0" w:color="000000"/>
-            </w:tcBorders>
-            <w:shd w:val="clear" w:color="auto" w:fill="FFFFFF"/>
-            <w:tcMar>
-              <w:top w:w="0" w:type="dxa"/>
-              <w:bottom w:w="0" w:type="dxa"/>
-              <w:left w:w="0" w:type="dxa"/>
-              <w:right w:w="0" w:type="dxa"/>
-            </w:tcMar>
-            <w:vAlign w:val="top"/>
-          </w:tcPr>
-          <w:p>
-            <w:pPr>
-              <w:pStyle w:val="Normal"/>
-              <w:jc w:val="center"/>
-              <w:pBdr>
-                <w:bottom w:val="none" w:sz="0" w:space="0" w:color="000000"/>
-                <w:top w:val="none" w:sz="0" w:space="0" w:color="000000"/>
-                <w:left w:val="none" w:sz="0" w:space="0" w:color="000000"/>
-                <w:right w:val="none" w:sz="0" w:space="0" w:color="000000"/>
-              </w:pBdr>
-              <w:spacing w:after="100" w:before="100" w:line="240"/>
-              <w:ind w:left="100" w:right="100" w:firstLine="0" w:firstLineChars="0"/>
-              <w:rPr>
-                <w:rFonts w:ascii="Helvetica" w:hAnsi="Helvetica" w:eastAsia="Helvetica" w:cs="Helvetica"/>
-                <w:i w:val="false"/>
-                <w:b w:val="false"/>
-                <w:u w:val="none"/>
-                <w:sz w:val="22"/>
-                <w:szCs w:val="22"/>
-                <w:color w:val="000000"/>
-              </w:rPr>
-            </w:pPr>
-            <w:r>
-              <w:rPr>
-                <w:rFonts w:ascii="Helvetica" w:hAnsi="Helvetica" w:eastAsia="Helvetica" w:cs="Helvetica"/>
-                <w:i w:val="false"/>
-                <w:b w:val="false"/>
-                <w:u w:val="none"/>
-                <w:sz w:val="22"/>
-                <w:szCs w:val="22"/>
-                <w:color w:val="000000"/>
-              </w:rPr>
-              <w:t xml:space="preserve">0.37, 2.49</w:t>
-            </w:r>
-          </w:p>
-        </w:tc>
-        <w:tc>
-          <w:tcPr>
-            <w:tcBorders>
-              <w:bottom w:val="none" w:sz="0" w:space="0" w:color="000000"/>
-              <w:top w:val="none" w:sz="0" w:space="0" w:color="000000"/>
-              <w:left w:val="none" w:sz="0" w:space="0" w:color="000000"/>
-              <w:right w:val="none" w:sz="0" w:space="0" w:color="000000"/>
-            </w:tcBorders>
-            <w:shd w:val="clear" w:color="auto" w:fill="FFFFFF"/>
-            <w:tcMar>
-              <w:top w:w="0" w:type="dxa"/>
-              <w:bottom w:w="0" w:type="dxa"/>
-              <w:left w:w="0" w:type="dxa"/>
-              <w:right w:w="0" w:type="dxa"/>
-            </w:tcMar>
-            <w:vAlign w:val="top"/>
-          </w:tcPr>
-          <w:p>
-            <w:pPr>
-              <w:pStyle w:val="Normal"/>
-              <w:jc w:val="center"/>
-              <w:pBdr>
-                <w:bottom w:val="none" w:sz="0" w:space="0" w:color="000000"/>
-                <w:top w:val="none" w:sz="0" w:space="0" w:color="000000"/>
-                <w:left w:val="none" w:sz="0" w:space="0" w:color="000000"/>
-                <w:right w:val="none" w:sz="0" w:space="0" w:color="000000"/>
-              </w:pBdr>
-              <w:spacing w:after="100" w:before="100" w:line="240"/>
-              <w:ind w:left="100" w:right="100" w:firstLine="0" w:firstLineChars="0"/>
-              <w:rPr>
-                <w:rFonts w:ascii="Helvetica" w:hAnsi="Helvetica" w:eastAsia="Helvetica" w:cs="Helvetica"/>
-                <w:i w:val="false"/>
-                <w:b w:val="false"/>
-                <w:u w:val="none"/>
-                <w:sz w:val="22"/>
-                <w:szCs w:val="22"/>
-                <w:color w:val="000000"/>
-              </w:rPr>
-            </w:pPr>
-            <w:r>
-              <w:rPr>
-                <w:rFonts w:ascii="Helvetica" w:hAnsi="Helvetica" w:eastAsia="Helvetica" w:cs="Helvetica"/>
-                <w:i w:val="false"/>
-                <w:b w:val="false"/>
-                <w:u w:val="none"/>
-                <w:sz w:val="22"/>
-                <w:szCs w:val="22"/>
-                <w:color w:val="000000"/>
-              </w:rPr>
-              <w:t xml:space="preserve">0.940</w:t>
+              <w:t xml:space="preserve">0.97</w:t>
+            </w:r>
+          </w:p>
+        </w:tc>
+        <w:tc>
+          <w:tcPr>
+            <w:tcBorders>
+              <w:bottom w:val="none" w:sz="0" w:space="0" w:color="000000"/>
+              <w:top w:val="none" w:sz="0" w:space="0" w:color="000000"/>
+              <w:left w:val="none" w:sz="0" w:space="0" w:color="000000"/>
+              <w:right w:val="none" w:sz="0" w:space="0" w:color="000000"/>
+            </w:tcBorders>
+            <w:shd w:val="clear" w:color="auto" w:fill="FFFFFF"/>
+            <w:tcMar>
+              <w:top w:w="0" w:type="dxa"/>
+              <w:bottom w:w="0" w:type="dxa"/>
+              <w:left w:w="0" w:type="dxa"/>
+              <w:right w:w="0" w:type="dxa"/>
+            </w:tcMar>
+            <w:vAlign w:val="top"/>
+          </w:tcPr>
+          <w:p>
+            <w:pPr>
+              <w:pStyle w:val="Normal"/>
+              <w:jc w:val="center"/>
+              <w:pBdr>
+                <w:bottom w:val="none" w:sz="0" w:space="0" w:color="000000"/>
+                <w:top w:val="none" w:sz="0" w:space="0" w:color="000000"/>
+                <w:left w:val="none" w:sz="0" w:space="0" w:color="000000"/>
+                <w:right w:val="none" w:sz="0" w:space="0" w:color="000000"/>
+              </w:pBdr>
+              <w:spacing w:after="100" w:before="100" w:line="240"/>
+              <w:ind w:left="100" w:right="100" w:firstLine="0" w:firstLineChars="0"/>
+              <w:rPr>
+                <w:rFonts w:ascii="Helvetica" w:hAnsi="Helvetica" w:eastAsia="Helvetica" w:cs="Helvetica"/>
+                <w:i w:val="false"/>
+                <w:b w:val="false"/>
+                <w:u w:val="none"/>
+                <w:sz w:val="22"/>
+                <w:szCs w:val="22"/>
+                <w:color w:val="000000"/>
+              </w:rPr>
+            </w:pPr>
+            <w:r>
+              <w:rPr>
+                <w:rFonts w:ascii="Helvetica" w:hAnsi="Helvetica" w:eastAsia="Helvetica" w:cs="Helvetica"/>
+                <w:i w:val="false"/>
+                <w:b w:val="false"/>
+                <w:u w:val="none"/>
+                <w:sz w:val="22"/>
+                <w:szCs w:val="22"/>
+                <w:color w:val="000000"/>
+              </w:rPr>
+              <w:t xml:space="preserve">0.37, 2.52</w:t>
+            </w:r>
+          </w:p>
+        </w:tc>
+        <w:tc>
+          <w:tcPr>
+            <w:tcBorders>
+              <w:bottom w:val="none" w:sz="0" w:space="0" w:color="000000"/>
+              <w:top w:val="none" w:sz="0" w:space="0" w:color="000000"/>
+              <w:left w:val="none" w:sz="0" w:space="0" w:color="000000"/>
+              <w:right w:val="none" w:sz="0" w:space="0" w:color="000000"/>
+            </w:tcBorders>
+            <w:shd w:val="clear" w:color="auto" w:fill="FFFFFF"/>
+            <w:tcMar>
+              <w:top w:w="0" w:type="dxa"/>
+              <w:bottom w:w="0" w:type="dxa"/>
+              <w:left w:w="0" w:type="dxa"/>
+              <w:right w:w="0" w:type="dxa"/>
+            </w:tcMar>
+            <w:vAlign w:val="top"/>
+          </w:tcPr>
+          <w:p>
+            <w:pPr>
+              <w:pStyle w:val="Normal"/>
+              <w:jc w:val="center"/>
+              <w:pBdr>
+                <w:bottom w:val="none" w:sz="0" w:space="0" w:color="000000"/>
+                <w:top w:val="none" w:sz="0" w:space="0" w:color="000000"/>
+                <w:left w:val="none" w:sz="0" w:space="0" w:color="000000"/>
+                <w:right w:val="none" w:sz="0" w:space="0" w:color="000000"/>
+              </w:pBdr>
+              <w:spacing w:after="100" w:before="100" w:line="240"/>
+              <w:ind w:left="100" w:right="100" w:firstLine="0" w:firstLineChars="0"/>
+              <w:rPr>
+                <w:rFonts w:ascii="Helvetica" w:hAnsi="Helvetica" w:eastAsia="Helvetica" w:cs="Helvetica"/>
+                <w:i w:val="false"/>
+                <w:b w:val="false"/>
+                <w:u w:val="none"/>
+                <w:sz w:val="22"/>
+                <w:szCs w:val="22"/>
+                <w:color w:val="000000"/>
+              </w:rPr>
+            </w:pPr>
+            <w:r>
+              <w:rPr>
+                <w:rFonts w:ascii="Helvetica" w:hAnsi="Helvetica" w:eastAsia="Helvetica" w:cs="Helvetica"/>
+                <w:i w:val="false"/>
+                <w:b w:val="false"/>
+                <w:u w:val="none"/>
+                <w:sz w:val="22"/>
+                <w:szCs w:val="22"/>
+                <w:color w:val="000000"/>
+              </w:rPr>
+              <w:t xml:space="preserve">0.950</w:t>
             </w:r>
           </w:p>
         </w:tc>
@@ -15708,7 +15225,7 @@
         <w:trPr>
           <w:trHeight w:val="619" w:hRule="auto"/>
         </w:trPr>
-        body32
+        body31
         <w:tc>
           <w:tcPr>
             <w:tcBorders>
@@ -16182,7 +15699,7 @@
                 <w:szCs w:val="22"/>
                 <w:color w:val="000000"/>
               </w:rPr>
-              <w:t xml:space="preserve">0.016</w:t>
+              <w:t xml:space="preserve">0.012</w:t>
             </w:r>
           </w:p>
         </w:tc>

--- a/docs/tables/whole/sec5_ckd_composite.docx
+++ b/docs/tables/whole/sec5_ckd_composite.docx
@@ -1103,7 +1103,7 @@
                 <w:szCs w:val="22"/>
                 <w:color w:val="000000"/>
               </w:rPr>
-              <w:t xml:space="preserve">1.14</w:t>
+              <w:t xml:space="preserve">1.42</w:t>
             </w:r>
           </w:p>
         </w:tc>
@@ -1156,7 +1156,7 @@
                 <w:szCs w:val="22"/>
                 <w:color w:val="000000"/>
               </w:rPr>
-              <w:t xml:space="preserve">0.95, 1.35</w:t>
+              <w:t xml:space="preserve">1.16, 1.74</w:t>
             </w:r>
           </w:p>
         </w:tc>
@@ -1209,7 +1209,7 @@
                 <w:szCs w:val="22"/>
                 <w:color w:val="000000"/>
               </w:rPr>
-              <w:t xml:space="preserve">0.150</w:t>
+              <w:t xml:space="preserve">&lt;0.001</w:t>
             </w:r>
           </w:p>
         </w:tc>
@@ -1692,7 +1692,7 @@
                 <w:szCs w:val="22"/>
                 <w:color w:val="000000"/>
               </w:rPr>
-              <w:t xml:space="preserve">0.210</w:t>
+              <w:t xml:space="preserve">0.250</w:t>
             </w:r>
           </w:p>
         </w:tc>
@@ -3035,113 +3035,113 @@
                 <w:szCs w:val="22"/>
                 <w:color w:val="000000"/>
               </w:rPr>
-              <w:t xml:space="preserve">1.17</w:t>
-            </w:r>
-          </w:p>
-        </w:tc>
-        <w:tc>
-          <w:tcPr>
-            <w:tcBorders>
-              <w:bottom w:val="none" w:sz="0" w:space="0" w:color="000000"/>
-              <w:top w:val="none" w:sz="0" w:space="0" w:color="000000"/>
-              <w:left w:val="none" w:sz="0" w:space="0" w:color="000000"/>
-              <w:right w:val="none" w:sz="0" w:space="0" w:color="000000"/>
-            </w:tcBorders>
-            <w:shd w:val="clear" w:color="auto" w:fill="FFFFFF"/>
-            <w:tcMar>
-              <w:top w:w="0" w:type="dxa"/>
-              <w:bottom w:w="0" w:type="dxa"/>
-              <w:left w:w="0" w:type="dxa"/>
-              <w:right w:w="0" w:type="dxa"/>
-            </w:tcMar>
-            <w:vAlign w:val="top"/>
-          </w:tcPr>
-          <w:p>
-            <w:pPr>
-              <w:pStyle w:val="Normal"/>
-              <w:jc w:val="center"/>
-              <w:pBdr>
-                <w:bottom w:val="none" w:sz="0" w:space="0" w:color="000000"/>
-                <w:top w:val="none" w:sz="0" w:space="0" w:color="000000"/>
-                <w:left w:val="none" w:sz="0" w:space="0" w:color="000000"/>
-                <w:right w:val="none" w:sz="0" w:space="0" w:color="000000"/>
-              </w:pBdr>
-              <w:spacing w:after="100" w:before="100" w:line="240"/>
-              <w:ind w:left="100" w:right="100" w:firstLine="0" w:firstLineChars="0"/>
-              <w:rPr>
-                <w:rFonts w:ascii="Helvetica" w:hAnsi="Helvetica" w:eastAsia="Helvetica" w:cs="Helvetica"/>
-                <w:i w:val="false"/>
-                <w:b w:val="false"/>
-                <w:u w:val="none"/>
-                <w:sz w:val="22"/>
-                <w:szCs w:val="22"/>
-                <w:color w:val="000000"/>
-              </w:rPr>
-            </w:pPr>
-            <w:r>
-              <w:rPr>
-                <w:rFonts w:ascii="Helvetica" w:hAnsi="Helvetica" w:eastAsia="Helvetica" w:cs="Helvetica"/>
-                <w:i w:val="false"/>
-                <w:b w:val="false"/>
-                <w:u w:val="none"/>
-                <w:sz w:val="22"/>
-                <w:szCs w:val="22"/>
-                <w:color w:val="000000"/>
-              </w:rPr>
-              <w:t xml:space="preserve">0.40, 3.37</w:t>
-            </w:r>
-          </w:p>
-        </w:tc>
-        <w:tc>
-          <w:tcPr>
-            <w:tcBorders>
-              <w:bottom w:val="none" w:sz="0" w:space="0" w:color="000000"/>
-              <w:top w:val="none" w:sz="0" w:space="0" w:color="000000"/>
-              <w:left w:val="none" w:sz="0" w:space="0" w:color="000000"/>
-              <w:right w:val="none" w:sz="0" w:space="0" w:color="000000"/>
-            </w:tcBorders>
-            <w:shd w:val="clear" w:color="auto" w:fill="FFFFFF"/>
-            <w:tcMar>
-              <w:top w:w="0" w:type="dxa"/>
-              <w:bottom w:w="0" w:type="dxa"/>
-              <w:left w:w="0" w:type="dxa"/>
-              <w:right w:w="0" w:type="dxa"/>
-            </w:tcMar>
-            <w:vAlign w:val="top"/>
-          </w:tcPr>
-          <w:p>
-            <w:pPr>
-              <w:pStyle w:val="Normal"/>
-              <w:jc w:val="center"/>
-              <w:pBdr>
-                <w:bottom w:val="none" w:sz="0" w:space="0" w:color="000000"/>
-                <w:top w:val="none" w:sz="0" w:space="0" w:color="000000"/>
-                <w:left w:val="none" w:sz="0" w:space="0" w:color="000000"/>
-                <w:right w:val="none" w:sz="0" w:space="0" w:color="000000"/>
-              </w:pBdr>
-              <w:spacing w:after="100" w:before="100" w:line="240"/>
-              <w:ind w:left="100" w:right="100" w:firstLine="0" w:firstLineChars="0"/>
-              <w:rPr>
-                <w:rFonts w:ascii="Helvetica" w:hAnsi="Helvetica" w:eastAsia="Helvetica" w:cs="Helvetica"/>
-                <w:i w:val="false"/>
-                <w:b w:val="false"/>
-                <w:u w:val="none"/>
-                <w:sz w:val="22"/>
-                <w:szCs w:val="22"/>
-                <w:color w:val="000000"/>
-              </w:rPr>
-            </w:pPr>
-            <w:r>
-              <w:rPr>
-                <w:rFonts w:ascii="Helvetica" w:hAnsi="Helvetica" w:eastAsia="Helvetica" w:cs="Helvetica"/>
-                <w:i w:val="false"/>
-                <w:b w:val="false"/>
-                <w:u w:val="none"/>
-                <w:sz w:val="22"/>
-                <w:szCs w:val="22"/>
-                <w:color w:val="000000"/>
-              </w:rPr>
-              <w:t xml:space="preserve">0.780</w:t>
+              <w:t xml:space="preserve">1.26</w:t>
+            </w:r>
+          </w:p>
+        </w:tc>
+        <w:tc>
+          <w:tcPr>
+            <w:tcBorders>
+              <w:bottom w:val="none" w:sz="0" w:space="0" w:color="000000"/>
+              <w:top w:val="none" w:sz="0" w:space="0" w:color="000000"/>
+              <w:left w:val="none" w:sz="0" w:space="0" w:color="000000"/>
+              <w:right w:val="none" w:sz="0" w:space="0" w:color="000000"/>
+            </w:tcBorders>
+            <w:shd w:val="clear" w:color="auto" w:fill="FFFFFF"/>
+            <w:tcMar>
+              <w:top w:w="0" w:type="dxa"/>
+              <w:bottom w:w="0" w:type="dxa"/>
+              <w:left w:w="0" w:type="dxa"/>
+              <w:right w:w="0" w:type="dxa"/>
+            </w:tcMar>
+            <w:vAlign w:val="top"/>
+          </w:tcPr>
+          <w:p>
+            <w:pPr>
+              <w:pStyle w:val="Normal"/>
+              <w:jc w:val="center"/>
+              <w:pBdr>
+                <w:bottom w:val="none" w:sz="0" w:space="0" w:color="000000"/>
+                <w:top w:val="none" w:sz="0" w:space="0" w:color="000000"/>
+                <w:left w:val="none" w:sz="0" w:space="0" w:color="000000"/>
+                <w:right w:val="none" w:sz="0" w:space="0" w:color="000000"/>
+              </w:pBdr>
+              <w:spacing w:after="100" w:before="100" w:line="240"/>
+              <w:ind w:left="100" w:right="100" w:firstLine="0" w:firstLineChars="0"/>
+              <w:rPr>
+                <w:rFonts w:ascii="Helvetica" w:hAnsi="Helvetica" w:eastAsia="Helvetica" w:cs="Helvetica"/>
+                <w:i w:val="false"/>
+                <w:b w:val="false"/>
+                <w:u w:val="none"/>
+                <w:sz w:val="22"/>
+                <w:szCs w:val="22"/>
+                <w:color w:val="000000"/>
+              </w:rPr>
+            </w:pPr>
+            <w:r>
+              <w:rPr>
+                <w:rFonts w:ascii="Helvetica" w:hAnsi="Helvetica" w:eastAsia="Helvetica" w:cs="Helvetica"/>
+                <w:i w:val="false"/>
+                <w:b w:val="false"/>
+                <w:u w:val="none"/>
+                <w:sz w:val="22"/>
+                <w:szCs w:val="22"/>
+                <w:color w:val="000000"/>
+              </w:rPr>
+              <w:t xml:space="preserve">0.43, 3.67</w:t>
+            </w:r>
+          </w:p>
+        </w:tc>
+        <w:tc>
+          <w:tcPr>
+            <w:tcBorders>
+              <w:bottom w:val="none" w:sz="0" w:space="0" w:color="000000"/>
+              <w:top w:val="none" w:sz="0" w:space="0" w:color="000000"/>
+              <w:left w:val="none" w:sz="0" w:space="0" w:color="000000"/>
+              <w:right w:val="none" w:sz="0" w:space="0" w:color="000000"/>
+            </w:tcBorders>
+            <w:shd w:val="clear" w:color="auto" w:fill="FFFFFF"/>
+            <w:tcMar>
+              <w:top w:w="0" w:type="dxa"/>
+              <w:bottom w:w="0" w:type="dxa"/>
+              <w:left w:w="0" w:type="dxa"/>
+              <w:right w:w="0" w:type="dxa"/>
+            </w:tcMar>
+            <w:vAlign w:val="top"/>
+          </w:tcPr>
+          <w:p>
+            <w:pPr>
+              <w:pStyle w:val="Normal"/>
+              <w:jc w:val="center"/>
+              <w:pBdr>
+                <w:bottom w:val="none" w:sz="0" w:space="0" w:color="000000"/>
+                <w:top w:val="none" w:sz="0" w:space="0" w:color="000000"/>
+                <w:left w:val="none" w:sz="0" w:space="0" w:color="000000"/>
+                <w:right w:val="none" w:sz="0" w:space="0" w:color="000000"/>
+              </w:pBdr>
+              <w:spacing w:after="100" w:before="100" w:line="240"/>
+              <w:ind w:left="100" w:right="100" w:firstLine="0" w:firstLineChars="0"/>
+              <w:rPr>
+                <w:rFonts w:ascii="Helvetica" w:hAnsi="Helvetica" w:eastAsia="Helvetica" w:cs="Helvetica"/>
+                <w:i w:val="false"/>
+                <w:b w:val="false"/>
+                <w:u w:val="none"/>
+                <w:sz w:val="22"/>
+                <w:szCs w:val="22"/>
+                <w:color w:val="000000"/>
+              </w:rPr>
+            </w:pPr>
+            <w:r>
+              <w:rPr>
+                <w:rFonts w:ascii="Helvetica" w:hAnsi="Helvetica" w:eastAsia="Helvetica" w:cs="Helvetica"/>
+                <w:i w:val="false"/>
+                <w:b w:val="false"/>
+                <w:u w:val="none"/>
+                <w:sz w:val="22"/>
+                <w:szCs w:val="22"/>
+                <w:color w:val="000000"/>
+              </w:rPr>
+              <w:t xml:space="preserve">0.680</w:t>
             </w:r>
           </w:p>
         </w:tc>
@@ -3518,113 +3518,113 @@
                 <w:szCs w:val="22"/>
                 <w:color w:val="000000"/>
               </w:rPr>
-              <w:t xml:space="preserve">0.91</w:t>
-            </w:r>
-          </w:p>
-        </w:tc>
-        <w:tc>
-          <w:tcPr>
-            <w:tcBorders>
-              <w:bottom w:val="none" w:sz="0" w:space="0" w:color="000000"/>
-              <w:top w:val="none" w:sz="0" w:space="0" w:color="000000"/>
-              <w:left w:val="none" w:sz="0" w:space="0" w:color="000000"/>
-              <w:right w:val="none" w:sz="0" w:space="0" w:color="000000"/>
-            </w:tcBorders>
-            <w:shd w:val="clear" w:color="auto" w:fill="FFFFFF"/>
-            <w:tcMar>
-              <w:top w:w="0" w:type="dxa"/>
-              <w:bottom w:w="0" w:type="dxa"/>
-              <w:left w:w="0" w:type="dxa"/>
-              <w:right w:w="0" w:type="dxa"/>
-            </w:tcMar>
-            <w:vAlign w:val="top"/>
-          </w:tcPr>
-          <w:p>
-            <w:pPr>
-              <w:pStyle w:val="Normal"/>
-              <w:jc w:val="center"/>
-              <w:pBdr>
-                <w:bottom w:val="none" w:sz="0" w:space="0" w:color="000000"/>
-                <w:top w:val="none" w:sz="0" w:space="0" w:color="000000"/>
-                <w:left w:val="none" w:sz="0" w:space="0" w:color="000000"/>
-                <w:right w:val="none" w:sz="0" w:space="0" w:color="000000"/>
-              </w:pBdr>
-              <w:spacing w:after="100" w:before="100" w:line="240"/>
-              <w:ind w:left="100" w:right="100" w:firstLine="0" w:firstLineChars="0"/>
-              <w:rPr>
-                <w:rFonts w:ascii="Helvetica" w:hAnsi="Helvetica" w:eastAsia="Helvetica" w:cs="Helvetica"/>
-                <w:i w:val="false"/>
-                <w:b w:val="false"/>
-                <w:u w:val="none"/>
-                <w:sz w:val="22"/>
-                <w:szCs w:val="22"/>
-                <w:color w:val="000000"/>
-              </w:rPr>
-            </w:pPr>
-            <w:r>
-              <w:rPr>
-                <w:rFonts w:ascii="Helvetica" w:hAnsi="Helvetica" w:eastAsia="Helvetica" w:cs="Helvetica"/>
-                <w:i w:val="false"/>
-                <w:b w:val="false"/>
-                <w:u w:val="none"/>
-                <w:sz w:val="22"/>
-                <w:szCs w:val="22"/>
-                <w:color w:val="000000"/>
-              </w:rPr>
-              <w:t xml:space="preserve">0.75, 1.10</w:t>
-            </w:r>
-          </w:p>
-        </w:tc>
-        <w:tc>
-          <w:tcPr>
-            <w:tcBorders>
-              <w:bottom w:val="none" w:sz="0" w:space="0" w:color="000000"/>
-              <w:top w:val="none" w:sz="0" w:space="0" w:color="000000"/>
-              <w:left w:val="none" w:sz="0" w:space="0" w:color="000000"/>
-              <w:right w:val="none" w:sz="0" w:space="0" w:color="000000"/>
-            </w:tcBorders>
-            <w:shd w:val="clear" w:color="auto" w:fill="FFFFFF"/>
-            <w:tcMar>
-              <w:top w:w="0" w:type="dxa"/>
-              <w:bottom w:w="0" w:type="dxa"/>
-              <w:left w:w="0" w:type="dxa"/>
-              <w:right w:w="0" w:type="dxa"/>
-            </w:tcMar>
-            <w:vAlign w:val="top"/>
-          </w:tcPr>
-          <w:p>
-            <w:pPr>
-              <w:pStyle w:val="Normal"/>
-              <w:jc w:val="center"/>
-              <w:pBdr>
-                <w:bottom w:val="none" w:sz="0" w:space="0" w:color="000000"/>
-                <w:top w:val="none" w:sz="0" w:space="0" w:color="000000"/>
-                <w:left w:val="none" w:sz="0" w:space="0" w:color="000000"/>
-                <w:right w:val="none" w:sz="0" w:space="0" w:color="000000"/>
-              </w:pBdr>
-              <w:spacing w:after="100" w:before="100" w:line="240"/>
-              <w:ind w:left="100" w:right="100" w:firstLine="0" w:firstLineChars="0"/>
-              <w:rPr>
-                <w:rFonts w:ascii="Helvetica" w:hAnsi="Helvetica" w:eastAsia="Helvetica" w:cs="Helvetica"/>
-                <w:i w:val="false"/>
-                <w:b w:val="false"/>
-                <w:u w:val="none"/>
-                <w:sz w:val="22"/>
-                <w:szCs w:val="22"/>
-                <w:color w:val="000000"/>
-              </w:rPr>
-            </w:pPr>
-            <w:r>
-              <w:rPr>
-                <w:rFonts w:ascii="Helvetica" w:hAnsi="Helvetica" w:eastAsia="Helvetica" w:cs="Helvetica"/>
-                <w:i w:val="false"/>
-                <w:b w:val="false"/>
-                <w:u w:val="none"/>
-                <w:sz w:val="22"/>
-                <w:szCs w:val="22"/>
-                <w:color w:val="000000"/>
-              </w:rPr>
-              <w:t xml:space="preserve">0.330</w:t>
+              <w:t xml:space="preserve">0.90</w:t>
+            </w:r>
+          </w:p>
+        </w:tc>
+        <w:tc>
+          <w:tcPr>
+            <w:tcBorders>
+              <w:bottom w:val="none" w:sz="0" w:space="0" w:color="000000"/>
+              <w:top w:val="none" w:sz="0" w:space="0" w:color="000000"/>
+              <w:left w:val="none" w:sz="0" w:space="0" w:color="000000"/>
+              <w:right w:val="none" w:sz="0" w:space="0" w:color="000000"/>
+            </w:tcBorders>
+            <w:shd w:val="clear" w:color="auto" w:fill="FFFFFF"/>
+            <w:tcMar>
+              <w:top w:w="0" w:type="dxa"/>
+              <w:bottom w:w="0" w:type="dxa"/>
+              <w:left w:w="0" w:type="dxa"/>
+              <w:right w:w="0" w:type="dxa"/>
+            </w:tcMar>
+            <w:vAlign w:val="top"/>
+          </w:tcPr>
+          <w:p>
+            <w:pPr>
+              <w:pStyle w:val="Normal"/>
+              <w:jc w:val="center"/>
+              <w:pBdr>
+                <w:bottom w:val="none" w:sz="0" w:space="0" w:color="000000"/>
+                <w:top w:val="none" w:sz="0" w:space="0" w:color="000000"/>
+                <w:left w:val="none" w:sz="0" w:space="0" w:color="000000"/>
+                <w:right w:val="none" w:sz="0" w:space="0" w:color="000000"/>
+              </w:pBdr>
+              <w:spacing w:after="100" w:before="100" w:line="240"/>
+              <w:ind w:left="100" w:right="100" w:firstLine="0" w:firstLineChars="0"/>
+              <w:rPr>
+                <w:rFonts w:ascii="Helvetica" w:hAnsi="Helvetica" w:eastAsia="Helvetica" w:cs="Helvetica"/>
+                <w:i w:val="false"/>
+                <w:b w:val="false"/>
+                <w:u w:val="none"/>
+                <w:sz w:val="22"/>
+                <w:szCs w:val="22"/>
+                <w:color w:val="000000"/>
+              </w:rPr>
+            </w:pPr>
+            <w:r>
+              <w:rPr>
+                <w:rFonts w:ascii="Helvetica" w:hAnsi="Helvetica" w:eastAsia="Helvetica" w:cs="Helvetica"/>
+                <w:i w:val="false"/>
+                <w:b w:val="false"/>
+                <w:u w:val="none"/>
+                <w:sz w:val="22"/>
+                <w:szCs w:val="22"/>
+                <w:color w:val="000000"/>
+              </w:rPr>
+              <w:t xml:space="preserve">0.74, 1.09</w:t>
+            </w:r>
+          </w:p>
+        </w:tc>
+        <w:tc>
+          <w:tcPr>
+            <w:tcBorders>
+              <w:bottom w:val="none" w:sz="0" w:space="0" w:color="000000"/>
+              <w:top w:val="none" w:sz="0" w:space="0" w:color="000000"/>
+              <w:left w:val="none" w:sz="0" w:space="0" w:color="000000"/>
+              <w:right w:val="none" w:sz="0" w:space="0" w:color="000000"/>
+            </w:tcBorders>
+            <w:shd w:val="clear" w:color="auto" w:fill="FFFFFF"/>
+            <w:tcMar>
+              <w:top w:w="0" w:type="dxa"/>
+              <w:bottom w:w="0" w:type="dxa"/>
+              <w:left w:w="0" w:type="dxa"/>
+              <w:right w:w="0" w:type="dxa"/>
+            </w:tcMar>
+            <w:vAlign w:val="top"/>
+          </w:tcPr>
+          <w:p>
+            <w:pPr>
+              <w:pStyle w:val="Normal"/>
+              <w:jc w:val="center"/>
+              <w:pBdr>
+                <w:bottom w:val="none" w:sz="0" w:space="0" w:color="000000"/>
+                <w:top w:val="none" w:sz="0" w:space="0" w:color="000000"/>
+                <w:left w:val="none" w:sz="0" w:space="0" w:color="000000"/>
+                <w:right w:val="none" w:sz="0" w:space="0" w:color="000000"/>
+              </w:pBdr>
+              <w:spacing w:after="100" w:before="100" w:line="240"/>
+              <w:ind w:left="100" w:right="100" w:firstLine="0" w:firstLineChars="0"/>
+              <w:rPr>
+                <w:rFonts w:ascii="Helvetica" w:hAnsi="Helvetica" w:eastAsia="Helvetica" w:cs="Helvetica"/>
+                <w:i w:val="false"/>
+                <w:b w:val="false"/>
+                <w:u w:val="none"/>
+                <w:sz w:val="22"/>
+                <w:szCs w:val="22"/>
+                <w:color w:val="000000"/>
+              </w:rPr>
+            </w:pPr>
+            <w:r>
+              <w:rPr>
+                <w:rFonts w:ascii="Helvetica" w:hAnsi="Helvetica" w:eastAsia="Helvetica" w:cs="Helvetica"/>
+                <w:i w:val="false"/>
+                <w:b w:val="false"/>
+                <w:u w:val="none"/>
+                <w:sz w:val="22"/>
+                <w:szCs w:val="22"/>
+                <w:color w:val="000000"/>
+              </w:rPr>
+              <w:t xml:space="preserve">0.280</w:t>
             </w:r>
           </w:p>
         </w:tc>
@@ -4967,113 +4967,113 @@
                 <w:szCs w:val="22"/>
                 <w:color w:val="000000"/>
               </w:rPr>
-              <w:t xml:space="preserve">0.98</w:t>
-            </w:r>
-          </w:p>
-        </w:tc>
-        <w:tc>
-          <w:tcPr>
-            <w:tcBorders>
-              <w:bottom w:val="none" w:sz="0" w:space="0" w:color="000000"/>
-              <w:top w:val="none" w:sz="0" w:space="0" w:color="000000"/>
-              <w:left w:val="none" w:sz="0" w:space="0" w:color="000000"/>
-              <w:right w:val="none" w:sz="0" w:space="0" w:color="000000"/>
-            </w:tcBorders>
-            <w:shd w:val="clear" w:color="auto" w:fill="FFFFFF"/>
-            <w:tcMar>
-              <w:top w:w="0" w:type="dxa"/>
-              <w:bottom w:w="0" w:type="dxa"/>
-              <w:left w:w="0" w:type="dxa"/>
-              <w:right w:w="0" w:type="dxa"/>
-            </w:tcMar>
-            <w:vAlign w:val="top"/>
-          </w:tcPr>
-          <w:p>
-            <w:pPr>
-              <w:pStyle w:val="Normal"/>
-              <w:jc w:val="center"/>
-              <w:pBdr>
-                <w:bottom w:val="none" w:sz="0" w:space="0" w:color="000000"/>
-                <w:top w:val="none" w:sz="0" w:space="0" w:color="000000"/>
-                <w:left w:val="none" w:sz="0" w:space="0" w:color="000000"/>
-                <w:right w:val="none" w:sz="0" w:space="0" w:color="000000"/>
-              </w:pBdr>
-              <w:spacing w:after="100" w:before="100" w:line="240"/>
-              <w:ind w:left="100" w:right="100" w:firstLine="0" w:firstLineChars="0"/>
-              <w:rPr>
-                <w:rFonts w:ascii="Helvetica" w:hAnsi="Helvetica" w:eastAsia="Helvetica" w:cs="Helvetica"/>
-                <w:i w:val="false"/>
-                <w:b w:val="false"/>
-                <w:u w:val="none"/>
-                <w:sz w:val="22"/>
-                <w:szCs w:val="22"/>
-                <w:color w:val="000000"/>
-              </w:rPr>
-            </w:pPr>
-            <w:r>
-              <w:rPr>
-                <w:rFonts w:ascii="Helvetica" w:hAnsi="Helvetica" w:eastAsia="Helvetica" w:cs="Helvetica"/>
-                <w:i w:val="false"/>
-                <w:b w:val="false"/>
-                <w:u w:val="none"/>
-                <w:sz w:val="22"/>
-                <w:szCs w:val="22"/>
-                <w:color w:val="000000"/>
-              </w:rPr>
-              <w:t xml:space="preserve">0.43, 2.23</w:t>
-            </w:r>
-          </w:p>
-        </w:tc>
-        <w:tc>
-          <w:tcPr>
-            <w:tcBorders>
-              <w:bottom w:val="none" w:sz="0" w:space="0" w:color="000000"/>
-              <w:top w:val="none" w:sz="0" w:space="0" w:color="000000"/>
-              <w:left w:val="none" w:sz="0" w:space="0" w:color="000000"/>
-              <w:right w:val="none" w:sz="0" w:space="0" w:color="000000"/>
-            </w:tcBorders>
-            <w:shd w:val="clear" w:color="auto" w:fill="FFFFFF"/>
-            <w:tcMar>
-              <w:top w:w="0" w:type="dxa"/>
-              <w:bottom w:w="0" w:type="dxa"/>
-              <w:left w:w="0" w:type="dxa"/>
-              <w:right w:w="0" w:type="dxa"/>
-            </w:tcMar>
-            <w:vAlign w:val="top"/>
-          </w:tcPr>
-          <w:p>
-            <w:pPr>
-              <w:pStyle w:val="Normal"/>
-              <w:jc w:val="center"/>
-              <w:pBdr>
-                <w:bottom w:val="none" w:sz="0" w:space="0" w:color="000000"/>
-                <w:top w:val="none" w:sz="0" w:space="0" w:color="000000"/>
-                <w:left w:val="none" w:sz="0" w:space="0" w:color="000000"/>
-                <w:right w:val="none" w:sz="0" w:space="0" w:color="000000"/>
-              </w:pBdr>
-              <w:spacing w:after="100" w:before="100" w:line="240"/>
-              <w:ind w:left="100" w:right="100" w:firstLine="0" w:firstLineChars="0"/>
-              <w:rPr>
-                <w:rFonts w:ascii="Helvetica" w:hAnsi="Helvetica" w:eastAsia="Helvetica" w:cs="Helvetica"/>
-                <w:i w:val="false"/>
-                <w:b w:val="false"/>
-                <w:u w:val="none"/>
-                <w:sz w:val="22"/>
-                <w:szCs w:val="22"/>
-                <w:color w:val="000000"/>
-              </w:rPr>
-            </w:pPr>
-            <w:r>
-              <w:rPr>
-                <w:rFonts w:ascii="Helvetica" w:hAnsi="Helvetica" w:eastAsia="Helvetica" w:cs="Helvetica"/>
-                <w:i w:val="false"/>
-                <w:b w:val="false"/>
-                <w:u w:val="none"/>
-                <w:sz w:val="22"/>
-                <w:szCs w:val="22"/>
-                <w:color w:val="000000"/>
-              </w:rPr>
-              <w:t xml:space="preserve">0.970</w:t>
+              <w:t xml:space="preserve">0.95</w:t>
+            </w:r>
+          </w:p>
+        </w:tc>
+        <w:tc>
+          <w:tcPr>
+            <w:tcBorders>
+              <w:bottom w:val="none" w:sz="0" w:space="0" w:color="000000"/>
+              <w:top w:val="none" w:sz="0" w:space="0" w:color="000000"/>
+              <w:left w:val="none" w:sz="0" w:space="0" w:color="000000"/>
+              <w:right w:val="none" w:sz="0" w:space="0" w:color="000000"/>
+            </w:tcBorders>
+            <w:shd w:val="clear" w:color="auto" w:fill="FFFFFF"/>
+            <w:tcMar>
+              <w:top w:w="0" w:type="dxa"/>
+              <w:bottom w:w="0" w:type="dxa"/>
+              <w:left w:w="0" w:type="dxa"/>
+              <w:right w:w="0" w:type="dxa"/>
+            </w:tcMar>
+            <w:vAlign w:val="top"/>
+          </w:tcPr>
+          <w:p>
+            <w:pPr>
+              <w:pStyle w:val="Normal"/>
+              <w:jc w:val="center"/>
+              <w:pBdr>
+                <w:bottom w:val="none" w:sz="0" w:space="0" w:color="000000"/>
+                <w:top w:val="none" w:sz="0" w:space="0" w:color="000000"/>
+                <w:left w:val="none" w:sz="0" w:space="0" w:color="000000"/>
+                <w:right w:val="none" w:sz="0" w:space="0" w:color="000000"/>
+              </w:pBdr>
+              <w:spacing w:after="100" w:before="100" w:line="240"/>
+              <w:ind w:left="100" w:right="100" w:firstLine="0" w:firstLineChars="0"/>
+              <w:rPr>
+                <w:rFonts w:ascii="Helvetica" w:hAnsi="Helvetica" w:eastAsia="Helvetica" w:cs="Helvetica"/>
+                <w:i w:val="false"/>
+                <w:b w:val="false"/>
+                <w:u w:val="none"/>
+                <w:sz w:val="22"/>
+                <w:szCs w:val="22"/>
+                <w:color w:val="000000"/>
+              </w:rPr>
+            </w:pPr>
+            <w:r>
+              <w:rPr>
+                <w:rFonts w:ascii="Helvetica" w:hAnsi="Helvetica" w:eastAsia="Helvetica" w:cs="Helvetica"/>
+                <w:i w:val="false"/>
+                <w:b w:val="false"/>
+                <w:u w:val="none"/>
+                <w:sz w:val="22"/>
+                <w:szCs w:val="22"/>
+                <w:color w:val="000000"/>
+              </w:rPr>
+              <w:t xml:space="preserve">0.42, 2.18</w:t>
+            </w:r>
+          </w:p>
+        </w:tc>
+        <w:tc>
+          <w:tcPr>
+            <w:tcBorders>
+              <w:bottom w:val="none" w:sz="0" w:space="0" w:color="000000"/>
+              <w:top w:val="none" w:sz="0" w:space="0" w:color="000000"/>
+              <w:left w:val="none" w:sz="0" w:space="0" w:color="000000"/>
+              <w:right w:val="none" w:sz="0" w:space="0" w:color="000000"/>
+            </w:tcBorders>
+            <w:shd w:val="clear" w:color="auto" w:fill="FFFFFF"/>
+            <w:tcMar>
+              <w:top w:w="0" w:type="dxa"/>
+              <w:bottom w:w="0" w:type="dxa"/>
+              <w:left w:w="0" w:type="dxa"/>
+              <w:right w:w="0" w:type="dxa"/>
+            </w:tcMar>
+            <w:vAlign w:val="top"/>
+          </w:tcPr>
+          <w:p>
+            <w:pPr>
+              <w:pStyle w:val="Normal"/>
+              <w:jc w:val="center"/>
+              <w:pBdr>
+                <w:bottom w:val="none" w:sz="0" w:space="0" w:color="000000"/>
+                <w:top w:val="none" w:sz="0" w:space="0" w:color="000000"/>
+                <w:left w:val="none" w:sz="0" w:space="0" w:color="000000"/>
+                <w:right w:val="none" w:sz="0" w:space="0" w:color="000000"/>
+              </w:pBdr>
+              <w:spacing w:after="100" w:before="100" w:line="240"/>
+              <w:ind w:left="100" w:right="100" w:firstLine="0" w:firstLineChars="0"/>
+              <w:rPr>
+                <w:rFonts w:ascii="Helvetica" w:hAnsi="Helvetica" w:eastAsia="Helvetica" w:cs="Helvetica"/>
+                <w:i w:val="false"/>
+                <w:b w:val="false"/>
+                <w:u w:val="none"/>
+                <w:sz w:val="22"/>
+                <w:szCs w:val="22"/>
+                <w:color w:val="000000"/>
+              </w:rPr>
+            </w:pPr>
+            <w:r>
+              <w:rPr>
+                <w:rFonts w:ascii="Helvetica" w:hAnsi="Helvetica" w:eastAsia="Helvetica" w:cs="Helvetica"/>
+                <w:i w:val="false"/>
+                <w:b w:val="false"/>
+                <w:u w:val="none"/>
+                <w:sz w:val="22"/>
+                <w:szCs w:val="22"/>
+                <w:color w:val="000000"/>
+              </w:rPr>
+              <w:t xml:space="preserve">0.910</w:t>
             </w:r>
           </w:p>
         </w:tc>
@@ -6416,7 +6416,7 @@
                 <w:szCs w:val="22"/>
                 <w:color w:val="000000"/>
               </w:rPr>
-              <w:t xml:space="preserve">0.14</w:t>
+              <w:t xml:space="preserve">0.13</w:t>
             </w:r>
           </w:p>
         </w:tc>
@@ -6899,113 +6899,113 @@
                 <w:szCs w:val="22"/>
                 <w:color w:val="000000"/>
               </w:rPr>
-              <w:t xml:space="preserve">2.23</w:t>
-            </w:r>
-          </w:p>
-        </w:tc>
-        <w:tc>
-          <w:tcPr>
-            <w:tcBorders>
-              <w:bottom w:val="none" w:sz="0" w:space="0" w:color="000000"/>
-              <w:top w:val="none" w:sz="0" w:space="0" w:color="000000"/>
-              <w:left w:val="none" w:sz="0" w:space="0" w:color="000000"/>
-              <w:right w:val="none" w:sz="0" w:space="0" w:color="000000"/>
-            </w:tcBorders>
-            <w:shd w:val="clear" w:color="auto" w:fill="FFFFFF"/>
-            <w:tcMar>
-              <w:top w:w="0" w:type="dxa"/>
-              <w:bottom w:w="0" w:type="dxa"/>
-              <w:left w:w="0" w:type="dxa"/>
-              <w:right w:w="0" w:type="dxa"/>
-            </w:tcMar>
-            <w:vAlign w:val="top"/>
-          </w:tcPr>
-          <w:p>
-            <w:pPr>
-              <w:pStyle w:val="Normal"/>
-              <w:jc w:val="center"/>
-              <w:pBdr>
-                <w:bottom w:val="none" w:sz="0" w:space="0" w:color="000000"/>
-                <w:top w:val="none" w:sz="0" w:space="0" w:color="000000"/>
-                <w:left w:val="none" w:sz="0" w:space="0" w:color="000000"/>
-                <w:right w:val="none" w:sz="0" w:space="0" w:color="000000"/>
-              </w:pBdr>
-              <w:spacing w:after="100" w:before="100" w:line="240"/>
-              <w:ind w:left="100" w:right="100" w:firstLine="0" w:firstLineChars="0"/>
-              <w:rPr>
-                <w:rFonts w:ascii="Helvetica" w:hAnsi="Helvetica" w:eastAsia="Helvetica" w:cs="Helvetica"/>
-                <w:i w:val="false"/>
-                <w:b w:val="false"/>
-                <w:u w:val="none"/>
-                <w:sz w:val="22"/>
-                <w:szCs w:val="22"/>
-                <w:color w:val="000000"/>
-              </w:rPr>
-            </w:pPr>
-            <w:r>
-              <w:rPr>
-                <w:rFonts w:ascii="Helvetica" w:hAnsi="Helvetica" w:eastAsia="Helvetica" w:cs="Helvetica"/>
-                <w:i w:val="false"/>
-                <w:b w:val="false"/>
-                <w:u w:val="none"/>
-                <w:sz w:val="22"/>
-                <w:szCs w:val="22"/>
-                <w:color w:val="000000"/>
-              </w:rPr>
-              <w:t xml:space="preserve">0.26, 19.1</w:t>
-            </w:r>
-          </w:p>
-        </w:tc>
-        <w:tc>
-          <w:tcPr>
-            <w:tcBorders>
-              <w:bottom w:val="none" w:sz="0" w:space="0" w:color="000000"/>
-              <w:top w:val="none" w:sz="0" w:space="0" w:color="000000"/>
-              <w:left w:val="none" w:sz="0" w:space="0" w:color="000000"/>
-              <w:right w:val="none" w:sz="0" w:space="0" w:color="000000"/>
-            </w:tcBorders>
-            <w:shd w:val="clear" w:color="auto" w:fill="FFFFFF"/>
-            <w:tcMar>
-              <w:top w:w="0" w:type="dxa"/>
-              <w:bottom w:w="0" w:type="dxa"/>
-              <w:left w:w="0" w:type="dxa"/>
-              <w:right w:w="0" w:type="dxa"/>
-            </w:tcMar>
-            <w:vAlign w:val="top"/>
-          </w:tcPr>
-          <w:p>
-            <w:pPr>
-              <w:pStyle w:val="Normal"/>
-              <w:jc w:val="center"/>
-              <w:pBdr>
-                <w:bottom w:val="none" w:sz="0" w:space="0" w:color="000000"/>
-                <w:top w:val="none" w:sz="0" w:space="0" w:color="000000"/>
-                <w:left w:val="none" w:sz="0" w:space="0" w:color="000000"/>
-                <w:right w:val="none" w:sz="0" w:space="0" w:color="000000"/>
-              </w:pBdr>
-              <w:spacing w:after="100" w:before="100" w:line="240"/>
-              <w:ind w:left="100" w:right="100" w:firstLine="0" w:firstLineChars="0"/>
-              <w:rPr>
-                <w:rFonts w:ascii="Helvetica" w:hAnsi="Helvetica" w:eastAsia="Helvetica" w:cs="Helvetica"/>
-                <w:i w:val="false"/>
-                <w:b w:val="false"/>
-                <w:u w:val="none"/>
-                <w:sz w:val="22"/>
-                <w:szCs w:val="22"/>
-                <w:color w:val="000000"/>
-              </w:rPr>
-            </w:pPr>
-            <w:r>
-              <w:rPr>
-                <w:rFonts w:ascii="Helvetica" w:hAnsi="Helvetica" w:eastAsia="Helvetica" w:cs="Helvetica"/>
-                <w:i w:val="false"/>
-                <w:b w:val="false"/>
-                <w:u w:val="none"/>
-                <w:sz w:val="22"/>
-                <w:szCs w:val="22"/>
-                <w:color w:val="000000"/>
-              </w:rPr>
-              <w:t xml:space="preserve">0.460</w:t>
+              <w:t xml:space="preserve">2.34</w:t>
+            </w:r>
+          </w:p>
+        </w:tc>
+        <w:tc>
+          <w:tcPr>
+            <w:tcBorders>
+              <w:bottom w:val="none" w:sz="0" w:space="0" w:color="000000"/>
+              <w:top w:val="none" w:sz="0" w:space="0" w:color="000000"/>
+              <w:left w:val="none" w:sz="0" w:space="0" w:color="000000"/>
+              <w:right w:val="none" w:sz="0" w:space="0" w:color="000000"/>
+            </w:tcBorders>
+            <w:shd w:val="clear" w:color="auto" w:fill="FFFFFF"/>
+            <w:tcMar>
+              <w:top w:w="0" w:type="dxa"/>
+              <w:bottom w:w="0" w:type="dxa"/>
+              <w:left w:w="0" w:type="dxa"/>
+              <w:right w:w="0" w:type="dxa"/>
+            </w:tcMar>
+            <w:vAlign w:val="top"/>
+          </w:tcPr>
+          <w:p>
+            <w:pPr>
+              <w:pStyle w:val="Normal"/>
+              <w:jc w:val="center"/>
+              <w:pBdr>
+                <w:bottom w:val="none" w:sz="0" w:space="0" w:color="000000"/>
+                <w:top w:val="none" w:sz="0" w:space="0" w:color="000000"/>
+                <w:left w:val="none" w:sz="0" w:space="0" w:color="000000"/>
+                <w:right w:val="none" w:sz="0" w:space="0" w:color="000000"/>
+              </w:pBdr>
+              <w:spacing w:after="100" w:before="100" w:line="240"/>
+              <w:ind w:left="100" w:right="100" w:firstLine="0" w:firstLineChars="0"/>
+              <w:rPr>
+                <w:rFonts w:ascii="Helvetica" w:hAnsi="Helvetica" w:eastAsia="Helvetica" w:cs="Helvetica"/>
+                <w:i w:val="false"/>
+                <w:b w:val="false"/>
+                <w:u w:val="none"/>
+                <w:sz w:val="22"/>
+                <w:szCs w:val="22"/>
+                <w:color w:val="000000"/>
+              </w:rPr>
+            </w:pPr>
+            <w:r>
+              <w:rPr>
+                <w:rFonts w:ascii="Helvetica" w:hAnsi="Helvetica" w:eastAsia="Helvetica" w:cs="Helvetica"/>
+                <w:i w:val="false"/>
+                <w:b w:val="false"/>
+                <w:u w:val="none"/>
+                <w:sz w:val="22"/>
+                <w:szCs w:val="22"/>
+                <w:color w:val="000000"/>
+              </w:rPr>
+              <w:t xml:space="preserve">0.28, 19.7</w:t>
+            </w:r>
+          </w:p>
+        </w:tc>
+        <w:tc>
+          <w:tcPr>
+            <w:tcBorders>
+              <w:bottom w:val="none" w:sz="0" w:space="0" w:color="000000"/>
+              <w:top w:val="none" w:sz="0" w:space="0" w:color="000000"/>
+              <w:left w:val="none" w:sz="0" w:space="0" w:color="000000"/>
+              <w:right w:val="none" w:sz="0" w:space="0" w:color="000000"/>
+            </w:tcBorders>
+            <w:shd w:val="clear" w:color="auto" w:fill="FFFFFF"/>
+            <w:tcMar>
+              <w:top w:w="0" w:type="dxa"/>
+              <w:bottom w:w="0" w:type="dxa"/>
+              <w:left w:w="0" w:type="dxa"/>
+              <w:right w:w="0" w:type="dxa"/>
+            </w:tcMar>
+            <w:vAlign w:val="top"/>
+          </w:tcPr>
+          <w:p>
+            <w:pPr>
+              <w:pStyle w:val="Normal"/>
+              <w:jc w:val="center"/>
+              <w:pBdr>
+                <w:bottom w:val="none" w:sz="0" w:space="0" w:color="000000"/>
+                <w:top w:val="none" w:sz="0" w:space="0" w:color="000000"/>
+                <w:left w:val="none" w:sz="0" w:space="0" w:color="000000"/>
+                <w:right w:val="none" w:sz="0" w:space="0" w:color="000000"/>
+              </w:pBdr>
+              <w:spacing w:after="100" w:before="100" w:line="240"/>
+              <w:ind w:left="100" w:right="100" w:firstLine="0" w:firstLineChars="0"/>
+              <w:rPr>
+                <w:rFonts w:ascii="Helvetica" w:hAnsi="Helvetica" w:eastAsia="Helvetica" w:cs="Helvetica"/>
+                <w:i w:val="false"/>
+                <w:b w:val="false"/>
+                <w:u w:val="none"/>
+                <w:sz w:val="22"/>
+                <w:szCs w:val="22"/>
+                <w:color w:val="000000"/>
+              </w:rPr>
+            </w:pPr>
+            <w:r>
+              <w:rPr>
+                <w:rFonts w:ascii="Helvetica" w:hAnsi="Helvetica" w:eastAsia="Helvetica" w:cs="Helvetica"/>
+                <w:i w:val="false"/>
+                <w:b w:val="false"/>
+                <w:u w:val="none"/>
+                <w:sz w:val="22"/>
+                <w:szCs w:val="22"/>
+                <w:color w:val="000000"/>
+              </w:rPr>
+              <w:t xml:space="preserve">0.440</w:t>
             </w:r>
           </w:p>
         </w:tc>
@@ -7382,113 +7382,113 @@
                 <w:szCs w:val="22"/>
                 <w:color w:val="000000"/>
               </w:rPr>
-              <w:t xml:space="preserve">0.70</w:t>
-            </w:r>
-          </w:p>
-        </w:tc>
-        <w:tc>
-          <w:tcPr>
-            <w:tcBorders>
-              <w:bottom w:val="none" w:sz="0" w:space="0" w:color="000000"/>
-              <w:top w:val="none" w:sz="0" w:space="0" w:color="000000"/>
-              <w:left w:val="none" w:sz="0" w:space="0" w:color="000000"/>
-              <w:right w:val="none" w:sz="0" w:space="0" w:color="000000"/>
-            </w:tcBorders>
-            <w:shd w:val="clear" w:color="auto" w:fill="FFFFFF"/>
-            <w:tcMar>
-              <w:top w:w="0" w:type="dxa"/>
-              <w:bottom w:w="0" w:type="dxa"/>
-              <w:left w:w="0" w:type="dxa"/>
-              <w:right w:w="0" w:type="dxa"/>
-            </w:tcMar>
-            <w:vAlign w:val="top"/>
-          </w:tcPr>
-          <w:p>
-            <w:pPr>
-              <w:pStyle w:val="Normal"/>
-              <w:jc w:val="center"/>
-              <w:pBdr>
-                <w:bottom w:val="none" w:sz="0" w:space="0" w:color="000000"/>
-                <w:top w:val="none" w:sz="0" w:space="0" w:color="000000"/>
-                <w:left w:val="none" w:sz="0" w:space="0" w:color="000000"/>
-                <w:right w:val="none" w:sz="0" w:space="0" w:color="000000"/>
-              </w:pBdr>
-              <w:spacing w:after="100" w:before="100" w:line="240"/>
-              <w:ind w:left="100" w:right="100" w:firstLine="0" w:firstLineChars="0"/>
-              <w:rPr>
-                <w:rFonts w:ascii="Helvetica" w:hAnsi="Helvetica" w:eastAsia="Helvetica" w:cs="Helvetica"/>
-                <w:i w:val="false"/>
-                <w:b w:val="false"/>
-                <w:u w:val="none"/>
-                <w:sz w:val="22"/>
-                <w:szCs w:val="22"/>
-                <w:color w:val="000000"/>
-              </w:rPr>
-            </w:pPr>
-            <w:r>
-              <w:rPr>
-                <w:rFonts w:ascii="Helvetica" w:hAnsi="Helvetica" w:eastAsia="Helvetica" w:cs="Helvetica"/>
-                <w:i w:val="false"/>
-                <w:b w:val="false"/>
-                <w:u w:val="none"/>
-                <w:sz w:val="22"/>
-                <w:szCs w:val="22"/>
-                <w:color w:val="000000"/>
-              </w:rPr>
-              <w:t xml:space="preserve">0.09, 5.22</w:t>
-            </w:r>
-          </w:p>
-        </w:tc>
-        <w:tc>
-          <w:tcPr>
-            <w:tcBorders>
-              <w:bottom w:val="none" w:sz="0" w:space="0" w:color="000000"/>
-              <w:top w:val="none" w:sz="0" w:space="0" w:color="000000"/>
-              <w:left w:val="none" w:sz="0" w:space="0" w:color="000000"/>
-              <w:right w:val="none" w:sz="0" w:space="0" w:color="000000"/>
-            </w:tcBorders>
-            <w:shd w:val="clear" w:color="auto" w:fill="FFFFFF"/>
-            <w:tcMar>
-              <w:top w:w="0" w:type="dxa"/>
-              <w:bottom w:w="0" w:type="dxa"/>
-              <w:left w:w="0" w:type="dxa"/>
-              <w:right w:w="0" w:type="dxa"/>
-            </w:tcMar>
-            <w:vAlign w:val="top"/>
-          </w:tcPr>
-          <w:p>
-            <w:pPr>
-              <w:pStyle w:val="Normal"/>
-              <w:jc w:val="center"/>
-              <w:pBdr>
-                <w:bottom w:val="none" w:sz="0" w:space="0" w:color="000000"/>
-                <w:top w:val="none" w:sz="0" w:space="0" w:color="000000"/>
-                <w:left w:val="none" w:sz="0" w:space="0" w:color="000000"/>
-                <w:right w:val="none" w:sz="0" w:space="0" w:color="000000"/>
-              </w:pBdr>
-              <w:spacing w:after="100" w:before="100" w:line="240"/>
-              <w:ind w:left="100" w:right="100" w:firstLine="0" w:firstLineChars="0"/>
-              <w:rPr>
-                <w:rFonts w:ascii="Helvetica" w:hAnsi="Helvetica" w:eastAsia="Helvetica" w:cs="Helvetica"/>
-                <w:i w:val="false"/>
-                <w:b w:val="false"/>
-                <w:u w:val="none"/>
-                <w:sz w:val="22"/>
-                <w:szCs w:val="22"/>
-                <w:color w:val="000000"/>
-              </w:rPr>
-            </w:pPr>
-            <w:r>
-              <w:rPr>
-                <w:rFonts w:ascii="Helvetica" w:hAnsi="Helvetica" w:eastAsia="Helvetica" w:cs="Helvetica"/>
-                <w:i w:val="false"/>
-                <w:b w:val="false"/>
-                <w:u w:val="none"/>
-                <w:sz w:val="22"/>
-                <w:szCs w:val="22"/>
-                <w:color w:val="000000"/>
-              </w:rPr>
-              <w:t xml:space="preserve">0.720</w:t>
+              <w:t xml:space="preserve">0.65</w:t>
+            </w:r>
+          </w:p>
+        </w:tc>
+        <w:tc>
+          <w:tcPr>
+            <w:tcBorders>
+              <w:bottom w:val="none" w:sz="0" w:space="0" w:color="000000"/>
+              <w:top w:val="none" w:sz="0" w:space="0" w:color="000000"/>
+              <w:left w:val="none" w:sz="0" w:space="0" w:color="000000"/>
+              <w:right w:val="none" w:sz="0" w:space="0" w:color="000000"/>
+            </w:tcBorders>
+            <w:shd w:val="clear" w:color="auto" w:fill="FFFFFF"/>
+            <w:tcMar>
+              <w:top w:w="0" w:type="dxa"/>
+              <w:bottom w:w="0" w:type="dxa"/>
+              <w:left w:w="0" w:type="dxa"/>
+              <w:right w:w="0" w:type="dxa"/>
+            </w:tcMar>
+            <w:vAlign w:val="top"/>
+          </w:tcPr>
+          <w:p>
+            <w:pPr>
+              <w:pStyle w:val="Normal"/>
+              <w:jc w:val="center"/>
+              <w:pBdr>
+                <w:bottom w:val="none" w:sz="0" w:space="0" w:color="000000"/>
+                <w:top w:val="none" w:sz="0" w:space="0" w:color="000000"/>
+                <w:left w:val="none" w:sz="0" w:space="0" w:color="000000"/>
+                <w:right w:val="none" w:sz="0" w:space="0" w:color="000000"/>
+              </w:pBdr>
+              <w:spacing w:after="100" w:before="100" w:line="240"/>
+              <w:ind w:left="100" w:right="100" w:firstLine="0" w:firstLineChars="0"/>
+              <w:rPr>
+                <w:rFonts w:ascii="Helvetica" w:hAnsi="Helvetica" w:eastAsia="Helvetica" w:cs="Helvetica"/>
+                <w:i w:val="false"/>
+                <w:b w:val="false"/>
+                <w:u w:val="none"/>
+                <w:sz w:val="22"/>
+                <w:szCs w:val="22"/>
+                <w:color w:val="000000"/>
+              </w:rPr>
+            </w:pPr>
+            <w:r>
+              <w:rPr>
+                <w:rFonts w:ascii="Helvetica" w:hAnsi="Helvetica" w:eastAsia="Helvetica" w:cs="Helvetica"/>
+                <w:i w:val="false"/>
+                <w:b w:val="false"/>
+                <w:u w:val="none"/>
+                <w:sz w:val="22"/>
+                <w:szCs w:val="22"/>
+                <w:color w:val="000000"/>
+              </w:rPr>
+              <w:t xml:space="preserve">0.09, 4.85</w:t>
+            </w:r>
+          </w:p>
+        </w:tc>
+        <w:tc>
+          <w:tcPr>
+            <w:tcBorders>
+              <w:bottom w:val="none" w:sz="0" w:space="0" w:color="000000"/>
+              <w:top w:val="none" w:sz="0" w:space="0" w:color="000000"/>
+              <w:left w:val="none" w:sz="0" w:space="0" w:color="000000"/>
+              <w:right w:val="none" w:sz="0" w:space="0" w:color="000000"/>
+            </w:tcBorders>
+            <w:shd w:val="clear" w:color="auto" w:fill="FFFFFF"/>
+            <w:tcMar>
+              <w:top w:w="0" w:type="dxa"/>
+              <w:bottom w:w="0" w:type="dxa"/>
+              <w:left w:w="0" w:type="dxa"/>
+              <w:right w:w="0" w:type="dxa"/>
+            </w:tcMar>
+            <w:vAlign w:val="top"/>
+          </w:tcPr>
+          <w:p>
+            <w:pPr>
+              <w:pStyle w:val="Normal"/>
+              <w:jc w:val="center"/>
+              <w:pBdr>
+                <w:bottom w:val="none" w:sz="0" w:space="0" w:color="000000"/>
+                <w:top w:val="none" w:sz="0" w:space="0" w:color="000000"/>
+                <w:left w:val="none" w:sz="0" w:space="0" w:color="000000"/>
+                <w:right w:val="none" w:sz="0" w:space="0" w:color="000000"/>
+              </w:pBdr>
+              <w:spacing w:after="100" w:before="100" w:line="240"/>
+              <w:ind w:left="100" w:right="100" w:firstLine="0" w:firstLineChars="0"/>
+              <w:rPr>
+                <w:rFonts w:ascii="Helvetica" w:hAnsi="Helvetica" w:eastAsia="Helvetica" w:cs="Helvetica"/>
+                <w:i w:val="false"/>
+                <w:b w:val="false"/>
+                <w:u w:val="none"/>
+                <w:sz w:val="22"/>
+                <w:szCs w:val="22"/>
+                <w:color w:val="000000"/>
+              </w:rPr>
+            </w:pPr>
+            <w:r>
+              <w:rPr>
+                <w:rFonts w:ascii="Helvetica" w:hAnsi="Helvetica" w:eastAsia="Helvetica" w:cs="Helvetica"/>
+                <w:i w:val="false"/>
+                <w:b w:val="false"/>
+                <w:u w:val="none"/>
+                <w:sz w:val="22"/>
+                <w:szCs w:val="22"/>
+                <w:color w:val="000000"/>
+              </w:rPr>
+              <w:t xml:space="preserve">0.680</w:t>
             </w:r>
           </w:p>
         </w:tc>
@@ -7865,113 +7865,113 @@
                 <w:szCs w:val="22"/>
                 <w:color w:val="000000"/>
               </w:rPr>
-              <w:t xml:space="preserve">0.67</w:t>
-            </w:r>
-          </w:p>
-        </w:tc>
-        <w:tc>
-          <w:tcPr>
-            <w:tcBorders>
-              <w:bottom w:val="none" w:sz="0" w:space="0" w:color="000000"/>
-              <w:top w:val="none" w:sz="0" w:space="0" w:color="000000"/>
-              <w:left w:val="none" w:sz="0" w:space="0" w:color="000000"/>
-              <w:right w:val="none" w:sz="0" w:space="0" w:color="000000"/>
-            </w:tcBorders>
-            <w:shd w:val="clear" w:color="auto" w:fill="FFFFFF"/>
-            <w:tcMar>
-              <w:top w:w="0" w:type="dxa"/>
-              <w:bottom w:w="0" w:type="dxa"/>
-              <w:left w:w="0" w:type="dxa"/>
-              <w:right w:w="0" w:type="dxa"/>
-            </w:tcMar>
-            <w:vAlign w:val="top"/>
-          </w:tcPr>
-          <w:p>
-            <w:pPr>
-              <w:pStyle w:val="Normal"/>
-              <w:jc w:val="center"/>
-              <w:pBdr>
-                <w:bottom w:val="none" w:sz="0" w:space="0" w:color="000000"/>
-                <w:top w:val="none" w:sz="0" w:space="0" w:color="000000"/>
-                <w:left w:val="none" w:sz="0" w:space="0" w:color="000000"/>
-                <w:right w:val="none" w:sz="0" w:space="0" w:color="000000"/>
-              </w:pBdr>
-              <w:spacing w:after="100" w:before="100" w:line="240"/>
-              <w:ind w:left="100" w:right="100" w:firstLine="0" w:firstLineChars="0"/>
-              <w:rPr>
-                <w:rFonts w:ascii="Helvetica" w:hAnsi="Helvetica" w:eastAsia="Helvetica" w:cs="Helvetica"/>
-                <w:i w:val="false"/>
-                <w:b w:val="false"/>
-                <w:u w:val="none"/>
-                <w:sz w:val="22"/>
-                <w:szCs w:val="22"/>
-                <w:color w:val="000000"/>
-              </w:rPr>
-            </w:pPr>
-            <w:r>
-              <w:rPr>
-                <w:rFonts w:ascii="Helvetica" w:hAnsi="Helvetica" w:eastAsia="Helvetica" w:cs="Helvetica"/>
-                <w:i w:val="false"/>
-                <w:b w:val="false"/>
-                <w:u w:val="none"/>
-                <w:sz w:val="22"/>
-                <w:szCs w:val="22"/>
-                <w:color w:val="000000"/>
-              </w:rPr>
-              <w:t xml:space="preserve">0.11, 4.10</w:t>
-            </w:r>
-          </w:p>
-        </w:tc>
-        <w:tc>
-          <w:tcPr>
-            <w:tcBorders>
-              <w:bottom w:val="none" w:sz="0" w:space="0" w:color="000000"/>
-              <w:top w:val="none" w:sz="0" w:space="0" w:color="000000"/>
-              <w:left w:val="none" w:sz="0" w:space="0" w:color="000000"/>
-              <w:right w:val="none" w:sz="0" w:space="0" w:color="000000"/>
-            </w:tcBorders>
-            <w:shd w:val="clear" w:color="auto" w:fill="FFFFFF"/>
-            <w:tcMar>
-              <w:top w:w="0" w:type="dxa"/>
-              <w:bottom w:w="0" w:type="dxa"/>
-              <w:left w:w="0" w:type="dxa"/>
-              <w:right w:w="0" w:type="dxa"/>
-            </w:tcMar>
-            <w:vAlign w:val="top"/>
-          </w:tcPr>
-          <w:p>
-            <w:pPr>
-              <w:pStyle w:val="Normal"/>
-              <w:jc w:val="center"/>
-              <w:pBdr>
-                <w:bottom w:val="none" w:sz="0" w:space="0" w:color="000000"/>
-                <w:top w:val="none" w:sz="0" w:space="0" w:color="000000"/>
-                <w:left w:val="none" w:sz="0" w:space="0" w:color="000000"/>
-                <w:right w:val="none" w:sz="0" w:space="0" w:color="000000"/>
-              </w:pBdr>
-              <w:spacing w:after="100" w:before="100" w:line="240"/>
-              <w:ind w:left="100" w:right="100" w:firstLine="0" w:firstLineChars="0"/>
-              <w:rPr>
-                <w:rFonts w:ascii="Helvetica" w:hAnsi="Helvetica" w:eastAsia="Helvetica" w:cs="Helvetica"/>
-                <w:i w:val="false"/>
-                <w:b w:val="false"/>
-                <w:u w:val="none"/>
-                <w:sz w:val="22"/>
-                <w:szCs w:val="22"/>
-                <w:color w:val="000000"/>
-              </w:rPr>
-            </w:pPr>
-            <w:r>
-              <w:rPr>
-                <w:rFonts w:ascii="Helvetica" w:hAnsi="Helvetica" w:eastAsia="Helvetica" w:cs="Helvetica"/>
-                <w:i w:val="false"/>
-                <w:b w:val="false"/>
-                <w:u w:val="none"/>
-                <w:sz w:val="22"/>
-                <w:szCs w:val="22"/>
-                <w:color w:val="000000"/>
-              </w:rPr>
-              <w:t xml:space="preserve">0.660</w:t>
+              <w:t xml:space="preserve">0.73</w:t>
+            </w:r>
+          </w:p>
+        </w:tc>
+        <w:tc>
+          <w:tcPr>
+            <w:tcBorders>
+              <w:bottom w:val="none" w:sz="0" w:space="0" w:color="000000"/>
+              <w:top w:val="none" w:sz="0" w:space="0" w:color="000000"/>
+              <w:left w:val="none" w:sz="0" w:space="0" w:color="000000"/>
+              <w:right w:val="none" w:sz="0" w:space="0" w:color="000000"/>
+            </w:tcBorders>
+            <w:shd w:val="clear" w:color="auto" w:fill="FFFFFF"/>
+            <w:tcMar>
+              <w:top w:w="0" w:type="dxa"/>
+              <w:bottom w:w="0" w:type="dxa"/>
+              <w:left w:w="0" w:type="dxa"/>
+              <w:right w:w="0" w:type="dxa"/>
+            </w:tcMar>
+            <w:vAlign w:val="top"/>
+          </w:tcPr>
+          <w:p>
+            <w:pPr>
+              <w:pStyle w:val="Normal"/>
+              <w:jc w:val="center"/>
+              <w:pBdr>
+                <w:bottom w:val="none" w:sz="0" w:space="0" w:color="000000"/>
+                <w:top w:val="none" w:sz="0" w:space="0" w:color="000000"/>
+                <w:left w:val="none" w:sz="0" w:space="0" w:color="000000"/>
+                <w:right w:val="none" w:sz="0" w:space="0" w:color="000000"/>
+              </w:pBdr>
+              <w:spacing w:after="100" w:before="100" w:line="240"/>
+              <w:ind w:left="100" w:right="100" w:firstLine="0" w:firstLineChars="0"/>
+              <w:rPr>
+                <w:rFonts w:ascii="Helvetica" w:hAnsi="Helvetica" w:eastAsia="Helvetica" w:cs="Helvetica"/>
+                <w:i w:val="false"/>
+                <w:b w:val="false"/>
+                <w:u w:val="none"/>
+                <w:sz w:val="22"/>
+                <w:szCs w:val="22"/>
+                <w:color w:val="000000"/>
+              </w:rPr>
+            </w:pPr>
+            <w:r>
+              <w:rPr>
+                <w:rFonts w:ascii="Helvetica" w:hAnsi="Helvetica" w:eastAsia="Helvetica" w:cs="Helvetica"/>
+                <w:i w:val="false"/>
+                <w:b w:val="false"/>
+                <w:u w:val="none"/>
+                <w:sz w:val="22"/>
+                <w:szCs w:val="22"/>
+                <w:color w:val="000000"/>
+              </w:rPr>
+              <w:t xml:space="preserve">0.12, 4.47</w:t>
+            </w:r>
+          </w:p>
+        </w:tc>
+        <w:tc>
+          <w:tcPr>
+            <w:tcBorders>
+              <w:bottom w:val="none" w:sz="0" w:space="0" w:color="000000"/>
+              <w:top w:val="none" w:sz="0" w:space="0" w:color="000000"/>
+              <w:left w:val="none" w:sz="0" w:space="0" w:color="000000"/>
+              <w:right w:val="none" w:sz="0" w:space="0" w:color="000000"/>
+            </w:tcBorders>
+            <w:shd w:val="clear" w:color="auto" w:fill="FFFFFF"/>
+            <w:tcMar>
+              <w:top w:w="0" w:type="dxa"/>
+              <w:bottom w:w="0" w:type="dxa"/>
+              <w:left w:w="0" w:type="dxa"/>
+              <w:right w:w="0" w:type="dxa"/>
+            </w:tcMar>
+            <w:vAlign w:val="top"/>
+          </w:tcPr>
+          <w:p>
+            <w:pPr>
+              <w:pStyle w:val="Normal"/>
+              <w:jc w:val="center"/>
+              <w:pBdr>
+                <w:bottom w:val="none" w:sz="0" w:space="0" w:color="000000"/>
+                <w:top w:val="none" w:sz="0" w:space="0" w:color="000000"/>
+                <w:left w:val="none" w:sz="0" w:space="0" w:color="000000"/>
+                <w:right w:val="none" w:sz="0" w:space="0" w:color="000000"/>
+              </w:pBdr>
+              <w:spacing w:after="100" w:before="100" w:line="240"/>
+              <w:ind w:left="100" w:right="100" w:firstLine="0" w:firstLineChars="0"/>
+              <w:rPr>
+                <w:rFonts w:ascii="Helvetica" w:hAnsi="Helvetica" w:eastAsia="Helvetica" w:cs="Helvetica"/>
+                <w:i w:val="false"/>
+                <w:b w:val="false"/>
+                <w:u w:val="none"/>
+                <w:sz w:val="22"/>
+                <w:szCs w:val="22"/>
+                <w:color w:val="000000"/>
+              </w:rPr>
+            </w:pPr>
+            <w:r>
+              <w:rPr>
+                <w:rFonts w:ascii="Helvetica" w:hAnsi="Helvetica" w:eastAsia="Helvetica" w:cs="Helvetica"/>
+                <w:i w:val="false"/>
+                <w:b w:val="false"/>
+                <w:u w:val="none"/>
+                <w:sz w:val="22"/>
+                <w:szCs w:val="22"/>
+                <w:color w:val="000000"/>
+              </w:rPr>
+              <w:t xml:space="preserve">0.730</w:t>
             </w:r>
           </w:p>
         </w:tc>
@@ -8348,113 +8348,113 @@
                 <w:szCs w:val="22"/>
                 <w:color w:val="000000"/>
               </w:rPr>
-              <w:t xml:space="preserve">0.58</w:t>
-            </w:r>
-          </w:p>
-        </w:tc>
-        <w:tc>
-          <w:tcPr>
-            <w:tcBorders>
-              <w:bottom w:val="none" w:sz="0" w:space="0" w:color="000000"/>
-              <w:top w:val="none" w:sz="0" w:space="0" w:color="000000"/>
-              <w:left w:val="none" w:sz="0" w:space="0" w:color="000000"/>
-              <w:right w:val="none" w:sz="0" w:space="0" w:color="000000"/>
-            </w:tcBorders>
-            <w:shd w:val="clear" w:color="auto" w:fill="FFFFFF"/>
-            <w:tcMar>
-              <w:top w:w="0" w:type="dxa"/>
-              <w:bottom w:w="0" w:type="dxa"/>
-              <w:left w:w="0" w:type="dxa"/>
-              <w:right w:w="0" w:type="dxa"/>
-            </w:tcMar>
-            <w:vAlign w:val="top"/>
-          </w:tcPr>
-          <w:p>
-            <w:pPr>
-              <w:pStyle w:val="Normal"/>
-              <w:jc w:val="center"/>
-              <w:pBdr>
-                <w:bottom w:val="none" w:sz="0" w:space="0" w:color="000000"/>
-                <w:top w:val="none" w:sz="0" w:space="0" w:color="000000"/>
-                <w:left w:val="none" w:sz="0" w:space="0" w:color="000000"/>
-                <w:right w:val="none" w:sz="0" w:space="0" w:color="000000"/>
-              </w:pBdr>
-              <w:spacing w:after="100" w:before="100" w:line="240"/>
-              <w:ind w:left="100" w:right="100" w:firstLine="0" w:firstLineChars="0"/>
-              <w:rPr>
-                <w:rFonts w:ascii="Helvetica" w:hAnsi="Helvetica" w:eastAsia="Helvetica" w:cs="Helvetica"/>
-                <w:i w:val="false"/>
-                <w:b w:val="false"/>
-                <w:u w:val="none"/>
-                <w:sz w:val="22"/>
-                <w:szCs w:val="22"/>
-                <w:color w:val="000000"/>
-              </w:rPr>
-            </w:pPr>
-            <w:r>
-              <w:rPr>
-                <w:rFonts w:ascii="Helvetica" w:hAnsi="Helvetica" w:eastAsia="Helvetica" w:cs="Helvetica"/>
-                <w:i w:val="false"/>
-                <w:b w:val="false"/>
-                <w:u w:val="none"/>
-                <w:sz w:val="22"/>
-                <w:szCs w:val="22"/>
-                <w:color w:val="000000"/>
-              </w:rPr>
-              <w:t xml:space="preserve">0.05, 6.99</w:t>
-            </w:r>
-          </w:p>
-        </w:tc>
-        <w:tc>
-          <w:tcPr>
-            <w:tcBorders>
-              <w:bottom w:val="none" w:sz="0" w:space="0" w:color="000000"/>
-              <w:top w:val="none" w:sz="0" w:space="0" w:color="000000"/>
-              <w:left w:val="none" w:sz="0" w:space="0" w:color="000000"/>
-              <w:right w:val="none" w:sz="0" w:space="0" w:color="000000"/>
-            </w:tcBorders>
-            <w:shd w:val="clear" w:color="auto" w:fill="FFFFFF"/>
-            <w:tcMar>
-              <w:top w:w="0" w:type="dxa"/>
-              <w:bottom w:w="0" w:type="dxa"/>
-              <w:left w:w="0" w:type="dxa"/>
-              <w:right w:w="0" w:type="dxa"/>
-            </w:tcMar>
-            <w:vAlign w:val="top"/>
-          </w:tcPr>
-          <w:p>
-            <w:pPr>
-              <w:pStyle w:val="Normal"/>
-              <w:jc w:val="center"/>
-              <w:pBdr>
-                <w:bottom w:val="none" w:sz="0" w:space="0" w:color="000000"/>
-                <w:top w:val="none" w:sz="0" w:space="0" w:color="000000"/>
-                <w:left w:val="none" w:sz="0" w:space="0" w:color="000000"/>
-                <w:right w:val="none" w:sz="0" w:space="0" w:color="000000"/>
-              </w:pBdr>
-              <w:spacing w:after="100" w:before="100" w:line="240"/>
-              <w:ind w:left="100" w:right="100" w:firstLine="0" w:firstLineChars="0"/>
-              <w:rPr>
-                <w:rFonts w:ascii="Helvetica" w:hAnsi="Helvetica" w:eastAsia="Helvetica" w:cs="Helvetica"/>
-                <w:i w:val="false"/>
-                <w:b w:val="false"/>
-                <w:u w:val="none"/>
-                <w:sz w:val="22"/>
-                <w:szCs w:val="22"/>
-                <w:color w:val="000000"/>
-              </w:rPr>
-            </w:pPr>
-            <w:r>
-              <w:rPr>
-                <w:rFonts w:ascii="Helvetica" w:hAnsi="Helvetica" w:eastAsia="Helvetica" w:cs="Helvetica"/>
-                <w:i w:val="false"/>
-                <w:b w:val="false"/>
-                <w:u w:val="none"/>
-                <w:sz w:val="22"/>
-                <w:szCs w:val="22"/>
-                <w:color w:val="000000"/>
-              </w:rPr>
-              <w:t xml:space="preserve">0.670</w:t>
+              <w:t xml:space="preserve">0.57</w:t>
+            </w:r>
+          </w:p>
+        </w:tc>
+        <w:tc>
+          <w:tcPr>
+            <w:tcBorders>
+              <w:bottom w:val="none" w:sz="0" w:space="0" w:color="000000"/>
+              <w:top w:val="none" w:sz="0" w:space="0" w:color="000000"/>
+              <w:left w:val="none" w:sz="0" w:space="0" w:color="000000"/>
+              <w:right w:val="none" w:sz="0" w:space="0" w:color="000000"/>
+            </w:tcBorders>
+            <w:shd w:val="clear" w:color="auto" w:fill="FFFFFF"/>
+            <w:tcMar>
+              <w:top w:w="0" w:type="dxa"/>
+              <w:bottom w:w="0" w:type="dxa"/>
+              <w:left w:w="0" w:type="dxa"/>
+              <w:right w:w="0" w:type="dxa"/>
+            </w:tcMar>
+            <w:vAlign w:val="top"/>
+          </w:tcPr>
+          <w:p>
+            <w:pPr>
+              <w:pStyle w:val="Normal"/>
+              <w:jc w:val="center"/>
+              <w:pBdr>
+                <w:bottom w:val="none" w:sz="0" w:space="0" w:color="000000"/>
+                <w:top w:val="none" w:sz="0" w:space="0" w:color="000000"/>
+                <w:left w:val="none" w:sz="0" w:space="0" w:color="000000"/>
+                <w:right w:val="none" w:sz="0" w:space="0" w:color="000000"/>
+              </w:pBdr>
+              <w:spacing w:after="100" w:before="100" w:line="240"/>
+              <w:ind w:left="100" w:right="100" w:firstLine="0" w:firstLineChars="0"/>
+              <w:rPr>
+                <w:rFonts w:ascii="Helvetica" w:hAnsi="Helvetica" w:eastAsia="Helvetica" w:cs="Helvetica"/>
+                <w:i w:val="false"/>
+                <w:b w:val="false"/>
+                <w:u w:val="none"/>
+                <w:sz w:val="22"/>
+                <w:szCs w:val="22"/>
+                <w:color w:val="000000"/>
+              </w:rPr>
+            </w:pPr>
+            <w:r>
+              <w:rPr>
+                <w:rFonts w:ascii="Helvetica" w:hAnsi="Helvetica" w:eastAsia="Helvetica" w:cs="Helvetica"/>
+                <w:i w:val="false"/>
+                <w:b w:val="false"/>
+                <w:u w:val="none"/>
+                <w:sz w:val="22"/>
+                <w:szCs w:val="22"/>
+                <w:color w:val="000000"/>
+              </w:rPr>
+              <w:t xml:space="preserve">0.05, 6.56</w:t>
+            </w:r>
+          </w:p>
+        </w:tc>
+        <w:tc>
+          <w:tcPr>
+            <w:tcBorders>
+              <w:bottom w:val="none" w:sz="0" w:space="0" w:color="000000"/>
+              <w:top w:val="none" w:sz="0" w:space="0" w:color="000000"/>
+              <w:left w:val="none" w:sz="0" w:space="0" w:color="000000"/>
+              <w:right w:val="none" w:sz="0" w:space="0" w:color="000000"/>
+            </w:tcBorders>
+            <w:shd w:val="clear" w:color="auto" w:fill="FFFFFF"/>
+            <w:tcMar>
+              <w:top w:w="0" w:type="dxa"/>
+              <w:bottom w:w="0" w:type="dxa"/>
+              <w:left w:w="0" w:type="dxa"/>
+              <w:right w:w="0" w:type="dxa"/>
+            </w:tcMar>
+            <w:vAlign w:val="top"/>
+          </w:tcPr>
+          <w:p>
+            <w:pPr>
+              <w:pStyle w:val="Normal"/>
+              <w:jc w:val="center"/>
+              <w:pBdr>
+                <w:bottom w:val="none" w:sz="0" w:space="0" w:color="000000"/>
+                <w:top w:val="none" w:sz="0" w:space="0" w:color="000000"/>
+                <w:left w:val="none" w:sz="0" w:space="0" w:color="000000"/>
+                <w:right w:val="none" w:sz="0" w:space="0" w:color="000000"/>
+              </w:pBdr>
+              <w:spacing w:after="100" w:before="100" w:line="240"/>
+              <w:ind w:left="100" w:right="100" w:firstLine="0" w:firstLineChars="0"/>
+              <w:rPr>
+                <w:rFonts w:ascii="Helvetica" w:hAnsi="Helvetica" w:eastAsia="Helvetica" w:cs="Helvetica"/>
+                <w:i w:val="false"/>
+                <w:b w:val="false"/>
+                <w:u w:val="none"/>
+                <w:sz w:val="22"/>
+                <w:szCs w:val="22"/>
+                <w:color w:val="000000"/>
+              </w:rPr>
+            </w:pPr>
+            <w:r>
+              <w:rPr>
+                <w:rFonts w:ascii="Helvetica" w:hAnsi="Helvetica" w:eastAsia="Helvetica" w:cs="Helvetica"/>
+                <w:i w:val="false"/>
+                <w:b w:val="false"/>
+                <w:u w:val="none"/>
+                <w:sz w:val="22"/>
+                <w:szCs w:val="22"/>
+                <w:color w:val="000000"/>
+              </w:rPr>
+              <w:t xml:space="preserve">0.660</w:t>
             </w:r>
           </w:p>
         </w:tc>
@@ -10280,113 +10280,113 @@
                 <w:szCs w:val="22"/>
                 <w:color w:val="000000"/>
               </w:rPr>
-              <w:t xml:space="preserve">1.95</w:t>
-            </w:r>
-          </w:p>
-        </w:tc>
-        <w:tc>
-          <w:tcPr>
-            <w:tcBorders>
-              <w:bottom w:val="none" w:sz="0" w:space="0" w:color="000000"/>
-              <w:top w:val="none" w:sz="0" w:space="0" w:color="000000"/>
-              <w:left w:val="none" w:sz="0" w:space="0" w:color="000000"/>
-              <w:right w:val="none" w:sz="0" w:space="0" w:color="000000"/>
-            </w:tcBorders>
-            <w:shd w:val="clear" w:color="auto" w:fill="FFFFFF"/>
-            <w:tcMar>
-              <w:top w:w="0" w:type="dxa"/>
-              <w:bottom w:w="0" w:type="dxa"/>
-              <w:left w:w="0" w:type="dxa"/>
-              <w:right w:w="0" w:type="dxa"/>
-            </w:tcMar>
-            <w:vAlign w:val="top"/>
-          </w:tcPr>
-          <w:p>
-            <w:pPr>
-              <w:pStyle w:val="Normal"/>
-              <w:jc w:val="center"/>
-              <w:pBdr>
-                <w:bottom w:val="none" w:sz="0" w:space="0" w:color="000000"/>
-                <w:top w:val="none" w:sz="0" w:space="0" w:color="000000"/>
-                <w:left w:val="none" w:sz="0" w:space="0" w:color="000000"/>
-                <w:right w:val="none" w:sz="0" w:space="0" w:color="000000"/>
-              </w:pBdr>
-              <w:spacing w:after="100" w:before="100" w:line="240"/>
-              <w:ind w:left="100" w:right="100" w:firstLine="0" w:firstLineChars="0"/>
-              <w:rPr>
-                <w:rFonts w:ascii="Helvetica" w:hAnsi="Helvetica" w:eastAsia="Helvetica" w:cs="Helvetica"/>
-                <w:i w:val="false"/>
-                <w:b w:val="false"/>
-                <w:u w:val="none"/>
-                <w:sz w:val="22"/>
-                <w:szCs w:val="22"/>
-                <w:color w:val="000000"/>
-              </w:rPr>
-            </w:pPr>
-            <w:r>
-              <w:rPr>
-                <w:rFonts w:ascii="Helvetica" w:hAnsi="Helvetica" w:eastAsia="Helvetica" w:cs="Helvetica"/>
-                <w:i w:val="false"/>
-                <w:b w:val="false"/>
-                <w:u w:val="none"/>
-                <w:sz w:val="22"/>
-                <w:szCs w:val="22"/>
-                <w:color w:val="000000"/>
-              </w:rPr>
-              <w:t xml:space="preserve">0.58, 6.53</w:t>
-            </w:r>
-          </w:p>
-        </w:tc>
-        <w:tc>
-          <w:tcPr>
-            <w:tcBorders>
-              <w:bottom w:val="none" w:sz="0" w:space="0" w:color="000000"/>
-              <w:top w:val="none" w:sz="0" w:space="0" w:color="000000"/>
-              <w:left w:val="none" w:sz="0" w:space="0" w:color="000000"/>
-              <w:right w:val="none" w:sz="0" w:space="0" w:color="000000"/>
-            </w:tcBorders>
-            <w:shd w:val="clear" w:color="auto" w:fill="FFFFFF"/>
-            <w:tcMar>
-              <w:top w:w="0" w:type="dxa"/>
-              <w:bottom w:w="0" w:type="dxa"/>
-              <w:left w:w="0" w:type="dxa"/>
-              <w:right w:w="0" w:type="dxa"/>
-            </w:tcMar>
-            <w:vAlign w:val="top"/>
-          </w:tcPr>
-          <w:p>
-            <w:pPr>
-              <w:pStyle w:val="Normal"/>
-              <w:jc w:val="center"/>
-              <w:pBdr>
-                <w:bottom w:val="none" w:sz="0" w:space="0" w:color="000000"/>
-                <w:top w:val="none" w:sz="0" w:space="0" w:color="000000"/>
-                <w:left w:val="none" w:sz="0" w:space="0" w:color="000000"/>
-                <w:right w:val="none" w:sz="0" w:space="0" w:color="000000"/>
-              </w:pBdr>
-              <w:spacing w:after="100" w:before="100" w:line="240"/>
-              <w:ind w:left="100" w:right="100" w:firstLine="0" w:firstLineChars="0"/>
-              <w:rPr>
-                <w:rFonts w:ascii="Helvetica" w:hAnsi="Helvetica" w:eastAsia="Helvetica" w:cs="Helvetica"/>
-                <w:i w:val="false"/>
-                <w:b w:val="false"/>
-                <w:u w:val="none"/>
-                <w:sz w:val="22"/>
-                <w:szCs w:val="22"/>
-                <w:color w:val="000000"/>
-              </w:rPr>
-            </w:pPr>
-            <w:r>
-              <w:rPr>
-                <w:rFonts w:ascii="Helvetica" w:hAnsi="Helvetica" w:eastAsia="Helvetica" w:cs="Helvetica"/>
-                <w:i w:val="false"/>
-                <w:b w:val="false"/>
-                <w:u w:val="none"/>
-                <w:sz w:val="22"/>
-                <w:szCs w:val="22"/>
-                <w:color w:val="000000"/>
-              </w:rPr>
-              <w:t xml:space="preserve">0.280</w:t>
+              <w:t xml:space="preserve">2.12</w:t>
+            </w:r>
+          </w:p>
+        </w:tc>
+        <w:tc>
+          <w:tcPr>
+            <w:tcBorders>
+              <w:bottom w:val="none" w:sz="0" w:space="0" w:color="000000"/>
+              <w:top w:val="none" w:sz="0" w:space="0" w:color="000000"/>
+              <w:left w:val="none" w:sz="0" w:space="0" w:color="000000"/>
+              <w:right w:val="none" w:sz="0" w:space="0" w:color="000000"/>
+            </w:tcBorders>
+            <w:shd w:val="clear" w:color="auto" w:fill="FFFFFF"/>
+            <w:tcMar>
+              <w:top w:w="0" w:type="dxa"/>
+              <w:bottom w:w="0" w:type="dxa"/>
+              <w:left w:w="0" w:type="dxa"/>
+              <w:right w:w="0" w:type="dxa"/>
+            </w:tcMar>
+            <w:vAlign w:val="top"/>
+          </w:tcPr>
+          <w:p>
+            <w:pPr>
+              <w:pStyle w:val="Normal"/>
+              <w:jc w:val="center"/>
+              <w:pBdr>
+                <w:bottom w:val="none" w:sz="0" w:space="0" w:color="000000"/>
+                <w:top w:val="none" w:sz="0" w:space="0" w:color="000000"/>
+                <w:left w:val="none" w:sz="0" w:space="0" w:color="000000"/>
+                <w:right w:val="none" w:sz="0" w:space="0" w:color="000000"/>
+              </w:pBdr>
+              <w:spacing w:after="100" w:before="100" w:line="240"/>
+              <w:ind w:left="100" w:right="100" w:firstLine="0" w:firstLineChars="0"/>
+              <w:rPr>
+                <w:rFonts w:ascii="Helvetica" w:hAnsi="Helvetica" w:eastAsia="Helvetica" w:cs="Helvetica"/>
+                <w:i w:val="false"/>
+                <w:b w:val="false"/>
+                <w:u w:val="none"/>
+                <w:sz w:val="22"/>
+                <w:szCs w:val="22"/>
+                <w:color w:val="000000"/>
+              </w:rPr>
+            </w:pPr>
+            <w:r>
+              <w:rPr>
+                <w:rFonts w:ascii="Helvetica" w:hAnsi="Helvetica" w:eastAsia="Helvetica" w:cs="Helvetica"/>
+                <w:i w:val="false"/>
+                <w:b w:val="false"/>
+                <w:u w:val="none"/>
+                <w:sz w:val="22"/>
+                <w:szCs w:val="22"/>
+                <w:color w:val="000000"/>
+              </w:rPr>
+              <w:t xml:space="preserve">0.61, 7.40</w:t>
+            </w:r>
+          </w:p>
+        </w:tc>
+        <w:tc>
+          <w:tcPr>
+            <w:tcBorders>
+              <w:bottom w:val="none" w:sz="0" w:space="0" w:color="000000"/>
+              <w:top w:val="none" w:sz="0" w:space="0" w:color="000000"/>
+              <w:left w:val="none" w:sz="0" w:space="0" w:color="000000"/>
+              <w:right w:val="none" w:sz="0" w:space="0" w:color="000000"/>
+            </w:tcBorders>
+            <w:shd w:val="clear" w:color="auto" w:fill="FFFFFF"/>
+            <w:tcMar>
+              <w:top w:w="0" w:type="dxa"/>
+              <w:bottom w:w="0" w:type="dxa"/>
+              <w:left w:w="0" w:type="dxa"/>
+              <w:right w:w="0" w:type="dxa"/>
+            </w:tcMar>
+            <w:vAlign w:val="top"/>
+          </w:tcPr>
+          <w:p>
+            <w:pPr>
+              <w:pStyle w:val="Normal"/>
+              <w:jc w:val="center"/>
+              <w:pBdr>
+                <w:bottom w:val="none" w:sz="0" w:space="0" w:color="000000"/>
+                <w:top w:val="none" w:sz="0" w:space="0" w:color="000000"/>
+                <w:left w:val="none" w:sz="0" w:space="0" w:color="000000"/>
+                <w:right w:val="none" w:sz="0" w:space="0" w:color="000000"/>
+              </w:pBdr>
+              <w:spacing w:after="100" w:before="100" w:line="240"/>
+              <w:ind w:left="100" w:right="100" w:firstLine="0" w:firstLineChars="0"/>
+              <w:rPr>
+                <w:rFonts w:ascii="Helvetica" w:hAnsi="Helvetica" w:eastAsia="Helvetica" w:cs="Helvetica"/>
+                <w:i w:val="false"/>
+                <w:b w:val="false"/>
+                <w:u w:val="none"/>
+                <w:sz w:val="22"/>
+                <w:szCs w:val="22"/>
+                <w:color w:val="000000"/>
+              </w:rPr>
+            </w:pPr>
+            <w:r>
+              <w:rPr>
+                <w:rFonts w:ascii="Helvetica" w:hAnsi="Helvetica" w:eastAsia="Helvetica" w:cs="Helvetica"/>
+                <w:i w:val="false"/>
+                <w:b w:val="false"/>
+                <w:u w:val="none"/>
+                <w:sz w:val="22"/>
+                <w:szCs w:val="22"/>
+                <w:color w:val="000000"/>
+              </w:rPr>
+              <w:t xml:space="preserve">0.240</w:t>
             </w:r>
           </w:p>
         </w:tc>
@@ -11729,113 +11729,113 @@
                 <w:szCs w:val="22"/>
                 <w:color w:val="000000"/>
               </w:rPr>
-              <w:t xml:space="preserve">4.75</w:t>
-            </w:r>
-          </w:p>
-        </w:tc>
-        <w:tc>
-          <w:tcPr>
-            <w:tcBorders>
-              <w:bottom w:val="none" w:sz="0" w:space="0" w:color="000000"/>
-              <w:top w:val="none" w:sz="0" w:space="0" w:color="000000"/>
-              <w:left w:val="none" w:sz="0" w:space="0" w:color="000000"/>
-              <w:right w:val="none" w:sz="0" w:space="0" w:color="000000"/>
-            </w:tcBorders>
-            <w:shd w:val="clear" w:color="auto" w:fill="FFFFFF"/>
-            <w:tcMar>
-              <w:top w:w="0" w:type="dxa"/>
-              <w:bottom w:w="0" w:type="dxa"/>
-              <w:left w:w="0" w:type="dxa"/>
-              <w:right w:w="0" w:type="dxa"/>
-            </w:tcMar>
-            <w:vAlign w:val="top"/>
-          </w:tcPr>
-          <w:p>
-            <w:pPr>
-              <w:pStyle w:val="Normal"/>
-              <w:jc w:val="center"/>
-              <w:pBdr>
-                <w:bottom w:val="none" w:sz="0" w:space="0" w:color="000000"/>
-                <w:top w:val="none" w:sz="0" w:space="0" w:color="000000"/>
-                <w:left w:val="none" w:sz="0" w:space="0" w:color="000000"/>
-                <w:right w:val="none" w:sz="0" w:space="0" w:color="000000"/>
-              </w:pBdr>
-              <w:spacing w:after="100" w:before="100" w:line="240"/>
-              <w:ind w:left="100" w:right="100" w:firstLine="0" w:firstLineChars="0"/>
-              <w:rPr>
-                <w:rFonts w:ascii="Helvetica" w:hAnsi="Helvetica" w:eastAsia="Helvetica" w:cs="Helvetica"/>
-                <w:i w:val="false"/>
-                <w:b w:val="false"/>
-                <w:u w:val="none"/>
-                <w:sz w:val="22"/>
-                <w:szCs w:val="22"/>
-                <w:color w:val="000000"/>
-              </w:rPr>
-            </w:pPr>
-            <w:r>
-              <w:rPr>
-                <w:rFonts w:ascii="Helvetica" w:hAnsi="Helvetica" w:eastAsia="Helvetica" w:cs="Helvetica"/>
-                <w:i w:val="false"/>
-                <w:b w:val="false"/>
-                <w:u w:val="none"/>
-                <w:sz w:val="22"/>
-                <w:szCs w:val="22"/>
-                <w:color w:val="000000"/>
-              </w:rPr>
-              <w:t xml:space="preserve">1.26, 17.9</w:t>
-            </w:r>
-          </w:p>
-        </w:tc>
-        <w:tc>
-          <w:tcPr>
-            <w:tcBorders>
-              <w:bottom w:val="none" w:sz="0" w:space="0" w:color="000000"/>
-              <w:top w:val="none" w:sz="0" w:space="0" w:color="000000"/>
-              <w:left w:val="none" w:sz="0" w:space="0" w:color="000000"/>
-              <w:right w:val="none" w:sz="0" w:space="0" w:color="000000"/>
-            </w:tcBorders>
-            <w:shd w:val="clear" w:color="auto" w:fill="FFFFFF"/>
-            <w:tcMar>
-              <w:top w:w="0" w:type="dxa"/>
-              <w:bottom w:w="0" w:type="dxa"/>
-              <w:left w:w="0" w:type="dxa"/>
-              <w:right w:w="0" w:type="dxa"/>
-            </w:tcMar>
-            <w:vAlign w:val="top"/>
-          </w:tcPr>
-          <w:p>
-            <w:pPr>
-              <w:pStyle w:val="Normal"/>
-              <w:jc w:val="center"/>
-              <w:pBdr>
-                <w:bottom w:val="none" w:sz="0" w:space="0" w:color="000000"/>
-                <w:top w:val="none" w:sz="0" w:space="0" w:color="000000"/>
-                <w:left w:val="none" w:sz="0" w:space="0" w:color="000000"/>
-                <w:right w:val="none" w:sz="0" w:space="0" w:color="000000"/>
-              </w:pBdr>
-              <w:spacing w:after="100" w:before="100" w:line="240"/>
-              <w:ind w:left="100" w:right="100" w:firstLine="0" w:firstLineChars="0"/>
-              <w:rPr>
-                <w:rFonts w:ascii="Helvetica" w:hAnsi="Helvetica" w:eastAsia="Helvetica" w:cs="Helvetica"/>
-                <w:i w:val="false"/>
-                <w:b w:val="false"/>
-                <w:u w:val="none"/>
-                <w:sz w:val="22"/>
-                <w:szCs w:val="22"/>
-                <w:color w:val="000000"/>
-              </w:rPr>
-            </w:pPr>
-            <w:r>
-              <w:rPr>
-                <w:rFonts w:ascii="Helvetica" w:hAnsi="Helvetica" w:eastAsia="Helvetica" w:cs="Helvetica"/>
-                <w:i w:val="false"/>
-                <w:b w:val="false"/>
-                <w:u w:val="none"/>
-                <w:sz w:val="22"/>
-                <w:szCs w:val="22"/>
-                <w:color w:val="000000"/>
-              </w:rPr>
-              <w:t xml:space="preserve">0.022</w:t>
+              <w:t xml:space="preserve">5.22</w:t>
+            </w:r>
+          </w:p>
+        </w:tc>
+        <w:tc>
+          <w:tcPr>
+            <w:tcBorders>
+              <w:bottom w:val="none" w:sz="0" w:space="0" w:color="000000"/>
+              <w:top w:val="none" w:sz="0" w:space="0" w:color="000000"/>
+              <w:left w:val="none" w:sz="0" w:space="0" w:color="000000"/>
+              <w:right w:val="none" w:sz="0" w:space="0" w:color="000000"/>
+            </w:tcBorders>
+            <w:shd w:val="clear" w:color="auto" w:fill="FFFFFF"/>
+            <w:tcMar>
+              <w:top w:w="0" w:type="dxa"/>
+              <w:bottom w:w="0" w:type="dxa"/>
+              <w:left w:w="0" w:type="dxa"/>
+              <w:right w:w="0" w:type="dxa"/>
+            </w:tcMar>
+            <w:vAlign w:val="top"/>
+          </w:tcPr>
+          <w:p>
+            <w:pPr>
+              <w:pStyle w:val="Normal"/>
+              <w:jc w:val="center"/>
+              <w:pBdr>
+                <w:bottom w:val="none" w:sz="0" w:space="0" w:color="000000"/>
+                <w:top w:val="none" w:sz="0" w:space="0" w:color="000000"/>
+                <w:left w:val="none" w:sz="0" w:space="0" w:color="000000"/>
+                <w:right w:val="none" w:sz="0" w:space="0" w:color="000000"/>
+              </w:pBdr>
+              <w:spacing w:after="100" w:before="100" w:line="240"/>
+              <w:ind w:left="100" w:right="100" w:firstLine="0" w:firstLineChars="0"/>
+              <w:rPr>
+                <w:rFonts w:ascii="Helvetica" w:hAnsi="Helvetica" w:eastAsia="Helvetica" w:cs="Helvetica"/>
+                <w:i w:val="false"/>
+                <w:b w:val="false"/>
+                <w:u w:val="none"/>
+                <w:sz w:val="22"/>
+                <w:szCs w:val="22"/>
+                <w:color w:val="000000"/>
+              </w:rPr>
+            </w:pPr>
+            <w:r>
+              <w:rPr>
+                <w:rFonts w:ascii="Helvetica" w:hAnsi="Helvetica" w:eastAsia="Helvetica" w:cs="Helvetica"/>
+                <w:i w:val="false"/>
+                <w:b w:val="false"/>
+                <w:u w:val="none"/>
+                <w:sz w:val="22"/>
+                <w:szCs w:val="22"/>
+                <w:color w:val="000000"/>
+              </w:rPr>
+              <w:t xml:space="preserve">1.32, 20.7</w:t>
+            </w:r>
+          </w:p>
+        </w:tc>
+        <w:tc>
+          <w:tcPr>
+            <w:tcBorders>
+              <w:bottom w:val="none" w:sz="0" w:space="0" w:color="000000"/>
+              <w:top w:val="none" w:sz="0" w:space="0" w:color="000000"/>
+              <w:left w:val="none" w:sz="0" w:space="0" w:color="000000"/>
+              <w:right w:val="none" w:sz="0" w:space="0" w:color="000000"/>
+            </w:tcBorders>
+            <w:shd w:val="clear" w:color="auto" w:fill="FFFFFF"/>
+            <w:tcMar>
+              <w:top w:w="0" w:type="dxa"/>
+              <w:bottom w:w="0" w:type="dxa"/>
+              <w:left w:w="0" w:type="dxa"/>
+              <w:right w:w="0" w:type="dxa"/>
+            </w:tcMar>
+            <w:vAlign w:val="top"/>
+          </w:tcPr>
+          <w:p>
+            <w:pPr>
+              <w:pStyle w:val="Normal"/>
+              <w:jc w:val="center"/>
+              <w:pBdr>
+                <w:bottom w:val="none" w:sz="0" w:space="0" w:color="000000"/>
+                <w:top w:val="none" w:sz="0" w:space="0" w:color="000000"/>
+                <w:left w:val="none" w:sz="0" w:space="0" w:color="000000"/>
+                <w:right w:val="none" w:sz="0" w:space="0" w:color="000000"/>
+              </w:pBdr>
+              <w:spacing w:after="100" w:before="100" w:line="240"/>
+              <w:ind w:left="100" w:right="100" w:firstLine="0" w:firstLineChars="0"/>
+              <w:rPr>
+                <w:rFonts w:ascii="Helvetica" w:hAnsi="Helvetica" w:eastAsia="Helvetica" w:cs="Helvetica"/>
+                <w:i w:val="false"/>
+                <w:b w:val="false"/>
+                <w:u w:val="none"/>
+                <w:sz w:val="22"/>
+                <w:szCs w:val="22"/>
+                <w:color w:val="000000"/>
+              </w:rPr>
+            </w:pPr>
+            <w:r>
+              <w:rPr>
+                <w:rFonts w:ascii="Helvetica" w:hAnsi="Helvetica" w:eastAsia="Helvetica" w:cs="Helvetica"/>
+                <w:i w:val="false"/>
+                <w:b w:val="false"/>
+                <w:u w:val="none"/>
+                <w:sz w:val="22"/>
+                <w:szCs w:val="22"/>
+                <w:color w:val="000000"/>
+              </w:rPr>
+              <w:t xml:space="preserve">0.019</w:t>
             </w:r>
           </w:p>
         </w:tc>
@@ -12265,7 +12265,7 @@
                 <w:szCs w:val="22"/>
                 <w:color w:val="000000"/>
               </w:rPr>
-              <w:t xml:space="preserve">0.25, 3.90</w:t>
+              <w:t xml:space="preserve">0.24, 4.00</w:t>
             </w:r>
           </w:p>
         </w:tc>
@@ -12695,113 +12695,113 @@
                 <w:szCs w:val="22"/>
                 <w:color w:val="000000"/>
               </w:rPr>
-              <w:t xml:space="preserve">1.79</w:t>
-            </w:r>
-          </w:p>
-        </w:tc>
-        <w:tc>
-          <w:tcPr>
-            <w:tcBorders>
-              <w:bottom w:val="none" w:sz="0" w:space="0" w:color="000000"/>
-              <w:top w:val="none" w:sz="0" w:space="0" w:color="000000"/>
-              <w:left w:val="none" w:sz="0" w:space="0" w:color="000000"/>
-              <w:right w:val="none" w:sz="0" w:space="0" w:color="000000"/>
-            </w:tcBorders>
-            <w:shd w:val="clear" w:color="auto" w:fill="FFFFFF"/>
-            <w:tcMar>
-              <w:top w:w="0" w:type="dxa"/>
-              <w:bottom w:w="0" w:type="dxa"/>
-              <w:left w:w="0" w:type="dxa"/>
-              <w:right w:w="0" w:type="dxa"/>
-            </w:tcMar>
-            <w:vAlign w:val="top"/>
-          </w:tcPr>
-          <w:p>
-            <w:pPr>
-              <w:pStyle w:val="Normal"/>
-              <w:jc w:val="center"/>
-              <w:pBdr>
-                <w:bottom w:val="none" w:sz="0" w:space="0" w:color="000000"/>
-                <w:top w:val="none" w:sz="0" w:space="0" w:color="000000"/>
-                <w:left w:val="none" w:sz="0" w:space="0" w:color="000000"/>
-                <w:right w:val="none" w:sz="0" w:space="0" w:color="000000"/>
-              </w:pBdr>
-              <w:spacing w:after="100" w:before="100" w:line="240"/>
-              <w:ind w:left="100" w:right="100" w:firstLine="0" w:firstLineChars="0"/>
-              <w:rPr>
-                <w:rFonts w:ascii="Helvetica" w:hAnsi="Helvetica" w:eastAsia="Helvetica" w:cs="Helvetica"/>
-                <w:i w:val="false"/>
-                <w:b w:val="false"/>
-                <w:u w:val="none"/>
-                <w:sz w:val="22"/>
-                <w:szCs w:val="22"/>
-                <w:color w:val="000000"/>
-              </w:rPr>
-            </w:pPr>
-            <w:r>
-              <w:rPr>
-                <w:rFonts w:ascii="Helvetica" w:hAnsi="Helvetica" w:eastAsia="Helvetica" w:cs="Helvetica"/>
-                <w:i w:val="false"/>
-                <w:b w:val="false"/>
-                <w:u w:val="none"/>
-                <w:sz w:val="22"/>
-                <w:szCs w:val="22"/>
-                <w:color w:val="000000"/>
-              </w:rPr>
-              <w:t xml:space="preserve">0.26, 12.1</w:t>
-            </w:r>
-          </w:p>
-        </w:tc>
-        <w:tc>
-          <w:tcPr>
-            <w:tcBorders>
-              <w:bottom w:val="none" w:sz="0" w:space="0" w:color="000000"/>
-              <w:top w:val="none" w:sz="0" w:space="0" w:color="000000"/>
-              <w:left w:val="none" w:sz="0" w:space="0" w:color="000000"/>
-              <w:right w:val="none" w:sz="0" w:space="0" w:color="000000"/>
-            </w:tcBorders>
-            <w:shd w:val="clear" w:color="auto" w:fill="FFFFFF"/>
-            <w:tcMar>
-              <w:top w:w="0" w:type="dxa"/>
-              <w:bottom w:w="0" w:type="dxa"/>
-              <w:left w:w="0" w:type="dxa"/>
-              <w:right w:w="0" w:type="dxa"/>
-            </w:tcMar>
-            <w:vAlign w:val="top"/>
-          </w:tcPr>
-          <w:p>
-            <w:pPr>
-              <w:pStyle w:val="Normal"/>
-              <w:jc w:val="center"/>
-              <w:pBdr>
-                <w:bottom w:val="none" w:sz="0" w:space="0" w:color="000000"/>
-                <w:top w:val="none" w:sz="0" w:space="0" w:color="000000"/>
-                <w:left w:val="none" w:sz="0" w:space="0" w:color="000000"/>
-                <w:right w:val="none" w:sz="0" w:space="0" w:color="000000"/>
-              </w:pBdr>
-              <w:spacing w:after="100" w:before="100" w:line="240"/>
-              <w:ind w:left="100" w:right="100" w:firstLine="0" w:firstLineChars="0"/>
-              <w:rPr>
-                <w:rFonts w:ascii="Helvetica" w:hAnsi="Helvetica" w:eastAsia="Helvetica" w:cs="Helvetica"/>
-                <w:i w:val="false"/>
-                <w:b w:val="false"/>
-                <w:u w:val="none"/>
-                <w:sz w:val="22"/>
-                <w:szCs w:val="22"/>
-                <w:color w:val="000000"/>
-              </w:rPr>
-            </w:pPr>
-            <w:r>
-              <w:rPr>
-                <w:rFonts w:ascii="Helvetica" w:hAnsi="Helvetica" w:eastAsia="Helvetica" w:cs="Helvetica"/>
-                <w:i w:val="false"/>
-                <w:b w:val="false"/>
-                <w:u w:val="none"/>
-                <w:sz w:val="22"/>
-                <w:szCs w:val="22"/>
-                <w:color w:val="000000"/>
-              </w:rPr>
-              <w:t xml:space="preserve">0.550</w:t>
+              <w:t xml:space="preserve">1.89</w:t>
+            </w:r>
+          </w:p>
+        </w:tc>
+        <w:tc>
+          <w:tcPr>
+            <w:tcBorders>
+              <w:bottom w:val="none" w:sz="0" w:space="0" w:color="000000"/>
+              <w:top w:val="none" w:sz="0" w:space="0" w:color="000000"/>
+              <w:left w:val="none" w:sz="0" w:space="0" w:color="000000"/>
+              <w:right w:val="none" w:sz="0" w:space="0" w:color="000000"/>
+            </w:tcBorders>
+            <w:shd w:val="clear" w:color="auto" w:fill="FFFFFF"/>
+            <w:tcMar>
+              <w:top w:w="0" w:type="dxa"/>
+              <w:bottom w:w="0" w:type="dxa"/>
+              <w:left w:w="0" w:type="dxa"/>
+              <w:right w:w="0" w:type="dxa"/>
+            </w:tcMar>
+            <w:vAlign w:val="top"/>
+          </w:tcPr>
+          <w:p>
+            <w:pPr>
+              <w:pStyle w:val="Normal"/>
+              <w:jc w:val="center"/>
+              <w:pBdr>
+                <w:bottom w:val="none" w:sz="0" w:space="0" w:color="000000"/>
+                <w:top w:val="none" w:sz="0" w:space="0" w:color="000000"/>
+                <w:left w:val="none" w:sz="0" w:space="0" w:color="000000"/>
+                <w:right w:val="none" w:sz="0" w:space="0" w:color="000000"/>
+              </w:pBdr>
+              <w:spacing w:after="100" w:before="100" w:line="240"/>
+              <w:ind w:left="100" w:right="100" w:firstLine="0" w:firstLineChars="0"/>
+              <w:rPr>
+                <w:rFonts w:ascii="Helvetica" w:hAnsi="Helvetica" w:eastAsia="Helvetica" w:cs="Helvetica"/>
+                <w:i w:val="false"/>
+                <w:b w:val="false"/>
+                <w:u w:val="none"/>
+                <w:sz w:val="22"/>
+                <w:szCs w:val="22"/>
+                <w:color w:val="000000"/>
+              </w:rPr>
+            </w:pPr>
+            <w:r>
+              <w:rPr>
+                <w:rFonts w:ascii="Helvetica" w:hAnsi="Helvetica" w:eastAsia="Helvetica" w:cs="Helvetica"/>
+                <w:i w:val="false"/>
+                <w:b w:val="false"/>
+                <w:u w:val="none"/>
+                <w:sz w:val="22"/>
+                <w:szCs w:val="22"/>
+                <w:color w:val="000000"/>
+              </w:rPr>
+              <w:t xml:space="preserve">0.28, 12.8</w:t>
+            </w:r>
+          </w:p>
+        </w:tc>
+        <w:tc>
+          <w:tcPr>
+            <w:tcBorders>
+              <w:bottom w:val="none" w:sz="0" w:space="0" w:color="000000"/>
+              <w:top w:val="none" w:sz="0" w:space="0" w:color="000000"/>
+              <w:left w:val="none" w:sz="0" w:space="0" w:color="000000"/>
+              <w:right w:val="none" w:sz="0" w:space="0" w:color="000000"/>
+            </w:tcBorders>
+            <w:shd w:val="clear" w:color="auto" w:fill="FFFFFF"/>
+            <w:tcMar>
+              <w:top w:w="0" w:type="dxa"/>
+              <w:bottom w:w="0" w:type="dxa"/>
+              <w:left w:w="0" w:type="dxa"/>
+              <w:right w:w="0" w:type="dxa"/>
+            </w:tcMar>
+            <w:vAlign w:val="top"/>
+          </w:tcPr>
+          <w:p>
+            <w:pPr>
+              <w:pStyle w:val="Normal"/>
+              <w:jc w:val="center"/>
+              <w:pBdr>
+                <w:bottom w:val="none" w:sz="0" w:space="0" w:color="000000"/>
+                <w:top w:val="none" w:sz="0" w:space="0" w:color="000000"/>
+                <w:left w:val="none" w:sz="0" w:space="0" w:color="000000"/>
+                <w:right w:val="none" w:sz="0" w:space="0" w:color="000000"/>
+              </w:pBdr>
+              <w:spacing w:after="100" w:before="100" w:line="240"/>
+              <w:ind w:left="100" w:right="100" w:firstLine="0" w:firstLineChars="0"/>
+              <w:rPr>
+                <w:rFonts w:ascii="Helvetica" w:hAnsi="Helvetica" w:eastAsia="Helvetica" w:cs="Helvetica"/>
+                <w:i w:val="false"/>
+                <w:b w:val="false"/>
+                <w:u w:val="none"/>
+                <w:sz w:val="22"/>
+                <w:szCs w:val="22"/>
+                <w:color w:val="000000"/>
+              </w:rPr>
+            </w:pPr>
+            <w:r>
+              <w:rPr>
+                <w:rFonts w:ascii="Helvetica" w:hAnsi="Helvetica" w:eastAsia="Helvetica" w:cs="Helvetica"/>
+                <w:i w:val="false"/>
+                <w:b w:val="false"/>
+                <w:u w:val="none"/>
+                <w:sz w:val="22"/>
+                <w:szCs w:val="22"/>
+                <w:color w:val="000000"/>
+              </w:rPr>
+              <w:t xml:space="preserve">0.510</w:t>
             </w:r>
           </w:p>
         </w:tc>
@@ -13178,113 +13178,113 @@
                 <w:szCs w:val="22"/>
                 <w:color w:val="000000"/>
               </w:rPr>
-              <w:t xml:space="preserve">2.25</w:t>
-            </w:r>
-          </w:p>
-        </w:tc>
-        <w:tc>
-          <w:tcPr>
-            <w:tcBorders>
-              <w:bottom w:val="none" w:sz="0" w:space="0" w:color="000000"/>
-              <w:top w:val="none" w:sz="0" w:space="0" w:color="000000"/>
-              <w:left w:val="none" w:sz="0" w:space="0" w:color="000000"/>
-              <w:right w:val="none" w:sz="0" w:space="0" w:color="000000"/>
-            </w:tcBorders>
-            <w:shd w:val="clear" w:color="auto" w:fill="FFFFFF"/>
-            <w:tcMar>
-              <w:top w:w="0" w:type="dxa"/>
-              <w:bottom w:w="0" w:type="dxa"/>
-              <w:left w:w="0" w:type="dxa"/>
-              <w:right w:w="0" w:type="dxa"/>
-            </w:tcMar>
-            <w:vAlign w:val="top"/>
-          </w:tcPr>
-          <w:p>
-            <w:pPr>
-              <w:pStyle w:val="Normal"/>
-              <w:jc w:val="center"/>
-              <w:pBdr>
-                <w:bottom w:val="none" w:sz="0" w:space="0" w:color="000000"/>
-                <w:top w:val="none" w:sz="0" w:space="0" w:color="000000"/>
-                <w:left w:val="none" w:sz="0" w:space="0" w:color="000000"/>
-                <w:right w:val="none" w:sz="0" w:space="0" w:color="000000"/>
-              </w:pBdr>
-              <w:spacing w:after="100" w:before="100" w:line="240"/>
-              <w:ind w:left="100" w:right="100" w:firstLine="0" w:firstLineChars="0"/>
-              <w:rPr>
-                <w:rFonts w:ascii="Helvetica" w:hAnsi="Helvetica" w:eastAsia="Helvetica" w:cs="Helvetica"/>
-                <w:i w:val="false"/>
-                <w:b w:val="false"/>
-                <w:u w:val="none"/>
-                <w:sz w:val="22"/>
-                <w:szCs w:val="22"/>
-                <w:color w:val="000000"/>
-              </w:rPr>
-            </w:pPr>
-            <w:r>
-              <w:rPr>
-                <w:rFonts w:ascii="Helvetica" w:hAnsi="Helvetica" w:eastAsia="Helvetica" w:cs="Helvetica"/>
-                <w:i w:val="false"/>
-                <w:b w:val="false"/>
-                <w:u w:val="none"/>
-                <w:sz w:val="22"/>
-                <w:szCs w:val="22"/>
-                <w:color w:val="000000"/>
-              </w:rPr>
-              <w:t xml:space="preserve">0.47, 10.9</w:t>
-            </w:r>
-          </w:p>
-        </w:tc>
-        <w:tc>
-          <w:tcPr>
-            <w:tcBorders>
-              <w:bottom w:val="none" w:sz="0" w:space="0" w:color="000000"/>
-              <w:top w:val="none" w:sz="0" w:space="0" w:color="000000"/>
-              <w:left w:val="none" w:sz="0" w:space="0" w:color="000000"/>
-              <w:right w:val="none" w:sz="0" w:space="0" w:color="000000"/>
-            </w:tcBorders>
-            <w:shd w:val="clear" w:color="auto" w:fill="FFFFFF"/>
-            <w:tcMar>
-              <w:top w:w="0" w:type="dxa"/>
-              <w:bottom w:w="0" w:type="dxa"/>
-              <w:left w:w="0" w:type="dxa"/>
-              <w:right w:w="0" w:type="dxa"/>
-            </w:tcMar>
-            <w:vAlign w:val="top"/>
-          </w:tcPr>
-          <w:p>
-            <w:pPr>
-              <w:pStyle w:val="Normal"/>
-              <w:jc w:val="center"/>
-              <w:pBdr>
-                <w:bottom w:val="none" w:sz="0" w:space="0" w:color="000000"/>
-                <w:top w:val="none" w:sz="0" w:space="0" w:color="000000"/>
-                <w:left w:val="none" w:sz="0" w:space="0" w:color="000000"/>
-                <w:right w:val="none" w:sz="0" w:space="0" w:color="000000"/>
-              </w:pBdr>
-              <w:spacing w:after="100" w:before="100" w:line="240"/>
-              <w:ind w:left="100" w:right="100" w:firstLine="0" w:firstLineChars="0"/>
-              <w:rPr>
-                <w:rFonts w:ascii="Helvetica" w:hAnsi="Helvetica" w:eastAsia="Helvetica" w:cs="Helvetica"/>
-                <w:i w:val="false"/>
-                <w:b w:val="false"/>
-                <w:u w:val="none"/>
-                <w:sz w:val="22"/>
-                <w:szCs w:val="22"/>
-                <w:color w:val="000000"/>
-              </w:rPr>
-            </w:pPr>
-            <w:r>
-              <w:rPr>
-                <w:rFonts w:ascii="Helvetica" w:hAnsi="Helvetica" w:eastAsia="Helvetica" w:cs="Helvetica"/>
-                <w:i w:val="false"/>
-                <w:b w:val="false"/>
-                <w:u w:val="none"/>
-                <w:sz w:val="22"/>
-                <w:szCs w:val="22"/>
-                <w:color w:val="000000"/>
-              </w:rPr>
-              <w:t xml:space="preserve">0.310</w:t>
+              <w:t xml:space="preserve">2.24</w:t>
+            </w:r>
+          </w:p>
+        </w:tc>
+        <w:tc>
+          <w:tcPr>
+            <w:tcBorders>
+              <w:bottom w:val="none" w:sz="0" w:space="0" w:color="000000"/>
+              <w:top w:val="none" w:sz="0" w:space="0" w:color="000000"/>
+              <w:left w:val="none" w:sz="0" w:space="0" w:color="000000"/>
+              <w:right w:val="none" w:sz="0" w:space="0" w:color="000000"/>
+            </w:tcBorders>
+            <w:shd w:val="clear" w:color="auto" w:fill="FFFFFF"/>
+            <w:tcMar>
+              <w:top w:w="0" w:type="dxa"/>
+              <w:bottom w:w="0" w:type="dxa"/>
+              <w:left w:w="0" w:type="dxa"/>
+              <w:right w:w="0" w:type="dxa"/>
+            </w:tcMar>
+            <w:vAlign w:val="top"/>
+          </w:tcPr>
+          <w:p>
+            <w:pPr>
+              <w:pStyle w:val="Normal"/>
+              <w:jc w:val="center"/>
+              <w:pBdr>
+                <w:bottom w:val="none" w:sz="0" w:space="0" w:color="000000"/>
+                <w:top w:val="none" w:sz="0" w:space="0" w:color="000000"/>
+                <w:left w:val="none" w:sz="0" w:space="0" w:color="000000"/>
+                <w:right w:val="none" w:sz="0" w:space="0" w:color="000000"/>
+              </w:pBdr>
+              <w:spacing w:after="100" w:before="100" w:line="240"/>
+              <w:ind w:left="100" w:right="100" w:firstLine="0" w:firstLineChars="0"/>
+              <w:rPr>
+                <w:rFonts w:ascii="Helvetica" w:hAnsi="Helvetica" w:eastAsia="Helvetica" w:cs="Helvetica"/>
+                <w:i w:val="false"/>
+                <w:b w:val="false"/>
+                <w:u w:val="none"/>
+                <w:sz w:val="22"/>
+                <w:szCs w:val="22"/>
+                <w:color w:val="000000"/>
+              </w:rPr>
+            </w:pPr>
+            <w:r>
+              <w:rPr>
+                <w:rFonts w:ascii="Helvetica" w:hAnsi="Helvetica" w:eastAsia="Helvetica" w:cs="Helvetica"/>
+                <w:i w:val="false"/>
+                <w:b w:val="false"/>
+                <w:u w:val="none"/>
+                <w:sz w:val="22"/>
+                <w:szCs w:val="22"/>
+                <w:color w:val="000000"/>
+              </w:rPr>
+              <w:t xml:space="preserve">0.45, 11.2</w:t>
+            </w:r>
+          </w:p>
+        </w:tc>
+        <w:tc>
+          <w:tcPr>
+            <w:tcBorders>
+              <w:bottom w:val="none" w:sz="0" w:space="0" w:color="000000"/>
+              <w:top w:val="none" w:sz="0" w:space="0" w:color="000000"/>
+              <w:left w:val="none" w:sz="0" w:space="0" w:color="000000"/>
+              <w:right w:val="none" w:sz="0" w:space="0" w:color="000000"/>
+            </w:tcBorders>
+            <w:shd w:val="clear" w:color="auto" w:fill="FFFFFF"/>
+            <w:tcMar>
+              <w:top w:w="0" w:type="dxa"/>
+              <w:bottom w:w="0" w:type="dxa"/>
+              <w:left w:w="0" w:type="dxa"/>
+              <w:right w:w="0" w:type="dxa"/>
+            </w:tcMar>
+            <w:vAlign w:val="top"/>
+          </w:tcPr>
+          <w:p>
+            <w:pPr>
+              <w:pStyle w:val="Normal"/>
+              <w:jc w:val="center"/>
+              <w:pBdr>
+                <w:bottom w:val="none" w:sz="0" w:space="0" w:color="000000"/>
+                <w:top w:val="none" w:sz="0" w:space="0" w:color="000000"/>
+                <w:left w:val="none" w:sz="0" w:space="0" w:color="000000"/>
+                <w:right w:val="none" w:sz="0" w:space="0" w:color="000000"/>
+              </w:pBdr>
+              <w:spacing w:after="100" w:before="100" w:line="240"/>
+              <w:ind w:left="100" w:right="100" w:firstLine="0" w:firstLineChars="0"/>
+              <w:rPr>
+                <w:rFonts w:ascii="Helvetica" w:hAnsi="Helvetica" w:eastAsia="Helvetica" w:cs="Helvetica"/>
+                <w:i w:val="false"/>
+                <w:b w:val="false"/>
+                <w:u w:val="none"/>
+                <w:sz w:val="22"/>
+                <w:szCs w:val="22"/>
+                <w:color w:val="000000"/>
+              </w:rPr>
+            </w:pPr>
+            <w:r>
+              <w:rPr>
+                <w:rFonts w:ascii="Helvetica" w:hAnsi="Helvetica" w:eastAsia="Helvetica" w:cs="Helvetica"/>
+                <w:i w:val="false"/>
+                <w:b w:val="false"/>
+                <w:u w:val="none"/>
+                <w:sz w:val="22"/>
+                <w:szCs w:val="22"/>
+                <w:color w:val="000000"/>
+              </w:rPr>
+              <w:t xml:space="preserve">0.330</w:t>
             </w:r>
           </w:p>
         </w:tc>
@@ -14197,60 +14197,60 @@
                 <w:szCs w:val="22"/>
                 <w:color w:val="000000"/>
               </w:rPr>
-              <w:t xml:space="preserve">0.91, 1.09</w:t>
-            </w:r>
-          </w:p>
-        </w:tc>
-        <w:tc>
-          <w:tcPr>
-            <w:tcBorders>
-              <w:bottom w:val="none" w:sz="0" w:space="0" w:color="000000"/>
-              <w:top w:val="none" w:sz="0" w:space="0" w:color="000000"/>
-              <w:left w:val="none" w:sz="0" w:space="0" w:color="000000"/>
-              <w:right w:val="none" w:sz="0" w:space="0" w:color="000000"/>
-            </w:tcBorders>
-            <w:shd w:val="clear" w:color="auto" w:fill="FFFFFF"/>
-            <w:tcMar>
-              <w:top w:w="0" w:type="dxa"/>
-              <w:bottom w:w="0" w:type="dxa"/>
-              <w:left w:w="0" w:type="dxa"/>
-              <w:right w:w="0" w:type="dxa"/>
-            </w:tcMar>
-            <w:vAlign w:val="top"/>
-          </w:tcPr>
-          <w:p>
-            <w:pPr>
-              <w:pStyle w:val="Normal"/>
-              <w:jc w:val="center"/>
-              <w:pBdr>
-                <w:bottom w:val="none" w:sz="0" w:space="0" w:color="000000"/>
-                <w:top w:val="none" w:sz="0" w:space="0" w:color="000000"/>
-                <w:left w:val="none" w:sz="0" w:space="0" w:color="000000"/>
-                <w:right w:val="none" w:sz="0" w:space="0" w:color="000000"/>
-              </w:pBdr>
-              <w:spacing w:after="100" w:before="100" w:line="240"/>
-              <w:ind w:left="100" w:right="100" w:firstLine="0" w:firstLineChars="0"/>
-              <w:rPr>
-                <w:rFonts w:ascii="Helvetica" w:hAnsi="Helvetica" w:eastAsia="Helvetica" w:cs="Helvetica"/>
-                <w:i w:val="false"/>
-                <w:b w:val="false"/>
-                <w:u w:val="none"/>
-                <w:sz w:val="22"/>
-                <w:szCs w:val="22"/>
-                <w:color w:val="000000"/>
-              </w:rPr>
-            </w:pPr>
-            <w:r>
-              <w:rPr>
-                <w:rFonts w:ascii="Helvetica" w:hAnsi="Helvetica" w:eastAsia="Helvetica" w:cs="Helvetica"/>
-                <w:i w:val="false"/>
-                <w:b w:val="false"/>
-                <w:u w:val="none"/>
-                <w:sz w:val="22"/>
-                <w:szCs w:val="22"/>
-                <w:color w:val="000000"/>
-              </w:rPr>
-              <w:t xml:space="preserve">0.880</w:t>
+              <w:t xml:space="preserve">0.90, 1.08</w:t>
+            </w:r>
+          </w:p>
+        </w:tc>
+        <w:tc>
+          <w:tcPr>
+            <w:tcBorders>
+              <w:bottom w:val="none" w:sz="0" w:space="0" w:color="000000"/>
+              <w:top w:val="none" w:sz="0" w:space="0" w:color="000000"/>
+              <w:left w:val="none" w:sz="0" w:space="0" w:color="000000"/>
+              <w:right w:val="none" w:sz="0" w:space="0" w:color="000000"/>
+            </w:tcBorders>
+            <w:shd w:val="clear" w:color="auto" w:fill="FFFFFF"/>
+            <w:tcMar>
+              <w:top w:w="0" w:type="dxa"/>
+              <w:bottom w:w="0" w:type="dxa"/>
+              <w:left w:w="0" w:type="dxa"/>
+              <w:right w:w="0" w:type="dxa"/>
+            </w:tcMar>
+            <w:vAlign w:val="top"/>
+          </w:tcPr>
+          <w:p>
+            <w:pPr>
+              <w:pStyle w:val="Normal"/>
+              <w:jc w:val="center"/>
+              <w:pBdr>
+                <w:bottom w:val="none" w:sz="0" w:space="0" w:color="000000"/>
+                <w:top w:val="none" w:sz="0" w:space="0" w:color="000000"/>
+                <w:left w:val="none" w:sz="0" w:space="0" w:color="000000"/>
+                <w:right w:val="none" w:sz="0" w:space="0" w:color="000000"/>
+              </w:pBdr>
+              <w:spacing w:after="100" w:before="100" w:line="240"/>
+              <w:ind w:left="100" w:right="100" w:firstLine="0" w:firstLineChars="0"/>
+              <w:rPr>
+                <w:rFonts w:ascii="Helvetica" w:hAnsi="Helvetica" w:eastAsia="Helvetica" w:cs="Helvetica"/>
+                <w:i w:val="false"/>
+                <w:b w:val="false"/>
+                <w:u w:val="none"/>
+                <w:sz w:val="22"/>
+                <w:szCs w:val="22"/>
+                <w:color w:val="000000"/>
+              </w:rPr>
+            </w:pPr>
+            <w:r>
+              <w:rPr>
+                <w:rFonts w:ascii="Helvetica" w:hAnsi="Helvetica" w:eastAsia="Helvetica" w:cs="Helvetica"/>
+                <w:i w:val="false"/>
+                <w:b w:val="false"/>
+                <w:u w:val="none"/>
+                <w:sz w:val="22"/>
+                <w:szCs w:val="22"/>
+                <w:color w:val="000000"/>
+              </w:rPr>
+              <w:t xml:space="preserve">0.800</w:t>
             </w:r>
           </w:p>
         </w:tc>
@@ -14627,113 +14627,113 @@
                 <w:szCs w:val="22"/>
                 <w:color w:val="000000"/>
               </w:rPr>
-              <w:t xml:space="preserve">0.69</w:t>
-            </w:r>
-          </w:p>
-        </w:tc>
-        <w:tc>
-          <w:tcPr>
-            <w:tcBorders>
-              <w:bottom w:val="none" w:sz="0" w:space="0" w:color="000000"/>
-              <w:top w:val="none" w:sz="0" w:space="0" w:color="000000"/>
-              <w:left w:val="none" w:sz="0" w:space="0" w:color="000000"/>
-              <w:right w:val="none" w:sz="0" w:space="0" w:color="000000"/>
-            </w:tcBorders>
-            <w:shd w:val="clear" w:color="auto" w:fill="FFFFFF"/>
-            <w:tcMar>
-              <w:top w:w="0" w:type="dxa"/>
-              <w:bottom w:w="0" w:type="dxa"/>
-              <w:left w:w="0" w:type="dxa"/>
-              <w:right w:w="0" w:type="dxa"/>
-            </w:tcMar>
-            <w:vAlign w:val="top"/>
-          </w:tcPr>
-          <w:p>
-            <w:pPr>
-              <w:pStyle w:val="Normal"/>
-              <w:jc w:val="center"/>
-              <w:pBdr>
-                <w:bottom w:val="none" w:sz="0" w:space="0" w:color="000000"/>
-                <w:top w:val="none" w:sz="0" w:space="0" w:color="000000"/>
-                <w:left w:val="none" w:sz="0" w:space="0" w:color="000000"/>
-                <w:right w:val="none" w:sz="0" w:space="0" w:color="000000"/>
-              </w:pBdr>
-              <w:spacing w:after="100" w:before="100" w:line="240"/>
-              <w:ind w:left="100" w:right="100" w:firstLine="0" w:firstLineChars="0"/>
-              <w:rPr>
-                <w:rFonts w:ascii="Helvetica" w:hAnsi="Helvetica" w:eastAsia="Helvetica" w:cs="Helvetica"/>
-                <w:i w:val="false"/>
-                <w:b w:val="false"/>
-                <w:u w:val="none"/>
-                <w:sz w:val="22"/>
-                <w:szCs w:val="22"/>
-                <w:color w:val="000000"/>
-              </w:rPr>
-            </w:pPr>
-            <w:r>
-              <w:rPr>
-                <w:rFonts w:ascii="Helvetica" w:hAnsi="Helvetica" w:eastAsia="Helvetica" w:cs="Helvetica"/>
-                <w:i w:val="false"/>
-                <w:b w:val="false"/>
-                <w:u w:val="none"/>
-                <w:sz w:val="22"/>
-                <w:szCs w:val="22"/>
-                <w:color w:val="000000"/>
-              </w:rPr>
-              <w:t xml:space="preserve">0.29, 1.64</w:t>
-            </w:r>
-          </w:p>
-        </w:tc>
-        <w:tc>
-          <w:tcPr>
-            <w:tcBorders>
-              <w:bottom w:val="none" w:sz="0" w:space="0" w:color="000000"/>
-              <w:top w:val="none" w:sz="0" w:space="0" w:color="000000"/>
-              <w:left w:val="none" w:sz="0" w:space="0" w:color="000000"/>
-              <w:right w:val="none" w:sz="0" w:space="0" w:color="000000"/>
-            </w:tcBorders>
-            <w:shd w:val="clear" w:color="auto" w:fill="FFFFFF"/>
-            <w:tcMar>
-              <w:top w:w="0" w:type="dxa"/>
-              <w:bottom w:w="0" w:type="dxa"/>
-              <w:left w:w="0" w:type="dxa"/>
-              <w:right w:w="0" w:type="dxa"/>
-            </w:tcMar>
-            <w:vAlign w:val="top"/>
-          </w:tcPr>
-          <w:p>
-            <w:pPr>
-              <w:pStyle w:val="Normal"/>
-              <w:jc w:val="center"/>
-              <w:pBdr>
-                <w:bottom w:val="none" w:sz="0" w:space="0" w:color="000000"/>
-                <w:top w:val="none" w:sz="0" w:space="0" w:color="000000"/>
-                <w:left w:val="none" w:sz="0" w:space="0" w:color="000000"/>
-                <w:right w:val="none" w:sz="0" w:space="0" w:color="000000"/>
-              </w:pBdr>
-              <w:spacing w:after="100" w:before="100" w:line="240"/>
-              <w:ind w:left="100" w:right="100" w:firstLine="0" w:firstLineChars="0"/>
-              <w:rPr>
-                <w:rFonts w:ascii="Helvetica" w:hAnsi="Helvetica" w:eastAsia="Helvetica" w:cs="Helvetica"/>
-                <w:i w:val="false"/>
-                <w:b w:val="false"/>
-                <w:u w:val="none"/>
-                <w:sz w:val="22"/>
-                <w:szCs w:val="22"/>
-                <w:color w:val="000000"/>
-              </w:rPr>
-            </w:pPr>
-            <w:r>
-              <w:rPr>
-                <w:rFonts w:ascii="Helvetica" w:hAnsi="Helvetica" w:eastAsia="Helvetica" w:cs="Helvetica"/>
-                <w:i w:val="false"/>
-                <w:b w:val="false"/>
-                <w:u w:val="none"/>
-                <w:sz w:val="22"/>
-                <w:szCs w:val="22"/>
-                <w:color w:val="000000"/>
-              </w:rPr>
-              <w:t xml:space="preserve">0.400</w:t>
+              <w:t xml:space="preserve">0.67</w:t>
+            </w:r>
+          </w:p>
+        </w:tc>
+        <w:tc>
+          <w:tcPr>
+            <w:tcBorders>
+              <w:bottom w:val="none" w:sz="0" w:space="0" w:color="000000"/>
+              <w:top w:val="none" w:sz="0" w:space="0" w:color="000000"/>
+              <w:left w:val="none" w:sz="0" w:space="0" w:color="000000"/>
+              <w:right w:val="none" w:sz="0" w:space="0" w:color="000000"/>
+            </w:tcBorders>
+            <w:shd w:val="clear" w:color="auto" w:fill="FFFFFF"/>
+            <w:tcMar>
+              <w:top w:w="0" w:type="dxa"/>
+              <w:bottom w:w="0" w:type="dxa"/>
+              <w:left w:w="0" w:type="dxa"/>
+              <w:right w:w="0" w:type="dxa"/>
+            </w:tcMar>
+            <w:vAlign w:val="top"/>
+          </w:tcPr>
+          <w:p>
+            <w:pPr>
+              <w:pStyle w:val="Normal"/>
+              <w:jc w:val="center"/>
+              <w:pBdr>
+                <w:bottom w:val="none" w:sz="0" w:space="0" w:color="000000"/>
+                <w:top w:val="none" w:sz="0" w:space="0" w:color="000000"/>
+                <w:left w:val="none" w:sz="0" w:space="0" w:color="000000"/>
+                <w:right w:val="none" w:sz="0" w:space="0" w:color="000000"/>
+              </w:pBdr>
+              <w:spacing w:after="100" w:before="100" w:line="240"/>
+              <w:ind w:left="100" w:right="100" w:firstLine="0" w:firstLineChars="0"/>
+              <w:rPr>
+                <w:rFonts w:ascii="Helvetica" w:hAnsi="Helvetica" w:eastAsia="Helvetica" w:cs="Helvetica"/>
+                <w:i w:val="false"/>
+                <w:b w:val="false"/>
+                <w:u w:val="none"/>
+                <w:sz w:val="22"/>
+                <w:szCs w:val="22"/>
+                <w:color w:val="000000"/>
+              </w:rPr>
+            </w:pPr>
+            <w:r>
+              <w:rPr>
+                <w:rFonts w:ascii="Helvetica" w:hAnsi="Helvetica" w:eastAsia="Helvetica" w:cs="Helvetica"/>
+                <w:i w:val="false"/>
+                <w:b w:val="false"/>
+                <w:u w:val="none"/>
+                <w:sz w:val="22"/>
+                <w:szCs w:val="22"/>
+                <w:color w:val="000000"/>
+              </w:rPr>
+              <w:t xml:space="preserve">0.27, 1.64</w:t>
+            </w:r>
+          </w:p>
+        </w:tc>
+        <w:tc>
+          <w:tcPr>
+            <w:tcBorders>
+              <w:bottom w:val="none" w:sz="0" w:space="0" w:color="000000"/>
+              <w:top w:val="none" w:sz="0" w:space="0" w:color="000000"/>
+              <w:left w:val="none" w:sz="0" w:space="0" w:color="000000"/>
+              <w:right w:val="none" w:sz="0" w:space="0" w:color="000000"/>
+            </w:tcBorders>
+            <w:shd w:val="clear" w:color="auto" w:fill="FFFFFF"/>
+            <w:tcMar>
+              <w:top w:w="0" w:type="dxa"/>
+              <w:bottom w:w="0" w:type="dxa"/>
+              <w:left w:w="0" w:type="dxa"/>
+              <w:right w:w="0" w:type="dxa"/>
+            </w:tcMar>
+            <w:vAlign w:val="top"/>
+          </w:tcPr>
+          <w:p>
+            <w:pPr>
+              <w:pStyle w:val="Normal"/>
+              <w:jc w:val="center"/>
+              <w:pBdr>
+                <w:bottom w:val="none" w:sz="0" w:space="0" w:color="000000"/>
+                <w:top w:val="none" w:sz="0" w:space="0" w:color="000000"/>
+                <w:left w:val="none" w:sz="0" w:space="0" w:color="000000"/>
+                <w:right w:val="none" w:sz="0" w:space="0" w:color="000000"/>
+              </w:pBdr>
+              <w:spacing w:after="100" w:before="100" w:line="240"/>
+              <w:ind w:left="100" w:right="100" w:firstLine="0" w:firstLineChars="0"/>
+              <w:rPr>
+                <w:rFonts w:ascii="Helvetica" w:hAnsi="Helvetica" w:eastAsia="Helvetica" w:cs="Helvetica"/>
+                <w:i w:val="false"/>
+                <w:b w:val="false"/>
+                <w:u w:val="none"/>
+                <w:sz w:val="22"/>
+                <w:szCs w:val="22"/>
+                <w:color w:val="000000"/>
+              </w:rPr>
+            </w:pPr>
+            <w:r>
+              <w:rPr>
+                <w:rFonts w:ascii="Helvetica" w:hAnsi="Helvetica" w:eastAsia="Helvetica" w:cs="Helvetica"/>
+                <w:i w:val="false"/>
+                <w:b w:val="false"/>
+                <w:u w:val="none"/>
+                <w:sz w:val="22"/>
+                <w:szCs w:val="22"/>
+                <w:color w:val="000000"/>
+              </w:rPr>
+              <w:t xml:space="preserve">0.380</w:t>
             </w:r>
           </w:p>
         </w:tc>
@@ -15110,113 +15110,113 @@
                 <w:szCs w:val="22"/>
                 <w:color w:val="000000"/>
               </w:rPr>
-              <w:t xml:space="preserve">0.97</w:t>
-            </w:r>
-          </w:p>
-        </w:tc>
-        <w:tc>
-          <w:tcPr>
-            <w:tcBorders>
-              <w:bottom w:val="none" w:sz="0" w:space="0" w:color="000000"/>
-              <w:top w:val="none" w:sz="0" w:space="0" w:color="000000"/>
-              <w:left w:val="none" w:sz="0" w:space="0" w:color="000000"/>
-              <w:right w:val="none" w:sz="0" w:space="0" w:color="000000"/>
-            </w:tcBorders>
-            <w:shd w:val="clear" w:color="auto" w:fill="FFFFFF"/>
-            <w:tcMar>
-              <w:top w:w="0" w:type="dxa"/>
-              <w:bottom w:w="0" w:type="dxa"/>
-              <w:left w:w="0" w:type="dxa"/>
-              <w:right w:w="0" w:type="dxa"/>
-            </w:tcMar>
-            <w:vAlign w:val="top"/>
-          </w:tcPr>
-          <w:p>
-            <w:pPr>
-              <w:pStyle w:val="Normal"/>
-              <w:jc w:val="center"/>
-              <w:pBdr>
-                <w:bottom w:val="none" w:sz="0" w:space="0" w:color="000000"/>
-                <w:top w:val="none" w:sz="0" w:space="0" w:color="000000"/>
-                <w:left w:val="none" w:sz="0" w:space="0" w:color="000000"/>
-                <w:right w:val="none" w:sz="0" w:space="0" w:color="000000"/>
-              </w:pBdr>
-              <w:spacing w:after="100" w:before="100" w:line="240"/>
-              <w:ind w:left="100" w:right="100" w:firstLine="0" w:firstLineChars="0"/>
-              <w:rPr>
-                <w:rFonts w:ascii="Helvetica" w:hAnsi="Helvetica" w:eastAsia="Helvetica" w:cs="Helvetica"/>
-                <w:i w:val="false"/>
-                <w:b w:val="false"/>
-                <w:u w:val="none"/>
-                <w:sz w:val="22"/>
-                <w:szCs w:val="22"/>
-                <w:color w:val="000000"/>
-              </w:rPr>
-            </w:pPr>
-            <w:r>
-              <w:rPr>
-                <w:rFonts w:ascii="Helvetica" w:hAnsi="Helvetica" w:eastAsia="Helvetica" w:cs="Helvetica"/>
-                <w:i w:val="false"/>
-                <w:b w:val="false"/>
-                <w:u w:val="none"/>
-                <w:sz w:val="22"/>
-                <w:szCs w:val="22"/>
-                <w:color w:val="000000"/>
-              </w:rPr>
-              <w:t xml:space="preserve">0.37, 2.52</w:t>
-            </w:r>
-          </w:p>
-        </w:tc>
-        <w:tc>
-          <w:tcPr>
-            <w:tcBorders>
-              <w:bottom w:val="none" w:sz="0" w:space="0" w:color="000000"/>
-              <w:top w:val="none" w:sz="0" w:space="0" w:color="000000"/>
-              <w:left w:val="none" w:sz="0" w:space="0" w:color="000000"/>
-              <w:right w:val="none" w:sz="0" w:space="0" w:color="000000"/>
-            </w:tcBorders>
-            <w:shd w:val="clear" w:color="auto" w:fill="FFFFFF"/>
-            <w:tcMar>
-              <w:top w:w="0" w:type="dxa"/>
-              <w:bottom w:w="0" w:type="dxa"/>
-              <w:left w:w="0" w:type="dxa"/>
-              <w:right w:w="0" w:type="dxa"/>
-            </w:tcMar>
-            <w:vAlign w:val="top"/>
-          </w:tcPr>
-          <w:p>
-            <w:pPr>
-              <w:pStyle w:val="Normal"/>
-              <w:jc w:val="center"/>
-              <w:pBdr>
-                <w:bottom w:val="none" w:sz="0" w:space="0" w:color="000000"/>
-                <w:top w:val="none" w:sz="0" w:space="0" w:color="000000"/>
-                <w:left w:val="none" w:sz="0" w:space="0" w:color="000000"/>
-                <w:right w:val="none" w:sz="0" w:space="0" w:color="000000"/>
-              </w:pBdr>
-              <w:spacing w:after="100" w:before="100" w:line="240"/>
-              <w:ind w:left="100" w:right="100" w:firstLine="0" w:firstLineChars="0"/>
-              <w:rPr>
-                <w:rFonts w:ascii="Helvetica" w:hAnsi="Helvetica" w:eastAsia="Helvetica" w:cs="Helvetica"/>
-                <w:i w:val="false"/>
-                <w:b w:val="false"/>
-                <w:u w:val="none"/>
-                <w:sz w:val="22"/>
-                <w:szCs w:val="22"/>
-                <w:color w:val="000000"/>
-              </w:rPr>
-            </w:pPr>
-            <w:r>
-              <w:rPr>
-                <w:rFonts w:ascii="Helvetica" w:hAnsi="Helvetica" w:eastAsia="Helvetica" w:cs="Helvetica"/>
-                <w:i w:val="false"/>
-                <w:b w:val="false"/>
-                <w:u w:val="none"/>
-                <w:sz w:val="22"/>
-                <w:szCs w:val="22"/>
-                <w:color w:val="000000"/>
-              </w:rPr>
-              <w:t xml:space="preserve">0.950</w:t>
+              <w:t xml:space="preserve">0.95</w:t>
+            </w:r>
+          </w:p>
+        </w:tc>
+        <w:tc>
+          <w:tcPr>
+            <w:tcBorders>
+              <w:bottom w:val="none" w:sz="0" w:space="0" w:color="000000"/>
+              <w:top w:val="none" w:sz="0" w:space="0" w:color="000000"/>
+              <w:left w:val="none" w:sz="0" w:space="0" w:color="000000"/>
+              <w:right w:val="none" w:sz="0" w:space="0" w:color="000000"/>
+            </w:tcBorders>
+            <w:shd w:val="clear" w:color="auto" w:fill="FFFFFF"/>
+            <w:tcMar>
+              <w:top w:w="0" w:type="dxa"/>
+              <w:bottom w:w="0" w:type="dxa"/>
+              <w:left w:w="0" w:type="dxa"/>
+              <w:right w:w="0" w:type="dxa"/>
+            </w:tcMar>
+            <w:vAlign w:val="top"/>
+          </w:tcPr>
+          <w:p>
+            <w:pPr>
+              <w:pStyle w:val="Normal"/>
+              <w:jc w:val="center"/>
+              <w:pBdr>
+                <w:bottom w:val="none" w:sz="0" w:space="0" w:color="000000"/>
+                <w:top w:val="none" w:sz="0" w:space="0" w:color="000000"/>
+                <w:left w:val="none" w:sz="0" w:space="0" w:color="000000"/>
+                <w:right w:val="none" w:sz="0" w:space="0" w:color="000000"/>
+              </w:pBdr>
+              <w:spacing w:after="100" w:before="100" w:line="240"/>
+              <w:ind w:left="100" w:right="100" w:firstLine="0" w:firstLineChars="0"/>
+              <w:rPr>
+                <w:rFonts w:ascii="Helvetica" w:hAnsi="Helvetica" w:eastAsia="Helvetica" w:cs="Helvetica"/>
+                <w:i w:val="false"/>
+                <w:b w:val="false"/>
+                <w:u w:val="none"/>
+                <w:sz w:val="22"/>
+                <w:szCs w:val="22"/>
+                <w:color w:val="000000"/>
+              </w:rPr>
+            </w:pPr>
+            <w:r>
+              <w:rPr>
+                <w:rFonts w:ascii="Helvetica" w:hAnsi="Helvetica" w:eastAsia="Helvetica" w:cs="Helvetica"/>
+                <w:i w:val="false"/>
+                <w:b w:val="false"/>
+                <w:u w:val="none"/>
+                <w:sz w:val="22"/>
+                <w:szCs w:val="22"/>
+                <w:color w:val="000000"/>
+              </w:rPr>
+              <w:t xml:space="preserve">0.37, 2.47</w:t>
+            </w:r>
+          </w:p>
+        </w:tc>
+        <w:tc>
+          <w:tcPr>
+            <w:tcBorders>
+              <w:bottom w:val="none" w:sz="0" w:space="0" w:color="000000"/>
+              <w:top w:val="none" w:sz="0" w:space="0" w:color="000000"/>
+              <w:left w:val="none" w:sz="0" w:space="0" w:color="000000"/>
+              <w:right w:val="none" w:sz="0" w:space="0" w:color="000000"/>
+            </w:tcBorders>
+            <w:shd w:val="clear" w:color="auto" w:fill="FFFFFF"/>
+            <w:tcMar>
+              <w:top w:w="0" w:type="dxa"/>
+              <w:bottom w:w="0" w:type="dxa"/>
+              <w:left w:w="0" w:type="dxa"/>
+              <w:right w:w="0" w:type="dxa"/>
+            </w:tcMar>
+            <w:vAlign w:val="top"/>
+          </w:tcPr>
+          <w:p>
+            <w:pPr>
+              <w:pStyle w:val="Normal"/>
+              <w:jc w:val="center"/>
+              <w:pBdr>
+                <w:bottom w:val="none" w:sz="0" w:space="0" w:color="000000"/>
+                <w:top w:val="none" w:sz="0" w:space="0" w:color="000000"/>
+                <w:left w:val="none" w:sz="0" w:space="0" w:color="000000"/>
+                <w:right w:val="none" w:sz="0" w:space="0" w:color="000000"/>
+              </w:pBdr>
+              <w:spacing w:after="100" w:before="100" w:line="240"/>
+              <w:ind w:left="100" w:right="100" w:firstLine="0" w:firstLineChars="0"/>
+              <w:rPr>
+                <w:rFonts w:ascii="Helvetica" w:hAnsi="Helvetica" w:eastAsia="Helvetica" w:cs="Helvetica"/>
+                <w:i w:val="false"/>
+                <w:b w:val="false"/>
+                <w:u w:val="none"/>
+                <w:sz w:val="22"/>
+                <w:szCs w:val="22"/>
+                <w:color w:val="000000"/>
+              </w:rPr>
+            </w:pPr>
+            <w:r>
+              <w:rPr>
+                <w:rFonts w:ascii="Helvetica" w:hAnsi="Helvetica" w:eastAsia="Helvetica" w:cs="Helvetica"/>
+                <w:i w:val="false"/>
+                <w:b w:val="false"/>
+                <w:u w:val="none"/>
+                <w:sz w:val="22"/>
+                <w:szCs w:val="22"/>
+                <w:color w:val="000000"/>
+              </w:rPr>
+              <w:t xml:space="preserve">0.920</w:t>
             </w:r>
           </w:p>
         </w:tc>
@@ -15275,7 +15275,7 @@
                 <w:szCs w:val="22"/>
                 <w:color w:val="000000"/>
               </w:rPr>
-              <w:t xml:space="preserve">ckd_epi_gfr_cre_cys</w:t>
+              <w:t xml:space="preserve">baseline_cre_egfr</w:t>
             </w:r>
           </w:p>
         </w:tc>
@@ -15593,7 +15593,7 @@
                 <w:szCs w:val="22"/>
                 <w:color w:val="000000"/>
               </w:rPr>
-              <w:t xml:space="preserve">0.96</w:t>
+              <w:t xml:space="preserve">0.95</w:t>
             </w:r>
           </w:p>
         </w:tc>
@@ -15646,7 +15646,7 @@
                 <w:szCs w:val="22"/>
                 <w:color w:val="000000"/>
               </w:rPr>
-              <w:t xml:space="preserve">0.93, 0.99</w:t>
+              <w:t xml:space="preserve">0.92, 0.99</w:t>
             </w:r>
           </w:p>
         </w:tc>
@@ -15699,7 +15699,7 @@
                 <w:szCs w:val="22"/>
                 <w:color w:val="000000"/>
               </w:rPr>
-              <w:t xml:space="preserve">0.012</w:t>
+              <w:t xml:space="preserve">0.007</w:t>
             </w:r>
           </w:p>
         </w:tc>
